--- a/reports/CPL_Master_Report.docx
+++ b/reports/CPL_Master_Report.docx
@@ -1191,7 +1191,7 @@
                 <w:sz w:val="20"/>
                 <w:szCs w:val="20"/>
               </w:rPr>
-              <w:t xml:space="preserve">—</w:t>
+              <w:t xml:space="preserve">1</w:t>
             </w:r>
           </w:p>
         </w:tc>
@@ -1224,7 +1224,7 @@
                 <w:sz w:val="20"/>
                 <w:szCs w:val="20"/>
               </w:rPr>
-              <w:t xml:space="preserve">—</w:t>
+              <w:t xml:space="preserve">1</w:t>
             </w:r>
           </w:p>
         </w:tc>
@@ -1257,7 +1257,7 @@
                 <w:sz w:val="20"/>
                 <w:szCs w:val="20"/>
               </w:rPr>
-              <w:t xml:space="preserve">—</w:t>
+              <w:t xml:space="preserve">1</w:t>
             </w:r>
           </w:p>
         </w:tc>
@@ -1727,7 +1727,7 @@
                 <w:sz w:val="20"/>
                 <w:szCs w:val="20"/>
               </w:rPr>
-              <w:t xml:space="preserve">—</w:t>
+              <w:t xml:space="preserve">2</w:t>
             </w:r>
           </w:p>
         </w:tc>
@@ -1760,7 +1760,7 @@
                 <w:sz w:val="20"/>
                 <w:szCs w:val="20"/>
               </w:rPr>
-              <w:t xml:space="preserve">—</w:t>
+              <w:t xml:space="preserve">2</w:t>
             </w:r>
           </w:p>
         </w:tc>
@@ -1793,7 +1793,7 @@
                 <w:sz w:val="20"/>
                 <w:szCs w:val="20"/>
               </w:rPr>
-              <w:t xml:space="preserve">—</w:t>
+              <w:t xml:space="preserve">3</w:t>
             </w:r>
           </w:p>
         </w:tc>
@@ -2263,7 +2263,7 @@
                 <w:sz w:val="20"/>
                 <w:szCs w:val="20"/>
               </w:rPr>
-              <w:t xml:space="preserve">20000</w:t>
+              <w:t xml:space="preserve">1</w:t>
             </w:r>
           </w:p>
         </w:tc>
@@ -2296,7 +2296,7 @@
                 <w:sz w:val="20"/>
                 <w:szCs w:val="20"/>
               </w:rPr>
-              <w:t xml:space="preserve">—</w:t>
+              <w:t xml:space="preserve">1</w:t>
             </w:r>
           </w:p>
         </w:tc>
@@ -2329,7 +2329,7 @@
                 <w:sz w:val="20"/>
                 <w:szCs w:val="20"/>
               </w:rPr>
-              <w:t xml:space="preserve">—</w:t>
+              <w:t xml:space="preserve">1</w:t>
             </w:r>
           </w:p>
         </w:tc>
@@ -2799,7 +2799,7 @@
                 <w:sz w:val="20"/>
                 <w:szCs w:val="20"/>
               </w:rPr>
-              <w:t xml:space="preserve">250</w:t>
+              <w:t xml:space="preserve">100</w:t>
             </w:r>
           </w:p>
         </w:tc>
@@ -2832,7 +2832,7 @@
                 <w:sz w:val="20"/>
                 <w:szCs w:val="20"/>
               </w:rPr>
-              <w:t xml:space="preserve">—</w:t>
+              <w:t xml:space="preserve">250</w:t>
             </w:r>
           </w:p>
         </w:tc>
@@ -2865,7 +2865,7 @@
                 <w:sz w:val="20"/>
                 <w:szCs w:val="20"/>
               </w:rPr>
-              <w:t xml:space="preserve">—</w:t>
+              <w:t xml:space="preserve">400</w:t>
             </w:r>
           </w:p>
         </w:tc>
@@ -5161,7 +5161,7 @@
                 <w:sz w:val="20"/>
                 <w:szCs w:val="20"/>
               </w:rPr>
-              <w:t xml:space="preserve">1000</w:t>
+              <w:t xml:space="preserve">225</w:t>
             </w:r>
           </w:p>
         </w:tc>
@@ -5194,7 +5194,7 @@
                 <w:sz w:val="20"/>
                 <w:szCs w:val="20"/>
               </w:rPr>
-              <w:t xml:space="preserve">650</w:t>
+              <w:t xml:space="preserve">100</w:t>
             </w:r>
           </w:p>
         </w:tc>
@@ -5227,7 +5227,7 @@
                 <w:sz w:val="20"/>
                 <w:szCs w:val="20"/>
               </w:rPr>
-              <w:t xml:space="preserve">—</w:t>
+              <w:t xml:space="preserve">150</w:t>
             </w:r>
           </w:p>
         </w:tc>
@@ -5697,7 +5697,7 @@
                 <w:sz w:val="20"/>
                 <w:szCs w:val="20"/>
               </w:rPr>
-              <w:t xml:space="preserve">25</w:t>
+              <w:t xml:space="preserve">15</w:t>
             </w:r>
           </w:p>
         </w:tc>
@@ -5730,7 +5730,7 @@
                 <w:sz w:val="20"/>
                 <w:szCs w:val="20"/>
               </w:rPr>
-              <w:t xml:space="preserve">15</w:t>
+              <w:t xml:space="preserve">10</w:t>
             </w:r>
           </w:p>
         </w:tc>
@@ -5763,7 +5763,7 @@
                 <w:sz w:val="20"/>
                 <w:szCs w:val="20"/>
               </w:rPr>
-              <w:t xml:space="preserve">—</w:t>
+              <w:t xml:space="preserve">15</w:t>
             </w:r>
           </w:p>
         </w:tc>
@@ -6233,7 +6233,7 @@
                 <w:sz w:val="20"/>
                 <w:szCs w:val="20"/>
               </w:rPr>
-              <w:t xml:space="preserve">250</w:t>
+              <w:t xml:space="preserve">1</w:t>
             </w:r>
           </w:p>
         </w:tc>
@@ -6266,7 +6266,7 @@
                 <w:sz w:val="20"/>
                 <w:szCs w:val="20"/>
               </w:rPr>
-              <w:t xml:space="preserve">20</w:t>
+              <w:t xml:space="preserve">1</w:t>
             </w:r>
           </w:p>
         </w:tc>
@@ -6299,7 +6299,7 @@
                 <w:sz w:val="20"/>
                 <w:szCs w:val="20"/>
               </w:rPr>
-              <w:t xml:space="preserve">—</w:t>
+              <w:t xml:space="preserve">1</w:t>
             </w:r>
           </w:p>
         </w:tc>
@@ -6769,7 +6769,7 @@
                 <w:sz w:val="20"/>
                 <w:szCs w:val="20"/>
               </w:rPr>
-              <w:t xml:space="preserve">250</w:t>
+              <w:t xml:space="preserve">0</w:t>
             </w:r>
           </w:p>
         </w:tc>
@@ -6802,7 +6802,7 @@
                 <w:sz w:val="20"/>
                 <w:szCs w:val="20"/>
               </w:rPr>
-              <w:t xml:space="preserve">—</w:t>
+              <w:t xml:space="preserve">1</w:t>
             </w:r>
           </w:p>
         </w:tc>
@@ -6835,7 +6835,7 @@
                 <w:sz w:val="20"/>
                 <w:szCs w:val="20"/>
               </w:rPr>
-              <w:t xml:space="preserve">—</w:t>
+              <w:t xml:space="preserve">1</w:t>
             </w:r>
           </w:p>
         </w:tc>
@@ -7477,7 +7477,7 @@
                 <w:sz w:val="20"/>
                 <w:szCs w:val="20"/>
               </w:rPr>
-              <w:t xml:space="preserve">250000</w:t>
+              <w:t xml:space="preserve">250,000</w:t>
             </w:r>
           </w:p>
         </w:tc>
@@ -7510,7 +7510,7 @@
                 <w:sz w:val="20"/>
                 <w:szCs w:val="20"/>
               </w:rPr>
-              <w:t xml:space="preserve">35000</w:t>
+              <w:t xml:space="preserve">40,000</w:t>
             </w:r>
           </w:p>
         </w:tc>
@@ -7543,7 +7543,7 @@
                 <w:sz w:val="20"/>
                 <w:szCs w:val="20"/>
               </w:rPr>
-              <w:t xml:space="preserve">—</w:t>
+              <w:t xml:space="preserve">80,000</w:t>
             </w:r>
           </w:p>
         </w:tc>
@@ -8024,7 +8024,7 @@
                 <w:sz w:val="20"/>
                 <w:szCs w:val="20"/>
               </w:rPr>
-              <w:t xml:space="preserve">—</w:t>
+              <w:t xml:space="preserve">750,000</w:t>
             </w:r>
           </w:p>
         </w:tc>
@@ -8057,7 +8057,7 @@
                 <w:sz w:val="20"/>
                 <w:szCs w:val="20"/>
               </w:rPr>
-              <w:t xml:space="preserve">85000</w:t>
+              <w:t xml:space="preserve">50,000</w:t>
             </w:r>
           </w:p>
         </w:tc>
@@ -8090,7 +8090,7 @@
                 <w:sz w:val="20"/>
                 <w:szCs w:val="20"/>
               </w:rPr>
-              <w:t xml:space="preserve">—</w:t>
+              <w:t xml:space="preserve">75,000</w:t>
             </w:r>
           </w:p>
         </w:tc>
@@ -8604,7 +8604,7 @@
                 <w:sz w:val="20"/>
                 <w:szCs w:val="20"/>
               </w:rPr>
-              <w:t xml:space="preserve">50</w:t>
+              <w:t xml:space="preserve">90</w:t>
             </w:r>
           </w:p>
         </w:tc>
@@ -8637,7 +8637,7 @@
                 <w:sz w:val="20"/>
                 <w:szCs w:val="20"/>
               </w:rPr>
-              <w:t xml:space="preserve">—</w:t>
+              <w:t xml:space="preserve">95</w:t>
             </w:r>
           </w:p>
         </w:tc>
@@ -9107,7 +9107,7 @@
                 <w:sz w:val="20"/>
                 <w:szCs w:val="20"/>
               </w:rPr>
-              <w:t xml:space="preserve">—</w:t>
+              <w:t xml:space="preserve">500</w:t>
             </w:r>
           </w:p>
         </w:tc>
@@ -9140,7 +9140,7 @@
                 <w:sz w:val="20"/>
                 <w:szCs w:val="20"/>
               </w:rPr>
-              <w:t xml:space="preserve">—</w:t>
+              <w:t xml:space="preserve">100</w:t>
             </w:r>
           </w:p>
         </w:tc>
@@ -9173,7 +9173,7 @@
                 <w:sz w:val="20"/>
                 <w:szCs w:val="20"/>
               </w:rPr>
-              <w:t xml:space="preserve">—</w:t>
+              <w:t xml:space="preserve">200</w:t>
             </w:r>
           </w:p>
         </w:tc>
@@ -14179,7 +14179,7 @@
                 <w:sz w:val="20"/>
                 <w:szCs w:val="20"/>
               </w:rPr>
-              <w:t xml:space="preserve">20</w:t>
+              <w:t xml:space="preserve">7.5</w:t>
             </w:r>
           </w:p>
         </w:tc>
@@ -14212,7 +14212,7 @@
                 <w:sz w:val="20"/>
                 <w:szCs w:val="20"/>
               </w:rPr>
-              <w:t xml:space="preserve">20</w:t>
+              <w:t xml:space="preserve">3</w:t>
             </w:r>
           </w:p>
         </w:tc>
@@ -14245,7 +14245,7 @@
                 <w:sz w:val="20"/>
                 <w:szCs w:val="20"/>
               </w:rPr>
-              <w:t xml:space="preserve">—</w:t>
+              <w:t xml:space="preserve">4</w:t>
             </w:r>
           </w:p>
         </w:tc>
@@ -14726,7 +14726,7 @@
                 <w:sz w:val="20"/>
                 <w:szCs w:val="20"/>
               </w:rPr>
-              <w:t xml:space="preserve">—</w:t>
+              <w:t xml:space="preserve">100</w:t>
             </w:r>
           </w:p>
         </w:tc>
@@ -14759,7 +14759,7 @@
                 <w:sz w:val="20"/>
                 <w:szCs w:val="20"/>
               </w:rPr>
-              <w:t xml:space="preserve">20</w:t>
+              <w:t xml:space="preserve">200</w:t>
             </w:r>
           </w:p>
         </w:tc>
@@ -14792,7 +14792,7 @@
                 <w:sz w:val="20"/>
                 <w:szCs w:val="20"/>
               </w:rPr>
-              <w:t xml:space="preserve">—</w:t>
+              <w:t xml:space="preserve">300</w:t>
             </w:r>
           </w:p>
         </w:tc>
@@ -15262,7 +15262,7 @@
                 <w:sz w:val="20"/>
                 <w:szCs w:val="20"/>
               </w:rPr>
-              <w:t xml:space="preserve">—</w:t>
+              <w:t xml:space="preserve">40</w:t>
             </w:r>
           </w:p>
         </w:tc>
@@ -15295,7 +15295,7 @@
                 <w:sz w:val="20"/>
                 <w:szCs w:val="20"/>
               </w:rPr>
-              <w:t xml:space="preserve">—</w:t>
+              <w:t xml:space="preserve">30</w:t>
             </w:r>
           </w:p>
         </w:tc>
@@ -15328,7 +15328,7 @@
                 <w:sz w:val="20"/>
                 <w:szCs w:val="20"/>
               </w:rPr>
-              <w:t xml:space="preserve">—</w:t>
+              <w:t xml:space="preserve">40</w:t>
             </w:r>
           </w:p>
         </w:tc>
@@ -15798,7 +15798,7 @@
                 <w:sz w:val="20"/>
                 <w:szCs w:val="20"/>
               </w:rPr>
-              <w:t xml:space="preserve">89000000</w:t>
+              <w:t xml:space="preserve">2</w:t>
             </w:r>
           </w:p>
         </w:tc>
@@ -15831,7 +15831,7 @@
                 <w:sz w:val="20"/>
                 <w:szCs w:val="20"/>
               </w:rPr>
-              <w:t xml:space="preserve">—</w:t>
+              <w:t xml:space="preserve">2</w:t>
             </w:r>
           </w:p>
         </w:tc>
@@ -15864,7 +15864,7 @@
                 <w:sz w:val="20"/>
                 <w:szCs w:val="20"/>
               </w:rPr>
-              <w:t xml:space="preserve">—</w:t>
+              <w:t xml:space="preserve">3</w:t>
             </w:r>
           </w:p>
         </w:tc>
@@ -18224,7 +18224,7 @@
                 <w:sz w:val="18"/>
                 <w:szCs w:val="18"/>
               </w:rPr>
-              <w:t xml:space="preserve">—</w:t>
+              <w:t xml:space="preserve">1</w:t>
             </w:r>
           </w:p>
         </w:tc>
@@ -18396,7 +18396,7 @@
                 <w:sz w:val="18"/>
                 <w:szCs w:val="18"/>
               </w:rPr>
-              <w:t xml:space="preserve">—</w:t>
+              <w:t xml:space="preserve">2</w:t>
             </w:r>
           </w:p>
         </w:tc>
@@ -18568,7 +18568,7 @@
                 <w:sz w:val="18"/>
                 <w:szCs w:val="18"/>
               </w:rPr>
-              <w:t xml:space="preserve">—</w:t>
+              <w:t xml:space="preserve">1</w:t>
             </w:r>
           </w:p>
         </w:tc>
@@ -18740,7 +18740,7 @@
                 <w:sz w:val="18"/>
                 <w:szCs w:val="18"/>
               </w:rPr>
-              <w:t xml:space="preserve">—</w:t>
+              <w:t xml:space="preserve">250</w:t>
             </w:r>
           </w:p>
         </w:tc>
@@ -19464,7 +19464,7 @@
                 <w:sz w:val="18"/>
                 <w:szCs w:val="18"/>
               </w:rPr>
-              <w:t xml:space="preserve">650</w:t>
+              <w:t xml:space="preserve">100</w:t>
             </w:r>
           </w:p>
         </w:tc>
@@ -19636,7 +19636,7 @@
                 <w:sz w:val="18"/>
                 <w:szCs w:val="18"/>
               </w:rPr>
-              <w:t xml:space="preserve">15</w:t>
+              <w:t xml:space="preserve">10</w:t>
             </w:r>
           </w:p>
         </w:tc>
@@ -19808,7 +19808,7 @@
                 <w:sz w:val="18"/>
                 <w:szCs w:val="18"/>
               </w:rPr>
-              <w:t xml:space="preserve">20</w:t>
+              <w:t xml:space="preserve">1</w:t>
             </w:r>
           </w:p>
         </w:tc>
@@ -19980,7 +19980,7 @@
                 <w:sz w:val="18"/>
                 <w:szCs w:val="18"/>
               </w:rPr>
-              <w:t xml:space="preserve">—</w:t>
+              <w:t xml:space="preserve">1</w:t>
             </w:r>
           </w:p>
         </w:tc>
@@ -20188,7 +20188,7 @@
                 <w:sz w:val="18"/>
                 <w:szCs w:val="18"/>
               </w:rPr>
-              <w:t xml:space="preserve">35000</w:t>
+              <w:t xml:space="preserve">40,000</w:t>
             </w:r>
           </w:p>
         </w:tc>
@@ -20360,7 +20360,7 @@
                 <w:sz w:val="18"/>
                 <w:szCs w:val="18"/>
               </w:rPr>
-              <w:t xml:space="preserve">85000</w:t>
+              <w:t xml:space="preserve">50,000</w:t>
             </w:r>
           </w:p>
         </w:tc>
@@ -20532,7 +20532,7 @@
                 <w:sz w:val="18"/>
                 <w:szCs w:val="18"/>
               </w:rPr>
-              <w:t xml:space="preserve">50</w:t>
+              <w:t xml:space="preserve">90</w:t>
             </w:r>
           </w:p>
         </w:tc>
@@ -20704,7 +20704,7 @@
                 <w:sz w:val="18"/>
                 <w:szCs w:val="18"/>
               </w:rPr>
-              <w:t xml:space="preserve">—</w:t>
+              <w:t xml:space="preserve">100</w:t>
             </w:r>
           </w:p>
         </w:tc>
@@ -22288,7 +22288,7 @@
                 <w:sz w:val="18"/>
                 <w:szCs w:val="18"/>
               </w:rPr>
-              <w:t xml:space="preserve">20</w:t>
+              <w:t xml:space="preserve">3</w:t>
             </w:r>
           </w:p>
         </w:tc>
@@ -22460,7 +22460,7 @@
                 <w:sz w:val="18"/>
                 <w:szCs w:val="18"/>
               </w:rPr>
-              <w:t xml:space="preserve">20</w:t>
+              <w:t xml:space="preserve">200</w:t>
             </w:r>
           </w:p>
         </w:tc>
@@ -22632,7 +22632,7 @@
                 <w:sz w:val="18"/>
                 <w:szCs w:val="18"/>
               </w:rPr>
-              <w:t xml:space="preserve">—</w:t>
+              <w:t xml:space="preserve">30</w:t>
             </w:r>
           </w:p>
         </w:tc>
@@ -22804,7 +22804,7 @@
                 <w:sz w:val="18"/>
                 <w:szCs w:val="18"/>
               </w:rPr>
-              <w:t xml:space="preserve">—</w:t>
+              <w:t xml:space="preserve">2</w:t>
             </w:r>
           </w:p>
         </w:tc>

--- a/reports/CPL_Master_Report.docx
+++ b/reports/CPL_Master_Report.docx
@@ -141,7 +141,7 @@
           <w:sz w:val="22"/>
           <w:szCs w:val="22"/>
         </w:rPr>
-        <w:t xml:space="preserve">As of April 7, 2026, the CPL initiative is ahead of schedule, with most 2025–2026 targets met or exceeded and core infrastructure nearing completion. The work has expanded student access, increased transcripted units, and established the foundation for a permanent, statewide CPL service under Vision 2030.</w:t>
+        <w:t xml:space="preserve">As of April 8, 2026, the CPL initiative is ahead of schedule, with most 2025–2026 targets met or exceeded and core infrastructure nearing completion. The work has expanded student access, increased transcripted units, and established the foundation for a permanent, statewide CPL service under Vision 2030.</w:t>
       </w:r>
     </w:p>
     <w:p>
@@ -167,7 +167,7 @@
           <w:sz w:val="21"/>
           <w:szCs w:val="21"/>
         </w:rPr>
-        <w:t xml:space="preserve">43,630 cumulative students served with CPL awards, surpassing annual targets.</w:t>
+        <w:t xml:space="preserve">43,742 cumulative students served with CPL awards, surpassing annual targets.</w:t>
       </w:r>
     </w:p>
     <w:p>
@@ -239,7 +239,7 @@
           <w:sz w:val="21"/>
           <w:szCs w:val="21"/>
         </w:rPr>
-        <w:t xml:space="preserve">The Veteran Sprint has uploaded 47 JSTs to MAP, with estimated student savings of $278M and projected 20-year economic impact of $1.12B.</w:t>
+        <w:t xml:space="preserve">The Veteran Sprint has uploaded 47 JSTs to MAP, with estimated student savings of $279M and projected 20-year economic impact of $1.12B.</w:t>
       </w:r>
     </w:p>
     <w:p>
@@ -424,7 +424,7 @@
                 <w:sz w:val="20"/>
                 <w:szCs w:val="20"/>
               </w:rPr>
-              <w:t xml:space="preserve">43,630</w:t>
+              <w:t xml:space="preserve">43,742</w:t>
             </w:r>
           </w:p>
         </w:tc>
@@ -774,7 +774,7 @@
                 <w:sz w:val="20"/>
                 <w:szCs w:val="20"/>
               </w:rPr>
-              <w:t xml:space="preserve">$278M</w:t>
+              <w:t xml:space="preserve">$279M</w:t>
             </w:r>
           </w:p>
         </w:tc>
@@ -999,7 +999,7 @@
                 <w:sz w:val="19"/>
                 <w:szCs w:val="19"/>
               </w:rPr>
-              <w:t xml:space="preserve">Build AI-enhanced CPL platform with 50+ dev tickets; student portal, dashboard, landing pages, AI-assisted JST parsing, credential matching</w:t>
+              <w:t xml:space="preserve">Add and refine MAP features to support student-centered CPL, enhance user experience, security, and functionality to create and maintain a one-stop CPL infrastructure for the system.</w:t>
             </w:r>
           </w:p>
         </w:tc>
@@ -1191,7 +1191,7 @@
                 <w:sz w:val="20"/>
                 <w:szCs w:val="20"/>
               </w:rPr>
-              <w:t xml:space="preserve">1</w:t>
+              <w:t xml:space="preserve">25</w:t>
             </w:r>
           </w:p>
         </w:tc>
@@ -1224,7 +1224,7 @@
                 <w:sz w:val="20"/>
                 <w:szCs w:val="20"/>
               </w:rPr>
-              <w:t xml:space="preserve">1</w:t>
+              <w:t xml:space="preserve">4</w:t>
             </w:r>
           </w:p>
         </w:tc>
@@ -1257,7 +1257,7 @@
                 <w:sz w:val="20"/>
                 <w:szCs w:val="20"/>
               </w:rPr>
-              <w:t xml:space="preserve">1</w:t>
+              <w:t xml:space="preserve">8</w:t>
             </w:r>
           </w:p>
         </w:tc>
@@ -1290,7 +1290,7 @@
                 <w:sz w:val="20"/>
                 <w:szCs w:val="20"/>
               </w:rPr>
-              <w:t xml:space="preserve">50+</w:t>
+              <w:t xml:space="preserve">8</w:t>
             </w:r>
           </w:p>
         </w:tc>
@@ -1343,7 +1343,7 @@
                 <w:sz w:val="20"/>
                 <w:szCs w:val="20"/>
               </w:rPr>
-              <w:t xml:space="preserve">50+ dev tickets completed; 8 feature areas advanced; Student Portal in final dev sprint</w:t>
+              <w:t xml:space="preserve">50+ dev tickets completed; 8 feature areas advanced; Student Portal in final dev sprint; accessibility standards implemented </w:t>
             </w:r>
           </w:p>
           <w:p>
@@ -1361,7 +1361,7 @@
                 <w:sz w:val="20"/>
                 <w:szCs w:val="20"/>
               </w:rPr>
-              <w:t xml:space="preserve">Progress made across eight feature areas with 50+ development tickets completed. Key enhancements include Student Portal, AI-assisted JST parsing, credential matching, and dashboard improvements.</w:t>
+              <w:t xml:space="preserve">50</w:t>
             </w:r>
           </w:p>
         </w:tc>
@@ -1535,7 +1535,7 @@
                 <w:sz w:val="19"/>
                 <w:szCs w:val="19"/>
               </w:rPr>
-              <w:t xml:space="preserve">Credential Engine CTDL integration, eTranscript alignment, Career Passport planning, CCCApply JST authorization</w:t>
+              <w:t xml:space="preserve">Related systems feature integrated, interoperable, and AI-Assisted CPL to support student access, planning, completion, transfer, tracking and research.</w:t>
             </w:r>
           </w:p>
         </w:tc>
@@ -1727,7 +1727,7 @@
                 <w:sz w:val="20"/>
                 <w:szCs w:val="20"/>
               </w:rPr>
-              <w:t xml:space="preserve">2</w:t>
+              <w:t xml:space="preserve">5</w:t>
             </w:r>
           </w:p>
         </w:tc>
@@ -1760,7 +1760,7 @@
                 <w:sz w:val="20"/>
                 <w:szCs w:val="20"/>
               </w:rPr>
-              <w:t xml:space="preserve">2</w:t>
+              <w:t xml:space="preserve">1</w:t>
             </w:r>
           </w:p>
         </w:tc>
@@ -1793,7 +1793,7 @@
                 <w:sz w:val="20"/>
                 <w:szCs w:val="20"/>
               </w:rPr>
-              <w:t xml:space="preserve">3</w:t>
+              <w:t xml:space="preserve">2</w:t>
             </w:r>
           </w:p>
         </w:tc>
@@ -1826,7 +1826,7 @@
                 <w:sz w:val="20"/>
                 <w:szCs w:val="20"/>
               </w:rPr>
-              <w:t xml:space="preserve">—</w:t>
+              <w:t xml:space="preserve">1</w:t>
             </w:r>
           </w:p>
         </w:tc>
@@ -1879,7 +1879,7 @@
                 <w:sz w:val="20"/>
                 <w:szCs w:val="20"/>
               </w:rPr>
-              <w:t xml:space="preserve">Credential Engine integration established; competency-level alignment with CTDL underway</w:t>
+              <w:t xml:space="preserve">Credential Engine integration established; competency-level alignment with CTDL underway; Phase 1 Program Pathways Mapper integration complete; CVC integration underway; Career Passport integration planned</w:t>
             </w:r>
           </w:p>
           <w:p>
@@ -1897,7 +1897,7 @@
                 <w:sz w:val="20"/>
                 <w:szCs w:val="20"/>
               </w:rPr>
-              <w:t xml:space="preserve">Credential Engine integration established supporting competency-level alignment with CTDL. Interoperability with eTranscript, Career Passport, and CCCApply is in planning/development phases.</w:t>
+              <w:t xml:space="preserve">10</w:t>
             </w:r>
           </w:p>
         </w:tc>
@@ -2071,7 +2071,7 @@
                 <w:sz w:val="19"/>
                 <w:szCs w:val="19"/>
               </w:rPr>
-              <w:t xml:space="preserve">AI-enabled portal for students to search, match, request CPL; Phase 1 launch May 2026, Phase 2 (career tools integration) Dec 2026</w:t>
+              <w:t xml:space="preserve">Deploy a statewide AI-enabled portal for students to search, match, document, and request CPL.</w:t>
             </w:r>
           </w:p>
         </w:tc>
@@ -2263,7 +2263,7 @@
                 <w:sz w:val="20"/>
                 <w:szCs w:val="20"/>
               </w:rPr>
-              <w:t xml:space="preserve">1</w:t>
+              <w:t xml:space="preserve">20,000</w:t>
             </w:r>
           </w:p>
         </w:tc>
@@ -2296,7 +2296,7 @@
                 <w:sz w:val="20"/>
                 <w:szCs w:val="20"/>
               </w:rPr>
-              <w:t xml:space="preserve">1</w:t>
+              <w:t xml:space="preserve">100</w:t>
             </w:r>
           </w:p>
         </w:tc>
@@ -2329,7 +2329,7 @@
                 <w:sz w:val="20"/>
                 <w:szCs w:val="20"/>
               </w:rPr>
-              <w:t xml:space="preserve">1</w:t>
+              <w:t xml:space="preserve">200</w:t>
             </w:r>
           </w:p>
         </w:tc>
@@ -2362,7 +2362,7 @@
                 <w:sz w:val="20"/>
                 <w:szCs w:val="20"/>
               </w:rPr>
-              <w:t xml:space="preserve">—</w:t>
+              <w:t xml:space="preserve">0</w:t>
             </w:r>
           </w:p>
         </w:tc>
@@ -2433,7 +2433,7 @@
                 <w:sz w:val="20"/>
                 <w:szCs w:val="20"/>
               </w:rPr>
-              <w:t xml:space="preserve">Full AI-enabled Student Portal scheduled for May 2026 production release. Phase 2 (Dec 2026) will integrate Program Pathways Mapper, CVC course search, and resume builder.</w:t>
+              <w:t xml:space="preserve">40000</w:t>
             </w:r>
           </w:p>
         </w:tc>
@@ -2607,7 +2607,7 @@
                 <w:sz w:val="19"/>
                 <w:szCs w:val="19"/>
               </w:rPr>
-              <w:t xml:space="preserve">Validated credential registry with 250+ credentials mapped to CCC courses; full launch 2026-27</w:t>
+              <w:t xml:space="preserve">CPL-qualified credentials are hosted on the credential registry.</w:t>
             </w:r>
           </w:p>
         </w:tc>
@@ -2799,7 +2799,7 @@
                 <w:sz w:val="20"/>
                 <w:szCs w:val="20"/>
               </w:rPr>
-              <w:t xml:space="preserve">100</w:t>
+              <w:t xml:space="preserve">250</w:t>
             </w:r>
           </w:p>
         </w:tc>
@@ -2832,7 +2832,7 @@
                 <w:sz w:val="20"/>
                 <w:szCs w:val="20"/>
               </w:rPr>
-              <w:t xml:space="preserve">250</w:t>
+              <w:t xml:space="preserve">0</w:t>
             </w:r>
           </w:p>
         </w:tc>
@@ -2865,7 +2865,7 @@
                 <w:sz w:val="20"/>
                 <w:szCs w:val="20"/>
               </w:rPr>
-              <w:t xml:space="preserve">400</w:t>
+              <w:t xml:space="preserve">0</w:t>
             </w:r>
           </w:p>
         </w:tc>
@@ -2969,7 +2969,7 @@
                 <w:sz w:val="20"/>
                 <w:szCs w:val="20"/>
               </w:rPr>
-              <w:t xml:space="preserve">No credentials published in registry this period. Full launch not targeted until 2026-27. Standardized credential data schema incorporating TOP and CIP codes is in preparation for the registry pipeline.</w:t>
+              <w:t xml:space="preserve">1000</w:t>
             </w:r>
           </w:p>
         </w:tc>
@@ -3490,24 +3490,6 @@
               <w:t xml:space="preserve">Phase 1 complete covering 117 industry certifications in priority sectors; Phase 2 beta underway</w:t>
             </w:r>
           </w:p>
-          <w:p>
-            <w:pPr>
-              <w:pStyle w:val="ListParagraph"/>
-              <w:numPr>
-                <w:ilvl w:val="0"/>
-                <w:numId w:val="3"/>
-              </w:numPr>
-              <w:spacing w:after="60"/>
-            </w:pPr>
-            <w:r>
-              <w:rPr>
-                <w:rFonts w:ascii="Cambria" w:cs="Cambria" w:eastAsia="Cambria" w:hAnsi="Cambria"/>
-                <w:sz w:val="20"/>
-                <w:szCs w:val="20"/>
-              </w:rPr>
-              <w:t xml:space="preserve">AI cert-to-course matching Phase 1 complete covering 117 industry certifications in priority sectors. Phase 2 beta expanding certification pool. Production release planned June 2026.</w:t>
-            </w:r>
-          </w:p>
         </w:tc>
       </w:tr>
     </w:tbl>
@@ -4026,24 +4008,6 @@
               <w:t xml:space="preserve">Phase 1 in progress; proof-of-concept pilot funded ($54,764); $1.35M project funding from $6M appropriation</w:t>
             </w:r>
           </w:p>
-          <w:p>
-            <w:pPr>
-              <w:pStyle w:val="ListParagraph"/>
-              <w:numPr>
-                <w:ilvl w:val="0"/>
-                <w:numId w:val="3"/>
-              </w:numPr>
-              <w:spacing w:after="60"/>
-            </w:pPr>
-            <w:r>
-              <w:rPr>
-                <w:rFonts w:ascii="Cambria" w:cs="Cambria" w:eastAsia="Cambria" w:hAnsi="Cambria"/>
-                <w:sz w:val="20"/>
-                <w:szCs w:val="20"/>
-              </w:rPr>
-              <w:t xml:space="preserve">AI apprenticeship CPL tools Phase 1 in progress with construction and electrician trades at Santiago Canyon College and Norco College. Proof-of-concept pilot funded ($54,764). Phase 2 will scale statewide.</w:t>
-            </w:r>
-          </w:p>
         </w:tc>
       </w:tr>
     </w:tbl>
@@ -4562,24 +4526,6 @@
               <w:t xml:space="preserve">Skills taxonomy/CTDL work progressing; PlayLab AI Bot for skillifying coursework; NFN pilot site outreach underway</w:t>
             </w:r>
           </w:p>
-          <w:p>
-            <w:pPr>
-              <w:pStyle w:val="ListParagraph"/>
-              <w:numPr>
-                <w:ilvl w:val="0"/>
-                <w:numId w:val="3"/>
-              </w:numPr>
-              <w:spacing w:after="60"/>
-            </w:pPr>
-            <w:r>
-              <w:rPr>
-                <w:rFonts w:ascii="Cambria" w:cs="Cambria" w:eastAsia="Cambria" w:hAnsi="Cambria"/>
-                <w:sz w:val="20"/>
-                <w:szCs w:val="20"/>
-              </w:rPr>
-              <w:t xml:space="preserve">WestEd CPL Scope of Work: 6 workstreams active (Credential ID, Course Alignment, NFN Use Case, Student Experience, System Design, Strategic Planning). Skills taxonomy/CTDL work progressing.</w:t>
-            </w:r>
-          </w:p>
         </w:tc>
       </w:tr>
     </w:tbl>
@@ -4969,7 +4915,7 @@
                 <w:sz w:val="19"/>
                 <w:szCs w:val="19"/>
               </w:rPr>
-              <w:t xml:space="preserve">Generate 1,000 statewide CPL credit recommendations through ASCCC faculty workgroups across 40 disciplines</w:t>
+              <w:t xml:space="preserve">Create and adopt statewide CPL credit recommendations through ASCCC faculty workgroups.</w:t>
             </w:r>
           </w:p>
         </w:tc>
@@ -5161,7 +5107,7 @@
                 <w:sz w:val="20"/>
                 <w:szCs w:val="20"/>
               </w:rPr>
-              <w:t xml:space="preserve">225</w:t>
+              <w:t xml:space="preserve">1,000</w:t>
             </w:r>
           </w:p>
         </w:tc>
@@ -5194,7 +5140,7 @@
                 <w:sz w:val="20"/>
                 <w:szCs w:val="20"/>
               </w:rPr>
-              <w:t xml:space="preserve">100</w:t>
+              <w:t xml:space="preserve">200</w:t>
             </w:r>
           </w:p>
         </w:tc>
@@ -5227,7 +5173,7 @@
                 <w:sz w:val="20"/>
                 <w:szCs w:val="20"/>
               </w:rPr>
-              <w:t xml:space="preserve">150</w:t>
+              <w:t xml:space="preserve">400</w:t>
             </w:r>
           </w:p>
         </w:tc>
@@ -5331,7 +5277,7 @@
                 <w:sz w:val="20"/>
                 <w:szCs w:val="20"/>
               </w:rPr>
-              <w:t xml:space="preserve">288 cumulative statewide credit recommendations with 281 adopted this academic year. 230 currently in progress through college review and adoption workflows. Spanning military, apprenticeship, industry certification, and professional licensure fields.</w:t>
+              <w:t xml:space="preserve">2800</w:t>
             </w:r>
           </w:p>
         </w:tc>
@@ -5505,7 +5451,7 @@
                 <w:sz w:val="19"/>
                 <w:szCs w:val="19"/>
               </w:rPr>
-              <w:t xml:space="preserve">Convene 25 statewide faculty workgroups (11 active; 40 disciplines by 2030) for credential analysis and skills validation</w:t>
+              <w:t xml:space="preserve">Faculty and industry workgroups are convened to make statewide credit recommendations.</w:t>
             </w:r>
           </w:p>
         </w:tc>
@@ -5697,7 +5643,7 @@
                 <w:sz w:val="20"/>
                 <w:szCs w:val="20"/>
               </w:rPr>
-              <w:t xml:space="preserve">15</w:t>
+              <w:t xml:space="preserve">25</w:t>
             </w:r>
           </w:p>
         </w:tc>
@@ -5730,7 +5676,7 @@
                 <w:sz w:val="20"/>
                 <w:szCs w:val="20"/>
               </w:rPr>
-              <w:t xml:space="preserve">10</w:t>
+              <w:t xml:space="preserve">6</w:t>
             </w:r>
           </w:p>
         </w:tc>
@@ -5763,7 +5709,7 @@
                 <w:sz w:val="20"/>
                 <w:szCs w:val="20"/>
               </w:rPr>
-              <w:t xml:space="preserve">15</w:t>
+              <w:t xml:space="preserve">10</w:t>
             </w:r>
           </w:p>
         </w:tc>
@@ -5867,7 +5813,7 @@
                 <w:sz w:val="20"/>
                 <w:szCs w:val="20"/>
               </w:rPr>
-              <w:t xml:space="preserve">11 of 25 target statewide faculty workgroups convened, recommending CPL for credentials and military training across high-demand disciplines. 40 disciplines planned by 2030.</w:t>
+              <w:t xml:space="preserve">40</w:t>
             </w:r>
           </w:p>
         </w:tc>
@@ -5983,7 +5929,7 @@
                 <w:sz w:val="22"/>
                 <w:szCs w:val="22"/>
               </w:rPr>
-              <w:t xml:space="preserve">2.3  AI-Assisted Course Crosswalks   </w:t>
+              <w:t xml:space="preserve">2.3  Common Course Crosswalks   </w:t>
             </w:r>
             <w:r>
               <w:rPr>
@@ -6041,7 +5987,7 @@
                 <w:sz w:val="19"/>
                 <w:szCs w:val="19"/>
               </w:rPr>
-              <w:t xml:space="preserve">Develop AI tools for faculty/counselors to review, approve, and guide CPL requests; minimum 20 validated crosswalks by June 2026</w:t>
+              <w:t xml:space="preserve">Develop AI-enabled faculty-validated CPL common course crosswalks.</w:t>
             </w:r>
           </w:p>
         </w:tc>
@@ -6233,7 +6179,7 @@
                 <w:sz w:val="20"/>
                 <w:szCs w:val="20"/>
               </w:rPr>
-              <w:t xml:space="preserve">1</w:t>
+              <w:t xml:space="preserve">200</w:t>
             </w:r>
           </w:p>
         </w:tc>
@@ -6266,7 +6212,7 @@
                 <w:sz w:val="20"/>
                 <w:szCs w:val="20"/>
               </w:rPr>
-              <w:t xml:space="preserve">1</w:t>
+              <w:t xml:space="preserve">20</w:t>
             </w:r>
           </w:p>
         </w:tc>
@@ -6299,7 +6245,7 @@
                 <w:sz w:val="20"/>
                 <w:szCs w:val="20"/>
               </w:rPr>
-              <w:t xml:space="preserve">1</w:t>
+              <w:t xml:space="preserve">40</w:t>
             </w:r>
           </w:p>
         </w:tc>
@@ -6385,7 +6331,7 @@
                 <w:sz w:val="20"/>
                 <w:szCs w:val="20"/>
               </w:rPr>
-              <w:t xml:space="preserve">Three parallel development approaches underway (Electrical, Carpentry, AI-assisted); dependent on MAP Exhibit module April release</w:t>
+              <w:t xml:space="preserve">Common Course Crosswalk functionality is built into the next release of the revised MAP Exhibit module April release</w:t>
             </w:r>
           </w:p>
           <w:p>
@@ -6403,7 +6349,7 @@
                 <w:sz w:val="20"/>
                 <w:szCs w:val="20"/>
               </w:rPr>
-              <w:t xml:space="preserve">No validated crosswalks completed yet. Development underway via three parallel approaches (Electrical, Carpentry Apprenticeship, and AI-assisted). Dependent on MAP Exhibit module releasing April 2026.</w:t>
+              <w:t xml:space="preserve">400</w:t>
             </w:r>
           </w:p>
         </w:tc>
@@ -6519,7 +6465,7 @@
                 <w:sz w:val="22"/>
                 <w:szCs w:val="22"/>
               </w:rPr>
-              <w:t xml:space="preserve">2.4  Common Course Crosswalk Descriptors   </w:t>
+              <w:t xml:space="preserve">2.4  Validated Skills   </w:t>
             </w:r>
             <w:r>
               <w:rPr>
@@ -6577,7 +6523,7 @@
                 <w:sz w:val="19"/>
                 <w:szCs w:val="19"/>
               </w:rPr>
-              <w:t xml:space="preserve">Create 250 common course crosswalk descriptors for consistent, equitable credit awarding across colleges</w:t>
+              <w:t xml:space="preserve">CPL-eligible credentials will include faculty-validated skills, which are ported to eTranscript and/or Career Passport.</w:t>
             </w:r>
           </w:p>
         </w:tc>
@@ -6769,7 +6715,7 @@
                 <w:sz w:val="20"/>
                 <w:szCs w:val="20"/>
               </w:rPr>
-              <w:t xml:space="preserve">0</w:t>
+              <w:t xml:space="preserve">250</w:t>
             </w:r>
           </w:p>
         </w:tc>
@@ -6802,7 +6748,7 @@
                 <w:sz w:val="20"/>
                 <w:szCs w:val="20"/>
               </w:rPr>
-              <w:t xml:space="preserve">1</w:t>
+              <w:t xml:space="preserve">25</w:t>
             </w:r>
           </w:p>
         </w:tc>
@@ -6835,7 +6781,7 @@
                 <w:sz w:val="20"/>
                 <w:szCs w:val="20"/>
               </w:rPr>
-              <w:t xml:space="preserve">1</w:t>
+              <w:t xml:space="preserve">50</w:t>
             </w:r>
           </w:p>
         </w:tc>
@@ -6939,7 +6885,7 @@
                 <w:sz w:val="20"/>
                 <w:szCs w:val="20"/>
               </w:rPr>
-              <w:t xml:space="preserve">Functionality enabling creation of common course crosswalks is a component of the MAP Exhibit module scheduled for April 2026. Development underway but dependent on that release.</w:t>
+              <w:t xml:space="preserve">500</w:t>
             </w:r>
           </w:p>
         </w:tc>
@@ -7074,7 +7020,7 @@
           <w:sz w:val="19"/>
           <w:szCs w:val="19"/>
         </w:rPr>
-        <w:t xml:space="preserve">2.3 AI-Assisted Course Crosswalks: $200,000 (AI Skills to Course Alignment (V0515))</w:t>
+        <w:t xml:space="preserve">2.3 Common Course Crosswalks: $200,000 (AI Skills to Course Alignment (V0515))</w:t>
       </w:r>
     </w:p>
     <w:p>
@@ -7093,7 +7039,7 @@
           <w:sz w:val="19"/>
           <w:szCs w:val="19"/>
         </w:rPr>
-        <w:t xml:space="preserve">2.4 Common Course Crosswalk Descriptors: Included in 2.1 (ASCCC Pathways to Credit (V0718))</w:t>
+        <w:t xml:space="preserve">2.4 Validated Skills: Included in 2.1 (ASCCC Pathways to Credit (V0718))</w:t>
       </w:r>
     </w:p>
     <w:p>
@@ -7170,7 +7116,7 @@
           <w:sz w:val="21"/>
           <w:szCs w:val="21"/>
         </w:rPr>
-        <w:t xml:space="preserve">63% average  |  6 of 8 on track or exceeding targets</w:t>
+        <w:t xml:space="preserve">69% average  |  9 of 11 on track or exceeding targets</w:t>
       </w:r>
     </w:p>
     <w:tbl>
@@ -7285,7 +7231,7 @@
                 <w:sz w:val="19"/>
                 <w:szCs w:val="19"/>
               </w:rPr>
-              <w:t xml:space="preserve">Expand equitable CPL access to 250,000 Californians by 2030 (42,958 cumulative as of 3/20/2026)</w:t>
+              <w:t xml:space="preserve">Expand equitable CPL access to 250,000 Californians (cumulative all populations), including military, working adults, apprentices, and all those with prior learning. </w:t>
             </w:r>
           </w:p>
         </w:tc>
@@ -7576,7 +7522,7 @@
                 <w:sz w:val="20"/>
                 <w:szCs w:val="20"/>
               </w:rPr>
-              <w:t xml:space="preserve">42,958</w:t>
+              <w:t xml:space="preserve">43,630</w:t>
             </w:r>
           </w:p>
         </w:tc>
@@ -7629,7 +7575,7 @@
                 <w:sz w:val="20"/>
                 <w:szCs w:val="20"/>
               </w:rPr>
-              <w:t xml:space="preserve">42,958 cumulative students with CPL awards; exceeded 2025-26 annual target of 35,000</w:t>
+              <w:t xml:space="preserve">Cumulative students served with CPL exceeded 2025-26 annual target</w:t>
             </w:r>
           </w:p>
           <w:p>
@@ -7647,7 +7593,7 @@
                 <w:sz w:val="20"/>
                 <w:szCs w:val="20"/>
               </w:rPr>
-              <w:t xml:space="preserve">42,958 cumulative students offered some form of CPL as of 3/20/2026 per the CPL Dashboard. Exceeds the 2025-26 annual target of 35,000. Includes military (20,845), non-military (22,045), and apprentices (692).</w:t>
+              <w:t xml:space="preserve">380000</w:t>
             </w:r>
           </w:p>
         </w:tc>
@@ -7763,7 +7709,7 @@
                 <w:sz w:val="22"/>
                 <w:szCs w:val="22"/>
               </w:rPr>
-              <w:t xml:space="preserve">3.2  CPL Units Transcription   </w:t>
+              <w:t xml:space="preserve">3.1.1  CPL Offers &amp; Awards Tracking   </w:t>
             </w:r>
             <w:r>
               <w:rPr>
@@ -7832,7 +7778,7 @@
                 <w:sz w:val="19"/>
                 <w:szCs w:val="19"/>
               </w:rPr>
-              <w:t xml:space="preserve">Ensure CPL units are accurately reflected on student records; 96,449 transcripted as of 3/20/2026</w:t>
+              <w:t xml:space="preserve">Of the 250,000, expand equitable CPL access to 160,000 cumulative working adults and others with prior learning by 2030. </w:t>
             </w:r>
           </w:p>
         </w:tc>
@@ -8024,7 +7970,7 @@
                 <w:sz w:val="20"/>
                 <w:szCs w:val="20"/>
               </w:rPr>
-              <w:t xml:space="preserve">750,000</w:t>
+              <w:t xml:space="preserve">160,000</w:t>
             </w:r>
           </w:p>
         </w:tc>
@@ -8057,7 +8003,7 @@
                 <w:sz w:val="20"/>
                 <w:szCs w:val="20"/>
               </w:rPr>
-              <w:t xml:space="preserve">50,000</w:t>
+              <w:t xml:space="preserve">9,500</w:t>
             </w:r>
           </w:p>
         </w:tc>
@@ -8090,7 +8036,7 @@
                 <w:sz w:val="20"/>
                 <w:szCs w:val="20"/>
               </w:rPr>
-              <w:t xml:space="preserve">75,000</w:t>
+              <w:t xml:space="preserve">39,000</w:t>
             </w:r>
           </w:p>
         </w:tc>
@@ -8123,7 +8069,7 @@
                 <w:sz w:val="20"/>
                 <w:szCs w:val="20"/>
               </w:rPr>
-              <w:t xml:space="preserve">96,449</w:t>
+              <w:t xml:space="preserve">21,552</w:t>
             </w:r>
           </w:p>
         </w:tc>
@@ -8176,7 +8122,7 @@
                 <w:sz w:val="20"/>
                 <w:szCs w:val="20"/>
               </w:rPr>
-              <w:t xml:space="preserve">96,449 transcripted CPL units; exceeds 2025-26 annual target of 85,000</w:t>
+              <w:t xml:space="preserve">Cumulative working adults and other students served with CPL exceeded 2025-26 annual target</w:t>
             </w:r>
           </w:p>
           <w:p>
@@ -8194,7 +8140,7 @@
                 <w:sz w:val="20"/>
                 <w:szCs w:val="20"/>
               </w:rPr>
-              <w:t xml:space="preserve">96,449 transcripted CPL units recorded. Exceeds the 2025-26 annual target of 85,000. Includes military (12,000), non-military (82,000), and apprentice (6,000) units.</w:t>
+              <w:t xml:space="preserve">360000</w:t>
             </w:r>
           </w:p>
         </w:tc>
@@ -8264,7 +8210,7 @@
           <w:sz w:val="18"/>
           <w:szCs w:val="18"/>
         </w:rPr>
-        <w:t xml:space="preserve">80%</w:t>
+        <w:t xml:space="preserve">85%</w:t>
       </w:r>
     </w:p>
     <w:tbl>
@@ -8310,7 +8256,7 @@
                 <w:sz w:val="22"/>
                 <w:szCs w:val="22"/>
               </w:rPr>
-              <w:t xml:space="preserve">3.3  Institutional Participation   </w:t>
+              <w:t xml:space="preserve">3.1.2  CPL Offers &amp; Awards Tracking   </w:t>
             </w:r>
             <w:r>
               <w:rPr>
@@ -8379,7 +8325,7 @@
                 <w:sz w:val="19"/>
                 <w:szCs w:val="19"/>
               </w:rPr>
-              <w:t xml:space="preserve">84 colleges at active threshold; 114 of 115 received $50K implementation grants; 53 at implementation stage</w:t>
+              <w:t xml:space="preserve">Of the 250,000, expand equitable CPL access to 70,000 cumulative veterans and service members by 2030. </w:t>
             </w:r>
           </w:p>
         </w:tc>
@@ -8571,7 +8517,7 @@
                 <w:sz w:val="20"/>
                 <w:szCs w:val="20"/>
               </w:rPr>
-              <w:t xml:space="preserve">116</w:t>
+              <w:t xml:space="preserve">70,000</w:t>
             </w:r>
           </w:p>
         </w:tc>
@@ -8604,7 +8550,7 @@
                 <w:sz w:val="20"/>
                 <w:szCs w:val="20"/>
               </w:rPr>
-              <w:t xml:space="preserve">90</w:t>
+              <w:t xml:space="preserve">30,000</w:t>
             </w:r>
           </w:p>
         </w:tc>
@@ -8637,7 +8583,7 @@
                 <w:sz w:val="20"/>
                 <w:szCs w:val="20"/>
               </w:rPr>
-              <w:t xml:space="preserve">95</w:t>
+              <w:t xml:space="preserve">40,000</w:t>
             </w:r>
           </w:p>
         </w:tc>
@@ -8670,7 +8616,7 @@
                 <w:sz w:val="20"/>
                 <w:szCs w:val="20"/>
               </w:rPr>
-              <w:t xml:space="preserve">84</w:t>
+              <w:t xml:space="preserve">22,149</w:t>
             </w:r>
           </w:p>
         </w:tc>
@@ -8723,7 +8669,7 @@
                 <w:sz w:val="20"/>
                 <w:szCs w:val="20"/>
               </w:rPr>
-              <w:t xml:space="preserve">84 colleges meet active threshold; 114 received $50K grants; 53 at implementation stage, 13 showing growth</w:t>
+              <w:t xml:space="preserve">Cumulative veterans and service members served with CPL exceeded 2025-26 annual target</w:t>
             </w:r>
           </w:p>
           <w:p>
@@ -8741,7 +8687,7 @@
                 <w:sz w:val="20"/>
                 <w:szCs w:val="20"/>
               </w:rPr>
-              <w:t xml:space="preserve">84 colleges meet the active threshold (10+ students and 5+ articulations). 114 of 115 credit colleges and 4 noncredit campuses received $50,000 CPL implementation funding. 53 at implementation stage, 13 showing growth.</w:t>
+              <w:t xml:space="preserve">100000</w:t>
             </w:r>
           </w:p>
         </w:tc>
@@ -8769,7 +8715,7 @@
           <w:sz w:val="18"/>
           <w:szCs w:val="18"/>
         </w:rPr>
-        <w:t xml:space="preserve">Crystal Nasio</w:t>
+        <w:t xml:space="preserve">Samuel Lee / Crystal Nasio</w:t>
       </w:r>
       <w:r>
         <w:rPr>
@@ -8789,7 +8735,7 @@
           <w:sz w:val="18"/>
           <w:szCs w:val="18"/>
         </w:rPr>
-        <w:t xml:space="preserve">$5,900,000 (CPL Infrastructure &amp; Scaling ($15M one-time))</w:t>
+        <w:t xml:space="preserve">Included in operations (CPL Operations (ongoing $5M))</w:t>
       </w:r>
       <w:r>
         <w:rPr>
@@ -8811,7 +8757,7 @@
           <w:sz w:val="18"/>
           <w:szCs w:val="18"/>
         </w:rPr>
-        <w:t xml:space="preserve">73%</w:t>
+        <w:t xml:space="preserve">85%</w:t>
       </w:r>
     </w:p>
     <w:tbl>
@@ -8857,18 +8803,29 @@
                 <w:sz w:val="22"/>
                 <w:szCs w:val="22"/>
               </w:rPr>
-              <w:t xml:space="preserve">3.4  Student Impact Rate Survey   </w:t>
-            </w:r>
-            <w:r>
-              <w:rPr>
-                <w:rFonts w:ascii="Cambria" w:cs="Cambria" w:eastAsia="Cambria" w:hAnsi="Cambria"/>
-                <w:b/>
-                <w:bCs/>
-                <w:color w:val="666666"/>
+              <w:t xml:space="preserve">3.1.2a  CPL Offers &amp; Awards Tracking   </w:t>
+            </w:r>
+            <w:r>
+              <w:rPr>
+                <w:rFonts w:ascii="Cambria" w:cs="Cambria" w:eastAsia="Cambria" w:hAnsi="Cambria"/>
+                <w:b/>
+                <w:bCs/>
+                <w:color w:val="2A7D4F"/>
                 <w:sz w:val="20"/>
                 <w:szCs w:val="20"/>
               </w:rPr>
-              <w:t xml:space="preserve">○ Not Started</w:t>
+              <w:t xml:space="preserve">✔ Goal Met  </w:t>
+            </w:r>
+            <w:r>
+              <w:rPr>
+                <w:rFonts w:ascii="Cambria" w:cs="Cambria" w:eastAsia="Cambria" w:hAnsi="Cambria"/>
+                <w:b/>
+                <w:bCs/>
+                <w:color w:val="C9A84C"/>
+                <w:sz w:val="20"/>
+                <w:szCs w:val="20"/>
+              </w:rPr>
+              <w:t xml:space="preserve">★ Stretch Met</w:t>
             </w:r>
           </w:p>
         </w:tc>
@@ -8915,7 +8872,7 @@
                 <w:sz w:val="19"/>
                 <w:szCs w:val="19"/>
               </w:rPr>
-              <w:t xml:space="preserve">Deploy CPL student impact survey tool within Student Portal to measure career and educational outcomes</w:t>
+              <w:t xml:space="preserve">Of the 250,000, expand equitable CPL access to 20,000 cumulative apprentices and journey workers by 2030. </w:t>
             </w:r>
           </w:p>
         </w:tc>
@@ -9107,7 +9064,7 @@
                 <w:sz w:val="20"/>
                 <w:szCs w:val="20"/>
               </w:rPr>
-              <w:t xml:space="preserve">500</w:t>
+              <w:t xml:space="preserve">20,000</w:t>
             </w:r>
           </w:p>
         </w:tc>
@@ -9140,7 +9097,7 @@
                 <w:sz w:val="20"/>
                 <w:szCs w:val="20"/>
               </w:rPr>
-              <w:t xml:space="preserve">100</w:t>
+              <w:t xml:space="preserve">500</w:t>
             </w:r>
           </w:p>
         </w:tc>
@@ -9173,40 +9130,40 @@
                 <w:sz w:val="20"/>
                 <w:szCs w:val="20"/>
               </w:rPr>
-              <w:t xml:space="preserve">200</w:t>
-            </w:r>
-          </w:p>
-        </w:tc>
-        <w:tc>
-          <w:tcPr>
-            <w:tcW w:type="dxa" w:w="2700"/>
-            <w:tcBorders>
-              <w:top w:val="single" w:color="CCCCCC" w:sz="1"/>
-              <w:left w:val="single" w:color="CCCCCC" w:sz="1"/>
-              <w:bottom w:val="single" w:color="CCCCCC" w:sz="1"/>
-              <w:right w:val="single" w:color="CCCCCC" w:sz="1"/>
-            </w:tcBorders>
-            <w:tcMar>
-              <w:top w:type="dxa" w:w="60"/>
-              <w:left w:type="dxa" w:w="100"/>
-              <w:bottom w:type="dxa" w:w="60"/>
-              <w:right w:type="dxa" w:w="100"/>
-            </w:tcMar>
-          </w:tcPr>
-          <w:p>
-            <w:pPr>
-              <w:jc w:val="center"/>
-            </w:pPr>
-            <w:r>
-              <w:rPr>
-                <w:rFonts w:ascii="Cambria" w:cs="Cambria" w:eastAsia="Cambria" w:hAnsi="Cambria"/>
-                <w:b/>
-                <w:bCs/>
-                <w:color w:val="666666"/>
+              <w:t xml:space="preserve">1,000</w:t>
+            </w:r>
+          </w:p>
+        </w:tc>
+        <w:tc>
+          <w:tcPr>
+            <w:tcW w:type="dxa" w:w="2700"/>
+            <w:tcBorders>
+              <w:top w:val="single" w:color="CCCCCC" w:sz="1"/>
+              <w:left w:val="single" w:color="CCCCCC" w:sz="1"/>
+              <w:bottom w:val="single" w:color="CCCCCC" w:sz="1"/>
+              <w:right w:val="single" w:color="CCCCCC" w:sz="1"/>
+            </w:tcBorders>
+            <w:tcMar>
+              <w:top w:type="dxa" w:w="60"/>
+              <w:left w:type="dxa" w:w="100"/>
+              <w:bottom w:type="dxa" w:w="60"/>
+              <w:right w:type="dxa" w:w="100"/>
+            </w:tcMar>
+          </w:tcPr>
+          <w:p>
+            <w:pPr>
+              <w:jc w:val="center"/>
+            </w:pPr>
+            <w:r>
+              <w:rPr>
+                <w:rFonts w:ascii="Cambria" w:cs="Cambria" w:eastAsia="Cambria" w:hAnsi="Cambria"/>
+                <w:b/>
+                <w:bCs/>
+                <w:color w:val="2A7D4F"/>
                 <w:sz w:val="20"/>
                 <w:szCs w:val="20"/>
               </w:rPr>
-              <w:t xml:space="preserve">—</w:t>
+              <w:t xml:space="preserve">700</w:t>
             </w:r>
           </w:p>
         </w:tc>
@@ -9259,7 +9216,7 @@
                 <w:sz w:val="20"/>
                 <w:szCs w:val="20"/>
               </w:rPr>
-              <w:t xml:space="preserve">Survey tool not yet deployed; infrastructure under development; will launch with Student Portal</w:t>
+              <w:t xml:space="preserve">Cumulative apprentices and journey workers served with CPL awards exceeded 2025-26 annual target</w:t>
             </w:r>
           </w:p>
           <w:p>
@@ -9277,7 +9234,7 @@
                 <w:sz w:val="20"/>
                 <w:szCs w:val="20"/>
               </w:rPr>
-              <w:t xml:space="preserve">Survey tool is not yet deployed. Data collection infrastructure is still under development. The CPL Student Portal launching April 2026 will include the embedded student impact survey for first-ever systematic collection.</w:t>
+              <w:t xml:space="preserve">40000</w:t>
             </w:r>
           </w:p>
         </w:tc>
@@ -9305,7 +9262,7 @@
           <w:sz w:val="18"/>
           <w:szCs w:val="18"/>
         </w:rPr>
-        <w:t xml:space="preserve">Terence Nelson</w:t>
+        <w:t xml:space="preserve">Samuel Lee / Crystal Nasio</w:t>
       </w:r>
       <w:r>
         <w:rPr>
@@ -9325,7 +9282,7 @@
           <w:sz w:val="18"/>
           <w:szCs w:val="18"/>
         </w:rPr>
-        <w:t xml:space="preserve">Included in 1.1 (MAP Team Operations (GFA0164))</w:t>
+        <w:t xml:space="preserve">Included in operations (CPL Operations (ongoing $5M))</w:t>
       </w:r>
       <w:r>
         <w:rPr>
@@ -9343,11 +9300,11 @@
           <w:rFonts w:ascii="Cambria" w:cs="Cambria" w:eastAsia="Cambria" w:hAnsi="Cambria"/>
           <w:b/>
           <w:bCs/>
-          <w:color w:val="666666"/>
+          <w:color w:val="2A7D4F"/>
           <w:sz w:val="18"/>
           <w:szCs w:val="18"/>
         </w:rPr>
-        <w:t xml:space="preserve">5%</w:t>
+        <w:t xml:space="preserve">85%</w:t>
       </w:r>
     </w:p>
     <w:tbl>
@@ -9393,7 +9350,7 @@
                 <w:sz w:val="22"/>
                 <w:szCs w:val="22"/>
               </w:rPr>
-              <w:t xml:space="preserve">3.5  Student Stories   </w:t>
+              <w:t xml:space="preserve">3.2  CPL Units Transcription   </w:t>
             </w:r>
             <w:r>
               <w:rPr>
@@ -9404,7 +9361,18 @@
                 <w:sz w:val="20"/>
                 <w:szCs w:val="20"/>
               </w:rPr>
-              <w:t xml:space="preserve">✔ On Track</w:t>
+              <w:t xml:space="preserve">✔ Goal Met  </w:t>
+            </w:r>
+            <w:r>
+              <w:rPr>
+                <w:rFonts w:ascii="Cambria" w:cs="Cambria" w:eastAsia="Cambria" w:hAnsi="Cambria"/>
+                <w:b/>
+                <w:bCs/>
+                <w:color w:val="C9A84C"/>
+                <w:sz w:val="20"/>
+                <w:szCs w:val="20"/>
+              </w:rPr>
+              <w:t xml:space="preserve">★ Stretch Met</w:t>
             </w:r>
           </w:p>
         </w:tc>
@@ -9451,7 +9419,7 @@
                 <w:sz w:val="19"/>
                 <w:szCs w:val="19"/>
               </w:rPr>
-              <w:t xml:space="preserve">Publish CPL student stories on MAP website; develop AI-assisted story capture tool</w:t>
+              <w:t xml:space="preserve">Ensure CPL units are accurately reflected on student records</w:t>
             </w:r>
           </w:p>
         </w:tc>
@@ -9643,7 +9611,7 @@
                 <w:sz w:val="20"/>
                 <w:szCs w:val="20"/>
               </w:rPr>
-              <w:t xml:space="preserve">—</w:t>
+              <w:t xml:space="preserve">750,000</w:t>
             </w:r>
           </w:p>
         </w:tc>
@@ -9676,7 +9644,7 @@
                 <w:sz w:val="20"/>
                 <w:szCs w:val="20"/>
               </w:rPr>
-              <w:t xml:space="preserve">50</w:t>
+              <w:t xml:space="preserve">90,000</w:t>
             </w:r>
           </w:p>
         </w:tc>
@@ -9709,7 +9677,7 @@
                 <w:sz w:val="20"/>
                 <w:szCs w:val="20"/>
               </w:rPr>
-              <w:t xml:space="preserve">—</w:t>
+              <w:t xml:space="preserve">180,000</w:t>
             </w:r>
           </w:p>
         </w:tc>
@@ -9742,7 +9710,7 @@
                 <w:sz w:val="20"/>
                 <w:szCs w:val="20"/>
               </w:rPr>
-              <w:t xml:space="preserve">32</w:t>
+              <w:t xml:space="preserve">96,449</w:t>
             </w:r>
           </w:p>
         </w:tc>
@@ -9795,7 +9763,7 @@
                 <w:sz w:val="20"/>
                 <w:szCs w:val="20"/>
               </w:rPr>
-              <w:t xml:space="preserve">32 student stories published on My CPL Story; AI-assisted capture tool in development</w:t>
+              <w:t xml:space="preserve">Cumulative transcripted CPL units exceeds 2025-26 annual target of 85,000</w:t>
             </w:r>
           </w:p>
           <w:p>
@@ -9813,7 +9781,7 @@
                 <w:sz w:val="20"/>
                 <w:szCs w:val="20"/>
               </w:rPr>
-              <w:t xml:space="preserve">32 student stories published on the My CPL Story section of the MAP website. AI-assisted student story capture tool is in development for June 2026 production release.</w:t>
+              <w:t xml:space="preserve">1500000</w:t>
             </w:r>
           </w:p>
         </w:tc>
@@ -9841,7 +9809,7 @@
           <w:sz w:val="18"/>
           <w:szCs w:val="18"/>
         </w:rPr>
-        <w:t xml:space="preserve">Crystal Nasio</w:t>
+        <w:t xml:space="preserve">Samuel Lee / Crystal Nasio</w:t>
       </w:r>
       <w:r>
         <w:rPr>
@@ -9861,7 +9829,7 @@
           <w:sz w:val="18"/>
           <w:szCs w:val="18"/>
         </w:rPr>
-        <w:t xml:space="preserve">Included in 1.1 (MAP Team Operations (GFA0164))</w:t>
+        <w:t xml:space="preserve">Included in operations (CPL Operations (ongoing $5M))</w:t>
       </w:r>
       <w:r>
         <w:rPr>
@@ -9883,7 +9851,7 @@
           <w:sz w:val="18"/>
           <w:szCs w:val="18"/>
         </w:rPr>
-        <w:t xml:space="preserve">64%</w:t>
+        <w:t xml:space="preserve">80%</w:t>
       </w:r>
     </w:p>
     <w:tbl>
@@ -9929,7 +9897,7 @@
                 <w:sz w:val="22"/>
                 <w:szCs w:val="22"/>
               </w:rPr>
-              <w:t xml:space="preserve">3.6  College Tracking &amp; Recognition   </w:t>
+              <w:t xml:space="preserve">3.3  Institutional Participation   </w:t>
             </w:r>
             <w:r>
               <w:rPr>
@@ -9940,7 +9908,18 @@
                 <w:sz w:val="20"/>
                 <w:szCs w:val="20"/>
               </w:rPr>
-              <w:t xml:space="preserve">✔ On Track</w:t>
+              <w:t xml:space="preserve">✔ Goal Met  </w:t>
+            </w:r>
+            <w:r>
+              <w:rPr>
+                <w:rFonts w:ascii="Cambria" w:cs="Cambria" w:eastAsia="Cambria" w:hAnsi="Cambria"/>
+                <w:b/>
+                <w:bCs/>
+                <w:color w:val="C9A84C"/>
+                <w:sz w:val="20"/>
+                <w:szCs w:val="20"/>
+              </w:rPr>
+              <w:t xml:space="preserve">★ Stretch Met</w:t>
             </w:r>
           </w:p>
         </w:tc>
@@ -9987,7 +9966,7 @@
                 <w:sz w:val="19"/>
                 <w:szCs w:val="19"/>
               </w:rPr>
-              <w:t xml:space="preserve">Dashboard-based monitoring, equity gap analysis, MAP College of the Year awards</w:t>
+              <w:t xml:space="preserve">Colleges. IHLs, and agencies throughout the system and state actively use the MAP CPL infrastructure to offer, document and award CPL.</w:t>
             </w:r>
           </w:p>
         </w:tc>
@@ -10179,7 +10158,7 @@
                 <w:sz w:val="20"/>
                 <w:szCs w:val="20"/>
               </w:rPr>
-              <w:t xml:space="preserve">—</w:t>
+              <w:t xml:space="preserve">100</w:t>
             </w:r>
           </w:p>
         </w:tc>
@@ -10212,7 +10191,7 @@
                 <w:sz w:val="20"/>
                 <w:szCs w:val="20"/>
               </w:rPr>
-              <w:t xml:space="preserve">—</w:t>
+              <w:t xml:space="preserve">50</w:t>
             </w:r>
           </w:p>
         </w:tc>
@@ -10245,7 +10224,7 @@
                 <w:sz w:val="20"/>
                 <w:szCs w:val="20"/>
               </w:rPr>
-              <w:t xml:space="preserve">—</w:t>
+              <w:t xml:space="preserve">100</w:t>
             </w:r>
           </w:p>
         </w:tc>
@@ -10278,7 +10257,7 @@
                 <w:sz w:val="20"/>
                 <w:szCs w:val="20"/>
               </w:rPr>
-              <w:t xml:space="preserve">3</w:t>
+              <w:t xml:space="preserve">84</w:t>
             </w:r>
           </w:p>
         </w:tc>
@@ -10331,7 +10310,7 @@
                 <w:sz w:val="20"/>
                 <w:szCs w:val="20"/>
               </w:rPr>
-              <w:t xml:space="preserve">Three MAP College of Year awards given (2023-2025); CPL Dashboard live with public data</w:t>
+              <w:t xml:space="preserve">Cumulative institutions meet active threshold; 114 received $50K grants; 53 at implementation stage, 13 showing growth</w:t>
             </w:r>
           </w:p>
           <w:p>
@@ -10349,7 +10328,7 @@
                 <w:sz w:val="20"/>
                 <w:szCs w:val="20"/>
               </w:rPr>
-              <w:t xml:space="preserve">3 institutions recognized as MAP College of the Year: 2023 Moreno Valley College, 2024 San Bernardino Valley College, 2025 Miramar College. CPL Dashboard provides public tracking and recognition data.</w:t>
+              <w:t xml:space="preserve">140</w:t>
             </w:r>
           </w:p>
         </w:tc>
@@ -10397,7 +10376,7 @@
           <w:sz w:val="18"/>
           <w:szCs w:val="18"/>
         </w:rPr>
-        <w:t xml:space="preserve">Included in 1.1 (MAP Team Operations (GFA0164))</w:t>
+        <w:t xml:space="preserve">$5,900,000 (CPL Infrastructure &amp; Scaling ($15M one-time))</w:t>
       </w:r>
       <w:r>
         <w:rPr>
@@ -10419,7 +10398,7 @@
           <w:sz w:val="18"/>
           <w:szCs w:val="18"/>
         </w:rPr>
-        <w:t xml:space="preserve">70%</w:t>
+        <w:t xml:space="preserve">73%</w:t>
       </w:r>
     </w:p>
     <w:tbl>
@@ -10465,18 +10444,18 @@
                 <w:sz w:val="22"/>
                 <w:szCs w:val="22"/>
               </w:rPr>
-              <w:t xml:space="preserve">5.4  RP Group CPL Field Survey   </w:t>
-            </w:r>
-            <w:r>
-              <w:rPr>
-                <w:rFonts w:ascii="Cambria" w:cs="Cambria" w:eastAsia="Cambria" w:hAnsi="Cambria"/>
-                <w:b/>
-                <w:bCs/>
-                <w:color w:val="2A7D4F"/>
+              <w:t xml:space="preserve">3.4  Student Impact Rate Survey   </w:t>
+            </w:r>
+            <w:r>
+              <w:rPr>
+                <w:rFonts w:ascii="Cambria" w:cs="Cambria" w:eastAsia="Cambria" w:hAnsi="Cambria"/>
+                <w:b/>
+                <w:bCs/>
+                <w:color w:val="666666"/>
                 <w:sz w:val="20"/>
                 <w:szCs w:val="20"/>
               </w:rPr>
-              <w:t xml:space="preserve">✔ Goal Met</w:t>
+              <w:t xml:space="preserve">○ Not Started</w:t>
             </w:r>
           </w:p>
         </w:tc>
@@ -10523,7 +10502,7 @@
                 <w:sz w:val="19"/>
                 <w:szCs w:val="19"/>
               </w:rPr>
-              <w:t xml:space="preserve">Systemwide CPL implementation survey across all California community colleges</w:t>
+              <w:t xml:space="preserve">Deploy CPL student impact survey tool within Student Portal to measure career and educational outcomes</w:t>
             </w:r>
           </w:p>
         </w:tc>
@@ -10715,7 +10694,7 @@
                 <w:sz w:val="20"/>
                 <w:szCs w:val="20"/>
               </w:rPr>
-              <w:t xml:space="preserve">—</w:t>
+              <w:t xml:space="preserve">0.9</w:t>
             </w:r>
           </w:p>
         </w:tc>
@@ -10748,7 +10727,7 @@
                 <w:sz w:val="20"/>
                 <w:szCs w:val="20"/>
               </w:rPr>
-              <w:t xml:space="preserve">—</w:t>
+              <w:t xml:space="preserve">0.7</w:t>
             </w:r>
           </w:p>
         </w:tc>
@@ -10781,40 +10760,40 @@
                 <w:sz w:val="20"/>
                 <w:szCs w:val="20"/>
               </w:rPr>
-              <w:t xml:space="preserve">—</w:t>
-            </w:r>
-          </w:p>
-        </w:tc>
-        <w:tc>
-          <w:tcPr>
-            <w:tcW w:type="dxa" w:w="2700"/>
-            <w:tcBorders>
-              <w:top w:val="single" w:color="CCCCCC" w:sz="1"/>
-              <w:left w:val="single" w:color="CCCCCC" w:sz="1"/>
-              <w:bottom w:val="single" w:color="CCCCCC" w:sz="1"/>
-              <w:right w:val="single" w:color="CCCCCC" w:sz="1"/>
-            </w:tcBorders>
-            <w:tcMar>
-              <w:top w:type="dxa" w:w="60"/>
-              <w:left w:type="dxa" w:w="100"/>
-              <w:bottom w:type="dxa" w:w="60"/>
-              <w:right w:type="dxa" w:w="100"/>
-            </w:tcMar>
-          </w:tcPr>
-          <w:p>
-            <w:pPr>
-              <w:jc w:val="center"/>
-            </w:pPr>
-            <w:r>
-              <w:rPr>
-                <w:rFonts w:ascii="Cambria" w:cs="Cambria" w:eastAsia="Cambria" w:hAnsi="Cambria"/>
-                <w:b/>
-                <w:bCs/>
-                <w:color w:val="2A7D4F"/>
+              <w:t xml:space="preserve">0.8</w:t>
+            </w:r>
+          </w:p>
+        </w:tc>
+        <w:tc>
+          <w:tcPr>
+            <w:tcW w:type="dxa" w:w="2700"/>
+            <w:tcBorders>
+              <w:top w:val="single" w:color="CCCCCC" w:sz="1"/>
+              <w:left w:val="single" w:color="CCCCCC" w:sz="1"/>
+              <w:bottom w:val="single" w:color="CCCCCC" w:sz="1"/>
+              <w:right w:val="single" w:color="CCCCCC" w:sz="1"/>
+            </w:tcBorders>
+            <w:tcMar>
+              <w:top w:type="dxa" w:w="60"/>
+              <w:left w:type="dxa" w:w="100"/>
+              <w:bottom w:type="dxa" w:w="60"/>
+              <w:right w:type="dxa" w:w="100"/>
+            </w:tcMar>
+          </w:tcPr>
+          <w:p>
+            <w:pPr>
+              <w:jc w:val="center"/>
+            </w:pPr>
+            <w:r>
+              <w:rPr>
+                <w:rFonts w:ascii="Cambria" w:cs="Cambria" w:eastAsia="Cambria" w:hAnsi="Cambria"/>
+                <w:b/>
+                <w:bCs/>
+                <w:color w:val="666666"/>
                 <w:sz w:val="20"/>
                 <w:szCs w:val="20"/>
               </w:rPr>
-              <w:t xml:space="preserve">1</w:t>
+              <w:t xml:space="preserve">—</w:t>
             </w:r>
           </w:p>
         </w:tc>
@@ -10867,7 +10846,7 @@
                 <w:sz w:val="20"/>
                 <w:szCs w:val="20"/>
               </w:rPr>
-              <w:t xml:space="preserve">Survey completed; results informing implementation strategy and targeted assistance</w:t>
+              <w:t xml:space="preserve">Survey tool not yet deployed; infrastructure under development; will launch with Student Portal</w:t>
             </w:r>
           </w:p>
           <w:p>
@@ -10885,7 +10864,7 @@
                 <w:sz w:val="20"/>
                 <w:szCs w:val="20"/>
               </w:rPr>
-              <w:t xml:space="preserve">Systemwide CPL implementation survey completed 2025. Results informing implementation strategy and targeted assistance.</w:t>
+              <w:t xml:space="preserve">0.95</w:t>
             </w:r>
           </w:p>
         </w:tc>
@@ -10913,7 +10892,7 @@
           <w:sz w:val="18"/>
           <w:szCs w:val="18"/>
         </w:rPr>
-        <w:t xml:space="preserve">RP Group</w:t>
+        <w:t xml:space="preserve">Terence Nelson</w:t>
       </w:r>
       <w:r>
         <w:rPr>
@@ -10933,7 +10912,7 @@
           <w:sz w:val="18"/>
           <w:szCs w:val="18"/>
         </w:rPr>
-        <w:t xml:space="preserve">$57,275 (RP Group Field CPL Survey (V0639))</w:t>
+        <w:t xml:space="preserve">Included in 1.1 (MAP Team Operations (GFA0164))</w:t>
       </w:r>
       <w:r>
         <w:rPr>
@@ -10951,11 +10930,11 @@
           <w:rFonts w:ascii="Cambria" w:cs="Cambria" w:eastAsia="Cambria" w:hAnsi="Cambria"/>
           <w:b/>
           <w:bCs/>
-          <w:color w:val="2A7D4F"/>
+          <w:color w:val="666666"/>
           <w:sz w:val="18"/>
           <w:szCs w:val="18"/>
         </w:rPr>
-        <w:t xml:space="preserve">100%</w:t>
+        <w:t xml:space="preserve">5%</w:t>
       </w:r>
     </w:p>
     <w:tbl>
@@ -11001,18 +10980,18 @@
                 <w:sz w:val="22"/>
                 <w:szCs w:val="22"/>
               </w:rPr>
-              <w:t xml:space="preserve">5.7  MIS Data Reconciliation   </w:t>
-            </w:r>
-            <w:r>
-              <w:rPr>
-                <w:rFonts w:ascii="Cambria" w:cs="Cambria" w:eastAsia="Cambria" w:hAnsi="Cambria"/>
-                <w:b/>
-                <w:bCs/>
-                <w:color w:val="C9A84C"/>
+              <w:t xml:space="preserve">3.5  Student Stories   </w:t>
+            </w:r>
+            <w:r>
+              <w:rPr>
+                <w:rFonts w:ascii="Cambria" w:cs="Cambria" w:eastAsia="Cambria" w:hAnsi="Cambria"/>
+                <w:b/>
+                <w:bCs/>
+                <w:color w:val="2A7D4F"/>
                 <w:sz w:val="20"/>
                 <w:szCs w:val="20"/>
               </w:rPr>
-              <w:t xml:space="preserve">↑ In Progress</w:t>
+              <w:t xml:space="preserve">✔ On Track</w:t>
             </w:r>
           </w:p>
         </w:tc>
@@ -11059,7 +11038,7 @@
                 <w:sz w:val="19"/>
                 <w:szCs w:val="19"/>
               </w:rPr>
-              <w:t xml:space="preserve">Align MAP and MIS CPL data for consistent systemwide reporting; target full alignment by 2027</w:t>
+              <w:t xml:space="preserve">Publish CPL student stories on MAP website; develop AI-assisted story capture tool</w:t>
             </w:r>
           </w:p>
         </w:tc>
@@ -11251,7 +11230,7 @@
                 <w:sz w:val="20"/>
                 <w:szCs w:val="20"/>
               </w:rPr>
-              <w:t xml:space="preserve">—</w:t>
+              <w:t xml:space="preserve">200</w:t>
             </w:r>
           </w:p>
         </w:tc>
@@ -11284,7 +11263,7 @@
                 <w:sz w:val="20"/>
                 <w:szCs w:val="20"/>
               </w:rPr>
-              <w:t xml:space="preserve">—</w:t>
+              <w:t xml:space="preserve">30</w:t>
             </w:r>
           </w:p>
         </w:tc>
@@ -11317,40 +11296,40 @@
                 <w:sz w:val="20"/>
                 <w:szCs w:val="20"/>
               </w:rPr>
-              <w:t xml:space="preserve">—</w:t>
-            </w:r>
-          </w:p>
-        </w:tc>
-        <w:tc>
-          <w:tcPr>
-            <w:tcW w:type="dxa" w:w="2700"/>
-            <w:tcBorders>
-              <w:top w:val="single" w:color="CCCCCC" w:sz="1"/>
-              <w:left w:val="single" w:color="CCCCCC" w:sz="1"/>
-              <w:bottom w:val="single" w:color="CCCCCC" w:sz="1"/>
-              <w:right w:val="single" w:color="CCCCCC" w:sz="1"/>
-            </w:tcBorders>
-            <w:tcMar>
-              <w:top w:type="dxa" w:w="60"/>
-              <w:left w:type="dxa" w:w="100"/>
-              <w:bottom w:type="dxa" w:w="60"/>
-              <w:right w:type="dxa" w:w="100"/>
-            </w:tcMar>
-          </w:tcPr>
-          <w:p>
-            <w:pPr>
-              <w:jc w:val="center"/>
-            </w:pPr>
-            <w:r>
-              <w:rPr>
-                <w:rFonts w:ascii="Cambria" w:cs="Cambria" w:eastAsia="Cambria" w:hAnsi="Cambria"/>
-                <w:b/>
-                <w:bCs/>
-                <w:color w:val="C9A84C"/>
+              <w:t xml:space="preserve">100</w:t>
+            </w:r>
+          </w:p>
+        </w:tc>
+        <w:tc>
+          <w:tcPr>
+            <w:tcW w:type="dxa" w:w="2700"/>
+            <w:tcBorders>
+              <w:top w:val="single" w:color="CCCCCC" w:sz="1"/>
+              <w:left w:val="single" w:color="CCCCCC" w:sz="1"/>
+              <w:bottom w:val="single" w:color="CCCCCC" w:sz="1"/>
+              <w:right w:val="single" w:color="CCCCCC" w:sz="1"/>
+            </w:tcBorders>
+            <w:tcMar>
+              <w:top w:type="dxa" w:w="60"/>
+              <w:left w:type="dxa" w:w="100"/>
+              <w:bottom w:type="dxa" w:w="60"/>
+              <w:right w:type="dxa" w:w="100"/>
+            </w:tcMar>
+          </w:tcPr>
+          <w:p>
+            <w:pPr>
+              <w:jc w:val="center"/>
+            </w:pPr>
+            <w:r>
+              <w:rPr>
+                <w:rFonts w:ascii="Cambria" w:cs="Cambria" w:eastAsia="Cambria" w:hAnsi="Cambria"/>
+                <w:b/>
+                <w:bCs/>
+                <w:color w:val="2A7D4F"/>
                 <w:sz w:val="20"/>
                 <w:szCs w:val="20"/>
               </w:rPr>
-              <w:t xml:space="preserve">—</w:t>
+              <w:t xml:space="preserve">32</w:t>
             </w:r>
           </w:p>
         </w:tc>
@@ -11403,7 +11382,7 @@
                 <w:sz w:val="20"/>
                 <w:szCs w:val="20"/>
               </w:rPr>
-              <w:t xml:space="preserve">MIS Data Element Dictionary SY domain revised; training sessions held; Common Cloud integration planned</w:t>
+              <w:t xml:space="preserve">Cumulative student stories published on My CPL Story and MAP AI-assisted capture tool--in development</w:t>
             </w:r>
           </w:p>
           <w:p>
@@ -11421,7 +11400,7 @@
                 <w:sz w:val="20"/>
                 <w:szCs w:val="20"/>
               </w:rPr>
-              <w:t xml:space="preserve">MIS and MAP reconciliation procedures and tools to support data integrity and interoperability, scheduled for release at end of 2026. MIS Data Element Dictionary SY domain was revised this academic year.</w:t>
+              <w:t xml:space="preserve">250</w:t>
             </w:r>
           </w:p>
         </w:tc>
@@ -11449,7 +11428,7 @@
           <w:sz w:val="18"/>
           <w:szCs w:val="18"/>
         </w:rPr>
-        <w:t xml:space="preserve">CO MIS / MAP Team</w:t>
+        <w:t xml:space="preserve">Crystal Nasio</w:t>
       </w:r>
       <w:r>
         <w:rPr>
@@ -11469,7 +11448,7 @@
           <w:sz w:val="18"/>
           <w:szCs w:val="18"/>
         </w:rPr>
-        <w:t xml:space="preserve">Included in operations (CPL Operations (ongoing $5M))</w:t>
+        <w:t xml:space="preserve">Included in 1.1 (MAP Team Operations (GFA0164))</w:t>
       </w:r>
       <w:r>
         <w:rPr>
@@ -11487,248 +11466,11 @@
           <w:rFonts w:ascii="Cambria" w:cs="Cambria" w:eastAsia="Cambria" w:hAnsi="Cambria"/>
           <w:b/>
           <w:bCs/>
-          <w:color w:val="C9A84C"/>
+          <w:color w:val="2A7D4F"/>
           <w:sz w:val="18"/>
           <w:szCs w:val="18"/>
         </w:rPr>
-        <w:t xml:space="preserve">25%</w:t>
-      </w:r>
-    </w:p>
-    <w:p>
-      <w:pPr>
-        <w:pStyle w:val="Heading3"/>
-      </w:pPr>
-      <w:r>
-        <w:t xml:space="preserve">Budget Allocation: Activity 3: CPL Data Infrastructure</w:t>
-      </w:r>
-    </w:p>
-    <w:p>
-      <w:pPr>
-        <w:pStyle w:val="ListParagraph"/>
-        <w:numPr>
-          <w:ilvl w:val="0"/>
-          <w:numId w:val="2"/>
-        </w:numPr>
-        <w:spacing w:after="40"/>
-      </w:pPr>
-      <w:r>
-        <w:rPr>
-          <w:rFonts w:ascii="Cambria" w:cs="Cambria" w:eastAsia="Cambria" w:hAnsi="Cambria"/>
-          <w:color w:val="444444"/>
-          <w:sz w:val="19"/>
-          <w:szCs w:val="19"/>
-        </w:rPr>
-        <w:t xml:space="preserve">3.1 CPL Offers &amp; Awards Tracking: Included in operations (CPL Operations (ongoing $5M))</w:t>
-      </w:r>
-    </w:p>
-    <w:p>
-      <w:pPr>
-        <w:pStyle w:val="ListParagraph"/>
-        <w:numPr>
-          <w:ilvl w:val="0"/>
-          <w:numId w:val="2"/>
-        </w:numPr>
-        <w:spacing w:after="40"/>
-      </w:pPr>
-      <w:r>
-        <w:rPr>
-          <w:rFonts w:ascii="Cambria" w:cs="Cambria" w:eastAsia="Cambria" w:hAnsi="Cambria"/>
-          <w:color w:val="444444"/>
-          <w:sz w:val="19"/>
-          <w:szCs w:val="19"/>
-        </w:rPr>
-        <w:t xml:space="preserve">3.2 CPL Units Transcription: Included in operations (CPL Operations (ongoing $5M))</w:t>
-      </w:r>
-    </w:p>
-    <w:p>
-      <w:pPr>
-        <w:pStyle w:val="ListParagraph"/>
-        <w:numPr>
-          <w:ilvl w:val="0"/>
-          <w:numId w:val="2"/>
-        </w:numPr>
-        <w:spacing w:after="40"/>
-      </w:pPr>
-      <w:r>
-        <w:rPr>
-          <w:rFonts w:ascii="Cambria" w:cs="Cambria" w:eastAsia="Cambria" w:hAnsi="Cambria"/>
-          <w:color w:val="444444"/>
-          <w:sz w:val="19"/>
-          <w:szCs w:val="19"/>
-        </w:rPr>
-        <w:t xml:space="preserve">3.3 Institutional Participation: $5,900,000 (CPL Infrastructure &amp; Scaling ($15M one-time))</w:t>
-      </w:r>
-    </w:p>
-    <w:p>
-      <w:pPr>
-        <w:pStyle w:val="ListParagraph"/>
-        <w:numPr>
-          <w:ilvl w:val="0"/>
-          <w:numId w:val="2"/>
-        </w:numPr>
-        <w:spacing w:after="40"/>
-      </w:pPr>
-      <w:r>
-        <w:rPr>
-          <w:rFonts w:ascii="Cambria" w:cs="Cambria" w:eastAsia="Cambria" w:hAnsi="Cambria"/>
-          <w:color w:val="444444"/>
-          <w:sz w:val="19"/>
-          <w:szCs w:val="19"/>
-        </w:rPr>
-        <w:t xml:space="preserve">3.4 Student Impact Rate Survey: Included in 1.1 (MAP Team Operations (GFA0164))</w:t>
-      </w:r>
-    </w:p>
-    <w:p>
-      <w:pPr>
-        <w:pStyle w:val="ListParagraph"/>
-        <w:numPr>
-          <w:ilvl w:val="0"/>
-          <w:numId w:val="2"/>
-        </w:numPr>
-        <w:spacing w:after="40"/>
-      </w:pPr>
-      <w:r>
-        <w:rPr>
-          <w:rFonts w:ascii="Cambria" w:cs="Cambria" w:eastAsia="Cambria" w:hAnsi="Cambria"/>
-          <w:color w:val="444444"/>
-          <w:sz w:val="19"/>
-          <w:szCs w:val="19"/>
-        </w:rPr>
-        <w:t xml:space="preserve">3.5 Student Stories: Included in 1.1 (MAP Team Operations (GFA0164))</w:t>
-      </w:r>
-    </w:p>
-    <w:p>
-      <w:pPr>
-        <w:pStyle w:val="ListParagraph"/>
-        <w:numPr>
-          <w:ilvl w:val="0"/>
-          <w:numId w:val="2"/>
-        </w:numPr>
-        <w:spacing w:after="40"/>
-      </w:pPr>
-      <w:r>
-        <w:rPr>
-          <w:rFonts w:ascii="Cambria" w:cs="Cambria" w:eastAsia="Cambria" w:hAnsi="Cambria"/>
-          <w:color w:val="444444"/>
-          <w:sz w:val="19"/>
-          <w:szCs w:val="19"/>
-        </w:rPr>
-        <w:t xml:space="preserve">3.6 College Tracking &amp; Recognition: Included in 1.1 (MAP Team Operations (GFA0164))</w:t>
-      </w:r>
-    </w:p>
-    <w:p>
-      <w:pPr>
-        <w:pStyle w:val="ListParagraph"/>
-        <w:numPr>
-          <w:ilvl w:val="0"/>
-          <w:numId w:val="2"/>
-        </w:numPr>
-        <w:spacing w:after="40"/>
-      </w:pPr>
-      <w:r>
-        <w:rPr>
-          <w:rFonts w:ascii="Cambria" w:cs="Cambria" w:eastAsia="Cambria" w:hAnsi="Cambria"/>
-          <w:color w:val="444444"/>
-          <w:sz w:val="19"/>
-          <w:szCs w:val="19"/>
-        </w:rPr>
-        <w:t xml:space="preserve">5.4 RP Group CPL Field Survey: $57,275 (RP Group Field CPL Survey (V0639))</w:t>
-      </w:r>
-    </w:p>
-    <w:p>
-      <w:pPr>
-        <w:pStyle w:val="ListParagraph"/>
-        <w:numPr>
-          <w:ilvl w:val="0"/>
-          <w:numId w:val="2"/>
-        </w:numPr>
-        <w:spacing w:after="40"/>
-      </w:pPr>
-      <w:r>
-        <w:rPr>
-          <w:rFonts w:ascii="Cambria" w:cs="Cambria" w:eastAsia="Cambria" w:hAnsi="Cambria"/>
-          <w:color w:val="444444"/>
-          <w:sz w:val="19"/>
-          <w:szCs w:val="19"/>
-        </w:rPr>
-        <w:t xml:space="preserve">5.7 MIS Data Reconciliation: Included in operations (CPL Operations (ongoing $5M))</w:t>
-      </w:r>
-    </w:p>
-    <w:p>
-      <w:pPr>
-        <w:pBdr>
-          <w:left w:val="single" w:color="C9A84C" w:sz="12" w:space="8"/>
-        </w:pBdr>
-        <w:spacing w:after="200" w:before="160"/>
-        <w:ind w:left="360"/>
-      </w:pPr>
-      <w:r>
-        <w:rPr>
-          <w:rFonts w:ascii="Cambria" w:cs="Cambria" w:eastAsia="Cambria" w:hAnsi="Cambria"/>
-          <w:b/>
-          <w:bCs/>
-          <w:color w:val="0A2240"/>
-          <w:sz w:val="20"/>
-          <w:szCs w:val="20"/>
-        </w:rPr>
-        <w:t xml:space="preserve">Outcome: </w:t>
-      </w:r>
-      <w:r>
-        <w:rPr>
-          <w:rFonts w:ascii="Cambria" w:cs="Cambria" w:eastAsia="Cambria" w:hAnsi="Cambria"/>
-          <w:color w:val="555555"/>
-          <w:sz w:val="20"/>
-          <w:szCs w:val="20"/>
-        </w:rPr>
-        <w:t xml:space="preserve">This activity drives Vision 2030 Actions 1a and 5, advancing equitable access to credit for prior learning for working adults, veterans, and apprentices across California.</w:t>
-      </w:r>
-    </w:p>
-    <w:p>
-      <w:r>
-        <w:br w:type="page"/>
-      </w:r>
-    </w:p>
-    <w:p>
-      <w:pPr>
-        <w:pBdr>
-          <w:bottom w:val="single" w:color="C9A84C" w:sz="8" w:space="6"/>
-        </w:pBdr>
-        <w:spacing w:after="160"/>
-      </w:pPr>
-      <w:r>
-        <w:rPr>
-          <w:rFonts w:ascii="Cambria" w:cs="Cambria" w:eastAsia="Cambria" w:hAnsi="Cambria"/>
-          <w:b/>
-          <w:bCs/>
-          <w:color w:val="0A2240"/>
-          <w:sz w:val="26"/>
-          <w:szCs w:val="26"/>
-        </w:rPr>
-        <w:t xml:space="preserve">ACTIVITY 4: SPRINTS, PROJECTS &amp; PARTNERSHIPS</w:t>
-      </w:r>
-    </w:p>
-    <w:p>
-      <w:pPr>
-        <w:spacing w:after="200"/>
-      </w:pPr>
-      <w:r>
-        <w:rPr>
-          <w:rFonts w:ascii="Cambria" w:cs="Cambria" w:eastAsia="Cambria" w:hAnsi="Cambria"/>
-          <w:b/>
-          <w:bCs/>
-          <w:sz w:val="21"/>
-          <w:szCs w:val="21"/>
-        </w:rPr>
-        <w:t xml:space="preserve">Progress: </w:t>
-      </w:r>
-      <w:r>
-        <w:rPr>
-          <w:rFonts w:ascii="Cambria" w:cs="Cambria" w:eastAsia="Cambria" w:hAnsi="Cambria"/>
-          <w:color w:val="2A7D4F"/>
-          <w:sz w:val="21"/>
-          <w:szCs w:val="21"/>
-        </w:rPr>
-        <w:t xml:space="preserve">49% average  |  5 of 11 on track or exceeding targets</w:t>
+        <w:t xml:space="preserve">64%</w:t>
       </w:r>
     </w:p>
     <w:tbl>
@@ -11774,7 +11516,7 @@
                 <w:sz w:val="22"/>
                 <w:szCs w:val="22"/>
               </w:rPr>
-              <w:t xml:space="preserve">4.1a  Veteran Sprint   </w:t>
+              <w:t xml:space="preserve">3.6  College Tracking &amp; Recognition   </w:t>
             </w:r>
             <w:r>
               <w:rPr>
@@ -11832,7 +11574,7 @@
                 <w:sz w:val="19"/>
                 <w:szCs w:val="19"/>
               </w:rPr>
-              <w:t xml:space="preserve">Ensure all 34,000+ enrolled CCC veterans have JSTs processed in MAP; 3 goals: JST upload, basic training credit, systemwide articulation</w:t>
+              <w:t xml:space="preserve">Colleges, personnel, and agencies are recognized for contributions and progress toward increasing equitable access thrugh CPL.</w:t>
             </w:r>
           </w:p>
         </w:tc>
@@ -12024,7 +11766,7 @@
                 <w:sz w:val="20"/>
                 <w:szCs w:val="20"/>
               </w:rPr>
-              <w:t xml:space="preserve">—</w:t>
+              <w:t xml:space="preserve">12</w:t>
             </w:r>
           </w:p>
         </w:tc>
@@ -12057,7 +11799,7 @@
                 <w:sz w:val="20"/>
                 <w:szCs w:val="20"/>
               </w:rPr>
-              <w:t xml:space="preserve">—</w:t>
+              <w:t xml:space="preserve">2</w:t>
             </w:r>
           </w:p>
         </w:tc>
@@ -12090,7 +11832,7 @@
                 <w:sz w:val="20"/>
                 <w:szCs w:val="20"/>
               </w:rPr>
-              <w:t xml:space="preserve">—</w:t>
+              <w:t xml:space="preserve">4</w:t>
             </w:r>
           </w:p>
         </w:tc>
@@ -12123,7 +11865,7 @@
                 <w:sz w:val="20"/>
                 <w:szCs w:val="20"/>
               </w:rPr>
-              <w:t xml:space="preserve">—</w:t>
+              <w:t xml:space="preserve">3</w:t>
             </w:r>
           </w:p>
         </w:tc>
@@ -12176,7 +11918,7 @@
                 <w:sz w:val="20"/>
                 <w:szCs w:val="20"/>
               </w:rPr>
-              <w:t xml:space="preserve">20,991 JSTs uploaded (62%); 75 colleges awarding basic training credit; 679 unique ACE credit recs; $163M est. savings</w:t>
+              <w:t xml:space="preserve">Three MAP College of Year awards given (2023-2025); CPL Dashboard live with public data</w:t>
             </w:r>
           </w:p>
           <w:p>
@@ -12194,7 +11936,7 @@
                 <w:sz w:val="20"/>
                 <w:szCs w:val="20"/>
               </w:rPr>
-              <w:t xml:space="preserve">Veteran Sprint: 20,991 JSTs uploaded (62% of ~34,000 target). 75 colleges awarding basic training credit (up from ~15% baseline). 679 unique ACE credit recommendations covered. $163M estimated savings.</w:t>
+              <w:t xml:space="preserve">24</w:t>
             </w:r>
           </w:p>
         </w:tc>
@@ -12222,7 +11964,7 @@
           <w:sz w:val="18"/>
           <w:szCs w:val="18"/>
         </w:rPr>
-        <w:t xml:space="preserve">Calvin Klein Gloria</w:t>
+        <w:t xml:space="preserve">Crystal Nasio</w:t>
       </w:r>
       <w:r>
         <w:rPr>
@@ -12264,7 +12006,7 @@
           <w:sz w:val="18"/>
           <w:szCs w:val="18"/>
         </w:rPr>
-        <w:t xml:space="preserve">65%</w:t>
+        <w:t xml:space="preserve">70%</w:t>
       </w:r>
     </w:p>
     <w:tbl>
@@ -12310,18 +12052,18 @@
                 <w:sz w:val="22"/>
                 <w:szCs w:val="22"/>
               </w:rPr>
-              <w:t xml:space="preserve">4.1b  Apprenticeship Sprint   </w:t>
-            </w:r>
-            <w:r>
-              <w:rPr>
-                <w:rFonts w:ascii="Cambria" w:cs="Cambria" w:eastAsia="Cambria" w:hAnsi="Cambria"/>
-                <w:b/>
-                <w:bCs/>
-                <w:color w:val="C9A84C"/>
+              <w:t xml:space="preserve">5.4  RP Group CPL Field Survey   </w:t>
+            </w:r>
+            <w:r>
+              <w:rPr>
+                <w:rFonts w:ascii="Cambria" w:cs="Cambria" w:eastAsia="Cambria" w:hAnsi="Cambria"/>
+                <w:b/>
+                <w:bCs/>
+                <w:color w:val="2A7D4F"/>
                 <w:sz w:val="20"/>
                 <w:szCs w:val="20"/>
               </w:rPr>
-              <w:t xml:space="preserve">↑ In Progress</w:t>
+              <w:t xml:space="preserve">✔ Goal Met</w:t>
             </w:r>
           </w:p>
         </w:tc>
@@ -12368,7 +12110,7 @@
                 <w:sz w:val="19"/>
                 <w:szCs w:val="19"/>
               </w:rPr>
-              <w:t xml:space="preserve">Document every recent/current CCC apprentice by trade, union, CPL awarded, program, and workforce region</w:t>
+              <w:t xml:space="preserve">Systemwide CPL implementation survey across all California community colleges</w:t>
             </w:r>
           </w:p>
         </w:tc>
@@ -12655,11 +12397,11 @@
                 <w:rFonts w:ascii="Cambria" w:cs="Cambria" w:eastAsia="Cambria" w:hAnsi="Cambria"/>
                 <w:b/>
                 <w:bCs/>
-                <w:color w:val="C9A84C"/>
+                <w:color w:val="2A7D4F"/>
                 <w:sz w:val="20"/>
                 <w:szCs w:val="20"/>
               </w:rPr>
-              <w:t xml:space="preserve">678</w:t>
+              <w:t xml:space="preserve">1</w:t>
             </w:r>
           </w:p>
         </w:tc>
@@ -12712,25 +12454,7 @@
                 <w:sz w:val="20"/>
                 <w:szCs w:val="20"/>
               </w:rPr>
-              <w:t xml:space="preserve">678 apprentice students documented; 6,000 units; DAS partnership active; Cal-JAC early partner for 14,000 first responders</w:t>
-            </w:r>
-          </w:p>
-          <w:p>
-            <w:pPr>
-              <w:pStyle w:val="ListParagraph"/>
-              <w:numPr>
-                <w:ilvl w:val="0"/>
-                <w:numId w:val="3"/>
-              </w:numPr>
-              <w:spacing w:after="60"/>
-            </w:pPr>
-            <w:r>
-              <w:rPr>
-                <w:rFonts w:ascii="Cambria" w:cs="Cambria" w:eastAsia="Cambria" w:hAnsi="Cambria"/>
-                <w:sz w:val="20"/>
-                <w:szCs w:val="20"/>
-              </w:rPr>
-              <w:t xml:space="preserve">Apprenticeship Sprint: 678 apprentice students documented with 6,000 CPL units. DAS partnership active. Cal-JAC early partner for 14,000 first responder trainees. ~1,000 LAUNCH Network records expected Spring 2026.</w:t>
+              <w:t xml:space="preserve">Survey completed; results informing implementation strategy and targeted assistance</w:t>
             </w:r>
           </w:p>
         </w:tc>
@@ -12758,7 +12482,7 @@
           <w:sz w:val="18"/>
           <w:szCs w:val="18"/>
         </w:rPr>
-        <w:t xml:space="preserve">Terence Nelson</w:t>
+        <w:t xml:space="preserve">RP Group</w:t>
       </w:r>
       <w:r>
         <w:rPr>
@@ -12778,7 +12502,7 @@
           <w:sz w:val="18"/>
           <w:szCs w:val="18"/>
         </w:rPr>
-        <w:t xml:space="preserve">$1,345,236 (MAP Addendum - N2N Lightleap AI)</w:t>
+        <w:t xml:space="preserve">$57,275 (RP Group Field CPL Survey (V0639))</w:t>
       </w:r>
       <w:r>
         <w:rPr>
@@ -12796,11 +12520,11 @@
           <w:rFonts w:ascii="Cambria" w:cs="Cambria" w:eastAsia="Cambria" w:hAnsi="Cambria"/>
           <w:b/>
           <w:bCs/>
-          <w:color w:val="C9A84C"/>
+          <w:color w:val="2A7D4F"/>
           <w:sz w:val="18"/>
           <w:szCs w:val="18"/>
         </w:rPr>
-        <w:t xml:space="preserve">35%</w:t>
+        <w:t xml:space="preserve">100%</w:t>
       </w:r>
     </w:p>
     <w:tbl>
@@ -12846,18 +12570,18 @@
                 <w:sz w:val="22"/>
                 <w:szCs w:val="22"/>
               </w:rPr>
-              <w:t xml:space="preserve">4.1c  Statewide Adoption Sprint   </w:t>
-            </w:r>
-            <w:r>
-              <w:rPr>
-                <w:rFonts w:ascii="Cambria" w:cs="Cambria" w:eastAsia="Cambria" w:hAnsi="Cambria"/>
-                <w:b/>
-                <w:bCs/>
-                <w:color w:val="2A7D4F"/>
+              <w:t xml:space="preserve">5.7  MIS Data Reconciliation   </w:t>
+            </w:r>
+            <w:r>
+              <w:rPr>
+                <w:rFonts w:ascii="Cambria" w:cs="Cambria" w:eastAsia="Cambria" w:hAnsi="Cambria"/>
+                <w:b/>
+                <w:bCs/>
+                <w:color w:val="C9A84C"/>
                 <w:sz w:val="20"/>
                 <w:szCs w:val="20"/>
               </w:rPr>
-              <w:t xml:space="preserve">✔ On Track</w:t>
+              <w:t xml:space="preserve">↑ In Progress</w:t>
             </w:r>
           </w:p>
         </w:tc>
@@ -12904,7 +12628,7 @@
                 <w:sz w:val="19"/>
                 <w:szCs w:val="19"/>
               </w:rPr>
-              <w:t xml:space="preserve">Accelerate CPL adoption across all 116 colleges through targeted outreach, implementation grants, and technical assistance</w:t>
+              <w:t xml:space="preserve">Align MAP and MIS CPL data for consistent systemwide reporting; target full alignment by 2027</w:t>
             </w:r>
           </w:p>
         </w:tc>
@@ -13096,7 +12820,7 @@
                 <w:sz w:val="20"/>
                 <w:szCs w:val="20"/>
               </w:rPr>
-              <w:t xml:space="preserve">116</w:t>
+              <w:t xml:space="preserve">—</w:t>
             </w:r>
           </w:p>
         </w:tc>
@@ -13191,11 +12915,11 @@
                 <w:rFonts w:ascii="Cambria" w:cs="Cambria" w:eastAsia="Cambria" w:hAnsi="Cambria"/>
                 <w:b/>
                 <w:bCs/>
-                <w:color w:val="2A7D4F"/>
+                <w:color w:val="C9A84C"/>
                 <w:sz w:val="20"/>
                 <w:szCs w:val="20"/>
               </w:rPr>
-              <w:t xml:space="preserve">114</w:t>
+              <w:t xml:space="preserve">—</w:t>
             </w:r>
           </w:p>
         </w:tc>
@@ -13248,25 +12972,7 @@
                 <w:sz w:val="20"/>
                 <w:szCs w:val="20"/>
               </w:rPr>
-              <w:t xml:space="preserve">114 of 115 colleges funded; 84 meet active participation threshold; 96 showing some engagement</w:t>
-            </w:r>
-          </w:p>
-          <w:p>
-            <w:pPr>
-              <w:pStyle w:val="ListParagraph"/>
-              <w:numPr>
-                <w:ilvl w:val="0"/>
-                <w:numId w:val="3"/>
-              </w:numPr>
-              <w:spacing w:after="60"/>
-            </w:pPr>
-            <w:r>
-              <w:rPr>
-                <w:rFonts w:ascii="Cambria" w:cs="Cambria" w:eastAsia="Cambria" w:hAnsi="Cambria"/>
-                <w:sz w:val="20"/>
-                <w:szCs w:val="20"/>
-              </w:rPr>
-              <w:t xml:space="preserve">Statewide Adoption Sprint: 114 of 115 credit colleges plus 4 noncredit campuses received $50K CPL implementation grants. 84 meet active participation threshold. 96 showing some engagement level.</w:t>
+              <w:t xml:space="preserve">MIS Data Element Dictionary SY domain revised; training sessions held; Common Cloud integration planned</w:t>
             </w:r>
           </w:p>
         </w:tc>
@@ -13294,7 +13000,7 @@
           <w:sz w:val="18"/>
           <w:szCs w:val="18"/>
         </w:rPr>
-        <w:t xml:space="preserve">Crystal Nasio</w:t>
+        <w:t xml:space="preserve">CO MIS / MAP Team</w:t>
       </w:r>
       <w:r>
         <w:rPr>
@@ -13314,7 +13020,7 @@
           <w:sz w:val="18"/>
           <w:szCs w:val="18"/>
         </w:rPr>
-        <w:t xml:space="preserve">Included in 3.3 (CPL Infrastructure &amp; Scaling ($15M one-time))</w:t>
+        <w:t xml:space="preserve">Included in operations (CPL Operations (ongoing $5M))</w:t>
       </w:r>
       <w:r>
         <w:rPr>
@@ -13332,11 +13038,248 @@
           <w:rFonts w:ascii="Cambria" w:cs="Cambria" w:eastAsia="Cambria" w:hAnsi="Cambria"/>
           <w:b/>
           <w:bCs/>
-          <w:color w:val="2A7D4F"/>
+          <w:color w:val="C9A84C"/>
           <w:sz w:val="18"/>
           <w:szCs w:val="18"/>
         </w:rPr>
-        <w:t xml:space="preserve">55%</w:t>
+        <w:t xml:space="preserve">25%</w:t>
+      </w:r>
+    </w:p>
+    <w:p>
+      <w:pPr>
+        <w:pStyle w:val="Heading3"/>
+      </w:pPr>
+      <w:r>
+        <w:t xml:space="preserve">Budget Allocation: Activity 3: CPL Data Infrastructure</w:t>
+      </w:r>
+    </w:p>
+    <w:p>
+      <w:pPr>
+        <w:pStyle w:val="ListParagraph"/>
+        <w:numPr>
+          <w:ilvl w:val="0"/>
+          <w:numId w:val="2"/>
+        </w:numPr>
+        <w:spacing w:after="40"/>
+      </w:pPr>
+      <w:r>
+        <w:rPr>
+          <w:rFonts w:ascii="Cambria" w:cs="Cambria" w:eastAsia="Cambria" w:hAnsi="Cambria"/>
+          <w:color w:val="444444"/>
+          <w:sz w:val="19"/>
+          <w:szCs w:val="19"/>
+        </w:rPr>
+        <w:t xml:space="preserve">3.1 CPL Offers &amp; Awards Tracking: Included in operations (CPL Operations (ongoing $5M))</w:t>
+      </w:r>
+    </w:p>
+    <w:p>
+      <w:pPr>
+        <w:pStyle w:val="ListParagraph"/>
+        <w:numPr>
+          <w:ilvl w:val="0"/>
+          <w:numId w:val="2"/>
+        </w:numPr>
+        <w:spacing w:after="40"/>
+      </w:pPr>
+      <w:r>
+        <w:rPr>
+          <w:rFonts w:ascii="Cambria" w:cs="Cambria" w:eastAsia="Cambria" w:hAnsi="Cambria"/>
+          <w:color w:val="444444"/>
+          <w:sz w:val="19"/>
+          <w:szCs w:val="19"/>
+        </w:rPr>
+        <w:t xml:space="preserve">3.1.1 CPL Offers &amp; Awards Tracking: Included in operations (CPL Operations (ongoing $5M))</w:t>
+      </w:r>
+    </w:p>
+    <w:p>
+      <w:pPr>
+        <w:pStyle w:val="ListParagraph"/>
+        <w:numPr>
+          <w:ilvl w:val="0"/>
+          <w:numId w:val="2"/>
+        </w:numPr>
+        <w:spacing w:after="40"/>
+      </w:pPr>
+      <w:r>
+        <w:rPr>
+          <w:rFonts w:ascii="Cambria" w:cs="Cambria" w:eastAsia="Cambria" w:hAnsi="Cambria"/>
+          <w:color w:val="444444"/>
+          <w:sz w:val="19"/>
+          <w:szCs w:val="19"/>
+        </w:rPr>
+        <w:t xml:space="preserve">3.1.2 CPL Offers &amp; Awards Tracking: Included in operations (CPL Operations (ongoing $5M))</w:t>
+      </w:r>
+    </w:p>
+    <w:p>
+      <w:pPr>
+        <w:pStyle w:val="ListParagraph"/>
+        <w:numPr>
+          <w:ilvl w:val="0"/>
+          <w:numId w:val="2"/>
+        </w:numPr>
+        <w:spacing w:after="40"/>
+      </w:pPr>
+      <w:r>
+        <w:rPr>
+          <w:rFonts w:ascii="Cambria" w:cs="Cambria" w:eastAsia="Cambria" w:hAnsi="Cambria"/>
+          <w:color w:val="444444"/>
+          <w:sz w:val="19"/>
+          <w:szCs w:val="19"/>
+        </w:rPr>
+        <w:t xml:space="preserve">3.1.2a CPL Offers &amp; Awards Tracking: Included in operations (CPL Operations (ongoing $5M))</w:t>
+      </w:r>
+    </w:p>
+    <w:p>
+      <w:pPr>
+        <w:pStyle w:val="ListParagraph"/>
+        <w:numPr>
+          <w:ilvl w:val="0"/>
+          <w:numId w:val="2"/>
+        </w:numPr>
+        <w:spacing w:after="40"/>
+      </w:pPr>
+      <w:r>
+        <w:rPr>
+          <w:rFonts w:ascii="Cambria" w:cs="Cambria" w:eastAsia="Cambria" w:hAnsi="Cambria"/>
+          <w:color w:val="444444"/>
+          <w:sz w:val="19"/>
+          <w:szCs w:val="19"/>
+        </w:rPr>
+        <w:t xml:space="preserve">3.2 CPL Units Transcription: Included in operations (CPL Operations (ongoing $5M))</w:t>
+      </w:r>
+    </w:p>
+    <w:p>
+      <w:pPr>
+        <w:pStyle w:val="ListParagraph"/>
+        <w:numPr>
+          <w:ilvl w:val="0"/>
+          <w:numId w:val="2"/>
+        </w:numPr>
+        <w:spacing w:after="40"/>
+      </w:pPr>
+      <w:r>
+        <w:rPr>
+          <w:rFonts w:ascii="Cambria" w:cs="Cambria" w:eastAsia="Cambria" w:hAnsi="Cambria"/>
+          <w:color w:val="444444"/>
+          <w:sz w:val="19"/>
+          <w:szCs w:val="19"/>
+        </w:rPr>
+        <w:t xml:space="preserve">3.3 Institutional Participation: $5,900,000 (CPL Infrastructure &amp; Scaling ($15M one-time))</w:t>
+      </w:r>
+    </w:p>
+    <w:p>
+      <w:pPr>
+        <w:pStyle w:val="ListParagraph"/>
+        <w:numPr>
+          <w:ilvl w:val="0"/>
+          <w:numId w:val="2"/>
+        </w:numPr>
+        <w:spacing w:after="40"/>
+      </w:pPr>
+      <w:r>
+        <w:rPr>
+          <w:rFonts w:ascii="Cambria" w:cs="Cambria" w:eastAsia="Cambria" w:hAnsi="Cambria"/>
+          <w:color w:val="444444"/>
+          <w:sz w:val="19"/>
+          <w:szCs w:val="19"/>
+        </w:rPr>
+        <w:t xml:space="preserve">3.4 Student Impact Rate Survey: Included in 1.1 (MAP Team Operations (GFA0164))</w:t>
+      </w:r>
+    </w:p>
+    <w:p>
+      <w:pPr>
+        <w:pStyle w:val="ListParagraph"/>
+        <w:numPr>
+          <w:ilvl w:val="0"/>
+          <w:numId w:val="2"/>
+        </w:numPr>
+        <w:spacing w:after="40"/>
+      </w:pPr>
+      <w:r>
+        <w:rPr>
+          <w:rFonts w:ascii="Cambria" w:cs="Cambria" w:eastAsia="Cambria" w:hAnsi="Cambria"/>
+          <w:color w:val="444444"/>
+          <w:sz w:val="19"/>
+          <w:szCs w:val="19"/>
+        </w:rPr>
+        <w:t xml:space="preserve">3.5 Student Stories: Included in 1.1 (MAP Team Operations (GFA0164))</w:t>
+      </w:r>
+    </w:p>
+    <w:p>
+      <w:pPr>
+        <w:pBdr>
+          <w:left w:val="single" w:color="C9A84C" w:sz="12" w:space="8"/>
+        </w:pBdr>
+        <w:spacing w:after="200" w:before="160"/>
+        <w:ind w:left="360"/>
+      </w:pPr>
+      <w:r>
+        <w:rPr>
+          <w:rFonts w:ascii="Cambria" w:cs="Cambria" w:eastAsia="Cambria" w:hAnsi="Cambria"/>
+          <w:b/>
+          <w:bCs/>
+          <w:color w:val="0A2240"/>
+          <w:sz w:val="20"/>
+          <w:szCs w:val="20"/>
+        </w:rPr>
+        <w:t xml:space="preserve">Outcome: </w:t>
+      </w:r>
+      <w:r>
+        <w:rPr>
+          <w:rFonts w:ascii="Cambria" w:cs="Cambria" w:eastAsia="Cambria" w:hAnsi="Cambria"/>
+          <w:color w:val="555555"/>
+          <w:sz w:val="20"/>
+          <w:szCs w:val="20"/>
+        </w:rPr>
+        <w:t xml:space="preserve">This activity drives Vision 2030 Actions 1a and 5, advancing equitable access to credit for prior learning for working adults, veterans, and apprentices across California.</w:t>
+      </w:r>
+    </w:p>
+    <w:p>
+      <w:r>
+        <w:br w:type="page"/>
+      </w:r>
+    </w:p>
+    <w:p>
+      <w:pPr>
+        <w:pBdr>
+          <w:bottom w:val="single" w:color="C9A84C" w:sz="8" w:space="6"/>
+        </w:pBdr>
+        <w:spacing w:after="160"/>
+      </w:pPr>
+      <w:r>
+        <w:rPr>
+          <w:rFonts w:ascii="Cambria" w:cs="Cambria" w:eastAsia="Cambria" w:hAnsi="Cambria"/>
+          <w:b/>
+          <w:bCs/>
+          <w:color w:val="0A2240"/>
+          <w:sz w:val="26"/>
+          <w:szCs w:val="26"/>
+        </w:rPr>
+        <w:t xml:space="preserve">ACTIVITY 4: SPRINTS, PROJECTS &amp; PARTNERSHIPS</w:t>
+      </w:r>
+    </w:p>
+    <w:p>
+      <w:pPr>
+        <w:spacing w:after="200"/>
+      </w:pPr>
+      <w:r>
+        <w:rPr>
+          <w:rFonts w:ascii="Cambria" w:cs="Cambria" w:eastAsia="Cambria" w:hAnsi="Cambria"/>
+          <w:b/>
+          <w:bCs/>
+          <w:sz w:val="21"/>
+          <w:szCs w:val="21"/>
+        </w:rPr>
+        <w:t xml:space="preserve">Progress: </w:t>
+      </w:r>
+      <w:r>
+        <w:rPr>
+          <w:rFonts w:ascii="Cambria" w:cs="Cambria" w:eastAsia="Cambria" w:hAnsi="Cambria"/>
+          <w:color w:val="2A7D4F"/>
+          <w:sz w:val="21"/>
+          <w:szCs w:val="21"/>
+        </w:rPr>
+        <w:t xml:space="preserve">50% average  |  6 of 12 on track or exceeding targets</w:t>
       </w:r>
     </w:p>
     <w:tbl>
@@ -13382,18 +13325,18 @@
                 <w:sz w:val="22"/>
                 <w:szCs w:val="22"/>
               </w:rPr>
-              <w:t xml:space="preserve">4.1d  29 Palms Marine Corps Base Demo   </w:t>
-            </w:r>
-            <w:r>
-              <w:rPr>
-                <w:rFonts w:ascii="Cambria" w:cs="Cambria" w:eastAsia="Cambria" w:hAnsi="Cambria"/>
-                <w:b/>
-                <w:bCs/>
-                <w:color w:val="C9A84C"/>
+              <w:t xml:space="preserve">4.1  Sprints and Projects   </w:t>
+            </w:r>
+            <w:r>
+              <w:rPr>
+                <w:rFonts w:ascii="Cambria" w:cs="Cambria" w:eastAsia="Cambria" w:hAnsi="Cambria"/>
+                <w:b/>
+                <w:bCs/>
+                <w:color w:val="2A7D4F"/>
                 <w:sz w:val="20"/>
                 <w:szCs w:val="20"/>
               </w:rPr>
-              <w:t xml:space="preserve">↑ In Progress</w:t>
+              <w:t xml:space="preserve">✔ On Track</w:t>
             </w:r>
           </w:p>
         </w:tc>
@@ -13440,7 +13383,7 @@
                 <w:sz w:val="19"/>
                 <w:szCs w:val="19"/>
               </w:rPr>
-              <w:t xml:space="preserve">Partnership with Twentynine Palms MCAGCC + Copper Mountain College; develop CPL pathways for 42 MOS trained at base</w:t>
+              <w:t xml:space="preserve">CPL sprints, pilot projects, CPL outreach, and demonstration projects are supported with new CPL opportunities and resources.</w:t>
             </w:r>
           </w:p>
         </w:tc>
@@ -13632,7 +13575,7 @@
                 <w:sz w:val="20"/>
                 <w:szCs w:val="20"/>
               </w:rPr>
-              <w:t xml:space="preserve">42</w:t>
+              <w:t xml:space="preserve">15</w:t>
             </w:r>
           </w:p>
         </w:tc>
@@ -13665,7 +13608,7 @@
                 <w:sz w:val="20"/>
                 <w:szCs w:val="20"/>
               </w:rPr>
-              <w:t xml:space="preserve">—</w:t>
+              <w:t xml:space="preserve">1</w:t>
             </w:r>
           </w:p>
         </w:tc>
@@ -13698,40 +13641,40 @@
                 <w:sz w:val="20"/>
                 <w:szCs w:val="20"/>
               </w:rPr>
-              <w:t xml:space="preserve">—</w:t>
-            </w:r>
-          </w:p>
-        </w:tc>
-        <w:tc>
-          <w:tcPr>
-            <w:tcW w:type="dxa" w:w="2700"/>
-            <w:tcBorders>
-              <w:top w:val="single" w:color="CCCCCC" w:sz="1"/>
-              <w:left w:val="single" w:color="CCCCCC" w:sz="1"/>
-              <w:bottom w:val="single" w:color="CCCCCC" w:sz="1"/>
-              <w:right w:val="single" w:color="CCCCCC" w:sz="1"/>
-            </w:tcBorders>
-            <w:tcMar>
-              <w:top w:type="dxa" w:w="60"/>
-              <w:left w:type="dxa" w:w="100"/>
-              <w:bottom w:type="dxa" w:w="60"/>
-              <w:right w:type="dxa" w:w="100"/>
-            </w:tcMar>
-          </w:tcPr>
-          <w:p>
-            <w:pPr>
-              <w:jc w:val="center"/>
-            </w:pPr>
-            <w:r>
-              <w:rPr>
-                <w:rFonts w:ascii="Cambria" w:cs="Cambria" w:eastAsia="Cambria" w:hAnsi="Cambria"/>
-                <w:b/>
-                <w:bCs/>
-                <w:color w:val="C9A84C"/>
+              <w:t xml:space="preserve">4</w:t>
+            </w:r>
+          </w:p>
+        </w:tc>
+        <w:tc>
+          <w:tcPr>
+            <w:tcW w:type="dxa" w:w="2700"/>
+            <w:tcBorders>
+              <w:top w:val="single" w:color="CCCCCC" w:sz="1"/>
+              <w:left w:val="single" w:color="CCCCCC" w:sz="1"/>
+              <w:bottom w:val="single" w:color="CCCCCC" w:sz="1"/>
+              <w:right w:val="single" w:color="CCCCCC" w:sz="1"/>
+            </w:tcBorders>
+            <w:tcMar>
+              <w:top w:type="dxa" w:w="60"/>
+              <w:left w:type="dxa" w:w="100"/>
+              <w:bottom w:type="dxa" w:w="60"/>
+              <w:right w:type="dxa" w:w="100"/>
+            </w:tcMar>
+          </w:tcPr>
+          <w:p>
+            <w:pPr>
+              <w:jc w:val="center"/>
+            </w:pPr>
+            <w:r>
+              <w:rPr>
+                <w:rFonts w:ascii="Cambria" w:cs="Cambria" w:eastAsia="Cambria" w:hAnsi="Cambria"/>
+                <w:b/>
+                <w:bCs/>
+                <w:color w:val="2A7D4F"/>
                 <w:sz w:val="20"/>
                 <w:szCs w:val="20"/>
               </w:rPr>
-              <w:t xml:space="preserve">0</w:t>
+              <w:t xml:space="preserve">8</w:t>
             </w:r>
           </w:p>
         </w:tc>
@@ -13784,7 +13727,7 @@
                 <w:sz w:val="20"/>
                 <w:szCs w:val="20"/>
               </w:rPr>
-              <w:t xml:space="preserve">New demonstration project launched; coordinated outreach with Cal VET and military education center underway</w:t>
+              <w:t xml:space="preserve">3 Sprints underway: Veteran, Apprenticeship, and Statewide Adoptions; 1 new Military Base demonstration project underway;  and several projects underway.</w:t>
             </w:r>
           </w:p>
           <w:p>
@@ -13802,7 +13745,7 @@
                 <w:sz w:val="20"/>
                 <w:szCs w:val="20"/>
               </w:rPr>
-              <w:t xml:space="preserve">29 Palms Demo: New demonstration project launched. Developing CPL pathways for 42 Military Occupational Specialties (MOS) trained at MCAGCC. Coordinated outreach with Cal VET and military education center underway.</w:t>
+              <w:t xml:space="preserve">30</w:t>
             </w:r>
           </w:p>
         </w:tc>
@@ -13868,11 +13811,11 @@
           <w:rFonts w:ascii="Cambria" w:cs="Cambria" w:eastAsia="Cambria" w:hAnsi="Cambria"/>
           <w:b/>
           <w:bCs/>
-          <w:color w:val="C9A84C"/>
+          <w:color w:val="2A7D4F"/>
           <w:sz w:val="18"/>
           <w:szCs w:val="18"/>
         </w:rPr>
-        <w:t xml:space="preserve">20%</w:t>
+        <w:t xml:space="preserve">65%</w:t>
       </w:r>
     </w:p>
     <w:tbl>
@@ -13918,7 +13861,7 @@
                 <w:sz w:val="22"/>
                 <w:szCs w:val="22"/>
               </w:rPr>
-              <w:t xml:space="preserve">4.2  Strategic Partnerships   </w:t>
+              <w:t xml:space="preserve">4.1.1  Veteran Sprint   </w:t>
             </w:r>
             <w:r>
               <w:rPr>
@@ -13929,18 +13872,7 @@
                 <w:sz w:val="20"/>
                 <w:szCs w:val="20"/>
               </w:rPr>
-              <w:t xml:space="preserve">✔ Goal Met  </w:t>
-            </w:r>
-            <w:r>
-              <w:rPr>
-                <w:rFonts w:ascii="Cambria" w:cs="Cambria" w:eastAsia="Cambria" w:hAnsi="Cambria"/>
-                <w:b/>
-                <w:bCs/>
-                <w:color w:val="C9A84C"/>
-                <w:sz w:val="20"/>
-                <w:szCs w:val="20"/>
-              </w:rPr>
-              <w:t xml:space="preserve">★ Stretch Met</w:t>
+              <w:t xml:space="preserve">✔ On Track</w:t>
             </w:r>
           </w:p>
         </w:tc>
@@ -13987,7 +13919,7 @@
                 <w:sz w:val="19"/>
                 <w:szCs w:val="19"/>
               </w:rPr>
-              <w:t xml:space="preserve">Build and maintain 20+ partnerships with industry, state agencies, labor unions, and education segments</w:t>
+              <w:t xml:space="preserve">Ensure all 34,000+ enrolled CCC veterans have JSTs processed in MAP; 3 goals: JST upload, basic training credit, systemwide articulation, military base demonstration project</w:t>
             </w:r>
           </w:p>
         </w:tc>
@@ -14179,7 +14111,7 @@
                 <w:sz w:val="20"/>
                 <w:szCs w:val="20"/>
               </w:rPr>
-              <w:t xml:space="preserve">7.5</w:t>
+              <w:t xml:space="preserve">5</w:t>
             </w:r>
           </w:p>
         </w:tc>
@@ -14212,7 +14144,7 @@
                 <w:sz w:val="20"/>
                 <w:szCs w:val="20"/>
               </w:rPr>
-              <w:t xml:space="preserve">3</w:t>
+              <w:t xml:space="preserve">1</w:t>
             </w:r>
           </w:p>
         </w:tc>
@@ -14245,7 +14177,7 @@
                 <w:sz w:val="20"/>
                 <w:szCs w:val="20"/>
               </w:rPr>
-              <w:t xml:space="preserve">4</w:t>
+              <w:t xml:space="preserve">2</w:t>
             </w:r>
           </w:p>
         </w:tc>
@@ -14278,7 +14210,7 @@
                 <w:sz w:val="20"/>
                 <w:szCs w:val="20"/>
               </w:rPr>
-              <w:t xml:space="preserve">20</w:t>
+              <w:t xml:space="preserve">2</w:t>
             </w:r>
           </w:p>
         </w:tc>
@@ -14331,7 +14263,7 @@
                 <w:sz w:val="20"/>
                 <w:szCs w:val="20"/>
               </w:rPr>
-              <w:t xml:space="preserve">20+ partners actively engaged including DAS, CDE, ASCCC, Credential Engine, WestEd, Cal-JAC, and others</w:t>
+              <w:t xml:space="preserve">20,991 JSTs uploaded (62%); 75 colleges awarding basic training credit; 679 unique ACE credit recs; $163M est. saving; CCCApply JST authorization process.</w:t>
             </w:r>
           </w:p>
           <w:p>
@@ -14349,7 +14281,7 @@
                 <w:sz w:val="20"/>
                 <w:szCs w:val="20"/>
               </w:rPr>
-              <w:t xml:space="preserve">20+ partners actively working with the CPL Initiative including DAS, CDE, ASCCC, Credential Engine, WestEd, Cal-JAC, CCCF, Futuro Health, Public Works Alliance EMS Corps, and Iron Workers union.</w:t>
+              <w:t xml:space="preserve">10</w:t>
             </w:r>
           </w:p>
         </w:tc>
@@ -14377,7 +14309,7 @@
           <w:sz w:val="18"/>
           <w:szCs w:val="18"/>
         </w:rPr>
-        <w:t xml:space="preserve">Samuel Lee</w:t>
+        <w:t xml:space="preserve">Calvin Klein Gloria</w:t>
       </w:r>
       <w:r>
         <w:rPr>
@@ -14397,7 +14329,7 @@
           <w:sz w:val="18"/>
           <w:szCs w:val="18"/>
         </w:rPr>
-        <w:t xml:space="preserve">Included in operations (CPL Operations (ongoing $5M))</w:t>
+        <w:t xml:space="preserve">Included in 1.1 (MAP Team Operations (GFA0164))</w:t>
       </w:r>
       <w:r>
         <w:rPr>
@@ -14419,7 +14351,7 @@
           <w:sz w:val="18"/>
           <w:szCs w:val="18"/>
         </w:rPr>
-        <w:t xml:space="preserve">80%</w:t>
+        <w:t xml:space="preserve">65%</w:t>
       </w:r>
     </w:p>
     <w:tbl>
@@ -14465,18 +14397,7 @@
                 <w:sz w:val="22"/>
                 <w:szCs w:val="22"/>
               </w:rPr>
-              <w:t xml:space="preserve">4.3  Technical Assistance &amp; Training   </w:t>
-            </w:r>
-            <w:r>
-              <w:rPr>
-                <w:rFonts w:ascii="Cambria" w:cs="Cambria" w:eastAsia="Cambria" w:hAnsi="Cambria"/>
-                <w:b/>
-                <w:bCs/>
-                <w:color w:val="2A7D4F"/>
-                <w:sz w:val="20"/>
-                <w:szCs w:val="20"/>
-              </w:rPr>
-              <w:t xml:space="preserve">✔ Goal Met  </w:t>
+              <w:t xml:space="preserve">4.1.2  Apprenticeship Sprint   </w:t>
             </w:r>
             <w:r>
               <w:rPr>
@@ -14487,7 +14408,7 @@
                 <w:sz w:val="20"/>
                 <w:szCs w:val="20"/>
               </w:rPr>
-              <w:t xml:space="preserve">★ Stretch Met</w:t>
+              <w:t xml:space="preserve">↑ In Progress</w:t>
             </w:r>
           </w:p>
         </w:tc>
@@ -14534,7 +14455,7 @@
                 <w:sz w:val="19"/>
                 <w:szCs w:val="19"/>
               </w:rPr>
-              <w:t xml:space="preserve">Deliver local, regional, and statewide CPL training; 25+ events reaching 1,000+ participants</w:t>
+              <w:t xml:space="preserve">Document every recent/current CCC apprentice by trade, union, CPL awarded, program, and workforce region</w:t>
             </w:r>
           </w:p>
         </w:tc>
@@ -14726,7 +14647,7 @@
                 <w:sz w:val="20"/>
                 <w:szCs w:val="20"/>
               </w:rPr>
-              <w:t xml:space="preserve">100</w:t>
+              <w:t xml:space="preserve">5</w:t>
             </w:r>
           </w:p>
         </w:tc>
@@ -14759,7 +14680,7 @@
                 <w:sz w:val="20"/>
                 <w:szCs w:val="20"/>
               </w:rPr>
-              <w:t xml:space="preserve">200</w:t>
+              <w:t xml:space="preserve">1</w:t>
             </w:r>
           </w:p>
         </w:tc>
@@ -14792,40 +14713,40 @@
                 <w:sz w:val="20"/>
                 <w:szCs w:val="20"/>
               </w:rPr>
-              <w:t xml:space="preserve">300</w:t>
-            </w:r>
-          </w:p>
-        </w:tc>
-        <w:tc>
-          <w:tcPr>
-            <w:tcW w:type="dxa" w:w="2700"/>
-            <w:tcBorders>
-              <w:top w:val="single" w:color="CCCCCC" w:sz="1"/>
-              <w:left w:val="single" w:color="CCCCCC" w:sz="1"/>
-              <w:bottom w:val="single" w:color="CCCCCC" w:sz="1"/>
-              <w:right w:val="single" w:color="CCCCCC" w:sz="1"/>
-            </w:tcBorders>
-            <w:tcMar>
-              <w:top w:type="dxa" w:w="60"/>
-              <w:left w:type="dxa" w:w="100"/>
-              <w:bottom w:type="dxa" w:w="60"/>
-              <w:right w:type="dxa" w:w="100"/>
-            </w:tcMar>
-          </w:tcPr>
-          <w:p>
-            <w:pPr>
-              <w:jc w:val="center"/>
-            </w:pPr>
-            <w:r>
-              <w:rPr>
-                <w:rFonts w:ascii="Cambria" w:cs="Cambria" w:eastAsia="Cambria" w:hAnsi="Cambria"/>
-                <w:b/>
-                <w:bCs/>
-                <w:color w:val="2A7D4F"/>
+              <w:t xml:space="preserve">2</w:t>
+            </w:r>
+          </w:p>
+        </w:tc>
+        <w:tc>
+          <w:tcPr>
+            <w:tcW w:type="dxa" w:w="2700"/>
+            <w:tcBorders>
+              <w:top w:val="single" w:color="CCCCCC" w:sz="1"/>
+              <w:left w:val="single" w:color="CCCCCC" w:sz="1"/>
+              <w:bottom w:val="single" w:color="CCCCCC" w:sz="1"/>
+              <w:right w:val="single" w:color="CCCCCC" w:sz="1"/>
+            </w:tcBorders>
+            <w:tcMar>
+              <w:top w:type="dxa" w:w="60"/>
+              <w:left w:type="dxa" w:w="100"/>
+              <w:bottom w:type="dxa" w:w="60"/>
+              <w:right w:type="dxa" w:w="100"/>
+            </w:tcMar>
+          </w:tcPr>
+          <w:p>
+            <w:pPr>
+              <w:jc w:val="center"/>
+            </w:pPr>
+            <w:r>
+              <w:rPr>
+                <w:rFonts w:ascii="Cambria" w:cs="Cambria" w:eastAsia="Cambria" w:hAnsi="Cambria"/>
+                <w:b/>
+                <w:bCs/>
+                <w:color w:val="C9A84C"/>
                 <w:sz w:val="20"/>
                 <w:szCs w:val="20"/>
               </w:rPr>
-              <w:t xml:space="preserve">25</w:t>
+              <w:t xml:space="preserve">1</w:t>
             </w:r>
           </w:p>
         </w:tc>
@@ -14878,7 +14799,7 @@
                 <w:sz w:val="20"/>
                 <w:szCs w:val="20"/>
               </w:rPr>
-              <w:t xml:space="preserve">25 trainings delivered incl. 6th Annual CPL Summit and 4 Regional Trainings; 1,000+ staff/faculty/admins trained</w:t>
+              <w:t xml:space="preserve">678 apprentice students documented; 6,000 units; DAS partnership active; Cal-JAC early partner for 14,000 first responders</w:t>
             </w:r>
           </w:p>
           <w:p>
@@ -14896,7 +14817,7 @@
                 <w:sz w:val="20"/>
                 <w:szCs w:val="20"/>
               </w:rPr>
-              <w:t xml:space="preserve">25 trainings delivered including the 6th Annual CPL Summit and 4 CPL Regional Training Workshops. Over 1,000 staff, faculty, and administrators trained. Individual technical assistance and office hours ongoing.</w:t>
+              <w:t xml:space="preserve">10</w:t>
             </w:r>
           </w:p>
         </w:tc>
@@ -14924,7 +14845,7 @@
           <w:sz w:val="18"/>
           <w:szCs w:val="18"/>
         </w:rPr>
-        <w:t xml:space="preserve">Crystal Nasio</w:t>
+        <w:t xml:space="preserve">Terence Nelson</w:t>
       </w:r>
       <w:r>
         <w:rPr>
@@ -14944,7 +14865,7 @@
           <w:sz w:val="18"/>
           <w:szCs w:val="18"/>
         </w:rPr>
-        <w:t xml:space="preserve">$233,589 (CCC Foundation Regional Trainings)</w:t>
+        <w:t xml:space="preserve">$1,345,236 (MAP Addendum - N2N Lightleap AI)</w:t>
       </w:r>
       <w:r>
         <w:rPr>
@@ -14962,11 +14883,11 @@
           <w:rFonts w:ascii="Cambria" w:cs="Cambria" w:eastAsia="Cambria" w:hAnsi="Cambria"/>
           <w:b/>
           <w:bCs/>
-          <w:color w:val="2A7D4F"/>
+          <w:color w:val="C9A84C"/>
           <w:sz w:val="18"/>
           <w:szCs w:val="18"/>
         </w:rPr>
-        <w:t xml:space="preserve">85%</w:t>
+        <w:t xml:space="preserve">35%</w:t>
       </w:r>
     </w:p>
     <w:tbl>
@@ -15012,7 +14933,7 @@
                 <w:sz w:val="22"/>
                 <w:szCs w:val="22"/>
               </w:rPr>
-              <w:t xml:space="preserve">4.4  Law &amp; Regulation Review   </w:t>
+              <w:t xml:space="preserve">4.1.3  Statewide Adoption Sprint   </w:t>
             </w:r>
             <w:r>
               <w:rPr>
@@ -15070,7 +14991,7 @@
                 <w:sz w:val="19"/>
                 <w:szCs w:val="19"/>
               </w:rPr>
-              <w:t xml:space="preserve">Advance Title 5 updates, AB 123 implementation, draft trailer bill for additional funding; SCFF integration pathway</w:t>
+              <w:t xml:space="preserve">Accelerate CPL adoption across colleges statewide through targeted outreach, implementation grants, and technical assistance</w:t>
             </w:r>
           </w:p>
         </w:tc>
@@ -15262,7 +15183,7 @@
                 <w:sz w:val="20"/>
                 <w:szCs w:val="20"/>
               </w:rPr>
-              <w:t xml:space="preserve">40</w:t>
+              <w:t xml:space="preserve">5</w:t>
             </w:r>
           </w:p>
         </w:tc>
@@ -15295,7 +15216,7 @@
                 <w:sz w:val="20"/>
                 <w:szCs w:val="20"/>
               </w:rPr>
-              <w:t xml:space="preserve">30</w:t>
+              <w:t xml:space="preserve">1</w:t>
             </w:r>
           </w:p>
         </w:tc>
@@ -15328,7 +15249,7 @@
                 <w:sz w:val="20"/>
                 <w:szCs w:val="20"/>
               </w:rPr>
-              <w:t xml:space="preserve">40</w:t>
+              <w:t xml:space="preserve">2</w:t>
             </w:r>
           </w:p>
         </w:tc>
@@ -15361,7 +15282,7 @@
                 <w:sz w:val="20"/>
                 <w:szCs w:val="20"/>
               </w:rPr>
-              <w:t xml:space="preserve">—</w:t>
+              <w:t xml:space="preserve">114</w:t>
             </w:r>
           </w:p>
         </w:tc>
@@ -15414,25 +15335,7 @@
                 <w:sz w:val="20"/>
                 <w:szCs w:val="20"/>
               </w:rPr>
-              <w:t xml:space="preserve">AB 123 chaptered ($5M ongoing + $15M one-time); Title 5 updates advanced; $2M + $35M proposed in Governor's 2026 budget</w:t>
-            </w:r>
-          </w:p>
-          <w:p>
-            <w:pPr>
-              <w:pStyle w:val="ListParagraph"/>
-              <w:numPr>
-                <w:ilvl w:val="0"/>
-                <w:numId w:val="3"/>
-              </w:numPr>
-              <w:spacing w:after="60"/>
-            </w:pPr>
-            <w:r>
-              <w:rPr>
-                <w:rFonts w:ascii="Cambria" w:cs="Cambria" w:eastAsia="Cambria" w:hAnsi="Cambria"/>
-                <w:sz w:val="20"/>
-                <w:szCs w:val="20"/>
-              </w:rPr>
-              <w:t xml:space="preserve">AB 123 chaptered establishing first-ever ongoing CPL state funding ($5M ongoing + $15M one-time). Title 5 regulatory updates advanced to reduce residency and access barriers. Draft trailer bill for additional $2M ongoing + $35M one-time under review.</w:t>
+              <w:t xml:space="preserve">114 of 115 colleges funded; 84 meet active participation threshold; 96 showing some engagement</w:t>
             </w:r>
           </w:p>
         </w:tc>
@@ -15460,7 +15363,7 @@
           <w:sz w:val="18"/>
           <w:szCs w:val="18"/>
         </w:rPr>
-        <w:t xml:space="preserve">Samuel Lee / James Todd</w:t>
+        <w:t xml:space="preserve">Crystal Nasio</w:t>
       </w:r>
       <w:r>
         <w:rPr>
@@ -15480,7 +15383,7 @@
           <w:sz w:val="18"/>
           <w:szCs w:val="18"/>
         </w:rPr>
-        <w:t xml:space="preserve">Included in operations (CPL Operations (ongoing $5M))</w:t>
+        <w:t xml:space="preserve">Included in 3.3 (CPL Infrastructure &amp; Scaling ($15M one-time))</w:t>
       </w:r>
       <w:r>
         <w:rPr>
@@ -15502,7 +15405,7 @@
           <w:sz w:val="18"/>
           <w:szCs w:val="18"/>
         </w:rPr>
-        <w:t xml:space="preserve">60%</w:t>
+        <w:t xml:space="preserve">55%</w:t>
       </w:r>
     </w:p>
     <w:tbl>
@@ -15548,7 +15451,7 @@
                 <w:sz w:val="22"/>
                 <w:szCs w:val="22"/>
               </w:rPr>
-              <w:t xml:space="preserve">4.5  Sustainable Funding   </w:t>
+              <w:t xml:space="preserve">4.1.4  29 Palms Marine Corps Base Demo   </w:t>
             </w:r>
             <w:r>
               <w:rPr>
@@ -15606,7 +15509,7 @@
                 <w:sz w:val="19"/>
                 <w:szCs w:val="19"/>
               </w:rPr>
-              <w:t xml:space="preserve">Secure long-term CPL funding; $89M five-year plan through 2029-30; distribute college implementation grants</w:t>
+              <w:t xml:space="preserve">Partnership with Twentynine Palms MCAGCC + Copper Mountain College; develop CPL pathways for 42 MOS trained at base</w:t>
             </w:r>
           </w:p>
         </w:tc>
@@ -15798,7 +15701,7 @@
                 <w:sz w:val="20"/>
                 <w:szCs w:val="20"/>
               </w:rPr>
-              <w:t xml:space="preserve">2</w:t>
+              <w:t xml:space="preserve">5</w:t>
             </w:r>
           </w:p>
         </w:tc>
@@ -15831,7 +15734,7 @@
                 <w:sz w:val="20"/>
                 <w:szCs w:val="20"/>
               </w:rPr>
-              <w:t xml:space="preserve">2</w:t>
+              <w:t xml:space="preserve">1</w:t>
             </w:r>
           </w:p>
         </w:tc>
@@ -15864,7 +15767,7 @@
                 <w:sz w:val="20"/>
                 <w:szCs w:val="20"/>
               </w:rPr>
-              <w:t xml:space="preserve">3</w:t>
+              <w:t xml:space="preserve">2</w:t>
             </w:r>
           </w:p>
         </w:tc>
@@ -15897,7 +15800,7 @@
                 <w:sz w:val="20"/>
                 <w:szCs w:val="20"/>
               </w:rPr>
-              <w:t xml:space="preserve">5,900,000</w:t>
+              <w:t xml:space="preserve">0</w:t>
             </w:r>
           </w:p>
         </w:tc>
@@ -15950,25 +15853,7 @@
                 <w:sz w:val="20"/>
                 <w:szCs w:val="20"/>
               </w:rPr>
-              <w:t xml:space="preserve">$50K distributed to 114 colleges; $6M one-time fully allocated; 2026 advocacy for $2M ongoing + $35M one-time</w:t>
-            </w:r>
-          </w:p>
-          <w:p>
-            <w:pPr>
-              <w:pStyle w:val="ListParagraph"/>
-              <w:numPr>
-                <w:ilvl w:val="0"/>
-                <w:numId w:val="3"/>
-              </w:numPr>
-              <w:spacing w:after="60"/>
-            </w:pPr>
-            <w:r>
-              <w:rPr>
-                <w:rFonts w:ascii="Cambria" w:cs="Cambria" w:eastAsia="Cambria" w:hAnsi="Cambria"/>
-                <w:sz w:val="20"/>
-                <w:szCs w:val="20"/>
-              </w:rPr>
-              <w:t xml:space="preserve">$50,000 distributed to 114 of 115 credit colleges and 4 noncredit campuses for CPL implementation. $6M one-time fully allocated. 2026 advocacy active for $2M ongoing + $35M one-time appropriation.</w:t>
+              <w:t xml:space="preserve">New demonstration project launched; coordinated outreach with Cal VET and military education center underway</w:t>
             </w:r>
           </w:p>
         </w:tc>
@@ -15996,7 +15881,7 @@
           <w:sz w:val="18"/>
           <w:szCs w:val="18"/>
         </w:rPr>
-        <w:t xml:space="preserve">Samuel Lee / James Todd</w:t>
+        <w:t xml:space="preserve">Calvin Klein Gloria</w:t>
       </w:r>
       <w:r>
         <w:rPr>
@@ -16016,7 +15901,7 @@
           <w:sz w:val="18"/>
           <w:szCs w:val="18"/>
         </w:rPr>
-        <w:t xml:space="preserve">$89,000,000 (5-yr plan) (All CPL funding sources)</w:t>
+        <w:t xml:space="preserve">Included in 1.1 (MAP Team Operations (GFA0164))</w:t>
       </w:r>
       <w:r>
         <w:rPr>
@@ -16038,7 +15923,7 @@
           <w:sz w:val="18"/>
           <w:szCs w:val="18"/>
         </w:rPr>
-        <w:t xml:space="preserve">40%</w:t>
+        <w:t xml:space="preserve">20%</w:t>
       </w:r>
     </w:p>
     <w:tbl>
@@ -16084,18 +15969,29 @@
                 <w:sz w:val="22"/>
                 <w:szCs w:val="22"/>
               </w:rPr>
-              <w:t xml:space="preserve">5.1  AI-Ready California Demonstration   </w:t>
-            </w:r>
-            <w:r>
-              <w:rPr>
-                <w:rFonts w:ascii="Cambria" w:cs="Cambria" w:eastAsia="Cambria" w:hAnsi="Cambria"/>
-                <w:b/>
-                <w:bCs/>
-                <w:color w:val="666666"/>
+              <w:t xml:space="preserve">4.2  Strategic Partnerships   </w:t>
+            </w:r>
+            <w:r>
+              <w:rPr>
+                <w:rFonts w:ascii="Cambria" w:cs="Cambria" w:eastAsia="Cambria" w:hAnsi="Cambria"/>
+                <w:b/>
+                <w:bCs/>
+                <w:color w:val="2A7D4F"/>
                 <w:sz w:val="20"/>
                 <w:szCs w:val="20"/>
               </w:rPr>
-              <w:t xml:space="preserve">○ Not Started</w:t>
+              <w:t xml:space="preserve">✔ Goal Met  </w:t>
+            </w:r>
+            <w:r>
+              <w:rPr>
+                <w:rFonts w:ascii="Cambria" w:cs="Cambria" w:eastAsia="Cambria" w:hAnsi="Cambria"/>
+                <w:b/>
+                <w:bCs/>
+                <w:color w:val="C9A84C"/>
+                <w:sz w:val="20"/>
+                <w:szCs w:val="20"/>
+              </w:rPr>
+              <w:t xml:space="preserve">★ Stretch Met</w:t>
             </w:r>
           </w:p>
         </w:tc>
@@ -16142,7 +16038,7 @@
                 <w:sz w:val="19"/>
                 <w:szCs w:val="19"/>
               </w:rPr>
-              <w:t xml:space="preserve">$7M two-year project: CPL-embedded AI workforce pathway from HS dual enrollment through AS to BAS-ASIO baccalaureate across 4 districts</w:t>
+              <w:t xml:space="preserve">Build and maintain partnerships with industry, state agencies, labor unions, and education segments</w:t>
             </w:r>
           </w:p>
         </w:tc>
@@ -16334,7 +16230,7 @@
                 <w:sz w:val="20"/>
                 <w:szCs w:val="20"/>
               </w:rPr>
-              <w:t xml:space="preserve">4</w:t>
+              <w:t xml:space="preserve">40</w:t>
             </w:r>
           </w:p>
         </w:tc>
@@ -16367,7 +16263,7 @@
                 <w:sz w:val="20"/>
                 <w:szCs w:val="20"/>
               </w:rPr>
-              <w:t xml:space="preserve">—</w:t>
+              <w:t xml:space="preserve">3</w:t>
             </w:r>
           </w:p>
         </w:tc>
@@ -16400,40 +16296,40 @@
                 <w:sz w:val="20"/>
                 <w:szCs w:val="20"/>
               </w:rPr>
-              <w:t xml:space="preserve">—</w:t>
-            </w:r>
-          </w:p>
-        </w:tc>
-        <w:tc>
-          <w:tcPr>
-            <w:tcW w:type="dxa" w:w="2700"/>
-            <w:tcBorders>
-              <w:top w:val="single" w:color="CCCCCC" w:sz="1"/>
-              <w:left w:val="single" w:color="CCCCCC" w:sz="1"/>
-              <w:bottom w:val="single" w:color="CCCCCC" w:sz="1"/>
-              <w:right w:val="single" w:color="CCCCCC" w:sz="1"/>
-            </w:tcBorders>
-            <w:tcMar>
-              <w:top w:type="dxa" w:w="60"/>
-              <w:left w:type="dxa" w:w="100"/>
-              <w:bottom w:type="dxa" w:w="60"/>
-              <w:right w:type="dxa" w:w="100"/>
-            </w:tcMar>
-          </w:tcPr>
-          <w:p>
-            <w:pPr>
-              <w:jc w:val="center"/>
-            </w:pPr>
-            <w:r>
-              <w:rPr>
-                <w:rFonts w:ascii="Cambria" w:cs="Cambria" w:eastAsia="Cambria" w:hAnsi="Cambria"/>
-                <w:b/>
-                <w:bCs/>
-                <w:color w:val="666666"/>
+              <w:t xml:space="preserve">6</w:t>
+            </w:r>
+          </w:p>
+        </w:tc>
+        <w:tc>
+          <w:tcPr>
+            <w:tcW w:type="dxa" w:w="2700"/>
+            <w:tcBorders>
+              <w:top w:val="single" w:color="CCCCCC" w:sz="1"/>
+              <w:left w:val="single" w:color="CCCCCC" w:sz="1"/>
+              <w:bottom w:val="single" w:color="CCCCCC" w:sz="1"/>
+              <w:right w:val="single" w:color="CCCCCC" w:sz="1"/>
+            </w:tcBorders>
+            <w:tcMar>
+              <w:top w:type="dxa" w:w="60"/>
+              <w:left w:type="dxa" w:w="100"/>
+              <w:bottom w:type="dxa" w:w="60"/>
+              <w:right w:type="dxa" w:w="100"/>
+            </w:tcMar>
+          </w:tcPr>
+          <w:p>
+            <w:pPr>
+              <w:jc w:val="center"/>
+            </w:pPr>
+            <w:r>
+              <w:rPr>
+                <w:rFonts w:ascii="Cambria" w:cs="Cambria" w:eastAsia="Cambria" w:hAnsi="Cambria"/>
+                <w:b/>
+                <w:bCs/>
+                <w:color w:val="2A7D4F"/>
                 <w:sz w:val="20"/>
                 <w:szCs w:val="20"/>
               </w:rPr>
-              <w:t xml:space="preserve">0</w:t>
+              <w:t xml:space="preserve">20</w:t>
             </w:r>
           </w:p>
         </w:tc>
@@ -16486,7 +16382,7 @@
                 <w:sz w:val="20"/>
                 <w:szCs w:val="20"/>
               </w:rPr>
-              <w:t xml:space="preserve">Project proposal developed; 4 demo districts identified; BAS-ASIO curriculum in design; contingent on funding</w:t>
+              <w:t xml:space="preserve">20+ partners actively engaged including DAS, CDE, ASCCC, Credential Engine, WestEd, Cal-JAC, and others</w:t>
             </w:r>
           </w:p>
           <w:p>
@@ -16504,7 +16400,7 @@
                 <w:sz w:val="20"/>
                 <w:szCs w:val="20"/>
               </w:rPr>
-              <w:t xml:space="preserve">AI-Ready California: Proposed $7M two-year demonstration. 4 demo districts identified (RCCD, SDCCD, LACCD, SBCCD). BAS-ASIO curriculum in design. Contingent on funding approval.</w:t>
+              <w:t xml:space="preserve">8</w:t>
             </w:r>
           </w:p>
         </w:tc>
@@ -16552,7 +16448,7 @@
           <w:sz w:val="18"/>
           <w:szCs w:val="18"/>
         </w:rPr>
-        <w:t xml:space="preserve">$7,000,000 (Proposed: AI-Ready CA ($7M))</w:t>
+        <w:t xml:space="preserve">Included in operations (CPL Operations (ongoing $5M))</w:t>
       </w:r>
       <w:r>
         <w:rPr>
@@ -16570,11 +16466,11 @@
           <w:rFonts w:ascii="Cambria" w:cs="Cambria" w:eastAsia="Cambria" w:hAnsi="Cambria"/>
           <w:b/>
           <w:bCs/>
-          <w:color w:val="666666"/>
+          <w:color w:val="2A7D4F"/>
           <w:sz w:val="18"/>
           <w:szCs w:val="18"/>
         </w:rPr>
-        <w:t xml:space="preserve">5%</w:t>
+        <w:t xml:space="preserve">80%</w:t>
       </w:r>
     </w:p>
     <w:tbl>
@@ -16620,7 +16516,18 @@
                 <w:sz w:val="22"/>
                 <w:szCs w:val="22"/>
               </w:rPr>
-              <w:t xml:space="preserve">5.5  VRC CPL Module Revision   </w:t>
+              <w:t xml:space="preserve">4.3  Technical Assistance &amp; Training   </w:t>
+            </w:r>
+            <w:r>
+              <w:rPr>
+                <w:rFonts w:ascii="Cambria" w:cs="Cambria" w:eastAsia="Cambria" w:hAnsi="Cambria"/>
+                <w:b/>
+                <w:bCs/>
+                <w:color w:val="2A7D4F"/>
+                <w:sz w:val="20"/>
+                <w:szCs w:val="20"/>
+              </w:rPr>
+              <w:t xml:space="preserve">✔ Goal Met  </w:t>
             </w:r>
             <w:r>
               <w:rPr>
@@ -16631,7 +16538,7 @@
                 <w:sz w:val="20"/>
                 <w:szCs w:val="20"/>
               </w:rPr>
-              <w:t xml:space="preserve">↑ In Progress</w:t>
+              <w:t xml:space="preserve">★ Stretch Met</w:t>
             </w:r>
           </w:p>
         </w:tc>
@@ -16678,7 +16585,7 @@
                 <w:sz w:val="19"/>
                 <w:szCs w:val="19"/>
               </w:rPr>
-              <w:t xml:space="preserve">Rewrite and expand Virtual Resource Center CPL training modules with CCCF/Success Center</w:t>
+              <w:t xml:space="preserve">Deliver local, regional, and statewide CPL training; 25+ events reaching 1,000+ participants</w:t>
             </w:r>
           </w:p>
         </w:tc>
@@ -16870,7 +16777,7 @@
                 <w:sz w:val="20"/>
                 <w:szCs w:val="20"/>
               </w:rPr>
-              <w:t xml:space="preserve">—</w:t>
+              <w:t xml:space="preserve">60</w:t>
             </w:r>
           </w:p>
         </w:tc>
@@ -16903,7 +16810,7 @@
                 <w:sz w:val="20"/>
                 <w:szCs w:val="20"/>
               </w:rPr>
-              <w:t xml:space="preserve">—</w:t>
+              <w:t xml:space="preserve">10</w:t>
             </w:r>
           </w:p>
         </w:tc>
@@ -16936,40 +16843,40 @@
                 <w:sz w:val="20"/>
                 <w:szCs w:val="20"/>
               </w:rPr>
-              <w:t xml:space="preserve">—</w:t>
-            </w:r>
-          </w:p>
-        </w:tc>
-        <w:tc>
-          <w:tcPr>
-            <w:tcW w:type="dxa" w:w="2700"/>
-            <w:tcBorders>
-              <w:top w:val="single" w:color="CCCCCC" w:sz="1"/>
-              <w:left w:val="single" w:color="CCCCCC" w:sz="1"/>
-              <w:bottom w:val="single" w:color="CCCCCC" w:sz="1"/>
-              <w:right w:val="single" w:color="CCCCCC" w:sz="1"/>
-            </w:tcBorders>
-            <w:tcMar>
-              <w:top w:type="dxa" w:w="60"/>
-              <w:left w:type="dxa" w:w="100"/>
-              <w:bottom w:type="dxa" w:w="60"/>
-              <w:right w:type="dxa" w:w="100"/>
-            </w:tcMar>
-          </w:tcPr>
-          <w:p>
-            <w:pPr>
-              <w:jc w:val="center"/>
-            </w:pPr>
-            <w:r>
-              <w:rPr>
-                <w:rFonts w:ascii="Cambria" w:cs="Cambria" w:eastAsia="Cambria" w:hAnsi="Cambria"/>
-                <w:b/>
-                <w:bCs/>
-                <w:color w:val="C9A84C"/>
+              <w:t xml:space="preserve">20</w:t>
+            </w:r>
+          </w:p>
+        </w:tc>
+        <w:tc>
+          <w:tcPr>
+            <w:tcW w:type="dxa" w:w="2700"/>
+            <w:tcBorders>
+              <w:top w:val="single" w:color="CCCCCC" w:sz="1"/>
+              <w:left w:val="single" w:color="CCCCCC" w:sz="1"/>
+              <w:bottom w:val="single" w:color="CCCCCC" w:sz="1"/>
+              <w:right w:val="single" w:color="CCCCCC" w:sz="1"/>
+            </w:tcBorders>
+            <w:tcMar>
+              <w:top w:type="dxa" w:w="60"/>
+              <w:left w:type="dxa" w:w="100"/>
+              <w:bottom w:type="dxa" w:w="60"/>
+              <w:right w:type="dxa" w:w="100"/>
+            </w:tcMar>
+          </w:tcPr>
+          <w:p>
+            <w:pPr>
+              <w:jc w:val="center"/>
+            </w:pPr>
+            <w:r>
+              <w:rPr>
+                <w:rFonts w:ascii="Cambria" w:cs="Cambria" w:eastAsia="Cambria" w:hAnsi="Cambria"/>
+                <w:b/>
+                <w:bCs/>
+                <w:color w:val="2A7D4F"/>
                 <w:sz w:val="20"/>
                 <w:szCs w:val="20"/>
               </w:rPr>
-              <w:t xml:space="preserve">—</w:t>
+              <w:t xml:space="preserve">25</w:t>
             </w:r>
           </w:p>
         </w:tc>
@@ -17022,7 +16929,7 @@
                 <w:sz w:val="20"/>
                 <w:szCs w:val="20"/>
               </w:rPr>
-              <w:t xml:space="preserve">Review and gap analysis complete; content development phase underway</w:t>
+              <w:t xml:space="preserve">25 trainings delivered incl. 6th Annual CPL Summit and 4 Regional Trainings; 1,000+ staff/faculty/admins trained</w:t>
             </w:r>
           </w:p>
           <w:p>
@@ -17040,7 +16947,7 @@
                 <w:sz w:val="20"/>
                 <w:szCs w:val="20"/>
               </w:rPr>
-              <w:t xml:space="preserve">VRC CPL Module revision: Review and gap analysis complete. Content development phase underway. Final packaging targeted May-June 2026.</w:t>
+              <w:t xml:space="preserve">120</w:t>
             </w:r>
           </w:p>
         </w:tc>
@@ -17068,7 +16975,7 @@
           <w:sz w:val="18"/>
           <w:szCs w:val="18"/>
         </w:rPr>
-        <w:t xml:space="preserve">Beth Kay / Crystal Nasio</w:t>
+        <w:t xml:space="preserve">Crystal Nasio</w:t>
       </w:r>
       <w:r>
         <w:rPr>
@@ -17088,7 +16995,7 @@
           <w:sz w:val="18"/>
           <w:szCs w:val="18"/>
         </w:rPr>
-        <w:t xml:space="preserve">Included in 4.3 (CCC Foundation Regional Trainings)</w:t>
+        <w:t xml:space="preserve">$233,589 (CCC Foundation Regional Trainings)</w:t>
       </w:r>
       <w:r>
         <w:rPr>
@@ -17106,11 +17013,11 @@
           <w:rFonts w:ascii="Cambria" w:cs="Cambria" w:eastAsia="Cambria" w:hAnsi="Cambria"/>
           <w:b/>
           <w:bCs/>
-          <w:color w:val="C9A84C"/>
+          <w:color w:val="2A7D4F"/>
           <w:sz w:val="18"/>
           <w:szCs w:val="18"/>
         </w:rPr>
-        <w:t xml:space="preserve">45%</w:t>
+        <w:t xml:space="preserve">85%</w:t>
       </w:r>
     </w:p>
     <w:tbl>
@@ -17156,18 +17063,18 @@
                 <w:sz w:val="22"/>
                 <w:szCs w:val="22"/>
               </w:rPr>
-              <w:t xml:space="preserve">5.8  CPL Legislative Advocacy (2026 Session)   </w:t>
-            </w:r>
-            <w:r>
-              <w:rPr>
-                <w:rFonts w:ascii="Cambria" w:cs="Cambria" w:eastAsia="Cambria" w:hAnsi="Cambria"/>
-                <w:b/>
-                <w:bCs/>
-                <w:color w:val="C9A84C"/>
+              <w:t xml:space="preserve">4.4  Law &amp; Regulation Review   </w:t>
+            </w:r>
+            <w:r>
+              <w:rPr>
+                <w:rFonts w:ascii="Cambria" w:cs="Cambria" w:eastAsia="Cambria" w:hAnsi="Cambria"/>
+                <w:b/>
+                <w:bCs/>
+                <w:color w:val="2A7D4F"/>
                 <w:sz w:val="20"/>
                 <w:szCs w:val="20"/>
               </w:rPr>
-              <w:t xml:space="preserve">↑ In Progress</w:t>
+              <w:t xml:space="preserve">✔ On Track</w:t>
             </w:r>
           </w:p>
         </w:tc>
@@ -17214,7 +17121,7 @@
                 <w:sz w:val="19"/>
                 <w:szCs w:val="19"/>
               </w:rPr>
-              <w:t xml:space="preserve">Advocate for $2M additional ongoing + $35M one-time CPL funding in 2026 legislative session</w:t>
+              <w:t xml:space="preserve">Advance improvements to laws, regulations, procedures, and constituent resolutions focused on removing CPL barriers are enacted</w:t>
             </w:r>
           </w:p>
         </w:tc>
@@ -17406,7 +17313,7 @@
                 <w:sz w:val="20"/>
                 <w:szCs w:val="20"/>
               </w:rPr>
-              <w:t xml:space="preserve">—</w:t>
+              <w:t xml:space="preserve">10</w:t>
             </w:r>
           </w:p>
         </w:tc>
@@ -17439,7 +17346,7 @@
                 <w:sz w:val="20"/>
                 <w:szCs w:val="20"/>
               </w:rPr>
-              <w:t xml:space="preserve">—</w:t>
+              <w:t xml:space="preserve">2</w:t>
             </w:r>
           </w:p>
         </w:tc>
@@ -17472,40 +17379,40 @@
                 <w:sz w:val="20"/>
                 <w:szCs w:val="20"/>
               </w:rPr>
-              <w:t xml:space="preserve">—</w:t>
-            </w:r>
-          </w:p>
-        </w:tc>
-        <w:tc>
-          <w:tcPr>
-            <w:tcW w:type="dxa" w:w="2700"/>
-            <w:tcBorders>
-              <w:top w:val="single" w:color="CCCCCC" w:sz="1"/>
-              <w:left w:val="single" w:color="CCCCCC" w:sz="1"/>
-              <w:bottom w:val="single" w:color="CCCCCC" w:sz="1"/>
-              <w:right w:val="single" w:color="CCCCCC" w:sz="1"/>
-            </w:tcBorders>
-            <w:tcMar>
-              <w:top w:type="dxa" w:w="60"/>
-              <w:left w:type="dxa" w:w="100"/>
-              <w:bottom w:type="dxa" w:w="60"/>
-              <w:right w:type="dxa" w:w="100"/>
-            </w:tcMar>
-          </w:tcPr>
-          <w:p>
-            <w:pPr>
-              <w:jc w:val="center"/>
-            </w:pPr>
-            <w:r>
-              <w:rPr>
-                <w:rFonts w:ascii="Cambria" w:cs="Cambria" w:eastAsia="Cambria" w:hAnsi="Cambria"/>
-                <w:b/>
-                <w:bCs/>
-                <w:color w:val="C9A84C"/>
+              <w:t xml:space="preserve">4</w:t>
+            </w:r>
+          </w:p>
+        </w:tc>
+        <w:tc>
+          <w:tcPr>
+            <w:tcW w:type="dxa" w:w="2700"/>
+            <w:tcBorders>
+              <w:top w:val="single" w:color="CCCCCC" w:sz="1"/>
+              <w:left w:val="single" w:color="CCCCCC" w:sz="1"/>
+              <w:bottom w:val="single" w:color="CCCCCC" w:sz="1"/>
+              <w:right w:val="single" w:color="CCCCCC" w:sz="1"/>
+            </w:tcBorders>
+            <w:tcMar>
+              <w:top w:type="dxa" w:w="60"/>
+              <w:left w:type="dxa" w:w="100"/>
+              <w:bottom w:type="dxa" w:w="60"/>
+              <w:right w:type="dxa" w:w="100"/>
+            </w:tcMar>
+          </w:tcPr>
+          <w:p>
+            <w:pPr>
+              <w:jc w:val="center"/>
+            </w:pPr>
+            <w:r>
+              <w:rPr>
+                <w:rFonts w:ascii="Cambria" w:cs="Cambria" w:eastAsia="Cambria" w:hAnsi="Cambria"/>
+                <w:b/>
+                <w:bCs/>
+                <w:color w:val="2A7D4F"/>
                 <w:sz w:val="20"/>
                 <w:szCs w:val="20"/>
               </w:rPr>
-              <w:t xml:space="preserve">—</w:t>
+              <w:t xml:space="preserve">4</w:t>
             </w:r>
           </w:p>
         </w:tc>
@@ -17558,7 +17465,7 @@
                 <w:sz w:val="20"/>
                 <w:szCs w:val="20"/>
               </w:rPr>
-              <w:t xml:space="preserve">Proposed funding in Governor's budget; monitoring and providing evidence to support advancement</w:t>
+              <w:t xml:space="preserve">AB 123 chaptered ($5M ongoing + $15M one-time); Title 5 updates advanced; $2M + $35M proposed in Governor's 2026 budget</w:t>
             </w:r>
           </w:p>
           <w:p>
@@ -17576,7 +17483,2097 @@
                 <w:sz w:val="20"/>
                 <w:szCs w:val="20"/>
               </w:rPr>
-              <w:t xml:space="preserve">Governor's 2026 budget includes proposed $2M ongoing + $35M one-time. Legislative session runs through September 2026. Monitoring and providing evidence to support advancement.</w:t>
+              <w:t xml:space="preserve">20</w:t>
+            </w:r>
+          </w:p>
+        </w:tc>
+      </w:tr>
+    </w:tbl>
+    <w:p>
+      <w:pPr>
+        <w:spacing w:after="160" w:before="60"/>
+      </w:pPr>
+      <w:r>
+        <w:rPr>
+          <w:rFonts w:ascii="Cambria" w:cs="Cambria" w:eastAsia="Cambria" w:hAnsi="Cambria"/>
+          <w:b/>
+          <w:bCs/>
+          <w:color w:val="666666"/>
+          <w:sz w:val="18"/>
+          <w:szCs w:val="18"/>
+        </w:rPr>
+        <w:t xml:space="preserve">Lead: </w:t>
+      </w:r>
+      <w:r>
+        <w:rPr>
+          <w:rFonts w:ascii="Cambria" w:cs="Cambria" w:eastAsia="Cambria" w:hAnsi="Cambria"/>
+          <w:color w:val="666666"/>
+          <w:sz w:val="18"/>
+          <w:szCs w:val="18"/>
+        </w:rPr>
+        <w:t xml:space="preserve">Samuel Lee / James Todd</w:t>
+      </w:r>
+      <w:r>
+        <w:rPr>
+          <w:rFonts w:ascii="Cambria" w:cs="Cambria" w:eastAsia="Cambria" w:hAnsi="Cambria"/>
+          <w:b/>
+          <w:bCs/>
+          <w:color w:val="666666"/>
+          <w:sz w:val="18"/>
+          <w:szCs w:val="18"/>
+        </w:rPr>
+        <w:t xml:space="preserve">    |    Budget: </w:t>
+      </w:r>
+      <w:r>
+        <w:rPr>
+          <w:rFonts w:ascii="Cambria" w:cs="Cambria" w:eastAsia="Cambria" w:hAnsi="Cambria"/>
+          <w:color w:val="666666"/>
+          <w:sz w:val="18"/>
+          <w:szCs w:val="18"/>
+        </w:rPr>
+        <w:t xml:space="preserve">Included in operations (CPL Operations (ongoing $5M))</w:t>
+      </w:r>
+      <w:r>
+        <w:rPr>
+          <w:rFonts w:ascii="Cambria" w:cs="Cambria" w:eastAsia="Cambria" w:hAnsi="Cambria"/>
+          <w:b/>
+          <w:bCs/>
+          <w:color w:val="666666"/>
+          <w:sz w:val="18"/>
+          <w:szCs w:val="18"/>
+        </w:rPr>
+        <w:t xml:space="preserve">    |    Progress: </w:t>
+      </w:r>
+      <w:r>
+        <w:rPr>
+          <w:rFonts w:ascii="Cambria" w:cs="Cambria" w:eastAsia="Cambria" w:hAnsi="Cambria"/>
+          <w:b/>
+          <w:bCs/>
+          <w:color w:val="2A7D4F"/>
+          <w:sz w:val="18"/>
+          <w:szCs w:val="18"/>
+        </w:rPr>
+        <w:t xml:space="preserve">60%</w:t>
+      </w:r>
+    </w:p>
+    <w:tbl>
+      <w:tblPr>
+        <w:tblW w:type="dxa" w:w="10800"/>
+        <w:tblBorders>
+          <w:top w:val="single" w:color="auto" w:sz="4"/>
+          <w:left w:val="single" w:color="auto" w:sz="4"/>
+          <w:bottom w:val="single" w:color="auto" w:sz="4"/>
+          <w:right w:val="single" w:color="auto" w:sz="4"/>
+          <w:insideH w:val="single" w:color="auto" w:sz="4"/>
+          <w:insideV w:val="single" w:color="auto" w:sz="4"/>
+        </w:tblBorders>
+      </w:tblPr>
+      <w:tblGrid>
+        <w:gridCol w:w="10800"/>
+      </w:tblGrid>
+      <w:tr>
+        <w:tc>
+          <w:tcPr>
+            <w:tcW w:type="dxa" w:w="10800"/>
+            <w:tcBorders>
+              <w:top w:val="single" w:color="CCCCCC" w:sz="1"/>
+              <w:left w:val="single" w:color="CCCCCC" w:sz="1"/>
+              <w:bottom w:val="single" w:color="CCCCCC" w:sz="1"/>
+              <w:right w:val="single" w:color="CCCCCC" w:sz="1"/>
+            </w:tcBorders>
+            <w:shd w:fill="D6E4F0" w:val="clear"/>
+            <w:tcMar>
+              <w:top w:type="dxa" w:w="80"/>
+              <w:left w:type="dxa" w:w="120"/>
+              <w:bottom w:type="dxa" w:w="80"/>
+              <w:right w:type="dxa" w:w="120"/>
+            </w:tcMar>
+          </w:tcPr>
+          <w:p>
+            <w:r>
+              <w:rPr>
+                <w:rFonts w:ascii="Cambria" w:cs="Cambria" w:eastAsia="Cambria" w:hAnsi="Cambria"/>
+                <w:b/>
+                <w:bCs/>
+                <w:color w:val="0A2240"/>
+                <w:sz w:val="22"/>
+                <w:szCs w:val="22"/>
+              </w:rPr>
+              <w:t xml:space="preserve">4.5  Sustainable Funding   </w:t>
+            </w:r>
+            <w:r>
+              <w:rPr>
+                <w:rFonts w:ascii="Cambria" w:cs="Cambria" w:eastAsia="Cambria" w:hAnsi="Cambria"/>
+                <w:b/>
+                <w:bCs/>
+                <w:color w:val="C9A84C"/>
+                <w:sz w:val="20"/>
+                <w:szCs w:val="20"/>
+              </w:rPr>
+              <w:t xml:space="preserve">↑ In Progress</w:t>
+            </w:r>
+          </w:p>
+        </w:tc>
+      </w:tr>
+    </w:tbl>
+    <w:tbl>
+      <w:tblPr>
+        <w:tblW w:type="dxa" w:w="10800"/>
+        <w:tblBorders>
+          <w:top w:val="single" w:color="auto" w:sz="4"/>
+          <w:left w:val="single" w:color="auto" w:sz="4"/>
+          <w:bottom w:val="single" w:color="auto" w:sz="4"/>
+          <w:right w:val="single" w:color="auto" w:sz="4"/>
+          <w:insideH w:val="single" w:color="auto" w:sz="4"/>
+          <w:insideV w:val="single" w:color="auto" w:sz="4"/>
+        </w:tblBorders>
+      </w:tblPr>
+      <w:tblGrid>
+        <w:gridCol w:w="10800"/>
+      </w:tblGrid>
+      <w:tr>
+        <w:tc>
+          <w:tcPr>
+            <w:tcW w:type="dxa" w:w="10800"/>
+            <w:tcBorders>
+              <w:top w:val="single" w:color="CCCCCC" w:sz="1"/>
+              <w:left w:val="single" w:color="CCCCCC" w:sz="1"/>
+              <w:bottom w:val="single" w:color="CCCCCC" w:sz="1"/>
+              <w:right w:val="single" w:color="CCCCCC" w:sz="1"/>
+            </w:tcBorders>
+            <w:shd w:fill="F5F5F5" w:val="clear"/>
+            <w:tcMar>
+              <w:top w:type="dxa" w:w="60"/>
+              <w:left w:type="dxa" w:w="100"/>
+              <w:bottom w:type="dxa" w:w="60"/>
+              <w:right w:type="dxa" w:w="100"/>
+            </w:tcMar>
+          </w:tcPr>
+          <w:p>
+            <w:r>
+              <w:rPr>
+                <w:rFonts w:ascii="Cambria" w:cs="Cambria" w:eastAsia="Cambria" w:hAnsi="Cambria"/>
+                <w:color w:val="555555"/>
+                <w:sz w:val="19"/>
+                <w:szCs w:val="19"/>
+              </w:rPr>
+              <w:t xml:space="preserve">Advance improvements in sustainable funding models and development of external funding to support ongoing CPL work.</w:t>
+            </w:r>
+          </w:p>
+        </w:tc>
+      </w:tr>
+    </w:tbl>
+    <w:tbl>
+      <w:tblPr>
+        <w:tblW w:type="dxa" w:w="10800"/>
+        <w:tblBorders>
+          <w:top w:val="single" w:color="auto" w:sz="4"/>
+          <w:left w:val="single" w:color="auto" w:sz="4"/>
+          <w:bottom w:val="single" w:color="auto" w:sz="4"/>
+          <w:right w:val="single" w:color="auto" w:sz="4"/>
+          <w:insideH w:val="single" w:color="auto" w:sz="4"/>
+          <w:insideV w:val="single" w:color="auto" w:sz="4"/>
+        </w:tblBorders>
+      </w:tblPr>
+      <w:tblGrid>
+        <w:gridCol w:w="2700"/>
+        <w:gridCol w:w="2700"/>
+        <w:gridCol w:w="2700"/>
+        <w:gridCol w:w="2700"/>
+      </w:tblGrid>
+      <w:tr>
+        <w:tc>
+          <w:tcPr>
+            <w:tcW w:type="dxa" w:w="2700"/>
+            <w:tcBorders>
+              <w:top w:val="single" w:color="CCCCCC" w:sz="1"/>
+              <w:left w:val="single" w:color="CCCCCC" w:sz="1"/>
+              <w:bottom w:val="single" w:color="CCCCCC" w:sz="1"/>
+              <w:right w:val="single" w:color="CCCCCC" w:sz="1"/>
+            </w:tcBorders>
+            <w:shd w:fill="163A5F" w:val="clear"/>
+            <w:tcMar>
+              <w:top w:type="dxa" w:w="60"/>
+              <w:left w:type="dxa" w:w="100"/>
+              <w:bottom w:type="dxa" w:w="60"/>
+              <w:right w:type="dxa" w:w="100"/>
+            </w:tcMar>
+          </w:tcPr>
+          <w:p>
+            <w:pPr>
+              <w:jc w:val="center"/>
+            </w:pPr>
+            <w:r>
+              <w:rPr>
+                <w:rFonts w:ascii="Cambria" w:cs="Cambria" w:eastAsia="Cambria" w:hAnsi="Cambria"/>
+                <w:b/>
+                <w:bCs/>
+                <w:color w:val="FFFFFF"/>
+                <w:sz w:val="18"/>
+                <w:szCs w:val="18"/>
+              </w:rPr>
+              <w:t xml:space="preserve">2030 Goal (5-yr)</w:t>
+            </w:r>
+          </w:p>
+        </w:tc>
+        <w:tc>
+          <w:tcPr>
+            <w:tcW w:type="dxa" w:w="2700"/>
+            <w:tcBorders>
+              <w:top w:val="single" w:color="CCCCCC" w:sz="1"/>
+              <w:left w:val="single" w:color="CCCCCC" w:sz="1"/>
+              <w:bottom w:val="single" w:color="CCCCCC" w:sz="1"/>
+              <w:right w:val="single" w:color="CCCCCC" w:sz="1"/>
+            </w:tcBorders>
+            <w:shd w:fill="163A5F" w:val="clear"/>
+            <w:tcMar>
+              <w:top w:type="dxa" w:w="60"/>
+              <w:left w:type="dxa" w:w="100"/>
+              <w:bottom w:type="dxa" w:w="60"/>
+              <w:right w:type="dxa" w:w="100"/>
+            </w:tcMar>
+          </w:tcPr>
+          <w:p>
+            <w:pPr>
+              <w:jc w:val="center"/>
+            </w:pPr>
+            <w:r>
+              <w:rPr>
+                <w:rFonts w:ascii="Cambria" w:cs="Cambria" w:eastAsia="Cambria" w:hAnsi="Cambria"/>
+                <w:b/>
+                <w:bCs/>
+                <w:color w:val="FFFFFF"/>
+                <w:sz w:val="18"/>
+                <w:szCs w:val="18"/>
+              </w:rPr>
+              <w:t xml:space="preserve">2025-26 Goal</w:t>
+            </w:r>
+          </w:p>
+        </w:tc>
+        <w:tc>
+          <w:tcPr>
+            <w:tcW w:type="dxa" w:w="2700"/>
+            <w:tcBorders>
+              <w:top w:val="single" w:color="CCCCCC" w:sz="1"/>
+              <w:left w:val="single" w:color="CCCCCC" w:sz="1"/>
+              <w:bottom w:val="single" w:color="CCCCCC" w:sz="1"/>
+              <w:right w:val="single" w:color="CCCCCC" w:sz="1"/>
+            </w:tcBorders>
+            <w:shd w:fill="163A5F" w:val="clear"/>
+            <w:tcMar>
+              <w:top w:type="dxa" w:w="60"/>
+              <w:left w:type="dxa" w:w="100"/>
+              <w:bottom w:type="dxa" w:w="60"/>
+              <w:right w:type="dxa" w:w="100"/>
+            </w:tcMar>
+          </w:tcPr>
+          <w:p>
+            <w:pPr>
+              <w:jc w:val="center"/>
+            </w:pPr>
+            <w:r>
+              <w:rPr>
+                <w:rFonts w:ascii="Cambria" w:cs="Cambria" w:eastAsia="Cambria" w:hAnsi="Cambria"/>
+                <w:b/>
+                <w:bCs/>
+                <w:color w:val="FFFFFF"/>
+                <w:sz w:val="18"/>
+                <w:szCs w:val="18"/>
+              </w:rPr>
+              <w:t xml:space="preserve">2025-26 Stretch</w:t>
+            </w:r>
+          </w:p>
+        </w:tc>
+        <w:tc>
+          <w:tcPr>
+            <w:tcW w:type="dxa" w:w="2700"/>
+            <w:tcBorders>
+              <w:top w:val="single" w:color="CCCCCC" w:sz="1"/>
+              <w:left w:val="single" w:color="CCCCCC" w:sz="1"/>
+              <w:bottom w:val="single" w:color="CCCCCC" w:sz="1"/>
+              <w:right w:val="single" w:color="CCCCCC" w:sz="1"/>
+            </w:tcBorders>
+            <w:shd w:fill="163A5F" w:val="clear"/>
+            <w:tcMar>
+              <w:top w:type="dxa" w:w="60"/>
+              <w:left w:type="dxa" w:w="100"/>
+              <w:bottom w:type="dxa" w:w="60"/>
+              <w:right w:type="dxa" w:w="100"/>
+            </w:tcMar>
+          </w:tcPr>
+          <w:p>
+            <w:pPr>
+              <w:jc w:val="center"/>
+            </w:pPr>
+            <w:r>
+              <w:rPr>
+                <w:rFonts w:ascii="Cambria" w:cs="Cambria" w:eastAsia="Cambria" w:hAnsi="Cambria"/>
+                <w:b/>
+                <w:bCs/>
+                <w:color w:val="FFFFFF"/>
+                <w:sz w:val="18"/>
+                <w:szCs w:val="18"/>
+              </w:rPr>
+              <w:t xml:space="preserve">2025-26 Actual</w:t>
+            </w:r>
+          </w:p>
+        </w:tc>
+      </w:tr>
+      <w:tr>
+        <w:tc>
+          <w:tcPr>
+            <w:tcW w:type="dxa" w:w="2700"/>
+            <w:tcBorders>
+              <w:top w:val="single" w:color="CCCCCC" w:sz="1"/>
+              <w:left w:val="single" w:color="CCCCCC" w:sz="1"/>
+              <w:bottom w:val="single" w:color="CCCCCC" w:sz="1"/>
+              <w:right w:val="single" w:color="CCCCCC" w:sz="1"/>
+            </w:tcBorders>
+            <w:tcMar>
+              <w:top w:type="dxa" w:w="60"/>
+              <w:left w:type="dxa" w:w="100"/>
+              <w:bottom w:type="dxa" w:w="60"/>
+              <w:right w:type="dxa" w:w="100"/>
+            </w:tcMar>
+          </w:tcPr>
+          <w:p>
+            <w:pPr>
+              <w:jc w:val="center"/>
+            </w:pPr>
+            <w:r>
+              <w:rPr>
+                <w:rFonts w:ascii="Cambria" w:cs="Cambria" w:eastAsia="Cambria" w:hAnsi="Cambria"/>
+                <w:b/>
+                <w:bCs/>
+                <w:color w:val="0A2240"/>
+                <w:sz w:val="20"/>
+                <w:szCs w:val="20"/>
+              </w:rPr>
+              <w:t xml:space="preserve">6</w:t>
+            </w:r>
+          </w:p>
+        </w:tc>
+        <w:tc>
+          <w:tcPr>
+            <w:tcW w:type="dxa" w:w="2700"/>
+            <w:tcBorders>
+              <w:top w:val="single" w:color="CCCCCC" w:sz="1"/>
+              <w:left w:val="single" w:color="CCCCCC" w:sz="1"/>
+              <w:bottom w:val="single" w:color="CCCCCC" w:sz="1"/>
+              <w:right w:val="single" w:color="CCCCCC" w:sz="1"/>
+            </w:tcBorders>
+            <w:tcMar>
+              <w:top w:type="dxa" w:w="60"/>
+              <w:left w:type="dxa" w:w="100"/>
+              <w:bottom w:type="dxa" w:w="60"/>
+              <w:right w:type="dxa" w:w="100"/>
+            </w:tcMar>
+          </w:tcPr>
+          <w:p>
+            <w:pPr>
+              <w:jc w:val="center"/>
+            </w:pPr>
+            <w:r>
+              <w:rPr>
+                <w:rFonts w:ascii="Cambria" w:cs="Cambria" w:eastAsia="Cambria" w:hAnsi="Cambria"/>
+                <w:b/>
+                <w:bCs/>
+                <w:color w:val="333333"/>
+                <w:sz w:val="20"/>
+                <w:szCs w:val="20"/>
+              </w:rPr>
+              <w:t xml:space="preserve">1</w:t>
+            </w:r>
+          </w:p>
+        </w:tc>
+        <w:tc>
+          <w:tcPr>
+            <w:tcW w:type="dxa" w:w="2700"/>
+            <w:tcBorders>
+              <w:top w:val="single" w:color="CCCCCC" w:sz="1"/>
+              <w:left w:val="single" w:color="CCCCCC" w:sz="1"/>
+              <w:bottom w:val="single" w:color="CCCCCC" w:sz="1"/>
+              <w:right w:val="single" w:color="CCCCCC" w:sz="1"/>
+            </w:tcBorders>
+            <w:tcMar>
+              <w:top w:type="dxa" w:w="60"/>
+              <w:left w:type="dxa" w:w="100"/>
+              <w:bottom w:type="dxa" w:w="60"/>
+              <w:right w:type="dxa" w:w="100"/>
+            </w:tcMar>
+          </w:tcPr>
+          <w:p>
+            <w:pPr>
+              <w:jc w:val="center"/>
+            </w:pPr>
+            <w:r>
+              <w:rPr>
+                <w:rFonts w:ascii="Cambria" w:cs="Cambria" w:eastAsia="Cambria" w:hAnsi="Cambria"/>
+                <w:b/>
+                <w:bCs/>
+                <w:color w:val="C9A84C"/>
+                <w:sz w:val="20"/>
+                <w:szCs w:val="20"/>
+              </w:rPr>
+              <w:t xml:space="preserve">2</w:t>
+            </w:r>
+          </w:p>
+        </w:tc>
+        <w:tc>
+          <w:tcPr>
+            <w:tcW w:type="dxa" w:w="2700"/>
+            <w:tcBorders>
+              <w:top w:val="single" w:color="CCCCCC" w:sz="1"/>
+              <w:left w:val="single" w:color="CCCCCC" w:sz="1"/>
+              <w:bottom w:val="single" w:color="CCCCCC" w:sz="1"/>
+              <w:right w:val="single" w:color="CCCCCC" w:sz="1"/>
+            </w:tcBorders>
+            <w:tcMar>
+              <w:top w:type="dxa" w:w="60"/>
+              <w:left w:type="dxa" w:w="100"/>
+              <w:bottom w:type="dxa" w:w="60"/>
+              <w:right w:type="dxa" w:w="100"/>
+            </w:tcMar>
+          </w:tcPr>
+          <w:p>
+            <w:pPr>
+              <w:jc w:val="center"/>
+            </w:pPr>
+            <w:r>
+              <w:rPr>
+                <w:rFonts w:ascii="Cambria" w:cs="Cambria" w:eastAsia="Cambria" w:hAnsi="Cambria"/>
+                <w:b/>
+                <w:bCs/>
+                <w:color w:val="C9A84C"/>
+                <w:sz w:val="20"/>
+                <w:szCs w:val="20"/>
+              </w:rPr>
+              <w:t xml:space="preserve">3</w:t>
+            </w:r>
+          </w:p>
+        </w:tc>
+      </w:tr>
+    </w:tbl>
+    <w:tbl>
+      <w:tblPr>
+        <w:tblW w:type="dxa" w:w="10800"/>
+        <w:tblBorders>
+          <w:top w:val="single" w:color="auto" w:sz="4"/>
+          <w:left w:val="single" w:color="auto" w:sz="4"/>
+          <w:bottom w:val="single" w:color="auto" w:sz="4"/>
+          <w:right w:val="single" w:color="auto" w:sz="4"/>
+          <w:insideH w:val="single" w:color="auto" w:sz="4"/>
+          <w:insideV w:val="single" w:color="auto" w:sz="4"/>
+        </w:tblBorders>
+      </w:tblPr>
+      <w:tblGrid>
+        <w:gridCol w:w="10800"/>
+      </w:tblGrid>
+      <w:tr>
+        <w:tc>
+          <w:tcPr>
+            <w:tcW w:type="dxa" w:w="10800"/>
+            <w:tcBorders>
+              <w:top w:val="single" w:color="CCCCCC" w:sz="1"/>
+              <w:left w:val="single" w:color="CCCCCC" w:sz="1"/>
+              <w:bottom w:val="single" w:color="CCCCCC" w:sz="1"/>
+              <w:right w:val="single" w:color="CCCCCC" w:sz="1"/>
+            </w:tcBorders>
+            <w:tcMar>
+              <w:top w:type="dxa" w:w="80"/>
+              <w:left w:type="dxa" w:w="160"/>
+              <w:bottom w:type="dxa" w:w="80"/>
+              <w:right w:type="dxa" w:w="120"/>
+            </w:tcMar>
+          </w:tcPr>
+          <w:p>
+            <w:pPr>
+              <w:pStyle w:val="ListParagraph"/>
+              <w:numPr>
+                <w:ilvl w:val="0"/>
+                <w:numId w:val="3"/>
+              </w:numPr>
+              <w:spacing w:after="60"/>
+            </w:pPr>
+            <w:r>
+              <w:rPr>
+                <w:rFonts w:ascii="Cambria" w:cs="Cambria" w:eastAsia="Cambria" w:hAnsi="Cambria"/>
+                <w:sz w:val="20"/>
+                <w:szCs w:val="20"/>
+              </w:rPr>
+              <w:t xml:space="preserve">$50K distributed to 114 colleges; $6M one-time fully allocated; 2026 advocacy for $2M ongoing + $35M one-time</w:t>
+            </w:r>
+          </w:p>
+          <w:p>
+            <w:pPr>
+              <w:pStyle w:val="ListParagraph"/>
+              <w:numPr>
+                <w:ilvl w:val="0"/>
+                <w:numId w:val="3"/>
+              </w:numPr>
+              <w:spacing w:after="60"/>
+            </w:pPr>
+            <w:r>
+              <w:rPr>
+                <w:rFonts w:ascii="Cambria" w:cs="Cambria" w:eastAsia="Cambria" w:hAnsi="Cambria"/>
+                <w:sz w:val="20"/>
+                <w:szCs w:val="20"/>
+              </w:rPr>
+              <w:t xml:space="preserve">12</w:t>
+            </w:r>
+          </w:p>
+        </w:tc>
+      </w:tr>
+    </w:tbl>
+    <w:p>
+      <w:pPr>
+        <w:spacing w:after="160" w:before="60"/>
+      </w:pPr>
+      <w:r>
+        <w:rPr>
+          <w:rFonts w:ascii="Cambria" w:cs="Cambria" w:eastAsia="Cambria" w:hAnsi="Cambria"/>
+          <w:b/>
+          <w:bCs/>
+          <w:color w:val="666666"/>
+          <w:sz w:val="18"/>
+          <w:szCs w:val="18"/>
+        </w:rPr>
+        <w:t xml:space="preserve">Lead: </w:t>
+      </w:r>
+      <w:r>
+        <w:rPr>
+          <w:rFonts w:ascii="Cambria" w:cs="Cambria" w:eastAsia="Cambria" w:hAnsi="Cambria"/>
+          <w:color w:val="666666"/>
+          <w:sz w:val="18"/>
+          <w:szCs w:val="18"/>
+        </w:rPr>
+        <w:t xml:space="preserve">Samuel Lee / James Todd</w:t>
+      </w:r>
+      <w:r>
+        <w:rPr>
+          <w:rFonts w:ascii="Cambria" w:cs="Cambria" w:eastAsia="Cambria" w:hAnsi="Cambria"/>
+          <w:b/>
+          <w:bCs/>
+          <w:color w:val="666666"/>
+          <w:sz w:val="18"/>
+          <w:szCs w:val="18"/>
+        </w:rPr>
+        <w:t xml:space="preserve">    |    Budget: </w:t>
+      </w:r>
+      <w:r>
+        <w:rPr>
+          <w:rFonts w:ascii="Cambria" w:cs="Cambria" w:eastAsia="Cambria" w:hAnsi="Cambria"/>
+          <w:color w:val="666666"/>
+          <w:sz w:val="18"/>
+          <w:szCs w:val="18"/>
+        </w:rPr>
+        <w:t xml:space="preserve">$89,000,000 (5-yr plan) (All CPL funding sources)</w:t>
+      </w:r>
+      <w:r>
+        <w:rPr>
+          <w:rFonts w:ascii="Cambria" w:cs="Cambria" w:eastAsia="Cambria" w:hAnsi="Cambria"/>
+          <w:b/>
+          <w:bCs/>
+          <w:color w:val="666666"/>
+          <w:sz w:val="18"/>
+          <w:szCs w:val="18"/>
+        </w:rPr>
+        <w:t xml:space="preserve">    |    Progress: </w:t>
+      </w:r>
+      <w:r>
+        <w:rPr>
+          <w:rFonts w:ascii="Cambria" w:cs="Cambria" w:eastAsia="Cambria" w:hAnsi="Cambria"/>
+          <w:b/>
+          <w:bCs/>
+          <w:color w:val="C9A84C"/>
+          <w:sz w:val="18"/>
+          <w:szCs w:val="18"/>
+        </w:rPr>
+        <w:t xml:space="preserve">40%</w:t>
+      </w:r>
+    </w:p>
+    <w:tbl>
+      <w:tblPr>
+        <w:tblW w:type="dxa" w:w="10800"/>
+        <w:tblBorders>
+          <w:top w:val="single" w:color="auto" w:sz="4"/>
+          <w:left w:val="single" w:color="auto" w:sz="4"/>
+          <w:bottom w:val="single" w:color="auto" w:sz="4"/>
+          <w:right w:val="single" w:color="auto" w:sz="4"/>
+          <w:insideH w:val="single" w:color="auto" w:sz="4"/>
+          <w:insideV w:val="single" w:color="auto" w:sz="4"/>
+        </w:tblBorders>
+      </w:tblPr>
+      <w:tblGrid>
+        <w:gridCol w:w="10800"/>
+      </w:tblGrid>
+      <w:tr>
+        <w:tc>
+          <w:tcPr>
+            <w:tcW w:type="dxa" w:w="10800"/>
+            <w:tcBorders>
+              <w:top w:val="single" w:color="CCCCCC" w:sz="1"/>
+              <w:left w:val="single" w:color="CCCCCC" w:sz="1"/>
+              <w:bottom w:val="single" w:color="CCCCCC" w:sz="1"/>
+              <w:right w:val="single" w:color="CCCCCC" w:sz="1"/>
+            </w:tcBorders>
+            <w:shd w:fill="D6E4F0" w:val="clear"/>
+            <w:tcMar>
+              <w:top w:type="dxa" w:w="80"/>
+              <w:left w:type="dxa" w:w="120"/>
+              <w:bottom w:type="dxa" w:w="80"/>
+              <w:right w:type="dxa" w:w="120"/>
+            </w:tcMar>
+          </w:tcPr>
+          <w:p>
+            <w:r>
+              <w:rPr>
+                <w:rFonts w:ascii="Cambria" w:cs="Cambria" w:eastAsia="Cambria" w:hAnsi="Cambria"/>
+                <w:b/>
+                <w:bCs/>
+                <w:color w:val="0A2240"/>
+                <w:sz w:val="22"/>
+                <w:szCs w:val="22"/>
+              </w:rPr>
+              <w:t xml:space="preserve">5.1  AI-Ready California Demonstration   </w:t>
+            </w:r>
+            <w:r>
+              <w:rPr>
+                <w:rFonts w:ascii="Cambria" w:cs="Cambria" w:eastAsia="Cambria" w:hAnsi="Cambria"/>
+                <w:b/>
+                <w:bCs/>
+                <w:color w:val="666666"/>
+                <w:sz w:val="20"/>
+                <w:szCs w:val="20"/>
+              </w:rPr>
+              <w:t xml:space="preserve">○ Not Started</w:t>
+            </w:r>
+          </w:p>
+        </w:tc>
+      </w:tr>
+    </w:tbl>
+    <w:tbl>
+      <w:tblPr>
+        <w:tblW w:type="dxa" w:w="10800"/>
+        <w:tblBorders>
+          <w:top w:val="single" w:color="auto" w:sz="4"/>
+          <w:left w:val="single" w:color="auto" w:sz="4"/>
+          <w:bottom w:val="single" w:color="auto" w:sz="4"/>
+          <w:right w:val="single" w:color="auto" w:sz="4"/>
+          <w:insideH w:val="single" w:color="auto" w:sz="4"/>
+          <w:insideV w:val="single" w:color="auto" w:sz="4"/>
+        </w:tblBorders>
+      </w:tblPr>
+      <w:tblGrid>
+        <w:gridCol w:w="10800"/>
+      </w:tblGrid>
+      <w:tr>
+        <w:tc>
+          <w:tcPr>
+            <w:tcW w:type="dxa" w:w="10800"/>
+            <w:tcBorders>
+              <w:top w:val="single" w:color="CCCCCC" w:sz="1"/>
+              <w:left w:val="single" w:color="CCCCCC" w:sz="1"/>
+              <w:bottom w:val="single" w:color="CCCCCC" w:sz="1"/>
+              <w:right w:val="single" w:color="CCCCCC" w:sz="1"/>
+            </w:tcBorders>
+            <w:shd w:fill="F5F5F5" w:val="clear"/>
+            <w:tcMar>
+              <w:top w:type="dxa" w:w="60"/>
+              <w:left w:type="dxa" w:w="100"/>
+              <w:bottom w:type="dxa" w:w="60"/>
+              <w:right w:type="dxa" w:w="100"/>
+            </w:tcMar>
+          </w:tcPr>
+          <w:p>
+            <w:r>
+              <w:rPr>
+                <w:rFonts w:ascii="Cambria" w:cs="Cambria" w:eastAsia="Cambria" w:hAnsi="Cambria"/>
+                <w:color w:val="555555"/>
+                <w:sz w:val="19"/>
+                <w:szCs w:val="19"/>
+              </w:rPr>
+              <w:t xml:space="preserve">$7M two-year project: CPL-embedded AI workforce pathway from HS dual enrollment through AS to BAS-ASIO baccalaureate across 4 districts</w:t>
+            </w:r>
+          </w:p>
+        </w:tc>
+      </w:tr>
+    </w:tbl>
+    <w:tbl>
+      <w:tblPr>
+        <w:tblW w:type="dxa" w:w="10800"/>
+        <w:tblBorders>
+          <w:top w:val="single" w:color="auto" w:sz="4"/>
+          <w:left w:val="single" w:color="auto" w:sz="4"/>
+          <w:bottom w:val="single" w:color="auto" w:sz="4"/>
+          <w:right w:val="single" w:color="auto" w:sz="4"/>
+          <w:insideH w:val="single" w:color="auto" w:sz="4"/>
+          <w:insideV w:val="single" w:color="auto" w:sz="4"/>
+        </w:tblBorders>
+      </w:tblPr>
+      <w:tblGrid>
+        <w:gridCol w:w="2700"/>
+        <w:gridCol w:w="2700"/>
+        <w:gridCol w:w="2700"/>
+        <w:gridCol w:w="2700"/>
+      </w:tblGrid>
+      <w:tr>
+        <w:tc>
+          <w:tcPr>
+            <w:tcW w:type="dxa" w:w="2700"/>
+            <w:tcBorders>
+              <w:top w:val="single" w:color="CCCCCC" w:sz="1"/>
+              <w:left w:val="single" w:color="CCCCCC" w:sz="1"/>
+              <w:bottom w:val="single" w:color="CCCCCC" w:sz="1"/>
+              <w:right w:val="single" w:color="CCCCCC" w:sz="1"/>
+            </w:tcBorders>
+            <w:shd w:fill="163A5F" w:val="clear"/>
+            <w:tcMar>
+              <w:top w:type="dxa" w:w="60"/>
+              <w:left w:type="dxa" w:w="100"/>
+              <w:bottom w:type="dxa" w:w="60"/>
+              <w:right w:type="dxa" w:w="100"/>
+            </w:tcMar>
+          </w:tcPr>
+          <w:p>
+            <w:pPr>
+              <w:jc w:val="center"/>
+            </w:pPr>
+            <w:r>
+              <w:rPr>
+                <w:rFonts w:ascii="Cambria" w:cs="Cambria" w:eastAsia="Cambria" w:hAnsi="Cambria"/>
+                <w:b/>
+                <w:bCs/>
+                <w:color w:val="FFFFFF"/>
+                <w:sz w:val="18"/>
+                <w:szCs w:val="18"/>
+              </w:rPr>
+              <w:t xml:space="preserve">2030 Goal (5-yr)</w:t>
+            </w:r>
+          </w:p>
+        </w:tc>
+        <w:tc>
+          <w:tcPr>
+            <w:tcW w:type="dxa" w:w="2700"/>
+            <w:tcBorders>
+              <w:top w:val="single" w:color="CCCCCC" w:sz="1"/>
+              <w:left w:val="single" w:color="CCCCCC" w:sz="1"/>
+              <w:bottom w:val="single" w:color="CCCCCC" w:sz="1"/>
+              <w:right w:val="single" w:color="CCCCCC" w:sz="1"/>
+            </w:tcBorders>
+            <w:shd w:fill="163A5F" w:val="clear"/>
+            <w:tcMar>
+              <w:top w:type="dxa" w:w="60"/>
+              <w:left w:type="dxa" w:w="100"/>
+              <w:bottom w:type="dxa" w:w="60"/>
+              <w:right w:type="dxa" w:w="100"/>
+            </w:tcMar>
+          </w:tcPr>
+          <w:p>
+            <w:pPr>
+              <w:jc w:val="center"/>
+            </w:pPr>
+            <w:r>
+              <w:rPr>
+                <w:rFonts w:ascii="Cambria" w:cs="Cambria" w:eastAsia="Cambria" w:hAnsi="Cambria"/>
+                <w:b/>
+                <w:bCs/>
+                <w:color w:val="FFFFFF"/>
+                <w:sz w:val="18"/>
+                <w:szCs w:val="18"/>
+              </w:rPr>
+              <w:t xml:space="preserve">2025-26 Goal</w:t>
+            </w:r>
+          </w:p>
+        </w:tc>
+        <w:tc>
+          <w:tcPr>
+            <w:tcW w:type="dxa" w:w="2700"/>
+            <w:tcBorders>
+              <w:top w:val="single" w:color="CCCCCC" w:sz="1"/>
+              <w:left w:val="single" w:color="CCCCCC" w:sz="1"/>
+              <w:bottom w:val="single" w:color="CCCCCC" w:sz="1"/>
+              <w:right w:val="single" w:color="CCCCCC" w:sz="1"/>
+            </w:tcBorders>
+            <w:shd w:fill="163A5F" w:val="clear"/>
+            <w:tcMar>
+              <w:top w:type="dxa" w:w="60"/>
+              <w:left w:type="dxa" w:w="100"/>
+              <w:bottom w:type="dxa" w:w="60"/>
+              <w:right w:type="dxa" w:w="100"/>
+            </w:tcMar>
+          </w:tcPr>
+          <w:p>
+            <w:pPr>
+              <w:jc w:val="center"/>
+            </w:pPr>
+            <w:r>
+              <w:rPr>
+                <w:rFonts w:ascii="Cambria" w:cs="Cambria" w:eastAsia="Cambria" w:hAnsi="Cambria"/>
+                <w:b/>
+                <w:bCs/>
+                <w:color w:val="FFFFFF"/>
+                <w:sz w:val="18"/>
+                <w:szCs w:val="18"/>
+              </w:rPr>
+              <w:t xml:space="preserve">2025-26 Stretch</w:t>
+            </w:r>
+          </w:p>
+        </w:tc>
+        <w:tc>
+          <w:tcPr>
+            <w:tcW w:type="dxa" w:w="2700"/>
+            <w:tcBorders>
+              <w:top w:val="single" w:color="CCCCCC" w:sz="1"/>
+              <w:left w:val="single" w:color="CCCCCC" w:sz="1"/>
+              <w:bottom w:val="single" w:color="CCCCCC" w:sz="1"/>
+              <w:right w:val="single" w:color="CCCCCC" w:sz="1"/>
+            </w:tcBorders>
+            <w:shd w:fill="163A5F" w:val="clear"/>
+            <w:tcMar>
+              <w:top w:type="dxa" w:w="60"/>
+              <w:left w:type="dxa" w:w="100"/>
+              <w:bottom w:type="dxa" w:w="60"/>
+              <w:right w:type="dxa" w:w="100"/>
+            </w:tcMar>
+          </w:tcPr>
+          <w:p>
+            <w:pPr>
+              <w:jc w:val="center"/>
+            </w:pPr>
+            <w:r>
+              <w:rPr>
+                <w:rFonts w:ascii="Cambria" w:cs="Cambria" w:eastAsia="Cambria" w:hAnsi="Cambria"/>
+                <w:b/>
+                <w:bCs/>
+                <w:color w:val="FFFFFF"/>
+                <w:sz w:val="18"/>
+                <w:szCs w:val="18"/>
+              </w:rPr>
+              <w:t xml:space="preserve">2025-26 Actual</w:t>
+            </w:r>
+          </w:p>
+        </w:tc>
+      </w:tr>
+      <w:tr>
+        <w:tc>
+          <w:tcPr>
+            <w:tcW w:type="dxa" w:w="2700"/>
+            <w:tcBorders>
+              <w:top w:val="single" w:color="CCCCCC" w:sz="1"/>
+              <w:left w:val="single" w:color="CCCCCC" w:sz="1"/>
+              <w:bottom w:val="single" w:color="CCCCCC" w:sz="1"/>
+              <w:right w:val="single" w:color="CCCCCC" w:sz="1"/>
+            </w:tcBorders>
+            <w:tcMar>
+              <w:top w:type="dxa" w:w="60"/>
+              <w:left w:type="dxa" w:w="100"/>
+              <w:bottom w:type="dxa" w:w="60"/>
+              <w:right w:type="dxa" w:w="100"/>
+            </w:tcMar>
+          </w:tcPr>
+          <w:p>
+            <w:pPr>
+              <w:jc w:val="center"/>
+            </w:pPr>
+            <w:r>
+              <w:rPr>
+                <w:rFonts w:ascii="Cambria" w:cs="Cambria" w:eastAsia="Cambria" w:hAnsi="Cambria"/>
+                <w:b/>
+                <w:bCs/>
+                <w:color w:val="0A2240"/>
+                <w:sz w:val="20"/>
+                <w:szCs w:val="20"/>
+              </w:rPr>
+              <w:t xml:space="preserve">4</w:t>
+            </w:r>
+          </w:p>
+        </w:tc>
+        <w:tc>
+          <w:tcPr>
+            <w:tcW w:type="dxa" w:w="2700"/>
+            <w:tcBorders>
+              <w:top w:val="single" w:color="CCCCCC" w:sz="1"/>
+              <w:left w:val="single" w:color="CCCCCC" w:sz="1"/>
+              <w:bottom w:val="single" w:color="CCCCCC" w:sz="1"/>
+              <w:right w:val="single" w:color="CCCCCC" w:sz="1"/>
+            </w:tcBorders>
+            <w:tcMar>
+              <w:top w:type="dxa" w:w="60"/>
+              <w:left w:type="dxa" w:w="100"/>
+              <w:bottom w:type="dxa" w:w="60"/>
+              <w:right w:type="dxa" w:w="100"/>
+            </w:tcMar>
+          </w:tcPr>
+          <w:p>
+            <w:pPr>
+              <w:jc w:val="center"/>
+            </w:pPr>
+            <w:r>
+              <w:rPr>
+                <w:rFonts w:ascii="Cambria" w:cs="Cambria" w:eastAsia="Cambria" w:hAnsi="Cambria"/>
+                <w:b/>
+                <w:bCs/>
+                <w:color w:val="333333"/>
+                <w:sz w:val="20"/>
+                <w:szCs w:val="20"/>
+              </w:rPr>
+              <w:t xml:space="preserve">—</w:t>
+            </w:r>
+          </w:p>
+        </w:tc>
+        <w:tc>
+          <w:tcPr>
+            <w:tcW w:type="dxa" w:w="2700"/>
+            <w:tcBorders>
+              <w:top w:val="single" w:color="CCCCCC" w:sz="1"/>
+              <w:left w:val="single" w:color="CCCCCC" w:sz="1"/>
+              <w:bottom w:val="single" w:color="CCCCCC" w:sz="1"/>
+              <w:right w:val="single" w:color="CCCCCC" w:sz="1"/>
+            </w:tcBorders>
+            <w:tcMar>
+              <w:top w:type="dxa" w:w="60"/>
+              <w:left w:type="dxa" w:w="100"/>
+              <w:bottom w:type="dxa" w:w="60"/>
+              <w:right w:type="dxa" w:w="100"/>
+            </w:tcMar>
+          </w:tcPr>
+          <w:p>
+            <w:pPr>
+              <w:jc w:val="center"/>
+            </w:pPr>
+            <w:r>
+              <w:rPr>
+                <w:rFonts w:ascii="Cambria" w:cs="Cambria" w:eastAsia="Cambria" w:hAnsi="Cambria"/>
+                <w:b/>
+                <w:bCs/>
+                <w:color w:val="C9A84C"/>
+                <w:sz w:val="20"/>
+                <w:szCs w:val="20"/>
+              </w:rPr>
+              <w:t xml:space="preserve">—</w:t>
+            </w:r>
+          </w:p>
+        </w:tc>
+        <w:tc>
+          <w:tcPr>
+            <w:tcW w:type="dxa" w:w="2700"/>
+            <w:tcBorders>
+              <w:top w:val="single" w:color="CCCCCC" w:sz="1"/>
+              <w:left w:val="single" w:color="CCCCCC" w:sz="1"/>
+              <w:bottom w:val="single" w:color="CCCCCC" w:sz="1"/>
+              <w:right w:val="single" w:color="CCCCCC" w:sz="1"/>
+            </w:tcBorders>
+            <w:tcMar>
+              <w:top w:type="dxa" w:w="60"/>
+              <w:left w:type="dxa" w:w="100"/>
+              <w:bottom w:type="dxa" w:w="60"/>
+              <w:right w:type="dxa" w:w="100"/>
+            </w:tcMar>
+          </w:tcPr>
+          <w:p>
+            <w:pPr>
+              <w:jc w:val="center"/>
+            </w:pPr>
+            <w:r>
+              <w:rPr>
+                <w:rFonts w:ascii="Cambria" w:cs="Cambria" w:eastAsia="Cambria" w:hAnsi="Cambria"/>
+                <w:b/>
+                <w:bCs/>
+                <w:color w:val="666666"/>
+                <w:sz w:val="20"/>
+                <w:szCs w:val="20"/>
+              </w:rPr>
+              <w:t xml:space="preserve">0</w:t>
+            </w:r>
+          </w:p>
+        </w:tc>
+      </w:tr>
+    </w:tbl>
+    <w:tbl>
+      <w:tblPr>
+        <w:tblW w:type="dxa" w:w="10800"/>
+        <w:tblBorders>
+          <w:top w:val="single" w:color="auto" w:sz="4"/>
+          <w:left w:val="single" w:color="auto" w:sz="4"/>
+          <w:bottom w:val="single" w:color="auto" w:sz="4"/>
+          <w:right w:val="single" w:color="auto" w:sz="4"/>
+          <w:insideH w:val="single" w:color="auto" w:sz="4"/>
+          <w:insideV w:val="single" w:color="auto" w:sz="4"/>
+        </w:tblBorders>
+      </w:tblPr>
+      <w:tblGrid>
+        <w:gridCol w:w="10800"/>
+      </w:tblGrid>
+      <w:tr>
+        <w:tc>
+          <w:tcPr>
+            <w:tcW w:type="dxa" w:w="10800"/>
+            <w:tcBorders>
+              <w:top w:val="single" w:color="CCCCCC" w:sz="1"/>
+              <w:left w:val="single" w:color="CCCCCC" w:sz="1"/>
+              <w:bottom w:val="single" w:color="CCCCCC" w:sz="1"/>
+              <w:right w:val="single" w:color="CCCCCC" w:sz="1"/>
+            </w:tcBorders>
+            <w:tcMar>
+              <w:top w:type="dxa" w:w="80"/>
+              <w:left w:type="dxa" w:w="160"/>
+              <w:bottom w:type="dxa" w:w="80"/>
+              <w:right w:type="dxa" w:w="120"/>
+            </w:tcMar>
+          </w:tcPr>
+          <w:p>
+            <w:pPr>
+              <w:pStyle w:val="ListParagraph"/>
+              <w:numPr>
+                <w:ilvl w:val="0"/>
+                <w:numId w:val="3"/>
+              </w:numPr>
+              <w:spacing w:after="60"/>
+            </w:pPr>
+            <w:r>
+              <w:rPr>
+                <w:rFonts w:ascii="Cambria" w:cs="Cambria" w:eastAsia="Cambria" w:hAnsi="Cambria"/>
+                <w:sz w:val="20"/>
+                <w:szCs w:val="20"/>
+              </w:rPr>
+              <w:t xml:space="preserve">Project proposal developed; 4 demo districts identified; BAS-ASIO curriculum in design; contingent on funding</w:t>
+            </w:r>
+          </w:p>
+        </w:tc>
+      </w:tr>
+    </w:tbl>
+    <w:p>
+      <w:pPr>
+        <w:spacing w:after="160" w:before="60"/>
+      </w:pPr>
+      <w:r>
+        <w:rPr>
+          <w:rFonts w:ascii="Cambria" w:cs="Cambria" w:eastAsia="Cambria" w:hAnsi="Cambria"/>
+          <w:b/>
+          <w:bCs/>
+          <w:color w:val="666666"/>
+          <w:sz w:val="18"/>
+          <w:szCs w:val="18"/>
+        </w:rPr>
+        <w:t xml:space="preserve">Lead: </w:t>
+      </w:r>
+      <w:r>
+        <w:rPr>
+          <w:rFonts w:ascii="Cambria" w:cs="Cambria" w:eastAsia="Cambria" w:hAnsi="Cambria"/>
+          <w:color w:val="666666"/>
+          <w:sz w:val="18"/>
+          <w:szCs w:val="18"/>
+        </w:rPr>
+        <w:t xml:space="preserve">Samuel Lee</w:t>
+      </w:r>
+      <w:r>
+        <w:rPr>
+          <w:rFonts w:ascii="Cambria" w:cs="Cambria" w:eastAsia="Cambria" w:hAnsi="Cambria"/>
+          <w:b/>
+          <w:bCs/>
+          <w:color w:val="666666"/>
+          <w:sz w:val="18"/>
+          <w:szCs w:val="18"/>
+        </w:rPr>
+        <w:t xml:space="preserve">    |    Budget: </w:t>
+      </w:r>
+      <w:r>
+        <w:rPr>
+          <w:rFonts w:ascii="Cambria" w:cs="Cambria" w:eastAsia="Cambria" w:hAnsi="Cambria"/>
+          <w:color w:val="666666"/>
+          <w:sz w:val="18"/>
+          <w:szCs w:val="18"/>
+        </w:rPr>
+        <w:t xml:space="preserve">$7,000,000 (Proposed: AI-Ready CA ($7M))</w:t>
+      </w:r>
+      <w:r>
+        <w:rPr>
+          <w:rFonts w:ascii="Cambria" w:cs="Cambria" w:eastAsia="Cambria" w:hAnsi="Cambria"/>
+          <w:b/>
+          <w:bCs/>
+          <w:color w:val="666666"/>
+          <w:sz w:val="18"/>
+          <w:szCs w:val="18"/>
+        </w:rPr>
+        <w:t xml:space="preserve">    |    Progress: </w:t>
+      </w:r>
+      <w:r>
+        <w:rPr>
+          <w:rFonts w:ascii="Cambria" w:cs="Cambria" w:eastAsia="Cambria" w:hAnsi="Cambria"/>
+          <w:b/>
+          <w:bCs/>
+          <w:color w:val="666666"/>
+          <w:sz w:val="18"/>
+          <w:szCs w:val="18"/>
+        </w:rPr>
+        <w:t xml:space="preserve">5%</w:t>
+      </w:r>
+    </w:p>
+    <w:tbl>
+      <w:tblPr>
+        <w:tblW w:type="dxa" w:w="10800"/>
+        <w:tblBorders>
+          <w:top w:val="single" w:color="auto" w:sz="4"/>
+          <w:left w:val="single" w:color="auto" w:sz="4"/>
+          <w:bottom w:val="single" w:color="auto" w:sz="4"/>
+          <w:right w:val="single" w:color="auto" w:sz="4"/>
+          <w:insideH w:val="single" w:color="auto" w:sz="4"/>
+          <w:insideV w:val="single" w:color="auto" w:sz="4"/>
+        </w:tblBorders>
+      </w:tblPr>
+      <w:tblGrid>
+        <w:gridCol w:w="10800"/>
+      </w:tblGrid>
+      <w:tr>
+        <w:tc>
+          <w:tcPr>
+            <w:tcW w:type="dxa" w:w="10800"/>
+            <w:tcBorders>
+              <w:top w:val="single" w:color="CCCCCC" w:sz="1"/>
+              <w:left w:val="single" w:color="CCCCCC" w:sz="1"/>
+              <w:bottom w:val="single" w:color="CCCCCC" w:sz="1"/>
+              <w:right w:val="single" w:color="CCCCCC" w:sz="1"/>
+            </w:tcBorders>
+            <w:shd w:fill="D6E4F0" w:val="clear"/>
+            <w:tcMar>
+              <w:top w:type="dxa" w:w="80"/>
+              <w:left w:type="dxa" w:w="120"/>
+              <w:bottom w:type="dxa" w:w="80"/>
+              <w:right w:type="dxa" w:w="120"/>
+            </w:tcMar>
+          </w:tcPr>
+          <w:p>
+            <w:r>
+              <w:rPr>
+                <w:rFonts w:ascii="Cambria" w:cs="Cambria" w:eastAsia="Cambria" w:hAnsi="Cambria"/>
+                <w:b/>
+                <w:bCs/>
+                <w:color w:val="0A2240"/>
+                <w:sz w:val="22"/>
+                <w:szCs w:val="22"/>
+              </w:rPr>
+              <w:t xml:space="preserve">5.5  VRC CPL Module Revision   </w:t>
+            </w:r>
+            <w:r>
+              <w:rPr>
+                <w:rFonts w:ascii="Cambria" w:cs="Cambria" w:eastAsia="Cambria" w:hAnsi="Cambria"/>
+                <w:b/>
+                <w:bCs/>
+                <w:color w:val="C9A84C"/>
+                <w:sz w:val="20"/>
+                <w:szCs w:val="20"/>
+              </w:rPr>
+              <w:t xml:space="preserve">↑ In Progress</w:t>
+            </w:r>
+          </w:p>
+        </w:tc>
+      </w:tr>
+    </w:tbl>
+    <w:tbl>
+      <w:tblPr>
+        <w:tblW w:type="dxa" w:w="10800"/>
+        <w:tblBorders>
+          <w:top w:val="single" w:color="auto" w:sz="4"/>
+          <w:left w:val="single" w:color="auto" w:sz="4"/>
+          <w:bottom w:val="single" w:color="auto" w:sz="4"/>
+          <w:right w:val="single" w:color="auto" w:sz="4"/>
+          <w:insideH w:val="single" w:color="auto" w:sz="4"/>
+          <w:insideV w:val="single" w:color="auto" w:sz="4"/>
+        </w:tblBorders>
+      </w:tblPr>
+      <w:tblGrid>
+        <w:gridCol w:w="10800"/>
+      </w:tblGrid>
+      <w:tr>
+        <w:tc>
+          <w:tcPr>
+            <w:tcW w:type="dxa" w:w="10800"/>
+            <w:tcBorders>
+              <w:top w:val="single" w:color="CCCCCC" w:sz="1"/>
+              <w:left w:val="single" w:color="CCCCCC" w:sz="1"/>
+              <w:bottom w:val="single" w:color="CCCCCC" w:sz="1"/>
+              <w:right w:val="single" w:color="CCCCCC" w:sz="1"/>
+            </w:tcBorders>
+            <w:shd w:fill="F5F5F5" w:val="clear"/>
+            <w:tcMar>
+              <w:top w:type="dxa" w:w="60"/>
+              <w:left w:type="dxa" w:w="100"/>
+              <w:bottom w:type="dxa" w:w="60"/>
+              <w:right w:type="dxa" w:w="100"/>
+            </w:tcMar>
+          </w:tcPr>
+          <w:p>
+            <w:r>
+              <w:rPr>
+                <w:rFonts w:ascii="Cambria" w:cs="Cambria" w:eastAsia="Cambria" w:hAnsi="Cambria"/>
+                <w:color w:val="555555"/>
+                <w:sz w:val="19"/>
+                <w:szCs w:val="19"/>
+              </w:rPr>
+              <w:t xml:space="preserve">Rewrite and expand Virtual Resource Center CPL training modules with CCCF/Success Center</w:t>
+            </w:r>
+          </w:p>
+        </w:tc>
+      </w:tr>
+    </w:tbl>
+    <w:tbl>
+      <w:tblPr>
+        <w:tblW w:type="dxa" w:w="10800"/>
+        <w:tblBorders>
+          <w:top w:val="single" w:color="auto" w:sz="4"/>
+          <w:left w:val="single" w:color="auto" w:sz="4"/>
+          <w:bottom w:val="single" w:color="auto" w:sz="4"/>
+          <w:right w:val="single" w:color="auto" w:sz="4"/>
+          <w:insideH w:val="single" w:color="auto" w:sz="4"/>
+          <w:insideV w:val="single" w:color="auto" w:sz="4"/>
+        </w:tblBorders>
+      </w:tblPr>
+      <w:tblGrid>
+        <w:gridCol w:w="2700"/>
+        <w:gridCol w:w="2700"/>
+        <w:gridCol w:w="2700"/>
+        <w:gridCol w:w="2700"/>
+      </w:tblGrid>
+      <w:tr>
+        <w:tc>
+          <w:tcPr>
+            <w:tcW w:type="dxa" w:w="2700"/>
+            <w:tcBorders>
+              <w:top w:val="single" w:color="CCCCCC" w:sz="1"/>
+              <w:left w:val="single" w:color="CCCCCC" w:sz="1"/>
+              <w:bottom w:val="single" w:color="CCCCCC" w:sz="1"/>
+              <w:right w:val="single" w:color="CCCCCC" w:sz="1"/>
+            </w:tcBorders>
+            <w:shd w:fill="163A5F" w:val="clear"/>
+            <w:tcMar>
+              <w:top w:type="dxa" w:w="60"/>
+              <w:left w:type="dxa" w:w="100"/>
+              <w:bottom w:type="dxa" w:w="60"/>
+              <w:right w:type="dxa" w:w="100"/>
+            </w:tcMar>
+          </w:tcPr>
+          <w:p>
+            <w:pPr>
+              <w:jc w:val="center"/>
+            </w:pPr>
+            <w:r>
+              <w:rPr>
+                <w:rFonts w:ascii="Cambria" w:cs="Cambria" w:eastAsia="Cambria" w:hAnsi="Cambria"/>
+                <w:b/>
+                <w:bCs/>
+                <w:color w:val="FFFFFF"/>
+                <w:sz w:val="18"/>
+                <w:szCs w:val="18"/>
+              </w:rPr>
+              <w:t xml:space="preserve">2030 Goal (5-yr)</w:t>
+            </w:r>
+          </w:p>
+        </w:tc>
+        <w:tc>
+          <w:tcPr>
+            <w:tcW w:type="dxa" w:w="2700"/>
+            <w:tcBorders>
+              <w:top w:val="single" w:color="CCCCCC" w:sz="1"/>
+              <w:left w:val="single" w:color="CCCCCC" w:sz="1"/>
+              <w:bottom w:val="single" w:color="CCCCCC" w:sz="1"/>
+              <w:right w:val="single" w:color="CCCCCC" w:sz="1"/>
+            </w:tcBorders>
+            <w:shd w:fill="163A5F" w:val="clear"/>
+            <w:tcMar>
+              <w:top w:type="dxa" w:w="60"/>
+              <w:left w:type="dxa" w:w="100"/>
+              <w:bottom w:type="dxa" w:w="60"/>
+              <w:right w:type="dxa" w:w="100"/>
+            </w:tcMar>
+          </w:tcPr>
+          <w:p>
+            <w:pPr>
+              <w:jc w:val="center"/>
+            </w:pPr>
+            <w:r>
+              <w:rPr>
+                <w:rFonts w:ascii="Cambria" w:cs="Cambria" w:eastAsia="Cambria" w:hAnsi="Cambria"/>
+                <w:b/>
+                <w:bCs/>
+                <w:color w:val="FFFFFF"/>
+                <w:sz w:val="18"/>
+                <w:szCs w:val="18"/>
+              </w:rPr>
+              <w:t xml:space="preserve">2025-26 Goal</w:t>
+            </w:r>
+          </w:p>
+        </w:tc>
+        <w:tc>
+          <w:tcPr>
+            <w:tcW w:type="dxa" w:w="2700"/>
+            <w:tcBorders>
+              <w:top w:val="single" w:color="CCCCCC" w:sz="1"/>
+              <w:left w:val="single" w:color="CCCCCC" w:sz="1"/>
+              <w:bottom w:val="single" w:color="CCCCCC" w:sz="1"/>
+              <w:right w:val="single" w:color="CCCCCC" w:sz="1"/>
+            </w:tcBorders>
+            <w:shd w:fill="163A5F" w:val="clear"/>
+            <w:tcMar>
+              <w:top w:type="dxa" w:w="60"/>
+              <w:left w:type="dxa" w:w="100"/>
+              <w:bottom w:type="dxa" w:w="60"/>
+              <w:right w:type="dxa" w:w="100"/>
+            </w:tcMar>
+          </w:tcPr>
+          <w:p>
+            <w:pPr>
+              <w:jc w:val="center"/>
+            </w:pPr>
+            <w:r>
+              <w:rPr>
+                <w:rFonts w:ascii="Cambria" w:cs="Cambria" w:eastAsia="Cambria" w:hAnsi="Cambria"/>
+                <w:b/>
+                <w:bCs/>
+                <w:color w:val="FFFFFF"/>
+                <w:sz w:val="18"/>
+                <w:szCs w:val="18"/>
+              </w:rPr>
+              <w:t xml:space="preserve">2025-26 Stretch</w:t>
+            </w:r>
+          </w:p>
+        </w:tc>
+        <w:tc>
+          <w:tcPr>
+            <w:tcW w:type="dxa" w:w="2700"/>
+            <w:tcBorders>
+              <w:top w:val="single" w:color="CCCCCC" w:sz="1"/>
+              <w:left w:val="single" w:color="CCCCCC" w:sz="1"/>
+              <w:bottom w:val="single" w:color="CCCCCC" w:sz="1"/>
+              <w:right w:val="single" w:color="CCCCCC" w:sz="1"/>
+            </w:tcBorders>
+            <w:shd w:fill="163A5F" w:val="clear"/>
+            <w:tcMar>
+              <w:top w:type="dxa" w:w="60"/>
+              <w:left w:type="dxa" w:w="100"/>
+              <w:bottom w:type="dxa" w:w="60"/>
+              <w:right w:type="dxa" w:w="100"/>
+            </w:tcMar>
+          </w:tcPr>
+          <w:p>
+            <w:pPr>
+              <w:jc w:val="center"/>
+            </w:pPr>
+            <w:r>
+              <w:rPr>
+                <w:rFonts w:ascii="Cambria" w:cs="Cambria" w:eastAsia="Cambria" w:hAnsi="Cambria"/>
+                <w:b/>
+                <w:bCs/>
+                <w:color w:val="FFFFFF"/>
+                <w:sz w:val="18"/>
+                <w:szCs w:val="18"/>
+              </w:rPr>
+              <w:t xml:space="preserve">2025-26 Actual</w:t>
+            </w:r>
+          </w:p>
+        </w:tc>
+      </w:tr>
+      <w:tr>
+        <w:tc>
+          <w:tcPr>
+            <w:tcW w:type="dxa" w:w="2700"/>
+            <w:tcBorders>
+              <w:top w:val="single" w:color="CCCCCC" w:sz="1"/>
+              <w:left w:val="single" w:color="CCCCCC" w:sz="1"/>
+              <w:bottom w:val="single" w:color="CCCCCC" w:sz="1"/>
+              <w:right w:val="single" w:color="CCCCCC" w:sz="1"/>
+            </w:tcBorders>
+            <w:tcMar>
+              <w:top w:type="dxa" w:w="60"/>
+              <w:left w:type="dxa" w:w="100"/>
+              <w:bottom w:type="dxa" w:w="60"/>
+              <w:right w:type="dxa" w:w="100"/>
+            </w:tcMar>
+          </w:tcPr>
+          <w:p>
+            <w:pPr>
+              <w:jc w:val="center"/>
+            </w:pPr>
+            <w:r>
+              <w:rPr>
+                <w:rFonts w:ascii="Cambria" w:cs="Cambria" w:eastAsia="Cambria" w:hAnsi="Cambria"/>
+                <w:b/>
+                <w:bCs/>
+                <w:color w:val="0A2240"/>
+                <w:sz w:val="20"/>
+                <w:szCs w:val="20"/>
+              </w:rPr>
+              <w:t xml:space="preserve">—</w:t>
+            </w:r>
+          </w:p>
+        </w:tc>
+        <w:tc>
+          <w:tcPr>
+            <w:tcW w:type="dxa" w:w="2700"/>
+            <w:tcBorders>
+              <w:top w:val="single" w:color="CCCCCC" w:sz="1"/>
+              <w:left w:val="single" w:color="CCCCCC" w:sz="1"/>
+              <w:bottom w:val="single" w:color="CCCCCC" w:sz="1"/>
+              <w:right w:val="single" w:color="CCCCCC" w:sz="1"/>
+            </w:tcBorders>
+            <w:tcMar>
+              <w:top w:type="dxa" w:w="60"/>
+              <w:left w:type="dxa" w:w="100"/>
+              <w:bottom w:type="dxa" w:w="60"/>
+              <w:right w:type="dxa" w:w="100"/>
+            </w:tcMar>
+          </w:tcPr>
+          <w:p>
+            <w:pPr>
+              <w:jc w:val="center"/>
+            </w:pPr>
+            <w:r>
+              <w:rPr>
+                <w:rFonts w:ascii="Cambria" w:cs="Cambria" w:eastAsia="Cambria" w:hAnsi="Cambria"/>
+                <w:b/>
+                <w:bCs/>
+                <w:color w:val="333333"/>
+                <w:sz w:val="20"/>
+                <w:szCs w:val="20"/>
+              </w:rPr>
+              <w:t xml:space="preserve">—</w:t>
+            </w:r>
+          </w:p>
+        </w:tc>
+        <w:tc>
+          <w:tcPr>
+            <w:tcW w:type="dxa" w:w="2700"/>
+            <w:tcBorders>
+              <w:top w:val="single" w:color="CCCCCC" w:sz="1"/>
+              <w:left w:val="single" w:color="CCCCCC" w:sz="1"/>
+              <w:bottom w:val="single" w:color="CCCCCC" w:sz="1"/>
+              <w:right w:val="single" w:color="CCCCCC" w:sz="1"/>
+            </w:tcBorders>
+            <w:tcMar>
+              <w:top w:type="dxa" w:w="60"/>
+              <w:left w:type="dxa" w:w="100"/>
+              <w:bottom w:type="dxa" w:w="60"/>
+              <w:right w:type="dxa" w:w="100"/>
+            </w:tcMar>
+          </w:tcPr>
+          <w:p>
+            <w:pPr>
+              <w:jc w:val="center"/>
+            </w:pPr>
+            <w:r>
+              <w:rPr>
+                <w:rFonts w:ascii="Cambria" w:cs="Cambria" w:eastAsia="Cambria" w:hAnsi="Cambria"/>
+                <w:b/>
+                <w:bCs/>
+                <w:color w:val="C9A84C"/>
+                <w:sz w:val="20"/>
+                <w:szCs w:val="20"/>
+              </w:rPr>
+              <w:t xml:space="preserve">—</w:t>
+            </w:r>
+          </w:p>
+        </w:tc>
+        <w:tc>
+          <w:tcPr>
+            <w:tcW w:type="dxa" w:w="2700"/>
+            <w:tcBorders>
+              <w:top w:val="single" w:color="CCCCCC" w:sz="1"/>
+              <w:left w:val="single" w:color="CCCCCC" w:sz="1"/>
+              <w:bottom w:val="single" w:color="CCCCCC" w:sz="1"/>
+              <w:right w:val="single" w:color="CCCCCC" w:sz="1"/>
+            </w:tcBorders>
+            <w:tcMar>
+              <w:top w:type="dxa" w:w="60"/>
+              <w:left w:type="dxa" w:w="100"/>
+              <w:bottom w:type="dxa" w:w="60"/>
+              <w:right w:type="dxa" w:w="100"/>
+            </w:tcMar>
+          </w:tcPr>
+          <w:p>
+            <w:pPr>
+              <w:jc w:val="center"/>
+            </w:pPr>
+            <w:r>
+              <w:rPr>
+                <w:rFonts w:ascii="Cambria" w:cs="Cambria" w:eastAsia="Cambria" w:hAnsi="Cambria"/>
+                <w:b/>
+                <w:bCs/>
+                <w:color w:val="C9A84C"/>
+                <w:sz w:val="20"/>
+                <w:szCs w:val="20"/>
+              </w:rPr>
+              <w:t xml:space="preserve">—</w:t>
+            </w:r>
+          </w:p>
+        </w:tc>
+      </w:tr>
+    </w:tbl>
+    <w:tbl>
+      <w:tblPr>
+        <w:tblW w:type="dxa" w:w="10800"/>
+        <w:tblBorders>
+          <w:top w:val="single" w:color="auto" w:sz="4"/>
+          <w:left w:val="single" w:color="auto" w:sz="4"/>
+          <w:bottom w:val="single" w:color="auto" w:sz="4"/>
+          <w:right w:val="single" w:color="auto" w:sz="4"/>
+          <w:insideH w:val="single" w:color="auto" w:sz="4"/>
+          <w:insideV w:val="single" w:color="auto" w:sz="4"/>
+        </w:tblBorders>
+      </w:tblPr>
+      <w:tblGrid>
+        <w:gridCol w:w="10800"/>
+      </w:tblGrid>
+      <w:tr>
+        <w:tc>
+          <w:tcPr>
+            <w:tcW w:type="dxa" w:w="10800"/>
+            <w:tcBorders>
+              <w:top w:val="single" w:color="CCCCCC" w:sz="1"/>
+              <w:left w:val="single" w:color="CCCCCC" w:sz="1"/>
+              <w:bottom w:val="single" w:color="CCCCCC" w:sz="1"/>
+              <w:right w:val="single" w:color="CCCCCC" w:sz="1"/>
+            </w:tcBorders>
+            <w:tcMar>
+              <w:top w:type="dxa" w:w="80"/>
+              <w:left w:type="dxa" w:w="160"/>
+              <w:bottom w:type="dxa" w:w="80"/>
+              <w:right w:type="dxa" w:w="120"/>
+            </w:tcMar>
+          </w:tcPr>
+          <w:p>
+            <w:pPr>
+              <w:pStyle w:val="ListParagraph"/>
+              <w:numPr>
+                <w:ilvl w:val="0"/>
+                <w:numId w:val="3"/>
+              </w:numPr>
+              <w:spacing w:after="60"/>
+            </w:pPr>
+            <w:r>
+              <w:rPr>
+                <w:rFonts w:ascii="Cambria" w:cs="Cambria" w:eastAsia="Cambria" w:hAnsi="Cambria"/>
+                <w:sz w:val="20"/>
+                <w:szCs w:val="20"/>
+              </w:rPr>
+              <w:t xml:space="preserve">Review and gap analysis complete; content development phase underway</w:t>
+            </w:r>
+          </w:p>
+        </w:tc>
+      </w:tr>
+    </w:tbl>
+    <w:p>
+      <w:pPr>
+        <w:spacing w:after="160" w:before="60"/>
+      </w:pPr>
+      <w:r>
+        <w:rPr>
+          <w:rFonts w:ascii="Cambria" w:cs="Cambria" w:eastAsia="Cambria" w:hAnsi="Cambria"/>
+          <w:b/>
+          <w:bCs/>
+          <w:color w:val="666666"/>
+          <w:sz w:val="18"/>
+          <w:szCs w:val="18"/>
+        </w:rPr>
+        <w:t xml:space="preserve">Lead: </w:t>
+      </w:r>
+      <w:r>
+        <w:rPr>
+          <w:rFonts w:ascii="Cambria" w:cs="Cambria" w:eastAsia="Cambria" w:hAnsi="Cambria"/>
+          <w:color w:val="666666"/>
+          <w:sz w:val="18"/>
+          <w:szCs w:val="18"/>
+        </w:rPr>
+        <w:t xml:space="preserve">Beth Kay / Crystal Nasio</w:t>
+      </w:r>
+      <w:r>
+        <w:rPr>
+          <w:rFonts w:ascii="Cambria" w:cs="Cambria" w:eastAsia="Cambria" w:hAnsi="Cambria"/>
+          <w:b/>
+          <w:bCs/>
+          <w:color w:val="666666"/>
+          <w:sz w:val="18"/>
+          <w:szCs w:val="18"/>
+        </w:rPr>
+        <w:t xml:space="preserve">    |    Budget: </w:t>
+      </w:r>
+      <w:r>
+        <w:rPr>
+          <w:rFonts w:ascii="Cambria" w:cs="Cambria" w:eastAsia="Cambria" w:hAnsi="Cambria"/>
+          <w:color w:val="666666"/>
+          <w:sz w:val="18"/>
+          <w:szCs w:val="18"/>
+        </w:rPr>
+        <w:t xml:space="preserve">Included in 4.3 (CCC Foundation Regional Trainings)</w:t>
+      </w:r>
+      <w:r>
+        <w:rPr>
+          <w:rFonts w:ascii="Cambria" w:cs="Cambria" w:eastAsia="Cambria" w:hAnsi="Cambria"/>
+          <w:b/>
+          <w:bCs/>
+          <w:color w:val="666666"/>
+          <w:sz w:val="18"/>
+          <w:szCs w:val="18"/>
+        </w:rPr>
+        <w:t xml:space="preserve">    |    Progress: </w:t>
+      </w:r>
+      <w:r>
+        <w:rPr>
+          <w:rFonts w:ascii="Cambria" w:cs="Cambria" w:eastAsia="Cambria" w:hAnsi="Cambria"/>
+          <w:b/>
+          <w:bCs/>
+          <w:color w:val="C9A84C"/>
+          <w:sz w:val="18"/>
+          <w:szCs w:val="18"/>
+        </w:rPr>
+        <w:t xml:space="preserve">45%</w:t>
+      </w:r>
+    </w:p>
+    <w:tbl>
+      <w:tblPr>
+        <w:tblW w:type="dxa" w:w="10800"/>
+        <w:tblBorders>
+          <w:top w:val="single" w:color="auto" w:sz="4"/>
+          <w:left w:val="single" w:color="auto" w:sz="4"/>
+          <w:bottom w:val="single" w:color="auto" w:sz="4"/>
+          <w:right w:val="single" w:color="auto" w:sz="4"/>
+          <w:insideH w:val="single" w:color="auto" w:sz="4"/>
+          <w:insideV w:val="single" w:color="auto" w:sz="4"/>
+        </w:tblBorders>
+      </w:tblPr>
+      <w:tblGrid>
+        <w:gridCol w:w="10800"/>
+      </w:tblGrid>
+      <w:tr>
+        <w:tc>
+          <w:tcPr>
+            <w:tcW w:type="dxa" w:w="10800"/>
+            <w:tcBorders>
+              <w:top w:val="single" w:color="CCCCCC" w:sz="1"/>
+              <w:left w:val="single" w:color="CCCCCC" w:sz="1"/>
+              <w:bottom w:val="single" w:color="CCCCCC" w:sz="1"/>
+              <w:right w:val="single" w:color="CCCCCC" w:sz="1"/>
+            </w:tcBorders>
+            <w:shd w:fill="D6E4F0" w:val="clear"/>
+            <w:tcMar>
+              <w:top w:type="dxa" w:w="80"/>
+              <w:left w:type="dxa" w:w="120"/>
+              <w:bottom w:type="dxa" w:w="80"/>
+              <w:right w:type="dxa" w:w="120"/>
+            </w:tcMar>
+          </w:tcPr>
+          <w:p>
+            <w:r>
+              <w:rPr>
+                <w:rFonts w:ascii="Cambria" w:cs="Cambria" w:eastAsia="Cambria" w:hAnsi="Cambria"/>
+                <w:b/>
+                <w:bCs/>
+                <w:color w:val="0A2240"/>
+                <w:sz w:val="22"/>
+                <w:szCs w:val="22"/>
+              </w:rPr>
+              <w:t xml:space="preserve">5.8  CPL Legislative Advocacy (2026 Session)   </w:t>
+            </w:r>
+            <w:r>
+              <w:rPr>
+                <w:rFonts w:ascii="Cambria" w:cs="Cambria" w:eastAsia="Cambria" w:hAnsi="Cambria"/>
+                <w:b/>
+                <w:bCs/>
+                <w:color w:val="C9A84C"/>
+                <w:sz w:val="20"/>
+                <w:szCs w:val="20"/>
+              </w:rPr>
+              <w:t xml:space="preserve">↑ In Progress</w:t>
+            </w:r>
+          </w:p>
+        </w:tc>
+      </w:tr>
+    </w:tbl>
+    <w:tbl>
+      <w:tblPr>
+        <w:tblW w:type="dxa" w:w="10800"/>
+        <w:tblBorders>
+          <w:top w:val="single" w:color="auto" w:sz="4"/>
+          <w:left w:val="single" w:color="auto" w:sz="4"/>
+          <w:bottom w:val="single" w:color="auto" w:sz="4"/>
+          <w:right w:val="single" w:color="auto" w:sz="4"/>
+          <w:insideH w:val="single" w:color="auto" w:sz="4"/>
+          <w:insideV w:val="single" w:color="auto" w:sz="4"/>
+        </w:tblBorders>
+      </w:tblPr>
+      <w:tblGrid>
+        <w:gridCol w:w="10800"/>
+      </w:tblGrid>
+      <w:tr>
+        <w:tc>
+          <w:tcPr>
+            <w:tcW w:type="dxa" w:w="10800"/>
+            <w:tcBorders>
+              <w:top w:val="single" w:color="CCCCCC" w:sz="1"/>
+              <w:left w:val="single" w:color="CCCCCC" w:sz="1"/>
+              <w:bottom w:val="single" w:color="CCCCCC" w:sz="1"/>
+              <w:right w:val="single" w:color="CCCCCC" w:sz="1"/>
+            </w:tcBorders>
+            <w:shd w:fill="F5F5F5" w:val="clear"/>
+            <w:tcMar>
+              <w:top w:type="dxa" w:w="60"/>
+              <w:left w:type="dxa" w:w="100"/>
+              <w:bottom w:type="dxa" w:w="60"/>
+              <w:right w:type="dxa" w:w="100"/>
+            </w:tcMar>
+          </w:tcPr>
+          <w:p>
+            <w:r>
+              <w:rPr>
+                <w:rFonts w:ascii="Cambria" w:cs="Cambria" w:eastAsia="Cambria" w:hAnsi="Cambria"/>
+                <w:color w:val="555555"/>
+                <w:sz w:val="19"/>
+                <w:szCs w:val="19"/>
+              </w:rPr>
+              <w:t xml:space="preserve">Advocate for $2M additional ongoing + $35M one-time CPL funding in 2026 legislative session</w:t>
+            </w:r>
+          </w:p>
+        </w:tc>
+      </w:tr>
+    </w:tbl>
+    <w:tbl>
+      <w:tblPr>
+        <w:tblW w:type="dxa" w:w="10800"/>
+        <w:tblBorders>
+          <w:top w:val="single" w:color="auto" w:sz="4"/>
+          <w:left w:val="single" w:color="auto" w:sz="4"/>
+          <w:bottom w:val="single" w:color="auto" w:sz="4"/>
+          <w:right w:val="single" w:color="auto" w:sz="4"/>
+          <w:insideH w:val="single" w:color="auto" w:sz="4"/>
+          <w:insideV w:val="single" w:color="auto" w:sz="4"/>
+        </w:tblBorders>
+      </w:tblPr>
+      <w:tblGrid>
+        <w:gridCol w:w="2700"/>
+        <w:gridCol w:w="2700"/>
+        <w:gridCol w:w="2700"/>
+        <w:gridCol w:w="2700"/>
+      </w:tblGrid>
+      <w:tr>
+        <w:tc>
+          <w:tcPr>
+            <w:tcW w:type="dxa" w:w="2700"/>
+            <w:tcBorders>
+              <w:top w:val="single" w:color="CCCCCC" w:sz="1"/>
+              <w:left w:val="single" w:color="CCCCCC" w:sz="1"/>
+              <w:bottom w:val="single" w:color="CCCCCC" w:sz="1"/>
+              <w:right w:val="single" w:color="CCCCCC" w:sz="1"/>
+            </w:tcBorders>
+            <w:shd w:fill="163A5F" w:val="clear"/>
+            <w:tcMar>
+              <w:top w:type="dxa" w:w="60"/>
+              <w:left w:type="dxa" w:w="100"/>
+              <w:bottom w:type="dxa" w:w="60"/>
+              <w:right w:type="dxa" w:w="100"/>
+            </w:tcMar>
+          </w:tcPr>
+          <w:p>
+            <w:pPr>
+              <w:jc w:val="center"/>
+            </w:pPr>
+            <w:r>
+              <w:rPr>
+                <w:rFonts w:ascii="Cambria" w:cs="Cambria" w:eastAsia="Cambria" w:hAnsi="Cambria"/>
+                <w:b/>
+                <w:bCs/>
+                <w:color w:val="FFFFFF"/>
+                <w:sz w:val="18"/>
+                <w:szCs w:val="18"/>
+              </w:rPr>
+              <w:t xml:space="preserve">2030 Goal (5-yr)</w:t>
+            </w:r>
+          </w:p>
+        </w:tc>
+        <w:tc>
+          <w:tcPr>
+            <w:tcW w:type="dxa" w:w="2700"/>
+            <w:tcBorders>
+              <w:top w:val="single" w:color="CCCCCC" w:sz="1"/>
+              <w:left w:val="single" w:color="CCCCCC" w:sz="1"/>
+              <w:bottom w:val="single" w:color="CCCCCC" w:sz="1"/>
+              <w:right w:val="single" w:color="CCCCCC" w:sz="1"/>
+            </w:tcBorders>
+            <w:shd w:fill="163A5F" w:val="clear"/>
+            <w:tcMar>
+              <w:top w:type="dxa" w:w="60"/>
+              <w:left w:type="dxa" w:w="100"/>
+              <w:bottom w:type="dxa" w:w="60"/>
+              <w:right w:type="dxa" w:w="100"/>
+            </w:tcMar>
+          </w:tcPr>
+          <w:p>
+            <w:pPr>
+              <w:jc w:val="center"/>
+            </w:pPr>
+            <w:r>
+              <w:rPr>
+                <w:rFonts w:ascii="Cambria" w:cs="Cambria" w:eastAsia="Cambria" w:hAnsi="Cambria"/>
+                <w:b/>
+                <w:bCs/>
+                <w:color w:val="FFFFFF"/>
+                <w:sz w:val="18"/>
+                <w:szCs w:val="18"/>
+              </w:rPr>
+              <w:t xml:space="preserve">2025-26 Goal</w:t>
+            </w:r>
+          </w:p>
+        </w:tc>
+        <w:tc>
+          <w:tcPr>
+            <w:tcW w:type="dxa" w:w="2700"/>
+            <w:tcBorders>
+              <w:top w:val="single" w:color="CCCCCC" w:sz="1"/>
+              <w:left w:val="single" w:color="CCCCCC" w:sz="1"/>
+              <w:bottom w:val="single" w:color="CCCCCC" w:sz="1"/>
+              <w:right w:val="single" w:color="CCCCCC" w:sz="1"/>
+            </w:tcBorders>
+            <w:shd w:fill="163A5F" w:val="clear"/>
+            <w:tcMar>
+              <w:top w:type="dxa" w:w="60"/>
+              <w:left w:type="dxa" w:w="100"/>
+              <w:bottom w:type="dxa" w:w="60"/>
+              <w:right w:type="dxa" w:w="100"/>
+            </w:tcMar>
+          </w:tcPr>
+          <w:p>
+            <w:pPr>
+              <w:jc w:val="center"/>
+            </w:pPr>
+            <w:r>
+              <w:rPr>
+                <w:rFonts w:ascii="Cambria" w:cs="Cambria" w:eastAsia="Cambria" w:hAnsi="Cambria"/>
+                <w:b/>
+                <w:bCs/>
+                <w:color w:val="FFFFFF"/>
+                <w:sz w:val="18"/>
+                <w:szCs w:val="18"/>
+              </w:rPr>
+              <w:t xml:space="preserve">2025-26 Stretch</w:t>
+            </w:r>
+          </w:p>
+        </w:tc>
+        <w:tc>
+          <w:tcPr>
+            <w:tcW w:type="dxa" w:w="2700"/>
+            <w:tcBorders>
+              <w:top w:val="single" w:color="CCCCCC" w:sz="1"/>
+              <w:left w:val="single" w:color="CCCCCC" w:sz="1"/>
+              <w:bottom w:val="single" w:color="CCCCCC" w:sz="1"/>
+              <w:right w:val="single" w:color="CCCCCC" w:sz="1"/>
+            </w:tcBorders>
+            <w:shd w:fill="163A5F" w:val="clear"/>
+            <w:tcMar>
+              <w:top w:type="dxa" w:w="60"/>
+              <w:left w:type="dxa" w:w="100"/>
+              <w:bottom w:type="dxa" w:w="60"/>
+              <w:right w:type="dxa" w:w="100"/>
+            </w:tcMar>
+          </w:tcPr>
+          <w:p>
+            <w:pPr>
+              <w:jc w:val="center"/>
+            </w:pPr>
+            <w:r>
+              <w:rPr>
+                <w:rFonts w:ascii="Cambria" w:cs="Cambria" w:eastAsia="Cambria" w:hAnsi="Cambria"/>
+                <w:b/>
+                <w:bCs/>
+                <w:color w:val="FFFFFF"/>
+                <w:sz w:val="18"/>
+                <w:szCs w:val="18"/>
+              </w:rPr>
+              <w:t xml:space="preserve">2025-26 Actual</w:t>
+            </w:r>
+          </w:p>
+        </w:tc>
+      </w:tr>
+      <w:tr>
+        <w:tc>
+          <w:tcPr>
+            <w:tcW w:type="dxa" w:w="2700"/>
+            <w:tcBorders>
+              <w:top w:val="single" w:color="CCCCCC" w:sz="1"/>
+              <w:left w:val="single" w:color="CCCCCC" w:sz="1"/>
+              <w:bottom w:val="single" w:color="CCCCCC" w:sz="1"/>
+              <w:right w:val="single" w:color="CCCCCC" w:sz="1"/>
+            </w:tcBorders>
+            <w:tcMar>
+              <w:top w:type="dxa" w:w="60"/>
+              <w:left w:type="dxa" w:w="100"/>
+              <w:bottom w:type="dxa" w:w="60"/>
+              <w:right w:type="dxa" w:w="100"/>
+            </w:tcMar>
+          </w:tcPr>
+          <w:p>
+            <w:pPr>
+              <w:jc w:val="center"/>
+            </w:pPr>
+            <w:r>
+              <w:rPr>
+                <w:rFonts w:ascii="Cambria" w:cs="Cambria" w:eastAsia="Cambria" w:hAnsi="Cambria"/>
+                <w:b/>
+                <w:bCs/>
+                <w:color w:val="0A2240"/>
+                <w:sz w:val="20"/>
+                <w:szCs w:val="20"/>
+              </w:rPr>
+              <w:t xml:space="preserve">—</w:t>
+            </w:r>
+          </w:p>
+        </w:tc>
+        <w:tc>
+          <w:tcPr>
+            <w:tcW w:type="dxa" w:w="2700"/>
+            <w:tcBorders>
+              <w:top w:val="single" w:color="CCCCCC" w:sz="1"/>
+              <w:left w:val="single" w:color="CCCCCC" w:sz="1"/>
+              <w:bottom w:val="single" w:color="CCCCCC" w:sz="1"/>
+              <w:right w:val="single" w:color="CCCCCC" w:sz="1"/>
+            </w:tcBorders>
+            <w:tcMar>
+              <w:top w:type="dxa" w:w="60"/>
+              <w:left w:type="dxa" w:w="100"/>
+              <w:bottom w:type="dxa" w:w="60"/>
+              <w:right w:type="dxa" w:w="100"/>
+            </w:tcMar>
+          </w:tcPr>
+          <w:p>
+            <w:pPr>
+              <w:jc w:val="center"/>
+            </w:pPr>
+            <w:r>
+              <w:rPr>
+                <w:rFonts w:ascii="Cambria" w:cs="Cambria" w:eastAsia="Cambria" w:hAnsi="Cambria"/>
+                <w:b/>
+                <w:bCs/>
+                <w:color w:val="333333"/>
+                <w:sz w:val="20"/>
+                <w:szCs w:val="20"/>
+              </w:rPr>
+              <w:t xml:space="preserve">—</w:t>
+            </w:r>
+          </w:p>
+        </w:tc>
+        <w:tc>
+          <w:tcPr>
+            <w:tcW w:type="dxa" w:w="2700"/>
+            <w:tcBorders>
+              <w:top w:val="single" w:color="CCCCCC" w:sz="1"/>
+              <w:left w:val="single" w:color="CCCCCC" w:sz="1"/>
+              <w:bottom w:val="single" w:color="CCCCCC" w:sz="1"/>
+              <w:right w:val="single" w:color="CCCCCC" w:sz="1"/>
+            </w:tcBorders>
+            <w:tcMar>
+              <w:top w:type="dxa" w:w="60"/>
+              <w:left w:type="dxa" w:w="100"/>
+              <w:bottom w:type="dxa" w:w="60"/>
+              <w:right w:type="dxa" w:w="100"/>
+            </w:tcMar>
+          </w:tcPr>
+          <w:p>
+            <w:pPr>
+              <w:jc w:val="center"/>
+            </w:pPr>
+            <w:r>
+              <w:rPr>
+                <w:rFonts w:ascii="Cambria" w:cs="Cambria" w:eastAsia="Cambria" w:hAnsi="Cambria"/>
+                <w:b/>
+                <w:bCs/>
+                <w:color w:val="C9A84C"/>
+                <w:sz w:val="20"/>
+                <w:szCs w:val="20"/>
+              </w:rPr>
+              <w:t xml:space="preserve">—</w:t>
+            </w:r>
+          </w:p>
+        </w:tc>
+        <w:tc>
+          <w:tcPr>
+            <w:tcW w:type="dxa" w:w="2700"/>
+            <w:tcBorders>
+              <w:top w:val="single" w:color="CCCCCC" w:sz="1"/>
+              <w:left w:val="single" w:color="CCCCCC" w:sz="1"/>
+              <w:bottom w:val="single" w:color="CCCCCC" w:sz="1"/>
+              <w:right w:val="single" w:color="CCCCCC" w:sz="1"/>
+            </w:tcBorders>
+            <w:tcMar>
+              <w:top w:type="dxa" w:w="60"/>
+              <w:left w:type="dxa" w:w="100"/>
+              <w:bottom w:type="dxa" w:w="60"/>
+              <w:right w:type="dxa" w:w="100"/>
+            </w:tcMar>
+          </w:tcPr>
+          <w:p>
+            <w:pPr>
+              <w:jc w:val="center"/>
+            </w:pPr>
+            <w:r>
+              <w:rPr>
+                <w:rFonts w:ascii="Cambria" w:cs="Cambria" w:eastAsia="Cambria" w:hAnsi="Cambria"/>
+                <w:b/>
+                <w:bCs/>
+                <w:color w:val="C9A84C"/>
+                <w:sz w:val="20"/>
+                <w:szCs w:val="20"/>
+              </w:rPr>
+              <w:t xml:space="preserve">—</w:t>
+            </w:r>
+          </w:p>
+        </w:tc>
+      </w:tr>
+    </w:tbl>
+    <w:tbl>
+      <w:tblPr>
+        <w:tblW w:type="dxa" w:w="10800"/>
+        <w:tblBorders>
+          <w:top w:val="single" w:color="auto" w:sz="4"/>
+          <w:left w:val="single" w:color="auto" w:sz="4"/>
+          <w:bottom w:val="single" w:color="auto" w:sz="4"/>
+          <w:right w:val="single" w:color="auto" w:sz="4"/>
+          <w:insideH w:val="single" w:color="auto" w:sz="4"/>
+          <w:insideV w:val="single" w:color="auto" w:sz="4"/>
+        </w:tblBorders>
+      </w:tblPr>
+      <w:tblGrid>
+        <w:gridCol w:w="10800"/>
+      </w:tblGrid>
+      <w:tr>
+        <w:tc>
+          <w:tcPr>
+            <w:tcW w:type="dxa" w:w="10800"/>
+            <w:tcBorders>
+              <w:top w:val="single" w:color="CCCCCC" w:sz="1"/>
+              <w:left w:val="single" w:color="CCCCCC" w:sz="1"/>
+              <w:bottom w:val="single" w:color="CCCCCC" w:sz="1"/>
+              <w:right w:val="single" w:color="CCCCCC" w:sz="1"/>
+            </w:tcBorders>
+            <w:tcMar>
+              <w:top w:type="dxa" w:w="80"/>
+              <w:left w:type="dxa" w:w="160"/>
+              <w:bottom w:type="dxa" w:w="80"/>
+              <w:right w:type="dxa" w:w="120"/>
+            </w:tcMar>
+          </w:tcPr>
+          <w:p>
+            <w:pPr>
+              <w:pStyle w:val="ListParagraph"/>
+              <w:numPr>
+                <w:ilvl w:val="0"/>
+                <w:numId w:val="3"/>
+              </w:numPr>
+              <w:spacing w:after="60"/>
+            </w:pPr>
+            <w:r>
+              <w:rPr>
+                <w:rFonts w:ascii="Cambria" w:cs="Cambria" w:eastAsia="Cambria" w:hAnsi="Cambria"/>
+                <w:sz w:val="20"/>
+                <w:szCs w:val="20"/>
+              </w:rPr>
+              <w:t xml:space="preserve">Proposed funding in Governor's budget; monitoring and providing evidence to support advancement</w:t>
             </w:r>
           </w:p>
         </w:tc>
@@ -17673,7 +19670,7 @@
           <w:sz w:val="19"/>
           <w:szCs w:val="19"/>
         </w:rPr>
-        <w:t xml:space="preserve">4.1a Veteran Sprint: Included in 1.1 (MAP Team Operations (GFA0164))</w:t>
+        <w:t xml:space="preserve">4.1 Sprints and Projects: Included in 1.1 (MAP Team Operations (GFA0164))</w:t>
       </w:r>
     </w:p>
     <w:p>
@@ -17692,7 +19689,7 @@
           <w:sz w:val="19"/>
           <w:szCs w:val="19"/>
         </w:rPr>
-        <w:t xml:space="preserve">4.1b Apprenticeship Sprint: $1,345,236 (MAP Addendum - N2N Lightleap AI)</w:t>
+        <w:t xml:space="preserve">4.1.1 Veteran Sprint: Included in 1.1 (MAP Team Operations (GFA0164))</w:t>
       </w:r>
     </w:p>
     <w:p>
@@ -17711,7 +19708,7 @@
           <w:sz w:val="19"/>
           <w:szCs w:val="19"/>
         </w:rPr>
-        <w:t xml:space="preserve">4.1c Statewide Adoption Sprint: Included in 3.3 (CPL Infrastructure &amp; Scaling ($15M one-time))</w:t>
+        <w:t xml:space="preserve">4.1.2 Apprenticeship Sprint: $1,345,236 (MAP Addendum - N2N Lightleap AI)</w:t>
       </w:r>
     </w:p>
     <w:p>
@@ -17730,7 +19727,7 @@
           <w:sz w:val="19"/>
           <w:szCs w:val="19"/>
         </w:rPr>
-        <w:t xml:space="preserve">4.1d 29 Palms Marine Corps Base Demo: Included in 1.1 (MAP Team Operations (GFA0164))</w:t>
+        <w:t xml:space="preserve">4.1.3 Statewide Adoption Sprint: Included in 3.3 (CPL Infrastructure &amp; Scaling ($15M one-time))</w:t>
       </w:r>
     </w:p>
     <w:p>
@@ -17749,7 +19746,7 @@
           <w:sz w:val="19"/>
           <w:szCs w:val="19"/>
         </w:rPr>
-        <w:t xml:space="preserve">4.2 Strategic Partnerships: Included in operations (CPL Operations (ongoing $5M))</w:t>
+        <w:t xml:space="preserve">4.1.4 29 Palms Marine Corps Base Demo: Included in 1.1 (MAP Team Operations (GFA0164))</w:t>
       </w:r>
     </w:p>
     <w:p>
@@ -17768,7 +19765,7 @@
           <w:sz w:val="19"/>
           <w:szCs w:val="19"/>
         </w:rPr>
-        <w:t xml:space="preserve">4.3 Technical Assistance &amp; Training: $233,589 (CCC Foundation Regional Trainings)</w:t>
+        <w:t xml:space="preserve">4.2 Strategic Partnerships: Included in operations (CPL Operations (ongoing $5M))</w:t>
       </w:r>
     </w:p>
     <w:p>
@@ -17787,7 +19784,7 @@
           <w:sz w:val="19"/>
           <w:szCs w:val="19"/>
         </w:rPr>
-        <w:t xml:space="preserve">4.4 Law &amp; Regulation Review: Included in operations (CPL Operations (ongoing $5M))</w:t>
+        <w:t xml:space="preserve">4.3 Technical Assistance &amp; Training: $233,589 (CCC Foundation Regional Trainings)</w:t>
       </w:r>
     </w:p>
     <w:p>
@@ -17806,7 +19803,7 @@
           <w:sz w:val="19"/>
           <w:szCs w:val="19"/>
         </w:rPr>
-        <w:t xml:space="preserve">4.5 Sustainable Funding: $89,000,000 (5-yr plan) (All CPL funding sources)</w:t>
+        <w:t xml:space="preserve">4.4 Law &amp; Regulation Review: Included in operations (CPL Operations (ongoing $5M))</w:t>
       </w:r>
     </w:p>
     <w:p>
@@ -18224,7 +20221,7 @@
                 <w:sz w:val="18"/>
                 <w:szCs w:val="18"/>
               </w:rPr>
-              <w:t xml:space="preserve">1</w:t>
+              <w:t xml:space="preserve">4</w:t>
             </w:r>
           </w:p>
         </w:tc>
@@ -18258,7 +20255,7 @@
                 <w:sz w:val="18"/>
                 <w:szCs w:val="18"/>
               </w:rPr>
-              <w:t xml:space="preserve">50+</w:t>
+              <w:t xml:space="preserve">8</w:t>
             </w:r>
           </w:p>
         </w:tc>
@@ -18396,7 +20393,7 @@
                 <w:sz w:val="18"/>
                 <w:szCs w:val="18"/>
               </w:rPr>
-              <w:t xml:space="preserve">2</w:t>
+              <w:t xml:space="preserve">1</w:t>
             </w:r>
           </w:p>
         </w:tc>
@@ -18430,7 +20427,7 @@
                 <w:sz w:val="18"/>
                 <w:szCs w:val="18"/>
               </w:rPr>
-              <w:t xml:space="preserve">—</w:t>
+              <w:t xml:space="preserve">1</w:t>
             </w:r>
           </w:p>
         </w:tc>
@@ -18568,7 +20565,7 @@
                 <w:sz w:val="18"/>
                 <w:szCs w:val="18"/>
               </w:rPr>
-              <w:t xml:space="preserve">1</w:t>
+              <w:t xml:space="preserve">100</w:t>
             </w:r>
           </w:p>
         </w:tc>
@@ -18602,7 +20599,7 @@
                 <w:sz w:val="18"/>
                 <w:szCs w:val="18"/>
               </w:rPr>
-              <w:t xml:space="preserve">—</w:t>
+              <w:t xml:space="preserve">0</w:t>
             </w:r>
           </w:p>
         </w:tc>
@@ -18740,7 +20737,7 @@
                 <w:sz w:val="18"/>
                 <w:szCs w:val="18"/>
               </w:rPr>
-              <w:t xml:space="preserve">250</w:t>
+              <w:t xml:space="preserve">0</w:t>
             </w:r>
           </w:p>
         </w:tc>
@@ -19464,7 +21461,7 @@
                 <w:sz w:val="18"/>
                 <w:szCs w:val="18"/>
               </w:rPr>
-              <w:t xml:space="preserve">100</w:t>
+              <w:t xml:space="preserve">200</w:t>
             </w:r>
           </w:p>
         </w:tc>
@@ -19636,7 +21633,7 @@
                 <w:sz w:val="18"/>
                 <w:szCs w:val="18"/>
               </w:rPr>
-              <w:t xml:space="preserve">10</w:t>
+              <w:t xml:space="preserve">6</w:t>
             </w:r>
           </w:p>
         </w:tc>
@@ -19706,7 +21703,7 @@
                 <w:sz w:val="18"/>
                 <w:szCs w:val="18"/>
               </w:rPr>
-              <w:t xml:space="preserve">2.3 AI-Assisted Course Crosswalks</w:t>
+              <w:t xml:space="preserve">2.3 Common Course Crosswalks</w:t>
             </w:r>
           </w:p>
         </w:tc>
@@ -19808,7 +21805,7 @@
                 <w:sz w:val="18"/>
                 <w:szCs w:val="18"/>
               </w:rPr>
-              <w:t xml:space="preserve">1</w:t>
+              <w:t xml:space="preserve">20</w:t>
             </w:r>
           </w:p>
         </w:tc>
@@ -19878,7 +21875,7 @@
                 <w:sz w:val="18"/>
                 <w:szCs w:val="18"/>
               </w:rPr>
-              <w:t xml:space="preserve">2.4 Common Course Crosswalk Descriptors</w:t>
+              <w:t xml:space="preserve">2.4 Validated Skills</w:t>
             </w:r>
           </w:p>
         </w:tc>
@@ -19980,7 +21977,7 @@
                 <w:sz w:val="18"/>
                 <w:szCs w:val="18"/>
               </w:rPr>
-              <w:t xml:space="preserve">1</w:t>
+              <w:t xml:space="preserve">25</w:t>
             </w:r>
           </w:p>
         </w:tc>
@@ -20222,7 +22219,7 @@
                 <w:sz w:val="18"/>
                 <w:szCs w:val="18"/>
               </w:rPr>
-              <w:t xml:space="preserve">42,958</w:t>
+              <w:t xml:space="preserve">43,630</w:t>
             </w:r>
           </w:p>
         </w:tc>
@@ -20258,7 +22255,7 @@
                 <w:sz w:val="18"/>
                 <w:szCs w:val="18"/>
               </w:rPr>
-              <w:t xml:space="preserve">3.2 CPL Units Transcription</w:t>
+              <w:t xml:space="preserve">3.1.1 CPL Offers &amp; Awards Tracking</w:t>
             </w:r>
           </w:p>
         </w:tc>
@@ -20326,7 +22323,7 @@
                 <w:sz w:val="18"/>
                 <w:szCs w:val="18"/>
               </w:rPr>
-              <w:t xml:space="preserve">80%</w:t>
+              <w:t xml:space="preserve">85%</w:t>
             </w:r>
           </w:p>
         </w:tc>
@@ -20360,7 +22357,7 @@
                 <w:sz w:val="18"/>
                 <w:szCs w:val="18"/>
               </w:rPr>
-              <w:t xml:space="preserve">50,000</w:t>
+              <w:t xml:space="preserve">9,500</w:t>
             </w:r>
           </w:p>
         </w:tc>
@@ -20394,7 +22391,7 @@
                 <w:sz w:val="18"/>
                 <w:szCs w:val="18"/>
               </w:rPr>
-              <w:t xml:space="preserve">96,449</w:t>
+              <w:t xml:space="preserve">21,552</w:t>
             </w:r>
           </w:p>
         </w:tc>
@@ -20430,7 +22427,7 @@
                 <w:sz w:val="18"/>
                 <w:szCs w:val="18"/>
               </w:rPr>
-              <w:t xml:space="preserve">3.3 Institutional Participation</w:t>
+              <w:t xml:space="preserve">3.1.2 CPL Offers &amp; Awards Tracking</w:t>
             </w:r>
           </w:p>
         </w:tc>
@@ -20498,7 +22495,7 @@
                 <w:sz w:val="18"/>
                 <w:szCs w:val="18"/>
               </w:rPr>
-              <w:t xml:space="preserve">73%</w:t>
+              <w:t xml:space="preserve">85%</w:t>
             </w:r>
           </w:p>
         </w:tc>
@@ -20532,7 +22529,7 @@
                 <w:sz w:val="18"/>
                 <w:szCs w:val="18"/>
               </w:rPr>
-              <w:t xml:space="preserve">90</w:t>
+              <w:t xml:space="preserve">30,000</w:t>
             </w:r>
           </w:p>
         </w:tc>
@@ -20566,7 +22563,7 @@
                 <w:sz w:val="18"/>
                 <w:szCs w:val="18"/>
               </w:rPr>
-              <w:t xml:space="preserve">84</w:t>
+              <w:t xml:space="preserve">22,149</w:t>
             </w:r>
           </w:p>
         </w:tc>
@@ -20602,6 +22599,522 @@
                 <w:sz w:val="18"/>
                 <w:szCs w:val="18"/>
               </w:rPr>
+              <w:t xml:space="preserve">3.1.2a CPL Offers &amp; Awards Tracking</w:t>
+            </w:r>
+          </w:p>
+        </w:tc>
+        <w:tc>
+          <w:tcPr>
+            <w:tcW w:type="dxa" w:w="1800"/>
+            <w:tcBorders>
+              <w:top w:val="single" w:color="CCCCCC" w:sz="1"/>
+              <w:left w:val="single" w:color="CCCCCC" w:sz="1"/>
+              <w:bottom w:val="single" w:color="CCCCCC" w:sz="1"/>
+              <w:right w:val="single" w:color="CCCCCC" w:sz="1"/>
+            </w:tcBorders>
+            <w:shd w:fill="F9F9F9" w:val="clear"/>
+            <w:tcMar>
+              <w:top w:type="dxa" w:w="60"/>
+              <w:left w:type="dxa" w:w="100"/>
+              <w:bottom w:type="dxa" w:w="60"/>
+              <w:right w:type="dxa" w:w="100"/>
+            </w:tcMar>
+          </w:tcPr>
+          <w:p>
+            <w:pPr>
+              <w:jc w:val="center"/>
+            </w:pPr>
+            <w:r>
+              <w:rPr>
+                <w:rFonts w:ascii="Cambria" w:cs="Cambria" w:eastAsia="Cambria" w:hAnsi="Cambria"/>
+                <w:b/>
+                <w:bCs/>
+                <w:color w:val="2A7D4F"/>
+                <w:sz w:val="17"/>
+                <w:szCs w:val="17"/>
+              </w:rPr>
+              <w:t xml:space="preserve">✔ Goal Met  ★ Stretch Met</w:t>
+            </w:r>
+          </w:p>
+        </w:tc>
+        <w:tc>
+          <w:tcPr>
+            <w:tcW w:type="dxa" w:w="1200"/>
+            <w:tcBorders>
+              <w:top w:val="single" w:color="CCCCCC" w:sz="1"/>
+              <w:left w:val="single" w:color="CCCCCC" w:sz="1"/>
+              <w:bottom w:val="single" w:color="CCCCCC" w:sz="1"/>
+              <w:right w:val="single" w:color="CCCCCC" w:sz="1"/>
+            </w:tcBorders>
+            <w:shd w:fill="F9F9F9" w:val="clear"/>
+            <w:tcMar>
+              <w:top w:type="dxa" w:w="60"/>
+              <w:left w:type="dxa" w:w="100"/>
+              <w:bottom w:type="dxa" w:w="60"/>
+              <w:right w:type="dxa" w:w="100"/>
+            </w:tcMar>
+          </w:tcPr>
+          <w:p>
+            <w:pPr>
+              <w:jc w:val="center"/>
+            </w:pPr>
+            <w:r>
+              <w:rPr>
+                <w:rFonts w:ascii="Cambria" w:cs="Cambria" w:eastAsia="Cambria" w:hAnsi="Cambria"/>
+                <w:b/>
+                <w:bCs/>
+                <w:color w:val="2A7D4F"/>
+                <w:sz w:val="18"/>
+                <w:szCs w:val="18"/>
+              </w:rPr>
+              <w:t xml:space="preserve">85%</w:t>
+            </w:r>
+          </w:p>
+        </w:tc>
+        <w:tc>
+          <w:tcPr>
+            <w:tcW w:type="dxa" w:w="1800"/>
+            <w:tcBorders>
+              <w:top w:val="single" w:color="CCCCCC" w:sz="1"/>
+              <w:left w:val="single" w:color="CCCCCC" w:sz="1"/>
+              <w:bottom w:val="single" w:color="CCCCCC" w:sz="1"/>
+              <w:right w:val="single" w:color="CCCCCC" w:sz="1"/>
+            </w:tcBorders>
+            <w:shd w:fill="F9F9F9" w:val="clear"/>
+            <w:tcMar>
+              <w:top w:type="dxa" w:w="60"/>
+              <w:left w:type="dxa" w:w="100"/>
+              <w:bottom w:type="dxa" w:w="60"/>
+              <w:right w:type="dxa" w:w="100"/>
+            </w:tcMar>
+          </w:tcPr>
+          <w:p>
+            <w:pPr>
+              <w:jc w:val="center"/>
+            </w:pPr>
+            <w:r>
+              <w:rPr>
+                <w:rFonts w:ascii="Cambria" w:cs="Cambria" w:eastAsia="Cambria" w:hAnsi="Cambria"/>
+                <w:b w:val="false"/>
+                <w:bCs w:val="false"/>
+                <w:color w:val="333333"/>
+                <w:sz w:val="18"/>
+                <w:szCs w:val="18"/>
+              </w:rPr>
+              <w:t xml:space="preserve">500</w:t>
+            </w:r>
+          </w:p>
+        </w:tc>
+        <w:tc>
+          <w:tcPr>
+            <w:tcW w:type="dxa" w:w="1800"/>
+            <w:tcBorders>
+              <w:top w:val="single" w:color="CCCCCC" w:sz="1"/>
+              <w:left w:val="single" w:color="CCCCCC" w:sz="1"/>
+              <w:bottom w:val="single" w:color="CCCCCC" w:sz="1"/>
+              <w:right w:val="single" w:color="CCCCCC" w:sz="1"/>
+            </w:tcBorders>
+            <w:shd w:fill="F9F9F9" w:val="clear"/>
+            <w:tcMar>
+              <w:top w:type="dxa" w:w="60"/>
+              <w:left w:type="dxa" w:w="100"/>
+              <w:bottom w:type="dxa" w:w="60"/>
+              <w:right w:type="dxa" w:w="100"/>
+            </w:tcMar>
+          </w:tcPr>
+          <w:p>
+            <w:pPr>
+              <w:jc w:val="center"/>
+            </w:pPr>
+            <w:r>
+              <w:rPr>
+                <w:rFonts w:ascii="Cambria" w:cs="Cambria" w:eastAsia="Cambria" w:hAnsi="Cambria"/>
+                <w:b/>
+                <w:bCs/>
+                <w:color w:val="2A7D4F"/>
+                <w:sz w:val="18"/>
+                <w:szCs w:val="18"/>
+              </w:rPr>
+              <w:t xml:space="preserve">700</w:t>
+            </w:r>
+          </w:p>
+        </w:tc>
+      </w:tr>
+      <w:tr>
+        <w:tc>
+          <w:tcPr>
+            <w:tcW w:type="dxa" w:w="4200"/>
+            <w:tcBorders>
+              <w:top w:val="single" w:color="CCCCCC" w:sz="1"/>
+              <w:left w:val="single" w:color="CCCCCC" w:sz="1"/>
+              <w:bottom w:val="single" w:color="CCCCCC" w:sz="1"/>
+              <w:right w:val="single" w:color="CCCCCC" w:sz="1"/>
+            </w:tcBorders>
+            <w:shd w:fill="FFFFFF" w:val="clear"/>
+            <w:tcMar>
+              <w:top w:type="dxa" w:w="60"/>
+              <w:left w:type="dxa" w:w="100"/>
+              <w:bottom w:type="dxa" w:w="60"/>
+              <w:right w:type="dxa" w:w="100"/>
+            </w:tcMar>
+          </w:tcPr>
+          <w:p>
+            <w:pPr>
+              <w:jc w:val="left"/>
+            </w:pPr>
+            <w:r>
+              <w:rPr>
+                <w:rFonts w:ascii="Cambria" w:cs="Cambria" w:eastAsia="Cambria" w:hAnsi="Cambria"/>
+                <w:b w:val="false"/>
+                <w:bCs w:val="false"/>
+                <w:color w:val="333333"/>
+                <w:sz w:val="18"/>
+                <w:szCs w:val="18"/>
+              </w:rPr>
+              <w:t xml:space="preserve">3.2 CPL Units Transcription</w:t>
+            </w:r>
+          </w:p>
+        </w:tc>
+        <w:tc>
+          <w:tcPr>
+            <w:tcW w:type="dxa" w:w="1800"/>
+            <w:tcBorders>
+              <w:top w:val="single" w:color="CCCCCC" w:sz="1"/>
+              <w:left w:val="single" w:color="CCCCCC" w:sz="1"/>
+              <w:bottom w:val="single" w:color="CCCCCC" w:sz="1"/>
+              <w:right w:val="single" w:color="CCCCCC" w:sz="1"/>
+            </w:tcBorders>
+            <w:shd w:fill="FFFFFF" w:val="clear"/>
+            <w:tcMar>
+              <w:top w:type="dxa" w:w="60"/>
+              <w:left w:type="dxa" w:w="100"/>
+              <w:bottom w:type="dxa" w:w="60"/>
+              <w:right w:type="dxa" w:w="100"/>
+            </w:tcMar>
+          </w:tcPr>
+          <w:p>
+            <w:pPr>
+              <w:jc w:val="center"/>
+            </w:pPr>
+            <w:r>
+              <w:rPr>
+                <w:rFonts w:ascii="Cambria" w:cs="Cambria" w:eastAsia="Cambria" w:hAnsi="Cambria"/>
+                <w:b/>
+                <w:bCs/>
+                <w:color w:val="2A7D4F"/>
+                <w:sz w:val="17"/>
+                <w:szCs w:val="17"/>
+              </w:rPr>
+              <w:t xml:space="preserve">✔ Goal Met  ★ Stretch Met</w:t>
+            </w:r>
+          </w:p>
+        </w:tc>
+        <w:tc>
+          <w:tcPr>
+            <w:tcW w:type="dxa" w:w="1200"/>
+            <w:tcBorders>
+              <w:top w:val="single" w:color="CCCCCC" w:sz="1"/>
+              <w:left w:val="single" w:color="CCCCCC" w:sz="1"/>
+              <w:bottom w:val="single" w:color="CCCCCC" w:sz="1"/>
+              <w:right w:val="single" w:color="CCCCCC" w:sz="1"/>
+            </w:tcBorders>
+            <w:shd w:fill="FFFFFF" w:val="clear"/>
+            <w:tcMar>
+              <w:top w:type="dxa" w:w="60"/>
+              <w:left w:type="dxa" w:w="100"/>
+              <w:bottom w:type="dxa" w:w="60"/>
+              <w:right w:type="dxa" w:w="100"/>
+            </w:tcMar>
+          </w:tcPr>
+          <w:p>
+            <w:pPr>
+              <w:jc w:val="center"/>
+            </w:pPr>
+            <w:r>
+              <w:rPr>
+                <w:rFonts w:ascii="Cambria" w:cs="Cambria" w:eastAsia="Cambria" w:hAnsi="Cambria"/>
+                <w:b/>
+                <w:bCs/>
+                <w:color w:val="2A7D4F"/>
+                <w:sz w:val="18"/>
+                <w:szCs w:val="18"/>
+              </w:rPr>
+              <w:t xml:space="preserve">80%</w:t>
+            </w:r>
+          </w:p>
+        </w:tc>
+        <w:tc>
+          <w:tcPr>
+            <w:tcW w:type="dxa" w:w="1800"/>
+            <w:tcBorders>
+              <w:top w:val="single" w:color="CCCCCC" w:sz="1"/>
+              <w:left w:val="single" w:color="CCCCCC" w:sz="1"/>
+              <w:bottom w:val="single" w:color="CCCCCC" w:sz="1"/>
+              <w:right w:val="single" w:color="CCCCCC" w:sz="1"/>
+            </w:tcBorders>
+            <w:shd w:fill="FFFFFF" w:val="clear"/>
+            <w:tcMar>
+              <w:top w:type="dxa" w:w="60"/>
+              <w:left w:type="dxa" w:w="100"/>
+              <w:bottom w:type="dxa" w:w="60"/>
+              <w:right w:type="dxa" w:w="100"/>
+            </w:tcMar>
+          </w:tcPr>
+          <w:p>
+            <w:pPr>
+              <w:jc w:val="center"/>
+            </w:pPr>
+            <w:r>
+              <w:rPr>
+                <w:rFonts w:ascii="Cambria" w:cs="Cambria" w:eastAsia="Cambria" w:hAnsi="Cambria"/>
+                <w:b w:val="false"/>
+                <w:bCs w:val="false"/>
+                <w:color w:val="333333"/>
+                <w:sz w:val="18"/>
+                <w:szCs w:val="18"/>
+              </w:rPr>
+              <w:t xml:space="preserve">90,000</w:t>
+            </w:r>
+          </w:p>
+        </w:tc>
+        <w:tc>
+          <w:tcPr>
+            <w:tcW w:type="dxa" w:w="1800"/>
+            <w:tcBorders>
+              <w:top w:val="single" w:color="CCCCCC" w:sz="1"/>
+              <w:left w:val="single" w:color="CCCCCC" w:sz="1"/>
+              <w:bottom w:val="single" w:color="CCCCCC" w:sz="1"/>
+              <w:right w:val="single" w:color="CCCCCC" w:sz="1"/>
+            </w:tcBorders>
+            <w:shd w:fill="FFFFFF" w:val="clear"/>
+            <w:tcMar>
+              <w:top w:type="dxa" w:w="60"/>
+              <w:left w:type="dxa" w:w="100"/>
+              <w:bottom w:type="dxa" w:w="60"/>
+              <w:right w:type="dxa" w:w="100"/>
+            </w:tcMar>
+          </w:tcPr>
+          <w:p>
+            <w:pPr>
+              <w:jc w:val="center"/>
+            </w:pPr>
+            <w:r>
+              <w:rPr>
+                <w:rFonts w:ascii="Cambria" w:cs="Cambria" w:eastAsia="Cambria" w:hAnsi="Cambria"/>
+                <w:b/>
+                <w:bCs/>
+                <w:color w:val="2A7D4F"/>
+                <w:sz w:val="18"/>
+                <w:szCs w:val="18"/>
+              </w:rPr>
+              <w:t xml:space="preserve">96,449</w:t>
+            </w:r>
+          </w:p>
+        </w:tc>
+      </w:tr>
+      <w:tr>
+        <w:tc>
+          <w:tcPr>
+            <w:tcW w:type="dxa" w:w="4200"/>
+            <w:tcBorders>
+              <w:top w:val="single" w:color="CCCCCC" w:sz="1"/>
+              <w:left w:val="single" w:color="CCCCCC" w:sz="1"/>
+              <w:bottom w:val="single" w:color="CCCCCC" w:sz="1"/>
+              <w:right w:val="single" w:color="CCCCCC" w:sz="1"/>
+            </w:tcBorders>
+            <w:shd w:fill="F9F9F9" w:val="clear"/>
+            <w:tcMar>
+              <w:top w:type="dxa" w:w="60"/>
+              <w:left w:type="dxa" w:w="100"/>
+              <w:bottom w:type="dxa" w:w="60"/>
+              <w:right w:type="dxa" w:w="100"/>
+            </w:tcMar>
+          </w:tcPr>
+          <w:p>
+            <w:pPr>
+              <w:jc w:val="left"/>
+            </w:pPr>
+            <w:r>
+              <w:rPr>
+                <w:rFonts w:ascii="Cambria" w:cs="Cambria" w:eastAsia="Cambria" w:hAnsi="Cambria"/>
+                <w:b w:val="false"/>
+                <w:bCs w:val="false"/>
+                <w:color w:val="333333"/>
+                <w:sz w:val="18"/>
+                <w:szCs w:val="18"/>
+              </w:rPr>
+              <w:t xml:space="preserve">3.3 Institutional Participation</w:t>
+            </w:r>
+          </w:p>
+        </w:tc>
+        <w:tc>
+          <w:tcPr>
+            <w:tcW w:type="dxa" w:w="1800"/>
+            <w:tcBorders>
+              <w:top w:val="single" w:color="CCCCCC" w:sz="1"/>
+              <w:left w:val="single" w:color="CCCCCC" w:sz="1"/>
+              <w:bottom w:val="single" w:color="CCCCCC" w:sz="1"/>
+              <w:right w:val="single" w:color="CCCCCC" w:sz="1"/>
+            </w:tcBorders>
+            <w:shd w:fill="F9F9F9" w:val="clear"/>
+            <w:tcMar>
+              <w:top w:type="dxa" w:w="60"/>
+              <w:left w:type="dxa" w:w="100"/>
+              <w:bottom w:type="dxa" w:w="60"/>
+              <w:right w:type="dxa" w:w="100"/>
+            </w:tcMar>
+          </w:tcPr>
+          <w:p>
+            <w:pPr>
+              <w:jc w:val="center"/>
+            </w:pPr>
+            <w:r>
+              <w:rPr>
+                <w:rFonts w:ascii="Cambria" w:cs="Cambria" w:eastAsia="Cambria" w:hAnsi="Cambria"/>
+                <w:b/>
+                <w:bCs/>
+                <w:color w:val="2A7D4F"/>
+                <w:sz w:val="17"/>
+                <w:szCs w:val="17"/>
+              </w:rPr>
+              <w:t xml:space="preserve">✔ Goal Met  ★ Stretch Met</w:t>
+            </w:r>
+          </w:p>
+        </w:tc>
+        <w:tc>
+          <w:tcPr>
+            <w:tcW w:type="dxa" w:w="1200"/>
+            <w:tcBorders>
+              <w:top w:val="single" w:color="CCCCCC" w:sz="1"/>
+              <w:left w:val="single" w:color="CCCCCC" w:sz="1"/>
+              <w:bottom w:val="single" w:color="CCCCCC" w:sz="1"/>
+              <w:right w:val="single" w:color="CCCCCC" w:sz="1"/>
+            </w:tcBorders>
+            <w:shd w:fill="F9F9F9" w:val="clear"/>
+            <w:tcMar>
+              <w:top w:type="dxa" w:w="60"/>
+              <w:left w:type="dxa" w:w="100"/>
+              <w:bottom w:type="dxa" w:w="60"/>
+              <w:right w:type="dxa" w:w="100"/>
+            </w:tcMar>
+          </w:tcPr>
+          <w:p>
+            <w:pPr>
+              <w:jc w:val="center"/>
+            </w:pPr>
+            <w:r>
+              <w:rPr>
+                <w:rFonts w:ascii="Cambria" w:cs="Cambria" w:eastAsia="Cambria" w:hAnsi="Cambria"/>
+                <w:b/>
+                <w:bCs/>
+                <w:color w:val="2A7D4F"/>
+                <w:sz w:val="18"/>
+                <w:szCs w:val="18"/>
+              </w:rPr>
+              <w:t xml:space="preserve">73%</w:t>
+            </w:r>
+          </w:p>
+        </w:tc>
+        <w:tc>
+          <w:tcPr>
+            <w:tcW w:type="dxa" w:w="1800"/>
+            <w:tcBorders>
+              <w:top w:val="single" w:color="CCCCCC" w:sz="1"/>
+              <w:left w:val="single" w:color="CCCCCC" w:sz="1"/>
+              <w:bottom w:val="single" w:color="CCCCCC" w:sz="1"/>
+              <w:right w:val="single" w:color="CCCCCC" w:sz="1"/>
+            </w:tcBorders>
+            <w:shd w:fill="F9F9F9" w:val="clear"/>
+            <w:tcMar>
+              <w:top w:type="dxa" w:w="60"/>
+              <w:left w:type="dxa" w:w="100"/>
+              <w:bottom w:type="dxa" w:w="60"/>
+              <w:right w:type="dxa" w:w="100"/>
+            </w:tcMar>
+          </w:tcPr>
+          <w:p>
+            <w:pPr>
+              <w:jc w:val="center"/>
+            </w:pPr>
+            <w:r>
+              <w:rPr>
+                <w:rFonts w:ascii="Cambria" w:cs="Cambria" w:eastAsia="Cambria" w:hAnsi="Cambria"/>
+                <w:b w:val="false"/>
+                <w:bCs w:val="false"/>
+                <w:color w:val="333333"/>
+                <w:sz w:val="18"/>
+                <w:szCs w:val="18"/>
+              </w:rPr>
+              <w:t xml:space="preserve">50</w:t>
+            </w:r>
+          </w:p>
+        </w:tc>
+        <w:tc>
+          <w:tcPr>
+            <w:tcW w:type="dxa" w:w="1800"/>
+            <w:tcBorders>
+              <w:top w:val="single" w:color="CCCCCC" w:sz="1"/>
+              <w:left w:val="single" w:color="CCCCCC" w:sz="1"/>
+              <w:bottom w:val="single" w:color="CCCCCC" w:sz="1"/>
+              <w:right w:val="single" w:color="CCCCCC" w:sz="1"/>
+            </w:tcBorders>
+            <w:shd w:fill="F9F9F9" w:val="clear"/>
+            <w:tcMar>
+              <w:top w:type="dxa" w:w="60"/>
+              <w:left w:type="dxa" w:w="100"/>
+              <w:bottom w:type="dxa" w:w="60"/>
+              <w:right w:type="dxa" w:w="100"/>
+            </w:tcMar>
+          </w:tcPr>
+          <w:p>
+            <w:pPr>
+              <w:jc w:val="center"/>
+            </w:pPr>
+            <w:r>
+              <w:rPr>
+                <w:rFonts w:ascii="Cambria" w:cs="Cambria" w:eastAsia="Cambria" w:hAnsi="Cambria"/>
+                <w:b/>
+                <w:bCs/>
+                <w:color w:val="2A7D4F"/>
+                <w:sz w:val="18"/>
+                <w:szCs w:val="18"/>
+              </w:rPr>
+              <w:t xml:space="preserve">84</w:t>
+            </w:r>
+          </w:p>
+        </w:tc>
+      </w:tr>
+      <w:tr>
+        <w:tc>
+          <w:tcPr>
+            <w:tcW w:type="dxa" w:w="4200"/>
+            <w:tcBorders>
+              <w:top w:val="single" w:color="CCCCCC" w:sz="1"/>
+              <w:left w:val="single" w:color="CCCCCC" w:sz="1"/>
+              <w:bottom w:val="single" w:color="CCCCCC" w:sz="1"/>
+              <w:right w:val="single" w:color="CCCCCC" w:sz="1"/>
+            </w:tcBorders>
+            <w:shd w:fill="FFFFFF" w:val="clear"/>
+            <w:tcMar>
+              <w:top w:type="dxa" w:w="60"/>
+              <w:left w:type="dxa" w:w="100"/>
+              <w:bottom w:type="dxa" w:w="60"/>
+              <w:right w:type="dxa" w:w="100"/>
+            </w:tcMar>
+          </w:tcPr>
+          <w:p>
+            <w:pPr>
+              <w:jc w:val="left"/>
+            </w:pPr>
+            <w:r>
+              <w:rPr>
+                <w:rFonts w:ascii="Cambria" w:cs="Cambria" w:eastAsia="Cambria" w:hAnsi="Cambria"/>
+                <w:b w:val="false"/>
+                <w:bCs w:val="false"/>
+                <w:color w:val="333333"/>
+                <w:sz w:val="18"/>
+                <w:szCs w:val="18"/>
+              </w:rPr>
               <w:t xml:space="preserve">3.4 Student Impact Rate Survey</w:t>
             </w:r>
           </w:p>
@@ -20615,7 +23128,7 @@
               <w:bottom w:val="single" w:color="CCCCCC" w:sz="1"/>
               <w:right w:val="single" w:color="CCCCCC" w:sz="1"/>
             </w:tcBorders>
-            <w:shd w:fill="F9F9F9" w:val="clear"/>
+            <w:shd w:fill="FFFFFF" w:val="clear"/>
             <w:tcMar>
               <w:top w:type="dxa" w:w="60"/>
               <w:left w:type="dxa" w:w="100"/>
@@ -20649,7 +23162,7 @@
               <w:bottom w:val="single" w:color="CCCCCC" w:sz="1"/>
               <w:right w:val="single" w:color="CCCCCC" w:sz="1"/>
             </w:tcBorders>
-            <w:shd w:fill="F9F9F9" w:val="clear"/>
+            <w:shd w:fill="FFFFFF" w:val="clear"/>
             <w:tcMar>
               <w:top w:type="dxa" w:w="60"/>
               <w:left w:type="dxa" w:w="100"/>
@@ -20683,7 +23196,7 @@
               <w:bottom w:val="single" w:color="CCCCCC" w:sz="1"/>
               <w:right w:val="single" w:color="CCCCCC" w:sz="1"/>
             </w:tcBorders>
-            <w:shd w:fill="F9F9F9" w:val="clear"/>
+            <w:shd w:fill="FFFFFF" w:val="clear"/>
             <w:tcMar>
               <w:top w:type="dxa" w:w="60"/>
               <w:left w:type="dxa" w:w="100"/>
@@ -20704,7 +23217,7 @@
                 <w:sz w:val="18"/>
                 <w:szCs w:val="18"/>
               </w:rPr>
-              <w:t xml:space="preserve">100</w:t>
+              <w:t xml:space="preserve">0.7</w:t>
             </w:r>
           </w:p>
         </w:tc>
@@ -20717,7 +23230,7 @@
               <w:bottom w:val="single" w:color="CCCCCC" w:sz="1"/>
               <w:right w:val="single" w:color="CCCCCC" w:sz="1"/>
             </w:tcBorders>
-            <w:shd w:fill="F9F9F9" w:val="clear"/>
+            <w:shd w:fill="FFFFFF" w:val="clear"/>
             <w:tcMar>
               <w:top w:type="dxa" w:w="60"/>
               <w:left w:type="dxa" w:w="100"/>
@@ -20753,7 +23266,7 @@
               <w:bottom w:val="single" w:color="CCCCCC" w:sz="1"/>
               <w:right w:val="single" w:color="CCCCCC" w:sz="1"/>
             </w:tcBorders>
-            <w:shd w:fill="FFFFFF" w:val="clear"/>
+            <w:shd w:fill="F9F9F9" w:val="clear"/>
             <w:tcMar>
               <w:top w:type="dxa" w:w="60"/>
               <w:left w:type="dxa" w:w="100"/>
@@ -20787,7 +23300,7 @@
               <w:bottom w:val="single" w:color="CCCCCC" w:sz="1"/>
               <w:right w:val="single" w:color="CCCCCC" w:sz="1"/>
             </w:tcBorders>
-            <w:shd w:fill="FFFFFF" w:val="clear"/>
+            <w:shd w:fill="F9F9F9" w:val="clear"/>
             <w:tcMar>
               <w:top w:type="dxa" w:w="60"/>
               <w:left w:type="dxa" w:w="100"/>
@@ -20821,7 +23334,7 @@
               <w:bottom w:val="single" w:color="CCCCCC" w:sz="1"/>
               <w:right w:val="single" w:color="CCCCCC" w:sz="1"/>
             </w:tcBorders>
-            <w:shd w:fill="FFFFFF" w:val="clear"/>
+            <w:shd w:fill="F9F9F9" w:val="clear"/>
             <w:tcMar>
               <w:top w:type="dxa" w:w="60"/>
               <w:left w:type="dxa" w:w="100"/>
@@ -20855,7 +23368,7 @@
               <w:bottom w:val="single" w:color="CCCCCC" w:sz="1"/>
               <w:right w:val="single" w:color="CCCCCC" w:sz="1"/>
             </w:tcBorders>
-            <w:shd w:fill="FFFFFF" w:val="clear"/>
+            <w:shd w:fill="F9F9F9" w:val="clear"/>
             <w:tcMar>
               <w:top w:type="dxa" w:w="60"/>
               <w:left w:type="dxa" w:w="100"/>
@@ -20876,7 +23389,7 @@
                 <w:sz w:val="18"/>
                 <w:szCs w:val="18"/>
               </w:rPr>
-              <w:t xml:space="preserve">50</w:t>
+              <w:t xml:space="preserve">30</w:t>
             </w:r>
           </w:p>
         </w:tc>
@@ -20889,7 +23402,7 @@
               <w:bottom w:val="single" w:color="CCCCCC" w:sz="1"/>
               <w:right w:val="single" w:color="CCCCCC" w:sz="1"/>
             </w:tcBorders>
-            <w:shd w:fill="FFFFFF" w:val="clear"/>
+            <w:shd w:fill="F9F9F9" w:val="clear"/>
             <w:tcMar>
               <w:top w:type="dxa" w:w="60"/>
               <w:left w:type="dxa" w:w="100"/>
@@ -20925,7 +23438,7 @@
               <w:bottom w:val="single" w:color="CCCCCC" w:sz="1"/>
               <w:right w:val="single" w:color="CCCCCC" w:sz="1"/>
             </w:tcBorders>
-            <w:shd w:fill="F9F9F9" w:val="clear"/>
+            <w:shd w:fill="FFFFFF" w:val="clear"/>
             <w:tcMar>
               <w:top w:type="dxa" w:w="60"/>
               <w:left w:type="dxa" w:w="100"/>
@@ -20959,7 +23472,7 @@
               <w:bottom w:val="single" w:color="CCCCCC" w:sz="1"/>
               <w:right w:val="single" w:color="CCCCCC" w:sz="1"/>
             </w:tcBorders>
-            <w:shd w:fill="F9F9F9" w:val="clear"/>
+            <w:shd w:fill="FFFFFF" w:val="clear"/>
             <w:tcMar>
               <w:top w:type="dxa" w:w="60"/>
               <w:left w:type="dxa" w:w="100"/>
@@ -20993,7 +23506,7 @@
               <w:bottom w:val="single" w:color="CCCCCC" w:sz="1"/>
               <w:right w:val="single" w:color="CCCCCC" w:sz="1"/>
             </w:tcBorders>
-            <w:shd w:fill="F9F9F9" w:val="clear"/>
+            <w:shd w:fill="FFFFFF" w:val="clear"/>
             <w:tcMar>
               <w:top w:type="dxa" w:w="60"/>
               <w:left w:type="dxa" w:w="100"/>
@@ -21027,7 +23540,7 @@
               <w:bottom w:val="single" w:color="CCCCCC" w:sz="1"/>
               <w:right w:val="single" w:color="CCCCCC" w:sz="1"/>
             </w:tcBorders>
-            <w:shd w:fill="F9F9F9" w:val="clear"/>
+            <w:shd w:fill="FFFFFF" w:val="clear"/>
             <w:tcMar>
               <w:top w:type="dxa" w:w="60"/>
               <w:left w:type="dxa" w:w="100"/>
@@ -21048,7 +23561,7 @@
                 <w:sz w:val="18"/>
                 <w:szCs w:val="18"/>
               </w:rPr>
-              <w:t xml:space="preserve">—</w:t>
+              <w:t xml:space="preserve">2</w:t>
             </w:r>
           </w:p>
         </w:tc>
@@ -21061,7 +23574,7 @@
               <w:bottom w:val="single" w:color="CCCCCC" w:sz="1"/>
               <w:right w:val="single" w:color="CCCCCC" w:sz="1"/>
             </w:tcBorders>
-            <w:shd w:fill="F9F9F9" w:val="clear"/>
+            <w:shd w:fill="FFFFFF" w:val="clear"/>
             <w:tcMar>
               <w:top w:type="dxa" w:w="60"/>
               <w:left w:type="dxa" w:w="100"/>
@@ -21097,7 +23610,7 @@
               <w:bottom w:val="single" w:color="CCCCCC" w:sz="1"/>
               <w:right w:val="single" w:color="CCCCCC" w:sz="1"/>
             </w:tcBorders>
-            <w:shd w:fill="FFFFFF" w:val="clear"/>
+            <w:shd w:fill="F9F9F9" w:val="clear"/>
             <w:tcMar>
               <w:top w:type="dxa" w:w="60"/>
               <w:left w:type="dxa" w:w="100"/>
@@ -21131,7 +23644,7 @@
               <w:bottom w:val="single" w:color="CCCCCC" w:sz="1"/>
               <w:right w:val="single" w:color="CCCCCC" w:sz="1"/>
             </w:tcBorders>
-            <w:shd w:fill="FFFFFF" w:val="clear"/>
+            <w:shd w:fill="F9F9F9" w:val="clear"/>
             <w:tcMar>
               <w:top w:type="dxa" w:w="60"/>
               <w:left w:type="dxa" w:w="100"/>
@@ -21165,7 +23678,7 @@
               <w:bottom w:val="single" w:color="CCCCCC" w:sz="1"/>
               <w:right w:val="single" w:color="CCCCCC" w:sz="1"/>
             </w:tcBorders>
-            <w:shd w:fill="FFFFFF" w:val="clear"/>
+            <w:shd w:fill="F9F9F9" w:val="clear"/>
             <w:tcMar>
               <w:top w:type="dxa" w:w="60"/>
               <w:left w:type="dxa" w:w="100"/>
@@ -21199,7 +23712,7 @@
               <w:bottom w:val="single" w:color="CCCCCC" w:sz="1"/>
               <w:right w:val="single" w:color="CCCCCC" w:sz="1"/>
             </w:tcBorders>
-            <w:shd w:fill="FFFFFF" w:val="clear"/>
+            <w:shd w:fill="F9F9F9" w:val="clear"/>
             <w:tcMar>
               <w:top w:type="dxa" w:w="60"/>
               <w:left w:type="dxa" w:w="100"/>
@@ -21233,7 +23746,7 @@
               <w:bottom w:val="single" w:color="CCCCCC" w:sz="1"/>
               <w:right w:val="single" w:color="CCCCCC" w:sz="1"/>
             </w:tcBorders>
-            <w:shd w:fill="FFFFFF" w:val="clear"/>
+            <w:shd w:fill="F9F9F9" w:val="clear"/>
             <w:tcMar>
               <w:top w:type="dxa" w:w="60"/>
               <w:left w:type="dxa" w:w="100"/>
@@ -21269,7 +23782,7 @@
               <w:bottom w:val="single" w:color="CCCCCC" w:sz="1"/>
               <w:right w:val="single" w:color="CCCCCC" w:sz="1"/>
             </w:tcBorders>
-            <w:shd w:fill="F9F9F9" w:val="clear"/>
+            <w:shd w:fill="FFFFFF" w:val="clear"/>
             <w:tcMar>
               <w:top w:type="dxa" w:w="60"/>
               <w:left w:type="dxa" w:w="100"/>
@@ -21303,7 +23816,7 @@
               <w:bottom w:val="single" w:color="CCCCCC" w:sz="1"/>
               <w:right w:val="single" w:color="CCCCCC" w:sz="1"/>
             </w:tcBorders>
-            <w:shd w:fill="F9F9F9" w:val="clear"/>
+            <w:shd w:fill="FFFFFF" w:val="clear"/>
             <w:tcMar>
               <w:top w:type="dxa" w:w="60"/>
               <w:left w:type="dxa" w:w="100"/>
@@ -21337,7 +23850,7 @@
               <w:bottom w:val="single" w:color="CCCCCC" w:sz="1"/>
               <w:right w:val="single" w:color="CCCCCC" w:sz="1"/>
             </w:tcBorders>
-            <w:shd w:fill="F9F9F9" w:val="clear"/>
+            <w:shd w:fill="FFFFFF" w:val="clear"/>
             <w:tcMar>
               <w:top w:type="dxa" w:w="60"/>
               <w:left w:type="dxa" w:w="100"/>
@@ -21371,7 +23884,7 @@
               <w:bottom w:val="single" w:color="CCCCCC" w:sz="1"/>
               <w:right w:val="single" w:color="CCCCCC" w:sz="1"/>
             </w:tcBorders>
-            <w:shd w:fill="F9F9F9" w:val="clear"/>
+            <w:shd w:fill="FFFFFF" w:val="clear"/>
             <w:tcMar>
               <w:top w:type="dxa" w:w="60"/>
               <w:left w:type="dxa" w:w="100"/>
@@ -21405,7 +23918,7 @@
               <w:bottom w:val="single" w:color="CCCCCC" w:sz="1"/>
               <w:right w:val="single" w:color="CCCCCC" w:sz="1"/>
             </w:tcBorders>
-            <w:shd w:fill="F9F9F9" w:val="clear"/>
+            <w:shd w:fill="FFFFFF" w:val="clear"/>
             <w:tcMar>
               <w:top w:type="dxa" w:w="60"/>
               <w:left w:type="dxa" w:w="100"/>
@@ -21477,7 +23990,7 @@
               <w:bottom w:val="single" w:color="CCCCCC" w:sz="1"/>
               <w:right w:val="single" w:color="CCCCCC" w:sz="1"/>
             </w:tcBorders>
-            <w:shd w:fill="FFFFFF" w:val="clear"/>
+            <w:shd w:fill="F9F9F9" w:val="clear"/>
             <w:tcMar>
               <w:top w:type="dxa" w:w="60"/>
               <w:left w:type="dxa" w:w="100"/>
@@ -21498,7 +24011,7 @@
                 <w:sz w:val="18"/>
                 <w:szCs w:val="18"/>
               </w:rPr>
-              <w:t xml:space="preserve">4.1a Veteran Sprint</w:t>
+              <w:t xml:space="preserve">4.1 Sprints and Projects</w:t>
             </w:r>
           </w:p>
         </w:tc>
@@ -21511,7 +24024,7 @@
               <w:bottom w:val="single" w:color="CCCCCC" w:sz="1"/>
               <w:right w:val="single" w:color="CCCCCC" w:sz="1"/>
             </w:tcBorders>
-            <w:shd w:fill="FFFFFF" w:val="clear"/>
+            <w:shd w:fill="F9F9F9" w:val="clear"/>
             <w:tcMar>
               <w:top w:type="dxa" w:w="60"/>
               <w:left w:type="dxa" w:w="100"/>
@@ -21545,7 +24058,7 @@
               <w:bottom w:val="single" w:color="CCCCCC" w:sz="1"/>
               <w:right w:val="single" w:color="CCCCCC" w:sz="1"/>
             </w:tcBorders>
-            <w:shd w:fill="FFFFFF" w:val="clear"/>
+            <w:shd w:fill="F9F9F9" w:val="clear"/>
             <w:tcMar>
               <w:top w:type="dxa" w:w="60"/>
               <w:left w:type="dxa" w:w="100"/>
@@ -21579,7 +24092,7 @@
               <w:bottom w:val="single" w:color="CCCCCC" w:sz="1"/>
               <w:right w:val="single" w:color="CCCCCC" w:sz="1"/>
             </w:tcBorders>
-            <w:shd w:fill="FFFFFF" w:val="clear"/>
+            <w:shd w:fill="F9F9F9" w:val="clear"/>
             <w:tcMar>
               <w:top w:type="dxa" w:w="60"/>
               <w:left w:type="dxa" w:w="100"/>
@@ -21600,7 +24113,7 @@
                 <w:sz w:val="18"/>
                 <w:szCs w:val="18"/>
               </w:rPr>
-              <w:t xml:space="preserve">—</w:t>
+              <w:t xml:space="preserve">1</w:t>
             </w:r>
           </w:p>
         </w:tc>
@@ -21613,7 +24126,7 @@
               <w:bottom w:val="single" w:color="CCCCCC" w:sz="1"/>
               <w:right w:val="single" w:color="CCCCCC" w:sz="1"/>
             </w:tcBorders>
-            <w:shd w:fill="FFFFFF" w:val="clear"/>
+            <w:shd w:fill="F9F9F9" w:val="clear"/>
             <w:tcMar>
               <w:top w:type="dxa" w:w="60"/>
               <w:left w:type="dxa" w:w="100"/>
@@ -21634,7 +24147,7 @@
                 <w:sz w:val="18"/>
                 <w:szCs w:val="18"/>
               </w:rPr>
-              <w:t xml:space="preserve">—</w:t>
+              <w:t xml:space="preserve">8</w:t>
             </w:r>
           </w:p>
         </w:tc>
@@ -21649,7 +24162,7 @@
               <w:bottom w:val="single" w:color="CCCCCC" w:sz="1"/>
               <w:right w:val="single" w:color="CCCCCC" w:sz="1"/>
             </w:tcBorders>
-            <w:shd w:fill="F9F9F9" w:val="clear"/>
+            <w:shd w:fill="FFFFFF" w:val="clear"/>
             <w:tcMar>
               <w:top w:type="dxa" w:w="60"/>
               <w:left w:type="dxa" w:w="100"/>
@@ -21670,7 +24183,179 @@
                 <w:sz w:val="18"/>
                 <w:szCs w:val="18"/>
               </w:rPr>
-              <w:t xml:space="preserve">4.1b Apprenticeship Sprint</w:t>
+              <w:t xml:space="preserve">4.1.1 Veteran Sprint</w:t>
+            </w:r>
+          </w:p>
+        </w:tc>
+        <w:tc>
+          <w:tcPr>
+            <w:tcW w:type="dxa" w:w="1800"/>
+            <w:tcBorders>
+              <w:top w:val="single" w:color="CCCCCC" w:sz="1"/>
+              <w:left w:val="single" w:color="CCCCCC" w:sz="1"/>
+              <w:bottom w:val="single" w:color="CCCCCC" w:sz="1"/>
+              <w:right w:val="single" w:color="CCCCCC" w:sz="1"/>
+            </w:tcBorders>
+            <w:shd w:fill="FFFFFF" w:val="clear"/>
+            <w:tcMar>
+              <w:top w:type="dxa" w:w="60"/>
+              <w:left w:type="dxa" w:w="100"/>
+              <w:bottom w:type="dxa" w:w="60"/>
+              <w:right w:type="dxa" w:w="100"/>
+            </w:tcMar>
+          </w:tcPr>
+          <w:p>
+            <w:pPr>
+              <w:jc w:val="center"/>
+            </w:pPr>
+            <w:r>
+              <w:rPr>
+                <w:rFonts w:ascii="Cambria" w:cs="Cambria" w:eastAsia="Cambria" w:hAnsi="Cambria"/>
+                <w:b/>
+                <w:bCs/>
+                <w:color w:val="2A7D4F"/>
+                <w:sz w:val="17"/>
+                <w:szCs w:val="17"/>
+              </w:rPr>
+              <w:t xml:space="preserve">✔ On Track</w:t>
+            </w:r>
+          </w:p>
+        </w:tc>
+        <w:tc>
+          <w:tcPr>
+            <w:tcW w:type="dxa" w:w="1200"/>
+            <w:tcBorders>
+              <w:top w:val="single" w:color="CCCCCC" w:sz="1"/>
+              <w:left w:val="single" w:color="CCCCCC" w:sz="1"/>
+              <w:bottom w:val="single" w:color="CCCCCC" w:sz="1"/>
+              <w:right w:val="single" w:color="CCCCCC" w:sz="1"/>
+            </w:tcBorders>
+            <w:shd w:fill="FFFFFF" w:val="clear"/>
+            <w:tcMar>
+              <w:top w:type="dxa" w:w="60"/>
+              <w:left w:type="dxa" w:w="100"/>
+              <w:bottom w:type="dxa" w:w="60"/>
+              <w:right w:type="dxa" w:w="100"/>
+            </w:tcMar>
+          </w:tcPr>
+          <w:p>
+            <w:pPr>
+              <w:jc w:val="center"/>
+            </w:pPr>
+            <w:r>
+              <w:rPr>
+                <w:rFonts w:ascii="Cambria" w:cs="Cambria" w:eastAsia="Cambria" w:hAnsi="Cambria"/>
+                <w:b/>
+                <w:bCs/>
+                <w:color w:val="2A7D4F"/>
+                <w:sz w:val="18"/>
+                <w:szCs w:val="18"/>
+              </w:rPr>
+              <w:t xml:space="preserve">65%</w:t>
+            </w:r>
+          </w:p>
+        </w:tc>
+        <w:tc>
+          <w:tcPr>
+            <w:tcW w:type="dxa" w:w="1800"/>
+            <w:tcBorders>
+              <w:top w:val="single" w:color="CCCCCC" w:sz="1"/>
+              <w:left w:val="single" w:color="CCCCCC" w:sz="1"/>
+              <w:bottom w:val="single" w:color="CCCCCC" w:sz="1"/>
+              <w:right w:val="single" w:color="CCCCCC" w:sz="1"/>
+            </w:tcBorders>
+            <w:shd w:fill="FFFFFF" w:val="clear"/>
+            <w:tcMar>
+              <w:top w:type="dxa" w:w="60"/>
+              <w:left w:type="dxa" w:w="100"/>
+              <w:bottom w:type="dxa" w:w="60"/>
+              <w:right w:type="dxa" w:w="100"/>
+            </w:tcMar>
+          </w:tcPr>
+          <w:p>
+            <w:pPr>
+              <w:jc w:val="center"/>
+            </w:pPr>
+            <w:r>
+              <w:rPr>
+                <w:rFonts w:ascii="Cambria" w:cs="Cambria" w:eastAsia="Cambria" w:hAnsi="Cambria"/>
+                <w:b w:val="false"/>
+                <w:bCs w:val="false"/>
+                <w:color w:val="333333"/>
+                <w:sz w:val="18"/>
+                <w:szCs w:val="18"/>
+              </w:rPr>
+              <w:t xml:space="preserve">1</w:t>
+            </w:r>
+          </w:p>
+        </w:tc>
+        <w:tc>
+          <w:tcPr>
+            <w:tcW w:type="dxa" w:w="1800"/>
+            <w:tcBorders>
+              <w:top w:val="single" w:color="CCCCCC" w:sz="1"/>
+              <w:left w:val="single" w:color="CCCCCC" w:sz="1"/>
+              <w:bottom w:val="single" w:color="CCCCCC" w:sz="1"/>
+              <w:right w:val="single" w:color="CCCCCC" w:sz="1"/>
+            </w:tcBorders>
+            <w:shd w:fill="FFFFFF" w:val="clear"/>
+            <w:tcMar>
+              <w:top w:type="dxa" w:w="60"/>
+              <w:left w:type="dxa" w:w="100"/>
+              <w:bottom w:type="dxa" w:w="60"/>
+              <w:right w:type="dxa" w:w="100"/>
+            </w:tcMar>
+          </w:tcPr>
+          <w:p>
+            <w:pPr>
+              <w:jc w:val="center"/>
+            </w:pPr>
+            <w:r>
+              <w:rPr>
+                <w:rFonts w:ascii="Cambria" w:cs="Cambria" w:eastAsia="Cambria" w:hAnsi="Cambria"/>
+                <w:b/>
+                <w:bCs/>
+                <w:color w:val="2A7D4F"/>
+                <w:sz w:val="18"/>
+                <w:szCs w:val="18"/>
+              </w:rPr>
+              <w:t xml:space="preserve">2</w:t>
+            </w:r>
+          </w:p>
+        </w:tc>
+      </w:tr>
+      <w:tr>
+        <w:tc>
+          <w:tcPr>
+            <w:tcW w:type="dxa" w:w="4200"/>
+            <w:tcBorders>
+              <w:top w:val="single" w:color="CCCCCC" w:sz="1"/>
+              <w:left w:val="single" w:color="CCCCCC" w:sz="1"/>
+              <w:bottom w:val="single" w:color="CCCCCC" w:sz="1"/>
+              <w:right w:val="single" w:color="CCCCCC" w:sz="1"/>
+            </w:tcBorders>
+            <w:shd w:fill="F9F9F9" w:val="clear"/>
+            <w:tcMar>
+              <w:top w:type="dxa" w:w="60"/>
+              <w:left w:type="dxa" w:w="100"/>
+              <w:bottom w:type="dxa" w:w="60"/>
+              <w:right w:type="dxa" w:w="100"/>
+            </w:tcMar>
+          </w:tcPr>
+          <w:p>
+            <w:pPr>
+              <w:jc w:val="left"/>
+            </w:pPr>
+            <w:r>
+              <w:rPr>
+                <w:rFonts w:ascii="Cambria" w:cs="Cambria" w:eastAsia="Cambria" w:hAnsi="Cambria"/>
+                <w:b w:val="false"/>
+                <w:bCs w:val="false"/>
+                <w:color w:val="333333"/>
+                <w:sz w:val="18"/>
+                <w:szCs w:val="18"/>
+              </w:rPr>
+              <w:t xml:space="preserve">4.1.2 Apprenticeship Sprint</w:t>
             </w:r>
           </w:p>
         </w:tc>
@@ -21772,7 +24457,7 @@
                 <w:sz w:val="18"/>
                 <w:szCs w:val="18"/>
               </w:rPr>
-              <w:t xml:space="preserve">—</w:t>
+              <w:t xml:space="preserve">1</w:t>
             </w:r>
           </w:p>
         </w:tc>
@@ -21806,7 +24491,7 @@
                 <w:sz w:val="18"/>
                 <w:szCs w:val="18"/>
               </w:rPr>
-              <w:t xml:space="preserve">678</w:t>
+              <w:t xml:space="preserve">1</w:t>
             </w:r>
           </w:p>
         </w:tc>
@@ -21842,7 +24527,7 @@
                 <w:sz w:val="18"/>
                 <w:szCs w:val="18"/>
               </w:rPr>
-              <w:t xml:space="preserve">4.1c Statewide Adoption Sprint</w:t>
+              <w:t xml:space="preserve">4.1.3 Statewide Adoption Sprint</w:t>
             </w:r>
           </w:p>
         </w:tc>
@@ -21944,7 +24629,7 @@
                 <w:sz w:val="18"/>
                 <w:szCs w:val="18"/>
               </w:rPr>
-              <w:t xml:space="preserve">—</w:t>
+              <w:t xml:space="preserve">1</w:t>
             </w:r>
           </w:p>
         </w:tc>
@@ -22014,7 +24699,7 @@
                 <w:sz w:val="18"/>
                 <w:szCs w:val="18"/>
               </w:rPr>
-              <w:t xml:space="preserve">4.1d 29 Palms Marine Corps Base Demo</w:t>
+              <w:t xml:space="preserve">4.1.4 29 Palms Marine Corps Base Demo</w:t>
             </w:r>
           </w:p>
         </w:tc>
@@ -22116,7 +24801,7 @@
                 <w:sz w:val="18"/>
                 <w:szCs w:val="18"/>
               </w:rPr>
-              <w:t xml:space="preserve">—</w:t>
+              <w:t xml:space="preserve">1</w:t>
             </w:r>
           </w:p>
         </w:tc>
@@ -22460,7 +25145,7 @@
                 <w:sz w:val="18"/>
                 <w:szCs w:val="18"/>
               </w:rPr>
-              <w:t xml:space="preserve">200</w:t>
+              <w:t xml:space="preserve">10</w:t>
             </w:r>
           </w:p>
         </w:tc>
@@ -22632,7 +25317,7 @@
                 <w:sz w:val="18"/>
                 <w:szCs w:val="18"/>
               </w:rPr>
-              <w:t xml:space="preserve">30</w:t>
+              <w:t xml:space="preserve">2</w:t>
             </w:r>
           </w:p>
         </w:tc>
@@ -22666,7 +25351,7 @@
                 <w:sz w:val="18"/>
                 <w:szCs w:val="18"/>
               </w:rPr>
-              <w:t xml:space="preserve">—</w:t>
+              <w:t xml:space="preserve">4</w:t>
             </w:r>
           </w:p>
         </w:tc>
@@ -22804,7 +25489,7 @@
                 <w:sz w:val="18"/>
                 <w:szCs w:val="18"/>
               </w:rPr>
-              <w:t xml:space="preserve">2</w:t>
+              <w:t xml:space="preserve">1</w:t>
             </w:r>
           </w:p>
         </w:tc>
@@ -22838,7 +25523,7 @@
                 <w:sz w:val="18"/>
                 <w:szCs w:val="18"/>
               </w:rPr>
-              <w:t xml:space="preserve">5,900,000</w:t>
+              <w:t xml:space="preserve">3</w:t>
             </w:r>
           </w:p>
         </w:tc>
@@ -23383,7 +26068,7 @@
           <w:sz w:val="22"/>
           <w:szCs w:val="22"/>
         </w:rPr>
-        <w:t xml:space="preserve">The CPL Initiative has moved from pilot to scale, demonstrating measurable impact in student access, credit attainment, and system engagement. With 43,630 students served, 288 statewide credit recommendations, and 84 actively participating colleges, the initiative has surpassed most 2025–26 benchmarks ahead of schedule.</w:t>
+        <w:t xml:space="preserve">The CPL Initiative has moved from pilot to scale, demonstrating measurable impact in student access, credit attainment, and system engagement. With 43,742 students served, 288 statewide credit recommendations, and 84 actively participating colleges, the initiative has surpassed most 2025–26 benchmarks ahead of schedule.</w:t>
       </w:r>
     </w:p>
     <w:p>
@@ -23434,7 +26119,7 @@
           <w:sz w:val="20"/>
           <w:szCs w:val="20"/>
         </w:rPr>
-        <w:t xml:space="preserve">April 7, 2026</w:t>
+        <w:t xml:space="preserve">April 8, 2026</w:t>
       </w:r>
     </w:p>
     <w:sectPr>
@@ -23508,7 +26193,7 @@
         <w:sz w:val="14"/>
         <w:szCs w:val="14"/>
       </w:rPr>
-      <w:t xml:space="preserve">Generated April 7, 2026  |  California Community Colleges  |  MAP Initiative</w:t>
+      <w:t xml:space="preserve">Generated April 8, 2026  |  California Community Colleges  |  MAP Initiative</w:t>
     </w:r>
     <w:r>
       <w:rPr>

--- a/reports/CPL_Master_Report.docx
+++ b/reports/CPL_Master_Report.docx
@@ -1513,7 +1513,7 @@
                 <w:sz w:val="20"/>
                 <w:szCs w:val="20"/>
               </w:rPr>
-              <w:t xml:space="preserve">50</w:t>
+              <w:t xml:space="preserve">Progress made across eight feature areas with 50+ development tickets completed. Key enhancements include Student Portal, AI-assisted JST parsing, credential matching, and dashboard improvements.</w:t>
             </w:r>
           </w:p>
         </w:tc>
@@ -2201,7 +2201,7 @@
                 <w:sz w:val="20"/>
                 <w:szCs w:val="20"/>
               </w:rPr>
-              <w:t xml:space="preserve">10</w:t>
+              <w:t xml:space="preserve">Credential Engine integration established supporting competency-level alignment with CTDL. Interoperability with eTranscript, Career Passport, and CCCApply is in planning/development phases.</w:t>
             </w:r>
           </w:p>
         </w:tc>
@@ -2889,7 +2889,7 @@
                 <w:sz w:val="20"/>
                 <w:szCs w:val="20"/>
               </w:rPr>
-              <w:t xml:space="preserve">40000</w:t>
+              <w:t xml:space="preserve">Full AI-enabled Student Portal scheduled for May 2026 production release. Phase 2 (Dec 2026) will integrate Program Pathways Mapper, CVC course search, and resume builder.</w:t>
             </w:r>
           </w:p>
         </w:tc>
@@ -3577,7 +3577,7 @@
                 <w:sz w:val="20"/>
                 <w:szCs w:val="20"/>
               </w:rPr>
-              <w:t xml:space="preserve">1000</w:t>
+              <w:t xml:space="preserve">No credentials published in registry this period. Full launch not targeted until 2026-27. Standardized credential data schema incorporating TOP and CIP codes is in preparation for the registry pipeline.</w:t>
             </w:r>
           </w:p>
         </w:tc>
@@ -4234,6 +4234,24 @@
               <w:t xml:space="preserve">Phase 1 complete covering 117 industry certifications in priority sectors; Phase 2 beta underway</w:t>
             </w:r>
           </w:p>
+          <w:p>
+            <w:pPr>
+              <w:pStyle w:val="ListParagraph"/>
+              <w:numPr>
+                <w:ilvl w:val="0"/>
+                <w:numId w:val="3"/>
+              </w:numPr>
+              <w:spacing w:after="60"/>
+            </w:pPr>
+            <w:r>
+              <w:rPr>
+                <w:rFonts w:ascii="Cambria" w:cs="Cambria" w:eastAsia="Cambria" w:hAnsi="Cambria"/>
+                <w:sz w:val="20"/>
+                <w:szCs w:val="20"/>
+              </w:rPr>
+              <w:t xml:space="preserve">AI cert-to-course matching Phase 1 complete covering 117 industry certifications in priority sectors. Phase 2 beta expanding certification pool. Production release planned June 2026.</w:t>
+            </w:r>
+          </w:p>
         </w:tc>
       </w:tr>
     </w:tbl>
@@ -4888,6 +4906,24 @@
               <w:t xml:space="preserve">Phase 1 in progress; proof-of-concept pilot funded ($54,764); $1.35M project funding from $6M appropriation</w:t>
             </w:r>
           </w:p>
+          <w:p>
+            <w:pPr>
+              <w:pStyle w:val="ListParagraph"/>
+              <w:numPr>
+                <w:ilvl w:val="0"/>
+                <w:numId w:val="3"/>
+              </w:numPr>
+              <w:spacing w:after="60"/>
+            </w:pPr>
+            <w:r>
+              <w:rPr>
+                <w:rFonts w:ascii="Cambria" w:cs="Cambria" w:eastAsia="Cambria" w:hAnsi="Cambria"/>
+                <w:sz w:val="20"/>
+                <w:szCs w:val="20"/>
+              </w:rPr>
+              <w:t xml:space="preserve">AI apprenticeship CPL tools Phase 1 in progress with construction and electrician trades at Santiago Canyon College and Norco College. Proof-of-concept pilot funded ($54,764). Phase 2 will scale statewide.</w:t>
+            </w:r>
+          </w:p>
         </w:tc>
       </w:tr>
     </w:tbl>
@@ -5542,6 +5578,24 @@
               <w:t xml:space="preserve">Skills taxonomy/CTDL work progressing; PlayLab AI Bot for skillifying coursework; NFN pilot site outreach underway</w:t>
             </w:r>
           </w:p>
+          <w:p>
+            <w:pPr>
+              <w:pStyle w:val="ListParagraph"/>
+              <w:numPr>
+                <w:ilvl w:val="0"/>
+                <w:numId w:val="3"/>
+              </w:numPr>
+              <w:spacing w:after="60"/>
+            </w:pPr>
+            <w:r>
+              <w:rPr>
+                <w:rFonts w:ascii="Cambria" w:cs="Cambria" w:eastAsia="Cambria" w:hAnsi="Cambria"/>
+                <w:sz w:val="20"/>
+                <w:szCs w:val="20"/>
+              </w:rPr>
+              <w:t xml:space="preserve">WestEd CPL Scope of Work: 6 workstreams active (Credential ID, Course Alignment, NFN Use Case, Student Experience, System Design, Strategic Planning). Skills taxonomy/CTDL work progressing.</w:t>
+            </w:r>
+          </w:p>
         </w:tc>
       </w:tr>
     </w:tbl>
@@ -6445,7 +6499,7 @@
                 <w:sz w:val="20"/>
                 <w:szCs w:val="20"/>
               </w:rPr>
-              <w:t xml:space="preserve">2800</w:t>
+              <w:t xml:space="preserve">288 cumulative statewide credit recommendations with 281 adopted this academic year. 230 currently in progress through college review and adoption workflows. Spanning military, apprenticeship, industry certification, and professional licensure fields.</w:t>
             </w:r>
           </w:p>
         </w:tc>
@@ -7133,7 +7187,7 @@
                 <w:sz w:val="20"/>
                 <w:szCs w:val="20"/>
               </w:rPr>
-              <w:t xml:space="preserve">40</w:t>
+              <w:t xml:space="preserve">11 of 25 target statewide faculty workgroups convened, recommending CPL for credentials and military training across high-demand disciplines. 40 disciplines planned by 2030.</w:t>
             </w:r>
           </w:p>
         </w:tc>
@@ -7821,7 +7875,7 @@
                 <w:sz w:val="20"/>
                 <w:szCs w:val="20"/>
               </w:rPr>
-              <w:t xml:space="preserve">400</w:t>
+              <w:t xml:space="preserve">No validated crosswalks completed yet. Development underway via three parallel approaches (Electrical, Carpentry Apprenticeship, and AI-assisted). Dependent on MAP Exhibit module releasing April 2026.</w:t>
             </w:r>
           </w:p>
         </w:tc>
@@ -8509,7 +8563,7 @@
                 <w:sz w:val="20"/>
                 <w:szCs w:val="20"/>
               </w:rPr>
-              <w:t xml:space="preserve">500</w:t>
+              <w:t xml:space="preserve">Functionality enabling creation of common course crosswalks is a component of the MAP Exhibit module scheduled for April 2026. Development underway but dependent on that release.</w:t>
             </w:r>
           </w:p>
         </w:tc>
@@ -9369,7 +9423,7 @@
                 <w:sz w:val="20"/>
                 <w:szCs w:val="20"/>
               </w:rPr>
-              <w:t xml:space="preserve">380000</w:t>
+              <w:t xml:space="preserve">43630 cumulative students offered some form of CPL as of 4/7/2026 per the CPL Dashboard. Exceeds the 2025-26 annual target of 40,000. </w:t>
             </w:r>
           </w:p>
         </w:tc>
@@ -10068,7 +10122,7 @@
                 <w:sz w:val="20"/>
                 <w:szCs w:val="20"/>
               </w:rPr>
-              <w:t xml:space="preserve">360000</w:t>
+              <w:t xml:space="preserve">22149 cumulative working adults and others offered some form of CPL as of 4/7/2026 per the CPL Dashboard. Exceeds the 2025-26 annual target of 95,000.</w:t>
             </w:r>
           </w:p>
         </w:tc>
@@ -10767,7 +10821,7 @@
                 <w:sz w:val="20"/>
                 <w:szCs w:val="20"/>
               </w:rPr>
-              <w:t xml:space="preserve">100000</w:t>
+              <w:t xml:space="preserve">21552 cumulative veterans and service members offered some form of CPL as of 4/7/2026 per the CPL Dashboard. Short of the ambitious Veteran Sprint Goal of 30,000 but on track to achieve the target by June 30, 2026.</w:t>
             </w:r>
           </w:p>
         </w:tc>
@@ -11466,7 +11520,7 @@
                 <w:sz w:val="20"/>
                 <w:szCs w:val="20"/>
               </w:rPr>
-              <w:t xml:space="preserve">40000</w:t>
+              <w:t xml:space="preserve">700 cumulative apprentices and journey workers offered some form of CPL as of 4/7/2026 per the CPL Dashboard. Exceeds the 2025-26 annual target of 500.</w:t>
             </w:r>
           </w:p>
         </w:tc>
@@ -12165,7 +12219,7 @@
                 <w:sz w:val="20"/>
                 <w:szCs w:val="20"/>
               </w:rPr>
-              <w:t xml:space="preserve">1500000</w:t>
+              <w:t xml:space="preserve">96,449 transcripted CPL units recorded. Exceeds the 2025-26 annual target of 85,000. Includes military (12,000), non-military (82,000), and apprentice (6,000) units.</w:t>
             </w:r>
           </w:p>
         </w:tc>
@@ -12864,7 +12918,7 @@
                 <w:sz w:val="20"/>
                 <w:szCs w:val="20"/>
               </w:rPr>
-              <w:t xml:space="preserve">140</w:t>
+              <w:t xml:space="preserve">84 colleges meet the active threshold (10+ students and 5+ articulations). 114 of 115 credit colleges and 4 noncredit campuses received $50,000 CPL implementation funding. 53 at implementation stage, 13 showing growth.</w:t>
             </w:r>
           </w:p>
         </w:tc>
@@ -13552,7 +13606,7 @@
                 <w:sz w:val="20"/>
                 <w:szCs w:val="20"/>
               </w:rPr>
-              <w:t xml:space="preserve">0.95</w:t>
+              <w:t xml:space="preserve">Survey tool is not yet deployed. Data collection infrastructure is still under development. The CPL Student Portal launching April 2026 will include the embedded student impact survey for first-ever systematic collection.</w:t>
             </w:r>
           </w:p>
         </w:tc>
@@ -14240,7 +14294,7 @@
                 <w:sz w:val="20"/>
                 <w:szCs w:val="20"/>
               </w:rPr>
-              <w:t xml:space="preserve">250</w:t>
+              <w:t xml:space="preserve">32 student stories published on the My CPL Story section of the MAP website. AI-assisted student story capture tool is in development for June 2026 production release.</w:t>
             </w:r>
           </w:p>
         </w:tc>
@@ -14928,7 +14982,7 @@
                 <w:sz w:val="20"/>
                 <w:szCs w:val="20"/>
               </w:rPr>
-              <w:t xml:space="preserve">24</w:t>
+              <w:t xml:space="preserve">3 institutions recognized as MAP College of the Year: 2023 Moreno Valley College, 2024 San Bernardino Valley College, 2025 Miramar College. CPL Dashboard provides public tracking and recognition data.</w:t>
             </w:r>
           </w:p>
         </w:tc>
@@ -15585,6 +15639,24 @@
               <w:t xml:space="preserve">Survey completed; results informing implementation strategy and targeted assistance</w:t>
             </w:r>
           </w:p>
+          <w:p>
+            <w:pPr>
+              <w:pStyle w:val="ListParagraph"/>
+              <w:numPr>
+                <w:ilvl w:val="0"/>
+                <w:numId w:val="3"/>
+              </w:numPr>
+              <w:spacing w:after="60"/>
+            </w:pPr>
+            <w:r>
+              <w:rPr>
+                <w:rFonts w:ascii="Cambria" w:cs="Cambria" w:eastAsia="Cambria" w:hAnsi="Cambria"/>
+                <w:sz w:val="20"/>
+                <w:szCs w:val="20"/>
+              </w:rPr>
+              <w:t xml:space="preserve">Systemwide CPL implementation survey completed 2025. Results informing implementation strategy and targeted assistance.</w:t>
+            </w:r>
+          </w:p>
         </w:tc>
       </w:tr>
     </w:tbl>
@@ -16239,6 +16311,24 @@
               <w:t xml:space="preserve">MIS Data Element Dictionary SY domain revised; training sessions held; Common Cloud integration planned</w:t>
             </w:r>
           </w:p>
+          <w:p>
+            <w:pPr>
+              <w:pStyle w:val="ListParagraph"/>
+              <w:numPr>
+                <w:ilvl w:val="0"/>
+                <w:numId w:val="3"/>
+              </w:numPr>
+              <w:spacing w:after="60"/>
+            </w:pPr>
+            <w:r>
+              <w:rPr>
+                <w:rFonts w:ascii="Cambria" w:cs="Cambria" w:eastAsia="Cambria" w:hAnsi="Cambria"/>
+                <w:sz w:val="20"/>
+                <w:szCs w:val="20"/>
+              </w:rPr>
+              <w:t xml:space="preserve">MIS and MAP reconciliation procedures and tools to support data integrity and interoperability, scheduled for release at end of 2026. MIS Data Element Dictionary SY domain was revised this academic year.</w:t>
+            </w:r>
+          </w:p>
         </w:tc>
       </w:tr>
     </w:tbl>
@@ -17161,7 +17251,7 @@
                 <w:sz w:val="20"/>
                 <w:szCs w:val="20"/>
               </w:rPr>
-              <w:t xml:space="preserve">30</w:t>
+              <w:t xml:space="preserve">Veteran Sprint: 20,991 JSTs uploaded (62% of ~34,000 target). 75 colleges awarding basic training credit (up from ~15% baseline). 679 unique ACE credit recommendations covered. $163M estimated savings.</w:t>
             </w:r>
           </w:p>
         </w:tc>
@@ -17849,7 +17939,7 @@
                 <w:sz w:val="20"/>
                 <w:szCs w:val="20"/>
               </w:rPr>
-              <w:t xml:space="preserve">10</w:t>
+              <w:t xml:space="preserve">Veteran Sprint: 20,991 JSTs uploaded (62% of ~34,000 target). 75 colleges awarding basic training credit (up from ~15% baseline). 679 unique ACE credit recommendations covered. $163M estimated savings.</w:t>
             </w:r>
           </w:p>
         </w:tc>
@@ -18537,7 +18627,7 @@
                 <w:sz w:val="20"/>
                 <w:szCs w:val="20"/>
               </w:rPr>
-              <w:t xml:space="preserve">10</w:t>
+              <w:t xml:space="preserve">Apprenticeship Sprint: 678 apprentice students documented with 6,000 CPL units. DAS partnership active. Cal-JAC early partner for 14,000 first responder trainees. ~1,000 LAUNCH Network records expected Spring 2026.</w:t>
             </w:r>
           </w:p>
         </w:tc>
@@ -19210,6 +19300,24 @@
               <w:t xml:space="preserve">114 of 115 colleges funded; 84 meet active participation threshold; 96 showing some engagement</w:t>
             </w:r>
           </w:p>
+          <w:p>
+            <w:pPr>
+              <w:pStyle w:val="ListParagraph"/>
+              <w:numPr>
+                <w:ilvl w:val="0"/>
+                <w:numId w:val="3"/>
+              </w:numPr>
+              <w:spacing w:after="60"/>
+            </w:pPr>
+            <w:r>
+              <w:rPr>
+                <w:rFonts w:ascii="Cambria" w:cs="Cambria" w:eastAsia="Cambria" w:hAnsi="Cambria"/>
+                <w:sz w:val="20"/>
+                <w:szCs w:val="20"/>
+              </w:rPr>
+              <w:t xml:space="preserve">Statewide Adoption Sprint: 114 of 115 credit colleges plus 4 noncredit campuses received $50K CPL implementation grants. 84 meet active participation threshold. 96 showing some engagement level.</w:t>
+            </w:r>
+          </w:p>
         </w:tc>
       </w:tr>
     </w:tbl>
@@ -19880,6 +19988,24 @@
               <w:t xml:space="preserve">New demonstration project launched; coordinated outreach with Cal VET and military education center underway</w:t>
             </w:r>
           </w:p>
+          <w:p>
+            <w:pPr>
+              <w:pStyle w:val="ListParagraph"/>
+              <w:numPr>
+                <w:ilvl w:val="0"/>
+                <w:numId w:val="3"/>
+              </w:numPr>
+              <w:spacing w:after="60"/>
+            </w:pPr>
+            <w:r>
+              <w:rPr>
+                <w:rFonts w:ascii="Cambria" w:cs="Cambria" w:eastAsia="Cambria" w:hAnsi="Cambria"/>
+                <w:sz w:val="20"/>
+                <w:szCs w:val="20"/>
+              </w:rPr>
+              <w:t xml:space="preserve">29 Palms Demo: New demonstration project launched. Developing CPL pathways for 42 Military Occupational Specialties (MOS) trained at MCAGCC. Coordinated outreach with Cal VET and military education center underway.</w:t>
+            </w:r>
+          </w:p>
         </w:tc>
       </w:tr>
     </w:tbl>
@@ -20576,7 +20702,7 @@
                 <w:sz w:val="20"/>
                 <w:szCs w:val="20"/>
               </w:rPr>
-              <w:t xml:space="preserve">8</w:t>
+              <w:t xml:space="preserve">20+ partners actively working with the CPL Initiative including DAS, CDE, ASCCC, Credential Engine, WestEd, Cal-JAC, CCCF, Futuro Health, Public Works Alliance EMS Corps, and Iron Workers union.</w:t>
             </w:r>
           </w:p>
         </w:tc>
@@ -21275,7 +21401,7 @@
                 <w:sz w:val="20"/>
                 <w:szCs w:val="20"/>
               </w:rPr>
-              <w:t xml:space="preserve">120</w:t>
+              <w:t xml:space="preserve">25 trainings delivered including the 6th Annual CPL Summit and 4 CPL Regional Training Workshops. Over 1,000 staff, faculty, and administrators trained. Individual technical assistance and office hours ongoing.</w:t>
             </w:r>
           </w:p>
         </w:tc>
@@ -21963,7 +22089,7 @@
                 <w:sz w:val="20"/>
                 <w:szCs w:val="20"/>
               </w:rPr>
-              <w:t xml:space="preserve">20</w:t>
+              <w:t xml:space="preserve">AB 123 chaptered establishing first-ever ongoing CPL state funding ($5M ongoing + $15M one-time). Title 5 regulatory updates advanced to reduce residency and access barriers. Draft trailer bill for additional $2M ongoing + $35M one-time under review.</w:t>
             </w:r>
           </w:p>
         </w:tc>
@@ -22651,7 +22777,7 @@
                 <w:sz w:val="20"/>
                 <w:szCs w:val="20"/>
               </w:rPr>
-              <w:t xml:space="preserve">12</w:t>
+              <w:t xml:space="preserve">$50,000 distributed to 114 of 115 credit colleges and 4 noncredit campuses for CPL implementation. $6M one-time fully allocated. 2026 advocacy active for $2M ongoing + $35M one-time appropriation.</w:t>
             </w:r>
           </w:p>
         </w:tc>
@@ -23322,6 +23448,24 @@
                 <w:szCs w:val="20"/>
               </w:rPr>
               <w:t xml:space="preserve">Project proposal developed; 4 demo districts identified; BAS-ASIO curriculum in design; contingent on funding</w:t>
+            </w:r>
+          </w:p>
+          <w:p>
+            <w:pPr>
+              <w:pStyle w:val="ListParagraph"/>
+              <w:numPr>
+                <w:ilvl w:val="0"/>
+                <w:numId w:val="3"/>
+              </w:numPr>
+              <w:spacing w:after="60"/>
+            </w:pPr>
+            <w:r>
+              <w:rPr>
+                <w:rFonts w:ascii="Cambria" w:cs="Cambria" w:eastAsia="Cambria" w:hAnsi="Cambria"/>
+                <w:sz w:val="20"/>
+                <w:szCs w:val="20"/>
+              </w:rPr>
+              <w:t xml:space="preserve">AI-Ready California: Proposed $7M two-year demonstration. 4 demo districts identified (RCCD, SDCCD, LACCD, SBCCD). BAS-ASIO curriculum in design. Contingent on funding approval.</w:t>
             </w:r>
           </w:p>
         </w:tc>
@@ -23978,6 +24122,24 @@
               <w:t xml:space="preserve">Review and gap analysis complete; content development phase underway</w:t>
             </w:r>
           </w:p>
+          <w:p>
+            <w:pPr>
+              <w:pStyle w:val="ListParagraph"/>
+              <w:numPr>
+                <w:ilvl w:val="0"/>
+                <w:numId w:val="3"/>
+              </w:numPr>
+              <w:spacing w:after="60"/>
+            </w:pPr>
+            <w:r>
+              <w:rPr>
+                <w:rFonts w:ascii="Cambria" w:cs="Cambria" w:eastAsia="Cambria" w:hAnsi="Cambria"/>
+                <w:sz w:val="20"/>
+                <w:szCs w:val="20"/>
+              </w:rPr>
+              <w:t xml:space="preserve">VRC CPL Module revision: Review and gap analysis complete. Content development phase underway. Final packaging targeted May-June 2026.</w:t>
+            </w:r>
+          </w:p>
         </w:tc>
       </w:tr>
     </w:tbl>
@@ -24630,6 +24792,24 @@
                 <w:szCs w:val="20"/>
               </w:rPr>
               <w:t xml:space="preserve">Proposed funding in Governor's budget; monitoring and providing evidence to support advancement</w:t>
+            </w:r>
+          </w:p>
+          <w:p>
+            <w:pPr>
+              <w:pStyle w:val="ListParagraph"/>
+              <w:numPr>
+                <w:ilvl w:val="0"/>
+                <w:numId w:val="3"/>
+              </w:numPr>
+              <w:spacing w:after="60"/>
+            </w:pPr>
+            <w:r>
+              <w:rPr>
+                <w:rFonts w:ascii="Cambria" w:cs="Cambria" w:eastAsia="Cambria" w:hAnsi="Cambria"/>
+                <w:sz w:val="20"/>
+                <w:szCs w:val="20"/>
+              </w:rPr>
+              <w:t xml:space="preserve">Governor's 2026 budget includes proposed $2M ongoing + $35M one-time. Legislative session runs through September 2026. Monitoring and providing evidence to support advancement.</w:t>
             </w:r>
           </w:p>
         </w:tc>

--- a/reports/CPL_Master_Report.docx
+++ b/reports/CPL_Master_Report.docx
@@ -141,7 +141,7 @@
           <w:sz w:val="22"/>
           <w:szCs w:val="22"/>
         </w:rPr>
-        <w:t xml:space="preserve">As of April 8, 2026, the CPL initiative is ahead of schedule, with most 2025–2026 targets met or exceeded and core infrastructure nearing completion. The work has expanded student access, increased transcripted units, and established the foundation for a permanent, statewide CPL service under Vision 2030.</w:t>
+        <w:t xml:space="preserve">As of April 14, 2026, the CPL initiative is ahead of schedule, with most 2025–2026 targets met or exceeded and core infrastructure nearing completion. The work has expanded student access, increased transcripted units, and established the foundation for a permanent, statewide CPL service under Vision 2030.</w:t>
       </w:r>
     </w:p>
     <w:p>
@@ -167,7 +167,7 @@
           <w:sz w:val="21"/>
           <w:szCs w:val="21"/>
         </w:rPr>
-        <w:t xml:space="preserve">43,742 cumulative students served with CPL awards, surpassing annual targets.</w:t>
+        <w:t xml:space="preserve">43,773 cumulative students served with CPL awards, surpassing annual targets.</w:t>
       </w:r>
     </w:p>
     <w:p>
@@ -424,7 +424,7 @@
                 <w:sz w:val="20"/>
                 <w:szCs w:val="20"/>
               </w:rPr>
-              <w:t xml:space="preserve">43,742</w:t>
+              <w:t xml:space="preserve">43,773</w:t>
             </w:r>
           </w:p>
         </w:tc>
@@ -31304,7 +31304,7 @@
           <w:sz w:val="22"/>
           <w:szCs w:val="22"/>
         </w:rPr>
-        <w:t xml:space="preserve">The CPL Initiative has moved from pilot to scale, demonstrating measurable impact in student access, credit attainment, and system engagement. With 43,742 students served, 288 statewide credit recommendations, and 84 actively participating colleges, the initiative has surpassed most 2025–26 benchmarks ahead of schedule.</w:t>
+        <w:t xml:space="preserve">The CPL Initiative has moved from pilot to scale, demonstrating measurable impact in student access, credit attainment, and system engagement. With 43,773 students served, 288 statewide credit recommendations, and 84 actively participating colleges, the initiative has surpassed most 2025–26 benchmarks ahead of schedule.</w:t>
       </w:r>
     </w:p>
     <w:p>
@@ -31355,7 +31355,7 @@
           <w:sz w:val="20"/>
           <w:szCs w:val="20"/>
         </w:rPr>
-        <w:t xml:space="preserve">April 8, 2026</w:t>
+        <w:t xml:space="preserve">April 14, 2026</w:t>
       </w:r>
     </w:p>
     <w:sectPr>
@@ -31429,7 +31429,7 @@
         <w:sz w:val="14"/>
         <w:szCs w:val="14"/>
       </w:rPr>
-      <w:t xml:space="preserve">Generated April 8, 2026  |  California Community Colleges  |  MAP Initiative</w:t>
+      <w:t xml:space="preserve">Generated April 14, 2026  |  California Community Colleges  |  MAP Initiative</w:t>
     </w:r>
     <w:r>
       <w:rPr>

--- a/reports/CPL_Master_Report.docx
+++ b/reports/CPL_Master_Report.docx
@@ -141,7 +141,7 @@
           <w:szCs w:val="22"/>
           <w:rFonts w:ascii="Cambria" w:cs="Cambria" w:eastAsia="Cambria" w:hAnsi="Cambria"/>
         </w:rPr>
-        <w:t xml:space="preserve">As of July 2, 2026, the CPL initiative is ahead of schedule, with most 2025–2026 targets met or exceeded and core infrastructure nearing completion. The work has expanded student access, increased transcripted units, and established the foundation for a permanent, statewide CPL service under Vision 2030.</w:t>
+        <w:t xml:space="preserve">As of July 3, 2026, the CPL initiative is ahead of schedule, with most 2025–2026 targets met or exceeded and core infrastructure nearing completion. The work has expanded student access, increased transcripted units, and established the foundation for a permanent, statewide CPL service under Vision 2030.</w:t>
       </w:r>
     </w:p>
     <w:p>
@@ -167,7 +167,7 @@
           <w:szCs w:val="21"/>
           <w:rFonts w:ascii="Cambria" w:cs="Cambria" w:eastAsia="Cambria" w:hAnsi="Cambria"/>
         </w:rPr>
-        <w:t xml:space="preserve">48,425 cumulative students served with CPL awards, surpassing annual targets.</w:t>
+        <w:t xml:space="preserve">48,428 cumulative students served with CPL awards, surpassing annual targets.</w:t>
       </w:r>
     </w:p>
     <w:p>
@@ -221,7 +221,7 @@
           <w:szCs w:val="21"/>
           <w:rFonts w:ascii="Cambria" w:cs="Cambria" w:eastAsia="Cambria" w:hAnsi="Cambria"/>
         </w:rPr>
-        <w:t xml:space="preserve">12,622 statewide credit recommendations, driven by faculty discipline workgroups spanning high-demand fields.</w:t>
+        <w:t xml:space="preserve">12,624 statewide credit recommendations, driven by faculty discipline workgroups spanning high-demand fields.</w:t>
       </w:r>
     </w:p>
     <w:p>
@@ -424,7 +424,7 @@
                 <w:szCs w:val="20"/>
                 <w:rFonts w:ascii="Cambria" w:cs="Cambria" w:eastAsia="Cambria" w:hAnsi="Cambria"/>
               </w:rPr>
-              <w:t xml:space="preserve">48,425</w:t>
+              <w:t xml:space="preserve">48,428</w:t>
             </w:r>
           </w:p>
         </w:tc>
@@ -564,7 +564,7 @@
                 <w:szCs w:val="20"/>
                 <w:rFonts w:ascii="Cambria" w:cs="Cambria" w:eastAsia="Cambria" w:hAnsi="Cambria"/>
               </w:rPr>
-              <w:t xml:space="preserve">12,622</w:t>
+              <w:t xml:space="preserve">12,624</w:t>
             </w:r>
           </w:p>
         </w:tc>
@@ -15689,7 +15689,7 @@
                 <w:szCs w:val="20"/>
                 <w:rFonts w:ascii="Cambria" w:cs="Cambria" w:eastAsia="Cambria" w:hAnsi="Cambria"/>
               </w:rPr>
-              <w:t xml:space="preserve">RP Group Contract is being sent to the RCCD Board of Trustees on the August 2026 meeting.</w:t>
+              <w:t xml:space="preserve">The RP Group CPL Field Survey will employ a mixed-methods research study combining quantitative analysis of student outcomes with qualitative data from institutional interviews, focus groups, and/or student surveys to examine how Credit for Prior Learning influences student success and institutional effectiveness across participating California Community Colleges. The study will analyze CPL's impact on certificate and degree completion, compare outcomes between CPL recipients and non-CPL students with attention to historically underserved populations, and assess institutional implementation practices to provide evidence-based recommendations for strengthening statewide CPL implementation and promoting equitable student success.</w:t>
             </w:r>
           </w:p>
           <w:p>
@@ -17286,7 +17286,7 @@
                 <w:szCs w:val="20"/>
                 <w:rFonts w:ascii="Cambria" w:cs="Cambria" w:eastAsia="Cambria" w:hAnsi="Cambria"/>
               </w:rPr>
-              <w:t xml:space="preserve">All four Sprints or Demo Projects are well underway. Much work and effort must be placed in the Veterans Sprint and STAT efforts yet the Apprenticeship and 29 Palms MCB Sprints are exceeding expectations.</w:t>
+              <w:t xml:space="preserve">The Apprenticeship Sprint is building CPL infrastructure to convert registered apprenticeship training into college credit at scale across construction, fire science, and corrections disciplines, building on existing articulation records across 34 colleges and active partnerships with Futuro Health, DSP/DDS, Cal-JAC, Iron Workers, IBEW, and Western Carpenters. Year 1 (FY 2026–27) targets include 10,000 apprenticeship students uploaded into MAP, 200 CPL exhibits developed across 35 colleges articulating 1,000 course sections, and completion of a statewide outreach plan.</w:t>
             </w:r>
           </w:p>
           <w:p>
@@ -18662,7 +18662,7 @@
                 <w:szCs w:val="20"/>
                 <w:rFonts w:ascii="Cambria" w:cs="Cambria" w:eastAsia="Cambria" w:hAnsi="Cambria"/>
               </w:rPr>
-              <w:t xml:space="preserve">678 apprentice students documented; 6,000 units; DAS partnership active; Cal-JAC early partner for 14,000 first responders</w:t>
+              <w:t xml:space="preserve">The Apprenticeship Sprint, launched in February 2026 through the MAP Initiative, is building statewide CPL infrastructure to connect registered apprentices and journey persons with college credit across California Community Colleges. Year 1 (FY 2026–27) focuses on uploading 10,000 apprenticeship students into the MAP platform, creating 200 CPL exhibits across 1,000 articulated course sections at 35 colleges (prioritizing construction, fire science, and corrections), and completing an execution-ready statewide outreach plan for full deployment in Year 2. The Sprint builds on existing foundations—1,088 apprenticeship CPL articulation records across 34 colleges, the Cal-JAC fire-service crosswalk (12 colleges, 90 courses), active partnerships with Futuro Health, Cal-JAC, Iron Workers, IBEW, Western Carpenters, and DSP/DDS, and established policy/funding support through AB 123 and Title 5 §55050—positioning California to scale toward 70,000+ apprenticeship students and near-statewide participation by FY 2029–30.</w:t>
             </w:r>
           </w:p>
           <w:p>
@@ -30498,7 +30498,7 @@
           <w:szCs w:val="22"/>
           <w:rFonts w:ascii="Cambria" w:cs="Cambria" w:eastAsia="Cambria" w:hAnsi="Cambria"/>
         </w:rPr>
-        <w:t xml:space="preserve">The CPL Initiative has moved from pilot to scale, demonstrating measurable impact in student access, credit attainment, and system engagement. With 48,425 students served, 12,622 statewide credit recommendations, and 100 actively participating colleges, the initiative has surpassed most 2025–26 benchmarks ahead of schedule.</w:t>
+        <w:t xml:space="preserve">The CPL Initiative has moved from pilot to scale, demonstrating measurable impact in student access, credit attainment, and system engagement. With 48,428 students served, 12,624 statewide credit recommendations, and 100 actively participating colleges, the initiative has surpassed most 2025–26 benchmarks ahead of schedule.</w:t>
       </w:r>
     </w:p>
     <w:p>
@@ -30549,7 +30549,7 @@
           <w:szCs w:val="20"/>
           <w:rFonts w:ascii="Cambria" w:cs="Cambria" w:eastAsia="Cambria" w:hAnsi="Cambria"/>
         </w:rPr>
-        <w:t xml:space="preserve">July 2, 2026</w:t>
+        <w:t xml:space="preserve">July 3, 2026</w:t>
       </w:r>
     </w:p>
     <w:sectPr>
@@ -30586,7 +30586,7 @@
         <w:szCs w:val="14"/>
         <w:rFonts w:ascii="Cambria" w:cs="Cambria" w:eastAsia="Cambria" w:hAnsi="Cambria"/>
       </w:rPr>
-      <w:t xml:space="preserve">Generated July 2, 2026  |  California Community Colleges  |  MAP Initiative</w:t>
+      <w:t xml:space="preserve">Generated July 3, 2026  |  California Community Colleges  |  MAP Initiative</w:t>
     </w:r>
     <w:r>
       <w:rPr>

--- a/reports/CPL_Master_Report.docx
+++ b/reports/CPL_Master_Report.docx
@@ -30586,7 +30586,7 @@
         <w:szCs w:val="14"/>
         <w:rFonts w:ascii="Cambria" w:cs="Cambria" w:eastAsia="Cambria" w:hAnsi="Cambria"/>
       </w:rPr>
-      <w:t xml:space="preserve">Generated July 3, 2026  |  California Community Colleges  |  MAP Initiative</w:t>
+      <w:t xml:space="preserve">Generated July 3, 2026  |  California Community Colleges  |  CPL Initiative</w:t>
     </w:r>
     <w:r>
       <w:rPr>

--- a/reports/CPL_Master_Report.docx
+++ b/reports/CPL_Master_Report.docx
@@ -141,7 +141,7 @@
           <w:szCs w:val="22"/>
           <w:rFonts w:ascii="Cambria" w:cs="Cambria" w:eastAsia="Cambria" w:hAnsi="Cambria"/>
         </w:rPr>
-        <w:t xml:space="preserve">As of July 3, 2026, the CPL initiative is ahead of schedule, with most 2025–2026 targets met or exceeded and core infrastructure nearing completion. The work has expanded student access, increased transcripted units, and established the foundation for a permanent, statewide CPL service under Vision 2030.</w:t>
+        <w:t xml:space="preserve">As of July 4, 2026, the CPL initiative is ahead of schedule, with most 2025–2026 targets met or exceeded and core infrastructure nearing completion. The work has expanded student access, increased transcripted units, and established the foundation for a permanent, statewide CPL service under Vision 2030.</w:t>
       </w:r>
     </w:p>
     <w:p>
@@ -30549,7 +30549,7 @@
           <w:szCs w:val="20"/>
           <w:rFonts w:ascii="Cambria" w:cs="Cambria" w:eastAsia="Cambria" w:hAnsi="Cambria"/>
         </w:rPr>
-        <w:t xml:space="preserve">July 3, 2026</w:t>
+        <w:t xml:space="preserve">July 4, 2026</w:t>
       </w:r>
     </w:p>
     <w:sectPr>
@@ -30586,7 +30586,7 @@
         <w:szCs w:val="14"/>
         <w:rFonts w:ascii="Cambria" w:cs="Cambria" w:eastAsia="Cambria" w:hAnsi="Cambria"/>
       </w:rPr>
-      <w:t xml:space="preserve">Generated July 3, 2026  |  California Community Colleges  |  CPL Initiative</w:t>
+      <w:t xml:space="preserve">Generated July 4, 2026  |  California Community Colleges  |  CPL Initiative</w:t>
     </w:r>
     <w:r>
       <w:rPr>

--- a/reports/CPL_Master_Report.docx
+++ b/reports/CPL_Master_Report.docx
@@ -141,7 +141,7 @@
           <w:szCs w:val="22"/>
           <w:rFonts w:ascii="Cambria" w:cs="Cambria" w:eastAsia="Cambria" w:hAnsi="Cambria"/>
         </w:rPr>
-        <w:t xml:space="preserve">As of July 4, 2026, the CPL initiative is ahead of schedule, with most 2025–2026 targets met or exceeded and core infrastructure nearing completion. The work has expanded student access, increased transcripted units, and established the foundation for a permanent, statewide CPL service under Vision 2030.</w:t>
+        <w:t xml:space="preserve">As of July 5, 2026, the CPL initiative is ahead of schedule, with most 2025–2026 targets met or exceeded and core infrastructure nearing completion. The work has expanded student access, increased transcripted units, and established the foundation for a permanent, statewide CPL service under Vision 2030.</w:t>
       </w:r>
     </w:p>
     <w:p>
@@ -30549,7 +30549,7 @@
           <w:szCs w:val="20"/>
           <w:rFonts w:ascii="Cambria" w:cs="Cambria" w:eastAsia="Cambria" w:hAnsi="Cambria"/>
         </w:rPr>
-        <w:t xml:space="preserve">July 4, 2026</w:t>
+        <w:t xml:space="preserve">July 5, 2026</w:t>
       </w:r>
     </w:p>
     <w:sectPr>
@@ -30586,7 +30586,7 @@
         <w:szCs w:val="14"/>
         <w:rFonts w:ascii="Cambria" w:cs="Cambria" w:eastAsia="Cambria" w:hAnsi="Cambria"/>
       </w:rPr>
-      <w:t xml:space="preserve">Generated July 4, 2026  |  California Community Colleges  |  CPL Initiative</w:t>
+      <w:t xml:space="preserve">Generated July 5, 2026  |  California Community Colleges  |  CPL Initiative</w:t>
     </w:r>
     <w:r>
       <w:rPr>

--- a/reports/CPL_Master_Report.docx
+++ b/reports/CPL_Master_Report.docx
@@ -141,7 +141,7 @@
           <w:szCs w:val="22"/>
           <w:rFonts w:ascii="Cambria" w:cs="Cambria" w:eastAsia="Cambria" w:hAnsi="Cambria"/>
         </w:rPr>
-        <w:t xml:space="preserve">As of July 5, 2026, the CPL initiative is ahead of schedule, with most 2025–2026 targets met or exceeded and core infrastructure nearing completion. The work has expanded student access, increased transcripted units, and established the foundation for a permanent, statewide CPL service under Vision 2030.</w:t>
+        <w:t xml:space="preserve">As of July 6, 2026, the CPL initiative is ahead of schedule, with most 2025–2026 targets met or exceeded and core infrastructure nearing completion. The work has expanded student access, increased transcripted units, and established the foundation for a permanent, statewide CPL service under Vision 2030.</w:t>
       </w:r>
     </w:p>
     <w:p>
@@ -30549,7 +30549,7 @@
           <w:szCs w:val="20"/>
           <w:rFonts w:ascii="Cambria" w:cs="Cambria" w:eastAsia="Cambria" w:hAnsi="Cambria"/>
         </w:rPr>
-        <w:t xml:space="preserve">July 5, 2026</w:t>
+        <w:t xml:space="preserve">July 6, 2026</w:t>
       </w:r>
     </w:p>
     <w:sectPr>
@@ -30586,7 +30586,7 @@
         <w:szCs w:val="14"/>
         <w:rFonts w:ascii="Cambria" w:cs="Cambria" w:eastAsia="Cambria" w:hAnsi="Cambria"/>
       </w:rPr>
-      <w:t xml:space="preserve">Generated July 5, 2026  |  California Community Colleges  |  CPL Initiative</w:t>
+      <w:t xml:space="preserve">Generated July 6, 2026  |  California Community Colleges  |  CPL Initiative</w:t>
     </w:r>
     <w:r>
       <w:rPr>

--- a/reports/CPL_Master_Report.docx
+++ b/reports/CPL_Master_Report.docx
@@ -221,7 +221,7 @@
           <w:szCs w:val="21"/>
           <w:rFonts w:ascii="Cambria" w:cs="Cambria" w:eastAsia="Cambria" w:hAnsi="Cambria"/>
         </w:rPr>
-        <w:t xml:space="preserve">12,624 statewide credit recommendations, driven by faculty discipline workgroups spanning high-demand fields.</w:t>
+        <w:t xml:space="preserve">12,619 statewide credit recommendations, driven by faculty discipline workgroups spanning high-demand fields.</w:t>
       </w:r>
     </w:p>
     <w:p>
@@ -564,7 +564,7 @@
                 <w:szCs w:val="20"/>
                 <w:rFonts w:ascii="Cambria" w:cs="Cambria" w:eastAsia="Cambria" w:hAnsi="Cambria"/>
               </w:rPr>
-              <w:t xml:space="preserve">12,624</w:t>
+              <w:t xml:space="preserve">12,619</w:t>
             </w:r>
           </w:p>
         </w:tc>
@@ -30498,7 +30498,7 @@
           <w:szCs w:val="22"/>
           <w:rFonts w:ascii="Cambria" w:cs="Cambria" w:eastAsia="Cambria" w:hAnsi="Cambria"/>
         </w:rPr>
-        <w:t xml:space="preserve">The CPL Initiative has moved from pilot to scale, demonstrating measurable impact in student access, credit attainment, and system engagement. With 48,428 students served, 12,624 statewide credit recommendations, and 100 actively participating colleges, the initiative has surpassed most 2025–26 benchmarks ahead of schedule.</w:t>
+        <w:t xml:space="preserve">The CPL Initiative has moved from pilot to scale, demonstrating measurable impact in student access, credit attainment, and system engagement. With 48,428 students served, 12,619 statewide credit recommendations, and 100 actively participating colleges, the initiative has surpassed most 2025–26 benchmarks ahead of schedule.</w:t>
       </w:r>
     </w:p>
     <w:p>

--- a/reports/CPL_Master_Report.docx
+++ b/reports/CPL_Master_Report.docx
@@ -167,7 +167,7 @@
           <w:szCs w:val="21"/>
           <w:rFonts w:ascii="Cambria" w:cs="Cambria" w:eastAsia="Cambria" w:hAnsi="Cambria"/>
         </w:rPr>
-        <w:t xml:space="preserve">48,428 cumulative students served with CPL awards, surpassing annual targets.</w:t>
+        <w:t xml:space="preserve">48,448 cumulative students served with CPL awards, surpassing annual targets.</w:t>
       </w:r>
     </w:p>
     <w:p>
@@ -185,7 +185,7 @@
           <w:szCs w:val="21"/>
           <w:rFonts w:ascii="Cambria" w:cs="Cambria" w:eastAsia="Cambria" w:hAnsi="Cambria"/>
         </w:rPr>
-        <w:t xml:space="preserve">231k CPL units transcripted across the system.</w:t>
+        <w:t xml:space="preserve">232k CPL units transcripted across the system.</w:t>
       </w:r>
     </w:p>
     <w:p>
@@ -203,7 +203,7 @@
           <w:szCs w:val="21"/>
           <w:rFonts w:ascii="Cambria" w:cs="Cambria" w:eastAsia="Cambria" w:hAnsi="Cambria"/>
         </w:rPr>
-        <w:t xml:space="preserve">100 colleges meeting active participation thresholds, exceeding the goal of 50.</w:t>
+        <w:t xml:space="preserve">102 colleges meeting active participation thresholds, exceeding the goal of 50.</w:t>
       </w:r>
     </w:p>
     <w:p>
@@ -221,7 +221,7 @@
           <w:szCs w:val="21"/>
           <w:rFonts w:ascii="Cambria" w:cs="Cambria" w:eastAsia="Cambria" w:hAnsi="Cambria"/>
         </w:rPr>
-        <w:t xml:space="preserve">12,619 statewide credit recommendations, driven by faculty discipline workgroups spanning high-demand fields.</w:t>
+        <w:t xml:space="preserve">12,623 statewide credit recommendations, driven by faculty discipline workgroups spanning high-demand fields.</w:t>
       </w:r>
     </w:p>
     <w:p>
@@ -424,7 +424,7 @@
                 <w:szCs w:val="20"/>
                 <w:rFonts w:ascii="Cambria" w:cs="Cambria" w:eastAsia="Cambria" w:hAnsi="Cambria"/>
               </w:rPr>
-              <w:t xml:space="preserve">48,428</w:t>
+              <w:t xml:space="preserve">48,448</w:t>
             </w:r>
           </w:p>
         </w:tc>
@@ -494,7 +494,7 @@
                 <w:szCs w:val="20"/>
                 <w:rFonts w:ascii="Cambria" w:cs="Cambria" w:eastAsia="Cambria" w:hAnsi="Cambria"/>
               </w:rPr>
-              <w:t xml:space="preserve">231k</w:t>
+              <w:t xml:space="preserve">232k</w:t>
             </w:r>
           </w:p>
         </w:tc>
@@ -564,7 +564,7 @@
                 <w:szCs w:val="20"/>
                 <w:rFonts w:ascii="Cambria" w:cs="Cambria" w:eastAsia="Cambria" w:hAnsi="Cambria"/>
               </w:rPr>
-              <w:t xml:space="preserve">12,619</w:t>
+              <w:t xml:space="preserve">12,623</w:t>
             </w:r>
           </w:p>
         </w:tc>
@@ -634,7 +634,7 @@
                 <w:szCs w:val="20"/>
                 <w:rFonts w:ascii="Cambria" w:cs="Cambria" w:eastAsia="Cambria" w:hAnsi="Cambria"/>
               </w:rPr>
-              <w:t xml:space="preserve">100</w:t>
+              <w:t xml:space="preserve">102</w:t>
             </w:r>
           </w:p>
         </w:tc>
@@ -30498,7 +30498,7 @@
           <w:szCs w:val="22"/>
           <w:rFonts w:ascii="Cambria" w:cs="Cambria" w:eastAsia="Cambria" w:hAnsi="Cambria"/>
         </w:rPr>
-        <w:t xml:space="preserve">The CPL Initiative has moved from pilot to scale, demonstrating measurable impact in student access, credit attainment, and system engagement. With 48,428 students served, 12,619 statewide credit recommendations, and 100 actively participating colleges, the initiative has surpassed most 2025–26 benchmarks ahead of schedule.</w:t>
+        <w:t xml:space="preserve">The CPL Initiative has moved from pilot to scale, demonstrating measurable impact in student access, credit attainment, and system engagement. With 48,448 students served, 12,623 statewide credit recommendations, and 102 actively participating colleges, the initiative has surpassed most 2025–26 benchmarks ahead of schedule.</w:t>
       </w:r>
     </w:p>
     <w:p>

--- a/reports/CPL_Master_Report.docx
+++ b/reports/CPL_Master_Report.docx
@@ -167,7 +167,7 @@
           <w:szCs w:val="21"/>
           <w:rFonts w:ascii="Cambria" w:cs="Cambria" w:eastAsia="Cambria" w:hAnsi="Cambria"/>
         </w:rPr>
-        <w:t xml:space="preserve">48,448 cumulative students served with CPL awards, surpassing annual targets.</w:t>
+        <w:t xml:space="preserve">48,450 cumulative students served with CPL awards, surpassing annual targets.</w:t>
       </w:r>
     </w:p>
     <w:p>
@@ -424,7 +424,7 @@
                 <w:szCs w:val="20"/>
                 <w:rFonts w:ascii="Cambria" w:cs="Cambria" w:eastAsia="Cambria" w:hAnsi="Cambria"/>
               </w:rPr>
-              <w:t xml:space="preserve">48,448</w:t>
+              <w:t xml:space="preserve">48,450</w:t>
             </w:r>
           </w:p>
         </w:tc>
@@ -30498,7 +30498,7 @@
           <w:szCs w:val="22"/>
           <w:rFonts w:ascii="Cambria" w:cs="Cambria" w:eastAsia="Cambria" w:hAnsi="Cambria"/>
         </w:rPr>
-        <w:t xml:space="preserve">The CPL Initiative has moved from pilot to scale, demonstrating measurable impact in student access, credit attainment, and system engagement. With 48,448 students served, 12,623 statewide credit recommendations, and 102 actively participating colleges, the initiative has surpassed most 2025–26 benchmarks ahead of schedule.</w:t>
+        <w:t xml:space="preserve">The CPL Initiative has moved from pilot to scale, demonstrating measurable impact in student access, credit attainment, and system engagement. With 48,450 students served, 12,623 statewide credit recommendations, and 102 actively participating colleges, the initiative has surpassed most 2025–26 benchmarks ahead of schedule.</w:t>
       </w:r>
     </w:p>
     <w:p>

--- a/reports/CPL_Master_Report.docx
+++ b/reports/CPL_Master_Report.docx
@@ -141,7 +141,7 @@
           <w:szCs w:val="22"/>
           <w:rFonts w:ascii="Cambria" w:cs="Cambria" w:eastAsia="Cambria" w:hAnsi="Cambria"/>
         </w:rPr>
-        <w:t xml:space="preserve">As of July 6, 2026, the CPL initiative is ahead of schedule, with most 2025–2026 targets met or exceeded and core infrastructure nearing completion. The work has expanded student access, increased transcripted units, and established the foundation for a permanent, statewide CPL service under Vision 2030.</w:t>
+        <w:t xml:space="preserve">As of July 7, 2026, the CPL initiative is ahead of schedule, with most 2025–2026 targets met or exceeded and core infrastructure nearing completion. The work has expanded student access, increased transcripted units, and established the foundation for a permanent, statewide CPL service under Vision 2030.</w:t>
       </w:r>
     </w:p>
     <w:p>
@@ -167,7 +167,7 @@
           <w:szCs w:val="21"/>
           <w:rFonts w:ascii="Cambria" w:cs="Cambria" w:eastAsia="Cambria" w:hAnsi="Cambria"/>
         </w:rPr>
-        <w:t xml:space="preserve">48,450 cumulative students served with CPL awards, surpassing annual targets.</w:t>
+        <w:t xml:space="preserve">48,586 cumulative students served with CPL awards, surpassing annual targets.</w:t>
       </w:r>
     </w:p>
     <w:p>
@@ -221,7 +221,7 @@
           <w:szCs w:val="21"/>
           <w:rFonts w:ascii="Cambria" w:cs="Cambria" w:eastAsia="Cambria" w:hAnsi="Cambria"/>
         </w:rPr>
-        <w:t xml:space="preserve">12,623 statewide credit recommendations, driven by faculty discipline workgroups spanning high-demand fields.</w:t>
+        <w:t xml:space="preserve">12,639 statewide credit recommendations, driven by faculty discipline workgroups spanning high-demand fields.</w:t>
       </w:r>
     </w:p>
     <w:p>
@@ -424,7 +424,7 @@
                 <w:szCs w:val="20"/>
                 <w:rFonts w:ascii="Cambria" w:cs="Cambria" w:eastAsia="Cambria" w:hAnsi="Cambria"/>
               </w:rPr>
-              <w:t xml:space="preserve">48,450</w:t>
+              <w:t xml:space="preserve">48,586</w:t>
             </w:r>
           </w:p>
         </w:tc>
@@ -564,7 +564,7 @@
                 <w:szCs w:val="20"/>
                 <w:rFonts w:ascii="Cambria" w:cs="Cambria" w:eastAsia="Cambria" w:hAnsi="Cambria"/>
               </w:rPr>
-              <w:t xml:space="preserve">12,623</w:t>
+              <w:t xml:space="preserve">12,639</w:t>
             </w:r>
           </w:p>
         </w:tc>
@@ -30498,7 +30498,7 @@
           <w:szCs w:val="22"/>
           <w:rFonts w:ascii="Cambria" w:cs="Cambria" w:eastAsia="Cambria" w:hAnsi="Cambria"/>
         </w:rPr>
-        <w:t xml:space="preserve">The CPL Initiative has moved from pilot to scale, demonstrating measurable impact in student access, credit attainment, and system engagement. With 48,450 students served, 12,623 statewide credit recommendations, and 102 actively participating colleges, the initiative has surpassed most 2025–26 benchmarks ahead of schedule.</w:t>
+        <w:t xml:space="preserve">The CPL Initiative has moved from pilot to scale, demonstrating measurable impact in student access, credit attainment, and system engagement. With 48,586 students served, 12,639 statewide credit recommendations, and 102 actively participating colleges, the initiative has surpassed most 2025–26 benchmarks ahead of schedule.</w:t>
       </w:r>
     </w:p>
     <w:p>
@@ -30549,7 +30549,7 @@
           <w:szCs w:val="20"/>
           <w:rFonts w:ascii="Cambria" w:cs="Cambria" w:eastAsia="Cambria" w:hAnsi="Cambria"/>
         </w:rPr>
-        <w:t xml:space="preserve">July 6, 2026</w:t>
+        <w:t xml:space="preserve">July 7, 2026</w:t>
       </w:r>
     </w:p>
     <w:sectPr>
@@ -30586,7 +30586,7 @@
         <w:szCs w:val="14"/>
         <w:rFonts w:ascii="Cambria" w:cs="Cambria" w:eastAsia="Cambria" w:hAnsi="Cambria"/>
       </w:rPr>
-      <w:t xml:space="preserve">Generated July 6, 2026  |  California Community Colleges  |  CPL Initiative</w:t>
+      <w:t xml:space="preserve">Generated July 7, 2026  |  California Community Colleges  |  CPL Initiative</w:t>
     </w:r>
     <w:r>
       <w:rPr>

--- a/reports/CPL_Master_Report.docx
+++ b/reports/CPL_Master_Report.docx
@@ -167,7 +167,7 @@
           <w:szCs w:val="21"/>
           <w:rFonts w:ascii="Cambria" w:cs="Cambria" w:eastAsia="Cambria" w:hAnsi="Cambria"/>
         </w:rPr>
-        <w:t xml:space="preserve">48,586 cumulative students served with CPL awards, surpassing annual targets.</w:t>
+        <w:t xml:space="preserve">48,660 cumulative students served with CPL awards, surpassing annual targets.</w:t>
       </w:r>
     </w:p>
     <w:p>
@@ -221,7 +221,7 @@
           <w:szCs w:val="21"/>
           <w:rFonts w:ascii="Cambria" w:cs="Cambria" w:eastAsia="Cambria" w:hAnsi="Cambria"/>
         </w:rPr>
-        <w:t xml:space="preserve">12,639 statewide credit recommendations, driven by faculty discipline workgroups spanning high-demand fields.</w:t>
+        <w:t xml:space="preserve">12,653 statewide credit recommendations, driven by faculty discipline workgroups spanning high-demand fields.</w:t>
       </w:r>
     </w:p>
     <w:p>
@@ -239,7 +239,7 @@
           <w:szCs w:val="21"/>
           <w:rFonts w:ascii="Cambria" w:cs="Cambria" w:eastAsia="Cambria" w:hAnsi="Cambria"/>
         </w:rPr>
-        <w:t xml:space="preserve">The Veteran Sprint has uploaded 50 JSTs to MAP, with estimated student savings of $322M and projected 20-year economic impact of $1.3B.</w:t>
+        <w:t xml:space="preserve">The Veteran Sprint has uploaded 51 JSTs to MAP, with estimated student savings of $322M and projected 20-year economic impact of $1.3B.</w:t>
       </w:r>
     </w:p>
     <w:p>
@@ -424,7 +424,7 @@
                 <w:szCs w:val="20"/>
                 <w:rFonts w:ascii="Cambria" w:cs="Cambria" w:eastAsia="Cambria" w:hAnsi="Cambria"/>
               </w:rPr>
-              <w:t xml:space="preserve">48,586</w:t>
+              <w:t xml:space="preserve">48,660</w:t>
             </w:r>
           </w:p>
         </w:tc>
@@ -564,7 +564,7 @@
                 <w:szCs w:val="20"/>
                 <w:rFonts w:ascii="Cambria" w:cs="Cambria" w:eastAsia="Cambria" w:hAnsi="Cambria"/>
               </w:rPr>
-              <w:t xml:space="preserve">12,639</w:t>
+              <w:t xml:space="preserve">12,653</w:t>
             </w:r>
           </w:p>
         </w:tc>
@@ -704,7 +704,7 @@
                 <w:szCs w:val="20"/>
                 <w:rFonts w:ascii="Cambria" w:cs="Cambria" w:eastAsia="Cambria" w:hAnsi="Cambria"/>
               </w:rPr>
-              <w:t xml:space="preserve">50</w:t>
+              <w:t xml:space="preserve">51</w:t>
             </w:r>
           </w:p>
         </w:tc>
@@ -30498,7 +30498,7 @@
           <w:szCs w:val="22"/>
           <w:rFonts w:ascii="Cambria" w:cs="Cambria" w:eastAsia="Cambria" w:hAnsi="Cambria"/>
         </w:rPr>
-        <w:t xml:space="preserve">The CPL Initiative has moved from pilot to scale, demonstrating measurable impact in student access, credit attainment, and system engagement. With 48,586 students served, 12,639 statewide credit recommendations, and 102 actively participating colleges, the initiative has surpassed most 2025–26 benchmarks ahead of schedule.</w:t>
+        <w:t xml:space="preserve">The CPL Initiative has moved from pilot to scale, demonstrating measurable impact in student access, credit attainment, and system engagement. With 48,660 students served, 12,653 statewide credit recommendations, and 102 actively participating colleges, the initiative has surpassed most 2025–26 benchmarks ahead of schedule.</w:t>
       </w:r>
     </w:p>
     <w:p>

--- a/reports/CPL_Master_Report.docx
+++ b/reports/CPL_Master_Report.docx
@@ -167,7 +167,7 @@
           <w:szCs w:val="21"/>
           <w:rFonts w:ascii="Cambria" w:cs="Cambria" w:eastAsia="Cambria" w:hAnsi="Cambria"/>
         </w:rPr>
-        <w:t xml:space="preserve">48,660 cumulative students served with CPL awards, surpassing annual targets.</w:t>
+        <w:t xml:space="preserve">48,693 cumulative students served with CPL awards, surpassing annual targets.</w:t>
       </w:r>
     </w:p>
     <w:p>
@@ -185,7 +185,7 @@
           <w:szCs w:val="21"/>
           <w:rFonts w:ascii="Cambria" w:cs="Cambria" w:eastAsia="Cambria" w:hAnsi="Cambria"/>
         </w:rPr>
-        <w:t xml:space="preserve">232k CPL units transcripted across the system.</w:t>
+        <w:t xml:space="preserve">233k CPL units transcripted across the system.</w:t>
       </w:r>
     </w:p>
     <w:p>
@@ -221,7 +221,7 @@
           <w:szCs w:val="21"/>
           <w:rFonts w:ascii="Cambria" w:cs="Cambria" w:eastAsia="Cambria" w:hAnsi="Cambria"/>
         </w:rPr>
-        <w:t xml:space="preserve">12,653 statewide credit recommendations, driven by faculty discipline workgroups spanning high-demand fields.</w:t>
+        <w:t xml:space="preserve">12,657 statewide credit recommendations, driven by faculty discipline workgroups spanning high-demand fields.</w:t>
       </w:r>
     </w:p>
     <w:p>
@@ -424,7 +424,7 @@
                 <w:szCs w:val="20"/>
                 <w:rFonts w:ascii="Cambria" w:cs="Cambria" w:eastAsia="Cambria" w:hAnsi="Cambria"/>
               </w:rPr>
-              <w:t xml:space="preserve">48,660</w:t>
+              <w:t xml:space="preserve">48,693</w:t>
             </w:r>
           </w:p>
         </w:tc>
@@ -494,7 +494,7 @@
                 <w:szCs w:val="20"/>
                 <w:rFonts w:ascii="Cambria" w:cs="Cambria" w:eastAsia="Cambria" w:hAnsi="Cambria"/>
               </w:rPr>
-              <w:t xml:space="preserve">232k</w:t>
+              <w:t xml:space="preserve">233k</w:t>
             </w:r>
           </w:p>
         </w:tc>
@@ -564,7 +564,7 @@
                 <w:szCs w:val="20"/>
                 <w:rFonts w:ascii="Cambria" w:cs="Cambria" w:eastAsia="Cambria" w:hAnsi="Cambria"/>
               </w:rPr>
-              <w:t xml:space="preserve">12,653</w:t>
+              <w:t xml:space="preserve">12,657</w:t>
             </w:r>
           </w:p>
         </w:tc>
@@ -30498,7 +30498,7 @@
           <w:szCs w:val="22"/>
           <w:rFonts w:ascii="Cambria" w:cs="Cambria" w:eastAsia="Cambria" w:hAnsi="Cambria"/>
         </w:rPr>
-        <w:t xml:space="preserve">The CPL Initiative has moved from pilot to scale, demonstrating measurable impact in student access, credit attainment, and system engagement. With 48,660 students served, 12,653 statewide credit recommendations, and 102 actively participating colleges, the initiative has surpassed most 2025–26 benchmarks ahead of schedule.</w:t>
+        <w:t xml:space="preserve">The CPL Initiative has moved from pilot to scale, demonstrating measurable impact in student access, credit attainment, and system engagement. With 48,693 students served, 12,657 statewide credit recommendations, and 102 actively participating colleges, the initiative has surpassed most 2025–26 benchmarks ahead of schedule.</w:t>
       </w:r>
     </w:p>
     <w:p>

--- a/reports/CPL_Master_Report.docx
+++ b/reports/CPL_Master_Report.docx
@@ -167,7 +167,7 @@
           <w:szCs w:val="21"/>
           <w:rFonts w:ascii="Cambria" w:cs="Cambria" w:eastAsia="Cambria" w:hAnsi="Cambria"/>
         </w:rPr>
-        <w:t xml:space="preserve">48,693 cumulative students served with CPL awards, surpassing annual targets.</w:t>
+        <w:t xml:space="preserve">48,801 cumulative students served with CPL awards, surpassing annual targets.</w:t>
       </w:r>
     </w:p>
     <w:p>
@@ -221,7 +221,7 @@
           <w:szCs w:val="21"/>
           <w:rFonts w:ascii="Cambria" w:cs="Cambria" w:eastAsia="Cambria" w:hAnsi="Cambria"/>
         </w:rPr>
-        <w:t xml:space="preserve">12,657 statewide credit recommendations, driven by faculty discipline workgroups spanning high-demand fields.</w:t>
+        <w:t xml:space="preserve">12,670 statewide credit recommendations, driven by faculty discipline workgroups spanning high-demand fields.</w:t>
       </w:r>
     </w:p>
     <w:p>
@@ -239,7 +239,7 @@
           <w:szCs w:val="21"/>
           <w:rFonts w:ascii="Cambria" w:cs="Cambria" w:eastAsia="Cambria" w:hAnsi="Cambria"/>
         </w:rPr>
-        <w:t xml:space="preserve">The Veteran Sprint has uploaded 51 JSTs to MAP, with estimated student savings of $322M and projected 20-year economic impact of $1.3B.</w:t>
+        <w:t xml:space="preserve">The Veteran Sprint has uploaded 51 JSTs to MAP, with estimated student savings of $323M and projected 20-year economic impact of $1.31B.</w:t>
       </w:r>
     </w:p>
     <w:p>
@@ -424,7 +424,7 @@
                 <w:szCs w:val="20"/>
                 <w:rFonts w:ascii="Cambria" w:cs="Cambria" w:eastAsia="Cambria" w:hAnsi="Cambria"/>
               </w:rPr>
-              <w:t xml:space="preserve">48,693</w:t>
+              <w:t xml:space="preserve">48,801</w:t>
             </w:r>
           </w:p>
         </w:tc>
@@ -564,7 +564,7 @@
                 <w:szCs w:val="20"/>
                 <w:rFonts w:ascii="Cambria" w:cs="Cambria" w:eastAsia="Cambria" w:hAnsi="Cambria"/>
               </w:rPr>
-              <w:t xml:space="preserve">12,657</w:t>
+              <w:t xml:space="preserve">12,670</w:t>
             </w:r>
           </w:p>
         </w:tc>
@@ -774,7 +774,7 @@
                 <w:szCs w:val="20"/>
                 <w:rFonts w:ascii="Cambria" w:cs="Cambria" w:eastAsia="Cambria" w:hAnsi="Cambria"/>
               </w:rPr>
-              <w:t xml:space="preserve">$322M</w:t>
+              <w:t xml:space="preserve">$323M</w:t>
             </w:r>
           </w:p>
         </w:tc>
@@ -844,7 +844,7 @@
                 <w:szCs w:val="20"/>
                 <w:rFonts w:ascii="Cambria" w:cs="Cambria" w:eastAsia="Cambria" w:hAnsi="Cambria"/>
               </w:rPr>
-              <w:t xml:space="preserve">$1.3B</w:t>
+              <w:t xml:space="preserve">$1.31B</w:t>
             </w:r>
           </w:p>
         </w:tc>
@@ -30498,7 +30498,7 @@
           <w:szCs w:val="22"/>
           <w:rFonts w:ascii="Cambria" w:cs="Cambria" w:eastAsia="Cambria" w:hAnsi="Cambria"/>
         </w:rPr>
-        <w:t xml:space="preserve">The CPL Initiative has moved from pilot to scale, demonstrating measurable impact in student access, credit attainment, and system engagement. With 48,693 students served, 12,657 statewide credit recommendations, and 102 actively participating colleges, the initiative has surpassed most 2025–26 benchmarks ahead of schedule.</w:t>
+        <w:t xml:space="preserve">The CPL Initiative has moved from pilot to scale, demonstrating measurable impact in student access, credit attainment, and system engagement. With 48,801 students served, 12,670 statewide credit recommendations, and 102 actively participating colleges, the initiative has surpassed most 2025–26 benchmarks ahead of schedule.</w:t>
       </w:r>
     </w:p>
     <w:p>

--- a/reports/CPL_Master_Report.docx
+++ b/reports/CPL_Master_Report.docx
@@ -141,7 +141,7 @@
           <w:szCs w:val="22"/>
           <w:rFonts w:ascii="Cambria" w:cs="Cambria" w:eastAsia="Cambria" w:hAnsi="Cambria"/>
         </w:rPr>
-        <w:t xml:space="preserve">As of July 7, 2026, the CPL initiative is ahead of schedule, with most 2025–2026 targets met or exceeded and core infrastructure nearing completion. The work has expanded student access, increased transcripted units, and established the foundation for a permanent, statewide CPL service under Vision 2030.</w:t>
+        <w:t xml:space="preserve">As of July 8, 2026, the CPL initiative is ahead of schedule, with most 2025–2026 targets met or exceeded and core infrastructure nearing completion. The work has expanded student access, increased transcripted units, and established the foundation for a permanent, statewide CPL service under Vision 2030.</w:t>
       </w:r>
     </w:p>
     <w:p>
@@ -167,7 +167,7 @@
           <w:szCs w:val="21"/>
           <w:rFonts w:ascii="Cambria" w:cs="Cambria" w:eastAsia="Cambria" w:hAnsi="Cambria"/>
         </w:rPr>
-        <w:t xml:space="preserve">48,801 cumulative students served with CPL awards, surpassing annual targets.</w:t>
+        <w:t xml:space="preserve">48,812 cumulative students served with CPL awards, surpassing annual targets.</w:t>
       </w:r>
     </w:p>
     <w:p>
@@ -239,7 +239,7 @@
           <w:szCs w:val="21"/>
           <w:rFonts w:ascii="Cambria" w:cs="Cambria" w:eastAsia="Cambria" w:hAnsi="Cambria"/>
         </w:rPr>
-        <w:t xml:space="preserve">The Veteran Sprint has uploaded 51 JSTs to MAP, with estimated student savings of $323M and projected 20-year economic impact of $1.31B.</w:t>
+        <w:t xml:space="preserve">The Veteran Sprint has uploaded 52 JSTs to MAP, with estimated student savings of $323M and projected 20-year economic impact of $1.31B.</w:t>
       </w:r>
     </w:p>
     <w:p>
@@ -424,7 +424,7 @@
                 <w:szCs w:val="20"/>
                 <w:rFonts w:ascii="Cambria" w:cs="Cambria" w:eastAsia="Cambria" w:hAnsi="Cambria"/>
               </w:rPr>
-              <w:t xml:space="preserve">48,801</w:t>
+              <w:t xml:space="preserve">48,812</w:t>
             </w:r>
           </w:p>
         </w:tc>
@@ -704,7 +704,7 @@
                 <w:szCs w:val="20"/>
                 <w:rFonts w:ascii="Cambria" w:cs="Cambria" w:eastAsia="Cambria" w:hAnsi="Cambria"/>
               </w:rPr>
-              <w:t xml:space="preserve">51</w:t>
+              <w:t xml:space="preserve">52</w:t>
             </w:r>
           </w:p>
         </w:tc>
@@ -30498,7 +30498,7 @@
           <w:szCs w:val="22"/>
           <w:rFonts w:ascii="Cambria" w:cs="Cambria" w:eastAsia="Cambria" w:hAnsi="Cambria"/>
         </w:rPr>
-        <w:t xml:space="preserve">The CPL Initiative has moved from pilot to scale, demonstrating measurable impact in student access, credit attainment, and system engagement. With 48,801 students served, 12,670 statewide credit recommendations, and 102 actively participating colleges, the initiative has surpassed most 2025–26 benchmarks ahead of schedule.</w:t>
+        <w:t xml:space="preserve">The CPL Initiative has moved from pilot to scale, demonstrating measurable impact in student access, credit attainment, and system engagement. With 48,812 students served, 12,670 statewide credit recommendations, and 102 actively participating colleges, the initiative has surpassed most 2025–26 benchmarks ahead of schedule.</w:t>
       </w:r>
     </w:p>
     <w:p>
@@ -30549,7 +30549,7 @@
           <w:szCs w:val="20"/>
           <w:rFonts w:ascii="Cambria" w:cs="Cambria" w:eastAsia="Cambria" w:hAnsi="Cambria"/>
         </w:rPr>
-        <w:t xml:space="preserve">July 7, 2026</w:t>
+        <w:t xml:space="preserve">July 8, 2026</w:t>
       </w:r>
     </w:p>
     <w:sectPr>
@@ -30586,7 +30586,7 @@
         <w:szCs w:val="14"/>
         <w:rFonts w:ascii="Cambria" w:cs="Cambria" w:eastAsia="Cambria" w:hAnsi="Cambria"/>
       </w:rPr>
-      <w:t xml:space="preserve">Generated July 7, 2026  |  California Community Colleges  |  CPL Initiative</w:t>
+      <w:t xml:space="preserve">Generated July 8, 2026  |  California Community Colleges  |  CPL Initiative</w:t>
     </w:r>
     <w:r>
       <w:rPr>

--- a/reports/CPL_Master_Report.docx
+++ b/reports/CPL_Master_Report.docx
@@ -167,7 +167,7 @@
           <w:szCs w:val="21"/>
           <w:rFonts w:ascii="Cambria" w:cs="Cambria" w:eastAsia="Cambria" w:hAnsi="Cambria"/>
         </w:rPr>
-        <w:t xml:space="preserve">48,812 cumulative students served with CPL awards, surpassing annual targets.</w:t>
+        <w:t xml:space="preserve">48,813 cumulative students served with CPL awards, surpassing annual targets.</w:t>
       </w:r>
     </w:p>
     <w:p>
@@ -424,7 +424,7 @@
                 <w:szCs w:val="20"/>
                 <w:rFonts w:ascii="Cambria" w:cs="Cambria" w:eastAsia="Cambria" w:hAnsi="Cambria"/>
               </w:rPr>
-              <w:t xml:space="preserve">48,812</w:t>
+              <w:t xml:space="preserve">48,813</w:t>
             </w:r>
           </w:p>
         </w:tc>
@@ -30498,7 +30498,7 @@
           <w:szCs w:val="22"/>
           <w:rFonts w:ascii="Cambria" w:cs="Cambria" w:eastAsia="Cambria" w:hAnsi="Cambria"/>
         </w:rPr>
-        <w:t xml:space="preserve">The CPL Initiative has moved from pilot to scale, demonstrating measurable impact in student access, credit attainment, and system engagement. With 48,812 students served, 12,670 statewide credit recommendations, and 102 actively participating colleges, the initiative has surpassed most 2025–26 benchmarks ahead of schedule.</w:t>
+        <w:t xml:space="preserve">The CPL Initiative has moved from pilot to scale, demonstrating measurable impact in student access, credit attainment, and system engagement. With 48,813 students served, 12,670 statewide credit recommendations, and 102 actively participating colleges, the initiative has surpassed most 2025–26 benchmarks ahead of schedule.</w:t>
       </w:r>
     </w:p>
     <w:p>

--- a/reports/CPL_Master_Report.docx
+++ b/reports/CPL_Master_Report.docx
@@ -167,7 +167,7 @@
           <w:szCs w:val="21"/>
           <w:rFonts w:ascii="Cambria" w:cs="Cambria" w:eastAsia="Cambria" w:hAnsi="Cambria"/>
         </w:rPr>
-        <w:t xml:space="preserve">48,813 cumulative students served with CPL awards, surpassing annual targets.</w:t>
+        <w:t xml:space="preserve">48,839 cumulative students served with CPL awards, surpassing annual targets.</w:t>
       </w:r>
     </w:p>
     <w:p>
@@ -221,7 +221,7 @@
           <w:szCs w:val="21"/>
           <w:rFonts w:ascii="Cambria" w:cs="Cambria" w:eastAsia="Cambria" w:hAnsi="Cambria"/>
         </w:rPr>
-        <w:t xml:space="preserve">12,670 statewide credit recommendations, driven by faculty discipline workgroups spanning high-demand fields.</w:t>
+        <w:t xml:space="preserve">12,714 statewide credit recommendations, driven by faculty discipline workgroups spanning high-demand fields.</w:t>
       </w:r>
     </w:p>
     <w:p>
@@ -424,7 +424,7 @@
                 <w:szCs w:val="20"/>
                 <w:rFonts w:ascii="Cambria" w:cs="Cambria" w:eastAsia="Cambria" w:hAnsi="Cambria"/>
               </w:rPr>
-              <w:t xml:space="preserve">48,813</w:t>
+              <w:t xml:space="preserve">48,839</w:t>
             </w:r>
           </w:p>
         </w:tc>
@@ -564,7 +564,7 @@
                 <w:szCs w:val="20"/>
                 <w:rFonts w:ascii="Cambria" w:cs="Cambria" w:eastAsia="Cambria" w:hAnsi="Cambria"/>
               </w:rPr>
-              <w:t xml:space="preserve">12,670</w:t>
+              <w:t xml:space="preserve">12,714</w:t>
             </w:r>
           </w:p>
         </w:tc>
@@ -30498,7 +30498,7 @@
           <w:szCs w:val="22"/>
           <w:rFonts w:ascii="Cambria" w:cs="Cambria" w:eastAsia="Cambria" w:hAnsi="Cambria"/>
         </w:rPr>
-        <w:t xml:space="preserve">The CPL Initiative has moved from pilot to scale, demonstrating measurable impact in student access, credit attainment, and system engagement. With 48,813 students served, 12,670 statewide credit recommendations, and 102 actively participating colleges, the initiative has surpassed most 2025–26 benchmarks ahead of schedule.</w:t>
+        <w:t xml:space="preserve">The CPL Initiative has moved from pilot to scale, demonstrating measurable impact in student access, credit attainment, and system engagement. With 48,839 students served, 12,714 statewide credit recommendations, and 102 actively participating colleges, the initiative has surpassed most 2025–26 benchmarks ahead of schedule.</w:t>
       </w:r>
     </w:p>
     <w:p>

--- a/reports/CPL_Master_Report.docx
+++ b/reports/CPL_Master_Report.docx
@@ -167,7 +167,7 @@
           <w:szCs w:val="21"/>
           <w:rFonts w:ascii="Cambria" w:cs="Cambria" w:eastAsia="Cambria" w:hAnsi="Cambria"/>
         </w:rPr>
-        <w:t xml:space="preserve">48,839 cumulative students served with CPL awards, surpassing annual targets.</w:t>
+        <w:t xml:space="preserve">48,878 cumulative students served with CPL awards, surpassing annual targets.</w:t>
       </w:r>
     </w:p>
     <w:p>
@@ -424,7 +424,7 @@
                 <w:szCs w:val="20"/>
                 <w:rFonts w:ascii="Cambria" w:cs="Cambria" w:eastAsia="Cambria" w:hAnsi="Cambria"/>
               </w:rPr>
-              <w:t xml:space="preserve">48,839</w:t>
+              <w:t xml:space="preserve">48,878</w:t>
             </w:r>
           </w:p>
         </w:tc>
@@ -30498,7 +30498,7 @@
           <w:szCs w:val="22"/>
           <w:rFonts w:ascii="Cambria" w:cs="Cambria" w:eastAsia="Cambria" w:hAnsi="Cambria"/>
         </w:rPr>
-        <w:t xml:space="preserve">The CPL Initiative has moved from pilot to scale, demonstrating measurable impact in student access, credit attainment, and system engagement. With 48,839 students served, 12,714 statewide credit recommendations, and 102 actively participating colleges, the initiative has surpassed most 2025–26 benchmarks ahead of schedule.</w:t>
+        <w:t xml:space="preserve">The CPL Initiative has moved from pilot to scale, demonstrating measurable impact in student access, credit attainment, and system engagement. With 48,878 students served, 12,714 statewide credit recommendations, and 102 actively participating colleges, the initiative has surpassed most 2025–26 benchmarks ahead of schedule.</w:t>
       </w:r>
     </w:p>
     <w:p>

--- a/reports/CPL_Master_Report.docx
+++ b/reports/CPL_Master_Report.docx
@@ -167,7 +167,7 @@
           <w:szCs w:val="21"/>
           <w:rFonts w:ascii="Cambria" w:cs="Cambria" w:eastAsia="Cambria" w:hAnsi="Cambria"/>
         </w:rPr>
-        <w:t xml:space="preserve">48,878 cumulative students served with CPL awards, surpassing annual targets.</w:t>
+        <w:t xml:space="preserve">48,917 cumulative students served with CPL awards, surpassing annual targets.</w:t>
       </w:r>
     </w:p>
     <w:p>
@@ -424,7 +424,7 @@
                 <w:szCs w:val="20"/>
                 <w:rFonts w:ascii="Cambria" w:cs="Cambria" w:eastAsia="Cambria" w:hAnsi="Cambria"/>
               </w:rPr>
-              <w:t xml:space="preserve">48,878</w:t>
+              <w:t xml:space="preserve">48,917</w:t>
             </w:r>
           </w:p>
         </w:tc>
@@ -30498,7 +30498,7 @@
           <w:szCs w:val="22"/>
           <w:rFonts w:ascii="Cambria" w:cs="Cambria" w:eastAsia="Cambria" w:hAnsi="Cambria"/>
         </w:rPr>
-        <w:t xml:space="preserve">The CPL Initiative has moved from pilot to scale, demonstrating measurable impact in student access, credit attainment, and system engagement. With 48,878 students served, 12,714 statewide credit recommendations, and 102 actively participating colleges, the initiative has surpassed most 2025–26 benchmarks ahead of schedule.</w:t>
+        <w:t xml:space="preserve">The CPL Initiative has moved from pilot to scale, demonstrating measurable impact in student access, credit attainment, and system engagement. With 48,917 students served, 12,714 statewide credit recommendations, and 102 actively participating colleges, the initiative has surpassed most 2025–26 benchmarks ahead of schedule.</w:t>
       </w:r>
     </w:p>
     <w:p>

--- a/reports/CPL_Master_Report.docx
+++ b/reports/CPL_Master_Report.docx
@@ -141,7 +141,7 @@
           <w:szCs w:val="22"/>
           <w:rFonts w:ascii="Cambria" w:cs="Cambria" w:eastAsia="Cambria" w:hAnsi="Cambria"/>
         </w:rPr>
-        <w:t xml:space="preserve">As of July 8, 2026, the CPL initiative is ahead of schedule, with most 2025–2026 targets met or exceeded and core infrastructure nearing completion. The work has expanded student access, increased transcripted units, and established the foundation for a permanent, statewide CPL service under Vision 2030.</w:t>
+        <w:t xml:space="preserve">As of July 9, 2026, the CPL initiative is ahead of schedule, with most 2025–2026 targets met or exceeded and core infrastructure nearing completion. The work has expanded student access, increased transcripted units, and established the foundation for a permanent, statewide CPL service under Vision 2030.</w:t>
       </w:r>
     </w:p>
     <w:p>
@@ -167,7 +167,7 @@
           <w:szCs w:val="21"/>
           <w:rFonts w:ascii="Cambria" w:cs="Cambria" w:eastAsia="Cambria" w:hAnsi="Cambria"/>
         </w:rPr>
-        <w:t xml:space="preserve">48,917 cumulative students served with CPL awards, surpassing annual targets.</w:t>
+        <w:t xml:space="preserve">49,020 cumulative students served with CPL awards, surpassing annual targets.</w:t>
       </w:r>
     </w:p>
     <w:p>
@@ -239,7 +239,7 @@
           <w:szCs w:val="21"/>
           <w:rFonts w:ascii="Cambria" w:cs="Cambria" w:eastAsia="Cambria" w:hAnsi="Cambria"/>
         </w:rPr>
-        <w:t xml:space="preserve">The Veteran Sprint has uploaded 52 JSTs to MAP, with estimated student savings of $323M and projected 20-year economic impact of $1.31B.</w:t>
+        <w:t xml:space="preserve">The Veteran Sprint has uploaded 53 JSTs to MAP, with estimated student savings of $323M and projected 20-year economic impact of $1.31B.</w:t>
       </w:r>
     </w:p>
     <w:p>
@@ -424,7 +424,7 @@
                 <w:szCs w:val="20"/>
                 <w:rFonts w:ascii="Cambria" w:cs="Cambria" w:eastAsia="Cambria" w:hAnsi="Cambria"/>
               </w:rPr>
-              <w:t xml:space="preserve">48,917</w:t>
+              <w:t xml:space="preserve">49,020</w:t>
             </w:r>
           </w:p>
         </w:tc>
@@ -704,7 +704,7 @@
                 <w:szCs w:val="20"/>
                 <w:rFonts w:ascii="Cambria" w:cs="Cambria" w:eastAsia="Cambria" w:hAnsi="Cambria"/>
               </w:rPr>
-              <w:t xml:space="preserve">52</w:t>
+              <w:t xml:space="preserve">53</w:t>
             </w:r>
           </w:p>
         </w:tc>
@@ -30498,7 +30498,7 @@
           <w:szCs w:val="22"/>
           <w:rFonts w:ascii="Cambria" w:cs="Cambria" w:eastAsia="Cambria" w:hAnsi="Cambria"/>
         </w:rPr>
-        <w:t xml:space="preserve">The CPL Initiative has moved from pilot to scale, demonstrating measurable impact in student access, credit attainment, and system engagement. With 48,917 students served, 12,714 statewide credit recommendations, and 102 actively participating colleges, the initiative has surpassed most 2025–26 benchmarks ahead of schedule.</w:t>
+        <w:t xml:space="preserve">The CPL Initiative has moved from pilot to scale, demonstrating measurable impact in student access, credit attainment, and system engagement. With 49,020 students served, 12,714 statewide credit recommendations, and 102 actively participating colleges, the initiative has surpassed most 2025–26 benchmarks ahead of schedule.</w:t>
       </w:r>
     </w:p>
     <w:p>
@@ -30549,7 +30549,7 @@
           <w:szCs w:val="20"/>
           <w:rFonts w:ascii="Cambria" w:cs="Cambria" w:eastAsia="Cambria" w:hAnsi="Cambria"/>
         </w:rPr>
-        <w:t xml:space="preserve">July 8, 2026</w:t>
+        <w:t xml:space="preserve">July 9, 2026</w:t>
       </w:r>
     </w:p>
     <w:sectPr>
@@ -30586,7 +30586,7 @@
         <w:szCs w:val="14"/>
         <w:rFonts w:ascii="Cambria" w:cs="Cambria" w:eastAsia="Cambria" w:hAnsi="Cambria"/>
       </w:rPr>
-      <w:t xml:space="preserve">Generated July 8, 2026  |  California Community Colleges  |  CPL Initiative</w:t>
+      <w:t xml:space="preserve">Generated July 9, 2026  |  California Community Colleges  |  CPL Initiative</w:t>
     </w:r>
     <w:r>
       <w:rPr>

--- a/reports/CPL_Master_Report.docx
+++ b/reports/CPL_Master_Report.docx
@@ -167,7 +167,7 @@
           <w:szCs w:val="21"/>
           <w:rFonts w:ascii="Cambria" w:cs="Cambria" w:eastAsia="Cambria" w:hAnsi="Cambria"/>
         </w:rPr>
-        <w:t xml:space="preserve">49,020 cumulative students served with CPL awards, surpassing annual targets.</w:t>
+        <w:t xml:space="preserve">49,023 cumulative students served with CPL awards, surpassing annual targets.</w:t>
       </w:r>
     </w:p>
     <w:p>
@@ -424,7 +424,7 @@
                 <w:szCs w:val="20"/>
                 <w:rFonts w:ascii="Cambria" w:cs="Cambria" w:eastAsia="Cambria" w:hAnsi="Cambria"/>
               </w:rPr>
-              <w:t xml:space="preserve">49,020</w:t>
+              <w:t xml:space="preserve">49,023</w:t>
             </w:r>
           </w:p>
         </w:tc>
@@ -30498,7 +30498,7 @@
           <w:szCs w:val="22"/>
           <w:rFonts w:ascii="Cambria" w:cs="Cambria" w:eastAsia="Cambria" w:hAnsi="Cambria"/>
         </w:rPr>
-        <w:t xml:space="preserve">The CPL Initiative has moved from pilot to scale, demonstrating measurable impact in student access, credit attainment, and system engagement. With 49,020 students served, 12,714 statewide credit recommendations, and 102 actively participating colleges, the initiative has surpassed most 2025–26 benchmarks ahead of schedule.</w:t>
+        <w:t xml:space="preserve">The CPL Initiative has moved from pilot to scale, demonstrating measurable impact in student access, credit attainment, and system engagement. With 49,023 students served, 12,714 statewide credit recommendations, and 102 actively participating colleges, the initiative has surpassed most 2025–26 benchmarks ahead of schedule.</w:t>
       </w:r>
     </w:p>
     <w:p>

--- a/reports/CPL_Master_Report.docx
+++ b/reports/CPL_Master_Report.docx
@@ -167,7 +167,7 @@
           <w:szCs w:val="21"/>
           <w:rFonts w:ascii="Cambria" w:cs="Cambria" w:eastAsia="Cambria" w:hAnsi="Cambria"/>
         </w:rPr>
-        <w:t xml:space="preserve">49,023 cumulative students served with CPL awards, surpassing annual targets.</w:t>
+        <w:t xml:space="preserve">49,026 cumulative students served with CPL awards, surpassing annual targets.</w:t>
       </w:r>
     </w:p>
     <w:p>
@@ -424,7 +424,7 @@
                 <w:szCs w:val="20"/>
                 <w:rFonts w:ascii="Cambria" w:cs="Cambria" w:eastAsia="Cambria" w:hAnsi="Cambria"/>
               </w:rPr>
-              <w:t xml:space="preserve">49,023</w:t>
+              <w:t xml:space="preserve">49,026</w:t>
             </w:r>
           </w:p>
         </w:tc>
@@ -30498,7 +30498,7 @@
           <w:szCs w:val="22"/>
           <w:rFonts w:ascii="Cambria" w:cs="Cambria" w:eastAsia="Cambria" w:hAnsi="Cambria"/>
         </w:rPr>
-        <w:t xml:space="preserve">The CPL Initiative has moved from pilot to scale, demonstrating measurable impact in student access, credit attainment, and system engagement. With 49,023 students served, 12,714 statewide credit recommendations, and 102 actively participating colleges, the initiative has surpassed most 2025–26 benchmarks ahead of schedule.</w:t>
+        <w:t xml:space="preserve">The CPL Initiative has moved from pilot to scale, demonstrating measurable impact in student access, credit attainment, and system engagement. With 49,026 students served, 12,714 statewide credit recommendations, and 102 actively participating colleges, the initiative has surpassed most 2025–26 benchmarks ahead of schedule.</w:t>
       </w:r>
     </w:p>
     <w:p>

--- a/reports/CPL_Master_Report.docx
+++ b/reports/CPL_Master_Report.docx
@@ -167,7 +167,7 @@
           <w:szCs w:val="21"/>
           <w:rFonts w:ascii="Cambria" w:cs="Cambria" w:eastAsia="Cambria" w:hAnsi="Cambria"/>
         </w:rPr>
-        <w:t xml:space="preserve">49,026 cumulative students served with CPL awards, surpassing annual targets.</w:t>
+        <w:t xml:space="preserve">49,187 cumulative students served with CPL awards, surpassing annual targets.</w:t>
       </w:r>
     </w:p>
     <w:p>
@@ -424,7 +424,7 @@
                 <w:szCs w:val="20"/>
                 <w:rFonts w:ascii="Cambria" w:cs="Cambria" w:eastAsia="Cambria" w:hAnsi="Cambria"/>
               </w:rPr>
-              <w:t xml:space="preserve">49,026</w:t>
+              <w:t xml:space="preserve">49,187</w:t>
             </w:r>
           </w:p>
         </w:tc>
@@ -30498,7 +30498,7 @@
           <w:szCs w:val="22"/>
           <w:rFonts w:ascii="Cambria" w:cs="Cambria" w:eastAsia="Cambria" w:hAnsi="Cambria"/>
         </w:rPr>
-        <w:t xml:space="preserve">The CPL Initiative has moved from pilot to scale, demonstrating measurable impact in student access, credit attainment, and system engagement. With 49,026 students served, 12,714 statewide credit recommendations, and 102 actively participating colleges, the initiative has surpassed most 2025–26 benchmarks ahead of schedule.</w:t>
+        <w:t xml:space="preserve">The CPL Initiative has moved from pilot to scale, demonstrating measurable impact in student access, credit attainment, and system engagement. With 49,187 students served, 12,714 statewide credit recommendations, and 102 actively participating colleges, the initiative has surpassed most 2025–26 benchmarks ahead of schedule.</w:t>
       </w:r>
     </w:p>
     <w:p>

--- a/reports/CPL_Master_Report.docx
+++ b/reports/CPL_Master_Report.docx
@@ -167,7 +167,7 @@
           <w:szCs w:val="21"/>
           <w:rFonts w:ascii="Cambria" w:cs="Cambria" w:eastAsia="Cambria" w:hAnsi="Cambria"/>
         </w:rPr>
-        <w:t xml:space="preserve">49,187 cumulative students served with CPL awards, surpassing annual targets.</w:t>
+        <w:t xml:space="preserve">49,227 cumulative students served with CPL awards, surpassing annual targets.</w:t>
       </w:r>
     </w:p>
     <w:p>
@@ -221,7 +221,7 @@
           <w:szCs w:val="21"/>
           <w:rFonts w:ascii="Cambria" w:cs="Cambria" w:eastAsia="Cambria" w:hAnsi="Cambria"/>
         </w:rPr>
-        <w:t xml:space="preserve">12,714 statewide credit recommendations, driven by faculty discipline workgroups spanning high-demand fields.</w:t>
+        <w:t xml:space="preserve">12,749 statewide credit recommendations, driven by faculty discipline workgroups spanning high-demand fields.</w:t>
       </w:r>
     </w:p>
     <w:p>
@@ -424,7 +424,7 @@
                 <w:szCs w:val="20"/>
                 <w:rFonts w:ascii="Cambria" w:cs="Cambria" w:eastAsia="Cambria" w:hAnsi="Cambria"/>
               </w:rPr>
-              <w:t xml:space="preserve">49,187</w:t>
+              <w:t xml:space="preserve">49,227</w:t>
             </w:r>
           </w:p>
         </w:tc>
@@ -564,7 +564,7 @@
                 <w:szCs w:val="20"/>
                 <w:rFonts w:ascii="Cambria" w:cs="Cambria" w:eastAsia="Cambria" w:hAnsi="Cambria"/>
               </w:rPr>
-              <w:t xml:space="preserve">12,714</w:t>
+              <w:t xml:space="preserve">12,749</w:t>
             </w:r>
           </w:p>
         </w:tc>
@@ -30498,7 +30498,7 @@
           <w:szCs w:val="22"/>
           <w:rFonts w:ascii="Cambria" w:cs="Cambria" w:eastAsia="Cambria" w:hAnsi="Cambria"/>
         </w:rPr>
-        <w:t xml:space="preserve">The CPL Initiative has moved from pilot to scale, demonstrating measurable impact in student access, credit attainment, and system engagement. With 49,187 students served, 12,714 statewide credit recommendations, and 102 actively participating colleges, the initiative has surpassed most 2025–26 benchmarks ahead of schedule.</w:t>
+        <w:t xml:space="preserve">The CPL Initiative has moved from pilot to scale, demonstrating measurable impact in student access, credit attainment, and system engagement. With 49,227 students served, 12,749 statewide credit recommendations, and 102 actively participating colleges, the initiative has surpassed most 2025–26 benchmarks ahead of schedule.</w:t>
       </w:r>
     </w:p>
     <w:p>

--- a/reports/CPL_Master_Report.docx
+++ b/reports/CPL_Master_Report.docx
@@ -167,7 +167,7 @@
           <w:szCs w:val="21"/>
           <w:rFonts w:ascii="Cambria" w:cs="Cambria" w:eastAsia="Cambria" w:hAnsi="Cambria"/>
         </w:rPr>
-        <w:t xml:space="preserve">49,227 cumulative students served with CPL awards, surpassing annual targets.</w:t>
+        <w:t xml:space="preserve">49,229 cumulative students served with CPL awards, surpassing annual targets.</w:t>
       </w:r>
     </w:p>
     <w:p>
@@ -424,7 +424,7 @@
                 <w:szCs w:val="20"/>
                 <w:rFonts w:ascii="Cambria" w:cs="Cambria" w:eastAsia="Cambria" w:hAnsi="Cambria"/>
               </w:rPr>
-              <w:t xml:space="preserve">49,227</w:t>
+              <w:t xml:space="preserve">49,229</w:t>
             </w:r>
           </w:p>
         </w:tc>
@@ -30498,7 +30498,7 @@
           <w:szCs w:val="22"/>
           <w:rFonts w:ascii="Cambria" w:cs="Cambria" w:eastAsia="Cambria" w:hAnsi="Cambria"/>
         </w:rPr>
-        <w:t xml:space="preserve">The CPL Initiative has moved from pilot to scale, demonstrating measurable impact in student access, credit attainment, and system engagement. With 49,227 students served, 12,749 statewide credit recommendations, and 102 actively participating colleges, the initiative has surpassed most 2025–26 benchmarks ahead of schedule.</w:t>
+        <w:t xml:space="preserve">The CPL Initiative has moved from pilot to scale, demonstrating measurable impact in student access, credit attainment, and system engagement. With 49,229 students served, 12,749 statewide credit recommendations, and 102 actively participating colleges, the initiative has surpassed most 2025–26 benchmarks ahead of schedule.</w:t>
       </w:r>
     </w:p>
     <w:p>

--- a/reports/CPL_Master_Report.docx
+++ b/reports/CPL_Master_Report.docx
@@ -141,7 +141,7 @@
           <w:szCs w:val="22"/>
           <w:rFonts w:ascii="Cambria" w:cs="Cambria" w:eastAsia="Cambria" w:hAnsi="Cambria"/>
         </w:rPr>
-        <w:t xml:space="preserve">As of July 9, 2026, the CPL initiative is ahead of schedule, with most 2025–2026 targets met or exceeded and core infrastructure nearing completion. The work has expanded student access, increased transcripted units, and established the foundation for a permanent, statewide CPL service under Vision 2030.</w:t>
+        <w:t xml:space="preserve">As of July 10, 2026, the CPL initiative is ahead of schedule, with most 2025–2026 targets met or exceeded and core infrastructure nearing completion. The work has expanded student access, increased transcripted units, and established the foundation for a permanent, statewide CPL service under Vision 2030.</w:t>
       </w:r>
     </w:p>
     <w:p>
@@ -167,7 +167,7 @@
           <w:szCs w:val="21"/>
           <w:rFonts w:ascii="Cambria" w:cs="Cambria" w:eastAsia="Cambria" w:hAnsi="Cambria"/>
         </w:rPr>
-        <w:t xml:space="preserve">49,229 cumulative students served with CPL awards, surpassing annual targets.</w:t>
+        <w:t xml:space="preserve">49,231 cumulative students served with CPL awards, surpassing annual targets.</w:t>
       </w:r>
     </w:p>
     <w:p>
@@ -424,7 +424,7 @@
                 <w:szCs w:val="20"/>
                 <w:rFonts w:ascii="Cambria" w:cs="Cambria" w:eastAsia="Cambria" w:hAnsi="Cambria"/>
               </w:rPr>
-              <w:t xml:space="preserve">49,229</w:t>
+              <w:t xml:space="preserve">49,231</w:t>
             </w:r>
           </w:p>
         </w:tc>
@@ -30498,7 +30498,7 @@
           <w:szCs w:val="22"/>
           <w:rFonts w:ascii="Cambria" w:cs="Cambria" w:eastAsia="Cambria" w:hAnsi="Cambria"/>
         </w:rPr>
-        <w:t xml:space="preserve">The CPL Initiative has moved from pilot to scale, demonstrating measurable impact in student access, credit attainment, and system engagement. With 49,229 students served, 12,749 statewide credit recommendations, and 102 actively participating colleges, the initiative has surpassed most 2025–26 benchmarks ahead of schedule.</w:t>
+        <w:t xml:space="preserve">The CPL Initiative has moved from pilot to scale, demonstrating measurable impact in student access, credit attainment, and system engagement. With 49,231 students served, 12,749 statewide credit recommendations, and 102 actively participating colleges, the initiative has surpassed most 2025–26 benchmarks ahead of schedule.</w:t>
       </w:r>
     </w:p>
     <w:p>
@@ -30549,7 +30549,7 @@
           <w:szCs w:val="20"/>
           <w:rFonts w:ascii="Cambria" w:cs="Cambria" w:eastAsia="Cambria" w:hAnsi="Cambria"/>
         </w:rPr>
-        <w:t xml:space="preserve">July 9, 2026</w:t>
+        <w:t xml:space="preserve">July 10, 2026</w:t>
       </w:r>
     </w:p>
     <w:sectPr>
@@ -30586,7 +30586,7 @@
         <w:szCs w:val="14"/>
         <w:rFonts w:ascii="Cambria" w:cs="Cambria" w:eastAsia="Cambria" w:hAnsi="Cambria"/>
       </w:rPr>
-      <w:t xml:space="preserve">Generated July 9, 2026  |  California Community Colleges  |  CPL Initiative</w:t>
+      <w:t xml:space="preserve">Generated July 10, 2026  |  California Community Colleges  |  CPL Initiative</w:t>
     </w:r>
     <w:r>
       <w:rPr>

--- a/reports/CPL_Master_Report.docx
+++ b/reports/CPL_Master_Report.docx
@@ -167,7 +167,7 @@
           <w:szCs w:val="21"/>
           <w:rFonts w:ascii="Cambria" w:cs="Cambria" w:eastAsia="Cambria" w:hAnsi="Cambria"/>
         </w:rPr>
-        <w:t xml:space="preserve">49,231 cumulative students served with CPL awards, surpassing annual targets.</w:t>
+        <w:t xml:space="preserve">49,243 cumulative students served with CPL awards, surpassing annual targets.</w:t>
       </w:r>
     </w:p>
     <w:p>
@@ -424,7 +424,7 @@
                 <w:szCs w:val="20"/>
                 <w:rFonts w:ascii="Cambria" w:cs="Cambria" w:eastAsia="Cambria" w:hAnsi="Cambria"/>
               </w:rPr>
-              <w:t xml:space="preserve">49,231</w:t>
+              <w:t xml:space="preserve">49,243</w:t>
             </w:r>
           </w:p>
         </w:tc>
@@ -30498,7 +30498,7 @@
           <w:szCs w:val="22"/>
           <w:rFonts w:ascii="Cambria" w:cs="Cambria" w:eastAsia="Cambria" w:hAnsi="Cambria"/>
         </w:rPr>
-        <w:t xml:space="preserve">The CPL Initiative has moved from pilot to scale, demonstrating measurable impact in student access, credit attainment, and system engagement. With 49,231 students served, 12,749 statewide credit recommendations, and 102 actively participating colleges, the initiative has surpassed most 2025–26 benchmarks ahead of schedule.</w:t>
+        <w:t xml:space="preserve">The CPL Initiative has moved from pilot to scale, demonstrating measurable impact in student access, credit attainment, and system engagement. With 49,243 students served, 12,749 statewide credit recommendations, and 102 actively participating colleges, the initiative has surpassed most 2025–26 benchmarks ahead of schedule.</w:t>
       </w:r>
     </w:p>
     <w:p>

--- a/reports/CPL_Master_Report.docx
+++ b/reports/CPL_Master_Report.docx
@@ -141,7 +141,7 @@
           <w:szCs w:val="22"/>
           <w:rFonts w:ascii="Cambria" w:cs="Cambria" w:eastAsia="Cambria" w:hAnsi="Cambria"/>
         </w:rPr>
-        <w:t xml:space="preserve">As of July 10, 2026, the CPL initiative is ahead of schedule, with most 2025–2026 targets met or exceeded and core infrastructure nearing completion. The work has expanded student access, increased transcripted units, and established the foundation for a permanent, statewide CPL service under Vision 2030.</w:t>
+        <w:t xml:space="preserve">As of July 11, 2026, the CPL initiative is ahead of schedule, with most 2025–2026 targets met or exceeded and core infrastructure nearing completion. The work has expanded student access, increased transcripted units, and established the foundation for a permanent, statewide CPL service under Vision 2030.</w:t>
       </w:r>
     </w:p>
     <w:p>
@@ -167,7 +167,7 @@
           <w:szCs w:val="21"/>
           <w:rFonts w:ascii="Cambria" w:cs="Cambria" w:eastAsia="Cambria" w:hAnsi="Cambria"/>
         </w:rPr>
-        <w:t xml:space="preserve">49,243 cumulative students served with CPL awards, surpassing annual targets.</w:t>
+        <w:t xml:space="preserve">49,347 cumulative students served with CPL awards, surpassing annual targets.</w:t>
       </w:r>
     </w:p>
     <w:p>
@@ -221,7 +221,7 @@
           <w:szCs w:val="21"/>
           <w:rFonts w:ascii="Cambria" w:cs="Cambria" w:eastAsia="Cambria" w:hAnsi="Cambria"/>
         </w:rPr>
-        <w:t xml:space="preserve">12,749 statewide credit recommendations, driven by faculty discipline workgroups spanning high-demand fields.</w:t>
+        <w:t xml:space="preserve">12,786 statewide credit recommendations, driven by faculty discipline workgroups spanning high-demand fields.</w:t>
       </w:r>
     </w:p>
     <w:p>
@@ -239,7 +239,7 @@
           <w:szCs w:val="21"/>
           <w:rFonts w:ascii="Cambria" w:cs="Cambria" w:eastAsia="Cambria" w:hAnsi="Cambria"/>
         </w:rPr>
-        <w:t xml:space="preserve">The Veteran Sprint has uploaded 53 JSTs to MAP, with estimated student savings of $323M and projected 20-year economic impact of $1.31B.</w:t>
+        <w:t xml:space="preserve">The Veteran Sprint has uploaded 54 JSTs to MAP, with estimated student savings of $323M and projected 20-year economic impact of $1.31B.</w:t>
       </w:r>
     </w:p>
     <w:p>
@@ -424,7 +424,7 @@
                 <w:szCs w:val="20"/>
                 <w:rFonts w:ascii="Cambria" w:cs="Cambria" w:eastAsia="Cambria" w:hAnsi="Cambria"/>
               </w:rPr>
-              <w:t xml:space="preserve">49,243</w:t>
+              <w:t xml:space="preserve">49,347</w:t>
             </w:r>
           </w:p>
         </w:tc>
@@ -564,7 +564,7 @@
                 <w:szCs w:val="20"/>
                 <w:rFonts w:ascii="Cambria" w:cs="Cambria" w:eastAsia="Cambria" w:hAnsi="Cambria"/>
               </w:rPr>
-              <w:t xml:space="preserve">12,749</w:t>
+              <w:t xml:space="preserve">12,786</w:t>
             </w:r>
           </w:p>
         </w:tc>
@@ -704,7 +704,7 @@
                 <w:szCs w:val="20"/>
                 <w:rFonts w:ascii="Cambria" w:cs="Cambria" w:eastAsia="Cambria" w:hAnsi="Cambria"/>
               </w:rPr>
-              <w:t xml:space="preserve">53</w:t>
+              <w:t xml:space="preserve">54</w:t>
             </w:r>
           </w:p>
         </w:tc>
@@ -30498,7 +30498,7 @@
           <w:szCs w:val="22"/>
           <w:rFonts w:ascii="Cambria" w:cs="Cambria" w:eastAsia="Cambria" w:hAnsi="Cambria"/>
         </w:rPr>
-        <w:t xml:space="preserve">The CPL Initiative has moved from pilot to scale, demonstrating measurable impact in student access, credit attainment, and system engagement. With 49,243 students served, 12,749 statewide credit recommendations, and 102 actively participating colleges, the initiative has surpassed most 2025–26 benchmarks ahead of schedule.</w:t>
+        <w:t xml:space="preserve">The CPL Initiative has moved from pilot to scale, demonstrating measurable impact in student access, credit attainment, and system engagement. With 49,347 students served, 12,786 statewide credit recommendations, and 102 actively participating colleges, the initiative has surpassed most 2025–26 benchmarks ahead of schedule.</w:t>
       </w:r>
     </w:p>
     <w:p>
@@ -30549,7 +30549,7 @@
           <w:szCs w:val="20"/>
           <w:rFonts w:ascii="Cambria" w:cs="Cambria" w:eastAsia="Cambria" w:hAnsi="Cambria"/>
         </w:rPr>
-        <w:t xml:space="preserve">July 10, 2026</w:t>
+        <w:t xml:space="preserve">July 11, 2026</w:t>
       </w:r>
     </w:p>
     <w:sectPr>
@@ -30586,7 +30586,7 @@
         <w:szCs w:val="14"/>
         <w:rFonts w:ascii="Cambria" w:cs="Cambria" w:eastAsia="Cambria" w:hAnsi="Cambria"/>
       </w:rPr>
-      <w:t xml:space="preserve">Generated July 10, 2026  |  California Community Colleges  |  CPL Initiative</w:t>
+      <w:t xml:space="preserve">Generated July 11, 2026  |  California Community Colleges  |  CPL Initiative</w:t>
     </w:r>
     <w:r>
       <w:rPr>

--- a/reports/CPL_Master_Report.docx
+++ b/reports/CPL_Master_Report.docx
@@ -141,7 +141,7 @@
           <w:szCs w:val="22"/>
           <w:rFonts w:ascii="Cambria" w:cs="Cambria" w:eastAsia="Cambria" w:hAnsi="Cambria"/>
         </w:rPr>
-        <w:t xml:space="preserve">As of July 11, 2026, the CPL initiative is ahead of schedule, with most 2025–2026 targets met or exceeded and core infrastructure nearing completion. The work has expanded student access, increased transcripted units, and established the foundation for a permanent, statewide CPL service under Vision 2030.</w:t>
+        <w:t xml:space="preserve">As of July 12, 2026, the CPL initiative is ahead of schedule, with most 2025–2026 targets met or exceeded and core infrastructure nearing completion. The work has expanded student access, increased transcripted units, and established the foundation for a permanent, statewide CPL service under Vision 2030.</w:t>
       </w:r>
     </w:p>
     <w:p>
@@ -221,7 +221,7 @@
           <w:szCs w:val="21"/>
           <w:rFonts w:ascii="Cambria" w:cs="Cambria" w:eastAsia="Cambria" w:hAnsi="Cambria"/>
         </w:rPr>
-        <w:t xml:space="preserve">12,786 statewide credit recommendations, driven by faculty discipline workgroups spanning high-demand fields.</w:t>
+        <w:t xml:space="preserve">12,795 statewide credit recommendations, driven by faculty discipline workgroups spanning high-demand fields.</w:t>
       </w:r>
     </w:p>
     <w:p>
@@ -564,7 +564,7 @@
                 <w:szCs w:val="20"/>
                 <w:rFonts w:ascii="Cambria" w:cs="Cambria" w:eastAsia="Cambria" w:hAnsi="Cambria"/>
               </w:rPr>
-              <w:t xml:space="preserve">12,786</w:t>
+              <w:t xml:space="preserve">12,795</w:t>
             </w:r>
           </w:p>
         </w:tc>
@@ -30498,7 +30498,7 @@
           <w:szCs w:val="22"/>
           <w:rFonts w:ascii="Cambria" w:cs="Cambria" w:eastAsia="Cambria" w:hAnsi="Cambria"/>
         </w:rPr>
-        <w:t xml:space="preserve">The CPL Initiative has moved from pilot to scale, demonstrating measurable impact in student access, credit attainment, and system engagement. With 49,347 students served, 12,786 statewide credit recommendations, and 102 actively participating colleges, the initiative has surpassed most 2025–26 benchmarks ahead of schedule.</w:t>
+        <w:t xml:space="preserve">The CPL Initiative has moved from pilot to scale, demonstrating measurable impact in student access, credit attainment, and system engagement. With 49,347 students served, 12,795 statewide credit recommendations, and 102 actively participating colleges, the initiative has surpassed most 2025–26 benchmarks ahead of schedule.</w:t>
       </w:r>
     </w:p>
     <w:p>
@@ -30549,7 +30549,7 @@
           <w:szCs w:val="20"/>
           <w:rFonts w:ascii="Cambria" w:cs="Cambria" w:eastAsia="Cambria" w:hAnsi="Cambria"/>
         </w:rPr>
-        <w:t xml:space="preserve">July 11, 2026</w:t>
+        <w:t xml:space="preserve">July 12, 2026</w:t>
       </w:r>
     </w:p>
     <w:sectPr>
@@ -30586,7 +30586,7 @@
         <w:szCs w:val="14"/>
         <w:rFonts w:ascii="Cambria" w:cs="Cambria" w:eastAsia="Cambria" w:hAnsi="Cambria"/>
       </w:rPr>
-      <w:t xml:space="preserve">Generated July 11, 2026  |  California Community Colleges  |  CPL Initiative</w:t>
+      <w:t xml:space="preserve">Generated July 12, 2026  |  California Community Colleges  |  CPL Initiative</w:t>
     </w:r>
     <w:r>
       <w:rPr>

--- a/reports/CPL_Master_Report.docx
+++ b/reports/CPL_Master_Report.docx
@@ -141,7 +141,7 @@
           <w:szCs w:val="22"/>
           <w:rFonts w:ascii="Cambria" w:cs="Cambria" w:eastAsia="Cambria" w:hAnsi="Cambria"/>
         </w:rPr>
-        <w:t xml:space="preserve">As of July 12, 2026, the CPL initiative is ahead of schedule, with most 2025–2026 targets met or exceeded and core infrastructure nearing completion. The work has expanded student access, increased transcripted units, and established the foundation for a permanent, statewide CPL service under Vision 2030.</w:t>
+        <w:t xml:space="preserve">As of July 13, 2026, the CPL initiative is ahead of schedule, with most 2025–2026 targets met or exceeded and core infrastructure nearing completion. The work has expanded student access, increased transcripted units, and established the foundation for a permanent, statewide CPL service under Vision 2030.</w:t>
       </w:r>
     </w:p>
     <w:p>
@@ -167,7 +167,7 @@
           <w:szCs w:val="21"/>
           <w:rFonts w:ascii="Cambria" w:cs="Cambria" w:eastAsia="Cambria" w:hAnsi="Cambria"/>
         </w:rPr>
-        <w:t xml:space="preserve">49,347 cumulative students served with CPL awards, surpassing annual targets.</w:t>
+        <w:t xml:space="preserve">49,348 cumulative students served with CPL awards, surpassing annual targets.</w:t>
       </w:r>
     </w:p>
     <w:p>
@@ -221,7 +221,7 @@
           <w:szCs w:val="21"/>
           <w:rFonts w:ascii="Cambria" w:cs="Cambria" w:eastAsia="Cambria" w:hAnsi="Cambria"/>
         </w:rPr>
-        <w:t xml:space="preserve">12,795 statewide credit recommendations, driven by faculty discipline workgroups spanning high-demand fields.</w:t>
+        <w:t xml:space="preserve">12,818 statewide credit recommendations, driven by faculty discipline workgroups spanning high-demand fields.</w:t>
       </w:r>
     </w:p>
     <w:p>
@@ -424,7 +424,7 @@
                 <w:szCs w:val="20"/>
                 <w:rFonts w:ascii="Cambria" w:cs="Cambria" w:eastAsia="Cambria" w:hAnsi="Cambria"/>
               </w:rPr>
-              <w:t xml:space="preserve">49,347</w:t>
+              <w:t xml:space="preserve">49,348</w:t>
             </w:r>
           </w:p>
         </w:tc>
@@ -564,7 +564,7 @@
                 <w:szCs w:val="20"/>
                 <w:rFonts w:ascii="Cambria" w:cs="Cambria" w:eastAsia="Cambria" w:hAnsi="Cambria"/>
               </w:rPr>
-              <w:t xml:space="preserve">12,795</w:t>
+              <w:t xml:space="preserve">12,818</w:t>
             </w:r>
           </w:p>
         </w:tc>
@@ -30498,7 +30498,7 @@
           <w:szCs w:val="22"/>
           <w:rFonts w:ascii="Cambria" w:cs="Cambria" w:eastAsia="Cambria" w:hAnsi="Cambria"/>
         </w:rPr>
-        <w:t xml:space="preserve">The CPL Initiative has moved from pilot to scale, demonstrating measurable impact in student access, credit attainment, and system engagement. With 49,347 students served, 12,795 statewide credit recommendations, and 102 actively participating colleges, the initiative has surpassed most 2025–26 benchmarks ahead of schedule.</w:t>
+        <w:t xml:space="preserve">The CPL Initiative has moved from pilot to scale, demonstrating measurable impact in student access, credit attainment, and system engagement. With 49,348 students served, 12,818 statewide credit recommendations, and 102 actively participating colleges, the initiative has surpassed most 2025–26 benchmarks ahead of schedule.</w:t>
       </w:r>
     </w:p>
     <w:p>
@@ -30549,7 +30549,7 @@
           <w:szCs w:val="20"/>
           <w:rFonts w:ascii="Cambria" w:cs="Cambria" w:eastAsia="Cambria" w:hAnsi="Cambria"/>
         </w:rPr>
-        <w:t xml:space="preserve">July 12, 2026</w:t>
+        <w:t xml:space="preserve">July 13, 2026</w:t>
       </w:r>
     </w:p>
     <w:sectPr>
@@ -30586,7 +30586,7 @@
         <w:szCs w:val="14"/>
         <w:rFonts w:ascii="Cambria" w:cs="Cambria" w:eastAsia="Cambria" w:hAnsi="Cambria"/>
       </w:rPr>
-      <w:t xml:space="preserve">Generated July 12, 2026  |  California Community Colleges  |  CPL Initiative</w:t>
+      <w:t xml:space="preserve">Generated July 13, 2026  |  California Community Colleges  |  CPL Initiative</w:t>
     </w:r>
     <w:r>
       <w:rPr>

--- a/reports/CPL_Master_Report.docx
+++ b/reports/CPL_Master_Report.docx
@@ -221,7 +221,7 @@
           <w:szCs w:val="21"/>
           <w:rFonts w:ascii="Cambria" w:cs="Cambria" w:eastAsia="Cambria" w:hAnsi="Cambria"/>
         </w:rPr>
-        <w:t xml:space="preserve">12,818 statewide credit recommendations, driven by faculty discipline workgroups spanning high-demand fields.</w:t>
+        <w:t xml:space="preserve">12,830 statewide credit recommendations, driven by faculty discipline workgroups spanning high-demand fields.</w:t>
       </w:r>
     </w:p>
     <w:p>
@@ -564,7 +564,7 @@
                 <w:szCs w:val="20"/>
                 <w:rFonts w:ascii="Cambria" w:cs="Cambria" w:eastAsia="Cambria" w:hAnsi="Cambria"/>
               </w:rPr>
-              <w:t xml:space="preserve">12,818</w:t>
+              <w:t xml:space="preserve">12,830</w:t>
             </w:r>
           </w:p>
         </w:tc>
@@ -30498,7 +30498,7 @@
           <w:szCs w:val="22"/>
           <w:rFonts w:ascii="Cambria" w:cs="Cambria" w:eastAsia="Cambria" w:hAnsi="Cambria"/>
         </w:rPr>
-        <w:t xml:space="preserve">The CPL Initiative has moved from pilot to scale, demonstrating measurable impact in student access, credit attainment, and system engagement. With 49,348 students served, 12,818 statewide credit recommendations, and 102 actively participating colleges, the initiative has surpassed most 2025–26 benchmarks ahead of schedule.</w:t>
+        <w:t xml:space="preserve">The CPL Initiative has moved from pilot to scale, demonstrating measurable impact in student access, credit attainment, and system engagement. With 49,348 students served, 12,830 statewide credit recommendations, and 102 actively participating colleges, the initiative has surpassed most 2025–26 benchmarks ahead of schedule.</w:t>
       </w:r>
     </w:p>
     <w:p>

--- a/reports/CPL_Master_Report.docx
+++ b/reports/CPL_Master_Report.docx
@@ -167,7 +167,7 @@
           <w:szCs w:val="21"/>
           <w:rFonts w:ascii="Cambria" w:cs="Cambria" w:eastAsia="Cambria" w:hAnsi="Cambria"/>
         </w:rPr>
-        <w:t xml:space="preserve">49,348 cumulative students served with CPL awards, surpassing annual targets.</w:t>
+        <w:t xml:space="preserve">49,385 cumulative students served with CPL awards, surpassing annual targets.</w:t>
       </w:r>
     </w:p>
     <w:p>
@@ -221,7 +221,7 @@
           <w:szCs w:val="21"/>
           <w:rFonts w:ascii="Cambria" w:cs="Cambria" w:eastAsia="Cambria" w:hAnsi="Cambria"/>
         </w:rPr>
-        <w:t xml:space="preserve">12,830 statewide credit recommendations, driven by faculty discipline workgroups spanning high-demand fields.</w:t>
+        <w:t xml:space="preserve">12,844 statewide credit recommendations, driven by faculty discipline workgroups spanning high-demand fields.</w:t>
       </w:r>
     </w:p>
     <w:p>
@@ -424,7 +424,7 @@
                 <w:szCs w:val="20"/>
                 <w:rFonts w:ascii="Cambria" w:cs="Cambria" w:eastAsia="Cambria" w:hAnsi="Cambria"/>
               </w:rPr>
-              <w:t xml:space="preserve">49,348</w:t>
+              <w:t xml:space="preserve">49,385</w:t>
             </w:r>
           </w:p>
         </w:tc>
@@ -564,7 +564,7 @@
                 <w:szCs w:val="20"/>
                 <w:rFonts w:ascii="Cambria" w:cs="Cambria" w:eastAsia="Cambria" w:hAnsi="Cambria"/>
               </w:rPr>
-              <w:t xml:space="preserve">12,830</w:t>
+              <w:t xml:space="preserve">12,844</w:t>
             </w:r>
           </w:p>
         </w:tc>
@@ -30498,7 +30498,7 @@
           <w:szCs w:val="22"/>
           <w:rFonts w:ascii="Cambria" w:cs="Cambria" w:eastAsia="Cambria" w:hAnsi="Cambria"/>
         </w:rPr>
-        <w:t xml:space="preserve">The CPL Initiative has moved from pilot to scale, demonstrating measurable impact in student access, credit attainment, and system engagement. With 49,348 students served, 12,830 statewide credit recommendations, and 102 actively participating colleges, the initiative has surpassed most 2025–26 benchmarks ahead of schedule.</w:t>
+        <w:t xml:space="preserve">The CPL Initiative has moved from pilot to scale, demonstrating measurable impact in student access, credit attainment, and system engagement. With 49,385 students served, 12,844 statewide credit recommendations, and 102 actively participating colleges, the initiative has surpassed most 2025–26 benchmarks ahead of schedule.</w:t>
       </w:r>
     </w:p>
     <w:p>

--- a/reports/CPL_Master_Report.docx
+++ b/reports/CPL_Master_Report.docx
@@ -141,7 +141,7 @@
           <w:szCs w:val="22"/>
           <w:rFonts w:ascii="Cambria" w:cs="Cambria" w:eastAsia="Cambria" w:hAnsi="Cambria"/>
         </w:rPr>
-        <w:t xml:space="preserve">As of July 13, 2026, the CPL initiative is ahead of schedule, with most 2025–2026 targets met or exceeded and core infrastructure nearing completion. The work has expanded student access, increased transcripted units, and established the foundation for a permanent, statewide CPL service under Vision 2030.</w:t>
+        <w:t xml:space="preserve">As of July 14, 2026, the CPL initiative is ahead of schedule, with most 2025–2026 targets met or exceeded and core infrastructure nearing completion. The work has expanded student access, increased transcripted units, and established the foundation for a permanent, statewide CPL service under Vision 2030.</w:t>
       </w:r>
     </w:p>
     <w:p>
@@ -167,7 +167,7 @@
           <w:szCs w:val="21"/>
           <w:rFonts w:ascii="Cambria" w:cs="Cambria" w:eastAsia="Cambria" w:hAnsi="Cambria"/>
         </w:rPr>
-        <w:t xml:space="preserve">49,385 cumulative students served with CPL awards, surpassing annual targets.</w:t>
+        <w:t xml:space="preserve">49,386 cumulative students served with CPL awards, surpassing annual targets.</w:t>
       </w:r>
     </w:p>
     <w:p>
@@ -185,7 +185,7 @@
           <w:szCs w:val="21"/>
           <w:rFonts w:ascii="Cambria" w:cs="Cambria" w:eastAsia="Cambria" w:hAnsi="Cambria"/>
         </w:rPr>
-        <w:t xml:space="preserve">233k CPL units transcripted across the system.</w:t>
+        <w:t xml:space="preserve">234k CPL units transcripted across the system.</w:t>
       </w:r>
     </w:p>
     <w:p>
@@ -221,7 +221,7 @@
           <w:szCs w:val="21"/>
           <w:rFonts w:ascii="Cambria" w:cs="Cambria" w:eastAsia="Cambria" w:hAnsi="Cambria"/>
         </w:rPr>
-        <w:t xml:space="preserve">12,844 statewide credit recommendations, driven by faculty discipline workgroups spanning high-demand fields.</w:t>
+        <w:t xml:space="preserve">12,845 statewide credit recommendations, driven by faculty discipline workgroups spanning high-demand fields.</w:t>
       </w:r>
     </w:p>
     <w:p>
@@ -239,7 +239,7 @@
           <w:szCs w:val="21"/>
           <w:rFonts w:ascii="Cambria" w:cs="Cambria" w:eastAsia="Cambria" w:hAnsi="Cambria"/>
         </w:rPr>
-        <w:t xml:space="preserve">The Veteran Sprint has uploaded 54 JSTs to MAP, with estimated student savings of $323M and projected 20-year economic impact of $1.31B.</w:t>
+        <w:t xml:space="preserve">The Veteran Sprint has uploaded 54 JSTs to MAP, with estimated student savings of $324M and projected 20-year economic impact of $1.31B.</w:t>
       </w:r>
     </w:p>
     <w:p>
@@ -424,7 +424,7 @@
                 <w:szCs w:val="20"/>
                 <w:rFonts w:ascii="Cambria" w:cs="Cambria" w:eastAsia="Cambria" w:hAnsi="Cambria"/>
               </w:rPr>
-              <w:t xml:space="preserve">49,385</w:t>
+              <w:t xml:space="preserve">49,386</w:t>
             </w:r>
           </w:p>
         </w:tc>
@@ -494,7 +494,7 @@
                 <w:szCs w:val="20"/>
                 <w:rFonts w:ascii="Cambria" w:cs="Cambria" w:eastAsia="Cambria" w:hAnsi="Cambria"/>
               </w:rPr>
-              <w:t xml:space="preserve">233k</w:t>
+              <w:t xml:space="preserve">234k</w:t>
             </w:r>
           </w:p>
         </w:tc>
@@ -564,7 +564,7 @@
                 <w:szCs w:val="20"/>
                 <w:rFonts w:ascii="Cambria" w:cs="Cambria" w:eastAsia="Cambria" w:hAnsi="Cambria"/>
               </w:rPr>
-              <w:t xml:space="preserve">12,844</w:t>
+              <w:t xml:space="preserve">12,845</w:t>
             </w:r>
           </w:p>
         </w:tc>
@@ -774,7 +774,7 @@
                 <w:szCs w:val="20"/>
                 <w:rFonts w:ascii="Cambria" w:cs="Cambria" w:eastAsia="Cambria" w:hAnsi="Cambria"/>
               </w:rPr>
-              <w:t xml:space="preserve">$323M</w:t>
+              <w:t xml:space="preserve">$324M</w:t>
             </w:r>
           </w:p>
         </w:tc>
@@ -30498,7 +30498,7 @@
           <w:szCs w:val="22"/>
           <w:rFonts w:ascii="Cambria" w:cs="Cambria" w:eastAsia="Cambria" w:hAnsi="Cambria"/>
         </w:rPr>
-        <w:t xml:space="preserve">The CPL Initiative has moved from pilot to scale, demonstrating measurable impact in student access, credit attainment, and system engagement. With 49,385 students served, 12,844 statewide credit recommendations, and 102 actively participating colleges, the initiative has surpassed most 2025–26 benchmarks ahead of schedule.</w:t>
+        <w:t xml:space="preserve">The CPL Initiative has moved from pilot to scale, demonstrating measurable impact in student access, credit attainment, and system engagement. With 49,386 students served, 12,845 statewide credit recommendations, and 102 actively participating colleges, the initiative has surpassed most 2025–26 benchmarks ahead of schedule.</w:t>
       </w:r>
     </w:p>
     <w:p>
@@ -30549,7 +30549,7 @@
           <w:szCs w:val="20"/>
           <w:rFonts w:ascii="Cambria" w:cs="Cambria" w:eastAsia="Cambria" w:hAnsi="Cambria"/>
         </w:rPr>
-        <w:t xml:space="preserve">July 13, 2026</w:t>
+        <w:t xml:space="preserve">July 14, 2026</w:t>
       </w:r>
     </w:p>
     <w:sectPr>
@@ -30586,7 +30586,7 @@
         <w:szCs w:val="14"/>
         <w:rFonts w:ascii="Cambria" w:cs="Cambria" w:eastAsia="Cambria" w:hAnsi="Cambria"/>
       </w:rPr>
-      <w:t xml:space="preserve">Generated July 13, 2026  |  California Community Colleges  |  CPL Initiative</w:t>
+      <w:t xml:space="preserve">Generated July 14, 2026  |  California Community Colleges  |  CPL Initiative</w:t>
     </w:r>
     <w:r>
       <w:rPr>

--- a/reports/CPL_Master_Report.docx
+++ b/reports/CPL_Master_Report.docx
@@ -167,7 +167,7 @@
           <w:szCs w:val="21"/>
           <w:rFonts w:ascii="Cambria" w:cs="Cambria" w:eastAsia="Cambria" w:hAnsi="Cambria"/>
         </w:rPr>
-        <w:t xml:space="preserve">49,386 cumulative students served with CPL awards, surpassing annual targets.</w:t>
+        <w:t xml:space="preserve">49,387 cumulative students served with CPL awards, surpassing annual targets.</w:t>
       </w:r>
     </w:p>
     <w:p>
@@ -424,7 +424,7 @@
                 <w:szCs w:val="20"/>
                 <w:rFonts w:ascii="Cambria" w:cs="Cambria" w:eastAsia="Cambria" w:hAnsi="Cambria"/>
               </w:rPr>
-              <w:t xml:space="preserve">49,386</w:t>
+              <w:t xml:space="preserve">49,387</w:t>
             </w:r>
           </w:p>
         </w:tc>
@@ -30498,7 +30498,7 @@
           <w:szCs w:val="22"/>
           <w:rFonts w:ascii="Cambria" w:cs="Cambria" w:eastAsia="Cambria" w:hAnsi="Cambria"/>
         </w:rPr>
-        <w:t xml:space="preserve">The CPL Initiative has moved from pilot to scale, demonstrating measurable impact in student access, credit attainment, and system engagement. With 49,386 students served, 12,845 statewide credit recommendations, and 102 actively participating colleges, the initiative has surpassed most 2025–26 benchmarks ahead of schedule.</w:t>
+        <w:t xml:space="preserve">The CPL Initiative has moved from pilot to scale, demonstrating measurable impact in student access, credit attainment, and system engagement. With 49,387 students served, 12,845 statewide credit recommendations, and 102 actively participating colleges, the initiative has surpassed most 2025–26 benchmarks ahead of schedule.</w:t>
       </w:r>
     </w:p>
     <w:p>

--- a/reports/CPL_Master_Report.docx
+++ b/reports/CPL_Master_Report.docx
@@ -141,7 +141,7 @@
           <w:szCs w:val="22"/>
           <w:rFonts w:ascii="Cambria" w:cs="Cambria" w:eastAsia="Cambria" w:hAnsi="Cambria"/>
         </w:rPr>
-        <w:t xml:space="preserve">As of July 14, 2026, the CPL initiative is ahead of schedule, with most 2025–2026 targets met or exceeded and core infrastructure nearing completion. The work has expanded student access, increased transcripted units, and established the foundation for a permanent, statewide CPL service under Vision 2030.</w:t>
+        <w:t xml:space="preserve">As of July 15, 2026, the CPL initiative is ahead of schedule, with most 2025–2026 targets met or exceeded and core infrastructure nearing completion. The work has expanded student access, increased transcripted units, and established the foundation for a permanent, statewide CPL service under Vision 2030.</w:t>
       </w:r>
     </w:p>
     <w:p>
@@ -167,7 +167,7 @@
           <w:szCs w:val="21"/>
           <w:rFonts w:ascii="Cambria" w:cs="Cambria" w:eastAsia="Cambria" w:hAnsi="Cambria"/>
         </w:rPr>
-        <w:t xml:space="preserve">49,387 cumulative students served with CPL awards, surpassing annual targets.</w:t>
+        <w:t xml:space="preserve">49,455 cumulative students served with CPL awards, surpassing annual targets.</w:t>
       </w:r>
     </w:p>
     <w:p>
@@ -221,7 +221,7 @@
           <w:szCs w:val="21"/>
           <w:rFonts w:ascii="Cambria" w:cs="Cambria" w:eastAsia="Cambria" w:hAnsi="Cambria"/>
         </w:rPr>
-        <w:t xml:space="preserve">12,845 statewide credit recommendations, driven by faculty discipline workgroups spanning high-demand fields.</w:t>
+        <w:t xml:space="preserve">12,806 statewide credit recommendations, driven by faculty discipline workgroups spanning high-demand fields.</w:t>
       </w:r>
     </w:p>
     <w:p>
@@ -424,7 +424,7 @@
                 <w:szCs w:val="20"/>
                 <w:rFonts w:ascii="Cambria" w:cs="Cambria" w:eastAsia="Cambria" w:hAnsi="Cambria"/>
               </w:rPr>
-              <w:t xml:space="preserve">49,387</w:t>
+              <w:t xml:space="preserve">49,455</w:t>
             </w:r>
           </w:p>
         </w:tc>
@@ -564,7 +564,7 @@
                 <w:szCs w:val="20"/>
                 <w:rFonts w:ascii="Cambria" w:cs="Cambria" w:eastAsia="Cambria" w:hAnsi="Cambria"/>
               </w:rPr>
-              <w:t xml:space="preserve">12,845</w:t>
+              <w:t xml:space="preserve">12,806</w:t>
             </w:r>
           </w:p>
         </w:tc>
@@ -30498,7 +30498,7 @@
           <w:szCs w:val="22"/>
           <w:rFonts w:ascii="Cambria" w:cs="Cambria" w:eastAsia="Cambria" w:hAnsi="Cambria"/>
         </w:rPr>
-        <w:t xml:space="preserve">The CPL Initiative has moved from pilot to scale, demonstrating measurable impact in student access, credit attainment, and system engagement. With 49,387 students served, 12,845 statewide credit recommendations, and 102 actively participating colleges, the initiative has surpassed most 2025–26 benchmarks ahead of schedule.</w:t>
+        <w:t xml:space="preserve">The CPL Initiative has moved from pilot to scale, demonstrating measurable impact in student access, credit attainment, and system engagement. With 49,455 students served, 12,806 statewide credit recommendations, and 102 actively participating colleges, the initiative has surpassed most 2025–26 benchmarks ahead of schedule.</w:t>
       </w:r>
     </w:p>
     <w:p>
@@ -30549,7 +30549,7 @@
           <w:szCs w:val="20"/>
           <w:rFonts w:ascii="Cambria" w:cs="Cambria" w:eastAsia="Cambria" w:hAnsi="Cambria"/>
         </w:rPr>
-        <w:t xml:space="preserve">July 14, 2026</w:t>
+        <w:t xml:space="preserve">July 15, 2026</w:t>
       </w:r>
     </w:p>
     <w:sectPr>
@@ -30586,7 +30586,7 @@
         <w:szCs w:val="14"/>
         <w:rFonts w:ascii="Cambria" w:cs="Cambria" w:eastAsia="Cambria" w:hAnsi="Cambria"/>
       </w:rPr>
-      <w:t xml:space="preserve">Generated July 14, 2026  |  California Community Colleges  |  CPL Initiative</w:t>
+      <w:t xml:space="preserve">Generated July 15, 2026  |  California Community Colleges  |  CPL Initiative</w:t>
     </w:r>
     <w:r>
       <w:rPr>

--- a/reports/CPL_Master_Report.docx
+++ b/reports/CPL_Master_Report.docx
@@ -167,7 +167,7 @@
           <w:szCs w:val="21"/>
           <w:rFonts w:ascii="Cambria" w:cs="Cambria" w:eastAsia="Cambria" w:hAnsi="Cambria"/>
         </w:rPr>
-        <w:t xml:space="preserve">49,455 cumulative students served with CPL awards, surpassing annual targets.</w:t>
+        <w:t xml:space="preserve">49,456 cumulative students served with CPL awards, surpassing annual targets.</w:t>
       </w:r>
     </w:p>
     <w:p>
@@ -185,7 +185,7 @@
           <w:szCs w:val="21"/>
           <w:rFonts w:ascii="Cambria" w:cs="Cambria" w:eastAsia="Cambria" w:hAnsi="Cambria"/>
         </w:rPr>
-        <w:t xml:space="preserve">234k CPL units transcripted across the system.</w:t>
+        <w:t xml:space="preserve">233k CPL units transcripted across the system.</w:t>
       </w:r>
     </w:p>
     <w:p>
@@ -221,7 +221,7 @@
           <w:szCs w:val="21"/>
           <w:rFonts w:ascii="Cambria" w:cs="Cambria" w:eastAsia="Cambria" w:hAnsi="Cambria"/>
         </w:rPr>
-        <w:t xml:space="preserve">12,806 statewide credit recommendations, driven by faculty discipline workgroups spanning high-demand fields.</w:t>
+        <w:t xml:space="preserve">12,830 statewide credit recommendations, driven by faculty discipline workgroups spanning high-demand fields.</w:t>
       </w:r>
     </w:p>
     <w:p>
@@ -424,7 +424,7 @@
                 <w:szCs w:val="20"/>
                 <w:rFonts w:ascii="Cambria" w:cs="Cambria" w:eastAsia="Cambria" w:hAnsi="Cambria"/>
               </w:rPr>
-              <w:t xml:space="preserve">49,455</w:t>
+              <w:t xml:space="preserve">49,456</w:t>
             </w:r>
           </w:p>
         </w:tc>
@@ -494,7 +494,7 @@
                 <w:szCs w:val="20"/>
                 <w:rFonts w:ascii="Cambria" w:cs="Cambria" w:eastAsia="Cambria" w:hAnsi="Cambria"/>
               </w:rPr>
-              <w:t xml:space="preserve">234k</w:t>
+              <w:t xml:space="preserve">233k</w:t>
             </w:r>
           </w:p>
         </w:tc>
@@ -564,7 +564,7 @@
                 <w:szCs w:val="20"/>
                 <w:rFonts w:ascii="Cambria" w:cs="Cambria" w:eastAsia="Cambria" w:hAnsi="Cambria"/>
               </w:rPr>
-              <w:t xml:space="preserve">12,806</w:t>
+              <w:t xml:space="preserve">12,830</w:t>
             </w:r>
           </w:p>
         </w:tc>
@@ -30498,7 +30498,7 @@
           <w:szCs w:val="22"/>
           <w:rFonts w:ascii="Cambria" w:cs="Cambria" w:eastAsia="Cambria" w:hAnsi="Cambria"/>
         </w:rPr>
-        <w:t xml:space="preserve">The CPL Initiative has moved from pilot to scale, demonstrating measurable impact in student access, credit attainment, and system engagement. With 49,455 students served, 12,806 statewide credit recommendations, and 102 actively participating colleges, the initiative has surpassed most 2025–26 benchmarks ahead of schedule.</w:t>
+        <w:t xml:space="preserve">The CPL Initiative has moved from pilot to scale, demonstrating measurable impact in student access, credit attainment, and system engagement. With 49,456 students served, 12,830 statewide credit recommendations, and 102 actively participating colleges, the initiative has surpassed most 2025–26 benchmarks ahead of schedule.</w:t>
       </w:r>
     </w:p>
     <w:p>

--- a/reports/CPL_Master_Report.docx
+++ b/reports/CPL_Master_Report.docx
@@ -167,7 +167,7 @@
           <w:szCs w:val="21"/>
           <w:rFonts w:ascii="Cambria" w:cs="Cambria" w:eastAsia="Cambria" w:hAnsi="Cambria"/>
         </w:rPr>
-        <w:t xml:space="preserve">49,456 cumulative students served with CPL awards, surpassing annual targets.</w:t>
+        <w:t xml:space="preserve">50,135 cumulative students served with CPL awards, surpassing annual targets.</w:t>
       </w:r>
     </w:p>
     <w:p>
@@ -185,7 +185,7 @@
           <w:szCs w:val="21"/>
           <w:rFonts w:ascii="Cambria" w:cs="Cambria" w:eastAsia="Cambria" w:hAnsi="Cambria"/>
         </w:rPr>
-        <w:t xml:space="preserve">233k CPL units transcripted across the system.</w:t>
+        <w:t xml:space="preserve">235k CPL units transcripted across the system.</w:t>
       </w:r>
     </w:p>
     <w:p>
@@ -221,7 +221,7 @@
           <w:szCs w:val="21"/>
           <w:rFonts w:ascii="Cambria" w:cs="Cambria" w:eastAsia="Cambria" w:hAnsi="Cambria"/>
         </w:rPr>
-        <w:t xml:space="preserve">12,830 statewide credit recommendations, driven by faculty discipline workgroups spanning high-demand fields.</w:t>
+        <w:t xml:space="preserve">12,840 statewide credit recommendations, driven by faculty discipline workgroups spanning high-demand fields.</w:t>
       </w:r>
     </w:p>
     <w:p>
@@ -239,7 +239,7 @@
           <w:szCs w:val="21"/>
           <w:rFonts w:ascii="Cambria" w:cs="Cambria" w:eastAsia="Cambria" w:hAnsi="Cambria"/>
         </w:rPr>
-        <w:t xml:space="preserve">The Veteran Sprint has uploaded 54 JSTs to MAP, with estimated student savings of $324M and projected 20-year economic impact of $1.31B.</w:t>
+        <w:t xml:space="preserve">The Veteran Sprint has uploaded 54 JSTs to MAP, with estimated student savings of $325M and projected 20-year economic impact of $1.32B.</w:t>
       </w:r>
     </w:p>
     <w:p>
@@ -424,7 +424,7 @@
                 <w:szCs w:val="20"/>
                 <w:rFonts w:ascii="Cambria" w:cs="Cambria" w:eastAsia="Cambria" w:hAnsi="Cambria"/>
               </w:rPr>
-              <w:t xml:space="preserve">49,456</w:t>
+              <w:t xml:space="preserve">50,135</w:t>
             </w:r>
           </w:p>
         </w:tc>
@@ -494,7 +494,7 @@
                 <w:szCs w:val="20"/>
                 <w:rFonts w:ascii="Cambria" w:cs="Cambria" w:eastAsia="Cambria" w:hAnsi="Cambria"/>
               </w:rPr>
-              <w:t xml:space="preserve">233k</w:t>
+              <w:t xml:space="preserve">235k</w:t>
             </w:r>
           </w:p>
         </w:tc>
@@ -564,7 +564,7 @@
                 <w:szCs w:val="20"/>
                 <w:rFonts w:ascii="Cambria" w:cs="Cambria" w:eastAsia="Cambria" w:hAnsi="Cambria"/>
               </w:rPr>
-              <w:t xml:space="preserve">12,830</w:t>
+              <w:t xml:space="preserve">12,840</w:t>
             </w:r>
           </w:p>
         </w:tc>
@@ -774,7 +774,7 @@
                 <w:szCs w:val="20"/>
                 <w:rFonts w:ascii="Cambria" w:cs="Cambria" w:eastAsia="Cambria" w:hAnsi="Cambria"/>
               </w:rPr>
-              <w:t xml:space="preserve">$324M</w:t>
+              <w:t xml:space="preserve">$325M</w:t>
             </w:r>
           </w:p>
         </w:tc>
@@ -844,7 +844,7 @@
                 <w:szCs w:val="20"/>
                 <w:rFonts w:ascii="Cambria" w:cs="Cambria" w:eastAsia="Cambria" w:hAnsi="Cambria"/>
               </w:rPr>
-              <w:t xml:space="preserve">$1.31B</w:t>
+              <w:t xml:space="preserve">$1.32B</w:t>
             </w:r>
           </w:p>
         </w:tc>
@@ -30498,7 +30498,7 @@
           <w:szCs w:val="22"/>
           <w:rFonts w:ascii="Cambria" w:cs="Cambria" w:eastAsia="Cambria" w:hAnsi="Cambria"/>
         </w:rPr>
-        <w:t xml:space="preserve">The CPL Initiative has moved from pilot to scale, demonstrating measurable impact in student access, credit attainment, and system engagement. With 49,456 students served, 12,830 statewide credit recommendations, and 102 actively participating colleges, the initiative has surpassed most 2025–26 benchmarks ahead of schedule.</w:t>
+        <w:t xml:space="preserve">The CPL Initiative has moved from pilot to scale, demonstrating measurable impact in student access, credit attainment, and system engagement. With 50,135 students served, 12,840 statewide credit recommendations, and 102 actively participating colleges, the initiative has surpassed most 2025–26 benchmarks ahead of schedule.</w:t>
       </w:r>
     </w:p>
     <w:p>

--- a/reports/CPL_Master_Report.docx
+++ b/reports/CPL_Master_Report.docx
@@ -141,7 +141,7 @@
           <w:szCs w:val="22"/>
           <w:rFonts w:ascii="Cambria" w:cs="Cambria" w:eastAsia="Cambria" w:hAnsi="Cambria"/>
         </w:rPr>
-        <w:t xml:space="preserve">As of July 15, 2026, the CPL initiative is ahead of schedule, with most 2025–2026 targets met or exceeded and core infrastructure nearing completion. The work has expanded student access, increased transcripted units, and established the foundation for a permanent, statewide CPL service under Vision 2030.</w:t>
+        <w:t xml:space="preserve">As of July 16, 2026, the CPL initiative is ahead of schedule, with most 2025–2026 targets met or exceeded and core infrastructure nearing completion. The work has expanded student access, increased transcripted units, and established the foundation for a permanent, statewide CPL service under Vision 2030.</w:t>
       </w:r>
     </w:p>
     <w:p>
@@ -167,7 +167,7 @@
           <w:szCs w:val="21"/>
           <w:rFonts w:ascii="Cambria" w:cs="Cambria" w:eastAsia="Cambria" w:hAnsi="Cambria"/>
         </w:rPr>
-        <w:t xml:space="preserve">50,135 cumulative students served with CPL awards, surpassing annual targets.</w:t>
+        <w:t xml:space="preserve">50,172 cumulative students served with CPL awards, surpassing annual targets.</w:t>
       </w:r>
     </w:p>
     <w:p>
@@ -185,7 +185,7 @@
           <w:szCs w:val="21"/>
           <w:rFonts w:ascii="Cambria" w:cs="Cambria" w:eastAsia="Cambria" w:hAnsi="Cambria"/>
         </w:rPr>
-        <w:t xml:space="preserve">235k CPL units transcripted across the system.</w:t>
+        <w:t xml:space="preserve">236k CPL units transcripted across the system.</w:t>
       </w:r>
     </w:p>
     <w:p>
@@ -221,7 +221,7 @@
           <w:szCs w:val="21"/>
           <w:rFonts w:ascii="Cambria" w:cs="Cambria" w:eastAsia="Cambria" w:hAnsi="Cambria"/>
         </w:rPr>
-        <w:t xml:space="preserve">12,840 statewide credit recommendations, driven by faculty discipline workgroups spanning high-demand fields.</w:t>
+        <w:t xml:space="preserve">12,690 statewide credit recommendations, driven by faculty discipline workgroups spanning high-demand fields.</w:t>
       </w:r>
     </w:p>
     <w:p>
@@ -239,7 +239,7 @@
           <w:szCs w:val="21"/>
           <w:rFonts w:ascii="Cambria" w:cs="Cambria" w:eastAsia="Cambria" w:hAnsi="Cambria"/>
         </w:rPr>
-        <w:t xml:space="preserve">The Veteran Sprint has uploaded 54 JSTs to MAP, with estimated student savings of $325M and projected 20-year economic impact of $1.32B.</w:t>
+        <w:t xml:space="preserve">The Veteran Sprint has uploaded 54 JSTs to MAP, with estimated student savings of $326M and projected 20-year economic impact of $1.32B.</w:t>
       </w:r>
     </w:p>
     <w:p>
@@ -424,7 +424,7 @@
                 <w:szCs w:val="20"/>
                 <w:rFonts w:ascii="Cambria" w:cs="Cambria" w:eastAsia="Cambria" w:hAnsi="Cambria"/>
               </w:rPr>
-              <w:t xml:space="preserve">50,135</w:t>
+              <w:t xml:space="preserve">50,172</w:t>
             </w:r>
           </w:p>
         </w:tc>
@@ -494,7 +494,7 @@
                 <w:szCs w:val="20"/>
                 <w:rFonts w:ascii="Cambria" w:cs="Cambria" w:eastAsia="Cambria" w:hAnsi="Cambria"/>
               </w:rPr>
-              <w:t xml:space="preserve">235k</w:t>
+              <w:t xml:space="preserve">236k</w:t>
             </w:r>
           </w:p>
         </w:tc>
@@ -564,7 +564,7 @@
                 <w:szCs w:val="20"/>
                 <w:rFonts w:ascii="Cambria" w:cs="Cambria" w:eastAsia="Cambria" w:hAnsi="Cambria"/>
               </w:rPr>
-              <w:t xml:space="preserve">12,840</w:t>
+              <w:t xml:space="preserve">12,690</w:t>
             </w:r>
           </w:p>
         </w:tc>
@@ -774,7 +774,7 @@
                 <w:szCs w:val="20"/>
                 <w:rFonts w:ascii="Cambria" w:cs="Cambria" w:eastAsia="Cambria" w:hAnsi="Cambria"/>
               </w:rPr>
-              <w:t xml:space="preserve">$325M</w:t>
+              <w:t xml:space="preserve">$326M</w:t>
             </w:r>
           </w:p>
         </w:tc>
@@ -30498,7 +30498,7 @@
           <w:szCs w:val="22"/>
           <w:rFonts w:ascii="Cambria" w:cs="Cambria" w:eastAsia="Cambria" w:hAnsi="Cambria"/>
         </w:rPr>
-        <w:t xml:space="preserve">The CPL Initiative has moved from pilot to scale, demonstrating measurable impact in student access, credit attainment, and system engagement. With 50,135 students served, 12,840 statewide credit recommendations, and 102 actively participating colleges, the initiative has surpassed most 2025–26 benchmarks ahead of schedule.</w:t>
+        <w:t xml:space="preserve">The CPL Initiative has moved from pilot to scale, demonstrating measurable impact in student access, credit attainment, and system engagement. With 50,172 students served, 12,690 statewide credit recommendations, and 102 actively participating colleges, the initiative has surpassed most 2025–26 benchmarks ahead of schedule.</w:t>
       </w:r>
     </w:p>
     <w:p>
@@ -30549,7 +30549,7 @@
           <w:szCs w:val="20"/>
           <w:rFonts w:ascii="Cambria" w:cs="Cambria" w:eastAsia="Cambria" w:hAnsi="Cambria"/>
         </w:rPr>
-        <w:t xml:space="preserve">July 15, 2026</w:t>
+        <w:t xml:space="preserve">July 16, 2026</w:t>
       </w:r>
     </w:p>
     <w:sectPr>
@@ -30586,7 +30586,7 @@
         <w:szCs w:val="14"/>
         <w:rFonts w:ascii="Cambria" w:cs="Cambria" w:eastAsia="Cambria" w:hAnsi="Cambria"/>
       </w:rPr>
-      <w:t xml:space="preserve">Generated July 15, 2026  |  California Community Colleges  |  CPL Initiative</w:t>
+      <w:t xml:space="preserve">Generated July 16, 2026  |  California Community Colleges  |  CPL Initiative</w:t>
     </w:r>
     <w:r>
       <w:rPr>

--- a/reports/CPL_Master_Report.docx
+++ b/reports/CPL_Master_Report.docx
@@ -167,7 +167,7 @@
           <w:szCs w:val="21"/>
           <w:rFonts w:ascii="Cambria" w:cs="Cambria" w:eastAsia="Cambria" w:hAnsi="Cambria"/>
         </w:rPr>
-        <w:t xml:space="preserve">50,172 cumulative students served with CPL awards, surpassing annual targets.</w:t>
+        <w:t xml:space="preserve">50,143 cumulative students served with CPL awards, surpassing annual targets.</w:t>
       </w:r>
     </w:p>
     <w:p>
@@ -221,7 +221,7 @@
           <w:szCs w:val="21"/>
           <w:rFonts w:ascii="Cambria" w:cs="Cambria" w:eastAsia="Cambria" w:hAnsi="Cambria"/>
         </w:rPr>
-        <w:t xml:space="preserve">12,690 statewide credit recommendations, driven by faculty discipline workgroups spanning high-demand fields.</w:t>
+        <w:t xml:space="preserve">12,676 statewide credit recommendations, driven by faculty discipline workgroups spanning high-demand fields.</w:t>
       </w:r>
     </w:p>
     <w:p>
@@ -424,7 +424,7 @@
                 <w:szCs w:val="20"/>
                 <w:rFonts w:ascii="Cambria" w:cs="Cambria" w:eastAsia="Cambria" w:hAnsi="Cambria"/>
               </w:rPr>
-              <w:t xml:space="preserve">50,172</w:t>
+              <w:t xml:space="preserve">50,143</w:t>
             </w:r>
           </w:p>
         </w:tc>
@@ -564,7 +564,7 @@
                 <w:szCs w:val="20"/>
                 <w:rFonts w:ascii="Cambria" w:cs="Cambria" w:eastAsia="Cambria" w:hAnsi="Cambria"/>
               </w:rPr>
-              <w:t xml:space="preserve">12,690</w:t>
+              <w:t xml:space="preserve">12,676</w:t>
             </w:r>
           </w:p>
         </w:tc>
@@ -30498,7 +30498,7 @@
           <w:szCs w:val="22"/>
           <w:rFonts w:ascii="Cambria" w:cs="Cambria" w:eastAsia="Cambria" w:hAnsi="Cambria"/>
         </w:rPr>
-        <w:t xml:space="preserve">The CPL Initiative has moved from pilot to scale, demonstrating measurable impact in student access, credit attainment, and system engagement. With 50,172 students served, 12,690 statewide credit recommendations, and 102 actively participating colleges, the initiative has surpassed most 2025–26 benchmarks ahead of schedule.</w:t>
+        <w:t xml:space="preserve">The CPL Initiative has moved from pilot to scale, demonstrating measurable impact in student access, credit attainment, and system engagement. With 50,143 students served, 12,676 statewide credit recommendations, and 102 actively participating colleges, the initiative has surpassed most 2025–26 benchmarks ahead of schedule.</w:t>
       </w:r>
     </w:p>
     <w:p>

--- a/reports/CPL_Master_Report.docx
+++ b/reports/CPL_Master_Report.docx
@@ -167,7 +167,7 @@
           <w:szCs w:val="21"/>
           <w:rFonts w:ascii="Cambria" w:cs="Cambria" w:eastAsia="Cambria" w:hAnsi="Cambria"/>
         </w:rPr>
-        <w:t xml:space="preserve">50,143 cumulative students served with CPL awards, surpassing annual targets.</w:t>
+        <w:t xml:space="preserve">50,154 cumulative students served with CPL awards, surpassing annual targets.</w:t>
       </w:r>
     </w:p>
     <w:p>
@@ -221,7 +221,7 @@
           <w:szCs w:val="21"/>
           <w:rFonts w:ascii="Cambria" w:cs="Cambria" w:eastAsia="Cambria" w:hAnsi="Cambria"/>
         </w:rPr>
-        <w:t xml:space="preserve">12,676 statewide credit recommendations, driven by faculty discipline workgroups spanning high-demand fields.</w:t>
+        <w:t xml:space="preserve">12,679 statewide credit recommendations, driven by faculty discipline workgroups spanning high-demand fields.</w:t>
       </w:r>
     </w:p>
     <w:p>
@@ -424,7 +424,7 @@
                 <w:szCs w:val="20"/>
                 <w:rFonts w:ascii="Cambria" w:cs="Cambria" w:eastAsia="Cambria" w:hAnsi="Cambria"/>
               </w:rPr>
-              <w:t xml:space="preserve">50,143</w:t>
+              <w:t xml:space="preserve">50,154</w:t>
             </w:r>
           </w:p>
         </w:tc>
@@ -564,7 +564,7 @@
                 <w:szCs w:val="20"/>
                 <w:rFonts w:ascii="Cambria" w:cs="Cambria" w:eastAsia="Cambria" w:hAnsi="Cambria"/>
               </w:rPr>
-              <w:t xml:space="preserve">12,676</w:t>
+              <w:t xml:space="preserve">12,679</w:t>
             </w:r>
           </w:p>
         </w:tc>
@@ -30498,7 +30498,7 @@
           <w:szCs w:val="22"/>
           <w:rFonts w:ascii="Cambria" w:cs="Cambria" w:eastAsia="Cambria" w:hAnsi="Cambria"/>
         </w:rPr>
-        <w:t xml:space="preserve">The CPL Initiative has moved from pilot to scale, demonstrating measurable impact in student access, credit attainment, and system engagement. With 50,143 students served, 12,676 statewide credit recommendations, and 102 actively participating colleges, the initiative has surpassed most 2025–26 benchmarks ahead of schedule.</w:t>
+        <w:t xml:space="preserve">The CPL Initiative has moved from pilot to scale, demonstrating measurable impact in student access, credit attainment, and system engagement. With 50,154 students served, 12,679 statewide credit recommendations, and 102 actively participating colleges, the initiative has surpassed most 2025–26 benchmarks ahead of schedule.</w:t>
       </w:r>
     </w:p>
     <w:p>

--- a/reports/CPL_Master_Report.docx
+++ b/reports/CPL_Master_Report.docx
@@ -141,7 +141,7 @@
           <w:szCs w:val="22"/>
           <w:rFonts w:ascii="Cambria" w:cs="Cambria" w:eastAsia="Cambria" w:hAnsi="Cambria"/>
         </w:rPr>
-        <w:t xml:space="preserve">As of July 16, 2026, the CPL initiative is ahead of schedule, with most 2025–2026 targets met or exceeded and core infrastructure nearing completion. The work has expanded student access, increased transcripted units, and established the foundation for a permanent, statewide CPL service under Vision 2030.</w:t>
+        <w:t xml:space="preserve">As of July 17, 2026, the CPL initiative is ahead of schedule, with most 2025–2026 targets met or exceeded and core infrastructure nearing completion. The work has expanded student access, increased transcripted units, and established the foundation for a permanent, statewide CPL service under Vision 2030.</w:t>
       </w:r>
     </w:p>
     <w:p>
@@ -167,7 +167,7 @@
           <w:szCs w:val="21"/>
           <w:rFonts w:ascii="Cambria" w:cs="Cambria" w:eastAsia="Cambria" w:hAnsi="Cambria"/>
         </w:rPr>
-        <w:t xml:space="preserve">50,154 cumulative students served with CPL awards, surpassing annual targets.</w:t>
+        <w:t xml:space="preserve">50,399 cumulative students served with CPL awards, surpassing annual targets.</w:t>
       </w:r>
     </w:p>
     <w:p>
@@ -221,7 +221,7 @@
           <w:szCs w:val="21"/>
           <w:rFonts w:ascii="Cambria" w:cs="Cambria" w:eastAsia="Cambria" w:hAnsi="Cambria"/>
         </w:rPr>
-        <w:t xml:space="preserve">12,679 statewide credit recommendations, driven by faculty discipline workgroups spanning high-demand fields.</w:t>
+        <w:t xml:space="preserve">12,694 statewide credit recommendations, driven by faculty discipline workgroups spanning high-demand fields.</w:t>
       </w:r>
     </w:p>
     <w:p>
@@ -239,7 +239,7 @@
           <w:szCs w:val="21"/>
           <w:rFonts w:ascii="Cambria" w:cs="Cambria" w:eastAsia="Cambria" w:hAnsi="Cambria"/>
         </w:rPr>
-        <w:t xml:space="preserve">The Veteran Sprint has uploaded 54 JSTs to MAP, with estimated student savings of $326M and projected 20-year economic impact of $1.32B.</w:t>
+        <w:t xml:space="preserve">The Veteran Sprint has uploaded 55 JSTs to MAP, with estimated student savings of $326M and projected 20-year economic impact of $1.32B.</w:t>
       </w:r>
     </w:p>
     <w:p>
@@ -424,7 +424,7 @@
                 <w:szCs w:val="20"/>
                 <w:rFonts w:ascii="Cambria" w:cs="Cambria" w:eastAsia="Cambria" w:hAnsi="Cambria"/>
               </w:rPr>
-              <w:t xml:space="preserve">50,154</w:t>
+              <w:t xml:space="preserve">50,399</w:t>
             </w:r>
           </w:p>
         </w:tc>
@@ -564,7 +564,7 @@
                 <w:szCs w:val="20"/>
                 <w:rFonts w:ascii="Cambria" w:cs="Cambria" w:eastAsia="Cambria" w:hAnsi="Cambria"/>
               </w:rPr>
-              <w:t xml:space="preserve">12,679</w:t>
+              <w:t xml:space="preserve">12,694</w:t>
             </w:r>
           </w:p>
         </w:tc>
@@ -704,7 +704,7 @@
                 <w:szCs w:val="20"/>
                 <w:rFonts w:ascii="Cambria" w:cs="Cambria" w:eastAsia="Cambria" w:hAnsi="Cambria"/>
               </w:rPr>
-              <w:t xml:space="preserve">54</w:t>
+              <w:t xml:space="preserve">55</w:t>
             </w:r>
           </w:p>
         </w:tc>
@@ -30498,7 +30498,7 @@
           <w:szCs w:val="22"/>
           <w:rFonts w:ascii="Cambria" w:cs="Cambria" w:eastAsia="Cambria" w:hAnsi="Cambria"/>
         </w:rPr>
-        <w:t xml:space="preserve">The CPL Initiative has moved from pilot to scale, demonstrating measurable impact in student access, credit attainment, and system engagement. With 50,154 students served, 12,679 statewide credit recommendations, and 102 actively participating colleges, the initiative has surpassed most 2025–26 benchmarks ahead of schedule.</w:t>
+        <w:t xml:space="preserve">The CPL Initiative has moved from pilot to scale, demonstrating measurable impact in student access, credit attainment, and system engagement. With 50,399 students served, 12,694 statewide credit recommendations, and 102 actively participating colleges, the initiative has surpassed most 2025–26 benchmarks ahead of schedule.</w:t>
       </w:r>
     </w:p>
     <w:p>
@@ -30549,7 +30549,7 @@
           <w:szCs w:val="20"/>
           <w:rFonts w:ascii="Cambria" w:cs="Cambria" w:eastAsia="Cambria" w:hAnsi="Cambria"/>
         </w:rPr>
-        <w:t xml:space="preserve">July 16, 2026</w:t>
+        <w:t xml:space="preserve">July 17, 2026</w:t>
       </w:r>
     </w:p>
     <w:sectPr>
@@ -30586,7 +30586,7 @@
         <w:szCs w:val="14"/>
         <w:rFonts w:ascii="Cambria" w:cs="Cambria" w:eastAsia="Cambria" w:hAnsi="Cambria"/>
       </w:rPr>
-      <w:t xml:space="preserve">Generated July 16, 2026  |  California Community Colleges  |  CPL Initiative</w:t>
+      <w:t xml:space="preserve">Generated July 17, 2026  |  California Community Colleges  |  CPL Initiative</w:t>
     </w:r>
     <w:r>
       <w:rPr>

--- a/reports/CPL_Master_Report.docx
+++ b/reports/CPL_Master_Report.docx
@@ -141,7 +141,7 @@
           <w:szCs w:val="22"/>
           <w:rFonts w:ascii="Cambria" w:cs="Cambria" w:eastAsia="Cambria" w:hAnsi="Cambria"/>
         </w:rPr>
-        <w:t xml:space="preserve">As of July 17, 2026, the CPL initiative is ahead of schedule, with most 2025–2026 targets met or exceeded and core infrastructure nearing completion. The work has expanded student access, increased transcripted units, and established the foundation for a permanent, statewide CPL service under Vision 2030.</w:t>
+        <w:t xml:space="preserve">As of July 18, 2026, the CPL initiative is ahead of schedule, with most 2025–2026 targets met or exceeded and core infrastructure nearing completion. The work has expanded student access, increased transcripted units, and established the foundation for a permanent, statewide CPL service under Vision 2030.</w:t>
       </w:r>
     </w:p>
     <w:p>
@@ -167,7 +167,7 @@
           <w:szCs w:val="21"/>
           <w:rFonts w:ascii="Cambria" w:cs="Cambria" w:eastAsia="Cambria" w:hAnsi="Cambria"/>
         </w:rPr>
-        <w:t xml:space="preserve">50,399 cumulative students served with CPL awards, surpassing annual targets.</w:t>
+        <w:t xml:space="preserve">50,402 cumulative students served with CPL awards, surpassing annual targets.</w:t>
       </w:r>
     </w:p>
     <w:p>
@@ -221,7 +221,7 @@
           <w:szCs w:val="21"/>
           <w:rFonts w:ascii="Cambria" w:cs="Cambria" w:eastAsia="Cambria" w:hAnsi="Cambria"/>
         </w:rPr>
-        <w:t xml:space="preserve">12,694 statewide credit recommendations, driven by faculty discipline workgroups spanning high-demand fields.</w:t>
+        <w:t xml:space="preserve">12,773 statewide credit recommendations, driven by faculty discipline workgroups spanning high-demand fields.</w:t>
       </w:r>
     </w:p>
     <w:p>
@@ -424,7 +424,7 @@
                 <w:szCs w:val="20"/>
                 <w:rFonts w:ascii="Cambria" w:cs="Cambria" w:eastAsia="Cambria" w:hAnsi="Cambria"/>
               </w:rPr>
-              <w:t xml:space="preserve">50,399</w:t>
+              <w:t xml:space="preserve">50,402</w:t>
             </w:r>
           </w:p>
         </w:tc>
@@ -564,7 +564,7 @@
                 <w:szCs w:val="20"/>
                 <w:rFonts w:ascii="Cambria" w:cs="Cambria" w:eastAsia="Cambria" w:hAnsi="Cambria"/>
               </w:rPr>
-              <w:t xml:space="preserve">12,694</w:t>
+              <w:t xml:space="preserve">12,773</w:t>
             </w:r>
           </w:p>
         </w:tc>
@@ -30498,7 +30498,7 @@
           <w:szCs w:val="22"/>
           <w:rFonts w:ascii="Cambria" w:cs="Cambria" w:eastAsia="Cambria" w:hAnsi="Cambria"/>
         </w:rPr>
-        <w:t xml:space="preserve">The CPL Initiative has moved from pilot to scale, demonstrating measurable impact in student access, credit attainment, and system engagement. With 50,399 students served, 12,694 statewide credit recommendations, and 102 actively participating colleges, the initiative has surpassed most 2025–26 benchmarks ahead of schedule.</w:t>
+        <w:t xml:space="preserve">The CPL Initiative has moved from pilot to scale, demonstrating measurable impact in student access, credit attainment, and system engagement. With 50,402 students served, 12,773 statewide credit recommendations, and 102 actively participating colleges, the initiative has surpassed most 2025–26 benchmarks ahead of schedule.</w:t>
       </w:r>
     </w:p>
     <w:p>
@@ -30549,7 +30549,7 @@
           <w:szCs w:val="20"/>
           <w:rFonts w:ascii="Cambria" w:cs="Cambria" w:eastAsia="Cambria" w:hAnsi="Cambria"/>
         </w:rPr>
-        <w:t xml:space="preserve">July 17, 2026</w:t>
+        <w:t xml:space="preserve">July 18, 2026</w:t>
       </w:r>
     </w:p>
     <w:sectPr>
@@ -30586,7 +30586,7 @@
         <w:szCs w:val="14"/>
         <w:rFonts w:ascii="Cambria" w:cs="Cambria" w:eastAsia="Cambria" w:hAnsi="Cambria"/>
       </w:rPr>
-      <w:t xml:space="preserve">Generated July 17, 2026  |  California Community Colleges  |  CPL Initiative</w:t>
+      <w:t xml:space="preserve">Generated July 18, 2026  |  California Community Colleges  |  CPL Initiative</w:t>
     </w:r>
     <w:r>
       <w:rPr>

--- a/reports/CPL_Master_Report.docx
+++ b/reports/CPL_Master_Report.docx
@@ -221,7 +221,7 @@
           <w:szCs w:val="21"/>
           <w:rFonts w:ascii="Cambria" w:cs="Cambria" w:eastAsia="Cambria" w:hAnsi="Cambria"/>
         </w:rPr>
-        <w:t xml:space="preserve">12,773 statewide credit recommendations, driven by faculty discipline workgroups spanning high-demand fields.</w:t>
+        <w:t xml:space="preserve">288 statewide credit recommendations, driven by faculty discipline workgroups spanning high-demand fields.</w:t>
       </w:r>
     </w:p>
     <w:p>
@@ -564,7 +564,7 @@
                 <w:szCs w:val="20"/>
                 <w:rFonts w:ascii="Cambria" w:cs="Cambria" w:eastAsia="Cambria" w:hAnsi="Cambria"/>
               </w:rPr>
-              <w:t xml:space="preserve">12,773</w:t>
+              <w:t xml:space="preserve">288</w:t>
             </w:r>
           </w:p>
         </w:tc>
@@ -30498,7 +30498,7 @@
           <w:szCs w:val="22"/>
           <w:rFonts w:ascii="Cambria" w:cs="Cambria" w:eastAsia="Cambria" w:hAnsi="Cambria"/>
         </w:rPr>
-        <w:t xml:space="preserve">The CPL Initiative has moved from pilot to scale, demonstrating measurable impact in student access, credit attainment, and system engagement. With 50,402 students served, 12,773 statewide credit recommendations, and 102 actively participating colleges, the initiative has surpassed most 2025–26 benchmarks ahead of schedule.</w:t>
+        <w:t xml:space="preserve">The CPL Initiative has moved from pilot to scale, demonstrating measurable impact in student access, credit attainment, and system engagement. With 50,402 students served, 288 statewide credit recommendations, and 102 actively participating colleges, the initiative has surpassed most 2025–26 benchmarks ahead of schedule.</w:t>
       </w:r>
     </w:p>
     <w:p>

--- a/reports/CPL_Master_Report.docx
+++ b/reports/CPL_Master_Report.docx
@@ -185,7 +185,7 @@
           <w:szCs w:val="21"/>
           <w:rFonts w:ascii="Cambria" w:cs="Cambria" w:eastAsia="Cambria" w:hAnsi="Cambria"/>
         </w:rPr>
-        <w:t xml:space="preserve">236k CPL units transcripted across the system.</w:t>
+        <w:t xml:space="preserve">238k CPL units transcripted across the system.</w:t>
       </w:r>
     </w:p>
     <w:p>
@@ -221,7 +221,7 @@
           <w:szCs w:val="21"/>
           <w:rFonts w:ascii="Cambria" w:cs="Cambria" w:eastAsia="Cambria" w:hAnsi="Cambria"/>
         </w:rPr>
-        <w:t xml:space="preserve">288 statewide credit recommendations, driven by faculty discipline workgroups spanning high-demand fields.</w:t>
+        <w:t xml:space="preserve">12,773 statewide credit recommendations, driven by faculty discipline workgroups spanning high-demand fields.</w:t>
       </w:r>
     </w:p>
     <w:p>
@@ -239,7 +239,7 @@
           <w:szCs w:val="21"/>
           <w:rFonts w:ascii="Cambria" w:cs="Cambria" w:eastAsia="Cambria" w:hAnsi="Cambria"/>
         </w:rPr>
-        <w:t xml:space="preserve">The Veteran Sprint has uploaded 55 JSTs to MAP, with estimated student savings of $326M and projected 20-year economic impact of $1.32B.</w:t>
+        <w:t xml:space="preserve">The Veteran Sprint has uploaded 55 JSTs to MAP, with estimated student savings of $330M and projected 20-year economic impact of $1.33B.</w:t>
       </w:r>
     </w:p>
     <w:p>
@@ -494,7 +494,7 @@
                 <w:szCs w:val="20"/>
                 <w:rFonts w:ascii="Cambria" w:cs="Cambria" w:eastAsia="Cambria" w:hAnsi="Cambria"/>
               </w:rPr>
-              <w:t xml:space="preserve">236k</w:t>
+              <w:t xml:space="preserve">238k</w:t>
             </w:r>
           </w:p>
         </w:tc>
@@ -564,7 +564,7 @@
                 <w:szCs w:val="20"/>
                 <w:rFonts w:ascii="Cambria" w:cs="Cambria" w:eastAsia="Cambria" w:hAnsi="Cambria"/>
               </w:rPr>
-              <w:t xml:space="preserve">288</w:t>
+              <w:t xml:space="preserve">12,773</w:t>
             </w:r>
           </w:p>
         </w:tc>
@@ -774,7 +774,7 @@
                 <w:szCs w:val="20"/>
                 <w:rFonts w:ascii="Cambria" w:cs="Cambria" w:eastAsia="Cambria" w:hAnsi="Cambria"/>
               </w:rPr>
-              <w:t xml:space="preserve">$326M</w:t>
+              <w:t xml:space="preserve">$330M</w:t>
             </w:r>
           </w:p>
         </w:tc>
@@ -844,7 +844,7 @@
                 <w:szCs w:val="20"/>
                 <w:rFonts w:ascii="Cambria" w:cs="Cambria" w:eastAsia="Cambria" w:hAnsi="Cambria"/>
               </w:rPr>
-              <w:t xml:space="preserve">$1.32B</w:t>
+              <w:t xml:space="preserve">$1.33B</w:t>
             </w:r>
           </w:p>
         </w:tc>
@@ -30498,7 +30498,7 @@
           <w:szCs w:val="22"/>
           <w:rFonts w:ascii="Cambria" w:cs="Cambria" w:eastAsia="Cambria" w:hAnsi="Cambria"/>
         </w:rPr>
-        <w:t xml:space="preserve">The CPL Initiative has moved from pilot to scale, demonstrating measurable impact in student access, credit attainment, and system engagement. With 50,402 students served, 288 statewide credit recommendations, and 102 actively participating colleges, the initiative has surpassed most 2025–26 benchmarks ahead of schedule.</w:t>
+        <w:t xml:space="preserve">The CPL Initiative has moved from pilot to scale, demonstrating measurable impact in student access, credit attainment, and system engagement. With 50,402 students served, 12,773 statewide credit recommendations, and 102 actively participating colleges, the initiative has surpassed most 2025–26 benchmarks ahead of schedule.</w:t>
       </w:r>
     </w:p>
     <w:p>

--- a/reports/CPL_Master_Report.docx
+++ b/reports/CPL_Master_Report.docx
@@ -141,7 +141,7 @@
           <w:szCs w:val="22"/>
           <w:rFonts w:ascii="Cambria" w:cs="Cambria" w:eastAsia="Cambria" w:hAnsi="Cambria"/>
         </w:rPr>
-        <w:t xml:space="preserve">As of July 18, 2026, the CPL initiative is ahead of schedule, with most 2025–2026 targets met or exceeded and core infrastructure nearing completion. The work has expanded student access, increased transcripted units, and established the foundation for a permanent, statewide CPL service under Vision 2030.</w:t>
+        <w:t xml:space="preserve">As of July 19, 2026, the CPL initiative is ahead of schedule, with most 2025–2026 targets met or exceeded and core infrastructure nearing completion. The work has expanded student access, increased transcripted units, and established the foundation for a permanent, statewide CPL service under Vision 2030.</w:t>
       </w:r>
     </w:p>
     <w:p>
@@ -30549,7 +30549,7 @@
           <w:szCs w:val="20"/>
           <w:rFonts w:ascii="Cambria" w:cs="Cambria" w:eastAsia="Cambria" w:hAnsi="Cambria"/>
         </w:rPr>
-        <w:t xml:space="preserve">July 18, 2026</w:t>
+        <w:t xml:space="preserve">July 19, 2026</w:t>
       </w:r>
     </w:p>
     <w:sectPr>
@@ -30586,7 +30586,7 @@
         <w:szCs w:val="14"/>
         <w:rFonts w:ascii="Cambria" w:cs="Cambria" w:eastAsia="Cambria" w:hAnsi="Cambria"/>
       </w:rPr>
-      <w:t xml:space="preserve">Generated July 18, 2026  |  California Community Colleges  |  CPL Initiative</w:t>
+      <w:t xml:space="preserve">Generated July 19, 2026  |  California Community Colleges  |  CPL Initiative</w:t>
     </w:r>
     <w:r>
       <w:rPr>

--- a/reports/CPL_Master_Report.docx
+++ b/reports/CPL_Master_Report.docx
@@ -141,7 +141,7 @@
           <w:szCs w:val="22"/>
           <w:rFonts w:ascii="Cambria" w:cs="Cambria" w:eastAsia="Cambria" w:hAnsi="Cambria"/>
         </w:rPr>
-        <w:t xml:space="preserve">As of July 19, 2026, the CPL initiative is ahead of schedule, with most 2025–2026 targets met or exceeded and core infrastructure nearing completion. The work has expanded student access, increased transcripted units, and established the foundation for a permanent, statewide CPL service under Vision 2030.</w:t>
+        <w:t xml:space="preserve">As of July 20, 2026, the CPL initiative is ahead of schedule, with most 2025–2026 targets met or exceeded and core infrastructure nearing completion. The work has expanded student access, increased transcripted units, and established the foundation for a permanent, statewide CPL service under Vision 2030.</w:t>
       </w:r>
     </w:p>
     <w:p>
@@ -167,7 +167,7 @@
           <w:szCs w:val="21"/>
           <w:rFonts w:ascii="Cambria" w:cs="Cambria" w:eastAsia="Cambria" w:hAnsi="Cambria"/>
         </w:rPr>
-        <w:t xml:space="preserve">50,402 cumulative students served with CPL awards, surpassing annual targets.</w:t>
+        <w:t xml:space="preserve">50,403 cumulative students served with CPL awards, surpassing annual targets.</w:t>
       </w:r>
     </w:p>
     <w:p>
@@ -424,7 +424,7 @@
                 <w:szCs w:val="20"/>
                 <w:rFonts w:ascii="Cambria" w:cs="Cambria" w:eastAsia="Cambria" w:hAnsi="Cambria"/>
               </w:rPr>
-              <w:t xml:space="preserve">50,402</w:t>
+              <w:t xml:space="preserve">50,403</w:t>
             </w:r>
           </w:p>
         </w:tc>
@@ -30498,7 +30498,7 @@
           <w:szCs w:val="22"/>
           <w:rFonts w:ascii="Cambria" w:cs="Cambria" w:eastAsia="Cambria" w:hAnsi="Cambria"/>
         </w:rPr>
-        <w:t xml:space="preserve">The CPL Initiative has moved from pilot to scale, demonstrating measurable impact in student access, credit attainment, and system engagement. With 50,402 students served, 12,773 statewide credit recommendations, and 102 actively participating colleges, the initiative has surpassed most 2025–26 benchmarks ahead of schedule.</w:t>
+        <w:t xml:space="preserve">The CPL Initiative has moved from pilot to scale, demonstrating measurable impact in student access, credit attainment, and system engagement. With 50,403 students served, 12,773 statewide credit recommendations, and 102 actively participating colleges, the initiative has surpassed most 2025–26 benchmarks ahead of schedule.</w:t>
       </w:r>
     </w:p>
     <w:p>
@@ -30549,7 +30549,7 @@
           <w:szCs w:val="20"/>
           <w:rFonts w:ascii="Cambria" w:cs="Cambria" w:eastAsia="Cambria" w:hAnsi="Cambria"/>
         </w:rPr>
-        <w:t xml:space="preserve">July 19, 2026</w:t>
+        <w:t xml:space="preserve">July 20, 2026</w:t>
       </w:r>
     </w:p>
     <w:sectPr>
@@ -30586,7 +30586,7 @@
         <w:szCs w:val="14"/>
         <w:rFonts w:ascii="Cambria" w:cs="Cambria" w:eastAsia="Cambria" w:hAnsi="Cambria"/>
       </w:rPr>
-      <w:t xml:space="preserve">Generated July 19, 2026  |  California Community Colleges  |  CPL Initiative</w:t>
+      <w:t xml:space="preserve">Generated July 20, 2026  |  California Community Colleges  |  CPL Initiative</w:t>
     </w:r>
     <w:r>
       <w:rPr>

--- a/reports/CPL_Master_Report.docx
+++ b/reports/CPL_Master_Report.docx
@@ -141,7 +141,7 @@
           <w:szCs w:val="22"/>
           <w:rFonts w:ascii="Cambria" w:cs="Cambria" w:eastAsia="Cambria" w:hAnsi="Cambria"/>
         </w:rPr>
-        <w:t xml:space="preserve">As of July 20, 2026, the CPL initiative is ahead of schedule, with most 2025–2026 targets met or exceeded and core infrastructure nearing completion. The work has expanded student access, increased transcripted units, and established the foundation for a permanent, statewide CPL service under Vision 2030.</w:t>
+        <w:t xml:space="preserve">As of July 21, 2026, the CPL initiative is ahead of schedule, with most 2025–2026 targets met or exceeded and core infrastructure nearing completion. The work has expanded student access, increased transcripted units, and established the foundation for a permanent, statewide CPL service under Vision 2030.</w:t>
       </w:r>
     </w:p>
     <w:p>
@@ -167,7 +167,7 @@
           <w:szCs w:val="21"/>
           <w:rFonts w:ascii="Cambria" w:cs="Cambria" w:eastAsia="Cambria" w:hAnsi="Cambria"/>
         </w:rPr>
-        <w:t xml:space="preserve">50,403 cumulative students served with CPL awards, surpassing annual targets.</w:t>
+        <w:t xml:space="preserve">50,493 cumulative students served with CPL awards, surpassing annual targets.</w:t>
       </w:r>
     </w:p>
     <w:p>
@@ -185,7 +185,7 @@
           <w:szCs w:val="21"/>
           <w:rFonts w:ascii="Cambria" w:cs="Cambria" w:eastAsia="Cambria" w:hAnsi="Cambria"/>
         </w:rPr>
-        <w:t xml:space="preserve">238k CPL units transcripted across the system.</w:t>
+        <w:t xml:space="preserve">239k CPL units transcripted across the system.</w:t>
       </w:r>
     </w:p>
     <w:p>
@@ -221,7 +221,7 @@
           <w:szCs w:val="21"/>
           <w:rFonts w:ascii="Cambria" w:cs="Cambria" w:eastAsia="Cambria" w:hAnsi="Cambria"/>
         </w:rPr>
-        <w:t xml:space="preserve">12,773 statewide credit recommendations, driven by faculty discipline workgroups spanning high-demand fields.</w:t>
+        <w:t xml:space="preserve">12,770 statewide credit recommendations, driven by faculty discipline workgroups spanning high-demand fields.</w:t>
       </w:r>
     </w:p>
     <w:p>
@@ -239,7 +239,7 @@
           <w:szCs w:val="21"/>
           <w:rFonts w:ascii="Cambria" w:cs="Cambria" w:eastAsia="Cambria" w:hAnsi="Cambria"/>
         </w:rPr>
-        <w:t xml:space="preserve">The Veteran Sprint has uploaded 55 JSTs to MAP, with estimated student savings of $330M and projected 20-year economic impact of $1.33B.</w:t>
+        <w:t xml:space="preserve">The Veteran Sprint has uploaded 55 JSTs to MAP, with estimated student savings of $331M and projected 20-year economic impact of $1.34B.</w:t>
       </w:r>
     </w:p>
     <w:p>
@@ -424,7 +424,7 @@
                 <w:szCs w:val="20"/>
                 <w:rFonts w:ascii="Cambria" w:cs="Cambria" w:eastAsia="Cambria" w:hAnsi="Cambria"/>
               </w:rPr>
-              <w:t xml:space="preserve">50,403</w:t>
+              <w:t xml:space="preserve">50,493</w:t>
             </w:r>
           </w:p>
         </w:tc>
@@ -494,7 +494,7 @@
                 <w:szCs w:val="20"/>
                 <w:rFonts w:ascii="Cambria" w:cs="Cambria" w:eastAsia="Cambria" w:hAnsi="Cambria"/>
               </w:rPr>
-              <w:t xml:space="preserve">238k</w:t>
+              <w:t xml:space="preserve">239k</w:t>
             </w:r>
           </w:p>
         </w:tc>
@@ -564,7 +564,7 @@
                 <w:szCs w:val="20"/>
                 <w:rFonts w:ascii="Cambria" w:cs="Cambria" w:eastAsia="Cambria" w:hAnsi="Cambria"/>
               </w:rPr>
-              <w:t xml:space="preserve">12,773</w:t>
+              <w:t xml:space="preserve">12,770</w:t>
             </w:r>
           </w:p>
         </w:tc>
@@ -774,7 +774,7 @@
                 <w:szCs w:val="20"/>
                 <w:rFonts w:ascii="Cambria" w:cs="Cambria" w:eastAsia="Cambria" w:hAnsi="Cambria"/>
               </w:rPr>
-              <w:t xml:space="preserve">$330M</w:t>
+              <w:t xml:space="preserve">$331M</w:t>
             </w:r>
           </w:p>
         </w:tc>
@@ -844,7 +844,7 @@
                 <w:szCs w:val="20"/>
                 <w:rFonts w:ascii="Cambria" w:cs="Cambria" w:eastAsia="Cambria" w:hAnsi="Cambria"/>
               </w:rPr>
-              <w:t xml:space="preserve">$1.33B</w:t>
+              <w:t xml:space="preserve">$1.34B</w:t>
             </w:r>
           </w:p>
         </w:tc>
@@ -30498,7 +30498,7 @@
           <w:szCs w:val="22"/>
           <w:rFonts w:ascii="Cambria" w:cs="Cambria" w:eastAsia="Cambria" w:hAnsi="Cambria"/>
         </w:rPr>
-        <w:t xml:space="preserve">The CPL Initiative has moved from pilot to scale, demonstrating measurable impact in student access, credit attainment, and system engagement. With 50,403 students served, 12,773 statewide credit recommendations, and 102 actively participating colleges, the initiative has surpassed most 2025–26 benchmarks ahead of schedule.</w:t>
+        <w:t xml:space="preserve">The CPL Initiative has moved from pilot to scale, demonstrating measurable impact in student access, credit attainment, and system engagement. With 50,493 students served, 12,770 statewide credit recommendations, and 102 actively participating colleges, the initiative has surpassed most 2025–26 benchmarks ahead of schedule.</w:t>
       </w:r>
     </w:p>
     <w:p>
@@ -30549,7 +30549,7 @@
           <w:szCs w:val="20"/>
           <w:rFonts w:ascii="Cambria" w:cs="Cambria" w:eastAsia="Cambria" w:hAnsi="Cambria"/>
         </w:rPr>
-        <w:t xml:space="preserve">July 20, 2026</w:t>
+        <w:t xml:space="preserve">July 21, 2026</w:t>
       </w:r>
     </w:p>
     <w:sectPr>
@@ -30586,7 +30586,7 @@
         <w:szCs w:val="14"/>
         <w:rFonts w:ascii="Cambria" w:cs="Cambria" w:eastAsia="Cambria" w:hAnsi="Cambria"/>
       </w:rPr>
-      <w:t xml:space="preserve">Generated July 20, 2026  |  California Community Colleges  |  CPL Initiative</w:t>
+      <w:t xml:space="preserve">Generated July 21, 2026  |  California Community Colleges  |  CPL Initiative</w:t>
     </w:r>
     <w:r>
       <w:rPr>

--- a/reports/CPL_Master_Report.docx
+++ b/reports/CPL_Master_Report.docx
@@ -221,7 +221,7 @@
           <w:szCs w:val="21"/>
           <w:rFonts w:ascii="Cambria" w:cs="Cambria" w:eastAsia="Cambria" w:hAnsi="Cambria"/>
         </w:rPr>
-        <w:t xml:space="preserve">12,770 statewide credit recommendations, driven by faculty discipline workgroups spanning high-demand fields.</w:t>
+        <w:t xml:space="preserve">288 statewide credit recommendations, driven by faculty discipline workgroups spanning high-demand fields.</w:t>
       </w:r>
     </w:p>
     <w:p>
@@ -564,7 +564,7 @@
                 <w:szCs w:val="20"/>
                 <w:rFonts w:ascii="Cambria" w:cs="Cambria" w:eastAsia="Cambria" w:hAnsi="Cambria"/>
               </w:rPr>
-              <w:t xml:space="preserve">12,770</w:t>
+              <w:t xml:space="preserve">288</w:t>
             </w:r>
           </w:p>
         </w:tc>
@@ -30498,7 +30498,7 @@
           <w:szCs w:val="22"/>
           <w:rFonts w:ascii="Cambria" w:cs="Cambria" w:eastAsia="Cambria" w:hAnsi="Cambria"/>
         </w:rPr>
-        <w:t xml:space="preserve">The CPL Initiative has moved from pilot to scale, demonstrating measurable impact in student access, credit attainment, and system engagement. With 50,493 students served, 12,770 statewide credit recommendations, and 102 actively participating colleges, the initiative has surpassed most 2025–26 benchmarks ahead of schedule.</w:t>
+        <w:t xml:space="preserve">The CPL Initiative has moved from pilot to scale, demonstrating measurable impact in student access, credit attainment, and system engagement. With 50,493 students served, 288 statewide credit recommendations, and 102 actively participating colleges, the initiative has surpassed most 2025–26 benchmarks ahead of schedule.</w:t>
       </w:r>
     </w:p>
     <w:p>

--- a/reports/CPL_Master_Report.docx
+++ b/reports/CPL_Master_Report.docx
@@ -167,7 +167,7 @@
           <w:szCs w:val="21"/>
           <w:rFonts w:ascii="Cambria" w:cs="Cambria" w:eastAsia="Cambria" w:hAnsi="Cambria"/>
         </w:rPr>
-        <w:t xml:space="preserve">50,493 cumulative students served with CPL awards, surpassing annual targets.</w:t>
+        <w:t xml:space="preserve">50,496 cumulative students served with CPL awards, surpassing annual targets.</w:t>
       </w:r>
     </w:p>
     <w:p>
@@ -221,7 +221,7 @@
           <w:szCs w:val="21"/>
           <w:rFonts w:ascii="Cambria" w:cs="Cambria" w:eastAsia="Cambria" w:hAnsi="Cambria"/>
         </w:rPr>
-        <w:t xml:space="preserve">288 statewide credit recommendations, driven by faculty discipline workgroups spanning high-demand fields.</w:t>
+        <w:t xml:space="preserve">12,770 statewide credit recommendations, driven by faculty discipline workgroups spanning high-demand fields.</w:t>
       </w:r>
     </w:p>
     <w:p>
@@ -424,7 +424,7 @@
                 <w:szCs w:val="20"/>
                 <w:rFonts w:ascii="Cambria" w:cs="Cambria" w:eastAsia="Cambria" w:hAnsi="Cambria"/>
               </w:rPr>
-              <w:t xml:space="preserve">50,493</w:t>
+              <w:t xml:space="preserve">50,496</w:t>
             </w:r>
           </w:p>
         </w:tc>
@@ -564,7 +564,7 @@
                 <w:szCs w:val="20"/>
                 <w:rFonts w:ascii="Cambria" w:cs="Cambria" w:eastAsia="Cambria" w:hAnsi="Cambria"/>
               </w:rPr>
-              <w:t xml:space="preserve">288</w:t>
+              <w:t xml:space="preserve">12,770</w:t>
             </w:r>
           </w:p>
         </w:tc>
@@ -30498,7 +30498,7 @@
           <w:szCs w:val="22"/>
           <w:rFonts w:ascii="Cambria" w:cs="Cambria" w:eastAsia="Cambria" w:hAnsi="Cambria"/>
         </w:rPr>
-        <w:t xml:space="preserve">The CPL Initiative has moved from pilot to scale, demonstrating measurable impact in student access, credit attainment, and system engagement. With 50,493 students served, 288 statewide credit recommendations, and 102 actively participating colleges, the initiative has surpassed most 2025–26 benchmarks ahead of schedule.</w:t>
+        <w:t xml:space="preserve">The CPL Initiative has moved from pilot to scale, demonstrating measurable impact in student access, credit attainment, and system engagement. With 50,496 students served, 12,770 statewide credit recommendations, and 102 actively participating colleges, the initiative has surpassed most 2025–26 benchmarks ahead of schedule.</w:t>
       </w:r>
     </w:p>
     <w:p>

--- a/reports/CPL_Master_Report.docx
+++ b/reports/CPL_Master_Report.docx
@@ -141,7 +141,7 @@
           <w:szCs w:val="22"/>
           <w:rFonts w:ascii="Cambria" w:cs="Cambria" w:eastAsia="Cambria" w:hAnsi="Cambria"/>
         </w:rPr>
-        <w:t xml:space="preserve">As of July 21, 2026, the CPL initiative is ahead of schedule, with most 2025–2026 targets met or exceeded and core infrastructure nearing completion. The work has expanded student access, increased transcripted units, and established the foundation for a permanent, statewide CPL service under Vision 2030.</w:t>
+        <w:t xml:space="preserve">As of July 22, 2026, the CPL initiative is ahead of schedule, with most 2025–2026 targets met or exceeded and core infrastructure nearing completion. The work has expanded student access, increased transcripted units, and established the foundation for a permanent, statewide CPL service under Vision 2030.</w:t>
       </w:r>
     </w:p>
     <w:p>
@@ -167,7 +167,7 @@
           <w:szCs w:val="21"/>
           <w:rFonts w:ascii="Cambria" w:cs="Cambria" w:eastAsia="Cambria" w:hAnsi="Cambria"/>
         </w:rPr>
-        <w:t xml:space="preserve">50,496 cumulative students served with CPL awards, surpassing annual targets.</w:t>
+        <w:t xml:space="preserve">50,518 cumulative students served with CPL awards, surpassing annual targets.</w:t>
       </w:r>
     </w:p>
     <w:p>
@@ -185,7 +185,7 @@
           <w:szCs w:val="21"/>
           <w:rFonts w:ascii="Cambria" w:cs="Cambria" w:eastAsia="Cambria" w:hAnsi="Cambria"/>
         </w:rPr>
-        <w:t xml:space="preserve">239k CPL units transcripted across the system.</w:t>
+        <w:t xml:space="preserve">240k CPL units transcripted across the system.</w:t>
       </w:r>
     </w:p>
     <w:p>
@@ -221,7 +221,7 @@
           <w:szCs w:val="21"/>
           <w:rFonts w:ascii="Cambria" w:cs="Cambria" w:eastAsia="Cambria" w:hAnsi="Cambria"/>
         </w:rPr>
-        <w:t xml:space="preserve">12,770 statewide credit recommendations, driven by faculty discipline workgroups spanning high-demand fields.</w:t>
+        <w:t xml:space="preserve">12,719 statewide credit recommendations, driven by faculty discipline workgroups spanning high-demand fields.</w:t>
       </w:r>
     </w:p>
     <w:p>
@@ -239,7 +239,7 @@
           <w:szCs w:val="21"/>
           <w:rFonts w:ascii="Cambria" w:cs="Cambria" w:eastAsia="Cambria" w:hAnsi="Cambria"/>
         </w:rPr>
-        <w:t xml:space="preserve">The Veteran Sprint has uploaded 55 JSTs to MAP, with estimated student savings of $331M and projected 20-year economic impact of $1.34B.</w:t>
+        <w:t xml:space="preserve">The Veteran Sprint has uploaded 55 JSTs to MAP, with estimated student savings of $333M and projected 20-year economic impact of $1.34B.</w:t>
       </w:r>
     </w:p>
     <w:p>
@@ -424,7 +424,7 @@
                 <w:szCs w:val="20"/>
                 <w:rFonts w:ascii="Cambria" w:cs="Cambria" w:eastAsia="Cambria" w:hAnsi="Cambria"/>
               </w:rPr>
-              <w:t xml:space="preserve">50,496</w:t>
+              <w:t xml:space="preserve">50,518</w:t>
             </w:r>
           </w:p>
         </w:tc>
@@ -494,7 +494,7 @@
                 <w:szCs w:val="20"/>
                 <w:rFonts w:ascii="Cambria" w:cs="Cambria" w:eastAsia="Cambria" w:hAnsi="Cambria"/>
               </w:rPr>
-              <w:t xml:space="preserve">239k</w:t>
+              <w:t xml:space="preserve">240k</w:t>
             </w:r>
           </w:p>
         </w:tc>
@@ -564,7 +564,7 @@
                 <w:szCs w:val="20"/>
                 <w:rFonts w:ascii="Cambria" w:cs="Cambria" w:eastAsia="Cambria" w:hAnsi="Cambria"/>
               </w:rPr>
-              <w:t xml:space="preserve">12,770</w:t>
+              <w:t xml:space="preserve">12,719</w:t>
             </w:r>
           </w:p>
         </w:tc>
@@ -774,7 +774,7 @@
                 <w:szCs w:val="20"/>
                 <w:rFonts w:ascii="Cambria" w:cs="Cambria" w:eastAsia="Cambria" w:hAnsi="Cambria"/>
               </w:rPr>
-              <w:t xml:space="preserve">$331M</w:t>
+              <w:t xml:space="preserve">$333M</w:t>
             </w:r>
           </w:p>
         </w:tc>
@@ -30498,7 +30498,7 @@
           <w:szCs w:val="22"/>
           <w:rFonts w:ascii="Cambria" w:cs="Cambria" w:eastAsia="Cambria" w:hAnsi="Cambria"/>
         </w:rPr>
-        <w:t xml:space="preserve">The CPL Initiative has moved from pilot to scale, demonstrating measurable impact in student access, credit attainment, and system engagement. With 50,496 students served, 12,770 statewide credit recommendations, and 102 actively participating colleges, the initiative has surpassed most 2025–26 benchmarks ahead of schedule.</w:t>
+        <w:t xml:space="preserve">The CPL Initiative has moved from pilot to scale, demonstrating measurable impact in student access, credit attainment, and system engagement. With 50,518 students served, 12,719 statewide credit recommendations, and 102 actively participating colleges, the initiative has surpassed most 2025–26 benchmarks ahead of schedule.</w:t>
       </w:r>
     </w:p>
     <w:p>
@@ -30549,7 +30549,7 @@
           <w:szCs w:val="20"/>
           <w:rFonts w:ascii="Cambria" w:cs="Cambria" w:eastAsia="Cambria" w:hAnsi="Cambria"/>
         </w:rPr>
-        <w:t xml:space="preserve">July 21, 2026</w:t>
+        <w:t xml:space="preserve">July 22, 2026</w:t>
       </w:r>
     </w:p>
     <w:sectPr>
@@ -30586,7 +30586,7 @@
         <w:szCs w:val="14"/>
         <w:rFonts w:ascii="Cambria" w:cs="Cambria" w:eastAsia="Cambria" w:hAnsi="Cambria"/>
       </w:rPr>
-      <w:t xml:space="preserve">Generated July 21, 2026  |  California Community Colleges  |  CPL Initiative</w:t>
+      <w:t xml:space="preserve">Generated July 22, 2026  |  California Community Colleges  |  CPL Initiative</w:t>
     </w:r>
     <w:r>
       <w:rPr>

--- a/reports/CPL_Master_Report.docx
+++ b/reports/CPL_Master_Report.docx
@@ -141,7 +141,7 @@
           <w:szCs w:val="22"/>
           <w:rFonts w:ascii="Cambria" w:cs="Cambria" w:eastAsia="Cambria" w:hAnsi="Cambria"/>
         </w:rPr>
-        <w:t xml:space="preserve">As of July 22, 2026, the CPL initiative is ahead of schedule, with most 2025–2026 targets met or exceeded and core infrastructure nearing completion. The work has expanded student access, increased transcripted units, and established the foundation for a permanent, statewide CPL service under Vision 2030.</w:t>
+        <w:t xml:space="preserve">As of July 23, 2026, the CPL initiative is ahead of schedule, with most 2025–2026 targets met or exceeded and core infrastructure nearing completion. The work has expanded student access, increased transcripted units, and established the foundation for a permanent, statewide CPL service under Vision 2030.</w:t>
       </w:r>
     </w:p>
     <w:p>
@@ -167,7 +167,7 @@
           <w:szCs w:val="21"/>
           <w:rFonts w:ascii="Cambria" w:cs="Cambria" w:eastAsia="Cambria" w:hAnsi="Cambria"/>
         </w:rPr>
-        <w:t xml:space="preserve">50,518 cumulative students served with CPL awards, surpassing annual targets.</w:t>
+        <w:t xml:space="preserve">50,569 cumulative students served with CPL awards, surpassing annual targets.</w:t>
       </w:r>
     </w:p>
     <w:p>
@@ -185,7 +185,7 @@
           <w:szCs w:val="21"/>
           <w:rFonts w:ascii="Cambria" w:cs="Cambria" w:eastAsia="Cambria" w:hAnsi="Cambria"/>
         </w:rPr>
-        <w:t xml:space="preserve">240k CPL units transcripted across the system.</w:t>
+        <w:t xml:space="preserve">241k CPL units transcripted across the system.</w:t>
       </w:r>
     </w:p>
     <w:p>
@@ -221,7 +221,7 @@
           <w:szCs w:val="21"/>
           <w:rFonts w:ascii="Cambria" w:cs="Cambria" w:eastAsia="Cambria" w:hAnsi="Cambria"/>
         </w:rPr>
-        <w:t xml:space="preserve">12,719 statewide credit recommendations, driven by faculty discipline workgroups spanning high-demand fields.</w:t>
+        <w:t xml:space="preserve">12,701 statewide credit recommendations, driven by faculty discipline workgroups spanning high-demand fields.</w:t>
       </w:r>
     </w:p>
     <w:p>
@@ -239,7 +239,7 @@
           <w:szCs w:val="21"/>
           <w:rFonts w:ascii="Cambria" w:cs="Cambria" w:eastAsia="Cambria" w:hAnsi="Cambria"/>
         </w:rPr>
-        <w:t xml:space="preserve">The Veteran Sprint has uploaded 55 JSTs to MAP, with estimated student savings of $333M and projected 20-year economic impact of $1.34B.</w:t>
+        <w:t xml:space="preserve">The Veteran Sprint has uploaded 55 JSTs to MAP, with estimated student savings of $335M and projected 20-year economic impact of $1.35B.</w:t>
       </w:r>
     </w:p>
     <w:p>
@@ -424,7 +424,7 @@
                 <w:szCs w:val="20"/>
                 <w:rFonts w:ascii="Cambria" w:cs="Cambria" w:eastAsia="Cambria" w:hAnsi="Cambria"/>
               </w:rPr>
-              <w:t xml:space="preserve">50,518</w:t>
+              <w:t xml:space="preserve">50,569</w:t>
             </w:r>
           </w:p>
         </w:tc>
@@ -494,7 +494,7 @@
                 <w:szCs w:val="20"/>
                 <w:rFonts w:ascii="Cambria" w:cs="Cambria" w:eastAsia="Cambria" w:hAnsi="Cambria"/>
               </w:rPr>
-              <w:t xml:space="preserve">240k</w:t>
+              <w:t xml:space="preserve">241k</w:t>
             </w:r>
           </w:p>
         </w:tc>
@@ -564,7 +564,7 @@
                 <w:szCs w:val="20"/>
                 <w:rFonts w:ascii="Cambria" w:cs="Cambria" w:eastAsia="Cambria" w:hAnsi="Cambria"/>
               </w:rPr>
-              <w:t xml:space="preserve">12,719</w:t>
+              <w:t xml:space="preserve">12,701</w:t>
             </w:r>
           </w:p>
         </w:tc>
@@ -774,7 +774,7 @@
                 <w:szCs w:val="20"/>
                 <w:rFonts w:ascii="Cambria" w:cs="Cambria" w:eastAsia="Cambria" w:hAnsi="Cambria"/>
               </w:rPr>
-              <w:t xml:space="preserve">$333M</w:t>
+              <w:t xml:space="preserve">$335M</w:t>
             </w:r>
           </w:p>
         </w:tc>
@@ -844,7 +844,7 @@
                 <w:szCs w:val="20"/>
                 <w:rFonts w:ascii="Cambria" w:cs="Cambria" w:eastAsia="Cambria" w:hAnsi="Cambria"/>
               </w:rPr>
-              <w:t xml:space="preserve">$1.34B</w:t>
+              <w:t xml:space="preserve">$1.35B</w:t>
             </w:r>
           </w:p>
         </w:tc>
@@ -29472,7 +29472,7 @@
           <w:szCs w:val="22"/>
           <w:rFonts w:ascii="Cambria" w:cs="Cambria" w:eastAsia="Cambria" w:hAnsi="Cambria"/>
         </w:rPr>
-        <w:t xml:space="preserve">The CPL Initiative has moved from pilot to scale, demonstrating measurable impact in student access, credit attainment, and system engagement. With 50,518 students served, 12,719 statewide credit recommendations, and 102 actively participating colleges, the initiative has surpassed most 2025–26 benchmarks ahead of schedule.</w:t>
+        <w:t xml:space="preserve">The CPL Initiative has moved from pilot to scale, demonstrating measurable impact in student access, credit attainment, and system engagement. With 50,569 students served, 12,701 statewide credit recommendations, and 102 actively participating colleges, the initiative has surpassed most 2025–26 benchmarks ahead of schedule.</w:t>
       </w:r>
     </w:p>
     <w:p>
@@ -29523,7 +29523,7 @@
           <w:szCs w:val="20"/>
           <w:rFonts w:ascii="Cambria" w:cs="Cambria" w:eastAsia="Cambria" w:hAnsi="Cambria"/>
         </w:rPr>
-        <w:t xml:space="preserve">July 22, 2026</w:t>
+        <w:t xml:space="preserve">July 23, 2026</w:t>
       </w:r>
     </w:p>
     <w:sectPr>
@@ -29560,7 +29560,7 @@
         <w:szCs w:val="14"/>
         <w:rFonts w:ascii="Cambria" w:cs="Cambria" w:eastAsia="Cambria" w:hAnsi="Cambria"/>
       </w:rPr>
-      <w:t xml:space="preserve">Generated July 22, 2026  |  California Community Colleges  |  CPL Initiative</w:t>
+      <w:t xml:space="preserve">Generated July 23, 2026  |  California Community Colleges  |  CPL Initiative</w:t>
     </w:r>
     <w:r>
       <w:rPr>

--- a/reports/CPL_Master_Report.docx
+++ b/reports/CPL_Master_Report.docx
@@ -167,7 +167,7 @@
           <w:szCs w:val="21"/>
           <w:rFonts w:ascii="Cambria" w:cs="Cambria" w:eastAsia="Cambria" w:hAnsi="Cambria"/>
         </w:rPr>
-        <w:t xml:space="preserve">50,569 cumulative students served with CPL awards, surpassing annual targets.</w:t>
+        <w:t xml:space="preserve">50,570 cumulative students served with CPL awards, surpassing annual targets.</w:t>
       </w:r>
     </w:p>
     <w:p>
@@ -424,7 +424,7 @@
                 <w:szCs w:val="20"/>
                 <w:rFonts w:ascii="Cambria" w:cs="Cambria" w:eastAsia="Cambria" w:hAnsi="Cambria"/>
               </w:rPr>
-              <w:t xml:space="preserve">50,569</w:t>
+              <w:t xml:space="preserve">50,570</w:t>
             </w:r>
           </w:p>
         </w:tc>
@@ -29472,7 +29472,7 @@
           <w:szCs w:val="22"/>
           <w:rFonts w:ascii="Cambria" w:cs="Cambria" w:eastAsia="Cambria" w:hAnsi="Cambria"/>
         </w:rPr>
-        <w:t xml:space="preserve">The CPL Initiative has moved from pilot to scale, demonstrating measurable impact in student access, credit attainment, and system engagement. With 50,569 students served, 12,701 statewide credit recommendations, and 102 actively participating colleges, the initiative has surpassed most 2025–26 benchmarks ahead of schedule.</w:t>
+        <w:t xml:space="preserve">The CPL Initiative has moved from pilot to scale, demonstrating measurable impact in student access, credit attainment, and system engagement. With 50,570 students served, 12,701 statewide credit recommendations, and 102 actively participating colleges, the initiative has surpassed most 2025–26 benchmarks ahead of schedule.</w:t>
       </w:r>
     </w:p>
     <w:p>

--- a/reports/CPL_Master_Report.docx
+++ b/reports/CPL_Master_Report.docx
@@ -141,7 +141,7 @@
           <w:szCs w:val="22"/>
           <w:rFonts w:ascii="Cambria" w:cs="Cambria" w:eastAsia="Cambria" w:hAnsi="Cambria"/>
         </w:rPr>
-        <w:t xml:space="preserve">As of July 23, 2026, the CPL initiative is ahead of schedule, with most 2025–2026 targets met or exceeded and core infrastructure nearing completion. The work has expanded student access, increased transcripted units, and established the foundation for a permanent, statewide CPL service under Vision 2030.</w:t>
+        <w:t xml:space="preserve">As of July 24, 2026, the CPL initiative is ahead of schedule, with most 2025–2026 targets met or exceeded and core infrastructure nearing completion. The work has expanded student access, increased transcripted units, and established the foundation for a permanent, statewide CPL service under Vision 2030.</w:t>
       </w:r>
     </w:p>
     <w:p>
@@ -167,7 +167,7 @@
           <w:szCs w:val="21"/>
           <w:rFonts w:ascii="Cambria" w:cs="Cambria" w:eastAsia="Cambria" w:hAnsi="Cambria"/>
         </w:rPr>
-        <w:t xml:space="preserve">50,570 cumulative students served with CPL awards, surpassing annual targets.</w:t>
+        <w:t xml:space="preserve">50,644 cumulative students served with CPL awards, surpassing annual targets.</w:t>
       </w:r>
     </w:p>
     <w:p>
@@ -221,7 +221,7 @@
           <w:szCs w:val="21"/>
           <w:rFonts w:ascii="Cambria" w:cs="Cambria" w:eastAsia="Cambria" w:hAnsi="Cambria"/>
         </w:rPr>
-        <w:t xml:space="preserve">12,701 statewide credit recommendations, driven by faculty discipline workgroups spanning high-demand fields.</w:t>
+        <w:t xml:space="preserve">12,698 statewide credit recommendations, driven by faculty discipline workgroups spanning high-demand fields.</w:t>
       </w:r>
     </w:p>
     <w:p>
@@ -424,7 +424,7 @@
                 <w:szCs w:val="20"/>
                 <w:rFonts w:ascii="Cambria" w:cs="Cambria" w:eastAsia="Cambria" w:hAnsi="Cambria"/>
               </w:rPr>
-              <w:t xml:space="preserve">50,570</w:t>
+              <w:t xml:space="preserve">50,644</w:t>
             </w:r>
           </w:p>
         </w:tc>
@@ -564,7 +564,7 @@
                 <w:szCs w:val="20"/>
                 <w:rFonts w:ascii="Cambria" w:cs="Cambria" w:eastAsia="Cambria" w:hAnsi="Cambria"/>
               </w:rPr>
-              <w:t xml:space="preserve">12,701</w:t>
+              <w:t xml:space="preserve">12,698</w:t>
             </w:r>
           </w:p>
         </w:tc>
@@ -22631,7 +22631,7 @@
                 <w:szCs w:val="20"/>
                 <w:rFonts w:ascii="Cambria" w:cs="Cambria" w:eastAsia="Cambria" w:hAnsi="Cambria"/>
               </w:rPr>
-              <w:t xml:space="preserve">A draft outcomes-based funding model has been developed using three key metrics to demonstrate funding potential for each college in the system. This model will support a future public dashboard enabling colleges to monitor their outcomes and funding performance in real-time.</w:t>
+              <w:t xml:space="preserve">SB 135 and AB 135 were enacted, providing $7 million in ongoing funding for CPL Initiative operations, technical assistance, faculty workgroups, technology development, partnerships, and intersegmental collaboration, plus $35 million to support college awards based on CPL outcomes, projects, and innovations. The Chancellor's Office has drafted a two-year college funding model, with finalization expected in August 2026, field deployment in October 2026, and first disbursements planned for November or December 2026. Link to bills: https://legiscan.com/CA/text/AB135/id/3044016</w:t>
             </w:r>
           </w:p>
           <w:p>
@@ -23303,7 +23303,8 @@
                 <w:szCs w:val="20"/>
                 <w:rFonts w:ascii="Cambria" w:cs="Cambria" w:eastAsia="Cambria" w:hAnsi="Cambria"/>
               </w:rPr>
-              <w:t xml:space="preserve">Proposed funding in Governor's budget; monitoring and providing evidence to support advancement</w:t>
+              <w:t xml:space="preserve">SB 135 and AB 135 were enacted, providing $7 million in ongoing funding for CPL Initiative operations, technical assistance, faculty workgroups, technology development, partnerships, and intersegmental collaboration, plus $35 million to support college awards based on CPL outcomes, projects, and innovations. The Chancellor's Office has drafted a two-year college funding model, with finalization expected in August 2026, field deployment in October 2026, and first disbursements planned for November or December 2026.
+Link to bills: https://legiscan.com/CA/text/AB135/id/3044016</w:t>
             </w:r>
           </w:p>
           <w:p>
@@ -29472,7 +29473,7 @@
           <w:szCs w:val="22"/>
           <w:rFonts w:ascii="Cambria" w:cs="Cambria" w:eastAsia="Cambria" w:hAnsi="Cambria"/>
         </w:rPr>
-        <w:t xml:space="preserve">The CPL Initiative has moved from pilot to scale, demonstrating measurable impact in student access, credit attainment, and system engagement. With 50,570 students served, 12,701 statewide credit recommendations, and 102 actively participating colleges, the initiative has surpassed most 2025–26 benchmarks ahead of schedule.</w:t>
+        <w:t xml:space="preserve">The CPL Initiative has moved from pilot to scale, demonstrating measurable impact in student access, credit attainment, and system engagement. With 50,644 students served, 12,698 statewide credit recommendations, and 102 actively participating colleges, the initiative has surpassed most 2025–26 benchmarks ahead of schedule.</w:t>
       </w:r>
     </w:p>
     <w:p>
@@ -29523,7 +29524,7 @@
           <w:szCs w:val="20"/>
           <w:rFonts w:ascii="Cambria" w:cs="Cambria" w:eastAsia="Cambria" w:hAnsi="Cambria"/>
         </w:rPr>
-        <w:t xml:space="preserve">July 23, 2026</w:t>
+        <w:t xml:space="preserve">July 24, 2026</w:t>
       </w:r>
     </w:p>
     <w:sectPr>
@@ -29560,7 +29561,7 @@
         <w:szCs w:val="14"/>
         <w:rFonts w:ascii="Cambria" w:cs="Cambria" w:eastAsia="Cambria" w:hAnsi="Cambria"/>
       </w:rPr>
-      <w:t xml:space="preserve">Generated July 23, 2026  |  California Community Colleges  |  CPL Initiative</w:t>
+      <w:t xml:space="preserve">Generated July 24, 2026  |  California Community Colleges  |  CPL Initiative</w:t>
     </w:r>
     <w:r>
       <w:rPr>

--- a/reports/CPL_Master_Report.docx
+++ b/reports/CPL_Master_Report.docx
@@ -141,7 +141,7 @@
           <w:szCs w:val="22"/>
           <w:rFonts w:ascii="Cambria" w:cs="Cambria" w:eastAsia="Cambria" w:hAnsi="Cambria"/>
         </w:rPr>
-        <w:t xml:space="preserve">As of July 24, 2026, the CPL initiative is ahead of schedule, with most 2025–2026 targets met or exceeded and core infrastructure nearing completion. The work has expanded student access, increased transcripted units, and established the foundation for a permanent, statewide CPL service under Vision 2030.</w:t>
+        <w:t xml:space="preserve">As of July 25, 2026, the CPL initiative is ahead of schedule, with most 2025–2026 targets met or exceeded and core infrastructure nearing completion. The work has expanded student access, increased transcripted units, and established the foundation for a permanent, statewide CPL service under Vision 2030.</w:t>
       </w:r>
     </w:p>
     <w:p>
@@ -167,7 +167,7 @@
           <w:szCs w:val="21"/>
           <w:rFonts w:ascii="Cambria" w:cs="Cambria" w:eastAsia="Cambria" w:hAnsi="Cambria"/>
         </w:rPr>
-        <w:t xml:space="preserve">50,644 cumulative students served with CPL awards, surpassing annual targets.</w:t>
+        <w:t xml:space="preserve">50,717 cumulative students served with CPL awards, surpassing annual targets.</w:t>
       </w:r>
     </w:p>
     <w:p>
@@ -424,7 +424,7 @@
                 <w:szCs w:val="20"/>
                 <w:rFonts w:ascii="Cambria" w:cs="Cambria" w:eastAsia="Cambria" w:hAnsi="Cambria"/>
               </w:rPr>
-              <w:t xml:space="preserve">50,644</w:t>
+              <w:t xml:space="preserve">50,717</w:t>
             </w:r>
           </w:p>
         </w:tc>
@@ -29473,7 +29473,7 @@
           <w:szCs w:val="22"/>
           <w:rFonts w:ascii="Cambria" w:cs="Cambria" w:eastAsia="Cambria" w:hAnsi="Cambria"/>
         </w:rPr>
-        <w:t xml:space="preserve">The CPL Initiative has moved from pilot to scale, demonstrating measurable impact in student access, credit attainment, and system engagement. With 50,644 students served, 12,698 statewide credit recommendations, and 102 actively participating colleges, the initiative has surpassed most 2025–26 benchmarks ahead of schedule.</w:t>
+        <w:t xml:space="preserve">The CPL Initiative has moved from pilot to scale, demonstrating measurable impact in student access, credit attainment, and system engagement. With 50,717 students served, 12,698 statewide credit recommendations, and 102 actively participating colleges, the initiative has surpassed most 2025–26 benchmarks ahead of schedule.</w:t>
       </w:r>
     </w:p>
     <w:p>
@@ -29524,7 +29524,7 @@
           <w:szCs w:val="20"/>
           <w:rFonts w:ascii="Cambria" w:cs="Cambria" w:eastAsia="Cambria" w:hAnsi="Cambria"/>
         </w:rPr>
-        <w:t xml:space="preserve">July 24, 2026</w:t>
+        <w:t xml:space="preserve">July 25, 2026</w:t>
       </w:r>
     </w:p>
     <w:sectPr>
@@ -29561,7 +29561,7 @@
         <w:szCs w:val="14"/>
         <w:rFonts w:ascii="Cambria" w:cs="Cambria" w:eastAsia="Cambria" w:hAnsi="Cambria"/>
       </w:rPr>
-      <w:t xml:space="preserve">Generated July 24, 2026  |  California Community Colleges  |  CPL Initiative</w:t>
+      <w:t xml:space="preserve">Generated July 25, 2026  |  California Community Colleges  |  CPL Initiative</w:t>
     </w:r>
     <w:r>
       <w:rPr>

--- a/reports/CPL_Master_Report.docx
+++ b/reports/CPL_Master_Report.docx
@@ -141,7 +141,7 @@
           <w:szCs w:val="22"/>
           <w:rFonts w:ascii="Cambria" w:cs="Cambria" w:eastAsia="Cambria" w:hAnsi="Cambria"/>
         </w:rPr>
-        <w:t xml:space="preserve">As of July 25, 2026, the CPL initiative is ahead of schedule, with most 2025–2026 targets met or exceeded and core infrastructure nearing completion. The work has expanded student access, increased transcripted units, and established the foundation for a permanent, statewide CPL service under Vision 2030.</w:t>
+        <w:t xml:space="preserve">As of July 26, 2026, the CPL initiative is ahead of schedule, with most 2025–2026 targets met or exceeded and core infrastructure nearing completion. The work has expanded student access, increased transcripted units, and established the foundation for a permanent, statewide CPL service under Vision 2030.</w:t>
       </w:r>
     </w:p>
     <w:p>
@@ -29524,7 +29524,7 @@
           <w:szCs w:val="20"/>
           <w:rFonts w:ascii="Cambria" w:cs="Cambria" w:eastAsia="Cambria" w:hAnsi="Cambria"/>
         </w:rPr>
-        <w:t xml:space="preserve">July 25, 2026</w:t>
+        <w:t xml:space="preserve">July 26, 2026</w:t>
       </w:r>
     </w:p>
     <w:sectPr>
@@ -29561,7 +29561,7 @@
         <w:szCs w:val="14"/>
         <w:rFonts w:ascii="Cambria" w:cs="Cambria" w:eastAsia="Cambria" w:hAnsi="Cambria"/>
       </w:rPr>
-      <w:t xml:space="preserve">Generated July 25, 2026  |  California Community Colleges  |  CPL Initiative</w:t>
+      <w:t xml:space="preserve">Generated July 26, 2026  |  California Community Colleges  |  CPL Initiative</w:t>
     </w:r>
     <w:r>
       <w:rPr>

--- a/reports/CPL_Master_Report.docx
+++ b/reports/CPL_Master_Report.docx
@@ -141,7 +141,7 @@
           <w:szCs w:val="22"/>
           <w:rFonts w:ascii="Cambria" w:cs="Cambria" w:eastAsia="Cambria" w:hAnsi="Cambria"/>
         </w:rPr>
-        <w:t xml:space="preserve">As of July 26, 2026, the CPL initiative is ahead of schedule, with most 2025–2026 targets met or exceeded and core infrastructure nearing completion. The work has expanded student access, increased transcripted units, and established the foundation for a permanent, statewide CPL service under Vision 2030.</w:t>
+        <w:t xml:space="preserve">As of July 27, 2026, the CPL initiative is ahead of schedule, with most 2025–2026 targets met or exceeded and core infrastructure nearing completion. The work has expanded student access, increased transcripted units, and established the foundation for a permanent, statewide CPL service under Vision 2030.</w:t>
       </w:r>
     </w:p>
     <w:p>
@@ -167,7 +167,7 @@
           <w:szCs w:val="21"/>
           <w:rFonts w:ascii="Cambria" w:cs="Cambria" w:eastAsia="Cambria" w:hAnsi="Cambria"/>
         </w:rPr>
-        <w:t xml:space="preserve">50,717 cumulative students served with CPL awards, surpassing annual targets.</w:t>
+        <w:t xml:space="preserve">50,722 cumulative students served with CPL awards, surpassing annual targets.</w:t>
       </w:r>
     </w:p>
     <w:p>
@@ -221,7 +221,7 @@
           <w:szCs w:val="21"/>
           <w:rFonts w:ascii="Cambria" w:cs="Cambria" w:eastAsia="Cambria" w:hAnsi="Cambria"/>
         </w:rPr>
-        <w:t xml:space="preserve">12,698 statewide credit recommendations, driven by faculty discipline workgroups spanning high-demand fields.</w:t>
+        <w:t xml:space="preserve">12,702 statewide credit recommendations, driven by faculty discipline workgroups spanning high-demand fields.</w:t>
       </w:r>
     </w:p>
     <w:p>
@@ -424,7 +424,7 @@
                 <w:szCs w:val="20"/>
                 <w:rFonts w:ascii="Cambria" w:cs="Cambria" w:eastAsia="Cambria" w:hAnsi="Cambria"/>
               </w:rPr>
-              <w:t xml:space="preserve">50,717</w:t>
+              <w:t xml:space="preserve">50,722</w:t>
             </w:r>
           </w:p>
         </w:tc>
@@ -564,7 +564,7 @@
                 <w:szCs w:val="20"/>
                 <w:rFonts w:ascii="Cambria" w:cs="Cambria" w:eastAsia="Cambria" w:hAnsi="Cambria"/>
               </w:rPr>
-              <w:t xml:space="preserve">12,698</w:t>
+              <w:t xml:space="preserve">12,702</w:t>
             </w:r>
           </w:p>
         </w:tc>
@@ -29473,7 +29473,7 @@
           <w:szCs w:val="22"/>
           <w:rFonts w:ascii="Cambria" w:cs="Cambria" w:eastAsia="Cambria" w:hAnsi="Cambria"/>
         </w:rPr>
-        <w:t xml:space="preserve">The CPL Initiative has moved from pilot to scale, demonstrating measurable impact in student access, credit attainment, and system engagement. With 50,717 students served, 12,698 statewide credit recommendations, and 102 actively participating colleges, the initiative has surpassed most 2025–26 benchmarks ahead of schedule.</w:t>
+        <w:t xml:space="preserve">The CPL Initiative has moved from pilot to scale, demonstrating measurable impact in student access, credit attainment, and system engagement. With 50,722 students served, 12,702 statewide credit recommendations, and 102 actively participating colleges, the initiative has surpassed most 2025–26 benchmarks ahead of schedule.</w:t>
       </w:r>
     </w:p>
     <w:p>
@@ -29524,7 +29524,7 @@
           <w:szCs w:val="20"/>
           <w:rFonts w:ascii="Cambria" w:cs="Cambria" w:eastAsia="Cambria" w:hAnsi="Cambria"/>
         </w:rPr>
-        <w:t xml:space="preserve">July 26, 2026</w:t>
+        <w:t xml:space="preserve">July 27, 2026</w:t>
       </w:r>
     </w:p>
     <w:sectPr>
@@ -29561,7 +29561,7 @@
         <w:szCs w:val="14"/>
         <w:rFonts w:ascii="Cambria" w:cs="Cambria" w:eastAsia="Cambria" w:hAnsi="Cambria"/>
       </w:rPr>
-      <w:t xml:space="preserve">Generated July 26, 2026  |  California Community Colleges  |  CPL Initiative</w:t>
+      <w:t xml:space="preserve">Generated July 27, 2026  |  California Community Colleges  |  CPL Initiative</w:t>
     </w:r>
     <w:r>
       <w:rPr>

--- a/reports/CPL_Master_Report.docx
+++ b/reports/CPL_Master_Report.docx
@@ -167,7 +167,7 @@
           <w:szCs w:val="21"/>
           <w:rFonts w:ascii="Cambria" w:cs="Cambria" w:eastAsia="Cambria" w:hAnsi="Cambria"/>
         </w:rPr>
-        <w:t xml:space="preserve">50,722 cumulative students served with CPL awards, surpassing annual targets.</w:t>
+        <w:t xml:space="preserve">50,724 cumulative students served with CPL awards, surpassing annual targets.</w:t>
       </w:r>
     </w:p>
     <w:p>
@@ -239,7 +239,7 @@
           <w:szCs w:val="21"/>
           <w:rFonts w:ascii="Cambria" w:cs="Cambria" w:eastAsia="Cambria" w:hAnsi="Cambria"/>
         </w:rPr>
-        <w:t xml:space="preserve">The Veteran Sprint has uploaded 55 JSTs to MAP, with estimated student savings of $335M and projected 20-year economic impact of $1.35B.</w:t>
+        <w:t xml:space="preserve">The Veteran Sprint has uploaded 55 JSTs to MAP, with estimated student savings of $336M and projected 20-year economic impact of $1.35B.</w:t>
       </w:r>
     </w:p>
     <w:p>
@@ -424,7 +424,7 @@
                 <w:szCs w:val="20"/>
                 <w:rFonts w:ascii="Cambria" w:cs="Cambria" w:eastAsia="Cambria" w:hAnsi="Cambria"/>
               </w:rPr>
-              <w:t xml:space="preserve">50,722</w:t>
+              <w:t xml:space="preserve">50,724</w:t>
             </w:r>
           </w:p>
         </w:tc>
@@ -774,7 +774,7 @@
                 <w:szCs w:val="20"/>
                 <w:rFonts w:ascii="Cambria" w:cs="Cambria" w:eastAsia="Cambria" w:hAnsi="Cambria"/>
               </w:rPr>
-              <w:t xml:space="preserve">$335M</w:t>
+              <w:t xml:space="preserve">$336M</w:t>
             </w:r>
           </w:p>
         </w:tc>
@@ -29473,7 +29473,7 @@
           <w:szCs w:val="22"/>
           <w:rFonts w:ascii="Cambria" w:cs="Cambria" w:eastAsia="Cambria" w:hAnsi="Cambria"/>
         </w:rPr>
-        <w:t xml:space="preserve">The CPL Initiative has moved from pilot to scale, demonstrating measurable impact in student access, credit attainment, and system engagement. With 50,722 students served, 12,702 statewide credit recommendations, and 102 actively participating colleges, the initiative has surpassed most 2025–26 benchmarks ahead of schedule.</w:t>
+        <w:t xml:space="preserve">The CPL Initiative has moved from pilot to scale, demonstrating measurable impact in student access, credit attainment, and system engagement. With 50,724 students served, 12,702 statewide credit recommendations, and 102 actively participating colleges, the initiative has surpassed most 2025–26 benchmarks ahead of schedule.</w:t>
       </w:r>
     </w:p>
     <w:p>

--- a/reports/CPL_Master_Report.docx
+++ b/reports/CPL_Master_Report.docx
@@ -167,7 +167,7 @@
           <w:szCs w:val="21"/>
           <w:rFonts w:ascii="Cambria" w:cs="Cambria" w:eastAsia="Cambria" w:hAnsi="Cambria"/>
         </w:rPr>
-        <w:t xml:space="preserve">50,724 cumulative students served with CPL awards, surpassing annual targets.</w:t>
+        <w:t xml:space="preserve">51,261 cumulative students served with CPL awards, surpassing annual targets.</w:t>
       </w:r>
     </w:p>
     <w:p>
@@ -185,7 +185,7 @@
           <w:szCs w:val="21"/>
           <w:rFonts w:ascii="Cambria" w:cs="Cambria" w:eastAsia="Cambria" w:hAnsi="Cambria"/>
         </w:rPr>
-        <w:t xml:space="preserve">241k CPL units transcripted across the system.</w:t>
+        <w:t xml:space="preserve">242k CPL units transcripted across the system.</w:t>
       </w:r>
     </w:p>
     <w:p>
@@ -239,7 +239,7 @@
           <w:szCs w:val="21"/>
           <w:rFonts w:ascii="Cambria" w:cs="Cambria" w:eastAsia="Cambria" w:hAnsi="Cambria"/>
         </w:rPr>
-        <w:t xml:space="preserve">The Veteran Sprint has uploaded 55 JSTs to MAP, with estimated student savings of $336M and projected 20-year economic impact of $1.35B.</w:t>
+        <w:t xml:space="preserve">The Veteran Sprint has uploaded 55 JSTs to MAP, with estimated student savings of $337M and projected 20-year economic impact of $1.36B.</w:t>
       </w:r>
     </w:p>
     <w:p>
@@ -424,7 +424,7 @@
                 <w:szCs w:val="20"/>
                 <w:rFonts w:ascii="Cambria" w:cs="Cambria" w:eastAsia="Cambria" w:hAnsi="Cambria"/>
               </w:rPr>
-              <w:t xml:space="preserve">50,724</w:t>
+              <w:t xml:space="preserve">51,261</w:t>
             </w:r>
           </w:p>
         </w:tc>
@@ -494,7 +494,7 @@
                 <w:szCs w:val="20"/>
                 <w:rFonts w:ascii="Cambria" w:cs="Cambria" w:eastAsia="Cambria" w:hAnsi="Cambria"/>
               </w:rPr>
-              <w:t xml:space="preserve">241k</w:t>
+              <w:t xml:space="preserve">242k</w:t>
             </w:r>
           </w:p>
         </w:tc>
@@ -774,7 +774,7 @@
                 <w:szCs w:val="20"/>
                 <w:rFonts w:ascii="Cambria" w:cs="Cambria" w:eastAsia="Cambria" w:hAnsi="Cambria"/>
               </w:rPr>
-              <w:t xml:space="preserve">$336M</w:t>
+              <w:t xml:space="preserve">$337M</w:t>
             </w:r>
           </w:p>
         </w:tc>
@@ -844,7 +844,7 @@
                 <w:szCs w:val="20"/>
                 <w:rFonts w:ascii="Cambria" w:cs="Cambria" w:eastAsia="Cambria" w:hAnsi="Cambria"/>
               </w:rPr>
-              <w:t xml:space="preserve">$1.35B</w:t>
+              <w:t xml:space="preserve">$1.36B</w:t>
             </w:r>
           </w:p>
         </w:tc>
@@ -871,7 +871,21 @@
           <w:szCs w:val="26"/>
           <w:rFonts w:ascii="Cambria" w:cs="Cambria" w:eastAsia="Cambria" w:hAnsi="Cambria"/>
         </w:rPr>
-        <w:t xml:space="preserve">ACTIVITY 1: AI-ENHANCED CPL INFRASTRUCTURE</w:t>
+        <w:t xml:space="preserve">ACTIVITY 1: BUILD AI-ENHANCED CPL INFRASTRUCTURE</w:t>
+      </w:r>
+    </w:p>
+    <w:p>
+      <w:pPr>
+        <w:spacing w:after="160"/>
+      </w:pPr>
+      <w:r>
+        <w:rPr>
+          <w:color w:val="555555"/>
+          <w:sz w:val="21"/>
+          <w:szCs w:val="21"/>
+          <w:rFonts w:ascii="Cambria" w:cs="Cambria" w:eastAsia="Cambria" w:hAnsi="Cambria"/>
+        </w:rPr>
+        <w:t xml:space="preserve">To accelerate and scale Credit for Prior Learning (CPL) across the California Community Colleges system, the Chancellor's Office will develop and deploy AI-enhanced infrastructure that simplifies and expands access to CPL for students, faculty, and colleges.</w:t>
       </w:r>
     </w:p>
     <w:p>
@@ -5697,7 +5711,7 @@
         <w:pStyle w:val="Heading3"/>
       </w:pPr>
       <w:r>
-        <w:t xml:space="preserve">Budget Allocation: Activity 1: AI-Enhanced CPL Infrastructure</w:t>
+        <w:t xml:space="preserve">Budget Allocation: Technology &amp; MAP Platform</w:t>
       </w:r>
     </w:p>
     <w:p>
@@ -5884,6 +5898,20 @@
           <w:rFonts w:ascii="Cambria" w:cs="Cambria" w:eastAsia="Cambria" w:hAnsi="Cambria"/>
         </w:rPr>
         <w:t xml:space="preserve">ACTIVITY 2: FACULTY WORKGROUPS &amp; CREDIT RECOMMENDATIONS</w:t>
+      </w:r>
+    </w:p>
+    <w:p>
+      <w:pPr>
+        <w:spacing w:after="160"/>
+      </w:pPr>
+      <w:r>
+        <w:rPr>
+          <w:color w:val="555555"/>
+          <w:sz w:val="21"/>
+          <w:szCs w:val="21"/>
+          <w:rFonts w:ascii="Cambria" w:cs="Cambria" w:eastAsia="Cambria" w:hAnsi="Cambria"/>
+        </w:rPr>
+        <w:t xml:space="preserve">Faculty-led discipline workgroups develop and adopt statewide credit recommendations that translate industry certifications, military training, and professional experience into validated college credit, ensuring academic integrity and workforce alignment.</w:t>
       </w:r>
     </w:p>
     <w:p>
@@ -8667,7 +8695,7 @@
         <w:pStyle w:val="Heading3"/>
       </w:pPr>
       <w:r>
-        <w:t xml:space="preserve">Budget Allocation: Activity 2: Faculty Workgroups &amp; Credit Recommendations</w:t>
+        <w:t xml:space="preserve">Budget Allocation: Credit Recommendations &amp; Faculty</w:t>
       </w:r>
     </w:p>
     <w:p>
@@ -8796,7 +8824,21 @@
           <w:szCs w:val="26"/>
           <w:rFonts w:ascii="Cambria" w:cs="Cambria" w:eastAsia="Cambria" w:hAnsi="Cambria"/>
         </w:rPr>
-        <w:t xml:space="preserve">ACTIVITY 3: SCALE CPL ACCESS, AWARDS, AND PROCEDURES</w:t>
+        <w:t xml:space="preserve">ACTIVITY 3: BUILD CPL DATA INFRASTRUCTURE</w:t>
+      </w:r>
+    </w:p>
+    <w:p>
+      <w:pPr>
+        <w:spacing w:after="160"/>
+      </w:pPr>
+      <w:r>
+        <w:rPr>
+          <w:color w:val="555555"/>
+          <w:sz w:val="21"/>
+          <w:szCs w:val="21"/>
+          <w:rFonts w:ascii="Cambria" w:cs="Cambria" w:eastAsia="Cambria" w:hAnsi="Cambria"/>
+        </w:rPr>
+        <w:t xml:space="preserve">Build the data infrastructure and student engagement pathways that track CPL offers, awards, transcription, and student outcomes, ensuring equitable access and measurable impact for all learners across the system.</w:t>
       </w:r>
     </w:p>
     <w:p>
@@ -16995,7 +17037,7 @@
         <w:pStyle w:val="Heading3"/>
       </w:pPr>
       <w:r>
-        <w:t xml:space="preserve">Budget Allocation: Activity 3: Scale CPL Access, Awards, and Procedures</w:t>
+        <w:t xml:space="preserve">Budget Allocation: CPL Access, Awards &amp; Procedures</w:t>
       </w:r>
     </w:p>
     <w:p>
@@ -17200,7 +17242,21 @@
           <w:szCs w:val="26"/>
           <w:rFonts w:ascii="Cambria" w:cs="Cambria" w:eastAsia="Cambria" w:hAnsi="Cambria"/>
         </w:rPr>
-        <w:t xml:space="preserve">ACTIVITY 4: SPRINTS, PROJECTS &amp; PARTNERSHIPS</w:t>
+        <w:t xml:space="preserve">ACTIVITY 4: COORDINATE CPL SPRINTS, TARGETED PROJECTS, PROFESSIONAL LEARNING, AND STRATEGIC PARTNERSHIPS</w:t>
+      </w:r>
+    </w:p>
+    <w:p>
+      <w:pPr>
+        <w:spacing w:after="160"/>
+      </w:pPr>
+      <w:r>
+        <w:rPr>
+          <w:color w:val="555555"/>
+          <w:sz w:val="21"/>
+          <w:szCs w:val="21"/>
+          <w:rFonts w:ascii="Cambria" w:cs="Cambria" w:eastAsia="Cambria" w:hAnsi="Cambria"/>
+        </w:rPr>
+        <w:t xml:space="preserve">Launch targeted CPL sprints, demonstration projects, and cross-sector partnerships to accelerate adoption, advance sustainable policy and funding, and build professional capacity across all 116 colleges.</w:t>
       </w:r>
     </w:p>
     <w:p>
@@ -23400,7 +23456,7 @@
         <w:pStyle w:val="Heading3"/>
       </w:pPr>
       <w:r>
-        <w:t xml:space="preserve">Budget Allocation: Activity 4: Sprints, Projects &amp; Partnerships</w:t>
+        <w:t xml:space="preserve">Budget Allocation: Sprints, Projects &amp; Partnerships</w:t>
       </w:r>
     </w:p>
     <w:p>
@@ -23832,7 +23888,7 @@
                 <w:szCs w:val="18"/>
                 <w:rFonts w:ascii="Cambria" w:cs="Cambria" w:eastAsia="Cambria" w:hAnsi="Cambria"/>
               </w:rPr>
-              <w:t xml:space="preserve">Activity 1: AI-Enhanced CPL Infrastructure</w:t>
+              <w:t xml:space="preserve">Technology &amp; MAP Platform</w:t>
             </w:r>
           </w:p>
         </w:tc>
@@ -25072,7 +25128,7 @@
                 <w:szCs w:val="18"/>
                 <w:rFonts w:ascii="Cambria" w:cs="Cambria" w:eastAsia="Cambria" w:hAnsi="Cambria"/>
               </w:rPr>
-              <w:t xml:space="preserve">Activity 2: Faculty Workgroups &amp; Credit Recommendations</w:t>
+              <w:t xml:space="preserve">Credit Recommendations &amp; Faculty</w:t>
             </w:r>
           </w:p>
         </w:tc>
@@ -25796,7 +25852,7 @@
                 <w:szCs w:val="18"/>
                 <w:rFonts w:ascii="Cambria" w:cs="Cambria" w:eastAsia="Cambria" w:hAnsi="Cambria"/>
               </w:rPr>
-              <w:t xml:space="preserve">Activity 3: Scale CPL Access, Awards, and Procedures</w:t>
+              <w:t xml:space="preserve">CPL Access, Awards &amp; Procedures</w:t>
             </w:r>
           </w:p>
         </w:tc>
@@ -27896,7 +27952,7 @@
                 <w:szCs w:val="18"/>
                 <w:rFonts w:ascii="Cambria" w:cs="Cambria" w:eastAsia="Cambria" w:hAnsi="Cambria"/>
               </w:rPr>
-              <w:t xml:space="preserve">Activity 4: Sprints, Projects &amp; Partnerships</w:t>
+              <w:t xml:space="preserve">Sprints, Projects &amp; Partnerships</w:t>
             </w:r>
           </w:p>
         </w:tc>
@@ -29473,7 +29529,7 @@
           <w:szCs w:val="22"/>
           <w:rFonts w:ascii="Cambria" w:cs="Cambria" w:eastAsia="Cambria" w:hAnsi="Cambria"/>
         </w:rPr>
-        <w:t xml:space="preserve">The CPL Initiative has moved from pilot to scale, demonstrating measurable impact in student access, credit attainment, and system engagement. With 50,724 students served, 12,702 statewide credit recommendations, and 102 actively participating colleges, the initiative has surpassed most 2025–26 benchmarks ahead of schedule.</w:t>
+        <w:t xml:space="preserve">The CPL Initiative has moved from pilot to scale, demonstrating measurable impact in student access, credit attainment, and system engagement. With 51,261 students served, 12,702 statewide credit recommendations, and 102 actively participating colleges, the initiative has surpassed most 2025–26 benchmarks ahead of schedule.</w:t>
       </w:r>
     </w:p>
     <w:p>

--- a/reports/CPL_Master_Report.docx
+++ b/reports/CPL_Master_Report.docx
@@ -221,7 +221,7 @@
           <w:szCs w:val="21"/>
           <w:rFonts w:ascii="Cambria" w:cs="Cambria" w:eastAsia="Cambria" w:hAnsi="Cambria"/>
         </w:rPr>
-        <w:t xml:space="preserve">12,702 statewide credit recommendations, driven by faculty discipline workgroups spanning high-demand fields.</w:t>
+        <w:t xml:space="preserve">12,700 statewide credit recommendations, driven by faculty discipline workgroups spanning high-demand fields.</w:t>
       </w:r>
     </w:p>
     <w:p>
@@ -564,7 +564,7 @@
                 <w:szCs w:val="20"/>
                 <w:rFonts w:ascii="Cambria" w:cs="Cambria" w:eastAsia="Cambria" w:hAnsi="Cambria"/>
               </w:rPr>
-              <w:t xml:space="preserve">12,702</w:t>
+              <w:t xml:space="preserve">12,700</w:t>
             </w:r>
           </w:p>
         </w:tc>
@@ -29529,7 +29529,7 @@
           <w:szCs w:val="22"/>
           <w:rFonts w:ascii="Cambria" w:cs="Cambria" w:eastAsia="Cambria" w:hAnsi="Cambria"/>
         </w:rPr>
-        <w:t xml:space="preserve">The CPL Initiative has moved from pilot to scale, demonstrating measurable impact in student access, credit attainment, and system engagement. With 51,261 students served, 12,702 statewide credit recommendations, and 102 actively participating colleges, the initiative has surpassed most 2025–26 benchmarks ahead of schedule.</w:t>
+        <w:t xml:space="preserve">The CPL Initiative has moved from pilot to scale, demonstrating measurable impact in student access, credit attainment, and system engagement. With 51,261 students served, 12,700 statewide credit recommendations, and 102 actively participating colleges, the initiative has surpassed most 2025–26 benchmarks ahead of schedule.</w:t>
       </w:r>
     </w:p>
     <w:p>

--- a/reports/CPL_Master_Report.docx
+++ b/reports/CPL_Master_Report.docx
@@ -167,7 +167,7 @@
           <w:szCs w:val="21"/>
           <w:rFonts w:ascii="Cambria" w:cs="Cambria" w:eastAsia="Cambria" w:hAnsi="Cambria"/>
         </w:rPr>
-        <w:t xml:space="preserve">51,261 cumulative students served with CPL awards, surpassing annual targets.</w:t>
+        <w:t xml:space="preserve">51,274 cumulative students served with CPL awards, surpassing annual targets.</w:t>
       </w:r>
     </w:p>
     <w:p>
@@ -221,7 +221,7 @@
           <w:szCs w:val="21"/>
           <w:rFonts w:ascii="Cambria" w:cs="Cambria" w:eastAsia="Cambria" w:hAnsi="Cambria"/>
         </w:rPr>
-        <w:t xml:space="preserve">12,700 statewide credit recommendations, driven by faculty discipline workgroups spanning high-demand fields.</w:t>
+        <w:t xml:space="preserve">12,713 statewide credit recommendations, driven by faculty discipline workgroups spanning high-demand fields.</w:t>
       </w:r>
     </w:p>
     <w:p>
@@ -424,7 +424,7 @@
                 <w:szCs w:val="20"/>
                 <w:rFonts w:ascii="Cambria" w:cs="Cambria" w:eastAsia="Cambria" w:hAnsi="Cambria"/>
               </w:rPr>
-              <w:t xml:space="preserve">51,261</w:t>
+              <w:t xml:space="preserve">51,274</w:t>
             </w:r>
           </w:p>
         </w:tc>
@@ -564,7 +564,7 @@
                 <w:szCs w:val="20"/>
                 <w:rFonts w:ascii="Cambria" w:cs="Cambria" w:eastAsia="Cambria" w:hAnsi="Cambria"/>
               </w:rPr>
-              <w:t xml:space="preserve">12,700</w:t>
+              <w:t xml:space="preserve">12,713</w:t>
             </w:r>
           </w:p>
         </w:tc>
@@ -29529,7 +29529,7 @@
           <w:szCs w:val="22"/>
           <w:rFonts w:ascii="Cambria" w:cs="Cambria" w:eastAsia="Cambria" w:hAnsi="Cambria"/>
         </w:rPr>
-        <w:t xml:space="preserve">The CPL Initiative has moved from pilot to scale, demonstrating measurable impact in student access, credit attainment, and system engagement. With 51,261 students served, 12,700 statewide credit recommendations, and 102 actively participating colleges, the initiative has surpassed most 2025–26 benchmarks ahead of schedule.</w:t>
+        <w:t xml:space="preserve">The CPL Initiative has moved from pilot to scale, demonstrating measurable impact in student access, credit attainment, and system engagement. With 51,274 students served, 12,713 statewide credit recommendations, and 102 actively participating colleges, the initiative has surpassed most 2025–26 benchmarks ahead of schedule.</w:t>
       </w:r>
     </w:p>
     <w:p>

--- a/reports/CPL_Master_Report.docx
+++ b/reports/CPL_Master_Report.docx
@@ -167,7 +167,7 @@
           <w:szCs w:val="21"/>
           <w:rFonts w:ascii="Cambria" w:cs="Cambria" w:eastAsia="Cambria" w:hAnsi="Cambria"/>
         </w:rPr>
-        <w:t xml:space="preserve">51,274 cumulative students served with CPL awards, surpassing annual targets.</w:t>
+        <w:t xml:space="preserve">51,280 cumulative students served with CPL awards, surpassing annual targets.</w:t>
       </w:r>
     </w:p>
     <w:p>
@@ -424,7 +424,7 @@
                 <w:szCs w:val="20"/>
                 <w:rFonts w:ascii="Cambria" w:cs="Cambria" w:eastAsia="Cambria" w:hAnsi="Cambria"/>
               </w:rPr>
-              <w:t xml:space="preserve">51,274</w:t>
+              <w:t xml:space="preserve">51,280</w:t>
             </w:r>
           </w:p>
         </w:tc>
@@ -11107,6 +11107,22 @@
         </w:tc>
       </w:tr>
     </w:tbl>
+    <w:p>
+      <w:pPr>
+        <w:spacing w:before="60" w:after="40"/>
+      </w:pPr>
+      <w:r>
+        <w:rPr>
+          <w:i/>
+          <w:iCs/>
+          <w:color w:val="666666"/>
+          <w:sz w:val="18"/>
+          <w:szCs w:val="18"/>
+          <w:rFonts w:ascii="Cambria" w:cs="Cambria" w:eastAsia="Cambria" w:hAnsi="Cambria"/>
+        </w:rPr>
+        <w:t xml:space="preserve">2030 Goal: 20,000  Stretch: 30,000</w:t>
+      </w:r>
+    </w:p>
     <w:tbl>
       <w:tblPr>
         <w:tblW w:type="dxa" w:w="10800"/>
@@ -11363,7 +11379,7 @@
                 <w:szCs w:val="16"/>
                 <w:rFonts w:ascii="Cambria" w:cs="Cambria" w:eastAsia="Cambria" w:hAnsi="Cambria"/>
               </w:rPr>
-              <w:t xml:space="preserve">700/—</w:t>
+              <w:t xml:space="preserve">700/500</w:t>
             </w:r>
           </w:p>
         </w:tc>
@@ -11396,7 +11412,7 @@
                 <w:szCs w:val="16"/>
                 <w:rFonts w:ascii="Cambria" w:cs="Cambria" w:eastAsia="Cambria" w:hAnsi="Cambria"/>
               </w:rPr>
-              <w:t xml:space="preserve">700/—</w:t>
+              <w:t xml:space="preserve">700/2,500</w:t>
             </w:r>
           </w:p>
         </w:tc>
@@ -11429,7 +11445,7 @@
                 <w:szCs w:val="16"/>
                 <w:rFonts w:ascii="Cambria" w:cs="Cambria" w:eastAsia="Cambria" w:hAnsi="Cambria"/>
               </w:rPr>
-              <w:t xml:space="preserve">700/—</w:t>
+              <w:t xml:space="preserve">700/7,500</w:t>
             </w:r>
           </w:p>
         </w:tc>
@@ -11462,7 +11478,7 @@
                 <w:szCs w:val="16"/>
                 <w:rFonts w:ascii="Cambria" w:cs="Cambria" w:eastAsia="Cambria" w:hAnsi="Cambria"/>
               </w:rPr>
-              <w:t xml:space="preserve">700/—</w:t>
+              <w:t xml:space="preserve">700/10,000</w:t>
             </w:r>
           </w:p>
         </w:tc>
@@ -11495,7 +11511,7 @@
                 <w:szCs w:val="16"/>
                 <w:rFonts w:ascii="Cambria" w:cs="Cambria" w:eastAsia="Cambria" w:hAnsi="Cambria"/>
               </w:rPr>
-              <w:t xml:space="preserve">700/—</w:t>
+              <w:t xml:space="preserve">700/20,000</w:t>
             </w:r>
           </w:p>
         </w:tc>
@@ -11727,6 +11743,53 @@
                 <w:rFonts w:ascii="Cambria" w:cs="Cambria" w:eastAsia="Cambria" w:hAnsi="Cambria"/>
               </w:rPr>
               <w:t xml:space="preserve">○ Not Started</w:t>
+            </w:r>
+          </w:p>
+        </w:tc>
+      </w:tr>
+    </w:tbl>
+    <w:tbl>
+      <w:tblPr>
+        <w:tblW w:type="dxa" w:w="10800"/>
+        <w:tblBorders>
+          <w:top w:val="single" w:color="auto" w:sz="4"/>
+          <w:left w:val="single" w:color="auto" w:sz="4"/>
+          <w:bottom w:val="single" w:color="auto" w:sz="4"/>
+          <w:right w:val="single" w:color="auto" w:sz="4"/>
+          <w:insideH w:val="single" w:color="auto" w:sz="4"/>
+          <w:insideV w:val="single" w:color="auto" w:sz="4"/>
+        </w:tblBorders>
+      </w:tblPr>
+      <w:tblGrid>
+        <w:gridCol w:w="10800"/>
+      </w:tblGrid>
+      <w:tr>
+        <w:tc>
+          <w:tcPr>
+            <w:tcW w:type="dxa" w:w="10800"/>
+            <w:tcBorders>
+              <w:top w:val="single" w:color="CCCCCC" w:sz="1"/>
+              <w:left w:val="single" w:color="CCCCCC" w:sz="1"/>
+              <w:bottom w:val="single" w:color="CCCCCC" w:sz="1"/>
+              <w:right w:val="single" w:color="CCCCCC" w:sz="1"/>
+            </w:tcBorders>
+            <w:shd w:fill="F5F5F5" w:val="clear"/>
+            <w:tcMar>
+              <w:top w:type="dxa" w:w="60"/>
+              <w:left w:type="dxa" w:w="100"/>
+              <w:bottom w:type="dxa" w:w="60"/>
+              <w:right w:type="dxa" w:w="100"/>
+            </w:tcMar>
+          </w:tcPr>
+          <w:p>
+            <w:r>
+              <w:rPr>
+                <w:color w:val="555555"/>
+                <w:sz w:val="19"/>
+                <w:szCs w:val="19"/>
+                <w:rFonts w:ascii="Cambria" w:cs="Cambria" w:eastAsia="Cambria" w:hAnsi="Cambria"/>
+              </w:rPr>
+              <w:t xml:space="preserve">Track CPL offers and awards for other priority populations—first responders, allied health, rising scholars, and noncredit/adult-education learners—within the 250,000 cumulative Goal 1 target.</w:t>
             </w:r>
           </w:p>
         </w:tc>
@@ -17403,7 +17466,7 @@
           <w:szCs w:val="18"/>
           <w:rFonts w:ascii="Cambria" w:cs="Cambria" w:eastAsia="Cambria" w:hAnsi="Cambria"/>
         </w:rPr>
-        <w:t xml:space="preserve">2030 Goal: 15  Stretch: 23</w:t>
+        <w:t xml:space="preserve">2030 Goal: 5  Stretch: 8</w:t>
       </w:r>
     </w:p>
     <w:tbl>
@@ -17695,6 +17758,72 @@
                 <w:szCs w:val="16"/>
                 <w:rFonts w:ascii="Cambria" w:cs="Cambria" w:eastAsia="Cambria" w:hAnsi="Cambria"/>
               </w:rPr>
+              <w:t xml:space="preserve">2/2</w:t>
+            </w:r>
+          </w:p>
+        </w:tc>
+        <w:tc>
+          <w:tcPr>
+            <w:tcW w:type="dxa" w:w="1800"/>
+            <w:tcBorders>
+              <w:top w:val="single" w:color="CCCCCC" w:sz="1"/>
+              <w:left w:val="single" w:color="CCCCCC" w:sz="1"/>
+              <w:bottom w:val="single" w:color="CCCCCC" w:sz="1"/>
+              <w:right w:val="single" w:color="CCCCCC" w:sz="1"/>
+            </w:tcBorders>
+            <w:tcMar>
+              <w:top w:type="dxa" w:w="60"/>
+              <w:left w:type="dxa" w:w="100"/>
+              <w:bottom w:type="dxa" w:w="60"/>
+              <w:right w:type="dxa" w:w="100"/>
+            </w:tcMar>
+          </w:tcPr>
+          <w:p>
+            <w:pPr>
+              <w:jc w:val="center"/>
+            </w:pPr>
+            <w:r>
+              <w:rPr>
+                <w:b/>
+                <w:bCs/>
+                <w:color w:val="0A2240"/>
+                <w:sz w:val="16"/>
+                <w:szCs w:val="16"/>
+                <w:rFonts w:ascii="Cambria" w:cs="Cambria" w:eastAsia="Cambria" w:hAnsi="Cambria"/>
+              </w:rPr>
+              <w:t xml:space="preserve">2/3</w:t>
+            </w:r>
+          </w:p>
+        </w:tc>
+        <w:tc>
+          <w:tcPr>
+            <w:tcW w:type="dxa" w:w="1800"/>
+            <w:tcBorders>
+              <w:top w:val="single" w:color="CCCCCC" w:sz="1"/>
+              <w:left w:val="single" w:color="CCCCCC" w:sz="1"/>
+              <w:bottom w:val="single" w:color="CCCCCC" w:sz="1"/>
+              <w:right w:val="single" w:color="CCCCCC" w:sz="1"/>
+            </w:tcBorders>
+            <w:tcMar>
+              <w:top w:type="dxa" w:w="60"/>
+              <w:left w:type="dxa" w:w="100"/>
+              <w:bottom w:type="dxa" w:w="60"/>
+              <w:right w:type="dxa" w:w="100"/>
+            </w:tcMar>
+          </w:tcPr>
+          <w:p>
+            <w:pPr>
+              <w:jc w:val="center"/>
+            </w:pPr>
+            <w:r>
+              <w:rPr>
+                <w:b/>
+                <w:bCs/>
+                <w:color w:val="0A2240"/>
+                <w:sz w:val="16"/>
+                <w:szCs w:val="16"/>
+                <w:rFonts w:ascii="Cambria" w:cs="Cambria" w:eastAsia="Cambria" w:hAnsi="Cambria"/>
+              </w:rPr>
               <w:t xml:space="preserve">2/4</w:t>
             </w:r>
           </w:p>
@@ -17728,73 +17857,7 @@
                 <w:szCs w:val="16"/>
                 <w:rFonts w:ascii="Cambria" w:cs="Cambria" w:eastAsia="Cambria" w:hAnsi="Cambria"/>
               </w:rPr>
-              <w:t xml:space="preserve">2/7</w:t>
-            </w:r>
-          </w:p>
-        </w:tc>
-        <w:tc>
-          <w:tcPr>
-            <w:tcW w:type="dxa" w:w="1800"/>
-            <w:tcBorders>
-              <w:top w:val="single" w:color="CCCCCC" w:sz="1"/>
-              <w:left w:val="single" w:color="CCCCCC" w:sz="1"/>
-              <w:bottom w:val="single" w:color="CCCCCC" w:sz="1"/>
-              <w:right w:val="single" w:color="CCCCCC" w:sz="1"/>
-            </w:tcBorders>
-            <w:tcMar>
-              <w:top w:type="dxa" w:w="60"/>
-              <w:left w:type="dxa" w:w="100"/>
-              <w:bottom w:type="dxa" w:w="60"/>
-              <w:right w:type="dxa" w:w="100"/>
-            </w:tcMar>
-          </w:tcPr>
-          <w:p>
-            <w:pPr>
-              <w:jc w:val="center"/>
-            </w:pPr>
-            <w:r>
-              <w:rPr>
-                <w:b/>
-                <w:bCs/>
-                <w:color w:val="0A2240"/>
-                <w:sz w:val="16"/>
-                <w:szCs w:val="16"/>
-                <w:rFonts w:ascii="Cambria" w:cs="Cambria" w:eastAsia="Cambria" w:hAnsi="Cambria"/>
-              </w:rPr>
-              <w:t xml:space="preserve">2/11</w:t>
-            </w:r>
-          </w:p>
-        </w:tc>
-        <w:tc>
-          <w:tcPr>
-            <w:tcW w:type="dxa" w:w="1800"/>
-            <w:tcBorders>
-              <w:top w:val="single" w:color="CCCCCC" w:sz="1"/>
-              <w:left w:val="single" w:color="CCCCCC" w:sz="1"/>
-              <w:bottom w:val="single" w:color="CCCCCC" w:sz="1"/>
-              <w:right w:val="single" w:color="CCCCCC" w:sz="1"/>
-            </w:tcBorders>
-            <w:tcMar>
-              <w:top w:type="dxa" w:w="60"/>
-              <w:left w:type="dxa" w:w="100"/>
-              <w:bottom w:type="dxa" w:w="60"/>
-              <w:right w:type="dxa" w:w="100"/>
-            </w:tcMar>
-          </w:tcPr>
-          <w:p>
-            <w:pPr>
-              <w:jc w:val="center"/>
-            </w:pPr>
-            <w:r>
-              <w:rPr>
-                <w:b/>
-                <w:bCs/>
-                <w:color w:val="0A2240"/>
-                <w:sz w:val="16"/>
-                <w:szCs w:val="16"/>
-                <w:rFonts w:ascii="Cambria" w:cs="Cambria" w:eastAsia="Cambria" w:hAnsi="Cambria"/>
-              </w:rPr>
-              <w:t xml:space="preserve">2/15</w:t>
+              <w:t xml:space="preserve">2/5</w:t>
             </w:r>
           </w:p>
         </w:tc>
@@ -18779,7 +18842,7 @@
           <w:szCs w:val="18"/>
           <w:rFonts w:ascii="Cambria" w:cs="Cambria" w:eastAsia="Cambria" w:hAnsi="Cambria"/>
         </w:rPr>
-        <w:t xml:space="preserve">2030 Goal: 40  Stretch: 30</w:t>
+        <w:t xml:space="preserve">2030 Goal: 5  Stretch: 8</w:t>
       </w:r>
     </w:p>
     <w:tbl>
@@ -19038,6 +19101,72 @@
                 <w:szCs w:val="16"/>
                 <w:rFonts w:ascii="Cambria" w:cs="Cambria" w:eastAsia="Cambria" w:hAnsi="Cambria"/>
               </w:rPr>
+              <w:t xml:space="preserve">1/1</w:t>
+            </w:r>
+          </w:p>
+        </w:tc>
+        <w:tc>
+          <w:tcPr>
+            <w:tcW w:type="dxa" w:w="1800"/>
+            <w:tcBorders>
+              <w:top w:val="single" w:color="CCCCCC" w:sz="1"/>
+              <w:left w:val="single" w:color="CCCCCC" w:sz="1"/>
+              <w:bottom w:val="single" w:color="CCCCCC" w:sz="1"/>
+              <w:right w:val="single" w:color="CCCCCC" w:sz="1"/>
+            </w:tcBorders>
+            <w:tcMar>
+              <w:top w:type="dxa" w:w="60"/>
+              <w:left w:type="dxa" w:w="100"/>
+              <w:bottom w:type="dxa" w:w="60"/>
+              <w:right w:type="dxa" w:w="100"/>
+            </w:tcMar>
+          </w:tcPr>
+          <w:p>
+            <w:pPr>
+              <w:jc w:val="center"/>
+            </w:pPr>
+            <w:r>
+              <w:rPr>
+                <w:b/>
+                <w:bCs/>
+                <w:color w:val="0A2240"/>
+                <w:sz w:val="16"/>
+                <w:szCs w:val="16"/>
+                <w:rFonts w:ascii="Cambria" w:cs="Cambria" w:eastAsia="Cambria" w:hAnsi="Cambria"/>
+              </w:rPr>
+              <w:t xml:space="preserve">1/2</w:t>
+            </w:r>
+          </w:p>
+        </w:tc>
+        <w:tc>
+          <w:tcPr>
+            <w:tcW w:type="dxa" w:w="1800"/>
+            <w:tcBorders>
+              <w:top w:val="single" w:color="CCCCCC" w:sz="1"/>
+              <w:left w:val="single" w:color="CCCCCC" w:sz="1"/>
+              <w:bottom w:val="single" w:color="CCCCCC" w:sz="1"/>
+              <w:right w:val="single" w:color="CCCCCC" w:sz="1"/>
+            </w:tcBorders>
+            <w:tcMar>
+              <w:top w:type="dxa" w:w="60"/>
+              <w:left w:type="dxa" w:w="100"/>
+              <w:bottom w:type="dxa" w:w="60"/>
+              <w:right w:type="dxa" w:w="100"/>
+            </w:tcMar>
+          </w:tcPr>
+          <w:p>
+            <w:pPr>
+              <w:jc w:val="center"/>
+            </w:pPr>
+            <w:r>
+              <w:rPr>
+                <w:b/>
+                <w:bCs/>
+                <w:color w:val="0A2240"/>
+                <w:sz w:val="16"/>
+                <w:szCs w:val="16"/>
+                <w:rFonts w:ascii="Cambria" w:cs="Cambria" w:eastAsia="Cambria" w:hAnsi="Cambria"/>
+              </w:rPr>
               <w:t xml:space="preserve">1/3</w:t>
             </w:r>
           </w:p>
@@ -19071,7 +19200,7 @@
                 <w:szCs w:val="16"/>
                 <w:rFonts w:ascii="Cambria" w:cs="Cambria" w:eastAsia="Cambria" w:hAnsi="Cambria"/>
               </w:rPr>
-              <w:t xml:space="preserve">1/7</w:t>
+              <w:t xml:space="preserve">1/4</w:t>
             </w:r>
           </w:p>
         </w:tc>
@@ -19104,73 +19233,7 @@
                 <w:szCs w:val="16"/>
                 <w:rFonts w:ascii="Cambria" w:cs="Cambria" w:eastAsia="Cambria" w:hAnsi="Cambria"/>
               </w:rPr>
-              <w:t xml:space="preserve">1/11</w:t>
-            </w:r>
-          </w:p>
-        </w:tc>
-        <w:tc>
-          <w:tcPr>
-            <w:tcW w:type="dxa" w:w="1800"/>
-            <w:tcBorders>
-              <w:top w:val="single" w:color="CCCCCC" w:sz="1"/>
-              <w:left w:val="single" w:color="CCCCCC" w:sz="1"/>
-              <w:bottom w:val="single" w:color="CCCCCC" w:sz="1"/>
-              <w:right w:val="single" w:color="CCCCCC" w:sz="1"/>
-            </w:tcBorders>
-            <w:tcMar>
-              <w:top w:type="dxa" w:w="60"/>
-              <w:left w:type="dxa" w:w="100"/>
-              <w:bottom w:type="dxa" w:w="60"/>
-              <w:right w:type="dxa" w:w="100"/>
-            </w:tcMar>
-          </w:tcPr>
-          <w:p>
-            <w:pPr>
-              <w:jc w:val="center"/>
-            </w:pPr>
-            <w:r>
-              <w:rPr>
-                <w:b/>
-                <w:bCs/>
-                <w:color w:val="0A2240"/>
-                <w:sz w:val="16"/>
-                <w:szCs w:val="16"/>
-                <w:rFonts w:ascii="Cambria" w:cs="Cambria" w:eastAsia="Cambria" w:hAnsi="Cambria"/>
-              </w:rPr>
-              <w:t xml:space="preserve">1/15</w:t>
-            </w:r>
-          </w:p>
-        </w:tc>
-        <w:tc>
-          <w:tcPr>
-            <w:tcW w:type="dxa" w:w="1800"/>
-            <w:tcBorders>
-              <w:top w:val="single" w:color="CCCCCC" w:sz="1"/>
-              <w:left w:val="single" w:color="CCCCCC" w:sz="1"/>
-              <w:bottom w:val="single" w:color="CCCCCC" w:sz="1"/>
-              <w:right w:val="single" w:color="CCCCCC" w:sz="1"/>
-            </w:tcBorders>
-            <w:tcMar>
-              <w:top w:type="dxa" w:w="60"/>
-              <w:left w:type="dxa" w:w="100"/>
-              <w:bottom w:type="dxa" w:w="60"/>
-              <w:right w:type="dxa" w:w="100"/>
-            </w:tcMar>
-          </w:tcPr>
-          <w:p>
-            <w:pPr>
-              <w:jc w:val="center"/>
-            </w:pPr>
-            <w:r>
-              <w:rPr>
-                <w:b/>
-                <w:bCs/>
-                <w:color w:val="0A2240"/>
-                <w:sz w:val="16"/>
-                <w:szCs w:val="16"/>
-                <w:rFonts w:ascii="Cambria" w:cs="Cambria" w:eastAsia="Cambria" w:hAnsi="Cambria"/>
-              </w:rPr>
-              <w:t xml:space="preserve">1/40</w:t>
+              <w:t xml:space="preserve">1/5</w:t>
             </w:r>
           </w:p>
         </w:tc>
@@ -19478,7 +19541,7 @@
           <w:szCs w:val="18"/>
           <w:rFonts w:ascii="Cambria" w:cs="Cambria" w:eastAsia="Cambria" w:hAnsi="Cambria"/>
         </w:rPr>
-        <w:t xml:space="preserve">2030 Goal: 60  Stretch: 96</w:t>
+        <w:t xml:space="preserve">2030 Goal: 40  Stretch: 30</w:t>
       </w:r>
     </w:p>
     <w:tbl>
@@ -19737,7 +19800,7 @@
                 <w:szCs w:val="16"/>
                 <w:rFonts w:ascii="Cambria" w:cs="Cambria" w:eastAsia="Cambria" w:hAnsi="Cambria"/>
               </w:rPr>
-              <w:t xml:space="preserve">20/10</w:t>
+              <w:t xml:space="preserve">20/3</w:t>
             </w:r>
           </w:p>
         </w:tc>
@@ -19770,7 +19833,7 @@
                 <w:szCs w:val="16"/>
                 <w:rFonts w:ascii="Cambria" w:cs="Cambria" w:eastAsia="Cambria" w:hAnsi="Cambria"/>
               </w:rPr>
-              <w:t xml:space="preserve">20/23</w:t>
+              <w:t xml:space="preserve">20/7</w:t>
             </w:r>
           </w:p>
         </w:tc>
@@ -19803,7 +19866,7 @@
                 <w:szCs w:val="16"/>
                 <w:rFonts w:ascii="Cambria" w:cs="Cambria" w:eastAsia="Cambria" w:hAnsi="Cambria"/>
               </w:rPr>
-              <w:t xml:space="preserve">20/35</w:t>
+              <w:t xml:space="preserve">20/11</w:t>
             </w:r>
           </w:p>
         </w:tc>
@@ -19836,7 +19899,7 @@
                 <w:szCs w:val="16"/>
                 <w:rFonts w:ascii="Cambria" w:cs="Cambria" w:eastAsia="Cambria" w:hAnsi="Cambria"/>
               </w:rPr>
-              <w:t xml:space="preserve">20/48</w:t>
+              <w:t xml:space="preserve">20/15</w:t>
             </w:r>
           </w:p>
         </w:tc>
@@ -19869,7 +19932,7 @@
                 <w:szCs w:val="16"/>
                 <w:rFonts w:ascii="Cambria" w:cs="Cambria" w:eastAsia="Cambria" w:hAnsi="Cambria"/>
               </w:rPr>
-              <w:t xml:space="preserve">20/60</w:t>
+              <w:t xml:space="preserve">20/40</w:t>
             </w:r>
           </w:p>
         </w:tc>
@@ -20177,7 +20240,7 @@
           <w:szCs w:val="18"/>
           <w:rFonts w:ascii="Cambria" w:cs="Cambria" w:eastAsia="Cambria" w:hAnsi="Cambria"/>
         </w:rPr>
-        <w:t xml:space="preserve">2030 Goal: 10  Stretch: 18</w:t>
+        <w:t xml:space="preserve">2030 Goal: 60  Stretch: 96</w:t>
       </w:r>
     </w:p>
     <w:tbl>
@@ -20436,7 +20499,7 @@
                 <w:szCs w:val="16"/>
                 <w:rFonts w:ascii="Cambria" w:cs="Cambria" w:eastAsia="Cambria" w:hAnsi="Cambria"/>
               </w:rPr>
-              <w:t xml:space="preserve">25/2</w:t>
+              <w:t xml:space="preserve">25/10</w:t>
             </w:r>
           </w:p>
         </w:tc>
@@ -20469,7 +20532,7 @@
                 <w:szCs w:val="16"/>
                 <w:rFonts w:ascii="Cambria" w:cs="Cambria" w:eastAsia="Cambria" w:hAnsi="Cambria"/>
               </w:rPr>
-              <w:t xml:space="preserve">25/5</w:t>
+              <w:t xml:space="preserve">25/23</w:t>
             </w:r>
           </w:p>
         </w:tc>
@@ -20502,7 +20565,7 @@
                 <w:szCs w:val="16"/>
                 <w:rFonts w:ascii="Cambria" w:cs="Cambria" w:eastAsia="Cambria" w:hAnsi="Cambria"/>
               </w:rPr>
-              <w:t xml:space="preserve">25/7</w:t>
+              <w:t xml:space="preserve">25/35</w:t>
             </w:r>
           </w:p>
         </w:tc>
@@ -20535,7 +20598,7 @@
                 <w:szCs w:val="16"/>
                 <w:rFonts w:ascii="Cambria" w:cs="Cambria" w:eastAsia="Cambria" w:hAnsi="Cambria"/>
               </w:rPr>
-              <w:t xml:space="preserve">25/9</w:t>
+              <w:t xml:space="preserve">25/48</w:t>
             </w:r>
           </w:p>
         </w:tc>
@@ -20568,7 +20631,7 @@
                 <w:szCs w:val="16"/>
                 <w:rFonts w:ascii="Cambria" w:cs="Cambria" w:eastAsia="Cambria" w:hAnsi="Cambria"/>
               </w:rPr>
-              <w:t xml:space="preserve">25/10</w:t>
+              <w:t xml:space="preserve">25/60</w:t>
             </w:r>
           </w:p>
         </w:tc>
@@ -21537,7 +21600,7 @@
           <w:szCs w:val="18"/>
           <w:rFonts w:ascii="Cambria" w:cs="Cambria" w:eastAsia="Cambria" w:hAnsi="Cambria"/>
         </w:rPr>
-        <w:t xml:space="preserve">2030 Goal: 6  Stretch: 10</w:t>
+        <w:t xml:space="preserve">2030 Goal: 10  Stretch: 18</w:t>
       </w:r>
     </w:p>
     <w:tbl>
@@ -21796,7 +21859,7 @@
                 <w:szCs w:val="16"/>
                 <w:rFonts w:ascii="Cambria" w:cs="Cambria" w:eastAsia="Cambria" w:hAnsi="Cambria"/>
               </w:rPr>
-              <w:t xml:space="preserve">4/1</w:t>
+              <w:t xml:space="preserve">4/2</w:t>
             </w:r>
           </w:p>
         </w:tc>
@@ -21829,7 +21892,7 @@
                 <w:szCs w:val="16"/>
                 <w:rFonts w:ascii="Cambria" w:cs="Cambria" w:eastAsia="Cambria" w:hAnsi="Cambria"/>
               </w:rPr>
-              <w:t xml:space="preserve">4/3</w:t>
+              <w:t xml:space="preserve">4/5</w:t>
             </w:r>
           </w:p>
         </w:tc>
@@ -21862,7 +21925,7 @@
                 <w:szCs w:val="16"/>
                 <w:rFonts w:ascii="Cambria" w:cs="Cambria" w:eastAsia="Cambria" w:hAnsi="Cambria"/>
               </w:rPr>
-              <w:t xml:space="preserve">4/4</w:t>
+              <w:t xml:space="preserve">4/7</w:t>
             </w:r>
           </w:p>
         </w:tc>
@@ -21895,7 +21958,7 @@
                 <w:szCs w:val="16"/>
                 <w:rFonts w:ascii="Cambria" w:cs="Cambria" w:eastAsia="Cambria" w:hAnsi="Cambria"/>
               </w:rPr>
-              <w:t xml:space="preserve">4/5</w:t>
+              <w:t xml:space="preserve">4/9</w:t>
             </w:r>
           </w:p>
         </w:tc>
@@ -21928,7 +21991,7 @@
                 <w:szCs w:val="16"/>
                 <w:rFonts w:ascii="Cambria" w:cs="Cambria" w:eastAsia="Cambria" w:hAnsi="Cambria"/>
               </w:rPr>
-              <w:t xml:space="preserve">4/6</w:t>
+              <w:t xml:space="preserve">4/10</w:t>
             </w:r>
           </w:p>
         </w:tc>
@@ -22208,6 +22271,694 @@
                 <w:rFonts w:ascii="Cambria" w:cs="Cambria" w:eastAsia="Cambria" w:hAnsi="Cambria"/>
               </w:rPr>
               <w:t xml:space="preserve">Advance improvements in sustainable funding models and development of external funding to support ongoing CPL work.</w:t>
+            </w:r>
+          </w:p>
+        </w:tc>
+      </w:tr>
+    </w:tbl>
+    <w:p>
+      <w:pPr>
+        <w:spacing w:before="60" w:after="40"/>
+      </w:pPr>
+      <w:r>
+        <w:rPr>
+          <w:i/>
+          <w:iCs/>
+          <w:color w:val="666666"/>
+          <w:sz w:val="18"/>
+          <w:szCs w:val="18"/>
+          <w:rFonts w:ascii="Cambria" w:cs="Cambria" w:eastAsia="Cambria" w:hAnsi="Cambria"/>
+        </w:rPr>
+        <w:t xml:space="preserve">2030 Goal: 6  Stretch: 10</w:t>
+      </w:r>
+    </w:p>
+    <w:tbl>
+      <w:tblPr>
+        <w:tblW w:type="dxa" w:w="10800"/>
+        <w:tblBorders>
+          <w:top w:val="single" w:color="auto" w:sz="4"/>
+          <w:left w:val="single" w:color="auto" w:sz="4"/>
+          <w:bottom w:val="single" w:color="auto" w:sz="4"/>
+          <w:right w:val="single" w:color="auto" w:sz="4"/>
+          <w:insideH w:val="single" w:color="auto" w:sz="4"/>
+          <w:insideV w:val="single" w:color="auto" w:sz="4"/>
+        </w:tblBorders>
+      </w:tblPr>
+      <w:tblGrid>
+        <w:gridCol w:w="1800"/>
+        <w:gridCol w:w="1800"/>
+        <w:gridCol w:w="1800"/>
+        <w:gridCol w:w="1800"/>
+        <w:gridCol w:w="1800"/>
+        <w:gridCol w:w="1800"/>
+      </w:tblGrid>
+      <w:tr>
+        <w:tc>
+          <w:tcPr>
+            <w:tcW w:type="dxa" w:w="1800"/>
+            <w:tcBorders>
+              <w:top w:val="single" w:color="CCCCCC" w:sz="1"/>
+              <w:left w:val="single" w:color="CCCCCC" w:sz="1"/>
+              <w:bottom w:val="single" w:color="CCCCCC" w:sz="1"/>
+              <w:right w:val="single" w:color="CCCCCC" w:sz="1"/>
+            </w:tcBorders>
+            <w:shd w:fill="163A5F" w:val="clear"/>
+            <w:tcMar>
+              <w:top w:type="dxa" w:w="60"/>
+              <w:left w:type="dxa" w:w="100"/>
+              <w:bottom w:type="dxa" w:w="60"/>
+              <w:right w:type="dxa" w:w="100"/>
+            </w:tcMar>
+          </w:tcPr>
+          <w:p>
+            <w:pPr>
+              <w:jc w:val="center"/>
+            </w:pPr>
+            <w:r>
+              <w:rPr>
+                <w:b/>
+                <w:bCs/>
+                <w:color w:val="FFFFFF"/>
+                <w:sz w:val="16"/>
+                <w:szCs w:val="16"/>
+                <w:rFonts w:ascii="Cambria" w:cs="Cambria" w:eastAsia="Cambria" w:hAnsi="Cambria"/>
+              </w:rPr>
+              <w:t xml:space="preserve">25-26</w:t>
+            </w:r>
+          </w:p>
+        </w:tc>
+        <w:tc>
+          <w:tcPr>
+            <w:tcW w:type="dxa" w:w="1800"/>
+            <w:tcBorders>
+              <w:top w:val="single" w:color="CCCCCC" w:sz="1"/>
+              <w:left w:val="single" w:color="CCCCCC" w:sz="1"/>
+              <w:bottom w:val="single" w:color="CCCCCC" w:sz="1"/>
+              <w:right w:val="single" w:color="CCCCCC" w:sz="1"/>
+            </w:tcBorders>
+            <w:shd w:fill="163A5F" w:val="clear"/>
+            <w:tcMar>
+              <w:top w:type="dxa" w:w="60"/>
+              <w:left w:type="dxa" w:w="100"/>
+              <w:bottom w:type="dxa" w:w="60"/>
+              <w:right w:type="dxa" w:w="100"/>
+            </w:tcMar>
+          </w:tcPr>
+          <w:p>
+            <w:pPr>
+              <w:jc w:val="center"/>
+            </w:pPr>
+            <w:r>
+              <w:rPr>
+                <w:b/>
+                <w:bCs/>
+                <w:color w:val="FFFFFF"/>
+                <w:sz w:val="16"/>
+                <w:szCs w:val="16"/>
+                <w:rFonts w:ascii="Cambria" w:cs="Cambria" w:eastAsia="Cambria" w:hAnsi="Cambria"/>
+              </w:rPr>
+              <w:t xml:space="preserve">26-27</w:t>
+            </w:r>
+          </w:p>
+        </w:tc>
+        <w:tc>
+          <w:tcPr>
+            <w:tcW w:type="dxa" w:w="1800"/>
+            <w:tcBorders>
+              <w:top w:val="single" w:color="CCCCCC" w:sz="1"/>
+              <w:left w:val="single" w:color="CCCCCC" w:sz="1"/>
+              <w:bottom w:val="single" w:color="CCCCCC" w:sz="1"/>
+              <w:right w:val="single" w:color="CCCCCC" w:sz="1"/>
+            </w:tcBorders>
+            <w:shd w:fill="163A5F" w:val="clear"/>
+            <w:tcMar>
+              <w:top w:type="dxa" w:w="60"/>
+              <w:left w:type="dxa" w:w="100"/>
+              <w:bottom w:type="dxa" w:w="60"/>
+              <w:right w:type="dxa" w:w="100"/>
+            </w:tcMar>
+          </w:tcPr>
+          <w:p>
+            <w:pPr>
+              <w:jc w:val="center"/>
+            </w:pPr>
+            <w:r>
+              <w:rPr>
+                <w:b/>
+                <w:bCs/>
+                <w:color w:val="FFFFFF"/>
+                <w:sz w:val="16"/>
+                <w:szCs w:val="16"/>
+                <w:rFonts w:ascii="Cambria" w:cs="Cambria" w:eastAsia="Cambria" w:hAnsi="Cambria"/>
+              </w:rPr>
+              <w:t xml:space="preserve">27-28</w:t>
+            </w:r>
+          </w:p>
+        </w:tc>
+        <w:tc>
+          <w:tcPr>
+            <w:tcW w:type="dxa" w:w="1800"/>
+            <w:tcBorders>
+              <w:top w:val="single" w:color="CCCCCC" w:sz="1"/>
+              <w:left w:val="single" w:color="CCCCCC" w:sz="1"/>
+              <w:bottom w:val="single" w:color="CCCCCC" w:sz="1"/>
+              <w:right w:val="single" w:color="CCCCCC" w:sz="1"/>
+            </w:tcBorders>
+            <w:shd w:fill="163A5F" w:val="clear"/>
+            <w:tcMar>
+              <w:top w:type="dxa" w:w="60"/>
+              <w:left w:type="dxa" w:w="100"/>
+              <w:bottom w:type="dxa" w:w="60"/>
+              <w:right w:type="dxa" w:w="100"/>
+            </w:tcMar>
+          </w:tcPr>
+          <w:p>
+            <w:pPr>
+              <w:jc w:val="center"/>
+            </w:pPr>
+            <w:r>
+              <w:rPr>
+                <w:b/>
+                <w:bCs/>
+                <w:color w:val="FFFFFF"/>
+                <w:sz w:val="16"/>
+                <w:szCs w:val="16"/>
+                <w:rFonts w:ascii="Cambria" w:cs="Cambria" w:eastAsia="Cambria" w:hAnsi="Cambria"/>
+              </w:rPr>
+              <w:t xml:space="preserve">28-29</w:t>
+            </w:r>
+          </w:p>
+        </w:tc>
+        <w:tc>
+          <w:tcPr>
+            <w:tcW w:type="dxa" w:w="1800"/>
+            <w:tcBorders>
+              <w:top w:val="single" w:color="CCCCCC" w:sz="1"/>
+              <w:left w:val="single" w:color="CCCCCC" w:sz="1"/>
+              <w:bottom w:val="single" w:color="CCCCCC" w:sz="1"/>
+              <w:right w:val="single" w:color="CCCCCC" w:sz="1"/>
+            </w:tcBorders>
+            <w:shd w:fill="163A5F" w:val="clear"/>
+            <w:tcMar>
+              <w:top w:type="dxa" w:w="60"/>
+              <w:left w:type="dxa" w:w="100"/>
+              <w:bottom w:type="dxa" w:w="60"/>
+              <w:right w:type="dxa" w:w="100"/>
+            </w:tcMar>
+          </w:tcPr>
+          <w:p>
+            <w:pPr>
+              <w:jc w:val="center"/>
+            </w:pPr>
+            <w:r>
+              <w:rPr>
+                <w:b/>
+                <w:bCs/>
+                <w:color w:val="FFFFFF"/>
+                <w:sz w:val="16"/>
+                <w:szCs w:val="16"/>
+                <w:rFonts w:ascii="Cambria" w:cs="Cambria" w:eastAsia="Cambria" w:hAnsi="Cambria"/>
+              </w:rPr>
+              <w:t xml:space="preserve">29-30</w:t>
+            </w:r>
+          </w:p>
+        </w:tc>
+        <w:tc>
+          <w:tcPr>
+            <w:tcW w:type="dxa" w:w="1800"/>
+            <w:tcBorders>
+              <w:top w:val="single" w:color="CCCCCC" w:sz="1"/>
+              <w:left w:val="single" w:color="CCCCCC" w:sz="1"/>
+              <w:bottom w:val="single" w:color="CCCCCC" w:sz="1"/>
+              <w:right w:val="single" w:color="CCCCCC" w:sz="1"/>
+            </w:tcBorders>
+            <w:shd w:fill="163A5F" w:val="clear"/>
+            <w:tcMar>
+              <w:top w:type="dxa" w:w="60"/>
+              <w:left w:type="dxa" w:w="100"/>
+              <w:bottom w:type="dxa" w:w="60"/>
+              <w:right w:type="dxa" w:w="100"/>
+            </w:tcMar>
+          </w:tcPr>
+          <w:p>
+            <w:pPr>
+              <w:jc w:val="center"/>
+            </w:pPr>
+            <w:r>
+              <w:rPr>
+                <w:b/>
+                <w:bCs/>
+                <w:color w:val="FFFFFF"/>
+                <w:sz w:val="16"/>
+                <w:szCs w:val="16"/>
+                <w:rFonts w:ascii="Cambria" w:cs="Cambria" w:eastAsia="Cambria" w:hAnsi="Cambria"/>
+              </w:rPr>
+              <w:t xml:space="preserve">Current</w:t>
+            </w:r>
+          </w:p>
+        </w:tc>
+      </w:tr>
+      <w:tr>
+        <w:tc>
+          <w:tcPr>
+            <w:tcW w:type="dxa" w:w="1800"/>
+            <w:tcBorders>
+              <w:top w:val="single" w:color="CCCCCC" w:sz="1"/>
+              <w:left w:val="single" w:color="CCCCCC" w:sz="1"/>
+              <w:bottom w:val="single" w:color="CCCCCC" w:sz="1"/>
+              <w:right w:val="single" w:color="CCCCCC" w:sz="1"/>
+            </w:tcBorders>
+            <w:tcMar>
+              <w:top w:type="dxa" w:w="60"/>
+              <w:left w:type="dxa" w:w="100"/>
+              <w:bottom w:type="dxa" w:w="60"/>
+              <w:right w:type="dxa" w:w="100"/>
+            </w:tcMar>
+          </w:tcPr>
+          <w:p>
+            <w:pPr>
+              <w:jc w:val="center"/>
+            </w:pPr>
+            <w:r>
+              <w:rPr>
+                <w:b/>
+                <w:bCs/>
+                <w:color w:val="0A2240"/>
+                <w:sz w:val="16"/>
+                <w:szCs w:val="16"/>
+                <w:rFonts w:ascii="Cambria" w:cs="Cambria" w:eastAsia="Cambria" w:hAnsi="Cambria"/>
+              </w:rPr>
+              <w:t xml:space="preserve">3/1</w:t>
+            </w:r>
+          </w:p>
+        </w:tc>
+        <w:tc>
+          <w:tcPr>
+            <w:tcW w:type="dxa" w:w="1800"/>
+            <w:tcBorders>
+              <w:top w:val="single" w:color="CCCCCC" w:sz="1"/>
+              <w:left w:val="single" w:color="CCCCCC" w:sz="1"/>
+              <w:bottom w:val="single" w:color="CCCCCC" w:sz="1"/>
+              <w:right w:val="single" w:color="CCCCCC" w:sz="1"/>
+            </w:tcBorders>
+            <w:tcMar>
+              <w:top w:type="dxa" w:w="60"/>
+              <w:left w:type="dxa" w:w="100"/>
+              <w:bottom w:type="dxa" w:w="60"/>
+              <w:right w:type="dxa" w:w="100"/>
+            </w:tcMar>
+          </w:tcPr>
+          <w:p>
+            <w:pPr>
+              <w:jc w:val="center"/>
+            </w:pPr>
+            <w:r>
+              <w:rPr>
+                <w:b/>
+                <w:bCs/>
+                <w:color w:val="0A2240"/>
+                <w:sz w:val="16"/>
+                <w:szCs w:val="16"/>
+                <w:rFonts w:ascii="Cambria" w:cs="Cambria" w:eastAsia="Cambria" w:hAnsi="Cambria"/>
+              </w:rPr>
+              <w:t xml:space="preserve">3/3</w:t>
+            </w:r>
+          </w:p>
+        </w:tc>
+        <w:tc>
+          <w:tcPr>
+            <w:tcW w:type="dxa" w:w="1800"/>
+            <w:tcBorders>
+              <w:top w:val="single" w:color="CCCCCC" w:sz="1"/>
+              <w:left w:val="single" w:color="CCCCCC" w:sz="1"/>
+              <w:bottom w:val="single" w:color="CCCCCC" w:sz="1"/>
+              <w:right w:val="single" w:color="CCCCCC" w:sz="1"/>
+            </w:tcBorders>
+            <w:tcMar>
+              <w:top w:type="dxa" w:w="60"/>
+              <w:left w:type="dxa" w:w="100"/>
+              <w:bottom w:type="dxa" w:w="60"/>
+              <w:right w:type="dxa" w:w="100"/>
+            </w:tcMar>
+          </w:tcPr>
+          <w:p>
+            <w:pPr>
+              <w:jc w:val="center"/>
+            </w:pPr>
+            <w:r>
+              <w:rPr>
+                <w:b/>
+                <w:bCs/>
+                <w:color w:val="0A2240"/>
+                <w:sz w:val="16"/>
+                <w:szCs w:val="16"/>
+                <w:rFonts w:ascii="Cambria" w:cs="Cambria" w:eastAsia="Cambria" w:hAnsi="Cambria"/>
+              </w:rPr>
+              <w:t xml:space="preserve">3/4</w:t>
+            </w:r>
+          </w:p>
+        </w:tc>
+        <w:tc>
+          <w:tcPr>
+            <w:tcW w:type="dxa" w:w="1800"/>
+            <w:tcBorders>
+              <w:top w:val="single" w:color="CCCCCC" w:sz="1"/>
+              <w:left w:val="single" w:color="CCCCCC" w:sz="1"/>
+              <w:bottom w:val="single" w:color="CCCCCC" w:sz="1"/>
+              <w:right w:val="single" w:color="CCCCCC" w:sz="1"/>
+            </w:tcBorders>
+            <w:tcMar>
+              <w:top w:type="dxa" w:w="60"/>
+              <w:left w:type="dxa" w:w="100"/>
+              <w:bottom w:type="dxa" w:w="60"/>
+              <w:right w:type="dxa" w:w="100"/>
+            </w:tcMar>
+          </w:tcPr>
+          <w:p>
+            <w:pPr>
+              <w:jc w:val="center"/>
+            </w:pPr>
+            <w:r>
+              <w:rPr>
+                <w:b/>
+                <w:bCs/>
+                <w:color w:val="0A2240"/>
+                <w:sz w:val="16"/>
+                <w:szCs w:val="16"/>
+                <w:rFonts w:ascii="Cambria" w:cs="Cambria" w:eastAsia="Cambria" w:hAnsi="Cambria"/>
+              </w:rPr>
+              <w:t xml:space="preserve">3/5</w:t>
+            </w:r>
+          </w:p>
+        </w:tc>
+        <w:tc>
+          <w:tcPr>
+            <w:tcW w:type="dxa" w:w="1800"/>
+            <w:tcBorders>
+              <w:top w:val="single" w:color="CCCCCC" w:sz="1"/>
+              <w:left w:val="single" w:color="CCCCCC" w:sz="1"/>
+              <w:bottom w:val="single" w:color="CCCCCC" w:sz="1"/>
+              <w:right w:val="single" w:color="CCCCCC" w:sz="1"/>
+            </w:tcBorders>
+            <w:tcMar>
+              <w:top w:type="dxa" w:w="60"/>
+              <w:left w:type="dxa" w:w="100"/>
+              <w:bottom w:type="dxa" w:w="60"/>
+              <w:right w:type="dxa" w:w="100"/>
+            </w:tcMar>
+          </w:tcPr>
+          <w:p>
+            <w:pPr>
+              <w:jc w:val="center"/>
+            </w:pPr>
+            <w:r>
+              <w:rPr>
+                <w:b/>
+                <w:bCs/>
+                <w:color w:val="0A2240"/>
+                <w:sz w:val="16"/>
+                <w:szCs w:val="16"/>
+                <w:rFonts w:ascii="Cambria" w:cs="Cambria" w:eastAsia="Cambria" w:hAnsi="Cambria"/>
+              </w:rPr>
+              <w:t xml:space="preserve">3/6</w:t>
+            </w:r>
+          </w:p>
+        </w:tc>
+        <w:tc>
+          <w:tcPr>
+            <w:tcW w:type="dxa" w:w="1800"/>
+            <w:tcBorders>
+              <w:top w:val="single" w:color="CCCCCC" w:sz="1"/>
+              <w:left w:val="single" w:color="CCCCCC" w:sz="1"/>
+              <w:bottom w:val="single" w:color="CCCCCC" w:sz="1"/>
+              <w:right w:val="single" w:color="CCCCCC" w:sz="1"/>
+            </w:tcBorders>
+            <w:tcMar>
+              <w:top w:type="dxa" w:w="60"/>
+              <w:left w:type="dxa" w:w="100"/>
+              <w:bottom w:type="dxa" w:w="60"/>
+              <w:right w:type="dxa" w:w="100"/>
+            </w:tcMar>
+          </w:tcPr>
+          <w:p>
+            <w:pPr>
+              <w:jc w:val="center"/>
+            </w:pPr>
+            <w:r>
+              <w:rPr>
+                <w:b/>
+                <w:bCs/>
+                <w:color w:val="C9A84C"/>
+                <w:sz w:val="16"/>
+                <w:szCs w:val="16"/>
+                <w:rFonts w:ascii="Cambria" w:cs="Cambria" w:eastAsia="Cambria" w:hAnsi="Cambria"/>
+              </w:rPr>
+              <w:t xml:space="preserve">3</w:t>
+            </w:r>
+          </w:p>
+        </w:tc>
+      </w:tr>
+    </w:tbl>
+    <w:tbl>
+      <w:tblPr>
+        <w:tblW w:type="dxa" w:w="10800"/>
+        <w:tblBorders>
+          <w:top w:val="single" w:color="auto" w:sz="4"/>
+          <w:left w:val="single" w:color="auto" w:sz="4"/>
+          <w:bottom w:val="single" w:color="auto" w:sz="4"/>
+          <w:right w:val="single" w:color="auto" w:sz="4"/>
+          <w:insideH w:val="single" w:color="auto" w:sz="4"/>
+          <w:insideV w:val="single" w:color="auto" w:sz="4"/>
+        </w:tblBorders>
+      </w:tblPr>
+      <w:tblGrid>
+        <w:gridCol w:w="10800"/>
+      </w:tblGrid>
+      <w:tr>
+        <w:tc>
+          <w:tcPr>
+            <w:tcW w:type="dxa" w:w="10800"/>
+            <w:tcBorders>
+              <w:top w:val="single" w:color="CCCCCC" w:sz="1"/>
+              <w:left w:val="single" w:color="CCCCCC" w:sz="1"/>
+              <w:bottom w:val="single" w:color="CCCCCC" w:sz="1"/>
+              <w:right w:val="single" w:color="CCCCCC" w:sz="1"/>
+            </w:tcBorders>
+            <w:tcMar>
+              <w:top w:type="dxa" w:w="80"/>
+              <w:left w:type="dxa" w:w="160"/>
+              <w:bottom w:type="dxa" w:w="80"/>
+              <w:right w:type="dxa" w:w="120"/>
+            </w:tcMar>
+          </w:tcPr>
+          <w:p>
+            <w:pPr>
+              <w:pStyle w:val="ListParagraph"/>
+              <w:numPr>
+                <w:ilvl w:val="0"/>
+                <w:numId w:val="3"/>
+              </w:numPr>
+              <w:spacing w:after="60"/>
+            </w:pPr>
+            <w:r>
+              <w:rPr>
+                <w:sz w:val="20"/>
+                <w:szCs w:val="20"/>
+                <w:rFonts w:ascii="Cambria" w:cs="Cambria" w:eastAsia="Cambria" w:hAnsi="Cambria"/>
+              </w:rPr>
+              <w:t xml:space="preserve">SB 135 and AB 135 were enacted, providing $7 million in ongoing funding for CPL Initiative operations, technical assistance, faculty workgroups, technology development, partnerships, and intersegmental collaboration, plus $35 million to support college awards based on CPL outcomes, projects, and innovations. The Chancellor's Office has drafted a two-year college funding model, with finalization expected in August 2026, field deployment in October 2026, and first disbursements planned for November or December 2026. Link to bills: https://legiscan.com/CA/text/AB135/id/3044016</w:t>
+            </w:r>
+          </w:p>
+          <w:p>
+            <w:pPr>
+              <w:pStyle w:val="ListParagraph"/>
+              <w:numPr>
+                <w:ilvl w:val="0"/>
+                <w:numId w:val="3"/>
+              </w:numPr>
+              <w:spacing w:after="60"/>
+            </w:pPr>
+            <w:r>
+              <w:rPr>
+                <w:sz w:val="20"/>
+                <w:szCs w:val="20"/>
+                <w:rFonts w:ascii="Cambria" w:cs="Cambria" w:eastAsia="Cambria" w:hAnsi="Cambria"/>
+              </w:rPr>
+              <w:t xml:space="preserve">$50,000 distributed to 114 of 115 credit colleges and 4 noncredit campuses for CPL implementation. $6M one-time fully allocated. 2026 advocacy active for $2M ongoing + $35M one-time appropriation.</w:t>
+            </w:r>
+          </w:p>
+        </w:tc>
+      </w:tr>
+    </w:tbl>
+    <w:p>
+      <w:pPr>
+        <w:spacing w:before="60" w:after="160"/>
+      </w:pPr>
+      <w:r>
+        <w:rPr>
+          <w:b/>
+          <w:bCs/>
+          <w:color w:val="666666"/>
+          <w:sz w:val="18"/>
+          <w:szCs w:val="18"/>
+          <w:rFonts w:ascii="Cambria" w:cs="Cambria" w:eastAsia="Cambria" w:hAnsi="Cambria"/>
+        </w:rPr>
+        <w:t xml:space="preserve">Lead: </w:t>
+      </w:r>
+      <w:r>
+        <w:rPr>
+          <w:color w:val="666666"/>
+          <w:sz w:val="18"/>
+          <w:szCs w:val="18"/>
+          <w:rFonts w:ascii="Cambria" w:cs="Cambria" w:eastAsia="Cambria" w:hAnsi="Cambria"/>
+        </w:rPr>
+        <w:t xml:space="preserve">Samuel Lee / James Todd</w:t>
+      </w:r>
+      <w:r>
+        <w:rPr>
+          <w:b/>
+          <w:bCs/>
+          <w:color w:val="666666"/>
+          <w:sz w:val="18"/>
+          <w:szCs w:val="18"/>
+          <w:rFonts w:ascii="Cambria" w:cs="Cambria" w:eastAsia="Cambria" w:hAnsi="Cambria"/>
+        </w:rPr>
+        <w:t xml:space="preserve">    |    Budget: </w:t>
+      </w:r>
+      <w:r>
+        <w:rPr>
+          <w:color w:val="666666"/>
+          <w:sz w:val="18"/>
+          <w:szCs w:val="18"/>
+          <w:rFonts w:ascii="Cambria" w:cs="Cambria" w:eastAsia="Cambria" w:hAnsi="Cambria"/>
+        </w:rPr>
+        <w:t xml:space="preserve">$89,000,000 (5-yr plan) (All CPL funding sources)</w:t>
+      </w:r>
+      <w:r>
+        <w:rPr>
+          <w:b/>
+          <w:bCs/>
+          <w:color w:val="666666"/>
+          <w:sz w:val="18"/>
+          <w:szCs w:val="18"/>
+          <w:rFonts w:ascii="Cambria" w:cs="Cambria" w:eastAsia="Cambria" w:hAnsi="Cambria"/>
+        </w:rPr>
+        <w:t xml:space="preserve">    |    Progress: </w:t>
+      </w:r>
+      <w:r>
+        <w:rPr>
+          <w:b/>
+          <w:bCs/>
+          <w:color w:val="C9A84C"/>
+          <w:sz w:val="18"/>
+          <w:szCs w:val="18"/>
+          <w:rFonts w:ascii="Cambria" w:cs="Cambria" w:eastAsia="Cambria" w:hAnsi="Cambria"/>
+        </w:rPr>
+        <w:t xml:space="preserve">40%</w:t>
+      </w:r>
+    </w:p>
+    <w:tbl>
+      <w:tblPr>
+        <w:tblW w:type="dxa" w:w="10800"/>
+        <w:tblBorders>
+          <w:top w:val="single" w:color="auto" w:sz="4"/>
+          <w:left w:val="single" w:color="auto" w:sz="4"/>
+          <w:bottom w:val="single" w:color="auto" w:sz="4"/>
+          <w:right w:val="single" w:color="auto" w:sz="4"/>
+          <w:insideH w:val="single" w:color="auto" w:sz="4"/>
+          <w:insideV w:val="single" w:color="auto" w:sz="4"/>
+        </w:tblBorders>
+      </w:tblPr>
+      <w:tblGrid>
+        <w:gridCol w:w="10800"/>
+      </w:tblGrid>
+      <w:tr>
+        <w:tc>
+          <w:tcPr>
+            <w:tcW w:type="dxa" w:w="10800"/>
+            <w:tcBorders>
+              <w:top w:val="single" w:color="CCCCCC" w:sz="1"/>
+              <w:left w:val="single" w:color="CCCCCC" w:sz="1"/>
+              <w:bottom w:val="single" w:color="CCCCCC" w:sz="1"/>
+              <w:right w:val="single" w:color="CCCCCC" w:sz="1"/>
+            </w:tcBorders>
+            <w:shd w:fill="D6E4F0" w:val="clear"/>
+            <w:tcMar>
+              <w:top w:type="dxa" w:w="80"/>
+              <w:left w:type="dxa" w:w="120"/>
+              <w:bottom w:type="dxa" w:w="80"/>
+              <w:right w:type="dxa" w:w="120"/>
+            </w:tcMar>
+          </w:tcPr>
+          <w:p>
+            <w:r>
+              <w:rPr>
+                <w:b/>
+                <w:bCs/>
+                <w:color w:val="0A2240"/>
+                <w:sz w:val="22"/>
+                <w:szCs w:val="22"/>
+                <w:rFonts w:ascii="Cambria" w:cs="Cambria" w:eastAsia="Cambria" w:hAnsi="Cambria"/>
+              </w:rPr>
+              <w:t xml:space="preserve">4.7  CPL Legislative Advocacy (2026 Session)   </w:t>
+            </w:r>
+            <w:r>
+              <w:rPr>
+                <w:b/>
+                <w:bCs/>
+                <w:color w:val="C9A84C"/>
+                <w:sz w:val="20"/>
+                <w:szCs w:val="20"/>
+                <w:rFonts w:ascii="Cambria" w:cs="Cambria" w:eastAsia="Cambria" w:hAnsi="Cambria"/>
+              </w:rPr>
+              <w:t xml:space="preserve">↑ In Progress</w:t>
+            </w:r>
+          </w:p>
+        </w:tc>
+      </w:tr>
+    </w:tbl>
+    <w:tbl>
+      <w:tblPr>
+        <w:tblW w:type="dxa" w:w="10800"/>
+        <w:tblBorders>
+          <w:top w:val="single" w:color="auto" w:sz="4"/>
+          <w:left w:val="single" w:color="auto" w:sz="4"/>
+          <w:bottom w:val="single" w:color="auto" w:sz="4"/>
+          <w:right w:val="single" w:color="auto" w:sz="4"/>
+          <w:insideH w:val="single" w:color="auto" w:sz="4"/>
+          <w:insideV w:val="single" w:color="auto" w:sz="4"/>
+        </w:tblBorders>
+      </w:tblPr>
+      <w:tblGrid>
+        <w:gridCol w:w="10800"/>
+      </w:tblGrid>
+      <w:tr>
+        <w:tc>
+          <w:tcPr>
+            <w:tcW w:type="dxa" w:w="10800"/>
+            <w:tcBorders>
+              <w:top w:val="single" w:color="CCCCCC" w:sz="1"/>
+              <w:left w:val="single" w:color="CCCCCC" w:sz="1"/>
+              <w:bottom w:val="single" w:color="CCCCCC" w:sz="1"/>
+              <w:right w:val="single" w:color="CCCCCC" w:sz="1"/>
+            </w:tcBorders>
+            <w:shd w:fill="F5F5F5" w:val="clear"/>
+            <w:tcMar>
+              <w:top w:type="dxa" w:w="60"/>
+              <w:left w:type="dxa" w:w="100"/>
+              <w:bottom w:type="dxa" w:w="60"/>
+              <w:right w:type="dxa" w:w="100"/>
+            </w:tcMar>
+          </w:tcPr>
+          <w:p>
+            <w:r>
+              <w:rPr>
+                <w:color w:val="555555"/>
+                <w:sz w:val="19"/>
+                <w:szCs w:val="19"/>
+                <w:rFonts w:ascii="Cambria" w:cs="Cambria" w:eastAsia="Cambria" w:hAnsi="Cambria"/>
+              </w:rPr>
+              <w:t xml:space="preserve">Advocate for $2M additional ongoing + $35M one-time CPL funding in 2026 legislative session</w:t>
             </w:r>
           </w:p>
         </w:tc>
@@ -22469,678 +23220,6 @@
                 <w:szCs w:val="16"/>
                 <w:rFonts w:ascii="Cambria" w:cs="Cambria" w:eastAsia="Cambria" w:hAnsi="Cambria"/>
               </w:rPr>
-              <w:t xml:space="preserve">3/—</w:t>
-            </w:r>
-          </w:p>
-        </w:tc>
-        <w:tc>
-          <w:tcPr>
-            <w:tcW w:type="dxa" w:w="1800"/>
-            <w:tcBorders>
-              <w:top w:val="single" w:color="CCCCCC" w:sz="1"/>
-              <w:left w:val="single" w:color="CCCCCC" w:sz="1"/>
-              <w:bottom w:val="single" w:color="CCCCCC" w:sz="1"/>
-              <w:right w:val="single" w:color="CCCCCC" w:sz="1"/>
-            </w:tcBorders>
-            <w:tcMar>
-              <w:top w:type="dxa" w:w="60"/>
-              <w:left w:type="dxa" w:w="100"/>
-              <w:bottom w:type="dxa" w:w="60"/>
-              <w:right w:type="dxa" w:w="100"/>
-            </w:tcMar>
-          </w:tcPr>
-          <w:p>
-            <w:pPr>
-              <w:jc w:val="center"/>
-            </w:pPr>
-            <w:r>
-              <w:rPr>
-                <w:b/>
-                <w:bCs/>
-                <w:color w:val="0A2240"/>
-                <w:sz w:val="16"/>
-                <w:szCs w:val="16"/>
-                <w:rFonts w:ascii="Cambria" w:cs="Cambria" w:eastAsia="Cambria" w:hAnsi="Cambria"/>
-              </w:rPr>
-              <w:t xml:space="preserve">3/—</w:t>
-            </w:r>
-          </w:p>
-        </w:tc>
-        <w:tc>
-          <w:tcPr>
-            <w:tcW w:type="dxa" w:w="1800"/>
-            <w:tcBorders>
-              <w:top w:val="single" w:color="CCCCCC" w:sz="1"/>
-              <w:left w:val="single" w:color="CCCCCC" w:sz="1"/>
-              <w:bottom w:val="single" w:color="CCCCCC" w:sz="1"/>
-              <w:right w:val="single" w:color="CCCCCC" w:sz="1"/>
-            </w:tcBorders>
-            <w:tcMar>
-              <w:top w:type="dxa" w:w="60"/>
-              <w:left w:type="dxa" w:w="100"/>
-              <w:bottom w:type="dxa" w:w="60"/>
-              <w:right w:type="dxa" w:w="100"/>
-            </w:tcMar>
-          </w:tcPr>
-          <w:p>
-            <w:pPr>
-              <w:jc w:val="center"/>
-            </w:pPr>
-            <w:r>
-              <w:rPr>
-                <w:b/>
-                <w:bCs/>
-                <w:color w:val="0A2240"/>
-                <w:sz w:val="16"/>
-                <w:szCs w:val="16"/>
-                <w:rFonts w:ascii="Cambria" w:cs="Cambria" w:eastAsia="Cambria" w:hAnsi="Cambria"/>
-              </w:rPr>
-              <w:t xml:space="preserve">3/—</w:t>
-            </w:r>
-          </w:p>
-        </w:tc>
-        <w:tc>
-          <w:tcPr>
-            <w:tcW w:type="dxa" w:w="1800"/>
-            <w:tcBorders>
-              <w:top w:val="single" w:color="CCCCCC" w:sz="1"/>
-              <w:left w:val="single" w:color="CCCCCC" w:sz="1"/>
-              <w:bottom w:val="single" w:color="CCCCCC" w:sz="1"/>
-              <w:right w:val="single" w:color="CCCCCC" w:sz="1"/>
-            </w:tcBorders>
-            <w:tcMar>
-              <w:top w:type="dxa" w:w="60"/>
-              <w:left w:type="dxa" w:w="100"/>
-              <w:bottom w:type="dxa" w:w="60"/>
-              <w:right w:type="dxa" w:w="100"/>
-            </w:tcMar>
-          </w:tcPr>
-          <w:p>
-            <w:pPr>
-              <w:jc w:val="center"/>
-            </w:pPr>
-            <w:r>
-              <w:rPr>
-                <w:b/>
-                <w:bCs/>
-                <w:color w:val="0A2240"/>
-                <w:sz w:val="16"/>
-                <w:szCs w:val="16"/>
-                <w:rFonts w:ascii="Cambria" w:cs="Cambria" w:eastAsia="Cambria" w:hAnsi="Cambria"/>
-              </w:rPr>
-              <w:t xml:space="preserve">3/—</w:t>
-            </w:r>
-          </w:p>
-        </w:tc>
-        <w:tc>
-          <w:tcPr>
-            <w:tcW w:type="dxa" w:w="1800"/>
-            <w:tcBorders>
-              <w:top w:val="single" w:color="CCCCCC" w:sz="1"/>
-              <w:left w:val="single" w:color="CCCCCC" w:sz="1"/>
-              <w:bottom w:val="single" w:color="CCCCCC" w:sz="1"/>
-              <w:right w:val="single" w:color="CCCCCC" w:sz="1"/>
-            </w:tcBorders>
-            <w:tcMar>
-              <w:top w:type="dxa" w:w="60"/>
-              <w:left w:type="dxa" w:w="100"/>
-              <w:bottom w:type="dxa" w:w="60"/>
-              <w:right w:type="dxa" w:w="100"/>
-            </w:tcMar>
-          </w:tcPr>
-          <w:p>
-            <w:pPr>
-              <w:jc w:val="center"/>
-            </w:pPr>
-            <w:r>
-              <w:rPr>
-                <w:b/>
-                <w:bCs/>
-                <w:color w:val="0A2240"/>
-                <w:sz w:val="16"/>
-                <w:szCs w:val="16"/>
-                <w:rFonts w:ascii="Cambria" w:cs="Cambria" w:eastAsia="Cambria" w:hAnsi="Cambria"/>
-              </w:rPr>
-              <w:t xml:space="preserve">3/—</w:t>
-            </w:r>
-          </w:p>
-        </w:tc>
-        <w:tc>
-          <w:tcPr>
-            <w:tcW w:type="dxa" w:w="1800"/>
-            <w:tcBorders>
-              <w:top w:val="single" w:color="CCCCCC" w:sz="1"/>
-              <w:left w:val="single" w:color="CCCCCC" w:sz="1"/>
-              <w:bottom w:val="single" w:color="CCCCCC" w:sz="1"/>
-              <w:right w:val="single" w:color="CCCCCC" w:sz="1"/>
-            </w:tcBorders>
-            <w:tcMar>
-              <w:top w:type="dxa" w:w="60"/>
-              <w:left w:type="dxa" w:w="100"/>
-              <w:bottom w:type="dxa" w:w="60"/>
-              <w:right w:type="dxa" w:w="100"/>
-            </w:tcMar>
-          </w:tcPr>
-          <w:p>
-            <w:pPr>
-              <w:jc w:val="center"/>
-            </w:pPr>
-            <w:r>
-              <w:rPr>
-                <w:b/>
-                <w:bCs/>
-                <w:color w:val="C9A84C"/>
-                <w:sz w:val="16"/>
-                <w:szCs w:val="16"/>
-                <w:rFonts w:ascii="Cambria" w:cs="Cambria" w:eastAsia="Cambria" w:hAnsi="Cambria"/>
-              </w:rPr>
-              <w:t xml:space="preserve">3</w:t>
-            </w:r>
-          </w:p>
-        </w:tc>
-      </w:tr>
-    </w:tbl>
-    <w:tbl>
-      <w:tblPr>
-        <w:tblW w:type="dxa" w:w="10800"/>
-        <w:tblBorders>
-          <w:top w:val="single" w:color="auto" w:sz="4"/>
-          <w:left w:val="single" w:color="auto" w:sz="4"/>
-          <w:bottom w:val="single" w:color="auto" w:sz="4"/>
-          <w:right w:val="single" w:color="auto" w:sz="4"/>
-          <w:insideH w:val="single" w:color="auto" w:sz="4"/>
-          <w:insideV w:val="single" w:color="auto" w:sz="4"/>
-        </w:tblBorders>
-      </w:tblPr>
-      <w:tblGrid>
-        <w:gridCol w:w="10800"/>
-      </w:tblGrid>
-      <w:tr>
-        <w:tc>
-          <w:tcPr>
-            <w:tcW w:type="dxa" w:w="10800"/>
-            <w:tcBorders>
-              <w:top w:val="single" w:color="CCCCCC" w:sz="1"/>
-              <w:left w:val="single" w:color="CCCCCC" w:sz="1"/>
-              <w:bottom w:val="single" w:color="CCCCCC" w:sz="1"/>
-              <w:right w:val="single" w:color="CCCCCC" w:sz="1"/>
-            </w:tcBorders>
-            <w:tcMar>
-              <w:top w:type="dxa" w:w="80"/>
-              <w:left w:type="dxa" w:w="160"/>
-              <w:bottom w:type="dxa" w:w="80"/>
-              <w:right w:type="dxa" w:w="120"/>
-            </w:tcMar>
-          </w:tcPr>
-          <w:p>
-            <w:pPr>
-              <w:pStyle w:val="ListParagraph"/>
-              <w:numPr>
-                <w:ilvl w:val="0"/>
-                <w:numId w:val="3"/>
-              </w:numPr>
-              <w:spacing w:after="60"/>
-            </w:pPr>
-            <w:r>
-              <w:rPr>
-                <w:sz w:val="20"/>
-                <w:szCs w:val="20"/>
-                <w:rFonts w:ascii="Cambria" w:cs="Cambria" w:eastAsia="Cambria" w:hAnsi="Cambria"/>
-              </w:rPr>
-              <w:t xml:space="preserve">SB 135 and AB 135 were enacted, providing $7 million in ongoing funding for CPL Initiative operations, technical assistance, faculty workgroups, technology development, partnerships, and intersegmental collaboration, plus $35 million to support college awards based on CPL outcomes, projects, and innovations. The Chancellor's Office has drafted a two-year college funding model, with finalization expected in August 2026, field deployment in October 2026, and first disbursements planned for November or December 2026. Link to bills: https://legiscan.com/CA/text/AB135/id/3044016</w:t>
-            </w:r>
-          </w:p>
-          <w:p>
-            <w:pPr>
-              <w:pStyle w:val="ListParagraph"/>
-              <w:numPr>
-                <w:ilvl w:val="0"/>
-                <w:numId w:val="3"/>
-              </w:numPr>
-              <w:spacing w:after="60"/>
-            </w:pPr>
-            <w:r>
-              <w:rPr>
-                <w:sz w:val="20"/>
-                <w:szCs w:val="20"/>
-                <w:rFonts w:ascii="Cambria" w:cs="Cambria" w:eastAsia="Cambria" w:hAnsi="Cambria"/>
-              </w:rPr>
-              <w:t xml:space="preserve">$50,000 distributed to 114 of 115 credit colleges and 4 noncredit campuses for CPL implementation. $6M one-time fully allocated. 2026 advocacy active for $2M ongoing + $35M one-time appropriation.</w:t>
-            </w:r>
-          </w:p>
-        </w:tc>
-      </w:tr>
-    </w:tbl>
-    <w:p>
-      <w:pPr>
-        <w:spacing w:before="60" w:after="160"/>
-      </w:pPr>
-      <w:r>
-        <w:rPr>
-          <w:b/>
-          <w:bCs/>
-          <w:color w:val="666666"/>
-          <w:sz w:val="18"/>
-          <w:szCs w:val="18"/>
-          <w:rFonts w:ascii="Cambria" w:cs="Cambria" w:eastAsia="Cambria" w:hAnsi="Cambria"/>
-        </w:rPr>
-        <w:t xml:space="preserve">Lead: </w:t>
-      </w:r>
-      <w:r>
-        <w:rPr>
-          <w:color w:val="666666"/>
-          <w:sz w:val="18"/>
-          <w:szCs w:val="18"/>
-          <w:rFonts w:ascii="Cambria" w:cs="Cambria" w:eastAsia="Cambria" w:hAnsi="Cambria"/>
-        </w:rPr>
-        <w:t xml:space="preserve">Samuel Lee / James Todd</w:t>
-      </w:r>
-      <w:r>
-        <w:rPr>
-          <w:b/>
-          <w:bCs/>
-          <w:color w:val="666666"/>
-          <w:sz w:val="18"/>
-          <w:szCs w:val="18"/>
-          <w:rFonts w:ascii="Cambria" w:cs="Cambria" w:eastAsia="Cambria" w:hAnsi="Cambria"/>
-        </w:rPr>
-        <w:t xml:space="preserve">    |    Budget: </w:t>
-      </w:r>
-      <w:r>
-        <w:rPr>
-          <w:color w:val="666666"/>
-          <w:sz w:val="18"/>
-          <w:szCs w:val="18"/>
-          <w:rFonts w:ascii="Cambria" w:cs="Cambria" w:eastAsia="Cambria" w:hAnsi="Cambria"/>
-        </w:rPr>
-        <w:t xml:space="preserve">$89,000,000 (5-yr plan) (All CPL funding sources)</w:t>
-      </w:r>
-      <w:r>
-        <w:rPr>
-          <w:b/>
-          <w:bCs/>
-          <w:color w:val="666666"/>
-          <w:sz w:val="18"/>
-          <w:szCs w:val="18"/>
-          <w:rFonts w:ascii="Cambria" w:cs="Cambria" w:eastAsia="Cambria" w:hAnsi="Cambria"/>
-        </w:rPr>
-        <w:t xml:space="preserve">    |    Progress: </w:t>
-      </w:r>
-      <w:r>
-        <w:rPr>
-          <w:b/>
-          <w:bCs/>
-          <w:color w:val="C9A84C"/>
-          <w:sz w:val="18"/>
-          <w:szCs w:val="18"/>
-          <w:rFonts w:ascii="Cambria" w:cs="Cambria" w:eastAsia="Cambria" w:hAnsi="Cambria"/>
-        </w:rPr>
-        <w:t xml:space="preserve">40%</w:t>
-      </w:r>
-    </w:p>
-    <w:tbl>
-      <w:tblPr>
-        <w:tblW w:type="dxa" w:w="10800"/>
-        <w:tblBorders>
-          <w:top w:val="single" w:color="auto" w:sz="4"/>
-          <w:left w:val="single" w:color="auto" w:sz="4"/>
-          <w:bottom w:val="single" w:color="auto" w:sz="4"/>
-          <w:right w:val="single" w:color="auto" w:sz="4"/>
-          <w:insideH w:val="single" w:color="auto" w:sz="4"/>
-          <w:insideV w:val="single" w:color="auto" w:sz="4"/>
-        </w:tblBorders>
-      </w:tblPr>
-      <w:tblGrid>
-        <w:gridCol w:w="10800"/>
-      </w:tblGrid>
-      <w:tr>
-        <w:tc>
-          <w:tcPr>
-            <w:tcW w:type="dxa" w:w="10800"/>
-            <w:tcBorders>
-              <w:top w:val="single" w:color="CCCCCC" w:sz="1"/>
-              <w:left w:val="single" w:color="CCCCCC" w:sz="1"/>
-              <w:bottom w:val="single" w:color="CCCCCC" w:sz="1"/>
-              <w:right w:val="single" w:color="CCCCCC" w:sz="1"/>
-            </w:tcBorders>
-            <w:shd w:fill="D6E4F0" w:val="clear"/>
-            <w:tcMar>
-              <w:top w:type="dxa" w:w="80"/>
-              <w:left w:type="dxa" w:w="120"/>
-              <w:bottom w:type="dxa" w:w="80"/>
-              <w:right w:type="dxa" w:w="120"/>
-            </w:tcMar>
-          </w:tcPr>
-          <w:p>
-            <w:r>
-              <w:rPr>
-                <w:b/>
-                <w:bCs/>
-                <w:color w:val="0A2240"/>
-                <w:sz w:val="22"/>
-                <w:szCs w:val="22"/>
-                <w:rFonts w:ascii="Cambria" w:cs="Cambria" w:eastAsia="Cambria" w:hAnsi="Cambria"/>
-              </w:rPr>
-              <w:t xml:space="preserve">4.7  CPL Legislative Advocacy (2026 Session)   </w:t>
-            </w:r>
-            <w:r>
-              <w:rPr>
-                <w:b/>
-                <w:bCs/>
-                <w:color w:val="C9A84C"/>
-                <w:sz w:val="20"/>
-                <w:szCs w:val="20"/>
-                <w:rFonts w:ascii="Cambria" w:cs="Cambria" w:eastAsia="Cambria" w:hAnsi="Cambria"/>
-              </w:rPr>
-              <w:t xml:space="preserve">↑ In Progress</w:t>
-            </w:r>
-          </w:p>
-        </w:tc>
-      </w:tr>
-    </w:tbl>
-    <w:tbl>
-      <w:tblPr>
-        <w:tblW w:type="dxa" w:w="10800"/>
-        <w:tblBorders>
-          <w:top w:val="single" w:color="auto" w:sz="4"/>
-          <w:left w:val="single" w:color="auto" w:sz="4"/>
-          <w:bottom w:val="single" w:color="auto" w:sz="4"/>
-          <w:right w:val="single" w:color="auto" w:sz="4"/>
-          <w:insideH w:val="single" w:color="auto" w:sz="4"/>
-          <w:insideV w:val="single" w:color="auto" w:sz="4"/>
-        </w:tblBorders>
-      </w:tblPr>
-      <w:tblGrid>
-        <w:gridCol w:w="10800"/>
-      </w:tblGrid>
-      <w:tr>
-        <w:tc>
-          <w:tcPr>
-            <w:tcW w:type="dxa" w:w="10800"/>
-            <w:tcBorders>
-              <w:top w:val="single" w:color="CCCCCC" w:sz="1"/>
-              <w:left w:val="single" w:color="CCCCCC" w:sz="1"/>
-              <w:bottom w:val="single" w:color="CCCCCC" w:sz="1"/>
-              <w:right w:val="single" w:color="CCCCCC" w:sz="1"/>
-            </w:tcBorders>
-            <w:shd w:fill="F5F5F5" w:val="clear"/>
-            <w:tcMar>
-              <w:top w:type="dxa" w:w="60"/>
-              <w:left w:type="dxa" w:w="100"/>
-              <w:bottom w:type="dxa" w:w="60"/>
-              <w:right w:type="dxa" w:w="100"/>
-            </w:tcMar>
-          </w:tcPr>
-          <w:p>
-            <w:r>
-              <w:rPr>
-                <w:color w:val="555555"/>
-                <w:sz w:val="19"/>
-                <w:szCs w:val="19"/>
-                <w:rFonts w:ascii="Cambria" w:cs="Cambria" w:eastAsia="Cambria" w:hAnsi="Cambria"/>
-              </w:rPr>
-              <w:t xml:space="preserve">Advocate for $2M additional ongoing + $35M one-time CPL funding in 2026 legislative session</w:t>
-            </w:r>
-          </w:p>
-        </w:tc>
-      </w:tr>
-    </w:tbl>
-    <w:tbl>
-      <w:tblPr>
-        <w:tblW w:type="dxa" w:w="10800"/>
-        <w:tblBorders>
-          <w:top w:val="single" w:color="auto" w:sz="4"/>
-          <w:left w:val="single" w:color="auto" w:sz="4"/>
-          <w:bottom w:val="single" w:color="auto" w:sz="4"/>
-          <w:right w:val="single" w:color="auto" w:sz="4"/>
-          <w:insideH w:val="single" w:color="auto" w:sz="4"/>
-          <w:insideV w:val="single" w:color="auto" w:sz="4"/>
-        </w:tblBorders>
-      </w:tblPr>
-      <w:tblGrid>
-        <w:gridCol w:w="1800"/>
-        <w:gridCol w:w="1800"/>
-        <w:gridCol w:w="1800"/>
-        <w:gridCol w:w="1800"/>
-        <w:gridCol w:w="1800"/>
-        <w:gridCol w:w="1800"/>
-      </w:tblGrid>
-      <w:tr>
-        <w:tc>
-          <w:tcPr>
-            <w:tcW w:type="dxa" w:w="1800"/>
-            <w:tcBorders>
-              <w:top w:val="single" w:color="CCCCCC" w:sz="1"/>
-              <w:left w:val="single" w:color="CCCCCC" w:sz="1"/>
-              <w:bottom w:val="single" w:color="CCCCCC" w:sz="1"/>
-              <w:right w:val="single" w:color="CCCCCC" w:sz="1"/>
-            </w:tcBorders>
-            <w:shd w:fill="163A5F" w:val="clear"/>
-            <w:tcMar>
-              <w:top w:type="dxa" w:w="60"/>
-              <w:left w:type="dxa" w:w="100"/>
-              <w:bottom w:type="dxa" w:w="60"/>
-              <w:right w:type="dxa" w:w="100"/>
-            </w:tcMar>
-          </w:tcPr>
-          <w:p>
-            <w:pPr>
-              <w:jc w:val="center"/>
-            </w:pPr>
-            <w:r>
-              <w:rPr>
-                <w:b/>
-                <w:bCs/>
-                <w:color w:val="FFFFFF"/>
-                <w:sz w:val="16"/>
-                <w:szCs w:val="16"/>
-                <w:rFonts w:ascii="Cambria" w:cs="Cambria" w:eastAsia="Cambria" w:hAnsi="Cambria"/>
-              </w:rPr>
-              <w:t xml:space="preserve">25-26</w:t>
-            </w:r>
-          </w:p>
-        </w:tc>
-        <w:tc>
-          <w:tcPr>
-            <w:tcW w:type="dxa" w:w="1800"/>
-            <w:tcBorders>
-              <w:top w:val="single" w:color="CCCCCC" w:sz="1"/>
-              <w:left w:val="single" w:color="CCCCCC" w:sz="1"/>
-              <w:bottom w:val="single" w:color="CCCCCC" w:sz="1"/>
-              <w:right w:val="single" w:color="CCCCCC" w:sz="1"/>
-            </w:tcBorders>
-            <w:shd w:fill="163A5F" w:val="clear"/>
-            <w:tcMar>
-              <w:top w:type="dxa" w:w="60"/>
-              <w:left w:type="dxa" w:w="100"/>
-              <w:bottom w:type="dxa" w:w="60"/>
-              <w:right w:type="dxa" w:w="100"/>
-            </w:tcMar>
-          </w:tcPr>
-          <w:p>
-            <w:pPr>
-              <w:jc w:val="center"/>
-            </w:pPr>
-            <w:r>
-              <w:rPr>
-                <w:b/>
-                <w:bCs/>
-                <w:color w:val="FFFFFF"/>
-                <w:sz w:val="16"/>
-                <w:szCs w:val="16"/>
-                <w:rFonts w:ascii="Cambria" w:cs="Cambria" w:eastAsia="Cambria" w:hAnsi="Cambria"/>
-              </w:rPr>
-              <w:t xml:space="preserve">26-27</w:t>
-            </w:r>
-          </w:p>
-        </w:tc>
-        <w:tc>
-          <w:tcPr>
-            <w:tcW w:type="dxa" w:w="1800"/>
-            <w:tcBorders>
-              <w:top w:val="single" w:color="CCCCCC" w:sz="1"/>
-              <w:left w:val="single" w:color="CCCCCC" w:sz="1"/>
-              <w:bottom w:val="single" w:color="CCCCCC" w:sz="1"/>
-              <w:right w:val="single" w:color="CCCCCC" w:sz="1"/>
-            </w:tcBorders>
-            <w:shd w:fill="163A5F" w:val="clear"/>
-            <w:tcMar>
-              <w:top w:type="dxa" w:w="60"/>
-              <w:left w:type="dxa" w:w="100"/>
-              <w:bottom w:type="dxa" w:w="60"/>
-              <w:right w:type="dxa" w:w="100"/>
-            </w:tcMar>
-          </w:tcPr>
-          <w:p>
-            <w:pPr>
-              <w:jc w:val="center"/>
-            </w:pPr>
-            <w:r>
-              <w:rPr>
-                <w:b/>
-                <w:bCs/>
-                <w:color w:val="FFFFFF"/>
-                <w:sz w:val="16"/>
-                <w:szCs w:val="16"/>
-                <w:rFonts w:ascii="Cambria" w:cs="Cambria" w:eastAsia="Cambria" w:hAnsi="Cambria"/>
-              </w:rPr>
-              <w:t xml:space="preserve">27-28</w:t>
-            </w:r>
-          </w:p>
-        </w:tc>
-        <w:tc>
-          <w:tcPr>
-            <w:tcW w:type="dxa" w:w="1800"/>
-            <w:tcBorders>
-              <w:top w:val="single" w:color="CCCCCC" w:sz="1"/>
-              <w:left w:val="single" w:color="CCCCCC" w:sz="1"/>
-              <w:bottom w:val="single" w:color="CCCCCC" w:sz="1"/>
-              <w:right w:val="single" w:color="CCCCCC" w:sz="1"/>
-            </w:tcBorders>
-            <w:shd w:fill="163A5F" w:val="clear"/>
-            <w:tcMar>
-              <w:top w:type="dxa" w:w="60"/>
-              <w:left w:type="dxa" w:w="100"/>
-              <w:bottom w:type="dxa" w:w="60"/>
-              <w:right w:type="dxa" w:w="100"/>
-            </w:tcMar>
-          </w:tcPr>
-          <w:p>
-            <w:pPr>
-              <w:jc w:val="center"/>
-            </w:pPr>
-            <w:r>
-              <w:rPr>
-                <w:b/>
-                <w:bCs/>
-                <w:color w:val="FFFFFF"/>
-                <w:sz w:val="16"/>
-                <w:szCs w:val="16"/>
-                <w:rFonts w:ascii="Cambria" w:cs="Cambria" w:eastAsia="Cambria" w:hAnsi="Cambria"/>
-              </w:rPr>
-              <w:t xml:space="preserve">28-29</w:t>
-            </w:r>
-          </w:p>
-        </w:tc>
-        <w:tc>
-          <w:tcPr>
-            <w:tcW w:type="dxa" w:w="1800"/>
-            <w:tcBorders>
-              <w:top w:val="single" w:color="CCCCCC" w:sz="1"/>
-              <w:left w:val="single" w:color="CCCCCC" w:sz="1"/>
-              <w:bottom w:val="single" w:color="CCCCCC" w:sz="1"/>
-              <w:right w:val="single" w:color="CCCCCC" w:sz="1"/>
-            </w:tcBorders>
-            <w:shd w:fill="163A5F" w:val="clear"/>
-            <w:tcMar>
-              <w:top w:type="dxa" w:w="60"/>
-              <w:left w:type="dxa" w:w="100"/>
-              <w:bottom w:type="dxa" w:w="60"/>
-              <w:right w:type="dxa" w:w="100"/>
-            </w:tcMar>
-          </w:tcPr>
-          <w:p>
-            <w:pPr>
-              <w:jc w:val="center"/>
-            </w:pPr>
-            <w:r>
-              <w:rPr>
-                <w:b/>
-                <w:bCs/>
-                <w:color w:val="FFFFFF"/>
-                <w:sz w:val="16"/>
-                <w:szCs w:val="16"/>
-                <w:rFonts w:ascii="Cambria" w:cs="Cambria" w:eastAsia="Cambria" w:hAnsi="Cambria"/>
-              </w:rPr>
-              <w:t xml:space="preserve">29-30</w:t>
-            </w:r>
-          </w:p>
-        </w:tc>
-        <w:tc>
-          <w:tcPr>
-            <w:tcW w:type="dxa" w:w="1800"/>
-            <w:tcBorders>
-              <w:top w:val="single" w:color="CCCCCC" w:sz="1"/>
-              <w:left w:val="single" w:color="CCCCCC" w:sz="1"/>
-              <w:bottom w:val="single" w:color="CCCCCC" w:sz="1"/>
-              <w:right w:val="single" w:color="CCCCCC" w:sz="1"/>
-            </w:tcBorders>
-            <w:shd w:fill="163A5F" w:val="clear"/>
-            <w:tcMar>
-              <w:top w:type="dxa" w:w="60"/>
-              <w:left w:type="dxa" w:w="100"/>
-              <w:bottom w:type="dxa" w:w="60"/>
-              <w:right w:type="dxa" w:w="100"/>
-            </w:tcMar>
-          </w:tcPr>
-          <w:p>
-            <w:pPr>
-              <w:jc w:val="center"/>
-            </w:pPr>
-            <w:r>
-              <w:rPr>
-                <w:b/>
-                <w:bCs/>
-                <w:color w:val="FFFFFF"/>
-                <w:sz w:val="16"/>
-                <w:szCs w:val="16"/>
-                <w:rFonts w:ascii="Cambria" w:cs="Cambria" w:eastAsia="Cambria" w:hAnsi="Cambria"/>
-              </w:rPr>
-              <w:t xml:space="preserve">Current</w:t>
-            </w:r>
-          </w:p>
-        </w:tc>
-      </w:tr>
-      <w:tr>
-        <w:tc>
-          <w:tcPr>
-            <w:tcW w:type="dxa" w:w="1800"/>
-            <w:tcBorders>
-              <w:top w:val="single" w:color="CCCCCC" w:sz="1"/>
-              <w:left w:val="single" w:color="CCCCCC" w:sz="1"/>
-              <w:bottom w:val="single" w:color="CCCCCC" w:sz="1"/>
-              <w:right w:val="single" w:color="CCCCCC" w:sz="1"/>
-            </w:tcBorders>
-            <w:tcMar>
-              <w:top w:type="dxa" w:w="60"/>
-              <w:left w:type="dxa" w:w="100"/>
-              <w:bottom w:type="dxa" w:w="60"/>
-              <w:right w:type="dxa" w:w="100"/>
-            </w:tcMar>
-          </w:tcPr>
-          <w:p>
-            <w:pPr>
-              <w:jc w:val="center"/>
-            </w:pPr>
-            <w:r>
-              <w:rPr>
-                <w:b/>
-                <w:bCs/>
-                <w:color w:val="0A2240"/>
-                <w:sz w:val="16"/>
-                <w:szCs w:val="16"/>
-                <w:rFonts w:ascii="Cambria" w:cs="Cambria" w:eastAsia="Cambria" w:hAnsi="Cambria"/>
-              </w:rPr>
               <w:t xml:space="preserve">—/—</w:t>
             </w:r>
           </w:p>
@@ -26472,7 +26551,7 @@
                 <w:szCs w:val="18"/>
                 <w:rFonts w:ascii="Cambria" w:cs="Cambria" w:eastAsia="Cambria" w:hAnsi="Cambria"/>
               </w:rPr>
-              <w:t xml:space="preserve">—</w:t>
+              <w:t xml:space="preserve">20,000</w:t>
             </w:r>
           </w:p>
         </w:tc>
@@ -26506,7 +26585,7 @@
                 <w:szCs w:val="18"/>
                 <w:rFonts w:ascii="Cambria" w:cs="Cambria" w:eastAsia="Cambria" w:hAnsi="Cambria"/>
               </w:rPr>
-              <w:t xml:space="preserve">700/—</w:t>
+              <w:t xml:space="preserve">700/500</w:t>
             </w:r>
           </w:p>
         </w:tc>
@@ -28056,7 +28135,7 @@
                 <w:szCs w:val="18"/>
                 <w:rFonts w:ascii="Cambria" w:cs="Cambria" w:eastAsia="Cambria" w:hAnsi="Cambria"/>
               </w:rPr>
-              <w:t xml:space="preserve">15</w:t>
+              <w:t xml:space="preserve">5</w:t>
             </w:r>
           </w:p>
         </w:tc>
@@ -28400,7 +28479,7 @@
                 <w:szCs w:val="18"/>
                 <w:rFonts w:ascii="Cambria" w:cs="Cambria" w:eastAsia="Cambria" w:hAnsi="Cambria"/>
               </w:rPr>
-              <w:t xml:space="preserve">40</w:t>
+              <w:t xml:space="preserve">5</w:t>
             </w:r>
           </w:p>
         </w:tc>
@@ -28434,7 +28513,7 @@
                 <w:szCs w:val="18"/>
                 <w:rFonts w:ascii="Cambria" w:cs="Cambria" w:eastAsia="Cambria" w:hAnsi="Cambria"/>
               </w:rPr>
-              <w:t xml:space="preserve">1/3</w:t>
+              <w:t xml:space="preserve">1/1</w:t>
             </w:r>
           </w:p>
         </w:tc>
@@ -28572,7 +28651,7 @@
                 <w:szCs w:val="18"/>
                 <w:rFonts w:ascii="Cambria" w:cs="Cambria" w:eastAsia="Cambria" w:hAnsi="Cambria"/>
               </w:rPr>
-              <w:t xml:space="preserve">60</w:t>
+              <w:t xml:space="preserve">40</w:t>
             </w:r>
           </w:p>
         </w:tc>
@@ -28606,7 +28685,7 @@
                 <w:szCs w:val="18"/>
                 <w:rFonts w:ascii="Cambria" w:cs="Cambria" w:eastAsia="Cambria" w:hAnsi="Cambria"/>
               </w:rPr>
-              <w:t xml:space="preserve">20/10</w:t>
+              <w:t xml:space="preserve">20/3</w:t>
             </w:r>
           </w:p>
         </w:tc>
@@ -28744,7 +28823,7 @@
                 <w:szCs w:val="18"/>
                 <w:rFonts w:ascii="Cambria" w:cs="Cambria" w:eastAsia="Cambria" w:hAnsi="Cambria"/>
               </w:rPr>
-              <w:t xml:space="preserve">10</w:t>
+              <w:t xml:space="preserve">60</w:t>
             </w:r>
           </w:p>
         </w:tc>
@@ -28778,7 +28857,7 @@
                 <w:szCs w:val="18"/>
                 <w:rFonts w:ascii="Cambria" w:cs="Cambria" w:eastAsia="Cambria" w:hAnsi="Cambria"/>
               </w:rPr>
-              <w:t xml:space="preserve">25/2</w:t>
+              <w:t xml:space="preserve">25/10</w:t>
             </w:r>
           </w:p>
         </w:tc>
@@ -29088,7 +29167,7 @@
                 <w:szCs w:val="18"/>
                 <w:rFonts w:ascii="Cambria" w:cs="Cambria" w:eastAsia="Cambria" w:hAnsi="Cambria"/>
               </w:rPr>
-              <w:t xml:space="preserve">6</w:t>
+              <w:t xml:space="preserve">10</w:t>
             </w:r>
           </w:p>
         </w:tc>
@@ -29122,7 +29201,7 @@
                 <w:szCs w:val="18"/>
                 <w:rFonts w:ascii="Cambria" w:cs="Cambria" w:eastAsia="Cambria" w:hAnsi="Cambria"/>
               </w:rPr>
-              <w:t xml:space="preserve">4/1</w:t>
+              <w:t xml:space="preserve">4/2</w:t>
             </w:r>
           </w:p>
         </w:tc>
@@ -29260,7 +29339,7 @@
                 <w:szCs w:val="18"/>
                 <w:rFonts w:ascii="Cambria" w:cs="Cambria" w:eastAsia="Cambria" w:hAnsi="Cambria"/>
               </w:rPr>
-              <w:t xml:space="preserve">—</w:t>
+              <w:t xml:space="preserve">6</w:t>
             </w:r>
           </w:p>
         </w:tc>
@@ -29294,7 +29373,7 @@
                 <w:szCs w:val="18"/>
                 <w:rFonts w:ascii="Cambria" w:cs="Cambria" w:eastAsia="Cambria" w:hAnsi="Cambria"/>
               </w:rPr>
-              <w:t xml:space="preserve">3/—</w:t>
+              <w:t xml:space="preserve">3/1</w:t>
             </w:r>
           </w:p>
         </w:tc>
@@ -29529,7 +29608,7 @@
           <w:szCs w:val="22"/>
           <w:rFonts w:ascii="Cambria" w:cs="Cambria" w:eastAsia="Cambria" w:hAnsi="Cambria"/>
         </w:rPr>
-        <w:t xml:space="preserve">The CPL Initiative has moved from pilot to scale, demonstrating measurable impact in student access, credit attainment, and system engagement. With 51,274 students served, 12,713 statewide credit recommendations, and 102 actively participating colleges, the initiative has surpassed most 2025–26 benchmarks ahead of schedule.</w:t>
+        <w:t xml:space="preserve">The CPL Initiative has moved from pilot to scale, demonstrating measurable impact in student access, credit attainment, and system engagement. With 51,280 students served, 12,713 statewide credit recommendations, and 102 actively participating colleges, the initiative has surpassed most 2025–26 benchmarks ahead of schedule.</w:t>
       </w:r>
     </w:p>
     <w:p>

--- a/reports/CPL_Master_Report.docx
+++ b/reports/CPL_Master_Report.docx
@@ -22212,695 +22212,7 @@
                 <w:szCs w:val="22"/>
                 <w:rFonts w:ascii="Cambria" w:cs="Cambria" w:eastAsia="Cambria" w:hAnsi="Cambria"/>
               </w:rPr>
-              <w:t xml:space="preserve">4.6  Sustainable Funding   </w:t>
-            </w:r>
-            <w:r>
-              <w:rPr>
-                <w:b/>
-                <w:bCs/>
-                <w:color w:val="C9A84C"/>
-                <w:sz w:val="20"/>
-                <w:szCs w:val="20"/>
-                <w:rFonts w:ascii="Cambria" w:cs="Cambria" w:eastAsia="Cambria" w:hAnsi="Cambria"/>
-              </w:rPr>
-              <w:t xml:space="preserve">↑ In Progress</w:t>
-            </w:r>
-          </w:p>
-        </w:tc>
-      </w:tr>
-    </w:tbl>
-    <w:tbl>
-      <w:tblPr>
-        <w:tblW w:type="dxa" w:w="10800"/>
-        <w:tblBorders>
-          <w:top w:val="single" w:color="auto" w:sz="4"/>
-          <w:left w:val="single" w:color="auto" w:sz="4"/>
-          <w:bottom w:val="single" w:color="auto" w:sz="4"/>
-          <w:right w:val="single" w:color="auto" w:sz="4"/>
-          <w:insideH w:val="single" w:color="auto" w:sz="4"/>
-          <w:insideV w:val="single" w:color="auto" w:sz="4"/>
-        </w:tblBorders>
-      </w:tblPr>
-      <w:tblGrid>
-        <w:gridCol w:w="10800"/>
-      </w:tblGrid>
-      <w:tr>
-        <w:tc>
-          <w:tcPr>
-            <w:tcW w:type="dxa" w:w="10800"/>
-            <w:tcBorders>
-              <w:top w:val="single" w:color="CCCCCC" w:sz="1"/>
-              <w:left w:val="single" w:color="CCCCCC" w:sz="1"/>
-              <w:bottom w:val="single" w:color="CCCCCC" w:sz="1"/>
-              <w:right w:val="single" w:color="CCCCCC" w:sz="1"/>
-            </w:tcBorders>
-            <w:shd w:fill="F5F5F5" w:val="clear"/>
-            <w:tcMar>
-              <w:top w:type="dxa" w:w="60"/>
-              <w:left w:type="dxa" w:w="100"/>
-              <w:bottom w:type="dxa" w:w="60"/>
-              <w:right w:type="dxa" w:w="100"/>
-            </w:tcMar>
-          </w:tcPr>
-          <w:p>
-            <w:r>
-              <w:rPr>
-                <w:color w:val="555555"/>
-                <w:sz w:val="19"/>
-                <w:szCs w:val="19"/>
-                <w:rFonts w:ascii="Cambria" w:cs="Cambria" w:eastAsia="Cambria" w:hAnsi="Cambria"/>
-              </w:rPr>
-              <w:t xml:space="preserve">Advance improvements in sustainable funding models and development of external funding to support ongoing CPL work.</w:t>
-            </w:r>
-          </w:p>
-        </w:tc>
-      </w:tr>
-    </w:tbl>
-    <w:p>
-      <w:pPr>
-        <w:spacing w:before="60" w:after="40"/>
-      </w:pPr>
-      <w:r>
-        <w:rPr>
-          <w:i/>
-          <w:iCs/>
-          <w:color w:val="666666"/>
-          <w:sz w:val="18"/>
-          <w:szCs w:val="18"/>
-          <w:rFonts w:ascii="Cambria" w:cs="Cambria" w:eastAsia="Cambria" w:hAnsi="Cambria"/>
-        </w:rPr>
-        <w:t xml:space="preserve">2030 Goal: 6  Stretch: 10</w:t>
-      </w:r>
-    </w:p>
-    <w:tbl>
-      <w:tblPr>
-        <w:tblW w:type="dxa" w:w="10800"/>
-        <w:tblBorders>
-          <w:top w:val="single" w:color="auto" w:sz="4"/>
-          <w:left w:val="single" w:color="auto" w:sz="4"/>
-          <w:bottom w:val="single" w:color="auto" w:sz="4"/>
-          <w:right w:val="single" w:color="auto" w:sz="4"/>
-          <w:insideH w:val="single" w:color="auto" w:sz="4"/>
-          <w:insideV w:val="single" w:color="auto" w:sz="4"/>
-        </w:tblBorders>
-      </w:tblPr>
-      <w:tblGrid>
-        <w:gridCol w:w="1800"/>
-        <w:gridCol w:w="1800"/>
-        <w:gridCol w:w="1800"/>
-        <w:gridCol w:w="1800"/>
-        <w:gridCol w:w="1800"/>
-        <w:gridCol w:w="1800"/>
-      </w:tblGrid>
-      <w:tr>
-        <w:tc>
-          <w:tcPr>
-            <w:tcW w:type="dxa" w:w="1800"/>
-            <w:tcBorders>
-              <w:top w:val="single" w:color="CCCCCC" w:sz="1"/>
-              <w:left w:val="single" w:color="CCCCCC" w:sz="1"/>
-              <w:bottom w:val="single" w:color="CCCCCC" w:sz="1"/>
-              <w:right w:val="single" w:color="CCCCCC" w:sz="1"/>
-            </w:tcBorders>
-            <w:shd w:fill="163A5F" w:val="clear"/>
-            <w:tcMar>
-              <w:top w:type="dxa" w:w="60"/>
-              <w:left w:type="dxa" w:w="100"/>
-              <w:bottom w:type="dxa" w:w="60"/>
-              <w:right w:type="dxa" w:w="100"/>
-            </w:tcMar>
-          </w:tcPr>
-          <w:p>
-            <w:pPr>
-              <w:jc w:val="center"/>
-            </w:pPr>
-            <w:r>
-              <w:rPr>
-                <w:b/>
-                <w:bCs/>
-                <w:color w:val="FFFFFF"/>
-                <w:sz w:val="16"/>
-                <w:szCs w:val="16"/>
-                <w:rFonts w:ascii="Cambria" w:cs="Cambria" w:eastAsia="Cambria" w:hAnsi="Cambria"/>
-              </w:rPr>
-              <w:t xml:space="preserve">25-26</w:t>
-            </w:r>
-          </w:p>
-        </w:tc>
-        <w:tc>
-          <w:tcPr>
-            <w:tcW w:type="dxa" w:w="1800"/>
-            <w:tcBorders>
-              <w:top w:val="single" w:color="CCCCCC" w:sz="1"/>
-              <w:left w:val="single" w:color="CCCCCC" w:sz="1"/>
-              <w:bottom w:val="single" w:color="CCCCCC" w:sz="1"/>
-              <w:right w:val="single" w:color="CCCCCC" w:sz="1"/>
-            </w:tcBorders>
-            <w:shd w:fill="163A5F" w:val="clear"/>
-            <w:tcMar>
-              <w:top w:type="dxa" w:w="60"/>
-              <w:left w:type="dxa" w:w="100"/>
-              <w:bottom w:type="dxa" w:w="60"/>
-              <w:right w:type="dxa" w:w="100"/>
-            </w:tcMar>
-          </w:tcPr>
-          <w:p>
-            <w:pPr>
-              <w:jc w:val="center"/>
-            </w:pPr>
-            <w:r>
-              <w:rPr>
-                <w:b/>
-                <w:bCs/>
-                <w:color w:val="FFFFFF"/>
-                <w:sz w:val="16"/>
-                <w:szCs w:val="16"/>
-                <w:rFonts w:ascii="Cambria" w:cs="Cambria" w:eastAsia="Cambria" w:hAnsi="Cambria"/>
-              </w:rPr>
-              <w:t xml:space="preserve">26-27</w:t>
-            </w:r>
-          </w:p>
-        </w:tc>
-        <w:tc>
-          <w:tcPr>
-            <w:tcW w:type="dxa" w:w="1800"/>
-            <w:tcBorders>
-              <w:top w:val="single" w:color="CCCCCC" w:sz="1"/>
-              <w:left w:val="single" w:color="CCCCCC" w:sz="1"/>
-              <w:bottom w:val="single" w:color="CCCCCC" w:sz="1"/>
-              <w:right w:val="single" w:color="CCCCCC" w:sz="1"/>
-            </w:tcBorders>
-            <w:shd w:fill="163A5F" w:val="clear"/>
-            <w:tcMar>
-              <w:top w:type="dxa" w:w="60"/>
-              <w:left w:type="dxa" w:w="100"/>
-              <w:bottom w:type="dxa" w:w="60"/>
-              <w:right w:type="dxa" w:w="100"/>
-            </w:tcMar>
-          </w:tcPr>
-          <w:p>
-            <w:pPr>
-              <w:jc w:val="center"/>
-            </w:pPr>
-            <w:r>
-              <w:rPr>
-                <w:b/>
-                <w:bCs/>
-                <w:color w:val="FFFFFF"/>
-                <w:sz w:val="16"/>
-                <w:szCs w:val="16"/>
-                <w:rFonts w:ascii="Cambria" w:cs="Cambria" w:eastAsia="Cambria" w:hAnsi="Cambria"/>
-              </w:rPr>
-              <w:t xml:space="preserve">27-28</w:t>
-            </w:r>
-          </w:p>
-        </w:tc>
-        <w:tc>
-          <w:tcPr>
-            <w:tcW w:type="dxa" w:w="1800"/>
-            <w:tcBorders>
-              <w:top w:val="single" w:color="CCCCCC" w:sz="1"/>
-              <w:left w:val="single" w:color="CCCCCC" w:sz="1"/>
-              <w:bottom w:val="single" w:color="CCCCCC" w:sz="1"/>
-              <w:right w:val="single" w:color="CCCCCC" w:sz="1"/>
-            </w:tcBorders>
-            <w:shd w:fill="163A5F" w:val="clear"/>
-            <w:tcMar>
-              <w:top w:type="dxa" w:w="60"/>
-              <w:left w:type="dxa" w:w="100"/>
-              <w:bottom w:type="dxa" w:w="60"/>
-              <w:right w:type="dxa" w:w="100"/>
-            </w:tcMar>
-          </w:tcPr>
-          <w:p>
-            <w:pPr>
-              <w:jc w:val="center"/>
-            </w:pPr>
-            <w:r>
-              <w:rPr>
-                <w:b/>
-                <w:bCs/>
-                <w:color w:val="FFFFFF"/>
-                <w:sz w:val="16"/>
-                <w:szCs w:val="16"/>
-                <w:rFonts w:ascii="Cambria" w:cs="Cambria" w:eastAsia="Cambria" w:hAnsi="Cambria"/>
-              </w:rPr>
-              <w:t xml:space="preserve">28-29</w:t>
-            </w:r>
-          </w:p>
-        </w:tc>
-        <w:tc>
-          <w:tcPr>
-            <w:tcW w:type="dxa" w:w="1800"/>
-            <w:tcBorders>
-              <w:top w:val="single" w:color="CCCCCC" w:sz="1"/>
-              <w:left w:val="single" w:color="CCCCCC" w:sz="1"/>
-              <w:bottom w:val="single" w:color="CCCCCC" w:sz="1"/>
-              <w:right w:val="single" w:color="CCCCCC" w:sz="1"/>
-            </w:tcBorders>
-            <w:shd w:fill="163A5F" w:val="clear"/>
-            <w:tcMar>
-              <w:top w:type="dxa" w:w="60"/>
-              <w:left w:type="dxa" w:w="100"/>
-              <w:bottom w:type="dxa" w:w="60"/>
-              <w:right w:type="dxa" w:w="100"/>
-            </w:tcMar>
-          </w:tcPr>
-          <w:p>
-            <w:pPr>
-              <w:jc w:val="center"/>
-            </w:pPr>
-            <w:r>
-              <w:rPr>
-                <w:b/>
-                <w:bCs/>
-                <w:color w:val="FFFFFF"/>
-                <w:sz w:val="16"/>
-                <w:szCs w:val="16"/>
-                <w:rFonts w:ascii="Cambria" w:cs="Cambria" w:eastAsia="Cambria" w:hAnsi="Cambria"/>
-              </w:rPr>
-              <w:t xml:space="preserve">29-30</w:t>
-            </w:r>
-          </w:p>
-        </w:tc>
-        <w:tc>
-          <w:tcPr>
-            <w:tcW w:type="dxa" w:w="1800"/>
-            <w:tcBorders>
-              <w:top w:val="single" w:color="CCCCCC" w:sz="1"/>
-              <w:left w:val="single" w:color="CCCCCC" w:sz="1"/>
-              <w:bottom w:val="single" w:color="CCCCCC" w:sz="1"/>
-              <w:right w:val="single" w:color="CCCCCC" w:sz="1"/>
-            </w:tcBorders>
-            <w:shd w:fill="163A5F" w:val="clear"/>
-            <w:tcMar>
-              <w:top w:type="dxa" w:w="60"/>
-              <w:left w:type="dxa" w:w="100"/>
-              <w:bottom w:type="dxa" w:w="60"/>
-              <w:right w:type="dxa" w:w="100"/>
-            </w:tcMar>
-          </w:tcPr>
-          <w:p>
-            <w:pPr>
-              <w:jc w:val="center"/>
-            </w:pPr>
-            <w:r>
-              <w:rPr>
-                <w:b/>
-                <w:bCs/>
-                <w:color w:val="FFFFFF"/>
-                <w:sz w:val="16"/>
-                <w:szCs w:val="16"/>
-                <w:rFonts w:ascii="Cambria" w:cs="Cambria" w:eastAsia="Cambria" w:hAnsi="Cambria"/>
-              </w:rPr>
-              <w:t xml:space="preserve">Current</w:t>
-            </w:r>
-          </w:p>
-        </w:tc>
-      </w:tr>
-      <w:tr>
-        <w:tc>
-          <w:tcPr>
-            <w:tcW w:type="dxa" w:w="1800"/>
-            <w:tcBorders>
-              <w:top w:val="single" w:color="CCCCCC" w:sz="1"/>
-              <w:left w:val="single" w:color="CCCCCC" w:sz="1"/>
-              <w:bottom w:val="single" w:color="CCCCCC" w:sz="1"/>
-              <w:right w:val="single" w:color="CCCCCC" w:sz="1"/>
-            </w:tcBorders>
-            <w:tcMar>
-              <w:top w:type="dxa" w:w="60"/>
-              <w:left w:type="dxa" w:w="100"/>
-              <w:bottom w:type="dxa" w:w="60"/>
-              <w:right w:type="dxa" w:w="100"/>
-            </w:tcMar>
-          </w:tcPr>
-          <w:p>
-            <w:pPr>
-              <w:jc w:val="center"/>
-            </w:pPr>
-            <w:r>
-              <w:rPr>
-                <w:b/>
-                <w:bCs/>
-                <w:color w:val="0A2240"/>
-                <w:sz w:val="16"/>
-                <w:szCs w:val="16"/>
-                <w:rFonts w:ascii="Cambria" w:cs="Cambria" w:eastAsia="Cambria" w:hAnsi="Cambria"/>
-              </w:rPr>
-              <w:t xml:space="preserve">3/1</w:t>
-            </w:r>
-          </w:p>
-        </w:tc>
-        <w:tc>
-          <w:tcPr>
-            <w:tcW w:type="dxa" w:w="1800"/>
-            <w:tcBorders>
-              <w:top w:val="single" w:color="CCCCCC" w:sz="1"/>
-              <w:left w:val="single" w:color="CCCCCC" w:sz="1"/>
-              <w:bottom w:val="single" w:color="CCCCCC" w:sz="1"/>
-              <w:right w:val="single" w:color="CCCCCC" w:sz="1"/>
-            </w:tcBorders>
-            <w:tcMar>
-              <w:top w:type="dxa" w:w="60"/>
-              <w:left w:type="dxa" w:w="100"/>
-              <w:bottom w:type="dxa" w:w="60"/>
-              <w:right w:type="dxa" w:w="100"/>
-            </w:tcMar>
-          </w:tcPr>
-          <w:p>
-            <w:pPr>
-              <w:jc w:val="center"/>
-            </w:pPr>
-            <w:r>
-              <w:rPr>
-                <w:b/>
-                <w:bCs/>
-                <w:color w:val="0A2240"/>
-                <w:sz w:val="16"/>
-                <w:szCs w:val="16"/>
-                <w:rFonts w:ascii="Cambria" w:cs="Cambria" w:eastAsia="Cambria" w:hAnsi="Cambria"/>
-              </w:rPr>
-              <w:t xml:space="preserve">3/3</w:t>
-            </w:r>
-          </w:p>
-        </w:tc>
-        <w:tc>
-          <w:tcPr>
-            <w:tcW w:type="dxa" w:w="1800"/>
-            <w:tcBorders>
-              <w:top w:val="single" w:color="CCCCCC" w:sz="1"/>
-              <w:left w:val="single" w:color="CCCCCC" w:sz="1"/>
-              <w:bottom w:val="single" w:color="CCCCCC" w:sz="1"/>
-              <w:right w:val="single" w:color="CCCCCC" w:sz="1"/>
-            </w:tcBorders>
-            <w:tcMar>
-              <w:top w:type="dxa" w:w="60"/>
-              <w:left w:type="dxa" w:w="100"/>
-              <w:bottom w:type="dxa" w:w="60"/>
-              <w:right w:type="dxa" w:w="100"/>
-            </w:tcMar>
-          </w:tcPr>
-          <w:p>
-            <w:pPr>
-              <w:jc w:val="center"/>
-            </w:pPr>
-            <w:r>
-              <w:rPr>
-                <w:b/>
-                <w:bCs/>
-                <w:color w:val="0A2240"/>
-                <w:sz w:val="16"/>
-                <w:szCs w:val="16"/>
-                <w:rFonts w:ascii="Cambria" w:cs="Cambria" w:eastAsia="Cambria" w:hAnsi="Cambria"/>
-              </w:rPr>
-              <w:t xml:space="preserve">3/4</w:t>
-            </w:r>
-          </w:p>
-        </w:tc>
-        <w:tc>
-          <w:tcPr>
-            <w:tcW w:type="dxa" w:w="1800"/>
-            <w:tcBorders>
-              <w:top w:val="single" w:color="CCCCCC" w:sz="1"/>
-              <w:left w:val="single" w:color="CCCCCC" w:sz="1"/>
-              <w:bottom w:val="single" w:color="CCCCCC" w:sz="1"/>
-              <w:right w:val="single" w:color="CCCCCC" w:sz="1"/>
-            </w:tcBorders>
-            <w:tcMar>
-              <w:top w:type="dxa" w:w="60"/>
-              <w:left w:type="dxa" w:w="100"/>
-              <w:bottom w:type="dxa" w:w="60"/>
-              <w:right w:type="dxa" w:w="100"/>
-            </w:tcMar>
-          </w:tcPr>
-          <w:p>
-            <w:pPr>
-              <w:jc w:val="center"/>
-            </w:pPr>
-            <w:r>
-              <w:rPr>
-                <w:b/>
-                <w:bCs/>
-                <w:color w:val="0A2240"/>
-                <w:sz w:val="16"/>
-                <w:szCs w:val="16"/>
-                <w:rFonts w:ascii="Cambria" w:cs="Cambria" w:eastAsia="Cambria" w:hAnsi="Cambria"/>
-              </w:rPr>
-              <w:t xml:space="preserve">3/5</w:t>
-            </w:r>
-          </w:p>
-        </w:tc>
-        <w:tc>
-          <w:tcPr>
-            <w:tcW w:type="dxa" w:w="1800"/>
-            <w:tcBorders>
-              <w:top w:val="single" w:color="CCCCCC" w:sz="1"/>
-              <w:left w:val="single" w:color="CCCCCC" w:sz="1"/>
-              <w:bottom w:val="single" w:color="CCCCCC" w:sz="1"/>
-              <w:right w:val="single" w:color="CCCCCC" w:sz="1"/>
-            </w:tcBorders>
-            <w:tcMar>
-              <w:top w:type="dxa" w:w="60"/>
-              <w:left w:type="dxa" w:w="100"/>
-              <w:bottom w:type="dxa" w:w="60"/>
-              <w:right w:type="dxa" w:w="100"/>
-            </w:tcMar>
-          </w:tcPr>
-          <w:p>
-            <w:pPr>
-              <w:jc w:val="center"/>
-            </w:pPr>
-            <w:r>
-              <w:rPr>
-                <w:b/>
-                <w:bCs/>
-                <w:color w:val="0A2240"/>
-                <w:sz w:val="16"/>
-                <w:szCs w:val="16"/>
-                <w:rFonts w:ascii="Cambria" w:cs="Cambria" w:eastAsia="Cambria" w:hAnsi="Cambria"/>
-              </w:rPr>
-              <w:t xml:space="preserve">3/6</w:t>
-            </w:r>
-          </w:p>
-        </w:tc>
-        <w:tc>
-          <w:tcPr>
-            <w:tcW w:type="dxa" w:w="1800"/>
-            <w:tcBorders>
-              <w:top w:val="single" w:color="CCCCCC" w:sz="1"/>
-              <w:left w:val="single" w:color="CCCCCC" w:sz="1"/>
-              <w:bottom w:val="single" w:color="CCCCCC" w:sz="1"/>
-              <w:right w:val="single" w:color="CCCCCC" w:sz="1"/>
-            </w:tcBorders>
-            <w:tcMar>
-              <w:top w:type="dxa" w:w="60"/>
-              <w:left w:type="dxa" w:w="100"/>
-              <w:bottom w:type="dxa" w:w="60"/>
-              <w:right w:type="dxa" w:w="100"/>
-            </w:tcMar>
-          </w:tcPr>
-          <w:p>
-            <w:pPr>
-              <w:jc w:val="center"/>
-            </w:pPr>
-            <w:r>
-              <w:rPr>
-                <w:b/>
-                <w:bCs/>
-                <w:color w:val="C9A84C"/>
-                <w:sz w:val="16"/>
-                <w:szCs w:val="16"/>
-                <w:rFonts w:ascii="Cambria" w:cs="Cambria" w:eastAsia="Cambria" w:hAnsi="Cambria"/>
-              </w:rPr>
-              <w:t xml:space="preserve">3</w:t>
-            </w:r>
-          </w:p>
-        </w:tc>
-      </w:tr>
-    </w:tbl>
-    <w:tbl>
-      <w:tblPr>
-        <w:tblW w:type="dxa" w:w="10800"/>
-        <w:tblBorders>
-          <w:top w:val="single" w:color="auto" w:sz="4"/>
-          <w:left w:val="single" w:color="auto" w:sz="4"/>
-          <w:bottom w:val="single" w:color="auto" w:sz="4"/>
-          <w:right w:val="single" w:color="auto" w:sz="4"/>
-          <w:insideH w:val="single" w:color="auto" w:sz="4"/>
-          <w:insideV w:val="single" w:color="auto" w:sz="4"/>
-        </w:tblBorders>
-      </w:tblPr>
-      <w:tblGrid>
-        <w:gridCol w:w="10800"/>
-      </w:tblGrid>
-      <w:tr>
-        <w:tc>
-          <w:tcPr>
-            <w:tcW w:type="dxa" w:w="10800"/>
-            <w:tcBorders>
-              <w:top w:val="single" w:color="CCCCCC" w:sz="1"/>
-              <w:left w:val="single" w:color="CCCCCC" w:sz="1"/>
-              <w:bottom w:val="single" w:color="CCCCCC" w:sz="1"/>
-              <w:right w:val="single" w:color="CCCCCC" w:sz="1"/>
-            </w:tcBorders>
-            <w:tcMar>
-              <w:top w:type="dxa" w:w="80"/>
-              <w:left w:type="dxa" w:w="160"/>
-              <w:bottom w:type="dxa" w:w="80"/>
-              <w:right w:type="dxa" w:w="120"/>
-            </w:tcMar>
-          </w:tcPr>
-          <w:p>
-            <w:pPr>
-              <w:pStyle w:val="ListParagraph"/>
-              <w:numPr>
-                <w:ilvl w:val="0"/>
-                <w:numId w:val="3"/>
-              </w:numPr>
-              <w:spacing w:after="60"/>
-            </w:pPr>
-            <w:r>
-              <w:rPr>
-                <w:sz w:val="20"/>
-                <w:szCs w:val="20"/>
-                <w:rFonts w:ascii="Cambria" w:cs="Cambria" w:eastAsia="Cambria" w:hAnsi="Cambria"/>
-              </w:rPr>
-              <w:t xml:space="preserve">SB 135 and AB 135 were enacted, providing $7 million in ongoing funding for CPL Initiative operations, technical assistance, faculty workgroups, technology development, partnerships, and intersegmental collaboration, plus $35 million to support college awards based on CPL outcomes, projects, and innovations. The Chancellor's Office has drafted a two-year college funding model, with finalization expected in August 2026, field deployment in October 2026, and first disbursements planned for November or December 2026. Link to bills: https://legiscan.com/CA/text/AB135/id/3044016</w:t>
-            </w:r>
-          </w:p>
-          <w:p>
-            <w:pPr>
-              <w:pStyle w:val="ListParagraph"/>
-              <w:numPr>
-                <w:ilvl w:val="0"/>
-                <w:numId w:val="3"/>
-              </w:numPr>
-              <w:spacing w:after="60"/>
-            </w:pPr>
-            <w:r>
-              <w:rPr>
-                <w:sz w:val="20"/>
-                <w:szCs w:val="20"/>
-                <w:rFonts w:ascii="Cambria" w:cs="Cambria" w:eastAsia="Cambria" w:hAnsi="Cambria"/>
-              </w:rPr>
-              <w:t xml:space="preserve">$50,000 distributed to 114 of 115 credit colleges and 4 noncredit campuses for CPL implementation. $6M one-time fully allocated. 2026 advocacy active for $2M ongoing + $35M one-time appropriation.</w:t>
-            </w:r>
-          </w:p>
-        </w:tc>
-      </w:tr>
-    </w:tbl>
-    <w:p>
-      <w:pPr>
-        <w:spacing w:before="60" w:after="160"/>
-      </w:pPr>
-      <w:r>
-        <w:rPr>
-          <w:b/>
-          <w:bCs/>
-          <w:color w:val="666666"/>
-          <w:sz w:val="18"/>
-          <w:szCs w:val="18"/>
-          <w:rFonts w:ascii="Cambria" w:cs="Cambria" w:eastAsia="Cambria" w:hAnsi="Cambria"/>
-        </w:rPr>
-        <w:t xml:space="preserve">Lead: </w:t>
-      </w:r>
-      <w:r>
-        <w:rPr>
-          <w:color w:val="666666"/>
-          <w:sz w:val="18"/>
-          <w:szCs w:val="18"/>
-          <w:rFonts w:ascii="Cambria" w:cs="Cambria" w:eastAsia="Cambria" w:hAnsi="Cambria"/>
-        </w:rPr>
-        <w:t xml:space="preserve">Samuel Lee / James Todd</w:t>
-      </w:r>
-      <w:r>
-        <w:rPr>
-          <w:b/>
-          <w:bCs/>
-          <w:color w:val="666666"/>
-          <w:sz w:val="18"/>
-          <w:szCs w:val="18"/>
-          <w:rFonts w:ascii="Cambria" w:cs="Cambria" w:eastAsia="Cambria" w:hAnsi="Cambria"/>
-        </w:rPr>
-        <w:t xml:space="preserve">    |    Budget: </w:t>
-      </w:r>
-      <w:r>
-        <w:rPr>
-          <w:color w:val="666666"/>
-          <w:sz w:val="18"/>
-          <w:szCs w:val="18"/>
-          <w:rFonts w:ascii="Cambria" w:cs="Cambria" w:eastAsia="Cambria" w:hAnsi="Cambria"/>
-        </w:rPr>
-        <w:t xml:space="preserve">$89,000,000 (5-yr plan) (All CPL funding sources)</w:t>
-      </w:r>
-      <w:r>
-        <w:rPr>
-          <w:b/>
-          <w:bCs/>
-          <w:color w:val="666666"/>
-          <w:sz w:val="18"/>
-          <w:szCs w:val="18"/>
-          <w:rFonts w:ascii="Cambria" w:cs="Cambria" w:eastAsia="Cambria" w:hAnsi="Cambria"/>
-        </w:rPr>
-        <w:t xml:space="preserve">    |    Progress: </w:t>
-      </w:r>
-      <w:r>
-        <w:rPr>
-          <w:b/>
-          <w:bCs/>
-          <w:color w:val="C9A84C"/>
-          <w:sz w:val="18"/>
-          <w:szCs w:val="18"/>
-          <w:rFonts w:ascii="Cambria" w:cs="Cambria" w:eastAsia="Cambria" w:hAnsi="Cambria"/>
-        </w:rPr>
-        <w:t xml:space="preserve">40%</w:t>
-      </w:r>
-    </w:p>
-    <w:tbl>
-      <w:tblPr>
-        <w:tblW w:type="dxa" w:w="10800"/>
-        <w:tblBorders>
-          <w:top w:val="single" w:color="auto" w:sz="4"/>
-          <w:left w:val="single" w:color="auto" w:sz="4"/>
-          <w:bottom w:val="single" w:color="auto" w:sz="4"/>
-          <w:right w:val="single" w:color="auto" w:sz="4"/>
-          <w:insideH w:val="single" w:color="auto" w:sz="4"/>
-          <w:insideV w:val="single" w:color="auto" w:sz="4"/>
-        </w:tblBorders>
-      </w:tblPr>
-      <w:tblGrid>
-        <w:gridCol w:w="10800"/>
-      </w:tblGrid>
-      <w:tr>
-        <w:tc>
-          <w:tcPr>
-            <w:tcW w:type="dxa" w:w="10800"/>
-            <w:tcBorders>
-              <w:top w:val="single" w:color="CCCCCC" w:sz="1"/>
-              <w:left w:val="single" w:color="CCCCCC" w:sz="1"/>
-              <w:bottom w:val="single" w:color="CCCCCC" w:sz="1"/>
-              <w:right w:val="single" w:color="CCCCCC" w:sz="1"/>
-            </w:tcBorders>
-            <w:shd w:fill="D6E4F0" w:val="clear"/>
-            <w:tcMar>
-              <w:top w:type="dxa" w:w="80"/>
-              <w:left w:type="dxa" w:w="120"/>
-              <w:bottom w:type="dxa" w:w="80"/>
-              <w:right w:type="dxa" w:w="120"/>
-            </w:tcMar>
-          </w:tcPr>
-          <w:p>
-            <w:r>
-              <w:rPr>
-                <w:b/>
-                <w:bCs/>
-                <w:color w:val="0A2240"/>
-                <w:sz w:val="22"/>
-                <w:szCs w:val="22"/>
-                <w:rFonts w:ascii="Cambria" w:cs="Cambria" w:eastAsia="Cambria" w:hAnsi="Cambria"/>
-              </w:rPr>
-              <w:t xml:space="preserve">4.7  CPL Legislative Advocacy (2026 Session)   </w:t>
+              <w:t xml:space="preserve">4.5.1  CPL Legislative Advocacy (2026 Session)   </w:t>
             </w:r>
             <w:r>
               <w:rPr>
@@ -23530,6 +22842,694 @@
         <w:t xml:space="preserve">50%</w:t>
       </w:r>
     </w:p>
+    <w:tbl>
+      <w:tblPr>
+        <w:tblW w:type="dxa" w:w="10800"/>
+        <w:tblBorders>
+          <w:top w:val="single" w:color="auto" w:sz="4"/>
+          <w:left w:val="single" w:color="auto" w:sz="4"/>
+          <w:bottom w:val="single" w:color="auto" w:sz="4"/>
+          <w:right w:val="single" w:color="auto" w:sz="4"/>
+          <w:insideH w:val="single" w:color="auto" w:sz="4"/>
+          <w:insideV w:val="single" w:color="auto" w:sz="4"/>
+        </w:tblBorders>
+      </w:tblPr>
+      <w:tblGrid>
+        <w:gridCol w:w="10800"/>
+      </w:tblGrid>
+      <w:tr>
+        <w:tc>
+          <w:tcPr>
+            <w:tcW w:type="dxa" w:w="10800"/>
+            <w:tcBorders>
+              <w:top w:val="single" w:color="CCCCCC" w:sz="1"/>
+              <w:left w:val="single" w:color="CCCCCC" w:sz="1"/>
+              <w:bottom w:val="single" w:color="CCCCCC" w:sz="1"/>
+              <w:right w:val="single" w:color="CCCCCC" w:sz="1"/>
+            </w:tcBorders>
+            <w:shd w:fill="D6E4F0" w:val="clear"/>
+            <w:tcMar>
+              <w:top w:type="dxa" w:w="80"/>
+              <w:left w:type="dxa" w:w="120"/>
+              <w:bottom w:type="dxa" w:w="80"/>
+              <w:right w:type="dxa" w:w="120"/>
+            </w:tcMar>
+          </w:tcPr>
+          <w:p>
+            <w:r>
+              <w:rPr>
+                <w:b/>
+                <w:bCs/>
+                <w:color w:val="0A2240"/>
+                <w:sz w:val="22"/>
+                <w:szCs w:val="22"/>
+                <w:rFonts w:ascii="Cambria" w:cs="Cambria" w:eastAsia="Cambria" w:hAnsi="Cambria"/>
+              </w:rPr>
+              <w:t xml:space="preserve">4.6  Sustainable Funding   </w:t>
+            </w:r>
+            <w:r>
+              <w:rPr>
+                <w:b/>
+                <w:bCs/>
+                <w:color w:val="C9A84C"/>
+                <w:sz w:val="20"/>
+                <w:szCs w:val="20"/>
+                <w:rFonts w:ascii="Cambria" w:cs="Cambria" w:eastAsia="Cambria" w:hAnsi="Cambria"/>
+              </w:rPr>
+              <w:t xml:space="preserve">↑ In Progress</w:t>
+            </w:r>
+          </w:p>
+        </w:tc>
+      </w:tr>
+    </w:tbl>
+    <w:tbl>
+      <w:tblPr>
+        <w:tblW w:type="dxa" w:w="10800"/>
+        <w:tblBorders>
+          <w:top w:val="single" w:color="auto" w:sz="4"/>
+          <w:left w:val="single" w:color="auto" w:sz="4"/>
+          <w:bottom w:val="single" w:color="auto" w:sz="4"/>
+          <w:right w:val="single" w:color="auto" w:sz="4"/>
+          <w:insideH w:val="single" w:color="auto" w:sz="4"/>
+          <w:insideV w:val="single" w:color="auto" w:sz="4"/>
+        </w:tblBorders>
+      </w:tblPr>
+      <w:tblGrid>
+        <w:gridCol w:w="10800"/>
+      </w:tblGrid>
+      <w:tr>
+        <w:tc>
+          <w:tcPr>
+            <w:tcW w:type="dxa" w:w="10800"/>
+            <w:tcBorders>
+              <w:top w:val="single" w:color="CCCCCC" w:sz="1"/>
+              <w:left w:val="single" w:color="CCCCCC" w:sz="1"/>
+              <w:bottom w:val="single" w:color="CCCCCC" w:sz="1"/>
+              <w:right w:val="single" w:color="CCCCCC" w:sz="1"/>
+            </w:tcBorders>
+            <w:shd w:fill="F5F5F5" w:val="clear"/>
+            <w:tcMar>
+              <w:top w:type="dxa" w:w="60"/>
+              <w:left w:type="dxa" w:w="100"/>
+              <w:bottom w:type="dxa" w:w="60"/>
+              <w:right w:type="dxa" w:w="100"/>
+            </w:tcMar>
+          </w:tcPr>
+          <w:p>
+            <w:r>
+              <w:rPr>
+                <w:color w:val="555555"/>
+                <w:sz w:val="19"/>
+                <w:szCs w:val="19"/>
+                <w:rFonts w:ascii="Cambria" w:cs="Cambria" w:eastAsia="Cambria" w:hAnsi="Cambria"/>
+              </w:rPr>
+              <w:t xml:space="preserve">Advance improvements in sustainable funding models and development of external funding to support ongoing CPL work.</w:t>
+            </w:r>
+          </w:p>
+        </w:tc>
+      </w:tr>
+    </w:tbl>
+    <w:p>
+      <w:pPr>
+        <w:spacing w:before="60" w:after="40"/>
+      </w:pPr>
+      <w:r>
+        <w:rPr>
+          <w:i/>
+          <w:iCs/>
+          <w:color w:val="666666"/>
+          <w:sz w:val="18"/>
+          <w:szCs w:val="18"/>
+          <w:rFonts w:ascii="Cambria" w:cs="Cambria" w:eastAsia="Cambria" w:hAnsi="Cambria"/>
+        </w:rPr>
+        <w:t xml:space="preserve">2030 Goal: 6  Stretch: 10</w:t>
+      </w:r>
+    </w:p>
+    <w:tbl>
+      <w:tblPr>
+        <w:tblW w:type="dxa" w:w="10800"/>
+        <w:tblBorders>
+          <w:top w:val="single" w:color="auto" w:sz="4"/>
+          <w:left w:val="single" w:color="auto" w:sz="4"/>
+          <w:bottom w:val="single" w:color="auto" w:sz="4"/>
+          <w:right w:val="single" w:color="auto" w:sz="4"/>
+          <w:insideH w:val="single" w:color="auto" w:sz="4"/>
+          <w:insideV w:val="single" w:color="auto" w:sz="4"/>
+        </w:tblBorders>
+      </w:tblPr>
+      <w:tblGrid>
+        <w:gridCol w:w="1800"/>
+        <w:gridCol w:w="1800"/>
+        <w:gridCol w:w="1800"/>
+        <w:gridCol w:w="1800"/>
+        <w:gridCol w:w="1800"/>
+        <w:gridCol w:w="1800"/>
+      </w:tblGrid>
+      <w:tr>
+        <w:tc>
+          <w:tcPr>
+            <w:tcW w:type="dxa" w:w="1800"/>
+            <w:tcBorders>
+              <w:top w:val="single" w:color="CCCCCC" w:sz="1"/>
+              <w:left w:val="single" w:color="CCCCCC" w:sz="1"/>
+              <w:bottom w:val="single" w:color="CCCCCC" w:sz="1"/>
+              <w:right w:val="single" w:color="CCCCCC" w:sz="1"/>
+            </w:tcBorders>
+            <w:shd w:fill="163A5F" w:val="clear"/>
+            <w:tcMar>
+              <w:top w:type="dxa" w:w="60"/>
+              <w:left w:type="dxa" w:w="100"/>
+              <w:bottom w:type="dxa" w:w="60"/>
+              <w:right w:type="dxa" w:w="100"/>
+            </w:tcMar>
+          </w:tcPr>
+          <w:p>
+            <w:pPr>
+              <w:jc w:val="center"/>
+            </w:pPr>
+            <w:r>
+              <w:rPr>
+                <w:b/>
+                <w:bCs/>
+                <w:color w:val="FFFFFF"/>
+                <w:sz w:val="16"/>
+                <w:szCs w:val="16"/>
+                <w:rFonts w:ascii="Cambria" w:cs="Cambria" w:eastAsia="Cambria" w:hAnsi="Cambria"/>
+              </w:rPr>
+              <w:t xml:space="preserve">25-26</w:t>
+            </w:r>
+          </w:p>
+        </w:tc>
+        <w:tc>
+          <w:tcPr>
+            <w:tcW w:type="dxa" w:w="1800"/>
+            <w:tcBorders>
+              <w:top w:val="single" w:color="CCCCCC" w:sz="1"/>
+              <w:left w:val="single" w:color="CCCCCC" w:sz="1"/>
+              <w:bottom w:val="single" w:color="CCCCCC" w:sz="1"/>
+              <w:right w:val="single" w:color="CCCCCC" w:sz="1"/>
+            </w:tcBorders>
+            <w:shd w:fill="163A5F" w:val="clear"/>
+            <w:tcMar>
+              <w:top w:type="dxa" w:w="60"/>
+              <w:left w:type="dxa" w:w="100"/>
+              <w:bottom w:type="dxa" w:w="60"/>
+              <w:right w:type="dxa" w:w="100"/>
+            </w:tcMar>
+          </w:tcPr>
+          <w:p>
+            <w:pPr>
+              <w:jc w:val="center"/>
+            </w:pPr>
+            <w:r>
+              <w:rPr>
+                <w:b/>
+                <w:bCs/>
+                <w:color w:val="FFFFFF"/>
+                <w:sz w:val="16"/>
+                <w:szCs w:val="16"/>
+                <w:rFonts w:ascii="Cambria" w:cs="Cambria" w:eastAsia="Cambria" w:hAnsi="Cambria"/>
+              </w:rPr>
+              <w:t xml:space="preserve">26-27</w:t>
+            </w:r>
+          </w:p>
+        </w:tc>
+        <w:tc>
+          <w:tcPr>
+            <w:tcW w:type="dxa" w:w="1800"/>
+            <w:tcBorders>
+              <w:top w:val="single" w:color="CCCCCC" w:sz="1"/>
+              <w:left w:val="single" w:color="CCCCCC" w:sz="1"/>
+              <w:bottom w:val="single" w:color="CCCCCC" w:sz="1"/>
+              <w:right w:val="single" w:color="CCCCCC" w:sz="1"/>
+            </w:tcBorders>
+            <w:shd w:fill="163A5F" w:val="clear"/>
+            <w:tcMar>
+              <w:top w:type="dxa" w:w="60"/>
+              <w:left w:type="dxa" w:w="100"/>
+              <w:bottom w:type="dxa" w:w="60"/>
+              <w:right w:type="dxa" w:w="100"/>
+            </w:tcMar>
+          </w:tcPr>
+          <w:p>
+            <w:pPr>
+              <w:jc w:val="center"/>
+            </w:pPr>
+            <w:r>
+              <w:rPr>
+                <w:b/>
+                <w:bCs/>
+                <w:color w:val="FFFFFF"/>
+                <w:sz w:val="16"/>
+                <w:szCs w:val="16"/>
+                <w:rFonts w:ascii="Cambria" w:cs="Cambria" w:eastAsia="Cambria" w:hAnsi="Cambria"/>
+              </w:rPr>
+              <w:t xml:space="preserve">27-28</w:t>
+            </w:r>
+          </w:p>
+        </w:tc>
+        <w:tc>
+          <w:tcPr>
+            <w:tcW w:type="dxa" w:w="1800"/>
+            <w:tcBorders>
+              <w:top w:val="single" w:color="CCCCCC" w:sz="1"/>
+              <w:left w:val="single" w:color="CCCCCC" w:sz="1"/>
+              <w:bottom w:val="single" w:color="CCCCCC" w:sz="1"/>
+              <w:right w:val="single" w:color="CCCCCC" w:sz="1"/>
+            </w:tcBorders>
+            <w:shd w:fill="163A5F" w:val="clear"/>
+            <w:tcMar>
+              <w:top w:type="dxa" w:w="60"/>
+              <w:left w:type="dxa" w:w="100"/>
+              <w:bottom w:type="dxa" w:w="60"/>
+              <w:right w:type="dxa" w:w="100"/>
+            </w:tcMar>
+          </w:tcPr>
+          <w:p>
+            <w:pPr>
+              <w:jc w:val="center"/>
+            </w:pPr>
+            <w:r>
+              <w:rPr>
+                <w:b/>
+                <w:bCs/>
+                <w:color w:val="FFFFFF"/>
+                <w:sz w:val="16"/>
+                <w:szCs w:val="16"/>
+                <w:rFonts w:ascii="Cambria" w:cs="Cambria" w:eastAsia="Cambria" w:hAnsi="Cambria"/>
+              </w:rPr>
+              <w:t xml:space="preserve">28-29</w:t>
+            </w:r>
+          </w:p>
+        </w:tc>
+        <w:tc>
+          <w:tcPr>
+            <w:tcW w:type="dxa" w:w="1800"/>
+            <w:tcBorders>
+              <w:top w:val="single" w:color="CCCCCC" w:sz="1"/>
+              <w:left w:val="single" w:color="CCCCCC" w:sz="1"/>
+              <w:bottom w:val="single" w:color="CCCCCC" w:sz="1"/>
+              <w:right w:val="single" w:color="CCCCCC" w:sz="1"/>
+            </w:tcBorders>
+            <w:shd w:fill="163A5F" w:val="clear"/>
+            <w:tcMar>
+              <w:top w:type="dxa" w:w="60"/>
+              <w:left w:type="dxa" w:w="100"/>
+              <w:bottom w:type="dxa" w:w="60"/>
+              <w:right w:type="dxa" w:w="100"/>
+            </w:tcMar>
+          </w:tcPr>
+          <w:p>
+            <w:pPr>
+              <w:jc w:val="center"/>
+            </w:pPr>
+            <w:r>
+              <w:rPr>
+                <w:b/>
+                <w:bCs/>
+                <w:color w:val="FFFFFF"/>
+                <w:sz w:val="16"/>
+                <w:szCs w:val="16"/>
+                <w:rFonts w:ascii="Cambria" w:cs="Cambria" w:eastAsia="Cambria" w:hAnsi="Cambria"/>
+              </w:rPr>
+              <w:t xml:space="preserve">29-30</w:t>
+            </w:r>
+          </w:p>
+        </w:tc>
+        <w:tc>
+          <w:tcPr>
+            <w:tcW w:type="dxa" w:w="1800"/>
+            <w:tcBorders>
+              <w:top w:val="single" w:color="CCCCCC" w:sz="1"/>
+              <w:left w:val="single" w:color="CCCCCC" w:sz="1"/>
+              <w:bottom w:val="single" w:color="CCCCCC" w:sz="1"/>
+              <w:right w:val="single" w:color="CCCCCC" w:sz="1"/>
+            </w:tcBorders>
+            <w:shd w:fill="163A5F" w:val="clear"/>
+            <w:tcMar>
+              <w:top w:type="dxa" w:w="60"/>
+              <w:left w:type="dxa" w:w="100"/>
+              <w:bottom w:type="dxa" w:w="60"/>
+              <w:right w:type="dxa" w:w="100"/>
+            </w:tcMar>
+          </w:tcPr>
+          <w:p>
+            <w:pPr>
+              <w:jc w:val="center"/>
+            </w:pPr>
+            <w:r>
+              <w:rPr>
+                <w:b/>
+                <w:bCs/>
+                <w:color w:val="FFFFFF"/>
+                <w:sz w:val="16"/>
+                <w:szCs w:val="16"/>
+                <w:rFonts w:ascii="Cambria" w:cs="Cambria" w:eastAsia="Cambria" w:hAnsi="Cambria"/>
+              </w:rPr>
+              <w:t xml:space="preserve">Current</w:t>
+            </w:r>
+          </w:p>
+        </w:tc>
+      </w:tr>
+      <w:tr>
+        <w:tc>
+          <w:tcPr>
+            <w:tcW w:type="dxa" w:w="1800"/>
+            <w:tcBorders>
+              <w:top w:val="single" w:color="CCCCCC" w:sz="1"/>
+              <w:left w:val="single" w:color="CCCCCC" w:sz="1"/>
+              <w:bottom w:val="single" w:color="CCCCCC" w:sz="1"/>
+              <w:right w:val="single" w:color="CCCCCC" w:sz="1"/>
+            </w:tcBorders>
+            <w:tcMar>
+              <w:top w:type="dxa" w:w="60"/>
+              <w:left w:type="dxa" w:w="100"/>
+              <w:bottom w:type="dxa" w:w="60"/>
+              <w:right w:type="dxa" w:w="100"/>
+            </w:tcMar>
+          </w:tcPr>
+          <w:p>
+            <w:pPr>
+              <w:jc w:val="center"/>
+            </w:pPr>
+            <w:r>
+              <w:rPr>
+                <w:b/>
+                <w:bCs/>
+                <w:color w:val="0A2240"/>
+                <w:sz w:val="16"/>
+                <w:szCs w:val="16"/>
+                <w:rFonts w:ascii="Cambria" w:cs="Cambria" w:eastAsia="Cambria" w:hAnsi="Cambria"/>
+              </w:rPr>
+              <w:t xml:space="preserve">3/1</w:t>
+            </w:r>
+          </w:p>
+        </w:tc>
+        <w:tc>
+          <w:tcPr>
+            <w:tcW w:type="dxa" w:w="1800"/>
+            <w:tcBorders>
+              <w:top w:val="single" w:color="CCCCCC" w:sz="1"/>
+              <w:left w:val="single" w:color="CCCCCC" w:sz="1"/>
+              <w:bottom w:val="single" w:color="CCCCCC" w:sz="1"/>
+              <w:right w:val="single" w:color="CCCCCC" w:sz="1"/>
+            </w:tcBorders>
+            <w:tcMar>
+              <w:top w:type="dxa" w:w="60"/>
+              <w:left w:type="dxa" w:w="100"/>
+              <w:bottom w:type="dxa" w:w="60"/>
+              <w:right w:type="dxa" w:w="100"/>
+            </w:tcMar>
+          </w:tcPr>
+          <w:p>
+            <w:pPr>
+              <w:jc w:val="center"/>
+            </w:pPr>
+            <w:r>
+              <w:rPr>
+                <w:b/>
+                <w:bCs/>
+                <w:color w:val="0A2240"/>
+                <w:sz w:val="16"/>
+                <w:szCs w:val="16"/>
+                <w:rFonts w:ascii="Cambria" w:cs="Cambria" w:eastAsia="Cambria" w:hAnsi="Cambria"/>
+              </w:rPr>
+              <w:t xml:space="preserve">3/3</w:t>
+            </w:r>
+          </w:p>
+        </w:tc>
+        <w:tc>
+          <w:tcPr>
+            <w:tcW w:type="dxa" w:w="1800"/>
+            <w:tcBorders>
+              <w:top w:val="single" w:color="CCCCCC" w:sz="1"/>
+              <w:left w:val="single" w:color="CCCCCC" w:sz="1"/>
+              <w:bottom w:val="single" w:color="CCCCCC" w:sz="1"/>
+              <w:right w:val="single" w:color="CCCCCC" w:sz="1"/>
+            </w:tcBorders>
+            <w:tcMar>
+              <w:top w:type="dxa" w:w="60"/>
+              <w:left w:type="dxa" w:w="100"/>
+              <w:bottom w:type="dxa" w:w="60"/>
+              <w:right w:type="dxa" w:w="100"/>
+            </w:tcMar>
+          </w:tcPr>
+          <w:p>
+            <w:pPr>
+              <w:jc w:val="center"/>
+            </w:pPr>
+            <w:r>
+              <w:rPr>
+                <w:b/>
+                <w:bCs/>
+                <w:color w:val="0A2240"/>
+                <w:sz w:val="16"/>
+                <w:szCs w:val="16"/>
+                <w:rFonts w:ascii="Cambria" w:cs="Cambria" w:eastAsia="Cambria" w:hAnsi="Cambria"/>
+              </w:rPr>
+              <w:t xml:space="preserve">3/4</w:t>
+            </w:r>
+          </w:p>
+        </w:tc>
+        <w:tc>
+          <w:tcPr>
+            <w:tcW w:type="dxa" w:w="1800"/>
+            <w:tcBorders>
+              <w:top w:val="single" w:color="CCCCCC" w:sz="1"/>
+              <w:left w:val="single" w:color="CCCCCC" w:sz="1"/>
+              <w:bottom w:val="single" w:color="CCCCCC" w:sz="1"/>
+              <w:right w:val="single" w:color="CCCCCC" w:sz="1"/>
+            </w:tcBorders>
+            <w:tcMar>
+              <w:top w:type="dxa" w:w="60"/>
+              <w:left w:type="dxa" w:w="100"/>
+              <w:bottom w:type="dxa" w:w="60"/>
+              <w:right w:type="dxa" w:w="100"/>
+            </w:tcMar>
+          </w:tcPr>
+          <w:p>
+            <w:pPr>
+              <w:jc w:val="center"/>
+            </w:pPr>
+            <w:r>
+              <w:rPr>
+                <w:b/>
+                <w:bCs/>
+                <w:color w:val="0A2240"/>
+                <w:sz w:val="16"/>
+                <w:szCs w:val="16"/>
+                <w:rFonts w:ascii="Cambria" w:cs="Cambria" w:eastAsia="Cambria" w:hAnsi="Cambria"/>
+              </w:rPr>
+              <w:t xml:space="preserve">3/5</w:t>
+            </w:r>
+          </w:p>
+        </w:tc>
+        <w:tc>
+          <w:tcPr>
+            <w:tcW w:type="dxa" w:w="1800"/>
+            <w:tcBorders>
+              <w:top w:val="single" w:color="CCCCCC" w:sz="1"/>
+              <w:left w:val="single" w:color="CCCCCC" w:sz="1"/>
+              <w:bottom w:val="single" w:color="CCCCCC" w:sz="1"/>
+              <w:right w:val="single" w:color="CCCCCC" w:sz="1"/>
+            </w:tcBorders>
+            <w:tcMar>
+              <w:top w:type="dxa" w:w="60"/>
+              <w:left w:type="dxa" w:w="100"/>
+              <w:bottom w:type="dxa" w:w="60"/>
+              <w:right w:type="dxa" w:w="100"/>
+            </w:tcMar>
+          </w:tcPr>
+          <w:p>
+            <w:pPr>
+              <w:jc w:val="center"/>
+            </w:pPr>
+            <w:r>
+              <w:rPr>
+                <w:b/>
+                <w:bCs/>
+                <w:color w:val="0A2240"/>
+                <w:sz w:val="16"/>
+                <w:szCs w:val="16"/>
+                <w:rFonts w:ascii="Cambria" w:cs="Cambria" w:eastAsia="Cambria" w:hAnsi="Cambria"/>
+              </w:rPr>
+              <w:t xml:space="preserve">3/6</w:t>
+            </w:r>
+          </w:p>
+        </w:tc>
+        <w:tc>
+          <w:tcPr>
+            <w:tcW w:type="dxa" w:w="1800"/>
+            <w:tcBorders>
+              <w:top w:val="single" w:color="CCCCCC" w:sz="1"/>
+              <w:left w:val="single" w:color="CCCCCC" w:sz="1"/>
+              <w:bottom w:val="single" w:color="CCCCCC" w:sz="1"/>
+              <w:right w:val="single" w:color="CCCCCC" w:sz="1"/>
+            </w:tcBorders>
+            <w:tcMar>
+              <w:top w:type="dxa" w:w="60"/>
+              <w:left w:type="dxa" w:w="100"/>
+              <w:bottom w:type="dxa" w:w="60"/>
+              <w:right w:type="dxa" w:w="100"/>
+            </w:tcMar>
+          </w:tcPr>
+          <w:p>
+            <w:pPr>
+              <w:jc w:val="center"/>
+            </w:pPr>
+            <w:r>
+              <w:rPr>
+                <w:b/>
+                <w:bCs/>
+                <w:color w:val="C9A84C"/>
+                <w:sz w:val="16"/>
+                <w:szCs w:val="16"/>
+                <w:rFonts w:ascii="Cambria" w:cs="Cambria" w:eastAsia="Cambria" w:hAnsi="Cambria"/>
+              </w:rPr>
+              <w:t xml:space="preserve">3</w:t>
+            </w:r>
+          </w:p>
+        </w:tc>
+      </w:tr>
+    </w:tbl>
+    <w:tbl>
+      <w:tblPr>
+        <w:tblW w:type="dxa" w:w="10800"/>
+        <w:tblBorders>
+          <w:top w:val="single" w:color="auto" w:sz="4"/>
+          <w:left w:val="single" w:color="auto" w:sz="4"/>
+          <w:bottom w:val="single" w:color="auto" w:sz="4"/>
+          <w:right w:val="single" w:color="auto" w:sz="4"/>
+          <w:insideH w:val="single" w:color="auto" w:sz="4"/>
+          <w:insideV w:val="single" w:color="auto" w:sz="4"/>
+        </w:tblBorders>
+      </w:tblPr>
+      <w:tblGrid>
+        <w:gridCol w:w="10800"/>
+      </w:tblGrid>
+      <w:tr>
+        <w:tc>
+          <w:tcPr>
+            <w:tcW w:type="dxa" w:w="10800"/>
+            <w:tcBorders>
+              <w:top w:val="single" w:color="CCCCCC" w:sz="1"/>
+              <w:left w:val="single" w:color="CCCCCC" w:sz="1"/>
+              <w:bottom w:val="single" w:color="CCCCCC" w:sz="1"/>
+              <w:right w:val="single" w:color="CCCCCC" w:sz="1"/>
+            </w:tcBorders>
+            <w:tcMar>
+              <w:top w:type="dxa" w:w="80"/>
+              <w:left w:type="dxa" w:w="160"/>
+              <w:bottom w:type="dxa" w:w="80"/>
+              <w:right w:type="dxa" w:w="120"/>
+            </w:tcMar>
+          </w:tcPr>
+          <w:p>
+            <w:pPr>
+              <w:pStyle w:val="ListParagraph"/>
+              <w:numPr>
+                <w:ilvl w:val="0"/>
+                <w:numId w:val="3"/>
+              </w:numPr>
+              <w:spacing w:after="60"/>
+            </w:pPr>
+            <w:r>
+              <w:rPr>
+                <w:sz w:val="20"/>
+                <w:szCs w:val="20"/>
+                <w:rFonts w:ascii="Cambria" w:cs="Cambria" w:eastAsia="Cambria" w:hAnsi="Cambria"/>
+              </w:rPr>
+              <w:t xml:space="preserve">SB 135 and AB 135 were enacted, providing $7 million in ongoing funding for CPL Initiative operations, technical assistance, faculty workgroups, technology development, partnerships, and intersegmental collaboration, plus $35 million to support college awards based on CPL outcomes, projects, and innovations. The Chancellor's Office has drafted a two-year college funding model, with finalization expected in August 2026, field deployment in October 2026, and first disbursements planned for November or December 2026. Link to bills: https://legiscan.com/CA/text/AB135/id/3044016</w:t>
+            </w:r>
+          </w:p>
+          <w:p>
+            <w:pPr>
+              <w:pStyle w:val="ListParagraph"/>
+              <w:numPr>
+                <w:ilvl w:val="0"/>
+                <w:numId w:val="3"/>
+              </w:numPr>
+              <w:spacing w:after="60"/>
+            </w:pPr>
+            <w:r>
+              <w:rPr>
+                <w:sz w:val="20"/>
+                <w:szCs w:val="20"/>
+                <w:rFonts w:ascii="Cambria" w:cs="Cambria" w:eastAsia="Cambria" w:hAnsi="Cambria"/>
+              </w:rPr>
+              <w:t xml:space="preserve">$50,000 distributed to 114 of 115 credit colleges and 4 noncredit campuses for CPL implementation. $6M one-time fully allocated. 2026 advocacy active for $2M ongoing + $35M one-time appropriation.</w:t>
+            </w:r>
+          </w:p>
+        </w:tc>
+      </w:tr>
+    </w:tbl>
+    <w:p>
+      <w:pPr>
+        <w:spacing w:before="60" w:after="160"/>
+      </w:pPr>
+      <w:r>
+        <w:rPr>
+          <w:b/>
+          <w:bCs/>
+          <w:color w:val="666666"/>
+          <w:sz w:val="18"/>
+          <w:szCs w:val="18"/>
+          <w:rFonts w:ascii="Cambria" w:cs="Cambria" w:eastAsia="Cambria" w:hAnsi="Cambria"/>
+        </w:rPr>
+        <w:t xml:space="preserve">Lead: </w:t>
+      </w:r>
+      <w:r>
+        <w:rPr>
+          <w:color w:val="666666"/>
+          <w:sz w:val="18"/>
+          <w:szCs w:val="18"/>
+          <w:rFonts w:ascii="Cambria" w:cs="Cambria" w:eastAsia="Cambria" w:hAnsi="Cambria"/>
+        </w:rPr>
+        <w:t xml:space="preserve">Samuel Lee / James Todd</w:t>
+      </w:r>
+      <w:r>
+        <w:rPr>
+          <w:b/>
+          <w:bCs/>
+          <w:color w:val="666666"/>
+          <w:sz w:val="18"/>
+          <w:szCs w:val="18"/>
+          <w:rFonts w:ascii="Cambria" w:cs="Cambria" w:eastAsia="Cambria" w:hAnsi="Cambria"/>
+        </w:rPr>
+        <w:t xml:space="preserve">    |    Budget: </w:t>
+      </w:r>
+      <w:r>
+        <w:rPr>
+          <w:color w:val="666666"/>
+          <w:sz w:val="18"/>
+          <w:szCs w:val="18"/>
+          <w:rFonts w:ascii="Cambria" w:cs="Cambria" w:eastAsia="Cambria" w:hAnsi="Cambria"/>
+        </w:rPr>
+        <w:t xml:space="preserve">$89,000,000 (5-yr plan) (All CPL funding sources)</w:t>
+      </w:r>
+      <w:r>
+        <w:rPr>
+          <w:b/>
+          <w:bCs/>
+          <w:color w:val="666666"/>
+          <w:sz w:val="18"/>
+          <w:szCs w:val="18"/>
+          <w:rFonts w:ascii="Cambria" w:cs="Cambria" w:eastAsia="Cambria" w:hAnsi="Cambria"/>
+        </w:rPr>
+        <w:t xml:space="preserve">    |    Progress: </w:t>
+      </w:r>
+      <w:r>
+        <w:rPr>
+          <w:b/>
+          <w:bCs/>
+          <w:color w:val="C9A84C"/>
+          <w:sz w:val="18"/>
+          <w:szCs w:val="18"/>
+          <w:rFonts w:ascii="Cambria" w:cs="Cambria" w:eastAsia="Cambria" w:hAnsi="Cambria"/>
+        </w:rPr>
+        <w:t xml:space="preserve">40%</w:t>
+      </w:r>
+    </w:p>
     <w:p>
       <w:pPr>
         <w:pStyle w:val="Heading3"/>
@@ -23687,7 +23687,7 @@
           <w:szCs w:val="19"/>
           <w:rFonts w:ascii="Cambria" w:cs="Cambria" w:eastAsia="Cambria" w:hAnsi="Cambria"/>
         </w:rPr>
-        <w:t xml:space="preserve">4.6 Sustainable Funding: $89,000,000 (5-yr plan) (All CPL funding sources)</w:t>
+        <w:t xml:space="preserve">4.5.1 CPL Legislative Advocacy (2026 Session): Included in operations (CPL Operations (ongoing $5M))</w:t>
       </w:r>
     </w:p>
     <w:p>
@@ -29271,7 +29271,7 @@
                 <w:szCs w:val="18"/>
                 <w:rFonts w:ascii="Cambria" w:cs="Cambria" w:eastAsia="Cambria" w:hAnsi="Cambria"/>
               </w:rPr>
-              <w:t xml:space="preserve">4.6 Sustainable Funding</w:t>
+              <w:t xml:space="preserve">4.5.1 CPL Legislative Advocacy (2026 Session)</w:t>
             </w:r>
           </w:p>
         </w:tc>
@@ -29339,7 +29339,7 @@
                 <w:szCs w:val="18"/>
                 <w:rFonts w:ascii="Cambria" w:cs="Cambria" w:eastAsia="Cambria" w:hAnsi="Cambria"/>
               </w:rPr>
-              <w:t xml:space="preserve">6</w:t>
+              <w:t xml:space="preserve">—</w:t>
             </w:r>
           </w:p>
         </w:tc>
@@ -29373,7 +29373,7 @@
                 <w:szCs w:val="18"/>
                 <w:rFonts w:ascii="Cambria" w:cs="Cambria" w:eastAsia="Cambria" w:hAnsi="Cambria"/>
               </w:rPr>
-              <w:t xml:space="preserve">3/1</w:t>
+              <w:t xml:space="preserve">—/—</w:t>
             </w:r>
           </w:p>
         </w:tc>
@@ -29407,7 +29407,7 @@
                 <w:szCs w:val="18"/>
                 <w:rFonts w:ascii="Cambria" w:cs="Cambria" w:eastAsia="Cambria" w:hAnsi="Cambria"/>
               </w:rPr>
-              <w:t xml:space="preserve">3</w:t>
+              <w:t xml:space="preserve">—</w:t>
             </w:r>
           </w:p>
         </w:tc>
@@ -29443,7 +29443,7 @@
                 <w:szCs w:val="18"/>
                 <w:rFonts w:ascii="Cambria" w:cs="Cambria" w:eastAsia="Cambria" w:hAnsi="Cambria"/>
               </w:rPr>
-              <w:t xml:space="preserve">4.7 CPL Legislative Advocacy (2026 Session)</w:t>
+              <w:t xml:space="preserve">4.6 Sustainable Funding</w:t>
             </w:r>
           </w:p>
         </w:tc>
@@ -29511,7 +29511,7 @@
                 <w:szCs w:val="18"/>
                 <w:rFonts w:ascii="Cambria" w:cs="Cambria" w:eastAsia="Cambria" w:hAnsi="Cambria"/>
               </w:rPr>
-              <w:t xml:space="preserve">—</w:t>
+              <w:t xml:space="preserve">6</w:t>
             </w:r>
           </w:p>
         </w:tc>
@@ -29545,7 +29545,7 @@
                 <w:szCs w:val="18"/>
                 <w:rFonts w:ascii="Cambria" w:cs="Cambria" w:eastAsia="Cambria" w:hAnsi="Cambria"/>
               </w:rPr>
-              <w:t xml:space="preserve">—/—</w:t>
+              <w:t xml:space="preserve">3/1</w:t>
             </w:r>
           </w:p>
         </w:tc>
@@ -29579,7 +29579,7 @@
                 <w:szCs w:val="18"/>
                 <w:rFonts w:ascii="Cambria" w:cs="Cambria" w:eastAsia="Cambria" w:hAnsi="Cambria"/>
               </w:rPr>
-              <w:t xml:space="preserve">—</w:t>
+              <w:t xml:space="preserve">3</w:t>
             </w:r>
           </w:p>
         </w:tc>

--- a/reports/CPL_Master_Report.docx
+++ b/reports/CPL_Master_Report.docx
@@ -141,7 +141,7 @@
           <w:szCs w:val="22"/>
           <w:rFonts w:ascii="Cambria" w:cs="Cambria" w:eastAsia="Cambria" w:hAnsi="Cambria"/>
         </w:rPr>
-        <w:t xml:space="preserve">As of July 27, 2026, the CPL initiative is ahead of schedule, with most 2025–2026 targets met or exceeded and core infrastructure nearing completion. The work has expanded student access, increased transcripted units, and established the foundation for a permanent, statewide CPL service under Vision 2030.</w:t>
+        <w:t xml:space="preserve">As of July 28, 2026, the CPL initiative is ahead of schedule, with most 2025–2026 targets met or exceeded and core infrastructure nearing completion. The work has expanded student access, increased transcripted units, and established the foundation for a permanent, statewide CPL service under Vision 2030.</w:t>
       </w:r>
     </w:p>
     <w:p>
@@ -167,7 +167,7 @@
           <w:szCs w:val="21"/>
           <w:rFonts w:ascii="Cambria" w:cs="Cambria" w:eastAsia="Cambria" w:hAnsi="Cambria"/>
         </w:rPr>
-        <w:t xml:space="preserve">51,280 cumulative students served with CPL awards, surpassing annual targets.</w:t>
+        <w:t xml:space="preserve">51,288 cumulative students served with CPL awards, surpassing annual targets.</w:t>
       </w:r>
     </w:p>
     <w:p>
@@ -239,7 +239,7 @@
           <w:szCs w:val="21"/>
           <w:rFonts w:ascii="Cambria" w:cs="Cambria" w:eastAsia="Cambria" w:hAnsi="Cambria"/>
         </w:rPr>
-        <w:t xml:space="preserve">The Veteran Sprint has uploaded 55 JSTs to MAP, with estimated student savings of $337M and projected 20-year economic impact of $1.36B.</w:t>
+        <w:t xml:space="preserve">The Veteran Sprint has uploaded 55 JSTs to MAP, with estimated student savings of $338M and projected 20-year economic impact of $1.36B.</w:t>
       </w:r>
     </w:p>
     <w:p>
@@ -424,7 +424,7 @@
                 <w:szCs w:val="20"/>
                 <w:rFonts w:ascii="Cambria" w:cs="Cambria" w:eastAsia="Cambria" w:hAnsi="Cambria"/>
               </w:rPr>
-              <w:t xml:space="preserve">51,280</w:t>
+              <w:t xml:space="preserve">51,288</w:t>
             </w:r>
           </w:p>
         </w:tc>
@@ -774,7 +774,7 @@
                 <w:szCs w:val="20"/>
                 <w:rFonts w:ascii="Cambria" w:cs="Cambria" w:eastAsia="Cambria" w:hAnsi="Cambria"/>
               </w:rPr>
-              <w:t xml:space="preserve">$337M</w:t>
+              <w:t xml:space="preserve">$338M</w:t>
             </w:r>
           </w:p>
         </w:tc>
@@ -29608,7 +29608,7 @@
           <w:szCs w:val="22"/>
           <w:rFonts w:ascii="Cambria" w:cs="Cambria" w:eastAsia="Cambria" w:hAnsi="Cambria"/>
         </w:rPr>
-        <w:t xml:space="preserve">The CPL Initiative has moved from pilot to scale, demonstrating measurable impact in student access, credit attainment, and system engagement. With 51,280 students served, 12,713 statewide credit recommendations, and 102 actively participating colleges, the initiative has surpassed most 2025–26 benchmarks ahead of schedule.</w:t>
+        <w:t xml:space="preserve">The CPL Initiative has moved from pilot to scale, demonstrating measurable impact in student access, credit attainment, and system engagement. With 51,288 students served, 12,713 statewide credit recommendations, and 102 actively participating colleges, the initiative has surpassed most 2025–26 benchmarks ahead of schedule.</w:t>
       </w:r>
     </w:p>
     <w:p>
@@ -29659,7 +29659,7 @@
           <w:szCs w:val="20"/>
           <w:rFonts w:ascii="Cambria" w:cs="Cambria" w:eastAsia="Cambria" w:hAnsi="Cambria"/>
         </w:rPr>
-        <w:t xml:space="preserve">July 27, 2026</w:t>
+        <w:t xml:space="preserve">July 28, 2026</w:t>
       </w:r>
     </w:p>
     <w:sectPr>
@@ -29696,7 +29696,7 @@
         <w:szCs w:val="14"/>
         <w:rFonts w:ascii="Cambria" w:cs="Cambria" w:eastAsia="Cambria" w:hAnsi="Cambria"/>
       </w:rPr>
-      <w:t xml:space="preserve">Generated July 27, 2026  |  California Community Colleges  |  CPL Initiative</w:t>
+      <w:t xml:space="preserve">Generated July 28, 2026  |  California Community Colleges  |  CPL Initiative</w:t>
     </w:r>
     <w:r>
       <w:rPr>

--- a/reports/CPL_Master_Report.docx
+++ b/reports/CPL_Master_Report.docx
@@ -167,7 +167,7 @@
           <w:szCs w:val="21"/>
           <w:rFonts w:ascii="Cambria" w:cs="Cambria" w:eastAsia="Cambria" w:hAnsi="Cambria"/>
         </w:rPr>
-        <w:t xml:space="preserve">51,288 cumulative students served with CPL awards, surpassing annual targets.</w:t>
+        <w:t xml:space="preserve">51,294 cumulative students served with CPL awards, surpassing annual targets.</w:t>
       </w:r>
     </w:p>
     <w:p>
@@ -424,7 +424,7 @@
                 <w:szCs w:val="20"/>
                 <w:rFonts w:ascii="Cambria" w:cs="Cambria" w:eastAsia="Cambria" w:hAnsi="Cambria"/>
               </w:rPr>
-              <w:t xml:space="preserve">51,288</w:t>
+              <w:t xml:space="preserve">51,294</w:t>
             </w:r>
           </w:p>
         </w:tc>
@@ -29608,7 +29608,7 @@
           <w:szCs w:val="22"/>
           <w:rFonts w:ascii="Cambria" w:cs="Cambria" w:eastAsia="Cambria" w:hAnsi="Cambria"/>
         </w:rPr>
-        <w:t xml:space="preserve">The CPL Initiative has moved from pilot to scale, demonstrating measurable impact in student access, credit attainment, and system engagement. With 51,288 students served, 12,713 statewide credit recommendations, and 102 actively participating colleges, the initiative has surpassed most 2025–26 benchmarks ahead of schedule.</w:t>
+        <w:t xml:space="preserve">The CPL Initiative has moved from pilot to scale, demonstrating measurable impact in student access, credit attainment, and system engagement. With 51,294 students served, 12,713 statewide credit recommendations, and 102 actively participating colleges, the initiative has surpassed most 2025–26 benchmarks ahead of schedule.</w:t>
       </w:r>
     </w:p>
     <w:p>

--- a/reports/CPL_Master_Report.docx
+++ b/reports/CPL_Master_Report.docx
@@ -141,7 +141,7 @@
           <w:szCs w:val="22"/>
           <w:rFonts w:ascii="Cambria" w:cs="Cambria" w:eastAsia="Cambria" w:hAnsi="Cambria"/>
         </w:rPr>
-        <w:t xml:space="preserve">As of July 28, 2026, the CPL initiative is ahead of schedule, with most 2025–2026 targets met or exceeded and core infrastructure nearing completion. The work has expanded student access, increased transcripted units, and established the foundation for a permanent, statewide CPL service under Vision 2030.</w:t>
+        <w:t xml:space="preserve">As of July 29, 2026, the CPL initiative is ahead of schedule, with most 2025–2026 targets met or exceeded and core infrastructure nearing completion. The work has expanded student access, increased transcripted units, and established the foundation for a permanent, statewide CPL service under Vision 2030.</w:t>
       </w:r>
     </w:p>
     <w:p>
@@ -167,7 +167,7 @@
           <w:szCs w:val="21"/>
           <w:rFonts w:ascii="Cambria" w:cs="Cambria" w:eastAsia="Cambria" w:hAnsi="Cambria"/>
         </w:rPr>
-        <w:t xml:space="preserve">51,294 cumulative students served with CPL awards, surpassing annual targets.</w:t>
+        <w:t xml:space="preserve">50,808 cumulative students served with CPL awards, surpassing annual targets.</w:t>
       </w:r>
     </w:p>
     <w:p>
@@ -221,7 +221,7 @@
           <w:szCs w:val="21"/>
           <w:rFonts w:ascii="Cambria" w:cs="Cambria" w:eastAsia="Cambria" w:hAnsi="Cambria"/>
         </w:rPr>
-        <w:t xml:space="preserve">12,713 statewide credit recommendations, driven by faculty discipline workgroups spanning high-demand fields.</w:t>
+        <w:t xml:space="preserve">12,698 statewide credit recommendations, driven by faculty discipline workgroups spanning high-demand fields.</w:t>
       </w:r>
     </w:p>
     <w:p>
@@ -239,7 +239,7 @@
           <w:szCs w:val="21"/>
           <w:rFonts w:ascii="Cambria" w:cs="Cambria" w:eastAsia="Cambria" w:hAnsi="Cambria"/>
         </w:rPr>
-        <w:t xml:space="preserve">The Veteran Sprint has uploaded 55 JSTs to MAP, with estimated student savings of $338M and projected 20-year economic impact of $1.36B.</w:t>
+        <w:t xml:space="preserve">The Veteran Sprint has uploaded 55 JSTs to MAP, with estimated student savings of $336M and projected 20-year economic impact of $1.36B.</w:t>
       </w:r>
     </w:p>
     <w:p>
@@ -424,7 +424,7 @@
                 <w:szCs w:val="20"/>
                 <w:rFonts w:ascii="Cambria" w:cs="Cambria" w:eastAsia="Cambria" w:hAnsi="Cambria"/>
               </w:rPr>
-              <w:t xml:space="preserve">51,294</w:t>
+              <w:t xml:space="preserve">50,808</w:t>
             </w:r>
           </w:p>
         </w:tc>
@@ -564,7 +564,7 @@
                 <w:szCs w:val="20"/>
                 <w:rFonts w:ascii="Cambria" w:cs="Cambria" w:eastAsia="Cambria" w:hAnsi="Cambria"/>
               </w:rPr>
-              <w:t xml:space="preserve">12,713</w:t>
+              <w:t xml:space="preserve">12,698</w:t>
             </w:r>
           </w:p>
         </w:tc>
@@ -774,7 +774,7 @@
                 <w:szCs w:val="20"/>
                 <w:rFonts w:ascii="Cambria" w:cs="Cambria" w:eastAsia="Cambria" w:hAnsi="Cambria"/>
               </w:rPr>
-              <w:t xml:space="preserve">$338M</w:t>
+              <w:t xml:space="preserve">$336M</w:t>
             </w:r>
           </w:p>
         </w:tc>
@@ -29608,7 +29608,7 @@
           <w:szCs w:val="22"/>
           <w:rFonts w:ascii="Cambria" w:cs="Cambria" w:eastAsia="Cambria" w:hAnsi="Cambria"/>
         </w:rPr>
-        <w:t xml:space="preserve">The CPL Initiative has moved from pilot to scale, demonstrating measurable impact in student access, credit attainment, and system engagement. With 51,294 students served, 12,713 statewide credit recommendations, and 102 actively participating colleges, the initiative has surpassed most 2025–26 benchmarks ahead of schedule.</w:t>
+        <w:t xml:space="preserve">The CPL Initiative has moved from pilot to scale, demonstrating measurable impact in student access, credit attainment, and system engagement. With 50,808 students served, 12,698 statewide credit recommendations, and 102 actively participating colleges, the initiative has surpassed most 2025–26 benchmarks ahead of schedule.</w:t>
       </w:r>
     </w:p>
     <w:p>
@@ -29659,7 +29659,7 @@
           <w:szCs w:val="20"/>
           <w:rFonts w:ascii="Cambria" w:cs="Cambria" w:eastAsia="Cambria" w:hAnsi="Cambria"/>
         </w:rPr>
-        <w:t xml:space="preserve">July 28, 2026</w:t>
+        <w:t xml:space="preserve">July 29, 2026</w:t>
       </w:r>
     </w:p>
     <w:sectPr>
@@ -29696,7 +29696,7 @@
         <w:szCs w:val="14"/>
         <w:rFonts w:ascii="Cambria" w:cs="Cambria" w:eastAsia="Cambria" w:hAnsi="Cambria"/>
       </w:rPr>
-      <w:t xml:space="preserve">Generated July 28, 2026  |  California Community Colleges  |  CPL Initiative</w:t>
+      <w:t xml:space="preserve">Generated July 29, 2026  |  California Community Colleges  |  CPL Initiative</w:t>
     </w:r>
     <w:r>
       <w:rPr>

--- a/reports/CPL_Master_Report.docx
+++ b/reports/CPL_Master_Report.docx
@@ -167,7 +167,7 @@
           <w:szCs w:val="21"/>
           <w:rFonts w:ascii="Cambria" w:cs="Cambria" w:eastAsia="Cambria" w:hAnsi="Cambria"/>
         </w:rPr>
-        <w:t xml:space="preserve">50,808 cumulative students served with CPL awards, surpassing annual targets.</w:t>
+        <w:t xml:space="preserve">50,809 cumulative students served with CPL awards, surpassing annual targets.</w:t>
       </w:r>
     </w:p>
     <w:p>
@@ -424,7 +424,7 @@
                 <w:szCs w:val="20"/>
                 <w:rFonts w:ascii="Cambria" w:cs="Cambria" w:eastAsia="Cambria" w:hAnsi="Cambria"/>
               </w:rPr>
-              <w:t xml:space="preserve">50,808</w:t>
+              <w:t xml:space="preserve">50,809</w:t>
             </w:r>
           </w:p>
         </w:tc>
@@ -29608,7 +29608,7 @@
           <w:szCs w:val="22"/>
           <w:rFonts w:ascii="Cambria" w:cs="Cambria" w:eastAsia="Cambria" w:hAnsi="Cambria"/>
         </w:rPr>
-        <w:t xml:space="preserve">The CPL Initiative has moved from pilot to scale, demonstrating measurable impact in student access, credit attainment, and system engagement. With 50,808 students served, 12,698 statewide credit recommendations, and 102 actively participating colleges, the initiative has surpassed most 2025–26 benchmarks ahead of schedule.</w:t>
+        <w:t xml:space="preserve">The CPL Initiative has moved from pilot to scale, demonstrating measurable impact in student access, credit attainment, and system engagement. With 50,809 students served, 12,698 statewide credit recommendations, and 102 actively participating colleges, the initiative has surpassed most 2025–26 benchmarks ahead of schedule.</w:t>
       </w:r>
     </w:p>
     <w:p>

--- a/reports/CPL_Master_Report.docx
+++ b/reports/CPL_Master_Report.docx
@@ -141,7 +141,7 @@
           <w:szCs w:val="22"/>
           <w:rFonts w:ascii="Cambria" w:cs="Cambria" w:eastAsia="Cambria" w:hAnsi="Cambria"/>
         </w:rPr>
-        <w:t xml:space="preserve">As of July 29, 2026, the CPL initiative is ahead of schedule, with most 2025–2026 targets met or exceeded and core infrastructure nearing completion. The work has expanded student access, increased transcripted units, and established the foundation for a permanent, statewide CPL service under Vision 2030.</w:t>
+        <w:t xml:space="preserve">As of July 30, 2026, the CPL initiative is ahead of schedule, with most 2025–2026 targets met or exceeded and core infrastructure nearing completion. The work has expanded student access, increased transcripted units, and established the foundation for a permanent, statewide CPL service under Vision 2030.</w:t>
       </w:r>
     </w:p>
     <w:p>
@@ -167,7 +167,7 @@
           <w:szCs w:val="21"/>
           <w:rFonts w:ascii="Cambria" w:cs="Cambria" w:eastAsia="Cambria" w:hAnsi="Cambria"/>
         </w:rPr>
-        <w:t xml:space="preserve">50,809 cumulative students served with CPL awards, surpassing annual targets.</w:t>
+        <w:t xml:space="preserve">50,862 cumulative students served with CPL awards, surpassing annual targets.</w:t>
       </w:r>
     </w:p>
     <w:p>
@@ -203,7 +203,7 @@
           <w:szCs w:val="21"/>
           <w:rFonts w:ascii="Cambria" w:cs="Cambria" w:eastAsia="Cambria" w:hAnsi="Cambria"/>
         </w:rPr>
-        <w:t xml:space="preserve">102 colleges meeting active participation thresholds, exceeding the goal of 50.</w:t>
+        <w:t xml:space="preserve">103 colleges meeting active participation thresholds, exceeding the goal of 50.</w:t>
       </w:r>
     </w:p>
     <w:p>
@@ -221,7 +221,7 @@
           <w:szCs w:val="21"/>
           <w:rFonts w:ascii="Cambria" w:cs="Cambria" w:eastAsia="Cambria" w:hAnsi="Cambria"/>
         </w:rPr>
-        <w:t xml:space="preserve">12,698 statewide credit recommendations, driven by faculty discipline workgroups spanning high-demand fields.</w:t>
+        <w:t xml:space="preserve">12,712 statewide credit recommendations, driven by faculty discipline workgroups spanning high-demand fields.</w:t>
       </w:r>
     </w:p>
     <w:p>
@@ -239,7 +239,7 @@
           <w:szCs w:val="21"/>
           <w:rFonts w:ascii="Cambria" w:cs="Cambria" w:eastAsia="Cambria" w:hAnsi="Cambria"/>
         </w:rPr>
-        <w:t xml:space="preserve">The Veteran Sprint has uploaded 55 JSTs to MAP, with estimated student savings of $336M and projected 20-year economic impact of $1.36B.</w:t>
+        <w:t xml:space="preserve">The Veteran Sprint has uploaded 55 JSTs to MAP, with estimated student savings of $337M and projected 20-year economic impact of $1.36B.</w:t>
       </w:r>
     </w:p>
     <w:p>
@@ -424,7 +424,7 @@
                 <w:szCs w:val="20"/>
                 <w:rFonts w:ascii="Cambria" w:cs="Cambria" w:eastAsia="Cambria" w:hAnsi="Cambria"/>
               </w:rPr>
-              <w:t xml:space="preserve">50,809</w:t>
+              <w:t xml:space="preserve">50,862</w:t>
             </w:r>
           </w:p>
         </w:tc>
@@ -564,7 +564,7 @@
                 <w:szCs w:val="20"/>
                 <w:rFonts w:ascii="Cambria" w:cs="Cambria" w:eastAsia="Cambria" w:hAnsi="Cambria"/>
               </w:rPr>
-              <w:t xml:space="preserve">12,698</w:t>
+              <w:t xml:space="preserve">12,712</w:t>
             </w:r>
           </w:p>
         </w:tc>
@@ -634,7 +634,7 @@
                 <w:szCs w:val="20"/>
                 <w:rFonts w:ascii="Cambria" w:cs="Cambria" w:eastAsia="Cambria" w:hAnsi="Cambria"/>
               </w:rPr>
-              <w:t xml:space="preserve">102</w:t>
+              <w:t xml:space="preserve">103</w:t>
             </w:r>
           </w:p>
         </w:tc>
@@ -774,7 +774,7 @@
                 <w:szCs w:val="20"/>
                 <w:rFonts w:ascii="Cambria" w:cs="Cambria" w:eastAsia="Cambria" w:hAnsi="Cambria"/>
               </w:rPr>
-              <w:t xml:space="preserve">$336M</w:t>
+              <w:t xml:space="preserve">$337M</w:t>
             </w:r>
           </w:p>
         </w:tc>
@@ -29608,7 +29608,7 @@
           <w:szCs w:val="22"/>
           <w:rFonts w:ascii="Cambria" w:cs="Cambria" w:eastAsia="Cambria" w:hAnsi="Cambria"/>
         </w:rPr>
-        <w:t xml:space="preserve">The CPL Initiative has moved from pilot to scale, demonstrating measurable impact in student access, credit attainment, and system engagement. With 50,809 students served, 12,698 statewide credit recommendations, and 102 actively participating colleges, the initiative has surpassed most 2025–26 benchmarks ahead of schedule.</w:t>
+        <w:t xml:space="preserve">The CPL Initiative has moved from pilot to scale, demonstrating measurable impact in student access, credit attainment, and system engagement. With 50,862 students served, 12,712 statewide credit recommendations, and 103 actively participating colleges, the initiative has surpassed most 2025–26 benchmarks ahead of schedule.</w:t>
       </w:r>
     </w:p>
     <w:p>
@@ -29659,7 +29659,7 @@
           <w:szCs w:val="20"/>
           <w:rFonts w:ascii="Cambria" w:cs="Cambria" w:eastAsia="Cambria" w:hAnsi="Cambria"/>
         </w:rPr>
-        <w:t xml:space="preserve">July 29, 2026</w:t>
+        <w:t xml:space="preserve">July 30, 2026</w:t>
       </w:r>
     </w:p>
     <w:sectPr>
@@ -29696,7 +29696,7 @@
         <w:szCs w:val="14"/>
         <w:rFonts w:ascii="Cambria" w:cs="Cambria" w:eastAsia="Cambria" w:hAnsi="Cambria"/>
       </w:rPr>
-      <w:t xml:space="preserve">Generated July 29, 2026  |  California Community Colleges  |  CPL Initiative</w:t>
+      <w:t xml:space="preserve">Generated July 30, 2026  |  California Community Colleges  |  CPL Initiative</w:t>
     </w:r>
     <w:r>
       <w:rPr>

--- a/reports/CPL_Master_Report.docx
+++ b/reports/CPL_Master_Report.docx
@@ -167,7 +167,7 @@
           <w:szCs w:val="21"/>
           <w:rFonts w:ascii="Cambria" w:cs="Cambria" w:eastAsia="Cambria" w:hAnsi="Cambria"/>
         </w:rPr>
-        <w:t xml:space="preserve">50,862 cumulative students served with CPL awards, surpassing annual targets.</w:t>
+        <w:t xml:space="preserve">50,868 cumulative students served with CPL awards, surpassing annual targets.</w:t>
       </w:r>
     </w:p>
     <w:p>
@@ -221,7 +221,7 @@
           <w:szCs w:val="21"/>
           <w:rFonts w:ascii="Cambria" w:cs="Cambria" w:eastAsia="Cambria" w:hAnsi="Cambria"/>
         </w:rPr>
-        <w:t xml:space="preserve">12,712 statewide credit recommendations, driven by faculty discipline workgroups spanning high-demand fields.</w:t>
+        <w:t xml:space="preserve">12,708 statewide credit recommendations, driven by faculty discipline workgroups spanning high-demand fields.</w:t>
       </w:r>
     </w:p>
     <w:p>
@@ -424,7 +424,7 @@
                 <w:szCs w:val="20"/>
                 <w:rFonts w:ascii="Cambria" w:cs="Cambria" w:eastAsia="Cambria" w:hAnsi="Cambria"/>
               </w:rPr>
-              <w:t xml:space="preserve">50,862</w:t>
+              <w:t xml:space="preserve">50,868</w:t>
             </w:r>
           </w:p>
         </w:tc>
@@ -564,7 +564,7 @@
                 <w:szCs w:val="20"/>
                 <w:rFonts w:ascii="Cambria" w:cs="Cambria" w:eastAsia="Cambria" w:hAnsi="Cambria"/>
               </w:rPr>
-              <w:t xml:space="preserve">12,712</w:t>
+              <w:t xml:space="preserve">12,708</w:t>
             </w:r>
           </w:p>
         </w:tc>
@@ -29608,7 +29608,7 @@
           <w:szCs w:val="22"/>
           <w:rFonts w:ascii="Cambria" w:cs="Cambria" w:eastAsia="Cambria" w:hAnsi="Cambria"/>
         </w:rPr>
-        <w:t xml:space="preserve">The CPL Initiative has moved from pilot to scale, demonstrating measurable impact in student access, credit attainment, and system engagement. With 50,862 students served, 12,712 statewide credit recommendations, and 103 actively participating colleges, the initiative has surpassed most 2025–26 benchmarks ahead of schedule.</w:t>
+        <w:t xml:space="preserve">The CPL Initiative has moved from pilot to scale, demonstrating measurable impact in student access, credit attainment, and system engagement. With 50,868 students served, 12,708 statewide credit recommendations, and 103 actively participating colleges, the initiative has surpassed most 2025–26 benchmarks ahead of schedule.</w:t>
       </w:r>
     </w:p>
     <w:p>

--- a/reports/CPL_Master_Report.docx
+++ b/reports/CPL_Master_Report.docx
@@ -141,7 +141,7 @@
           <w:szCs w:val="22"/>
           <w:rFonts w:ascii="Cambria" w:cs="Cambria" w:eastAsia="Cambria" w:hAnsi="Cambria"/>
         </w:rPr>
-        <w:t xml:space="preserve">As of July 30, 2026, the CPL initiative is ahead of schedule, with most 2025–2026 targets met or exceeded and core infrastructure nearing completion. The work has expanded student access, increased transcripted units, and established the foundation for a permanent, statewide CPL service under Vision 2030.</w:t>
+        <w:t xml:space="preserve">As of July 31, 2026, the CPL initiative is ahead of schedule, with most 2025–2026 targets met or exceeded and core infrastructure nearing completion. The work has expanded student access, increased transcripted units, and established the foundation for a permanent, statewide CPL service under Vision 2030.</w:t>
       </w:r>
     </w:p>
     <w:p>
@@ -167,7 +167,7 @@
           <w:szCs w:val="21"/>
           <w:rFonts w:ascii="Cambria" w:cs="Cambria" w:eastAsia="Cambria" w:hAnsi="Cambria"/>
         </w:rPr>
-        <w:t xml:space="preserve">50,868 cumulative students served with CPL awards, surpassing annual targets.</w:t>
+        <w:t xml:space="preserve">50,908 cumulative students served with CPL awards, surpassing annual targets.</w:t>
       </w:r>
     </w:p>
     <w:p>
@@ -221,7 +221,7 @@
           <w:szCs w:val="21"/>
           <w:rFonts w:ascii="Cambria" w:cs="Cambria" w:eastAsia="Cambria" w:hAnsi="Cambria"/>
         </w:rPr>
-        <w:t xml:space="preserve">12,708 statewide credit recommendations, driven by faculty discipline workgroups spanning high-demand fields.</w:t>
+        <w:t xml:space="preserve">12,574 statewide credit recommendations, driven by faculty discipline workgroups spanning high-demand fields.</w:t>
       </w:r>
     </w:p>
     <w:p>
@@ -424,7 +424,7 @@
                 <w:szCs w:val="20"/>
                 <w:rFonts w:ascii="Cambria" w:cs="Cambria" w:eastAsia="Cambria" w:hAnsi="Cambria"/>
               </w:rPr>
-              <w:t xml:space="preserve">50,868</w:t>
+              <w:t xml:space="preserve">50,908</w:t>
             </w:r>
           </w:p>
         </w:tc>
@@ -564,7 +564,7 @@
                 <w:szCs w:val="20"/>
                 <w:rFonts w:ascii="Cambria" w:cs="Cambria" w:eastAsia="Cambria" w:hAnsi="Cambria"/>
               </w:rPr>
-              <w:t xml:space="preserve">12,708</w:t>
+              <w:t xml:space="preserve">12,574</w:t>
             </w:r>
           </w:p>
         </w:tc>
@@ -29608,7 +29608,7 @@
           <w:szCs w:val="22"/>
           <w:rFonts w:ascii="Cambria" w:cs="Cambria" w:eastAsia="Cambria" w:hAnsi="Cambria"/>
         </w:rPr>
-        <w:t xml:space="preserve">The CPL Initiative has moved from pilot to scale, demonstrating measurable impact in student access, credit attainment, and system engagement. With 50,868 students served, 12,708 statewide credit recommendations, and 103 actively participating colleges, the initiative has surpassed most 2025–26 benchmarks ahead of schedule.</w:t>
+        <w:t xml:space="preserve">The CPL Initiative has moved from pilot to scale, demonstrating measurable impact in student access, credit attainment, and system engagement. With 50,908 students served, 12,574 statewide credit recommendations, and 103 actively participating colleges, the initiative has surpassed most 2025–26 benchmarks ahead of schedule.</w:t>
       </w:r>
     </w:p>
     <w:p>
@@ -29659,7 +29659,7 @@
           <w:szCs w:val="20"/>
           <w:rFonts w:ascii="Cambria" w:cs="Cambria" w:eastAsia="Cambria" w:hAnsi="Cambria"/>
         </w:rPr>
-        <w:t xml:space="preserve">July 30, 2026</w:t>
+        <w:t xml:space="preserve">July 31, 2026</w:t>
       </w:r>
     </w:p>
     <w:sectPr>
@@ -29696,7 +29696,7 @@
         <w:szCs w:val="14"/>
         <w:rFonts w:ascii="Cambria" w:cs="Cambria" w:eastAsia="Cambria" w:hAnsi="Cambria"/>
       </w:rPr>
-      <w:t xml:space="preserve">Generated July 30, 2026  |  California Community Colleges  |  CPL Initiative</w:t>
+      <w:t xml:space="preserve">Generated July 31, 2026  |  California Community Colleges  |  CPL Initiative</w:t>
     </w:r>
     <w:r>
       <w:rPr>

--- a/reports/CPL_Master_Report.docx
+++ b/reports/CPL_Master_Report.docx
@@ -221,7 +221,7 @@
           <w:szCs w:val="21"/>
           <w:rFonts w:ascii="Cambria" w:cs="Cambria" w:eastAsia="Cambria" w:hAnsi="Cambria"/>
         </w:rPr>
-        <w:t xml:space="preserve">12,574 statewide credit recommendations, driven by faculty discipline workgroups spanning high-demand fields.</w:t>
+        <w:t xml:space="preserve">12,573 statewide credit recommendations, driven by faculty discipline workgroups spanning high-demand fields.</w:t>
       </w:r>
     </w:p>
     <w:p>
@@ -564,7 +564,7 @@
                 <w:szCs w:val="20"/>
                 <w:rFonts w:ascii="Cambria" w:cs="Cambria" w:eastAsia="Cambria" w:hAnsi="Cambria"/>
               </w:rPr>
-              <w:t xml:space="preserve">12,574</w:t>
+              <w:t xml:space="preserve">12,573</w:t>
             </w:r>
           </w:p>
         </w:tc>
@@ -29608,7 +29608,7 @@
           <w:szCs w:val="22"/>
           <w:rFonts w:ascii="Cambria" w:cs="Cambria" w:eastAsia="Cambria" w:hAnsi="Cambria"/>
         </w:rPr>
-        <w:t xml:space="preserve">The CPL Initiative has moved from pilot to scale, demonstrating measurable impact in student access, credit attainment, and system engagement. With 50,908 students served, 12,574 statewide credit recommendations, and 103 actively participating colleges, the initiative has surpassed most 2025–26 benchmarks ahead of schedule.</w:t>
+        <w:t xml:space="preserve">The CPL Initiative has moved from pilot to scale, demonstrating measurable impact in student access, credit attainment, and system engagement. With 50,908 students served, 12,573 statewide credit recommendations, and 103 actively participating colleges, the initiative has surpassed most 2025–26 benchmarks ahead of schedule.</w:t>
       </w:r>
     </w:p>
     <w:p>

--- a/reports/CPL_Master_Report.docx
+++ b/reports/CPL_Master_Report.docx
@@ -167,7 +167,7 @@
           <w:szCs w:val="21"/>
           <w:rFonts w:ascii="Cambria" w:cs="Cambria" w:eastAsia="Cambria" w:hAnsi="Cambria"/>
         </w:rPr>
-        <w:t xml:space="preserve">50,908 cumulative students served with CPL awards, surpassing annual targets.</w:t>
+        <w:t xml:space="preserve">50,990 cumulative students served with CPL awards, surpassing annual targets.</w:t>
       </w:r>
     </w:p>
     <w:p>
@@ -185,7 +185,7 @@
           <w:szCs w:val="21"/>
           <w:rFonts w:ascii="Cambria" w:cs="Cambria" w:eastAsia="Cambria" w:hAnsi="Cambria"/>
         </w:rPr>
-        <w:t xml:space="preserve">242k CPL units transcripted across the system.</w:t>
+        <w:t xml:space="preserve">243k CPL units transcripted across the system.</w:t>
       </w:r>
     </w:p>
     <w:p>
@@ -239,7 +239,7 @@
           <w:szCs w:val="21"/>
           <w:rFonts w:ascii="Cambria" w:cs="Cambria" w:eastAsia="Cambria" w:hAnsi="Cambria"/>
         </w:rPr>
-        <w:t xml:space="preserve">The Veteran Sprint has uploaded 55 JSTs to MAP, with estimated student savings of $337M and projected 20-year economic impact of $1.36B.</w:t>
+        <w:t xml:space="preserve">The Veteran Sprint has uploaded 55 JSTs to MAP, with estimated student savings of $338M and projected 20-year economic impact of $1.36B.</w:t>
       </w:r>
     </w:p>
     <w:p>
@@ -424,7 +424,7 @@
                 <w:szCs w:val="20"/>
                 <w:rFonts w:ascii="Cambria" w:cs="Cambria" w:eastAsia="Cambria" w:hAnsi="Cambria"/>
               </w:rPr>
-              <w:t xml:space="preserve">50,908</w:t>
+              <w:t xml:space="preserve">50,990</w:t>
             </w:r>
           </w:p>
         </w:tc>
@@ -494,7 +494,7 @@
                 <w:szCs w:val="20"/>
                 <w:rFonts w:ascii="Cambria" w:cs="Cambria" w:eastAsia="Cambria" w:hAnsi="Cambria"/>
               </w:rPr>
-              <w:t xml:space="preserve">242k</w:t>
+              <w:t xml:space="preserve">243k</w:t>
             </w:r>
           </w:p>
         </w:tc>
@@ -774,7 +774,7 @@
                 <w:szCs w:val="20"/>
                 <w:rFonts w:ascii="Cambria" w:cs="Cambria" w:eastAsia="Cambria" w:hAnsi="Cambria"/>
               </w:rPr>
-              <w:t xml:space="preserve">$337M</w:t>
+              <w:t xml:space="preserve">$338M</w:t>
             </w:r>
           </w:p>
         </w:tc>
@@ -29608,7 +29608,7 @@
           <w:szCs w:val="22"/>
           <w:rFonts w:ascii="Cambria" w:cs="Cambria" w:eastAsia="Cambria" w:hAnsi="Cambria"/>
         </w:rPr>
-        <w:t xml:space="preserve">The CPL Initiative has moved from pilot to scale, demonstrating measurable impact in student access, credit attainment, and system engagement. With 50,908 students served, 12,573 statewide credit recommendations, and 103 actively participating colleges, the initiative has surpassed most 2025–26 benchmarks ahead of schedule.</w:t>
+        <w:t xml:space="preserve">The CPL Initiative has moved from pilot to scale, demonstrating measurable impact in student access, credit attainment, and system engagement. With 50,990 students served, 12,573 statewide credit recommendations, and 103 actively participating colleges, the initiative has surpassed most 2025–26 benchmarks ahead of schedule.</w:t>
       </w:r>
     </w:p>
     <w:p>

--- a/reports/CPL_Master_Report.docx
+++ b/reports/CPL_Master_Report.docx
@@ -35,7 +35,7 @@
           <w:szCs w:val="36"/>
           <w:rFonts w:ascii="Cambria" w:cs="Cambria" w:eastAsia="Cambria" w:hAnsi="Cambria"/>
         </w:rPr>
-        <w:t xml:space="preserve">July 2026</w:t>
+        <w:t xml:space="preserve">August 2026</w:t>
       </w:r>
     </w:p>
     <w:p>
@@ -141,7 +141,7 @@
           <w:szCs w:val="22"/>
           <w:rFonts w:ascii="Cambria" w:cs="Cambria" w:eastAsia="Cambria" w:hAnsi="Cambria"/>
         </w:rPr>
-        <w:t xml:space="preserve">As of July 31, 2026, the CPL initiative is ahead of schedule, with most 2025–2026 targets met or exceeded and core infrastructure nearing completion. The work has expanded student access, increased transcripted units, and established the foundation for a permanent, statewide CPL service under Vision 2030.</w:t>
+        <w:t xml:space="preserve">As of August 1, 2026, the CPL initiative is ahead of schedule, with most 2025–2026 targets met or exceeded and core infrastructure nearing completion. The work has expanded student access, increased transcripted units, and established the foundation for a permanent, statewide CPL service under Vision 2030.</w:t>
       </w:r>
     </w:p>
     <w:p>
@@ -29659,7 +29659,7 @@
           <w:szCs w:val="20"/>
           <w:rFonts w:ascii="Cambria" w:cs="Cambria" w:eastAsia="Cambria" w:hAnsi="Cambria"/>
         </w:rPr>
-        <w:t xml:space="preserve">July 31, 2026</w:t>
+        <w:t xml:space="preserve">August 1, 2026</w:t>
       </w:r>
     </w:p>
     <w:sectPr>
@@ -29696,7 +29696,7 @@
         <w:szCs w:val="14"/>
         <w:rFonts w:ascii="Cambria" w:cs="Cambria" w:eastAsia="Cambria" w:hAnsi="Cambria"/>
       </w:rPr>
-      <w:t xml:space="preserve">Generated July 31, 2026  |  California Community Colleges  |  CPL Initiative</w:t>
+      <w:t xml:space="preserve">Generated August 1, 2026  |  California Community Colleges  |  CPL Initiative</w:t>
     </w:r>
     <w:r>
       <w:rPr>

--- a/reports/CPL_Master_Report.docx
+++ b/reports/CPL_Master_Report.docx
@@ -141,7 +141,7 @@
           <w:szCs w:val="22"/>
           <w:rFonts w:ascii="Cambria" w:cs="Cambria" w:eastAsia="Cambria" w:hAnsi="Cambria"/>
         </w:rPr>
-        <w:t xml:space="preserve">As of August 1, 2026, the CPL initiative is ahead of schedule, with most 2025–2026 targets met or exceeded and core infrastructure nearing completion. The work has expanded student access, increased transcripted units, and established the foundation for a permanent, statewide CPL service under Vision 2030.</w:t>
+        <w:t xml:space="preserve">As of August 2, 2026, the CPL initiative is ahead of schedule, with most 2025–2026 targets met or exceeded and core infrastructure nearing completion. The work has expanded student access, increased transcripted units, and established the foundation for a permanent, statewide CPL service under Vision 2030.</w:t>
       </w:r>
     </w:p>
     <w:p>
@@ -167,7 +167,7 @@
           <w:szCs w:val="21"/>
           <w:rFonts w:ascii="Cambria" w:cs="Cambria" w:eastAsia="Cambria" w:hAnsi="Cambria"/>
         </w:rPr>
-        <w:t xml:space="preserve">50,990 cumulative students served with CPL awards, surpassing annual targets.</w:t>
+        <w:t xml:space="preserve">50,991 cumulative students served with CPL awards, surpassing annual targets.</w:t>
       </w:r>
     </w:p>
     <w:p>
@@ -424,7 +424,7 @@
                 <w:szCs w:val="20"/>
                 <w:rFonts w:ascii="Cambria" w:cs="Cambria" w:eastAsia="Cambria" w:hAnsi="Cambria"/>
               </w:rPr>
-              <w:t xml:space="preserve">50,990</w:t>
+              <w:t xml:space="preserve">50,991</w:t>
             </w:r>
           </w:p>
         </w:tc>
@@ -29608,7 +29608,7 @@
           <w:szCs w:val="22"/>
           <w:rFonts w:ascii="Cambria" w:cs="Cambria" w:eastAsia="Cambria" w:hAnsi="Cambria"/>
         </w:rPr>
-        <w:t xml:space="preserve">The CPL Initiative has moved from pilot to scale, demonstrating measurable impact in student access, credit attainment, and system engagement. With 50,990 students served, 12,573 statewide credit recommendations, and 103 actively participating colleges, the initiative has surpassed most 2025–26 benchmarks ahead of schedule.</w:t>
+        <w:t xml:space="preserve">The CPL Initiative has moved from pilot to scale, demonstrating measurable impact in student access, credit attainment, and system engagement. With 50,991 students served, 12,573 statewide credit recommendations, and 103 actively participating colleges, the initiative has surpassed most 2025–26 benchmarks ahead of schedule.</w:t>
       </w:r>
     </w:p>
     <w:p>
@@ -29659,7 +29659,7 @@
           <w:szCs w:val="20"/>
           <w:rFonts w:ascii="Cambria" w:cs="Cambria" w:eastAsia="Cambria" w:hAnsi="Cambria"/>
         </w:rPr>
-        <w:t xml:space="preserve">August 1, 2026</w:t>
+        <w:t xml:space="preserve">August 2, 2026</w:t>
       </w:r>
     </w:p>
     <w:sectPr>
@@ -29696,7 +29696,7 @@
         <w:szCs w:val="14"/>
         <w:rFonts w:ascii="Cambria" w:cs="Cambria" w:eastAsia="Cambria" w:hAnsi="Cambria"/>
       </w:rPr>
-      <w:t xml:space="preserve">Generated August 1, 2026  |  California Community Colleges  |  CPL Initiative</w:t>
+      <w:t xml:space="preserve">Generated August 2, 2026  |  California Community Colleges  |  CPL Initiative</w:t>
     </w:r>
     <w:r>
       <w:rPr>

--- a/reports/CPL_Master_Report.docx
+++ b/reports/CPL_Master_Report.docx
@@ -141,7 +141,7 @@
           <w:szCs w:val="22"/>
           <w:rFonts w:ascii="Cambria" w:cs="Cambria" w:eastAsia="Cambria" w:hAnsi="Cambria"/>
         </w:rPr>
-        <w:t xml:space="preserve">As of August 2, 2026, the CPL initiative is ahead of schedule, with most 2025–2026 targets met or exceeded and core infrastructure nearing completion. The work has expanded student access, increased transcripted units, and established the foundation for a permanent, statewide CPL service under Vision 2030.</w:t>
+        <w:t xml:space="preserve">As of August 3, 2026, the CPL initiative is ahead of schedule, with most 2025–2026 targets met or exceeded and core infrastructure nearing completion. The work has expanded student access, increased transcripted units, and established the foundation for a permanent, statewide CPL service under Vision 2030.</w:t>
       </w:r>
     </w:p>
     <w:p>
@@ -29659,7 +29659,7 @@
           <w:szCs w:val="20"/>
           <w:rFonts w:ascii="Cambria" w:cs="Cambria" w:eastAsia="Cambria" w:hAnsi="Cambria"/>
         </w:rPr>
-        <w:t xml:space="preserve">August 2, 2026</w:t>
+        <w:t xml:space="preserve">August 3, 2026</w:t>
       </w:r>
     </w:p>
     <w:sectPr>
@@ -29696,7 +29696,7 @@
         <w:szCs w:val="14"/>
         <w:rFonts w:ascii="Cambria" w:cs="Cambria" w:eastAsia="Cambria" w:hAnsi="Cambria"/>
       </w:rPr>
-      <w:t xml:space="preserve">Generated August 2, 2026  |  California Community Colleges  |  CPL Initiative</w:t>
+      <w:t xml:space="preserve">Generated August 3, 2026  |  California Community Colleges  |  CPL Initiative</w:t>
     </w:r>
     <w:r>
       <w:rPr>

--- a/reports/CPL_Master_Report.docx
+++ b/reports/CPL_Master_Report.docx
@@ -141,7 +141,7 @@
           <w:szCs w:val="22"/>
           <w:rFonts w:ascii="Cambria" w:cs="Cambria" w:eastAsia="Cambria" w:hAnsi="Cambria"/>
         </w:rPr>
-        <w:t xml:space="preserve">As of August 3, 2026, the CPL initiative is ahead of schedule, with most 2025–2026 targets met or exceeded and core infrastructure nearing completion. The work has expanded student access, increased transcripted units, and established the foundation for a permanent, statewide CPL service under Vision 2030.</w:t>
+        <w:t xml:space="preserve">As of August 4, 2026, the CPL initiative is ahead of schedule, with most 2025–2026 targets met or exceeded and core infrastructure nearing completion. The work has expanded student access, increased transcripted units, and established the foundation for a permanent, statewide CPL service under Vision 2030.</w:t>
       </w:r>
     </w:p>
     <w:p>
@@ -167,7 +167,7 @@
           <w:szCs w:val="21"/>
           <w:rFonts w:ascii="Cambria" w:cs="Cambria" w:eastAsia="Cambria" w:hAnsi="Cambria"/>
         </w:rPr>
-        <w:t xml:space="preserve">50,991 cumulative students served with CPL awards, surpassing annual targets.</w:t>
+        <w:t xml:space="preserve">51,005 cumulative students served with CPL awards, surpassing annual targets.</w:t>
       </w:r>
     </w:p>
     <w:p>
@@ -221,7 +221,7 @@
           <w:szCs w:val="21"/>
           <w:rFonts w:ascii="Cambria" w:cs="Cambria" w:eastAsia="Cambria" w:hAnsi="Cambria"/>
         </w:rPr>
-        <w:t xml:space="preserve">12,573 statewide credit recommendations, driven by faculty discipline workgroups spanning high-demand fields.</w:t>
+        <w:t xml:space="preserve">12,567 statewide credit recommendations, driven by faculty discipline workgroups spanning high-demand fields.</w:t>
       </w:r>
     </w:p>
     <w:p>
@@ -424,7 +424,7 @@
                 <w:szCs w:val="20"/>
                 <w:rFonts w:ascii="Cambria" w:cs="Cambria" w:eastAsia="Cambria" w:hAnsi="Cambria"/>
               </w:rPr>
-              <w:t xml:space="preserve">50,991</w:t>
+              <w:t xml:space="preserve">51,005</w:t>
             </w:r>
           </w:p>
         </w:tc>
@@ -564,7 +564,7 @@
                 <w:szCs w:val="20"/>
                 <w:rFonts w:ascii="Cambria" w:cs="Cambria" w:eastAsia="Cambria" w:hAnsi="Cambria"/>
               </w:rPr>
-              <w:t xml:space="preserve">12,573</w:t>
+              <w:t xml:space="preserve">12,567</w:t>
             </w:r>
           </w:p>
         </w:tc>
@@ -29608,7 +29608,7 @@
           <w:szCs w:val="22"/>
           <w:rFonts w:ascii="Cambria" w:cs="Cambria" w:eastAsia="Cambria" w:hAnsi="Cambria"/>
         </w:rPr>
-        <w:t xml:space="preserve">The CPL Initiative has moved from pilot to scale, demonstrating measurable impact in student access, credit attainment, and system engagement. With 50,991 students served, 12,573 statewide credit recommendations, and 103 actively participating colleges, the initiative has surpassed most 2025–26 benchmarks ahead of schedule.</w:t>
+        <w:t xml:space="preserve">The CPL Initiative has moved from pilot to scale, demonstrating measurable impact in student access, credit attainment, and system engagement. With 51,005 students served, 12,567 statewide credit recommendations, and 103 actively participating colleges, the initiative has surpassed most 2025–26 benchmarks ahead of schedule.</w:t>
       </w:r>
     </w:p>
     <w:p>
@@ -29659,7 +29659,7 @@
           <w:szCs w:val="20"/>
           <w:rFonts w:ascii="Cambria" w:cs="Cambria" w:eastAsia="Cambria" w:hAnsi="Cambria"/>
         </w:rPr>
-        <w:t xml:space="preserve">August 3, 2026</w:t>
+        <w:t xml:space="preserve">August 4, 2026</w:t>
       </w:r>
     </w:p>
     <w:sectPr>
@@ -29696,7 +29696,7 @@
         <w:szCs w:val="14"/>
         <w:rFonts w:ascii="Cambria" w:cs="Cambria" w:eastAsia="Cambria" w:hAnsi="Cambria"/>
       </w:rPr>
-      <w:t xml:space="preserve">Generated August 3, 2026  |  California Community Colleges  |  CPL Initiative</w:t>
+      <w:t xml:space="preserve">Generated August 4, 2026  |  California Community Colleges  |  CPL Initiative</w:t>
     </w:r>
     <w:r>
       <w:rPr>

--- a/reports/CPL_Master_Report.docx
+++ b/reports/CPL_Master_Report.docx
@@ -167,7 +167,7 @@
           <w:szCs w:val="21"/>
           <w:rFonts w:ascii="Cambria" w:cs="Cambria" w:eastAsia="Cambria" w:hAnsi="Cambria"/>
         </w:rPr>
-        <w:t xml:space="preserve">51,005 cumulative students served with CPL awards, surpassing annual targets.</w:t>
+        <w:t xml:space="preserve">51,011 cumulative students served with CPL awards, surpassing annual targets.</w:t>
       </w:r>
     </w:p>
     <w:p>
@@ -424,7 +424,7 @@
                 <w:szCs w:val="20"/>
                 <w:rFonts w:ascii="Cambria" w:cs="Cambria" w:eastAsia="Cambria" w:hAnsi="Cambria"/>
               </w:rPr>
-              <w:t xml:space="preserve">51,005</w:t>
+              <w:t xml:space="preserve">51,011</w:t>
             </w:r>
           </w:p>
         </w:tc>
@@ -29608,7 +29608,7 @@
           <w:szCs w:val="22"/>
           <w:rFonts w:ascii="Cambria" w:cs="Cambria" w:eastAsia="Cambria" w:hAnsi="Cambria"/>
         </w:rPr>
-        <w:t xml:space="preserve">The CPL Initiative has moved from pilot to scale, demonstrating measurable impact in student access, credit attainment, and system engagement. With 51,005 students served, 12,567 statewide credit recommendations, and 103 actively participating colleges, the initiative has surpassed most 2025–26 benchmarks ahead of schedule.</w:t>
+        <w:t xml:space="preserve">The CPL Initiative has moved from pilot to scale, demonstrating measurable impact in student access, credit attainment, and system engagement. With 51,011 students served, 12,567 statewide credit recommendations, and 103 actively participating colleges, the initiative has surpassed most 2025–26 benchmarks ahead of schedule.</w:t>
       </w:r>
     </w:p>
     <w:p>

--- a/reports/CPL_Master_Report.docx
+++ b/reports/CPL_Master_Report.docx
@@ -141,7 +141,7 @@
           <w:szCs w:val="22"/>
           <w:rFonts w:ascii="Cambria" w:cs="Cambria" w:eastAsia="Cambria" w:hAnsi="Cambria"/>
         </w:rPr>
-        <w:t xml:space="preserve">As of August 4, 2026, the CPL initiative is ahead of schedule, with most 2025–2026 targets met or exceeded and core infrastructure nearing completion. The work has expanded student access, increased transcripted units, and established the foundation for a permanent, statewide CPL service under Vision 2030.</w:t>
+        <w:t xml:space="preserve">As of August 5, 2026, the CPL initiative is ahead of schedule, with most 2025–2026 targets met or exceeded and core infrastructure nearing completion. The work has expanded student access, increased transcripted units, and established the foundation for a permanent, statewide CPL service under Vision 2030.</w:t>
       </w:r>
     </w:p>
     <w:p>
@@ -167,7 +167,7 @@
           <w:szCs w:val="21"/>
           <w:rFonts w:ascii="Cambria" w:cs="Cambria" w:eastAsia="Cambria" w:hAnsi="Cambria"/>
         </w:rPr>
-        <w:t xml:space="preserve">51,011 cumulative students served with CPL awards, surpassing annual targets.</w:t>
+        <w:t xml:space="preserve">50,953 cumulative students served with CPL awards, surpassing annual targets.</w:t>
       </w:r>
     </w:p>
     <w:p>
@@ -185,7 +185,7 @@
           <w:szCs w:val="21"/>
           <w:rFonts w:ascii="Cambria" w:cs="Cambria" w:eastAsia="Cambria" w:hAnsi="Cambria"/>
         </w:rPr>
-        <w:t xml:space="preserve">243k CPL units transcripted across the system.</w:t>
+        <w:t xml:space="preserve">242k CPL units transcripted across the system.</w:t>
       </w:r>
     </w:p>
     <w:p>
@@ -221,7 +221,7 @@
           <w:szCs w:val="21"/>
           <w:rFonts w:ascii="Cambria" w:cs="Cambria" w:eastAsia="Cambria" w:hAnsi="Cambria"/>
         </w:rPr>
-        <w:t xml:space="preserve">12,567 statewide credit recommendations, driven by faculty discipline workgroups spanning high-demand fields.</w:t>
+        <w:t xml:space="preserve">12,565 statewide credit recommendations, driven by faculty discipline workgroups spanning high-demand fields.</w:t>
       </w:r>
     </w:p>
     <w:p>
@@ -424,7 +424,7 @@
                 <w:szCs w:val="20"/>
                 <w:rFonts w:ascii="Cambria" w:cs="Cambria" w:eastAsia="Cambria" w:hAnsi="Cambria"/>
               </w:rPr>
-              <w:t xml:space="preserve">51,011</w:t>
+              <w:t xml:space="preserve">50,953</w:t>
             </w:r>
           </w:p>
         </w:tc>
@@ -494,7 +494,7 @@
                 <w:szCs w:val="20"/>
                 <w:rFonts w:ascii="Cambria" w:cs="Cambria" w:eastAsia="Cambria" w:hAnsi="Cambria"/>
               </w:rPr>
-              <w:t xml:space="preserve">243k</w:t>
+              <w:t xml:space="preserve">242k</w:t>
             </w:r>
           </w:p>
         </w:tc>
@@ -564,7 +564,7 @@
                 <w:szCs w:val="20"/>
                 <w:rFonts w:ascii="Cambria" w:cs="Cambria" w:eastAsia="Cambria" w:hAnsi="Cambria"/>
               </w:rPr>
-              <w:t xml:space="preserve">12,567</w:t>
+              <w:t xml:space="preserve">12,565</w:t>
             </w:r>
           </w:p>
         </w:tc>
@@ -29608,7 +29608,7 @@
           <w:szCs w:val="22"/>
           <w:rFonts w:ascii="Cambria" w:cs="Cambria" w:eastAsia="Cambria" w:hAnsi="Cambria"/>
         </w:rPr>
-        <w:t xml:space="preserve">The CPL Initiative has moved from pilot to scale, demonstrating measurable impact in student access, credit attainment, and system engagement. With 51,011 students served, 12,567 statewide credit recommendations, and 103 actively participating colleges, the initiative has surpassed most 2025–26 benchmarks ahead of schedule.</w:t>
+        <w:t xml:space="preserve">The CPL Initiative has moved from pilot to scale, demonstrating measurable impact in student access, credit attainment, and system engagement. With 50,953 students served, 12,565 statewide credit recommendations, and 103 actively participating colleges, the initiative has surpassed most 2025–26 benchmarks ahead of schedule.</w:t>
       </w:r>
     </w:p>
     <w:p>
@@ -29659,7 +29659,7 @@
           <w:szCs w:val="20"/>
           <w:rFonts w:ascii="Cambria" w:cs="Cambria" w:eastAsia="Cambria" w:hAnsi="Cambria"/>
         </w:rPr>
-        <w:t xml:space="preserve">August 4, 2026</w:t>
+        <w:t xml:space="preserve">August 5, 2026</w:t>
       </w:r>
     </w:p>
     <w:sectPr>
@@ -29696,7 +29696,7 @@
         <w:szCs w:val="14"/>
         <w:rFonts w:ascii="Cambria" w:cs="Cambria" w:eastAsia="Cambria" w:hAnsi="Cambria"/>
       </w:rPr>
-      <w:t xml:space="preserve">Generated August 4, 2026  |  California Community Colleges  |  CPL Initiative</w:t>
+      <w:t xml:space="preserve">Generated August 5, 2026  |  California Community Colleges  |  CPL Initiative</w:t>
     </w:r>
     <w:r>
       <w:rPr>

--- a/reports/CPL_Master_Report.docx
+++ b/reports/CPL_Master_Report.docx
@@ -167,7 +167,7 @@
           <w:szCs w:val="21"/>
           <w:rFonts w:ascii="Cambria" w:cs="Cambria" w:eastAsia="Cambria" w:hAnsi="Cambria"/>
         </w:rPr>
-        <w:t xml:space="preserve">50,953 cumulative students served with CPL awards, surpassing annual targets.</w:t>
+        <w:t xml:space="preserve">50,954 cumulative students served with CPL awards, surpassing annual targets.</w:t>
       </w:r>
     </w:p>
     <w:p>
@@ -424,7 +424,7 @@
                 <w:szCs w:val="20"/>
                 <w:rFonts w:ascii="Cambria" w:cs="Cambria" w:eastAsia="Cambria" w:hAnsi="Cambria"/>
               </w:rPr>
-              <w:t xml:space="preserve">50,953</w:t>
+              <w:t xml:space="preserve">50,954</w:t>
             </w:r>
           </w:p>
         </w:tc>
@@ -29608,7 +29608,7 @@
           <w:szCs w:val="22"/>
           <w:rFonts w:ascii="Cambria" w:cs="Cambria" w:eastAsia="Cambria" w:hAnsi="Cambria"/>
         </w:rPr>
-        <w:t xml:space="preserve">The CPL Initiative has moved from pilot to scale, demonstrating measurable impact in student access, credit attainment, and system engagement. With 50,953 students served, 12,565 statewide credit recommendations, and 103 actively participating colleges, the initiative has surpassed most 2025–26 benchmarks ahead of schedule.</w:t>
+        <w:t xml:space="preserve">The CPL Initiative has moved from pilot to scale, demonstrating measurable impact in student access, credit attainment, and system engagement. With 50,954 students served, 12,565 statewide credit recommendations, and 103 actively participating colleges, the initiative has surpassed most 2025–26 benchmarks ahead of schedule.</w:t>
       </w:r>
     </w:p>
     <w:p>

--- a/reports/CPL_Master_Report.docx
+++ b/reports/CPL_Master_Report.docx
@@ -141,7 +141,7 @@
           <w:szCs w:val="22"/>
           <w:rFonts w:ascii="Cambria" w:cs="Cambria" w:eastAsia="Cambria" w:hAnsi="Cambria"/>
         </w:rPr>
-        <w:t xml:space="preserve">As of August 5, 2026, the CPL initiative is ahead of schedule, with most 2025–2026 targets met or exceeded and core infrastructure nearing completion. The work has expanded student access, increased transcripted units, and established the foundation for a permanent, statewide CPL service under Vision 2030.</w:t>
+        <w:t xml:space="preserve">As of August 6, 2026, the CPL initiative is ahead of schedule, with most 2025–2026 targets met or exceeded and core infrastructure nearing completion. The work has expanded student access, increased transcripted units, and established the foundation for a permanent, statewide CPL service under Vision 2030.</w:t>
       </w:r>
     </w:p>
     <w:p>
@@ -167,7 +167,7 @@
           <w:szCs w:val="21"/>
           <w:rFonts w:ascii="Cambria" w:cs="Cambria" w:eastAsia="Cambria" w:hAnsi="Cambria"/>
         </w:rPr>
-        <w:t xml:space="preserve">50,954 cumulative students served with CPL awards, surpassing annual targets.</w:t>
+        <w:t xml:space="preserve">50,361 cumulative students served with CPL awards, surpassing annual targets.</w:t>
       </w:r>
     </w:p>
     <w:p>
@@ -185,7 +185,7 @@
           <w:szCs w:val="21"/>
           <w:rFonts w:ascii="Cambria" w:cs="Cambria" w:eastAsia="Cambria" w:hAnsi="Cambria"/>
         </w:rPr>
-        <w:t xml:space="preserve">242k CPL units transcripted across the system.</w:t>
+        <w:t xml:space="preserve">233k CPL units transcripted across the system.</w:t>
       </w:r>
     </w:p>
     <w:p>
@@ -221,7 +221,7 @@
           <w:szCs w:val="21"/>
           <w:rFonts w:ascii="Cambria" w:cs="Cambria" w:eastAsia="Cambria" w:hAnsi="Cambria"/>
         </w:rPr>
-        <w:t xml:space="preserve">12,565 statewide credit recommendations, driven by faculty discipline workgroups spanning high-demand fields.</w:t>
+        <w:t xml:space="preserve">12,563 statewide credit recommendations, driven by faculty discipline workgroups spanning high-demand fields.</w:t>
       </w:r>
     </w:p>
     <w:p>
@@ -239,7 +239,7 @@
           <w:szCs w:val="21"/>
           <w:rFonts w:ascii="Cambria" w:cs="Cambria" w:eastAsia="Cambria" w:hAnsi="Cambria"/>
         </w:rPr>
-        <w:t xml:space="preserve">The Veteran Sprint has uploaded 55 JSTs to MAP, with estimated student savings of $338M and projected 20-year economic impact of $1.36B.</w:t>
+        <w:t xml:space="preserve">The Veteran Sprint has uploaded 55 JSTs to MAP, with estimated student savings of $329M and projected 20-year economic impact of $1.32B.</w:t>
       </w:r>
     </w:p>
     <w:p>
@@ -424,7 +424,7 @@
                 <w:szCs w:val="20"/>
                 <w:rFonts w:ascii="Cambria" w:cs="Cambria" w:eastAsia="Cambria" w:hAnsi="Cambria"/>
               </w:rPr>
-              <w:t xml:space="preserve">50,954</w:t>
+              <w:t xml:space="preserve">50,361</w:t>
             </w:r>
           </w:p>
         </w:tc>
@@ -494,7 +494,7 @@
                 <w:szCs w:val="20"/>
                 <w:rFonts w:ascii="Cambria" w:cs="Cambria" w:eastAsia="Cambria" w:hAnsi="Cambria"/>
               </w:rPr>
-              <w:t xml:space="preserve">242k</w:t>
+              <w:t xml:space="preserve">233k</w:t>
             </w:r>
           </w:p>
         </w:tc>
@@ -564,7 +564,7 @@
                 <w:szCs w:val="20"/>
                 <w:rFonts w:ascii="Cambria" w:cs="Cambria" w:eastAsia="Cambria" w:hAnsi="Cambria"/>
               </w:rPr>
-              <w:t xml:space="preserve">12,565</w:t>
+              <w:t xml:space="preserve">12,563</w:t>
             </w:r>
           </w:p>
         </w:tc>
@@ -774,7 +774,7 @@
                 <w:szCs w:val="20"/>
                 <w:rFonts w:ascii="Cambria" w:cs="Cambria" w:eastAsia="Cambria" w:hAnsi="Cambria"/>
               </w:rPr>
-              <w:t xml:space="preserve">$338M</w:t>
+              <w:t xml:space="preserve">$329M</w:t>
             </w:r>
           </w:p>
         </w:tc>
@@ -844,7 +844,7 @@
                 <w:szCs w:val="20"/>
                 <w:rFonts w:ascii="Cambria" w:cs="Cambria" w:eastAsia="Cambria" w:hAnsi="Cambria"/>
               </w:rPr>
-              <w:t xml:space="preserve">$1.36B</w:t>
+              <w:t xml:space="preserve">$1.32B</w:t>
             </w:r>
           </w:p>
         </w:tc>
@@ -29608,7 +29608,7 @@
           <w:szCs w:val="22"/>
           <w:rFonts w:ascii="Cambria" w:cs="Cambria" w:eastAsia="Cambria" w:hAnsi="Cambria"/>
         </w:rPr>
-        <w:t xml:space="preserve">The CPL Initiative has moved from pilot to scale, demonstrating measurable impact in student access, credit attainment, and system engagement. With 50,954 students served, 12,565 statewide credit recommendations, and 103 actively participating colleges, the initiative has surpassed most 2025–26 benchmarks ahead of schedule.</w:t>
+        <w:t xml:space="preserve">The CPL Initiative has moved from pilot to scale, demonstrating measurable impact in student access, credit attainment, and system engagement. With 50,361 students served, 12,563 statewide credit recommendations, and 103 actively participating colleges, the initiative has surpassed most 2025–26 benchmarks ahead of schedule.</w:t>
       </w:r>
     </w:p>
     <w:p>
@@ -29659,7 +29659,7 @@
           <w:szCs w:val="20"/>
           <w:rFonts w:ascii="Cambria" w:cs="Cambria" w:eastAsia="Cambria" w:hAnsi="Cambria"/>
         </w:rPr>
-        <w:t xml:space="preserve">August 5, 2026</w:t>
+        <w:t xml:space="preserve">August 6, 2026</w:t>
       </w:r>
     </w:p>
     <w:sectPr>
@@ -29696,7 +29696,7 @@
         <w:szCs w:val="14"/>
         <w:rFonts w:ascii="Cambria" w:cs="Cambria" w:eastAsia="Cambria" w:hAnsi="Cambria"/>
       </w:rPr>
-      <w:t xml:space="preserve">Generated August 5, 2026  |  California Community Colleges  |  CPL Initiative</w:t>
+      <w:t xml:space="preserve">Generated August 6, 2026  |  California Community Colleges  |  CPL Initiative</w:t>
     </w:r>
     <w:r>
       <w:rPr>

--- a/reports/CPL_Master_Report.docx
+++ b/reports/CPL_Master_Report.docx
@@ -167,7 +167,7 @@
           <w:szCs w:val="21"/>
           <w:rFonts w:ascii="Cambria" w:cs="Cambria" w:eastAsia="Cambria" w:hAnsi="Cambria"/>
         </w:rPr>
-        <w:t xml:space="preserve">50,361 cumulative students served with CPL awards, surpassing annual targets.</w:t>
+        <w:t xml:space="preserve">50,362 cumulative students served with CPL awards, surpassing annual targets.</w:t>
       </w:r>
     </w:p>
     <w:p>
@@ -424,7 +424,7 @@
                 <w:szCs w:val="20"/>
                 <w:rFonts w:ascii="Cambria" w:cs="Cambria" w:eastAsia="Cambria" w:hAnsi="Cambria"/>
               </w:rPr>
-              <w:t xml:space="preserve">50,361</w:t>
+              <w:t xml:space="preserve">50,362</w:t>
             </w:r>
           </w:p>
         </w:tc>
@@ -29608,7 +29608,7 @@
           <w:szCs w:val="22"/>
           <w:rFonts w:ascii="Cambria" w:cs="Cambria" w:eastAsia="Cambria" w:hAnsi="Cambria"/>
         </w:rPr>
-        <w:t xml:space="preserve">The CPL Initiative has moved from pilot to scale, demonstrating measurable impact in student access, credit attainment, and system engagement. With 50,361 students served, 12,563 statewide credit recommendations, and 103 actively participating colleges, the initiative has surpassed most 2025–26 benchmarks ahead of schedule.</w:t>
+        <w:t xml:space="preserve">The CPL Initiative has moved from pilot to scale, demonstrating measurable impact in student access, credit attainment, and system engagement. With 50,362 students served, 12,563 statewide credit recommendations, and 103 actively participating colleges, the initiative has surpassed most 2025–26 benchmarks ahead of schedule.</w:t>
       </w:r>
     </w:p>
     <w:p>

--- a/reports/CPL_Master_Report.docx
+++ b/reports/CPL_Master_Report.docx
@@ -141,7 +141,7 @@
           <w:szCs w:val="22"/>
           <w:rFonts w:ascii="Cambria" w:cs="Cambria" w:eastAsia="Cambria" w:hAnsi="Cambria"/>
         </w:rPr>
-        <w:t xml:space="preserve">As of August 6, 2026, the CPL initiative is ahead of schedule, with most 2025–2026 targets met or exceeded and core infrastructure nearing completion. The work has expanded student access, increased transcripted units, and established the foundation for a permanent, statewide CPL service under Vision 2030.</w:t>
+        <w:t xml:space="preserve">As of August 7, 2026, the CPL initiative is ahead of schedule, with most 2025–2026 targets met or exceeded and core infrastructure nearing completion. The work has expanded student access, increased transcripted units, and established the foundation for a permanent, statewide CPL service under Vision 2030.</w:t>
       </w:r>
     </w:p>
     <w:p>
@@ -167,7 +167,7 @@
           <w:szCs w:val="21"/>
           <w:rFonts w:ascii="Cambria" w:cs="Cambria" w:eastAsia="Cambria" w:hAnsi="Cambria"/>
         </w:rPr>
-        <w:t xml:space="preserve">50,362 cumulative students served with CPL awards, surpassing annual targets.</w:t>
+        <w:t xml:space="preserve">49,660 cumulative students served with CPL awards, surpassing annual targets.</w:t>
       </w:r>
     </w:p>
     <w:p>
@@ -185,7 +185,7 @@
           <w:szCs w:val="21"/>
           <w:rFonts w:ascii="Cambria" w:cs="Cambria" w:eastAsia="Cambria" w:hAnsi="Cambria"/>
         </w:rPr>
-        <w:t xml:space="preserve">233k CPL units transcripted across the system.</w:t>
+        <w:t xml:space="preserve">216k CPL units transcripted across the system.</w:t>
       </w:r>
     </w:p>
     <w:p>
@@ -221,7 +221,7 @@
           <w:szCs w:val="21"/>
           <w:rFonts w:ascii="Cambria" w:cs="Cambria" w:eastAsia="Cambria" w:hAnsi="Cambria"/>
         </w:rPr>
-        <w:t xml:space="preserve">12,563 statewide credit recommendations, driven by faculty discipline workgroups spanning high-demand fields.</w:t>
+        <w:t xml:space="preserve">12,516 statewide credit recommendations, driven by faculty discipline workgroups spanning high-demand fields.</w:t>
       </w:r>
     </w:p>
     <w:p>
@@ -239,7 +239,7 @@
           <w:szCs w:val="21"/>
           <w:rFonts w:ascii="Cambria" w:cs="Cambria" w:eastAsia="Cambria" w:hAnsi="Cambria"/>
         </w:rPr>
-        <w:t xml:space="preserve">The Veteran Sprint has uploaded 55 JSTs to MAP, with estimated student savings of $329M and projected 20-year economic impact of $1.32B.</w:t>
+        <w:t xml:space="preserve">The Veteran Sprint has uploaded 55 JSTs to MAP, with estimated student savings of $313M and projected 20-year economic impact of $1.24B.</w:t>
       </w:r>
     </w:p>
     <w:p>
@@ -424,7 +424,7 @@
                 <w:szCs w:val="20"/>
                 <w:rFonts w:ascii="Cambria" w:cs="Cambria" w:eastAsia="Cambria" w:hAnsi="Cambria"/>
               </w:rPr>
-              <w:t xml:space="preserve">50,362</w:t>
+              <w:t xml:space="preserve">49,660</w:t>
             </w:r>
           </w:p>
         </w:tc>
@@ -494,7 +494,7 @@
                 <w:szCs w:val="20"/>
                 <w:rFonts w:ascii="Cambria" w:cs="Cambria" w:eastAsia="Cambria" w:hAnsi="Cambria"/>
               </w:rPr>
-              <w:t xml:space="preserve">233k</w:t>
+              <w:t xml:space="preserve">216k</w:t>
             </w:r>
           </w:p>
         </w:tc>
@@ -564,7 +564,7 @@
                 <w:szCs w:val="20"/>
                 <w:rFonts w:ascii="Cambria" w:cs="Cambria" w:eastAsia="Cambria" w:hAnsi="Cambria"/>
               </w:rPr>
-              <w:t xml:space="preserve">12,563</w:t>
+              <w:t xml:space="preserve">12,516</w:t>
             </w:r>
           </w:p>
         </w:tc>
@@ -774,7 +774,7 @@
                 <w:szCs w:val="20"/>
                 <w:rFonts w:ascii="Cambria" w:cs="Cambria" w:eastAsia="Cambria" w:hAnsi="Cambria"/>
               </w:rPr>
-              <w:t xml:space="preserve">$329M</w:t>
+              <w:t xml:space="preserve">$313M</w:t>
             </w:r>
           </w:p>
         </w:tc>
@@ -844,7 +844,7 @@
                 <w:szCs w:val="20"/>
                 <w:rFonts w:ascii="Cambria" w:cs="Cambria" w:eastAsia="Cambria" w:hAnsi="Cambria"/>
               </w:rPr>
-              <w:t xml:space="preserve">$1.32B</w:t>
+              <w:t xml:space="preserve">$1.24B</w:t>
             </w:r>
           </w:p>
         </w:tc>
@@ -29608,7 +29608,7 @@
           <w:szCs w:val="22"/>
           <w:rFonts w:ascii="Cambria" w:cs="Cambria" w:eastAsia="Cambria" w:hAnsi="Cambria"/>
         </w:rPr>
-        <w:t xml:space="preserve">The CPL Initiative has moved from pilot to scale, demonstrating measurable impact in student access, credit attainment, and system engagement. With 50,362 students served, 12,563 statewide credit recommendations, and 103 actively participating colleges, the initiative has surpassed most 2025–26 benchmarks ahead of schedule.</w:t>
+        <w:t xml:space="preserve">The CPL Initiative has moved from pilot to scale, demonstrating measurable impact in student access, credit attainment, and system engagement. With 49,660 students served, 12,516 statewide credit recommendations, and 103 actively participating colleges, the initiative has surpassed most 2025–26 benchmarks ahead of schedule.</w:t>
       </w:r>
     </w:p>
     <w:p>
@@ -29659,7 +29659,7 @@
           <w:szCs w:val="20"/>
           <w:rFonts w:ascii="Cambria" w:cs="Cambria" w:eastAsia="Cambria" w:hAnsi="Cambria"/>
         </w:rPr>
-        <w:t xml:space="preserve">August 6, 2026</w:t>
+        <w:t xml:space="preserve">August 7, 2026</w:t>
       </w:r>
     </w:p>
     <w:sectPr>
@@ -29696,7 +29696,7 @@
         <w:szCs w:val="14"/>
         <w:rFonts w:ascii="Cambria" w:cs="Cambria" w:eastAsia="Cambria" w:hAnsi="Cambria"/>
       </w:rPr>
-      <w:t xml:space="preserve">Generated August 6, 2026  |  California Community Colleges  |  CPL Initiative</w:t>
+      <w:t xml:space="preserve">Generated August 7, 2026  |  California Community Colleges  |  CPL Initiative</w:t>
     </w:r>
     <w:r>
       <w:rPr>

--- a/reports/CPL_Master_Report.docx
+++ b/reports/CPL_Master_Report.docx
@@ -141,7 +141,7 @@
           <w:szCs w:val="22"/>
           <w:rFonts w:ascii="Cambria" w:cs="Cambria" w:eastAsia="Cambria" w:hAnsi="Cambria"/>
         </w:rPr>
-        <w:t xml:space="preserve">As of August 7, 2026, the CPL initiative is ahead of schedule, with most 2025–2026 targets met or exceeded and core infrastructure nearing completion. The work has expanded student access, increased transcripted units, and established the foundation for a permanent, statewide CPL service under Vision 2030.</w:t>
+        <w:t xml:space="preserve">As of August 8, 2026, the CPL initiative is ahead of schedule, with most 2025–2026 targets met or exceeded and core infrastructure nearing completion. The work has expanded student access, increased transcripted units, and established the foundation for a permanent, statewide CPL service under Vision 2030.</w:t>
       </w:r>
     </w:p>
     <w:p>
@@ -167,7 +167,7 @@
           <w:szCs w:val="21"/>
           <w:rFonts w:ascii="Cambria" w:cs="Cambria" w:eastAsia="Cambria" w:hAnsi="Cambria"/>
         </w:rPr>
-        <w:t xml:space="preserve">49,660 cumulative students served with CPL awards, surpassing annual targets.</w:t>
+        <w:t xml:space="preserve">49,694 cumulative students served with CPL awards, surpassing annual targets.</w:t>
       </w:r>
     </w:p>
     <w:p>
@@ -424,7 +424,7 @@
                 <w:szCs w:val="20"/>
                 <w:rFonts w:ascii="Cambria" w:cs="Cambria" w:eastAsia="Cambria" w:hAnsi="Cambria"/>
               </w:rPr>
-              <w:t xml:space="preserve">49,660</w:t>
+              <w:t xml:space="preserve">49,694</w:t>
             </w:r>
           </w:p>
         </w:tc>
@@ -29608,7 +29608,7 @@
           <w:szCs w:val="22"/>
           <w:rFonts w:ascii="Cambria" w:cs="Cambria" w:eastAsia="Cambria" w:hAnsi="Cambria"/>
         </w:rPr>
-        <w:t xml:space="preserve">The CPL Initiative has moved from pilot to scale, demonstrating measurable impact in student access, credit attainment, and system engagement. With 49,660 students served, 12,516 statewide credit recommendations, and 103 actively participating colleges, the initiative has surpassed most 2025–26 benchmarks ahead of schedule.</w:t>
+        <w:t xml:space="preserve">The CPL Initiative has moved from pilot to scale, demonstrating measurable impact in student access, credit attainment, and system engagement. With 49,694 students served, 12,516 statewide credit recommendations, and 103 actively participating colleges, the initiative has surpassed most 2025–26 benchmarks ahead of schedule.</w:t>
       </w:r>
     </w:p>
     <w:p>
@@ -29659,7 +29659,7 @@
           <w:szCs w:val="20"/>
           <w:rFonts w:ascii="Cambria" w:cs="Cambria" w:eastAsia="Cambria" w:hAnsi="Cambria"/>
         </w:rPr>
-        <w:t xml:space="preserve">August 7, 2026</w:t>
+        <w:t xml:space="preserve">August 8, 2026</w:t>
       </w:r>
     </w:p>
     <w:sectPr>
@@ -29696,7 +29696,7 @@
         <w:szCs w:val="14"/>
         <w:rFonts w:ascii="Cambria" w:cs="Cambria" w:eastAsia="Cambria" w:hAnsi="Cambria"/>
       </w:rPr>
-      <w:t xml:space="preserve">Generated August 7, 2026  |  California Community Colleges  |  CPL Initiative</w:t>
+      <w:t xml:space="preserve">Generated August 8, 2026  |  California Community Colleges  |  CPL Initiative</w:t>
     </w:r>
     <w:r>
       <w:rPr>

--- a/reports/CPL_Master_Report.docx
+++ b/reports/CPL_Master_Report.docx
@@ -141,7 +141,7 @@
           <w:szCs w:val="22"/>
           <w:rFonts w:ascii="Cambria" w:cs="Cambria" w:eastAsia="Cambria" w:hAnsi="Cambria"/>
         </w:rPr>
-        <w:t xml:space="preserve">As of August 8, 2026, the CPL initiative is ahead of schedule, with most 2025–2026 targets met or exceeded and core infrastructure nearing completion. The work has expanded student access, increased transcripted units, and established the foundation for a permanent, statewide CPL service under Vision 2030.</w:t>
+        <w:t xml:space="preserve">As of August 9, 2026, the CPL initiative is ahead of schedule, with most 2025–2026 targets met or exceeded and core infrastructure nearing completion. The work has expanded student access, increased transcripted units, and established the foundation for a permanent, statewide CPL service under Vision 2030.</w:t>
       </w:r>
     </w:p>
     <w:p>
@@ -167,7 +167,7 @@
           <w:szCs w:val="21"/>
           <w:rFonts w:ascii="Cambria" w:cs="Cambria" w:eastAsia="Cambria" w:hAnsi="Cambria"/>
         </w:rPr>
-        <w:t xml:space="preserve">49,694 cumulative students served with CPL awards, surpassing annual targets.</w:t>
+        <w:t xml:space="preserve">49,695 cumulative students served with CPL awards, surpassing annual targets.</w:t>
       </w:r>
     </w:p>
     <w:p>
@@ -424,7 +424,7 @@
                 <w:szCs w:val="20"/>
                 <w:rFonts w:ascii="Cambria" w:cs="Cambria" w:eastAsia="Cambria" w:hAnsi="Cambria"/>
               </w:rPr>
-              <w:t xml:space="preserve">49,694</w:t>
+              <w:t xml:space="preserve">49,695</w:t>
             </w:r>
           </w:p>
         </w:tc>
@@ -29608,7 +29608,7 @@
           <w:szCs w:val="22"/>
           <w:rFonts w:ascii="Cambria" w:cs="Cambria" w:eastAsia="Cambria" w:hAnsi="Cambria"/>
         </w:rPr>
-        <w:t xml:space="preserve">The CPL Initiative has moved from pilot to scale, demonstrating measurable impact in student access, credit attainment, and system engagement. With 49,694 students served, 12,516 statewide credit recommendations, and 103 actively participating colleges, the initiative has surpassed most 2025–26 benchmarks ahead of schedule.</w:t>
+        <w:t xml:space="preserve">The CPL Initiative has moved from pilot to scale, demonstrating measurable impact in student access, credit attainment, and system engagement. With 49,695 students served, 12,516 statewide credit recommendations, and 103 actively participating colleges, the initiative has surpassed most 2025–26 benchmarks ahead of schedule.</w:t>
       </w:r>
     </w:p>
     <w:p>
@@ -29659,7 +29659,7 @@
           <w:szCs w:val="20"/>
           <w:rFonts w:ascii="Cambria" w:cs="Cambria" w:eastAsia="Cambria" w:hAnsi="Cambria"/>
         </w:rPr>
-        <w:t xml:space="preserve">August 8, 2026</w:t>
+        <w:t xml:space="preserve">August 9, 2026</w:t>
       </w:r>
     </w:p>
     <w:sectPr>
@@ -29696,7 +29696,7 @@
         <w:szCs w:val="14"/>
         <w:rFonts w:ascii="Cambria" w:cs="Cambria" w:eastAsia="Cambria" w:hAnsi="Cambria"/>
       </w:rPr>
-      <w:t xml:space="preserve">Generated August 8, 2026  |  California Community Colleges  |  CPL Initiative</w:t>
+      <w:t xml:space="preserve">Generated August 9, 2026  |  California Community Colleges  |  CPL Initiative</w:t>
     </w:r>
     <w:r>
       <w:rPr>

--- a/reports/CPL_Master_Report.docx
+++ b/reports/CPL_Master_Report.docx
@@ -141,7 +141,7 @@
           <w:szCs w:val="22"/>
           <w:rFonts w:ascii="Cambria" w:cs="Cambria" w:eastAsia="Cambria" w:hAnsi="Cambria"/>
         </w:rPr>
-        <w:t xml:space="preserve">As of August 9, 2026, the CPL initiative is ahead of schedule, with most 2025–2026 targets met or exceeded and core infrastructure nearing completion. The work has expanded student access, increased transcripted units, and established the foundation for a permanent, statewide CPL service under Vision 2030.</w:t>
+        <w:t xml:space="preserve">As of August 10, 2026, the CPL initiative is ahead of schedule, with most 2025–2026 targets met or exceeded and core infrastructure nearing completion. The work has expanded student access, increased transcripted units, and established the foundation for a permanent, statewide CPL service under Vision 2030.</w:t>
       </w:r>
     </w:p>
     <w:p>
@@ -167,7 +167,7 @@
           <w:szCs w:val="21"/>
           <w:rFonts w:ascii="Cambria" w:cs="Cambria" w:eastAsia="Cambria" w:hAnsi="Cambria"/>
         </w:rPr>
-        <w:t xml:space="preserve">49,695 cumulative students served with CPL awards, surpassing annual targets.</w:t>
+        <w:t xml:space="preserve">49,696 cumulative students served with CPL awards, surpassing annual targets.</w:t>
       </w:r>
     </w:p>
     <w:p>
@@ -424,7 +424,7 @@
                 <w:szCs w:val="20"/>
                 <w:rFonts w:ascii="Cambria" w:cs="Cambria" w:eastAsia="Cambria" w:hAnsi="Cambria"/>
               </w:rPr>
-              <w:t xml:space="preserve">49,695</w:t>
+              <w:t xml:space="preserve">49,696</w:t>
             </w:r>
           </w:p>
         </w:tc>
@@ -29608,7 +29608,7 @@
           <w:szCs w:val="22"/>
           <w:rFonts w:ascii="Cambria" w:cs="Cambria" w:eastAsia="Cambria" w:hAnsi="Cambria"/>
         </w:rPr>
-        <w:t xml:space="preserve">The CPL Initiative has moved from pilot to scale, demonstrating measurable impact in student access, credit attainment, and system engagement. With 49,695 students served, 12,516 statewide credit recommendations, and 103 actively participating colleges, the initiative has surpassed most 2025–26 benchmarks ahead of schedule.</w:t>
+        <w:t xml:space="preserve">The CPL Initiative has moved from pilot to scale, demonstrating measurable impact in student access, credit attainment, and system engagement. With 49,696 students served, 12,516 statewide credit recommendations, and 103 actively participating colleges, the initiative has surpassed most 2025–26 benchmarks ahead of schedule.</w:t>
       </w:r>
     </w:p>
     <w:p>
@@ -29659,7 +29659,7 @@
           <w:szCs w:val="20"/>
           <w:rFonts w:ascii="Cambria" w:cs="Cambria" w:eastAsia="Cambria" w:hAnsi="Cambria"/>
         </w:rPr>
-        <w:t xml:space="preserve">August 9, 2026</w:t>
+        <w:t xml:space="preserve">August 10, 2026</w:t>
       </w:r>
     </w:p>
     <w:sectPr>
@@ -29696,7 +29696,7 @@
         <w:szCs w:val="14"/>
         <w:rFonts w:ascii="Cambria" w:cs="Cambria" w:eastAsia="Cambria" w:hAnsi="Cambria"/>
       </w:rPr>
-      <w:t xml:space="preserve">Generated August 9, 2026  |  California Community Colleges  |  CPL Initiative</w:t>
+      <w:t xml:space="preserve">Generated August 10, 2026  |  California Community Colleges  |  CPL Initiative</w:t>
     </w:r>
     <w:r>
       <w:rPr>

--- a/reports/CPL_Master_Report.docx
+++ b/reports/CPL_Master_Report.docx
@@ -221,7 +221,7 @@
           <w:szCs w:val="21"/>
           <w:rFonts w:ascii="Cambria" w:cs="Cambria" w:eastAsia="Cambria" w:hAnsi="Cambria"/>
         </w:rPr>
-        <w:t xml:space="preserve">12,516 statewide credit recommendations, driven by faculty discipline workgroups spanning high-demand fields.</w:t>
+        <w:t xml:space="preserve">12,517 statewide credit recommendations, driven by faculty discipline workgroups spanning high-demand fields.</w:t>
       </w:r>
     </w:p>
     <w:p>
@@ -564,7 +564,7 @@
                 <w:szCs w:val="20"/>
                 <w:rFonts w:ascii="Cambria" w:cs="Cambria" w:eastAsia="Cambria" w:hAnsi="Cambria"/>
               </w:rPr>
-              <w:t xml:space="preserve">12,516</w:t>
+              <w:t xml:space="preserve">12,517</w:t>
             </w:r>
           </w:p>
         </w:tc>
@@ -29608,7 +29608,7 @@
           <w:szCs w:val="22"/>
           <w:rFonts w:ascii="Cambria" w:cs="Cambria" w:eastAsia="Cambria" w:hAnsi="Cambria"/>
         </w:rPr>
-        <w:t xml:space="preserve">The CPL Initiative has moved from pilot to scale, demonstrating measurable impact in student access, credit attainment, and system engagement. With 49,696 students served, 12,516 statewide credit recommendations, and 103 actively participating colleges, the initiative has surpassed most 2025–26 benchmarks ahead of schedule.</w:t>
+        <w:t xml:space="preserve">The CPL Initiative has moved from pilot to scale, demonstrating measurable impact in student access, credit attainment, and system engagement. With 49,696 students served, 12,517 statewide credit recommendations, and 103 actively participating colleges, the initiative has surpassed most 2025–26 benchmarks ahead of schedule.</w:t>
       </w:r>
     </w:p>
     <w:p>

--- a/reports/CPL_Master_Report.docx
+++ b/reports/CPL_Master_Report.docx
@@ -141,7 +141,7 @@
           <w:szCs w:val="22"/>
           <w:rFonts w:ascii="Cambria" w:cs="Cambria" w:eastAsia="Cambria" w:hAnsi="Cambria"/>
         </w:rPr>
-        <w:t xml:space="preserve">As of August 10, 2026, the CPL initiative is ahead of schedule, with most 2025–2026 targets met or exceeded and core infrastructure nearing completion. The work has expanded student access, increased transcripted units, and established the foundation for a permanent, statewide CPL service under Vision 2030.</w:t>
+        <w:t xml:space="preserve">As of August 11, 2026, the CPL initiative is ahead of schedule, with most 2025–2026 targets met or exceeded and core infrastructure nearing completion. The work has expanded student access, increased transcripted units, and established the foundation for a permanent, statewide CPL service under Vision 2030.</w:t>
       </w:r>
     </w:p>
     <w:p>
@@ -167,7 +167,7 @@
           <w:szCs w:val="21"/>
           <w:rFonts w:ascii="Cambria" w:cs="Cambria" w:eastAsia="Cambria" w:hAnsi="Cambria"/>
         </w:rPr>
-        <w:t xml:space="preserve">49,696 cumulative students served with CPL awards, surpassing annual targets.</w:t>
+        <w:t xml:space="preserve">49,734 cumulative students served with CPL awards, surpassing annual targets.</w:t>
       </w:r>
     </w:p>
     <w:p>
@@ -221,7 +221,7 @@
           <w:szCs w:val="21"/>
           <w:rFonts w:ascii="Cambria" w:cs="Cambria" w:eastAsia="Cambria" w:hAnsi="Cambria"/>
         </w:rPr>
-        <w:t xml:space="preserve">12,517 statewide credit recommendations, driven by faculty discipline workgroups spanning high-demand fields.</w:t>
+        <w:t xml:space="preserve">12,569 statewide credit recommendations, driven by faculty discipline workgroups spanning high-demand fields.</w:t>
       </w:r>
     </w:p>
     <w:p>
@@ -239,7 +239,7 @@
           <w:szCs w:val="21"/>
           <w:rFonts w:ascii="Cambria" w:cs="Cambria" w:eastAsia="Cambria" w:hAnsi="Cambria"/>
         </w:rPr>
-        <w:t xml:space="preserve">The Veteran Sprint has uploaded 55 JSTs to MAP, with estimated student savings of $313M and projected 20-year economic impact of $1.24B.</w:t>
+        <w:t xml:space="preserve">The Veteran Sprint has uploaded 56 JSTs to MAP, with estimated student savings of $313M and projected 20-year economic impact of $1.24B.</w:t>
       </w:r>
     </w:p>
     <w:p>
@@ -424,7 +424,7 @@
                 <w:szCs w:val="20"/>
                 <w:rFonts w:ascii="Cambria" w:cs="Cambria" w:eastAsia="Cambria" w:hAnsi="Cambria"/>
               </w:rPr>
-              <w:t xml:space="preserve">49,696</w:t>
+              <w:t xml:space="preserve">49,734</w:t>
             </w:r>
           </w:p>
         </w:tc>
@@ -564,7 +564,7 @@
                 <w:szCs w:val="20"/>
                 <w:rFonts w:ascii="Cambria" w:cs="Cambria" w:eastAsia="Cambria" w:hAnsi="Cambria"/>
               </w:rPr>
-              <w:t xml:space="preserve">12,517</w:t>
+              <w:t xml:space="preserve">12,569</w:t>
             </w:r>
           </w:p>
         </w:tc>
@@ -704,7 +704,7 @@
                 <w:szCs w:val="20"/>
                 <w:rFonts w:ascii="Cambria" w:cs="Cambria" w:eastAsia="Cambria" w:hAnsi="Cambria"/>
               </w:rPr>
-              <w:t xml:space="preserve">55</w:t>
+              <w:t xml:space="preserve">56</w:t>
             </w:r>
           </w:p>
         </w:tc>
@@ -29608,7 +29608,7 @@
           <w:szCs w:val="22"/>
           <w:rFonts w:ascii="Cambria" w:cs="Cambria" w:eastAsia="Cambria" w:hAnsi="Cambria"/>
         </w:rPr>
-        <w:t xml:space="preserve">The CPL Initiative has moved from pilot to scale, demonstrating measurable impact in student access, credit attainment, and system engagement. With 49,696 students served, 12,517 statewide credit recommendations, and 103 actively participating colleges, the initiative has surpassed most 2025–26 benchmarks ahead of schedule.</w:t>
+        <w:t xml:space="preserve">The CPL Initiative has moved from pilot to scale, demonstrating measurable impact in student access, credit attainment, and system engagement. With 49,734 students served, 12,569 statewide credit recommendations, and 103 actively participating colleges, the initiative has surpassed most 2025–26 benchmarks ahead of schedule.</w:t>
       </w:r>
     </w:p>
     <w:p>
@@ -29659,7 +29659,7 @@
           <w:szCs w:val="20"/>
           <w:rFonts w:ascii="Cambria" w:cs="Cambria" w:eastAsia="Cambria" w:hAnsi="Cambria"/>
         </w:rPr>
-        <w:t xml:space="preserve">August 10, 2026</w:t>
+        <w:t xml:space="preserve">August 11, 2026</w:t>
       </w:r>
     </w:p>
     <w:sectPr>
@@ -29696,7 +29696,7 @@
         <w:szCs w:val="14"/>
         <w:rFonts w:ascii="Cambria" w:cs="Cambria" w:eastAsia="Cambria" w:hAnsi="Cambria"/>
       </w:rPr>
-      <w:t xml:space="preserve">Generated August 10, 2026  |  California Community Colleges  |  CPL Initiative</w:t>
+      <w:t xml:space="preserve">Generated August 11, 2026  |  California Community Colleges  |  CPL Initiative</w:t>
     </w:r>
     <w:r>
       <w:rPr>

--- a/reports/CPL_Master_Report.docx
+++ b/reports/CPL_Master_Report.docx
@@ -141,7 +141,7 @@
           <w:szCs w:val="22"/>
           <w:rFonts w:ascii="Cambria" w:cs="Cambria" w:eastAsia="Cambria" w:hAnsi="Cambria"/>
         </w:rPr>
-        <w:t xml:space="preserve">As of August 11, 2026, the CPL initiative is ahead of schedule, with most 2025–2026 targets met or exceeded and core infrastructure nearing completion. The work has expanded student access, increased transcripted units, and established the foundation for a permanent, statewide CPL service under Vision 2030.</w:t>
+        <w:t xml:space="preserve">As of August 12, 2026, the CPL initiative is ahead of schedule, with most 2025–2026 targets met or exceeded and core infrastructure nearing completion. The work has expanded student access, increased transcripted units, and established the foundation for a permanent, statewide CPL service under Vision 2030.</w:t>
       </w:r>
     </w:p>
     <w:p>
@@ -167,7 +167,7 @@
           <w:szCs w:val="21"/>
           <w:rFonts w:ascii="Cambria" w:cs="Cambria" w:eastAsia="Cambria" w:hAnsi="Cambria"/>
         </w:rPr>
-        <w:t xml:space="preserve">49,734 cumulative students served with CPL awards, surpassing annual targets.</w:t>
+        <w:t xml:space="preserve">49,830 cumulative students served with CPL awards, surpassing annual targets.</w:t>
       </w:r>
     </w:p>
     <w:p>
@@ -185,7 +185,7 @@
           <w:szCs w:val="21"/>
           <w:rFonts w:ascii="Cambria" w:cs="Cambria" w:eastAsia="Cambria" w:hAnsi="Cambria"/>
         </w:rPr>
-        <w:t xml:space="preserve">216k CPL units transcripted across the system.</w:t>
+        <w:t xml:space="preserve">217k CPL units transcripted across the system.</w:t>
       </w:r>
     </w:p>
     <w:p>
@@ -221,7 +221,7 @@
           <w:szCs w:val="21"/>
           <w:rFonts w:ascii="Cambria" w:cs="Cambria" w:eastAsia="Cambria" w:hAnsi="Cambria"/>
         </w:rPr>
-        <w:t xml:space="preserve">12,569 statewide credit recommendations, driven by faculty discipline workgroups spanning high-demand fields.</w:t>
+        <w:t xml:space="preserve">12,727 statewide credit recommendations, driven by faculty discipline workgroups spanning high-demand fields.</w:t>
       </w:r>
     </w:p>
     <w:p>
@@ -239,7 +239,7 @@
           <w:szCs w:val="21"/>
           <w:rFonts w:ascii="Cambria" w:cs="Cambria" w:eastAsia="Cambria" w:hAnsi="Cambria"/>
         </w:rPr>
-        <w:t xml:space="preserve">The Veteran Sprint has uploaded 56 JSTs to MAP, with estimated student savings of $313M and projected 20-year economic impact of $1.24B.</w:t>
+        <w:t xml:space="preserve">The Veteran Sprint has uploaded 56 JSTs to MAP, with estimated student savings of $314M and projected 20-year economic impact of $1.24B.</w:t>
       </w:r>
     </w:p>
     <w:p>
@@ -424,7 +424,7 @@
                 <w:szCs w:val="20"/>
                 <w:rFonts w:ascii="Cambria" w:cs="Cambria" w:eastAsia="Cambria" w:hAnsi="Cambria"/>
               </w:rPr>
-              <w:t xml:space="preserve">49,734</w:t>
+              <w:t xml:space="preserve">49,830</w:t>
             </w:r>
           </w:p>
         </w:tc>
@@ -494,7 +494,7 @@
                 <w:szCs w:val="20"/>
                 <w:rFonts w:ascii="Cambria" w:cs="Cambria" w:eastAsia="Cambria" w:hAnsi="Cambria"/>
               </w:rPr>
-              <w:t xml:space="preserve">216k</w:t>
+              <w:t xml:space="preserve">217k</w:t>
             </w:r>
           </w:p>
         </w:tc>
@@ -564,7 +564,7 @@
                 <w:szCs w:val="20"/>
                 <w:rFonts w:ascii="Cambria" w:cs="Cambria" w:eastAsia="Cambria" w:hAnsi="Cambria"/>
               </w:rPr>
-              <w:t xml:space="preserve">12,569</w:t>
+              <w:t xml:space="preserve">12,727</w:t>
             </w:r>
           </w:p>
         </w:tc>
@@ -774,7 +774,7 @@
                 <w:szCs w:val="20"/>
                 <w:rFonts w:ascii="Cambria" w:cs="Cambria" w:eastAsia="Cambria" w:hAnsi="Cambria"/>
               </w:rPr>
-              <w:t xml:space="preserve">$313M</w:t>
+              <w:t xml:space="preserve">$314M</w:t>
             </w:r>
           </w:p>
         </w:tc>
@@ -29608,7 +29608,7 @@
           <w:szCs w:val="22"/>
           <w:rFonts w:ascii="Cambria" w:cs="Cambria" w:eastAsia="Cambria" w:hAnsi="Cambria"/>
         </w:rPr>
-        <w:t xml:space="preserve">The CPL Initiative has moved from pilot to scale, demonstrating measurable impact in student access, credit attainment, and system engagement. With 49,734 students served, 12,569 statewide credit recommendations, and 103 actively participating colleges, the initiative has surpassed most 2025–26 benchmarks ahead of schedule.</w:t>
+        <w:t xml:space="preserve">The CPL Initiative has moved from pilot to scale, demonstrating measurable impact in student access, credit attainment, and system engagement. With 49,830 students served, 12,727 statewide credit recommendations, and 103 actively participating colleges, the initiative has surpassed most 2025–26 benchmarks ahead of schedule.</w:t>
       </w:r>
     </w:p>
     <w:p>
@@ -29659,7 +29659,7 @@
           <w:szCs w:val="20"/>
           <w:rFonts w:ascii="Cambria" w:cs="Cambria" w:eastAsia="Cambria" w:hAnsi="Cambria"/>
         </w:rPr>
-        <w:t xml:space="preserve">August 11, 2026</w:t>
+        <w:t xml:space="preserve">August 12, 2026</w:t>
       </w:r>
     </w:p>
     <w:sectPr>
@@ -29696,7 +29696,7 @@
         <w:szCs w:val="14"/>
         <w:rFonts w:ascii="Cambria" w:cs="Cambria" w:eastAsia="Cambria" w:hAnsi="Cambria"/>
       </w:rPr>
-      <w:t xml:space="preserve">Generated August 11, 2026  |  California Community Colleges  |  CPL Initiative</w:t>
+      <w:t xml:space="preserve">Generated August 12, 2026  |  California Community Colleges  |  CPL Initiative</w:t>
     </w:r>
     <w:r>
       <w:rPr>

--- a/reports/CPL_Master_Report.docx
+++ b/reports/CPL_Master_Report.docx
@@ -141,7 +141,7 @@
           <w:szCs w:val="22"/>
           <w:rFonts w:ascii="Cambria" w:cs="Cambria" w:eastAsia="Cambria" w:hAnsi="Cambria"/>
         </w:rPr>
-        <w:t xml:space="preserve">As of August 12, 2026, the CPL initiative is ahead of schedule, with most 2025–2026 targets met or exceeded and core infrastructure nearing completion. The work has expanded student access, increased transcripted units, and established the foundation for a permanent, statewide CPL service under Vision 2030.</w:t>
+        <w:t xml:space="preserve">As of August 13, 2026, the CPL initiative is ahead of schedule, with most 2025–2026 targets met or exceeded and core infrastructure nearing completion. The work has expanded student access, increased transcripted units, and established the foundation for a permanent, statewide CPL service under Vision 2030.</w:t>
       </w:r>
     </w:p>
     <w:p>
@@ -167,7 +167,7 @@
           <w:szCs w:val="21"/>
           <w:rFonts w:ascii="Cambria" w:cs="Cambria" w:eastAsia="Cambria" w:hAnsi="Cambria"/>
         </w:rPr>
-        <w:t xml:space="preserve">49,830 cumulative students served with CPL awards, surpassing annual targets.</w:t>
+        <w:t xml:space="preserve">49,833 cumulative students served with CPL awards, surpassing annual targets.</w:t>
       </w:r>
     </w:p>
     <w:p>
@@ -203,7 +203,7 @@
           <w:szCs w:val="21"/>
           <w:rFonts w:ascii="Cambria" w:cs="Cambria" w:eastAsia="Cambria" w:hAnsi="Cambria"/>
         </w:rPr>
-        <w:t xml:space="preserve">103 colleges meeting active participation thresholds, exceeding the goal of 50.</w:t>
+        <w:t xml:space="preserve">102 colleges meeting active participation thresholds, exceeding the goal of 50.</w:t>
       </w:r>
     </w:p>
     <w:p>
@@ -221,7 +221,7 @@
           <w:szCs w:val="21"/>
           <w:rFonts w:ascii="Cambria" w:cs="Cambria" w:eastAsia="Cambria" w:hAnsi="Cambria"/>
         </w:rPr>
-        <w:t xml:space="preserve">12,727 statewide credit recommendations, driven by faculty discipline workgroups spanning high-demand fields.</w:t>
+        <w:t xml:space="preserve">12,894 statewide credit recommendations, driven by faculty discipline workgroups spanning high-demand fields.</w:t>
       </w:r>
     </w:p>
     <w:p>
@@ -424,7 +424,7 @@
                 <w:szCs w:val="20"/>
                 <w:rFonts w:ascii="Cambria" w:cs="Cambria" w:eastAsia="Cambria" w:hAnsi="Cambria"/>
               </w:rPr>
-              <w:t xml:space="preserve">49,830</w:t>
+              <w:t xml:space="preserve">49,833</w:t>
             </w:r>
           </w:p>
         </w:tc>
@@ -564,7 +564,7 @@
                 <w:szCs w:val="20"/>
                 <w:rFonts w:ascii="Cambria" w:cs="Cambria" w:eastAsia="Cambria" w:hAnsi="Cambria"/>
               </w:rPr>
-              <w:t xml:space="preserve">12,727</w:t>
+              <w:t xml:space="preserve">12,894</w:t>
             </w:r>
           </w:p>
         </w:tc>
@@ -634,7 +634,7 @@
                 <w:szCs w:val="20"/>
                 <w:rFonts w:ascii="Cambria" w:cs="Cambria" w:eastAsia="Cambria" w:hAnsi="Cambria"/>
               </w:rPr>
-              <w:t xml:space="preserve">103</w:t>
+              <w:t xml:space="preserve">102</w:t>
             </w:r>
           </w:p>
         </w:tc>
@@ -29608,7 +29608,7 @@
           <w:szCs w:val="22"/>
           <w:rFonts w:ascii="Cambria" w:cs="Cambria" w:eastAsia="Cambria" w:hAnsi="Cambria"/>
         </w:rPr>
-        <w:t xml:space="preserve">The CPL Initiative has moved from pilot to scale, demonstrating measurable impact in student access, credit attainment, and system engagement. With 49,830 students served, 12,727 statewide credit recommendations, and 103 actively participating colleges, the initiative has surpassed most 2025–26 benchmarks ahead of schedule.</w:t>
+        <w:t xml:space="preserve">The CPL Initiative has moved from pilot to scale, demonstrating measurable impact in student access, credit attainment, and system engagement. With 49,833 students served, 12,894 statewide credit recommendations, and 102 actively participating colleges, the initiative has surpassed most 2025–26 benchmarks ahead of schedule.</w:t>
       </w:r>
     </w:p>
     <w:p>
@@ -29659,7 +29659,7 @@
           <w:szCs w:val="20"/>
           <w:rFonts w:ascii="Cambria" w:cs="Cambria" w:eastAsia="Cambria" w:hAnsi="Cambria"/>
         </w:rPr>
-        <w:t xml:space="preserve">August 12, 2026</w:t>
+        <w:t xml:space="preserve">August 13, 2026</w:t>
       </w:r>
     </w:p>
     <w:sectPr>
@@ -29696,7 +29696,7 @@
         <w:szCs w:val="14"/>
         <w:rFonts w:ascii="Cambria" w:cs="Cambria" w:eastAsia="Cambria" w:hAnsi="Cambria"/>
       </w:rPr>
-      <w:t xml:space="preserve">Generated August 12, 2026  |  California Community Colleges  |  CPL Initiative</w:t>
+      <w:t xml:space="preserve">Generated August 13, 2026  |  California Community Colleges  |  CPL Initiative</w:t>
     </w:r>
     <w:r>
       <w:rPr>

--- a/reports/CPL_Master_Report.docx
+++ b/reports/CPL_Master_Report.docx
@@ -141,7 +141,7 @@
           <w:szCs w:val="22"/>
           <w:rFonts w:ascii="Cambria" w:cs="Cambria" w:eastAsia="Cambria" w:hAnsi="Cambria"/>
         </w:rPr>
-        <w:t xml:space="preserve">As of August 13, 2026, the CPL initiative is ahead of schedule, with most 2025–2026 targets met or exceeded and core infrastructure nearing completion. The work has expanded student access, increased transcripted units, and established the foundation for a permanent, statewide CPL service under Vision 2030.</w:t>
+        <w:t xml:space="preserve">As of August 14, 2026, the CPL initiative is ahead of schedule, with most 2025–2026 targets met or exceeded and core infrastructure nearing completion. The work has expanded student access, increased transcripted units, and established the foundation for a permanent, statewide CPL service under Vision 2030.</w:t>
       </w:r>
     </w:p>
     <w:p>
@@ -167,7 +167,7 @@
           <w:szCs w:val="21"/>
           <w:rFonts w:ascii="Cambria" w:cs="Cambria" w:eastAsia="Cambria" w:hAnsi="Cambria"/>
         </w:rPr>
-        <w:t xml:space="preserve">49,833 cumulative students served with CPL awards, surpassing annual targets.</w:t>
+        <w:t xml:space="preserve">49,935 cumulative students served with CPL awards, surpassing annual targets.</w:t>
       </w:r>
     </w:p>
     <w:p>
@@ -221,7 +221,7 @@
           <w:szCs w:val="21"/>
           <w:rFonts w:ascii="Cambria" w:cs="Cambria" w:eastAsia="Cambria" w:hAnsi="Cambria"/>
         </w:rPr>
-        <w:t xml:space="preserve">12,894 statewide credit recommendations, driven by faculty discipline workgroups spanning high-demand fields.</w:t>
+        <w:t xml:space="preserve">12,900 statewide credit recommendations, driven by faculty discipline workgroups spanning high-demand fields.</w:t>
       </w:r>
     </w:p>
     <w:p>
@@ -239,7 +239,7 @@
           <w:szCs w:val="21"/>
           <w:rFonts w:ascii="Cambria" w:cs="Cambria" w:eastAsia="Cambria" w:hAnsi="Cambria"/>
         </w:rPr>
-        <w:t xml:space="preserve">The Veteran Sprint has uploaded 56 JSTs to MAP, with estimated student savings of $314M and projected 20-year economic impact of $1.24B.</w:t>
+        <w:t xml:space="preserve">The Veteran Sprint has uploaded 56 JSTs to MAP, with estimated student savings of $315M and projected 20-year economic impact of $1.25B.</w:t>
       </w:r>
     </w:p>
     <w:p>
@@ -424,7 +424,7 @@
                 <w:szCs w:val="20"/>
                 <w:rFonts w:ascii="Cambria" w:cs="Cambria" w:eastAsia="Cambria" w:hAnsi="Cambria"/>
               </w:rPr>
-              <w:t xml:space="preserve">49,833</w:t>
+              <w:t xml:space="preserve">49,935</w:t>
             </w:r>
           </w:p>
         </w:tc>
@@ -564,7 +564,7 @@
                 <w:szCs w:val="20"/>
                 <w:rFonts w:ascii="Cambria" w:cs="Cambria" w:eastAsia="Cambria" w:hAnsi="Cambria"/>
               </w:rPr>
-              <w:t xml:space="preserve">12,894</w:t>
+              <w:t xml:space="preserve">12,900</w:t>
             </w:r>
           </w:p>
         </w:tc>
@@ -774,7 +774,7 @@
                 <w:szCs w:val="20"/>
                 <w:rFonts w:ascii="Cambria" w:cs="Cambria" w:eastAsia="Cambria" w:hAnsi="Cambria"/>
               </w:rPr>
-              <w:t xml:space="preserve">$314M</w:t>
+              <w:t xml:space="preserve">$315M</w:t>
             </w:r>
           </w:p>
         </w:tc>
@@ -844,7 +844,7 @@
                 <w:szCs w:val="20"/>
                 <w:rFonts w:ascii="Cambria" w:cs="Cambria" w:eastAsia="Cambria" w:hAnsi="Cambria"/>
               </w:rPr>
-              <w:t xml:space="preserve">$1.24B</w:t>
+              <w:t xml:space="preserve">$1.25B</w:t>
             </w:r>
           </w:p>
         </w:tc>
@@ -29608,7 +29608,7 @@
           <w:szCs w:val="22"/>
           <w:rFonts w:ascii="Cambria" w:cs="Cambria" w:eastAsia="Cambria" w:hAnsi="Cambria"/>
         </w:rPr>
-        <w:t xml:space="preserve">The CPL Initiative has moved from pilot to scale, demonstrating measurable impact in student access, credit attainment, and system engagement. With 49,833 students served, 12,894 statewide credit recommendations, and 102 actively participating colleges, the initiative has surpassed most 2025–26 benchmarks ahead of schedule.</w:t>
+        <w:t xml:space="preserve">The CPL Initiative has moved from pilot to scale, demonstrating measurable impact in student access, credit attainment, and system engagement. With 49,935 students served, 12,900 statewide credit recommendations, and 102 actively participating colleges, the initiative has surpassed most 2025–26 benchmarks ahead of schedule.</w:t>
       </w:r>
     </w:p>
     <w:p>
@@ -29659,7 +29659,7 @@
           <w:szCs w:val="20"/>
           <w:rFonts w:ascii="Cambria" w:cs="Cambria" w:eastAsia="Cambria" w:hAnsi="Cambria"/>
         </w:rPr>
-        <w:t xml:space="preserve">August 13, 2026</w:t>
+        <w:t xml:space="preserve">August 14, 2026</w:t>
       </w:r>
     </w:p>
     <w:sectPr>
@@ -29696,7 +29696,7 @@
         <w:szCs w:val="14"/>
         <w:rFonts w:ascii="Cambria" w:cs="Cambria" w:eastAsia="Cambria" w:hAnsi="Cambria"/>
       </w:rPr>
-      <w:t xml:space="preserve">Generated August 13, 2026  |  California Community Colleges  |  CPL Initiative</w:t>
+      <w:t xml:space="preserve">Generated August 14, 2026  |  California Community Colleges  |  CPL Initiative</w:t>
     </w:r>
     <w:r>
       <w:rPr>

--- a/reports/CPL_Master_Report.docx
+++ b/reports/CPL_Master_Report.docx
@@ -167,7 +167,7 @@
           <w:szCs w:val="21"/>
           <w:rFonts w:ascii="Cambria" w:cs="Cambria" w:eastAsia="Cambria" w:hAnsi="Cambria"/>
         </w:rPr>
-        <w:t xml:space="preserve">49,935 cumulative students served with CPL awards, surpassing annual targets.</w:t>
+        <w:t xml:space="preserve">49,933 cumulative students served with CPL awards, surpassing annual targets.</w:t>
       </w:r>
     </w:p>
     <w:p>
@@ -424,7 +424,7 @@
                 <w:szCs w:val="20"/>
                 <w:rFonts w:ascii="Cambria" w:cs="Cambria" w:eastAsia="Cambria" w:hAnsi="Cambria"/>
               </w:rPr>
-              <w:t xml:space="preserve">49,935</w:t>
+              <w:t xml:space="preserve">49,933</w:t>
             </w:r>
           </w:p>
         </w:tc>
@@ -29608,7 +29608,7 @@
           <w:szCs w:val="22"/>
           <w:rFonts w:ascii="Cambria" w:cs="Cambria" w:eastAsia="Cambria" w:hAnsi="Cambria"/>
         </w:rPr>
-        <w:t xml:space="preserve">The CPL Initiative has moved from pilot to scale, demonstrating measurable impact in student access, credit attainment, and system engagement. With 49,935 students served, 12,900 statewide credit recommendations, and 102 actively participating colleges, the initiative has surpassed most 2025–26 benchmarks ahead of schedule.</w:t>
+        <w:t xml:space="preserve">The CPL Initiative has moved from pilot to scale, demonstrating measurable impact in student access, credit attainment, and system engagement. With 49,933 students served, 12,900 statewide credit recommendations, and 102 actively participating colleges, the initiative has surpassed most 2025–26 benchmarks ahead of schedule.</w:t>
       </w:r>
     </w:p>
     <w:p>

--- a/reports/CPL_Master_Report.docx
+++ b/reports/CPL_Master_Report.docx
@@ -185,7 +185,7 @@
           <w:szCs w:val="21"/>
           <w:rFonts w:ascii="Cambria" w:cs="Cambria" w:eastAsia="Cambria" w:hAnsi="Cambria"/>
         </w:rPr>
-        <w:t xml:space="preserve">217k CPL units transcripted across the system.</w:t>
+        <w:t xml:space="preserve">218k CPL units transcripted across the system.</w:t>
       </w:r>
     </w:p>
     <w:p>
@@ -239,7 +239,7 @@
           <w:szCs w:val="21"/>
           <w:rFonts w:ascii="Cambria" w:cs="Cambria" w:eastAsia="Cambria" w:hAnsi="Cambria"/>
         </w:rPr>
-        <w:t xml:space="preserve">The Veteran Sprint has uploaded 56 JSTs to MAP, with estimated student savings of $315M and projected 20-year economic impact of $1.25B.</w:t>
+        <w:t xml:space="preserve">The Veteran Sprint has uploaded 56 JSTs to MAP, with estimated student savings of $316M and projected 20-year economic impact of $1.25B.</w:t>
       </w:r>
     </w:p>
     <w:p>
@@ -494,7 +494,7 @@
                 <w:szCs w:val="20"/>
                 <w:rFonts w:ascii="Cambria" w:cs="Cambria" w:eastAsia="Cambria" w:hAnsi="Cambria"/>
               </w:rPr>
-              <w:t xml:space="preserve">217k</w:t>
+              <w:t xml:space="preserve">218k</w:t>
             </w:r>
           </w:p>
         </w:tc>
@@ -774,7 +774,7 @@
                 <w:szCs w:val="20"/>
                 <w:rFonts w:ascii="Cambria" w:cs="Cambria" w:eastAsia="Cambria" w:hAnsi="Cambria"/>
               </w:rPr>
-              <w:t xml:space="preserve">$315M</w:t>
+              <w:t xml:space="preserve">$316M</w:t>
             </w:r>
           </w:p>
         </w:tc>

--- a/reports/CPL_Master_Report.docx
+++ b/reports/CPL_Master_Report.docx
@@ -141,7 +141,7 @@
           <w:szCs w:val="22"/>
           <w:rFonts w:ascii="Cambria" w:cs="Cambria" w:eastAsia="Cambria" w:hAnsi="Cambria"/>
         </w:rPr>
-        <w:t xml:space="preserve">As of August 14, 2026, the CPL initiative is ahead of schedule, with most 2025–2026 targets met or exceeded and core infrastructure nearing completion. The work has expanded student access, increased transcripted units, and established the foundation for a permanent, statewide CPL service under Vision 2030.</w:t>
+        <w:t xml:space="preserve">As of August 15, 2026, the CPL initiative is ahead of schedule, with most 2025–2026 targets met or exceeded and core infrastructure nearing completion. The work has expanded student access, increased transcripted units, and established the foundation for a permanent, statewide CPL service under Vision 2030.</w:t>
       </w:r>
     </w:p>
     <w:p>
@@ -167,7 +167,7 @@
           <w:szCs w:val="21"/>
           <w:rFonts w:ascii="Cambria" w:cs="Cambria" w:eastAsia="Cambria" w:hAnsi="Cambria"/>
         </w:rPr>
-        <w:t xml:space="preserve">49,933 cumulative students served with CPL awards, surpassing annual targets.</w:t>
+        <w:t xml:space="preserve">49,955 cumulative students served with CPL awards, surpassing annual targets.</w:t>
       </w:r>
     </w:p>
     <w:p>
@@ -221,7 +221,7 @@
           <w:szCs w:val="21"/>
           <w:rFonts w:ascii="Cambria" w:cs="Cambria" w:eastAsia="Cambria" w:hAnsi="Cambria"/>
         </w:rPr>
-        <w:t xml:space="preserve">12,900 statewide credit recommendations, driven by faculty discipline workgroups spanning high-demand fields.</w:t>
+        <w:t xml:space="preserve">12,901 statewide credit recommendations, driven by faculty discipline workgroups spanning high-demand fields.</w:t>
       </w:r>
     </w:p>
     <w:p>
@@ -424,7 +424,7 @@
                 <w:szCs w:val="20"/>
                 <w:rFonts w:ascii="Cambria" w:cs="Cambria" w:eastAsia="Cambria" w:hAnsi="Cambria"/>
               </w:rPr>
-              <w:t xml:space="preserve">49,933</w:t>
+              <w:t xml:space="preserve">49,955</w:t>
             </w:r>
           </w:p>
         </w:tc>
@@ -564,7 +564,7 @@
                 <w:szCs w:val="20"/>
                 <w:rFonts w:ascii="Cambria" w:cs="Cambria" w:eastAsia="Cambria" w:hAnsi="Cambria"/>
               </w:rPr>
-              <w:t xml:space="preserve">12,900</w:t>
+              <w:t xml:space="preserve">12,901</w:t>
             </w:r>
           </w:p>
         </w:tc>
@@ -29608,7 +29608,7 @@
           <w:szCs w:val="22"/>
           <w:rFonts w:ascii="Cambria" w:cs="Cambria" w:eastAsia="Cambria" w:hAnsi="Cambria"/>
         </w:rPr>
-        <w:t xml:space="preserve">The CPL Initiative has moved from pilot to scale, demonstrating measurable impact in student access, credit attainment, and system engagement. With 49,933 students served, 12,900 statewide credit recommendations, and 102 actively participating colleges, the initiative has surpassed most 2025–26 benchmarks ahead of schedule.</w:t>
+        <w:t xml:space="preserve">The CPL Initiative has moved from pilot to scale, demonstrating measurable impact in student access, credit attainment, and system engagement. With 49,955 students served, 12,901 statewide credit recommendations, and 102 actively participating colleges, the initiative has surpassed most 2025–26 benchmarks ahead of schedule.</w:t>
       </w:r>
     </w:p>
     <w:p>
@@ -29659,7 +29659,7 @@
           <w:szCs w:val="20"/>
           <w:rFonts w:ascii="Cambria" w:cs="Cambria" w:eastAsia="Cambria" w:hAnsi="Cambria"/>
         </w:rPr>
-        <w:t xml:space="preserve">August 14, 2026</w:t>
+        <w:t xml:space="preserve">August 15, 2026</w:t>
       </w:r>
     </w:p>
     <w:sectPr>
@@ -29696,7 +29696,7 @@
         <w:szCs w:val="14"/>
         <w:rFonts w:ascii="Cambria" w:cs="Cambria" w:eastAsia="Cambria" w:hAnsi="Cambria"/>
       </w:rPr>
-      <w:t xml:space="preserve">Generated August 14, 2026  |  California Community Colleges  |  CPL Initiative</w:t>
+      <w:t xml:space="preserve">Generated August 15, 2026  |  California Community Colleges  |  CPL Initiative</w:t>
     </w:r>
     <w:r>
       <w:rPr>

--- a/reports/CPL_Master_Report.docx
+++ b/reports/CPL_Master_Report.docx
@@ -141,7 +141,7 @@
           <w:szCs w:val="22"/>
           <w:rFonts w:ascii="Cambria" w:cs="Cambria" w:eastAsia="Cambria" w:hAnsi="Cambria"/>
         </w:rPr>
-        <w:t xml:space="preserve">As of August 15, 2026, the CPL initiative is ahead of schedule, with most 2025–2026 targets met or exceeded and core infrastructure nearing completion. The work has expanded student access, increased transcripted units, and established the foundation for a permanent, statewide CPL service under Vision 2030.</w:t>
+        <w:t xml:space="preserve">As of August 16, 2026, the CPL initiative is ahead of schedule, with most 2025–2026 targets met or exceeded and core infrastructure nearing completion. The work has expanded student access, increased transcripted units, and established the foundation for a permanent, statewide CPL service under Vision 2030.</w:t>
       </w:r>
     </w:p>
     <w:p>
@@ -167,7 +167,7 @@
           <w:szCs w:val="21"/>
           <w:rFonts w:ascii="Cambria" w:cs="Cambria" w:eastAsia="Cambria" w:hAnsi="Cambria"/>
         </w:rPr>
-        <w:t xml:space="preserve">49,955 cumulative students served with CPL awards, surpassing annual targets.</w:t>
+        <w:t xml:space="preserve">49,956 cumulative students served with CPL awards, surpassing annual targets.</w:t>
       </w:r>
     </w:p>
     <w:p>
@@ -424,7 +424,7 @@
                 <w:szCs w:val="20"/>
                 <w:rFonts w:ascii="Cambria" w:cs="Cambria" w:eastAsia="Cambria" w:hAnsi="Cambria"/>
               </w:rPr>
-              <w:t xml:space="preserve">49,955</w:t>
+              <w:t xml:space="preserve">49,956</w:t>
             </w:r>
           </w:p>
         </w:tc>
@@ -29608,7 +29608,7 @@
           <w:szCs w:val="22"/>
           <w:rFonts w:ascii="Cambria" w:cs="Cambria" w:eastAsia="Cambria" w:hAnsi="Cambria"/>
         </w:rPr>
-        <w:t xml:space="preserve">The CPL Initiative has moved from pilot to scale, demonstrating measurable impact in student access, credit attainment, and system engagement. With 49,955 students served, 12,901 statewide credit recommendations, and 102 actively participating colleges, the initiative has surpassed most 2025–26 benchmarks ahead of schedule.</w:t>
+        <w:t xml:space="preserve">The CPL Initiative has moved from pilot to scale, demonstrating measurable impact in student access, credit attainment, and system engagement. With 49,956 students served, 12,901 statewide credit recommendations, and 102 actively participating colleges, the initiative has surpassed most 2025–26 benchmarks ahead of schedule.</w:t>
       </w:r>
     </w:p>
     <w:p>
@@ -29659,7 +29659,7 @@
           <w:szCs w:val="20"/>
           <w:rFonts w:ascii="Cambria" w:cs="Cambria" w:eastAsia="Cambria" w:hAnsi="Cambria"/>
         </w:rPr>
-        <w:t xml:space="preserve">August 15, 2026</w:t>
+        <w:t xml:space="preserve">August 16, 2026</w:t>
       </w:r>
     </w:p>
     <w:sectPr>
@@ -29696,7 +29696,7 @@
         <w:szCs w:val="14"/>
         <w:rFonts w:ascii="Cambria" w:cs="Cambria" w:eastAsia="Cambria" w:hAnsi="Cambria"/>
       </w:rPr>
-      <w:t xml:space="preserve">Generated August 15, 2026  |  California Community Colleges  |  CPL Initiative</w:t>
+      <w:t xml:space="preserve">Generated August 16, 2026  |  California Community Colleges  |  CPL Initiative</w:t>
     </w:r>
     <w:r>
       <w:rPr>

--- a/reports/CPL_Master_Report.docx
+++ b/reports/CPL_Master_Report.docx
@@ -141,7 +141,7 @@
           <w:szCs w:val="22"/>
           <w:rFonts w:ascii="Cambria" w:cs="Cambria" w:eastAsia="Cambria" w:hAnsi="Cambria"/>
         </w:rPr>
-        <w:t xml:space="preserve">As of August 16, 2026, the CPL initiative is ahead of schedule, with most 2025–2026 targets met or exceeded and core infrastructure nearing completion. The work has expanded student access, increased transcripted units, and established the foundation for a permanent, statewide CPL service under Vision 2030.</w:t>
+        <w:t xml:space="preserve">As of August 17, 2026, the CPL initiative is ahead of schedule, with most 2025–2026 targets met or exceeded and core infrastructure nearing completion. The work has expanded student access, increased transcripted units, and established the foundation for a permanent, statewide CPL service under Vision 2030.</w:t>
       </w:r>
     </w:p>
     <w:p>
@@ -167,7 +167,7 @@
           <w:szCs w:val="21"/>
           <w:rFonts w:ascii="Cambria" w:cs="Cambria" w:eastAsia="Cambria" w:hAnsi="Cambria"/>
         </w:rPr>
-        <w:t xml:space="preserve">49,956 cumulative students served with CPL awards, surpassing annual targets.</w:t>
+        <w:t xml:space="preserve">49,957 cumulative students served with CPL awards, surpassing annual targets.</w:t>
       </w:r>
     </w:p>
     <w:p>
@@ -424,7 +424,7 @@
                 <w:szCs w:val="20"/>
                 <w:rFonts w:ascii="Cambria" w:cs="Cambria" w:eastAsia="Cambria" w:hAnsi="Cambria"/>
               </w:rPr>
-              <w:t xml:space="preserve">49,956</w:t>
+              <w:t xml:space="preserve">49,957</w:t>
             </w:r>
           </w:p>
         </w:tc>
@@ -29608,7 +29608,7 @@
           <w:szCs w:val="22"/>
           <w:rFonts w:ascii="Cambria" w:cs="Cambria" w:eastAsia="Cambria" w:hAnsi="Cambria"/>
         </w:rPr>
-        <w:t xml:space="preserve">The CPL Initiative has moved from pilot to scale, demonstrating measurable impact in student access, credit attainment, and system engagement. With 49,956 students served, 12,901 statewide credit recommendations, and 102 actively participating colleges, the initiative has surpassed most 2025–26 benchmarks ahead of schedule.</w:t>
+        <w:t xml:space="preserve">The CPL Initiative has moved from pilot to scale, demonstrating measurable impact in student access, credit attainment, and system engagement. With 49,957 students served, 12,901 statewide credit recommendations, and 102 actively participating colleges, the initiative has surpassed most 2025–26 benchmarks ahead of schedule.</w:t>
       </w:r>
     </w:p>
     <w:p>
@@ -29659,7 +29659,7 @@
           <w:szCs w:val="20"/>
           <w:rFonts w:ascii="Cambria" w:cs="Cambria" w:eastAsia="Cambria" w:hAnsi="Cambria"/>
         </w:rPr>
-        <w:t xml:space="preserve">August 16, 2026</w:t>
+        <w:t xml:space="preserve">August 17, 2026</w:t>
       </w:r>
     </w:p>
     <w:sectPr>
@@ -29696,7 +29696,7 @@
         <w:szCs w:val="14"/>
         <w:rFonts w:ascii="Cambria" w:cs="Cambria" w:eastAsia="Cambria" w:hAnsi="Cambria"/>
       </w:rPr>
-      <w:t xml:space="preserve">Generated August 16, 2026  |  California Community Colleges  |  CPL Initiative</w:t>
+      <w:t xml:space="preserve">Generated August 17, 2026  |  California Community Colleges  |  CPL Initiative</w:t>
     </w:r>
     <w:r>
       <w:rPr>

--- a/reports/CPL_Master_Report.docx
+++ b/reports/CPL_Master_Report.docx
@@ -141,7 +141,7 @@
           <w:szCs w:val="22"/>
           <w:rFonts w:ascii="Cambria" w:cs="Cambria" w:eastAsia="Cambria" w:hAnsi="Cambria"/>
         </w:rPr>
-        <w:t xml:space="preserve">As of August 17, 2026, the CPL initiative is ahead of schedule, with most 2025–2026 targets met or exceeded and core infrastructure nearing completion. The work has expanded student access, increased transcripted units, and established the foundation for a permanent, statewide CPL service under Vision 2030.</w:t>
+        <w:t xml:space="preserve">As of August 18, 2026, the CPL initiative is ahead of schedule, with most 2025–2026 targets met or exceeded and core infrastructure nearing completion. The work has expanded student access, increased transcripted units, and established the foundation for a permanent, statewide CPL service under Vision 2030.</w:t>
       </w:r>
     </w:p>
     <w:p>
@@ -167,7 +167,7 @@
           <w:szCs w:val="21"/>
           <w:rFonts w:ascii="Cambria" w:cs="Cambria" w:eastAsia="Cambria" w:hAnsi="Cambria"/>
         </w:rPr>
-        <w:t xml:space="preserve">49,957 cumulative students served with CPL awards, surpassing annual targets.</w:t>
+        <w:t xml:space="preserve">50,177 cumulative students served with CPL awards, surpassing annual targets.</w:t>
       </w:r>
     </w:p>
     <w:p>
@@ -185,7 +185,7 @@
           <w:szCs w:val="21"/>
           <w:rFonts w:ascii="Cambria" w:cs="Cambria" w:eastAsia="Cambria" w:hAnsi="Cambria"/>
         </w:rPr>
-        <w:t xml:space="preserve">218k CPL units transcripted across the system.</w:t>
+        <w:t xml:space="preserve">221k CPL units transcripted across the system.</w:t>
       </w:r>
     </w:p>
     <w:p>
@@ -221,7 +221,7 @@
           <w:szCs w:val="21"/>
           <w:rFonts w:ascii="Cambria" w:cs="Cambria" w:eastAsia="Cambria" w:hAnsi="Cambria"/>
         </w:rPr>
-        <w:t xml:space="preserve">12,901 statewide credit recommendations, driven by faculty discipline workgroups spanning high-demand fields.</w:t>
+        <w:t xml:space="preserve">12,924 statewide credit recommendations, driven by faculty discipline workgroups spanning high-demand fields.</w:t>
       </w:r>
     </w:p>
     <w:p>
@@ -239,7 +239,7 @@
           <w:szCs w:val="21"/>
           <w:rFonts w:ascii="Cambria" w:cs="Cambria" w:eastAsia="Cambria" w:hAnsi="Cambria"/>
         </w:rPr>
-        <w:t xml:space="preserve">The Veteran Sprint has uploaded 56 JSTs to MAP, with estimated student savings of $316M and projected 20-year economic impact of $1.25B.</w:t>
+        <w:t xml:space="preserve">The Veteran Sprint has uploaded 56 JSTs to MAP, with estimated student savings of $329M and projected 20-year economic impact of $1.31B.</w:t>
       </w:r>
     </w:p>
     <w:p>
@@ -424,7 +424,7 @@
                 <w:szCs w:val="20"/>
                 <w:rFonts w:ascii="Cambria" w:cs="Cambria" w:eastAsia="Cambria" w:hAnsi="Cambria"/>
               </w:rPr>
-              <w:t xml:space="preserve">49,957</w:t>
+              <w:t xml:space="preserve">50,177</w:t>
             </w:r>
           </w:p>
         </w:tc>
@@ -494,7 +494,7 @@
                 <w:szCs w:val="20"/>
                 <w:rFonts w:ascii="Cambria" w:cs="Cambria" w:eastAsia="Cambria" w:hAnsi="Cambria"/>
               </w:rPr>
-              <w:t xml:space="preserve">218k</w:t>
+              <w:t xml:space="preserve">221k</w:t>
             </w:r>
           </w:p>
         </w:tc>
@@ -564,7 +564,7 @@
                 <w:szCs w:val="20"/>
                 <w:rFonts w:ascii="Cambria" w:cs="Cambria" w:eastAsia="Cambria" w:hAnsi="Cambria"/>
               </w:rPr>
-              <w:t xml:space="preserve">12,901</w:t>
+              <w:t xml:space="preserve">12,924</w:t>
             </w:r>
           </w:p>
         </w:tc>
@@ -774,7 +774,7 @@
                 <w:szCs w:val="20"/>
                 <w:rFonts w:ascii="Cambria" w:cs="Cambria" w:eastAsia="Cambria" w:hAnsi="Cambria"/>
               </w:rPr>
-              <w:t xml:space="preserve">$316M</w:t>
+              <w:t xml:space="preserve">$329M</w:t>
             </w:r>
           </w:p>
         </w:tc>
@@ -844,7 +844,7 @@
                 <w:szCs w:val="20"/>
                 <w:rFonts w:ascii="Cambria" w:cs="Cambria" w:eastAsia="Cambria" w:hAnsi="Cambria"/>
               </w:rPr>
-              <w:t xml:space="preserve">$1.25B</w:t>
+              <w:t xml:space="preserve">$1.31B</w:t>
             </w:r>
           </w:p>
         </w:tc>
@@ -29608,7 +29608,7 @@
           <w:szCs w:val="22"/>
           <w:rFonts w:ascii="Cambria" w:cs="Cambria" w:eastAsia="Cambria" w:hAnsi="Cambria"/>
         </w:rPr>
-        <w:t xml:space="preserve">The CPL Initiative has moved from pilot to scale, demonstrating measurable impact in student access, credit attainment, and system engagement. With 49,957 students served, 12,901 statewide credit recommendations, and 102 actively participating colleges, the initiative has surpassed most 2025–26 benchmarks ahead of schedule.</w:t>
+        <w:t xml:space="preserve">The CPL Initiative has moved from pilot to scale, demonstrating measurable impact in student access, credit attainment, and system engagement. With 50,177 students served, 12,924 statewide credit recommendations, and 102 actively participating colleges, the initiative has surpassed most 2025–26 benchmarks ahead of schedule.</w:t>
       </w:r>
     </w:p>
     <w:p>
@@ -29659,7 +29659,7 @@
           <w:szCs w:val="20"/>
           <w:rFonts w:ascii="Cambria" w:cs="Cambria" w:eastAsia="Cambria" w:hAnsi="Cambria"/>
         </w:rPr>
-        <w:t xml:space="preserve">August 17, 2026</w:t>
+        <w:t xml:space="preserve">August 18, 2026</w:t>
       </w:r>
     </w:p>
     <w:sectPr>
@@ -29696,7 +29696,7 @@
         <w:szCs w:val="14"/>
         <w:rFonts w:ascii="Cambria" w:cs="Cambria" w:eastAsia="Cambria" w:hAnsi="Cambria"/>
       </w:rPr>
-      <w:t xml:space="preserve">Generated August 17, 2026  |  California Community Colleges  |  CPL Initiative</w:t>
+      <w:t xml:space="preserve">Generated August 18, 2026  |  California Community Colleges  |  CPL Initiative</w:t>
     </w:r>
     <w:r>
       <w:rPr>

--- a/reports/CPL_Master_Report.docx
+++ b/reports/CPL_Master_Report.docx
@@ -141,7 +141,7 @@
           <w:szCs w:val="22"/>
           <w:rFonts w:ascii="Cambria" w:cs="Cambria" w:eastAsia="Cambria" w:hAnsi="Cambria"/>
         </w:rPr>
-        <w:t xml:space="preserve">As of August 18, 2026, the CPL initiative is ahead of schedule, with most 2025–2026 targets met or exceeded and core infrastructure nearing completion. The work has expanded student access, increased transcripted units, and established the foundation for a permanent, statewide CPL service under Vision 2030.</w:t>
+        <w:t xml:space="preserve">As of August 19, 2026, the CPL initiative is ahead of schedule, with most 2025–2026 targets met or exceeded and core infrastructure nearing completion. The work has expanded student access, increased transcripted units, and established the foundation for a permanent, statewide CPL service under Vision 2030.</w:t>
       </w:r>
     </w:p>
     <w:p>
@@ -167,7 +167,7 @@
           <w:szCs w:val="21"/>
           <w:rFonts w:ascii="Cambria" w:cs="Cambria" w:eastAsia="Cambria" w:hAnsi="Cambria"/>
         </w:rPr>
-        <w:t xml:space="preserve">50,177 cumulative students served with CPL awards, surpassing annual targets.</w:t>
+        <w:t xml:space="preserve">50,240 cumulative students served with CPL awards, surpassing annual targets.</w:t>
       </w:r>
     </w:p>
     <w:p>
@@ -185,7 +185,7 @@
           <w:szCs w:val="21"/>
           <w:rFonts w:ascii="Cambria" w:cs="Cambria" w:eastAsia="Cambria" w:hAnsi="Cambria"/>
         </w:rPr>
-        <w:t xml:space="preserve">221k CPL units transcripted across the system.</w:t>
+        <w:t xml:space="preserve">222k CPL units transcripted across the system.</w:t>
       </w:r>
     </w:p>
     <w:p>
@@ -221,7 +221,7 @@
           <w:szCs w:val="21"/>
           <w:rFonts w:ascii="Cambria" w:cs="Cambria" w:eastAsia="Cambria" w:hAnsi="Cambria"/>
         </w:rPr>
-        <w:t xml:space="preserve">12,924 statewide credit recommendations, driven by faculty discipline workgroups spanning high-demand fields.</w:t>
+        <w:t xml:space="preserve">12,928 statewide credit recommendations, driven by faculty discipline workgroups spanning high-demand fields.</w:t>
       </w:r>
     </w:p>
     <w:p>
@@ -239,7 +239,7 @@
           <w:szCs w:val="21"/>
           <w:rFonts w:ascii="Cambria" w:cs="Cambria" w:eastAsia="Cambria" w:hAnsi="Cambria"/>
         </w:rPr>
-        <w:t xml:space="preserve">The Veteran Sprint has uploaded 56 JSTs to MAP, with estimated student savings of $329M and projected 20-year economic impact of $1.31B.</w:t>
+        <w:t xml:space="preserve">The Veteran Sprint has uploaded 56 JSTs to MAP, with estimated student savings of $332M and projected 20-year economic impact of $1.33B.</w:t>
       </w:r>
     </w:p>
     <w:p>
@@ -424,7 +424,7 @@
                 <w:szCs w:val="20"/>
                 <w:rFonts w:ascii="Cambria" w:cs="Cambria" w:eastAsia="Cambria" w:hAnsi="Cambria"/>
               </w:rPr>
-              <w:t xml:space="preserve">50,177</w:t>
+              <w:t xml:space="preserve">50,240</w:t>
             </w:r>
           </w:p>
         </w:tc>
@@ -494,7 +494,7 @@
                 <w:szCs w:val="20"/>
                 <w:rFonts w:ascii="Cambria" w:cs="Cambria" w:eastAsia="Cambria" w:hAnsi="Cambria"/>
               </w:rPr>
-              <w:t xml:space="preserve">221k</w:t>
+              <w:t xml:space="preserve">222k</w:t>
             </w:r>
           </w:p>
         </w:tc>
@@ -564,7 +564,7 @@
                 <w:szCs w:val="20"/>
                 <w:rFonts w:ascii="Cambria" w:cs="Cambria" w:eastAsia="Cambria" w:hAnsi="Cambria"/>
               </w:rPr>
-              <w:t xml:space="preserve">12,924</w:t>
+              <w:t xml:space="preserve">12,928</w:t>
             </w:r>
           </w:p>
         </w:tc>
@@ -774,7 +774,7 @@
                 <w:szCs w:val="20"/>
                 <w:rFonts w:ascii="Cambria" w:cs="Cambria" w:eastAsia="Cambria" w:hAnsi="Cambria"/>
               </w:rPr>
-              <w:t xml:space="preserve">$329M</w:t>
+              <w:t xml:space="preserve">$332M</w:t>
             </w:r>
           </w:p>
         </w:tc>
@@ -844,7 +844,7 @@
                 <w:szCs w:val="20"/>
                 <w:rFonts w:ascii="Cambria" w:cs="Cambria" w:eastAsia="Cambria" w:hAnsi="Cambria"/>
               </w:rPr>
-              <w:t xml:space="preserve">$1.31B</w:t>
+              <w:t xml:space="preserve">$1.33B</w:t>
             </w:r>
           </w:p>
         </w:tc>
@@ -29608,7 +29608,7 @@
           <w:szCs w:val="22"/>
           <w:rFonts w:ascii="Cambria" w:cs="Cambria" w:eastAsia="Cambria" w:hAnsi="Cambria"/>
         </w:rPr>
-        <w:t xml:space="preserve">The CPL Initiative has moved from pilot to scale, demonstrating measurable impact in student access, credit attainment, and system engagement. With 50,177 students served, 12,924 statewide credit recommendations, and 102 actively participating colleges, the initiative has surpassed most 2025–26 benchmarks ahead of schedule.</w:t>
+        <w:t xml:space="preserve">The CPL Initiative has moved from pilot to scale, demonstrating measurable impact in student access, credit attainment, and system engagement. With 50,240 students served, 12,928 statewide credit recommendations, and 102 actively participating colleges, the initiative has surpassed most 2025–26 benchmarks ahead of schedule.</w:t>
       </w:r>
     </w:p>
     <w:p>
@@ -29659,7 +29659,7 @@
           <w:szCs w:val="20"/>
           <w:rFonts w:ascii="Cambria" w:cs="Cambria" w:eastAsia="Cambria" w:hAnsi="Cambria"/>
         </w:rPr>
-        <w:t xml:space="preserve">August 18, 2026</w:t>
+        <w:t xml:space="preserve">August 19, 2026</w:t>
       </w:r>
     </w:p>
     <w:sectPr>
@@ -29696,7 +29696,7 @@
         <w:szCs w:val="14"/>
         <w:rFonts w:ascii="Cambria" w:cs="Cambria" w:eastAsia="Cambria" w:hAnsi="Cambria"/>
       </w:rPr>
-      <w:t xml:space="preserve">Generated August 18, 2026  |  California Community Colleges  |  CPL Initiative</w:t>
+      <w:t xml:space="preserve">Generated August 19, 2026  |  California Community Colleges  |  CPL Initiative</w:t>
     </w:r>
     <w:r>
       <w:rPr>

--- a/reports/CPL_Master_Report.docx
+++ b/reports/CPL_Master_Report.docx
@@ -167,7 +167,7 @@
           <w:szCs w:val="21"/>
           <w:rFonts w:ascii="Cambria" w:cs="Cambria" w:eastAsia="Cambria" w:hAnsi="Cambria"/>
         </w:rPr>
-        <w:t xml:space="preserve">50,240 cumulative students served with CPL awards, surpassing annual targets.</w:t>
+        <w:t xml:space="preserve">50,242 cumulative students served with CPL awards, surpassing annual targets.</w:t>
       </w:r>
     </w:p>
     <w:p>
@@ -424,7 +424,7 @@
                 <w:szCs w:val="20"/>
                 <w:rFonts w:ascii="Cambria" w:cs="Cambria" w:eastAsia="Cambria" w:hAnsi="Cambria"/>
               </w:rPr>
-              <w:t xml:space="preserve">50,240</w:t>
+              <w:t xml:space="preserve">50,242</w:t>
             </w:r>
           </w:p>
         </w:tc>
@@ -29608,7 +29608,7 @@
           <w:szCs w:val="22"/>
           <w:rFonts w:ascii="Cambria" w:cs="Cambria" w:eastAsia="Cambria" w:hAnsi="Cambria"/>
         </w:rPr>
-        <w:t xml:space="preserve">The CPL Initiative has moved from pilot to scale, demonstrating measurable impact in student access, credit attainment, and system engagement. With 50,240 students served, 12,928 statewide credit recommendations, and 102 actively participating colleges, the initiative has surpassed most 2025–26 benchmarks ahead of schedule.</w:t>
+        <w:t xml:space="preserve">The CPL Initiative has moved from pilot to scale, demonstrating measurable impact in student access, credit attainment, and system engagement. With 50,242 students served, 12,928 statewide credit recommendations, and 102 actively participating colleges, the initiative has surpassed most 2025–26 benchmarks ahead of schedule.</w:t>
       </w:r>
     </w:p>
     <w:p>

--- a/reports/CPL_Master_Report.docx
+++ b/reports/CPL_Master_Report.docx
@@ -141,7 +141,7 @@
           <w:szCs w:val="22"/>
           <w:rFonts w:ascii="Cambria" w:cs="Cambria" w:eastAsia="Cambria" w:hAnsi="Cambria"/>
         </w:rPr>
-        <w:t xml:space="preserve">As of August 19, 2026, the CPL initiative is ahead of schedule, with most 2025–2026 targets met or exceeded and core infrastructure nearing completion. The work has expanded student access, increased transcripted units, and established the foundation for a permanent, statewide CPL service under Vision 2030.</w:t>
+        <w:t xml:space="preserve">As of August 20, 2026, the CPL initiative is ahead of schedule, with most 2025–2026 targets met or exceeded and core infrastructure nearing completion. The work has expanded student access, increased transcripted units, and established the foundation for a permanent, statewide CPL service under Vision 2030.</w:t>
       </w:r>
     </w:p>
     <w:p>
@@ -167,7 +167,7 @@
           <w:szCs w:val="21"/>
           <w:rFonts w:ascii="Cambria" w:cs="Cambria" w:eastAsia="Cambria" w:hAnsi="Cambria"/>
         </w:rPr>
-        <w:t xml:space="preserve">50,242 cumulative students served with CPL awards, surpassing annual targets.</w:t>
+        <w:t xml:space="preserve">50,621 cumulative students served with CPL awards, surpassing annual targets.</w:t>
       </w:r>
     </w:p>
     <w:p>
@@ -185,7 +185,7 @@
           <w:szCs w:val="21"/>
           <w:rFonts w:ascii="Cambria" w:cs="Cambria" w:eastAsia="Cambria" w:hAnsi="Cambria"/>
         </w:rPr>
-        <w:t xml:space="preserve">222k CPL units transcripted across the system.</w:t>
+        <w:t xml:space="preserve">223k CPL units transcripted across the system.</w:t>
       </w:r>
     </w:p>
     <w:p>
@@ -221,7 +221,7 @@
           <w:szCs w:val="21"/>
           <w:rFonts w:ascii="Cambria" w:cs="Cambria" w:eastAsia="Cambria" w:hAnsi="Cambria"/>
         </w:rPr>
-        <w:t xml:space="preserve">12,928 statewide credit recommendations, driven by faculty discipline workgroups spanning high-demand fields.</w:t>
+        <w:t xml:space="preserve">12,933 statewide credit recommendations, driven by faculty discipline workgroups spanning high-demand fields.</w:t>
       </w:r>
     </w:p>
     <w:p>
@@ -239,7 +239,7 @@
           <w:szCs w:val="21"/>
           <w:rFonts w:ascii="Cambria" w:cs="Cambria" w:eastAsia="Cambria" w:hAnsi="Cambria"/>
         </w:rPr>
-        <w:t xml:space="preserve">The Veteran Sprint has uploaded 56 JSTs to MAP, with estimated student savings of $332M and projected 20-year economic impact of $1.33B.</w:t>
+        <w:t xml:space="preserve">The Veteran Sprint has uploaded 57 JSTs to MAP, with estimated student savings of $334M and projected 20-year economic impact of $1.33B.</w:t>
       </w:r>
     </w:p>
     <w:p>
@@ -424,7 +424,7 @@
                 <w:szCs w:val="20"/>
                 <w:rFonts w:ascii="Cambria" w:cs="Cambria" w:eastAsia="Cambria" w:hAnsi="Cambria"/>
               </w:rPr>
-              <w:t xml:space="preserve">50,242</w:t>
+              <w:t xml:space="preserve">50,621</w:t>
             </w:r>
           </w:p>
         </w:tc>
@@ -494,7 +494,7 @@
                 <w:szCs w:val="20"/>
                 <w:rFonts w:ascii="Cambria" w:cs="Cambria" w:eastAsia="Cambria" w:hAnsi="Cambria"/>
               </w:rPr>
-              <w:t xml:space="preserve">222k</w:t>
+              <w:t xml:space="preserve">223k</w:t>
             </w:r>
           </w:p>
         </w:tc>
@@ -564,7 +564,7 @@
                 <w:szCs w:val="20"/>
                 <w:rFonts w:ascii="Cambria" w:cs="Cambria" w:eastAsia="Cambria" w:hAnsi="Cambria"/>
               </w:rPr>
-              <w:t xml:space="preserve">12,928</w:t>
+              <w:t xml:space="preserve">12,933</w:t>
             </w:r>
           </w:p>
         </w:tc>
@@ -704,7 +704,7 @@
                 <w:szCs w:val="20"/>
                 <w:rFonts w:ascii="Cambria" w:cs="Cambria" w:eastAsia="Cambria" w:hAnsi="Cambria"/>
               </w:rPr>
-              <w:t xml:space="preserve">56</w:t>
+              <w:t xml:space="preserve">57</w:t>
             </w:r>
           </w:p>
         </w:tc>
@@ -774,7 +774,7 @@
                 <w:szCs w:val="20"/>
                 <w:rFonts w:ascii="Cambria" w:cs="Cambria" w:eastAsia="Cambria" w:hAnsi="Cambria"/>
               </w:rPr>
-              <w:t xml:space="preserve">$332M</w:t>
+              <w:t xml:space="preserve">$334M</w:t>
             </w:r>
           </w:p>
         </w:tc>
@@ -29608,7 +29608,7 @@
           <w:szCs w:val="22"/>
           <w:rFonts w:ascii="Cambria" w:cs="Cambria" w:eastAsia="Cambria" w:hAnsi="Cambria"/>
         </w:rPr>
-        <w:t xml:space="preserve">The CPL Initiative has moved from pilot to scale, demonstrating measurable impact in student access, credit attainment, and system engagement. With 50,242 students served, 12,928 statewide credit recommendations, and 102 actively participating colleges, the initiative has surpassed most 2025–26 benchmarks ahead of schedule.</w:t>
+        <w:t xml:space="preserve">The CPL Initiative has moved from pilot to scale, demonstrating measurable impact in student access, credit attainment, and system engagement. With 50,621 students served, 12,933 statewide credit recommendations, and 102 actively participating colleges, the initiative has surpassed most 2025–26 benchmarks ahead of schedule.</w:t>
       </w:r>
     </w:p>
     <w:p>
@@ -29659,7 +29659,7 @@
           <w:szCs w:val="20"/>
           <w:rFonts w:ascii="Cambria" w:cs="Cambria" w:eastAsia="Cambria" w:hAnsi="Cambria"/>
         </w:rPr>
-        <w:t xml:space="preserve">August 19, 2026</w:t>
+        <w:t xml:space="preserve">August 20, 2026</w:t>
       </w:r>
     </w:p>
     <w:sectPr>
@@ -29696,7 +29696,7 @@
         <w:szCs w:val="14"/>
         <w:rFonts w:ascii="Cambria" w:cs="Cambria" w:eastAsia="Cambria" w:hAnsi="Cambria"/>
       </w:rPr>
-      <w:t xml:space="preserve">Generated August 19, 2026  |  California Community Colleges  |  CPL Initiative</w:t>
+      <w:t xml:space="preserve">Generated August 20, 2026  |  California Community Colleges  |  CPL Initiative</w:t>
     </w:r>
     <w:r>
       <w:rPr>

--- a/reports/CPL_Master_Report.docx
+++ b/reports/CPL_Master_Report.docx
@@ -141,7 +141,7 @@
           <w:szCs w:val="22"/>
           <w:rFonts w:ascii="Cambria" w:cs="Cambria" w:eastAsia="Cambria" w:hAnsi="Cambria"/>
         </w:rPr>
-        <w:t xml:space="preserve">As of August 20, 2026, the CPL initiative is ahead of schedule, with most 2025–2026 targets met or exceeded and core infrastructure nearing completion. The work has expanded student access, increased transcripted units, and established the foundation for a permanent, statewide CPL service under Vision 2030.</w:t>
+        <w:t xml:space="preserve">As of August 21, 2026, the CPL initiative is ahead of schedule, with most 2025–2026 targets met or exceeded and core infrastructure nearing completion. The work has expanded student access, increased transcripted units, and established the foundation for a permanent, statewide CPL service under Vision 2030.</w:t>
       </w:r>
     </w:p>
     <w:p>
@@ -167,7 +167,7 @@
           <w:szCs w:val="21"/>
           <w:rFonts w:ascii="Cambria" w:cs="Cambria" w:eastAsia="Cambria" w:hAnsi="Cambria"/>
         </w:rPr>
-        <w:t xml:space="preserve">50,621 cumulative students served with CPL awards, surpassing annual targets.</w:t>
+        <w:t xml:space="preserve">50,635 cumulative students served with CPL awards, surpassing annual targets.</w:t>
       </w:r>
     </w:p>
     <w:p>
@@ -221,7 +221,7 @@
           <w:szCs w:val="21"/>
           <w:rFonts w:ascii="Cambria" w:cs="Cambria" w:eastAsia="Cambria" w:hAnsi="Cambria"/>
         </w:rPr>
-        <w:t xml:space="preserve">12,933 statewide credit recommendations, driven by faculty discipline workgroups spanning high-demand fields.</w:t>
+        <w:t xml:space="preserve">12,934 statewide credit recommendations, driven by faculty discipline workgroups spanning high-demand fields.</w:t>
       </w:r>
     </w:p>
     <w:p>
@@ -424,7 +424,7 @@
                 <w:szCs w:val="20"/>
                 <w:rFonts w:ascii="Cambria" w:cs="Cambria" w:eastAsia="Cambria" w:hAnsi="Cambria"/>
               </w:rPr>
-              <w:t xml:space="preserve">50,621</w:t>
+              <w:t xml:space="preserve">50,635</w:t>
             </w:r>
           </w:p>
         </w:tc>
@@ -564,7 +564,7 @@
                 <w:szCs w:val="20"/>
                 <w:rFonts w:ascii="Cambria" w:cs="Cambria" w:eastAsia="Cambria" w:hAnsi="Cambria"/>
               </w:rPr>
-              <w:t xml:space="preserve">12,933</w:t>
+              <w:t xml:space="preserve">12,934</w:t>
             </w:r>
           </w:p>
         </w:tc>
@@ -29608,7 +29608,7 @@
           <w:szCs w:val="22"/>
           <w:rFonts w:ascii="Cambria" w:cs="Cambria" w:eastAsia="Cambria" w:hAnsi="Cambria"/>
         </w:rPr>
-        <w:t xml:space="preserve">The CPL Initiative has moved from pilot to scale, demonstrating measurable impact in student access, credit attainment, and system engagement. With 50,621 students served, 12,933 statewide credit recommendations, and 102 actively participating colleges, the initiative has surpassed most 2025–26 benchmarks ahead of schedule.</w:t>
+        <w:t xml:space="preserve">The CPL Initiative has moved from pilot to scale, demonstrating measurable impact in student access, credit attainment, and system engagement. With 50,635 students served, 12,934 statewide credit recommendations, and 102 actively participating colleges, the initiative has surpassed most 2025–26 benchmarks ahead of schedule.</w:t>
       </w:r>
     </w:p>
     <w:p>
@@ -29659,7 +29659,7 @@
           <w:szCs w:val="20"/>
           <w:rFonts w:ascii="Cambria" w:cs="Cambria" w:eastAsia="Cambria" w:hAnsi="Cambria"/>
         </w:rPr>
-        <w:t xml:space="preserve">August 20, 2026</w:t>
+        <w:t xml:space="preserve">August 21, 2026</w:t>
       </w:r>
     </w:p>
     <w:sectPr>
@@ -29696,7 +29696,7 @@
         <w:szCs w:val="14"/>
         <w:rFonts w:ascii="Cambria" w:cs="Cambria" w:eastAsia="Cambria" w:hAnsi="Cambria"/>
       </w:rPr>
-      <w:t xml:space="preserve">Generated August 20, 2026  |  California Community Colleges  |  CPL Initiative</w:t>
+      <w:t xml:space="preserve">Generated August 21, 2026  |  California Community Colleges  |  CPL Initiative</w:t>
     </w:r>
     <w:r>
       <w:rPr>

--- a/reports/CPL_Master_Report.docx
+++ b/reports/CPL_Master_Report.docx
@@ -141,7 +141,7 @@
           <w:szCs w:val="22"/>
           <w:rFonts w:ascii="Cambria" w:cs="Cambria" w:eastAsia="Cambria" w:hAnsi="Cambria"/>
         </w:rPr>
-        <w:t xml:space="preserve">As of August 21, 2026, the CPL initiative is ahead of schedule, with most 2025–2026 targets met or exceeded and core infrastructure nearing completion. The work has expanded student access, increased transcripted units, and established the foundation for a permanent, statewide CPL service under Vision 2030.</w:t>
+        <w:t xml:space="preserve">As of August 22, 2026, the CPL initiative is ahead of schedule, with most 2025–2026 targets met or exceeded and core infrastructure nearing completion. The work has expanded student access, increased transcripted units, and established the foundation for a permanent, statewide CPL service under Vision 2030.</w:t>
       </w:r>
     </w:p>
     <w:p>
@@ -167,7 +167,7 @@
           <w:szCs w:val="21"/>
           <w:rFonts w:ascii="Cambria" w:cs="Cambria" w:eastAsia="Cambria" w:hAnsi="Cambria"/>
         </w:rPr>
-        <w:t xml:space="preserve">50,635 cumulative students served with CPL awards, surpassing annual targets.</w:t>
+        <w:t xml:space="preserve">50,671 cumulative students served with CPL awards, surpassing annual targets.</w:t>
       </w:r>
     </w:p>
     <w:p>
@@ -221,7 +221,7 @@
           <w:szCs w:val="21"/>
           <w:rFonts w:ascii="Cambria" w:cs="Cambria" w:eastAsia="Cambria" w:hAnsi="Cambria"/>
         </w:rPr>
-        <w:t xml:space="preserve">12,934 statewide credit recommendations, driven by faculty discipline workgroups spanning high-demand fields.</w:t>
+        <w:t xml:space="preserve">12,947 statewide credit recommendations, driven by faculty discipline workgroups spanning high-demand fields.</w:t>
       </w:r>
     </w:p>
     <w:p>
@@ -424,7 +424,7 @@
                 <w:szCs w:val="20"/>
                 <w:rFonts w:ascii="Cambria" w:cs="Cambria" w:eastAsia="Cambria" w:hAnsi="Cambria"/>
               </w:rPr>
-              <w:t xml:space="preserve">50,635</w:t>
+              <w:t xml:space="preserve">50,671</w:t>
             </w:r>
           </w:p>
         </w:tc>
@@ -564,7 +564,7 @@
                 <w:szCs w:val="20"/>
                 <w:rFonts w:ascii="Cambria" w:cs="Cambria" w:eastAsia="Cambria" w:hAnsi="Cambria"/>
               </w:rPr>
-              <w:t xml:space="preserve">12,934</w:t>
+              <w:t xml:space="preserve">12,947</w:t>
             </w:r>
           </w:p>
         </w:tc>
@@ -29608,7 +29608,7 @@
           <w:szCs w:val="22"/>
           <w:rFonts w:ascii="Cambria" w:cs="Cambria" w:eastAsia="Cambria" w:hAnsi="Cambria"/>
         </w:rPr>
-        <w:t xml:space="preserve">The CPL Initiative has moved from pilot to scale, demonstrating measurable impact in student access, credit attainment, and system engagement. With 50,635 students served, 12,934 statewide credit recommendations, and 102 actively participating colleges, the initiative has surpassed most 2025–26 benchmarks ahead of schedule.</w:t>
+        <w:t xml:space="preserve">The CPL Initiative has moved from pilot to scale, demonstrating measurable impact in student access, credit attainment, and system engagement. With 50,671 students served, 12,947 statewide credit recommendations, and 102 actively participating colleges, the initiative has surpassed most 2025–26 benchmarks ahead of schedule.</w:t>
       </w:r>
     </w:p>
     <w:p>
@@ -29659,7 +29659,7 @@
           <w:szCs w:val="20"/>
           <w:rFonts w:ascii="Cambria" w:cs="Cambria" w:eastAsia="Cambria" w:hAnsi="Cambria"/>
         </w:rPr>
-        <w:t xml:space="preserve">August 21, 2026</w:t>
+        <w:t xml:space="preserve">August 22, 2026</w:t>
       </w:r>
     </w:p>
     <w:sectPr>
@@ -29696,7 +29696,7 @@
         <w:szCs w:val="14"/>
         <w:rFonts w:ascii="Cambria" w:cs="Cambria" w:eastAsia="Cambria" w:hAnsi="Cambria"/>
       </w:rPr>
-      <w:t xml:space="preserve">Generated August 21, 2026  |  California Community Colleges  |  CPL Initiative</w:t>
+      <w:t xml:space="preserve">Generated August 22, 2026  |  California Community Colleges  |  CPL Initiative</w:t>
     </w:r>
     <w:r>
       <w:rPr>

--- a/reports/CPL_Master_Report.docx
+++ b/reports/CPL_Master_Report.docx
@@ -141,7 +141,7 @@
           <w:szCs w:val="22"/>
           <w:rFonts w:ascii="Cambria" w:cs="Cambria" w:eastAsia="Cambria" w:hAnsi="Cambria"/>
         </w:rPr>
-        <w:t xml:space="preserve">As of August 22, 2026, the CPL initiative is ahead of schedule, with most 2025–2026 targets met or exceeded and core infrastructure nearing completion. The work has expanded student access, increased transcripted units, and established the foundation for a permanent, statewide CPL service under Vision 2030.</w:t>
+        <w:t xml:space="preserve">As of August 23, 2026, the CPL initiative is ahead of schedule, with most 2025–2026 targets met or exceeded and core infrastructure nearing completion. The work has expanded student access, increased transcripted units, and established the foundation for a permanent, statewide CPL service under Vision 2030.</w:t>
       </w:r>
     </w:p>
     <w:p>
@@ -167,7 +167,7 @@
           <w:szCs w:val="21"/>
           <w:rFonts w:ascii="Cambria" w:cs="Cambria" w:eastAsia="Cambria" w:hAnsi="Cambria"/>
         </w:rPr>
-        <w:t xml:space="preserve">50,671 cumulative students served with CPL awards, surpassing annual targets.</w:t>
+        <w:t xml:space="preserve">50,665 cumulative students served with CPL awards, surpassing annual targets.</w:t>
       </w:r>
     </w:p>
     <w:p>
@@ -424,7 +424,7 @@
                 <w:szCs w:val="20"/>
                 <w:rFonts w:ascii="Cambria" w:cs="Cambria" w:eastAsia="Cambria" w:hAnsi="Cambria"/>
               </w:rPr>
-              <w:t xml:space="preserve">50,671</w:t>
+              <w:t xml:space="preserve">50,665</w:t>
             </w:r>
           </w:p>
         </w:tc>
@@ -29608,7 +29608,7 @@
           <w:szCs w:val="22"/>
           <w:rFonts w:ascii="Cambria" w:cs="Cambria" w:eastAsia="Cambria" w:hAnsi="Cambria"/>
         </w:rPr>
-        <w:t xml:space="preserve">The CPL Initiative has moved from pilot to scale, demonstrating measurable impact in student access, credit attainment, and system engagement. With 50,671 students served, 12,947 statewide credit recommendations, and 102 actively participating colleges, the initiative has surpassed most 2025–26 benchmarks ahead of schedule.</w:t>
+        <w:t xml:space="preserve">The CPL Initiative has moved from pilot to scale, demonstrating measurable impact in student access, credit attainment, and system engagement. With 50,665 students served, 12,947 statewide credit recommendations, and 102 actively participating colleges, the initiative has surpassed most 2025–26 benchmarks ahead of schedule.</w:t>
       </w:r>
     </w:p>
     <w:p>
@@ -29659,7 +29659,7 @@
           <w:szCs w:val="20"/>
           <w:rFonts w:ascii="Cambria" w:cs="Cambria" w:eastAsia="Cambria" w:hAnsi="Cambria"/>
         </w:rPr>
-        <w:t xml:space="preserve">August 22, 2026</w:t>
+        <w:t xml:space="preserve">August 23, 2026</w:t>
       </w:r>
     </w:p>
     <w:sectPr>
@@ -29696,7 +29696,7 @@
         <w:szCs w:val="14"/>
         <w:rFonts w:ascii="Cambria" w:cs="Cambria" w:eastAsia="Cambria" w:hAnsi="Cambria"/>
       </w:rPr>
-      <w:t xml:space="preserve">Generated August 22, 2026  |  California Community Colleges  |  CPL Initiative</w:t>
+      <w:t xml:space="preserve">Generated August 23, 2026  |  California Community Colleges  |  CPL Initiative</w:t>
     </w:r>
     <w:r>
       <w:rPr>

--- a/reports/CPL_Master_Report.docx
+++ b/reports/CPL_Master_Report.docx
@@ -141,7 +141,7 @@
           <w:szCs w:val="22"/>
           <w:rFonts w:ascii="Cambria" w:cs="Cambria" w:eastAsia="Cambria" w:hAnsi="Cambria"/>
         </w:rPr>
-        <w:t xml:space="preserve">As of August 23, 2026, the CPL initiative is ahead of schedule, with most 2025–2026 targets met or exceeded and core infrastructure nearing completion. The work has expanded student access, increased transcripted units, and established the foundation for a permanent, statewide CPL service under Vision 2030.</w:t>
+        <w:t xml:space="preserve">As of August 24, 2026, the CPL initiative is ahead of schedule, with most 2025–2026 targets met or exceeded and core infrastructure nearing completion. The work has expanded student access, increased transcripted units, and established the foundation for a permanent, statewide CPL service under Vision 2030.</w:t>
       </w:r>
     </w:p>
     <w:p>
@@ -29659,7 +29659,7 @@
           <w:szCs w:val="20"/>
           <w:rFonts w:ascii="Cambria" w:cs="Cambria" w:eastAsia="Cambria" w:hAnsi="Cambria"/>
         </w:rPr>
-        <w:t xml:space="preserve">August 23, 2026</w:t>
+        <w:t xml:space="preserve">August 24, 2026</w:t>
       </w:r>
     </w:p>
     <w:sectPr>
@@ -29696,7 +29696,7 @@
         <w:szCs w:val="14"/>
         <w:rFonts w:ascii="Cambria" w:cs="Cambria" w:eastAsia="Cambria" w:hAnsi="Cambria"/>
       </w:rPr>
-      <w:t xml:space="preserve">Generated August 23, 2026  |  California Community Colleges  |  CPL Initiative</w:t>
+      <w:t xml:space="preserve">Generated August 24, 2026  |  California Community Colleges  |  CPL Initiative</w:t>
     </w:r>
     <w:r>
       <w:rPr>

--- a/reports/CPL_Master_Report.docx
+++ b/reports/CPL_Master_Report.docx
@@ -167,7 +167,7 @@
           <w:szCs w:val="21"/>
           <w:rFonts w:ascii="Cambria" w:cs="Cambria" w:eastAsia="Cambria" w:hAnsi="Cambria"/>
         </w:rPr>
-        <w:t xml:space="preserve">50,665 cumulative students served with CPL awards, surpassing annual targets.</w:t>
+        <w:t xml:space="preserve">50,666 cumulative students served with CPL awards, surpassing annual targets.</w:t>
       </w:r>
     </w:p>
     <w:p>
@@ -424,7 +424,7 @@
                 <w:szCs w:val="20"/>
                 <w:rFonts w:ascii="Cambria" w:cs="Cambria" w:eastAsia="Cambria" w:hAnsi="Cambria"/>
               </w:rPr>
-              <w:t xml:space="preserve">50,665</w:t>
+              <w:t xml:space="preserve">50,666</w:t>
             </w:r>
           </w:p>
         </w:tc>
@@ -29608,7 +29608,7 @@
           <w:szCs w:val="22"/>
           <w:rFonts w:ascii="Cambria" w:cs="Cambria" w:eastAsia="Cambria" w:hAnsi="Cambria"/>
         </w:rPr>
-        <w:t xml:space="preserve">The CPL Initiative has moved from pilot to scale, demonstrating measurable impact in student access, credit attainment, and system engagement. With 50,665 students served, 12,947 statewide credit recommendations, and 102 actively participating colleges, the initiative has surpassed most 2025–26 benchmarks ahead of schedule.</w:t>
+        <w:t xml:space="preserve">The CPL Initiative has moved from pilot to scale, demonstrating measurable impact in student access, credit attainment, and system engagement. With 50,666 students served, 12,947 statewide credit recommendations, and 102 actively participating colleges, the initiative has surpassed most 2025–26 benchmarks ahead of schedule.</w:t>
       </w:r>
     </w:p>
     <w:p>

--- a/reports/CPL_Master_Report.docx
+++ b/reports/CPL_Master_Report.docx
@@ -141,7 +141,7 @@
           <w:szCs w:val="22"/>
           <w:rFonts w:ascii="Cambria" w:cs="Cambria" w:eastAsia="Cambria" w:hAnsi="Cambria"/>
         </w:rPr>
-        <w:t xml:space="preserve">As of August 24, 2026, the CPL initiative is ahead of schedule, with most 2025–2026 targets met or exceeded and core infrastructure nearing completion. The work has expanded student access, increased transcripted units, and established the foundation for a permanent, statewide CPL service under Vision 2030.</w:t>
+        <w:t xml:space="preserve">As of August 25, 2026, the CPL initiative is ahead of schedule, with most 2025–2026 targets met or exceeded and core infrastructure nearing completion. The work has expanded student access, increased transcripted units, and established the foundation for a permanent, statewide CPL service under Vision 2030.</w:t>
       </w:r>
     </w:p>
     <w:p>
@@ -167,7 +167,7 @@
           <w:szCs w:val="21"/>
           <w:rFonts w:ascii="Cambria" w:cs="Cambria" w:eastAsia="Cambria" w:hAnsi="Cambria"/>
         </w:rPr>
-        <w:t xml:space="preserve">50,666 cumulative students served with CPL awards, surpassing annual targets.</w:t>
+        <w:t xml:space="preserve">50,672 cumulative students served with CPL awards, surpassing annual targets.</w:t>
       </w:r>
     </w:p>
     <w:p>
@@ -221,7 +221,7 @@
           <w:szCs w:val="21"/>
           <w:rFonts w:ascii="Cambria" w:cs="Cambria" w:eastAsia="Cambria" w:hAnsi="Cambria"/>
         </w:rPr>
-        <w:t xml:space="preserve">12,947 statewide credit recommendations, driven by faculty discipline workgroups spanning high-demand fields.</w:t>
+        <w:t xml:space="preserve">12,948 statewide credit recommendations, driven by faculty discipline workgroups spanning high-demand fields.</w:t>
       </w:r>
     </w:p>
     <w:p>
@@ -424,7 +424,7 @@
                 <w:szCs w:val="20"/>
                 <w:rFonts w:ascii="Cambria" w:cs="Cambria" w:eastAsia="Cambria" w:hAnsi="Cambria"/>
               </w:rPr>
-              <w:t xml:space="preserve">50,666</w:t>
+              <w:t xml:space="preserve">50,672</w:t>
             </w:r>
           </w:p>
         </w:tc>
@@ -564,7 +564,7 @@
                 <w:szCs w:val="20"/>
                 <w:rFonts w:ascii="Cambria" w:cs="Cambria" w:eastAsia="Cambria" w:hAnsi="Cambria"/>
               </w:rPr>
-              <w:t xml:space="preserve">12,947</w:t>
+              <w:t xml:space="preserve">12,948</w:t>
             </w:r>
           </w:p>
         </w:tc>
@@ -29608,7 +29608,7 @@
           <w:szCs w:val="22"/>
           <w:rFonts w:ascii="Cambria" w:cs="Cambria" w:eastAsia="Cambria" w:hAnsi="Cambria"/>
         </w:rPr>
-        <w:t xml:space="preserve">The CPL Initiative has moved from pilot to scale, demonstrating measurable impact in student access, credit attainment, and system engagement. With 50,666 students served, 12,947 statewide credit recommendations, and 102 actively participating colleges, the initiative has surpassed most 2025–26 benchmarks ahead of schedule.</w:t>
+        <w:t xml:space="preserve">The CPL Initiative has moved from pilot to scale, demonstrating measurable impact in student access, credit attainment, and system engagement. With 50,672 students served, 12,948 statewide credit recommendations, and 102 actively participating colleges, the initiative has surpassed most 2025–26 benchmarks ahead of schedule.</w:t>
       </w:r>
     </w:p>
     <w:p>
@@ -29659,7 +29659,7 @@
           <w:szCs w:val="20"/>
           <w:rFonts w:ascii="Cambria" w:cs="Cambria" w:eastAsia="Cambria" w:hAnsi="Cambria"/>
         </w:rPr>
-        <w:t xml:space="preserve">August 24, 2026</w:t>
+        <w:t xml:space="preserve">August 25, 2026</w:t>
       </w:r>
     </w:p>
     <w:sectPr>
@@ -29696,7 +29696,7 @@
         <w:szCs w:val="14"/>
         <w:rFonts w:ascii="Cambria" w:cs="Cambria" w:eastAsia="Cambria" w:hAnsi="Cambria"/>
       </w:rPr>
-      <w:t xml:space="preserve">Generated August 24, 2026  |  California Community Colleges  |  CPL Initiative</w:t>
+      <w:t xml:space="preserve">Generated August 25, 2026  |  California Community Colleges  |  CPL Initiative</w:t>
     </w:r>
     <w:r>
       <w:rPr>

--- a/reports/CPL_Master_Report.docx
+++ b/reports/CPL_Master_Report.docx
@@ -141,7 +141,7 @@
           <w:szCs w:val="22"/>
           <w:rFonts w:ascii="Cambria" w:cs="Cambria" w:eastAsia="Cambria" w:hAnsi="Cambria"/>
         </w:rPr>
-        <w:t xml:space="preserve">As of August 25, 2026, the CPL initiative is ahead of schedule, with most 2025–2026 targets met or exceeded and core infrastructure nearing completion. The work has expanded student access, increased transcripted units, and established the foundation for a permanent, statewide CPL service under Vision 2030.</w:t>
+        <w:t xml:space="preserve">As of August 26, 2026, the CPL initiative is ahead of schedule, with most 2025–2026 targets met or exceeded and core infrastructure nearing completion. The work has expanded student access, increased transcripted units, and established the foundation for a permanent, statewide CPL service under Vision 2030.</w:t>
       </w:r>
     </w:p>
     <w:p>
@@ -167,7 +167,7 @@
           <w:szCs w:val="21"/>
           <w:rFonts w:ascii="Cambria" w:cs="Cambria" w:eastAsia="Cambria" w:hAnsi="Cambria"/>
         </w:rPr>
-        <w:t xml:space="preserve">50,672 cumulative students served with CPL awards, surpassing annual targets.</w:t>
+        <w:t xml:space="preserve">50,742 cumulative students served with CPL awards, surpassing annual targets.</w:t>
       </w:r>
     </w:p>
     <w:p>
@@ -185,7 +185,7 @@
           <w:szCs w:val="21"/>
           <w:rFonts w:ascii="Cambria" w:cs="Cambria" w:eastAsia="Cambria" w:hAnsi="Cambria"/>
         </w:rPr>
-        <w:t xml:space="preserve">223k CPL units transcripted across the system.</w:t>
+        <w:t xml:space="preserve">224k CPL units transcripted across the system.</w:t>
       </w:r>
     </w:p>
     <w:p>
@@ -221,7 +221,7 @@
           <w:szCs w:val="21"/>
           <w:rFonts w:ascii="Cambria" w:cs="Cambria" w:eastAsia="Cambria" w:hAnsi="Cambria"/>
         </w:rPr>
-        <w:t xml:space="preserve">12,948 statewide credit recommendations, driven by faculty discipline workgroups spanning high-demand fields.</w:t>
+        <w:t xml:space="preserve">12,953 statewide credit recommendations, driven by faculty discipline workgroups spanning high-demand fields.</w:t>
       </w:r>
     </w:p>
     <w:p>
@@ -239,7 +239,7 @@
           <w:szCs w:val="21"/>
           <w:rFonts w:ascii="Cambria" w:cs="Cambria" w:eastAsia="Cambria" w:hAnsi="Cambria"/>
         </w:rPr>
-        <w:t xml:space="preserve">The Veteran Sprint has uploaded 57 JSTs to MAP, with estimated student savings of $334M and projected 20-year economic impact of $1.33B.</w:t>
+        <w:t xml:space="preserve">The Veteran Sprint has uploaded 57 JSTs to MAP, with estimated student savings of $335M and projected 20-year economic impact of $1.34B.</w:t>
       </w:r>
     </w:p>
     <w:p>
@@ -424,7 +424,7 @@
                 <w:szCs w:val="20"/>
                 <w:rFonts w:ascii="Cambria" w:cs="Cambria" w:eastAsia="Cambria" w:hAnsi="Cambria"/>
               </w:rPr>
-              <w:t xml:space="preserve">50,672</w:t>
+              <w:t xml:space="preserve">50,742</w:t>
             </w:r>
           </w:p>
         </w:tc>
@@ -494,7 +494,7 @@
                 <w:szCs w:val="20"/>
                 <w:rFonts w:ascii="Cambria" w:cs="Cambria" w:eastAsia="Cambria" w:hAnsi="Cambria"/>
               </w:rPr>
-              <w:t xml:space="preserve">223k</w:t>
+              <w:t xml:space="preserve">224k</w:t>
             </w:r>
           </w:p>
         </w:tc>
@@ -564,7 +564,7 @@
                 <w:szCs w:val="20"/>
                 <w:rFonts w:ascii="Cambria" w:cs="Cambria" w:eastAsia="Cambria" w:hAnsi="Cambria"/>
               </w:rPr>
-              <w:t xml:space="preserve">12,948</w:t>
+              <w:t xml:space="preserve">12,953</w:t>
             </w:r>
           </w:p>
         </w:tc>
@@ -774,7 +774,7 @@
                 <w:szCs w:val="20"/>
                 <w:rFonts w:ascii="Cambria" w:cs="Cambria" w:eastAsia="Cambria" w:hAnsi="Cambria"/>
               </w:rPr>
-              <w:t xml:space="preserve">$334M</w:t>
+              <w:t xml:space="preserve">$335M</w:t>
             </w:r>
           </w:p>
         </w:tc>
@@ -844,7 +844,7 @@
                 <w:szCs w:val="20"/>
                 <w:rFonts w:ascii="Cambria" w:cs="Cambria" w:eastAsia="Cambria" w:hAnsi="Cambria"/>
               </w:rPr>
-              <w:t xml:space="preserve">$1.33B</w:t>
+              <w:t xml:space="preserve">$1.34B</w:t>
             </w:r>
           </w:p>
         </w:tc>
@@ -29608,7 +29608,7 @@
           <w:szCs w:val="22"/>
           <w:rFonts w:ascii="Cambria" w:cs="Cambria" w:eastAsia="Cambria" w:hAnsi="Cambria"/>
         </w:rPr>
-        <w:t xml:space="preserve">The CPL Initiative has moved from pilot to scale, demonstrating measurable impact in student access, credit attainment, and system engagement. With 50,672 students served, 12,948 statewide credit recommendations, and 102 actively participating colleges, the initiative has surpassed most 2025–26 benchmarks ahead of schedule.</w:t>
+        <w:t xml:space="preserve">The CPL Initiative has moved from pilot to scale, demonstrating measurable impact in student access, credit attainment, and system engagement. With 50,742 students served, 12,953 statewide credit recommendations, and 102 actively participating colleges, the initiative has surpassed most 2025–26 benchmarks ahead of schedule.</w:t>
       </w:r>
     </w:p>
     <w:p>
@@ -29659,7 +29659,7 @@
           <w:szCs w:val="20"/>
           <w:rFonts w:ascii="Cambria" w:cs="Cambria" w:eastAsia="Cambria" w:hAnsi="Cambria"/>
         </w:rPr>
-        <w:t xml:space="preserve">August 25, 2026</w:t>
+        <w:t xml:space="preserve">August 26, 2026</w:t>
       </w:r>
     </w:p>
     <w:sectPr>
@@ -29696,7 +29696,7 @@
         <w:szCs w:val="14"/>
         <w:rFonts w:ascii="Cambria" w:cs="Cambria" w:eastAsia="Cambria" w:hAnsi="Cambria"/>
       </w:rPr>
-      <w:t xml:space="preserve">Generated August 25, 2026  |  California Community Colleges  |  CPL Initiative</w:t>
+      <w:t xml:space="preserve">Generated August 26, 2026  |  California Community Colleges  |  CPL Initiative</w:t>
     </w:r>
     <w:r>
       <w:rPr>

--- a/reports/CPL_Master_Report.docx
+++ b/reports/CPL_Master_Report.docx
@@ -141,7 +141,7 @@
           <w:szCs w:val="22"/>
           <w:rFonts w:ascii="Cambria" w:cs="Cambria" w:eastAsia="Cambria" w:hAnsi="Cambria"/>
         </w:rPr>
-        <w:t xml:space="preserve">As of August 26, 2026, the CPL initiative is ahead of schedule, with most 2025–2026 targets met or exceeded and core infrastructure nearing completion. The work has expanded student access, increased transcripted units, and established the foundation for a permanent, statewide CPL service under Vision 2030.</w:t>
+        <w:t xml:space="preserve">As of August 27, 2026, the CPL initiative is ahead of schedule, with most 2025–2026 targets met or exceeded and core infrastructure nearing completion. The work has expanded student access, increased transcripted units, and established the foundation for a permanent, statewide CPL service under Vision 2030.</w:t>
       </w:r>
     </w:p>
     <w:p>
@@ -167,7 +167,7 @@
           <w:szCs w:val="21"/>
           <w:rFonts w:ascii="Cambria" w:cs="Cambria" w:eastAsia="Cambria" w:hAnsi="Cambria"/>
         </w:rPr>
-        <w:t xml:space="preserve">50,742 cumulative students served with CPL awards, surpassing annual targets.</w:t>
+        <w:t xml:space="preserve">50,805 cumulative students served with CPL awards, surpassing annual targets.</w:t>
       </w:r>
     </w:p>
     <w:p>
@@ -424,7 +424,7 @@
                 <w:szCs w:val="20"/>
                 <w:rFonts w:ascii="Cambria" w:cs="Cambria" w:eastAsia="Cambria" w:hAnsi="Cambria"/>
               </w:rPr>
-              <w:t xml:space="preserve">50,742</w:t>
+              <w:t xml:space="preserve">50,805</w:t>
             </w:r>
           </w:p>
         </w:tc>
@@ -29608,7 +29608,7 @@
           <w:szCs w:val="22"/>
           <w:rFonts w:ascii="Cambria" w:cs="Cambria" w:eastAsia="Cambria" w:hAnsi="Cambria"/>
         </w:rPr>
-        <w:t xml:space="preserve">The CPL Initiative has moved from pilot to scale, demonstrating measurable impact in student access, credit attainment, and system engagement. With 50,742 students served, 12,953 statewide credit recommendations, and 102 actively participating colleges, the initiative has surpassed most 2025–26 benchmarks ahead of schedule.</w:t>
+        <w:t xml:space="preserve">The CPL Initiative has moved from pilot to scale, demonstrating measurable impact in student access, credit attainment, and system engagement. With 50,805 students served, 12,953 statewide credit recommendations, and 102 actively participating colleges, the initiative has surpassed most 2025–26 benchmarks ahead of schedule.</w:t>
       </w:r>
     </w:p>
     <w:p>
@@ -29659,7 +29659,7 @@
           <w:szCs w:val="20"/>
           <w:rFonts w:ascii="Cambria" w:cs="Cambria" w:eastAsia="Cambria" w:hAnsi="Cambria"/>
         </w:rPr>
-        <w:t xml:space="preserve">August 26, 2026</w:t>
+        <w:t xml:space="preserve">August 27, 2026</w:t>
       </w:r>
     </w:p>
     <w:sectPr>
@@ -29696,7 +29696,7 @@
         <w:szCs w:val="14"/>
         <w:rFonts w:ascii="Cambria" w:cs="Cambria" w:eastAsia="Cambria" w:hAnsi="Cambria"/>
       </w:rPr>
-      <w:t xml:space="preserve">Generated August 26, 2026  |  California Community Colleges  |  CPL Initiative</w:t>
+      <w:t xml:space="preserve">Generated August 27, 2026  |  California Community Colleges  |  CPL Initiative</w:t>
     </w:r>
     <w:r>
       <w:rPr>

--- a/reports/CPL_Master_Report.docx
+++ b/reports/CPL_Master_Report.docx
@@ -167,7 +167,7 @@
           <w:szCs w:val="21"/>
           <w:rFonts w:ascii="Cambria" w:cs="Cambria" w:eastAsia="Cambria" w:hAnsi="Cambria"/>
         </w:rPr>
-        <w:t xml:space="preserve">50,805 cumulative students served with CPL awards, surpassing annual targets.</w:t>
+        <w:t xml:space="preserve">50,825 cumulative students served with CPL awards, surpassing annual targets.</w:t>
       </w:r>
     </w:p>
     <w:p>
@@ -239,7 +239,7 @@
           <w:szCs w:val="21"/>
           <w:rFonts w:ascii="Cambria" w:cs="Cambria" w:eastAsia="Cambria" w:hAnsi="Cambria"/>
         </w:rPr>
-        <w:t xml:space="preserve">The Veteran Sprint has uploaded 57 JSTs to MAP, with estimated student savings of $335M and projected 20-year economic impact of $1.34B.</w:t>
+        <w:t xml:space="preserve">The Veteran Sprint has uploaded 57 JSTs to MAP, with estimated student savings of $336M and projected 20-year economic impact of $1.34B.</w:t>
       </w:r>
     </w:p>
     <w:p>
@@ -424,7 +424,7 @@
                 <w:szCs w:val="20"/>
                 <w:rFonts w:ascii="Cambria" w:cs="Cambria" w:eastAsia="Cambria" w:hAnsi="Cambria"/>
               </w:rPr>
-              <w:t xml:space="preserve">50,805</w:t>
+              <w:t xml:space="preserve">50,825</w:t>
             </w:r>
           </w:p>
         </w:tc>
@@ -774,7 +774,7 @@
                 <w:szCs w:val="20"/>
                 <w:rFonts w:ascii="Cambria" w:cs="Cambria" w:eastAsia="Cambria" w:hAnsi="Cambria"/>
               </w:rPr>
-              <w:t xml:space="preserve">$335M</w:t>
+              <w:t xml:space="preserve">$336M</w:t>
             </w:r>
           </w:p>
         </w:tc>
@@ -29608,7 +29608,7 @@
           <w:szCs w:val="22"/>
           <w:rFonts w:ascii="Cambria" w:cs="Cambria" w:eastAsia="Cambria" w:hAnsi="Cambria"/>
         </w:rPr>
-        <w:t xml:space="preserve">The CPL Initiative has moved from pilot to scale, demonstrating measurable impact in student access, credit attainment, and system engagement. With 50,805 students served, 12,953 statewide credit recommendations, and 102 actively participating colleges, the initiative has surpassed most 2025–26 benchmarks ahead of schedule.</w:t>
+        <w:t xml:space="preserve">The CPL Initiative has moved from pilot to scale, demonstrating measurable impact in student access, credit attainment, and system engagement. With 50,825 students served, 12,953 statewide credit recommendations, and 102 actively participating colleges, the initiative has surpassed most 2025–26 benchmarks ahead of schedule.</w:t>
       </w:r>
     </w:p>
     <w:p>

--- a/reports/CPL_Master_Report.docx
+++ b/reports/CPL_Master_Report.docx
@@ -167,7 +167,7 @@
           <w:szCs w:val="21"/>
           <w:rFonts w:ascii="Cambria" w:cs="Cambria" w:eastAsia="Cambria" w:hAnsi="Cambria"/>
         </w:rPr>
-        <w:t xml:space="preserve">50,825 cumulative students served with CPL awards, surpassing annual targets.</w:t>
+        <w:t xml:space="preserve">50,838 cumulative students served with CPL awards, surpassing annual targets.</w:t>
       </w:r>
     </w:p>
     <w:p>
@@ -424,7 +424,7 @@
                 <w:szCs w:val="20"/>
                 <w:rFonts w:ascii="Cambria" w:cs="Cambria" w:eastAsia="Cambria" w:hAnsi="Cambria"/>
               </w:rPr>
-              <w:t xml:space="preserve">50,825</w:t>
+              <w:t xml:space="preserve">50,838</w:t>
             </w:r>
           </w:p>
         </w:tc>
@@ -29608,7 +29608,7 @@
           <w:szCs w:val="22"/>
           <w:rFonts w:ascii="Cambria" w:cs="Cambria" w:eastAsia="Cambria" w:hAnsi="Cambria"/>
         </w:rPr>
-        <w:t xml:space="preserve">The CPL Initiative has moved from pilot to scale, demonstrating measurable impact in student access, credit attainment, and system engagement. With 50,825 students served, 12,953 statewide credit recommendations, and 102 actively participating colleges, the initiative has surpassed most 2025–26 benchmarks ahead of schedule.</w:t>
+        <w:t xml:space="preserve">The CPL Initiative has moved from pilot to scale, demonstrating measurable impact in student access, credit attainment, and system engagement. With 50,838 students served, 12,953 statewide credit recommendations, and 102 actively participating colleges, the initiative has surpassed most 2025–26 benchmarks ahead of schedule.</w:t>
       </w:r>
     </w:p>
     <w:p>

--- a/reports/CPL_Master_Report.docx
+++ b/reports/CPL_Master_Report.docx
@@ -167,7 +167,7 @@
           <w:szCs w:val="21"/>
           <w:rFonts w:ascii="Cambria" w:cs="Cambria" w:eastAsia="Cambria" w:hAnsi="Cambria"/>
         </w:rPr>
-        <w:t xml:space="preserve">50,838 cumulative students served with CPL awards, surpassing annual targets.</w:t>
+        <w:t xml:space="preserve">50,839 cumulative students served with CPL awards, surpassing annual targets.</w:t>
       </w:r>
     </w:p>
     <w:p>
@@ -424,7 +424,7 @@
                 <w:szCs w:val="20"/>
                 <w:rFonts w:ascii="Cambria" w:cs="Cambria" w:eastAsia="Cambria" w:hAnsi="Cambria"/>
               </w:rPr>
-              <w:t xml:space="preserve">50,838</w:t>
+              <w:t xml:space="preserve">50,839</w:t>
             </w:r>
           </w:p>
         </w:tc>
@@ -29608,7 +29608,7 @@
           <w:szCs w:val="22"/>
           <w:rFonts w:ascii="Cambria" w:cs="Cambria" w:eastAsia="Cambria" w:hAnsi="Cambria"/>
         </w:rPr>
-        <w:t xml:space="preserve">The CPL Initiative has moved from pilot to scale, demonstrating measurable impact in student access, credit attainment, and system engagement. With 50,838 students served, 12,953 statewide credit recommendations, and 102 actively participating colleges, the initiative has surpassed most 2025–26 benchmarks ahead of schedule.</w:t>
+        <w:t xml:space="preserve">The CPL Initiative has moved from pilot to scale, demonstrating measurable impact in student access, credit attainment, and system engagement. With 50,839 students served, 12,953 statewide credit recommendations, and 102 actively participating colleges, the initiative has surpassed most 2025–26 benchmarks ahead of schedule.</w:t>
       </w:r>
     </w:p>
     <w:p>

--- a/reports/CPL_Master_Report.docx
+++ b/reports/CPL_Master_Report.docx
@@ -141,7 +141,7 @@
           <w:szCs w:val="22"/>
           <w:rFonts w:ascii="Cambria" w:cs="Cambria" w:eastAsia="Cambria" w:hAnsi="Cambria"/>
         </w:rPr>
-        <w:t xml:space="preserve">As of August 27, 2026, the CPL initiative is ahead of schedule, with most 2025–2026 targets met or exceeded and core infrastructure nearing completion. The work has expanded student access, increased transcripted units, and established the foundation for a permanent, statewide CPL service under Vision 2030.</w:t>
+        <w:t xml:space="preserve">As of August 28, 2026, the CPL initiative is ahead of schedule, with most 2025–2026 targets met or exceeded and core infrastructure nearing completion. The work has expanded student access, increased transcripted units, and established the foundation for a permanent, statewide CPL service under Vision 2030.</w:t>
       </w:r>
     </w:p>
     <w:p>
@@ -167,7 +167,7 @@
           <w:szCs w:val="21"/>
           <w:rFonts w:ascii="Cambria" w:cs="Cambria" w:eastAsia="Cambria" w:hAnsi="Cambria"/>
         </w:rPr>
-        <w:t xml:space="preserve">50,839 cumulative students served with CPL awards, surpassing annual targets.</w:t>
+        <w:t xml:space="preserve">50,843 cumulative students served with CPL awards, surpassing annual targets.</w:t>
       </w:r>
     </w:p>
     <w:p>
@@ -185,7 +185,7 @@
           <w:szCs w:val="21"/>
           <w:rFonts w:ascii="Cambria" w:cs="Cambria" w:eastAsia="Cambria" w:hAnsi="Cambria"/>
         </w:rPr>
-        <w:t xml:space="preserve">224k CPL units transcripted across the system.</w:t>
+        <w:t xml:space="preserve">217k CPL units transcripted across the system.</w:t>
       </w:r>
     </w:p>
     <w:p>
@@ -221,7 +221,7 @@
           <w:szCs w:val="21"/>
           <w:rFonts w:ascii="Cambria" w:cs="Cambria" w:eastAsia="Cambria" w:hAnsi="Cambria"/>
         </w:rPr>
-        <w:t xml:space="preserve">12,953 statewide credit recommendations, driven by faculty discipline workgroups spanning high-demand fields.</w:t>
+        <w:t xml:space="preserve">12,952 statewide credit recommendations, driven by faculty discipline workgroups spanning high-demand fields.</w:t>
       </w:r>
     </w:p>
     <w:p>
@@ -239,7 +239,7 @@
           <w:szCs w:val="21"/>
           <w:rFonts w:ascii="Cambria" w:cs="Cambria" w:eastAsia="Cambria" w:hAnsi="Cambria"/>
         </w:rPr>
-        <w:t xml:space="preserve">The Veteran Sprint has uploaded 57 JSTs to MAP, with estimated student savings of $336M and projected 20-year economic impact of $1.34B.</w:t>
+        <w:t xml:space="preserve">The Veteran Sprint has uploaded 57 JSTs to MAP, with estimated student savings of $324M and projected 20-year economic impact of $1.29B.</w:t>
       </w:r>
     </w:p>
     <w:p>
@@ -424,7 +424,7 @@
                 <w:szCs w:val="20"/>
                 <w:rFonts w:ascii="Cambria" w:cs="Cambria" w:eastAsia="Cambria" w:hAnsi="Cambria"/>
               </w:rPr>
-              <w:t xml:space="preserve">50,839</w:t>
+              <w:t xml:space="preserve">50,843</w:t>
             </w:r>
           </w:p>
         </w:tc>
@@ -494,7 +494,7 @@
                 <w:szCs w:val="20"/>
                 <w:rFonts w:ascii="Cambria" w:cs="Cambria" w:eastAsia="Cambria" w:hAnsi="Cambria"/>
               </w:rPr>
-              <w:t xml:space="preserve">224k</w:t>
+              <w:t xml:space="preserve">217k</w:t>
             </w:r>
           </w:p>
         </w:tc>
@@ -564,7 +564,7 @@
                 <w:szCs w:val="20"/>
                 <w:rFonts w:ascii="Cambria" w:cs="Cambria" w:eastAsia="Cambria" w:hAnsi="Cambria"/>
               </w:rPr>
-              <w:t xml:space="preserve">12,953</w:t>
+              <w:t xml:space="preserve">12,952</w:t>
             </w:r>
           </w:p>
         </w:tc>
@@ -774,7 +774,7 @@
                 <w:szCs w:val="20"/>
                 <w:rFonts w:ascii="Cambria" w:cs="Cambria" w:eastAsia="Cambria" w:hAnsi="Cambria"/>
               </w:rPr>
-              <w:t xml:space="preserve">$336M</w:t>
+              <w:t xml:space="preserve">$324M</w:t>
             </w:r>
           </w:p>
         </w:tc>
@@ -844,7 +844,7 @@
                 <w:szCs w:val="20"/>
                 <w:rFonts w:ascii="Cambria" w:cs="Cambria" w:eastAsia="Cambria" w:hAnsi="Cambria"/>
               </w:rPr>
-              <w:t xml:space="preserve">$1.34B</w:t>
+              <w:t xml:space="preserve">$1.29B</w:t>
             </w:r>
           </w:p>
         </w:tc>
@@ -29608,7 +29608,7 @@
           <w:szCs w:val="22"/>
           <w:rFonts w:ascii="Cambria" w:cs="Cambria" w:eastAsia="Cambria" w:hAnsi="Cambria"/>
         </w:rPr>
-        <w:t xml:space="preserve">The CPL Initiative has moved from pilot to scale, demonstrating measurable impact in student access, credit attainment, and system engagement. With 50,839 students served, 12,953 statewide credit recommendations, and 102 actively participating colleges, the initiative has surpassed most 2025–26 benchmarks ahead of schedule.</w:t>
+        <w:t xml:space="preserve">The CPL Initiative has moved from pilot to scale, demonstrating measurable impact in student access, credit attainment, and system engagement. With 50,843 students served, 12,952 statewide credit recommendations, and 102 actively participating colleges, the initiative has surpassed most 2025–26 benchmarks ahead of schedule.</w:t>
       </w:r>
     </w:p>
     <w:p>
@@ -29659,7 +29659,7 @@
           <w:szCs w:val="20"/>
           <w:rFonts w:ascii="Cambria" w:cs="Cambria" w:eastAsia="Cambria" w:hAnsi="Cambria"/>
         </w:rPr>
-        <w:t xml:space="preserve">August 27, 2026</w:t>
+        <w:t xml:space="preserve">August 28, 2026</w:t>
       </w:r>
     </w:p>
     <w:sectPr>
@@ -29696,7 +29696,7 @@
         <w:szCs w:val="14"/>
         <w:rFonts w:ascii="Cambria" w:cs="Cambria" w:eastAsia="Cambria" w:hAnsi="Cambria"/>
       </w:rPr>
-      <w:t xml:space="preserve">Generated August 27, 2026  |  California Community Colleges  |  CPL Initiative</w:t>
+      <w:t xml:space="preserve">Generated August 28, 2026  |  California Community Colleges  |  CPL Initiative</w:t>
     </w:r>
     <w:r>
       <w:rPr>

--- a/reports/CPL_Master_Report.docx
+++ b/reports/CPL_Master_Report.docx
@@ -167,7 +167,7 @@
           <w:szCs w:val="21"/>
           <w:rFonts w:ascii="Cambria" w:cs="Cambria" w:eastAsia="Cambria" w:hAnsi="Cambria"/>
         </w:rPr>
-        <w:t xml:space="preserve">50,843 cumulative students served with CPL awards, surpassing annual targets.</w:t>
+        <w:t xml:space="preserve">50,844 cumulative students served with CPL awards, surpassing annual targets.</w:t>
       </w:r>
     </w:p>
     <w:p>
@@ -424,7 +424,7 @@
                 <w:szCs w:val="20"/>
                 <w:rFonts w:ascii="Cambria" w:cs="Cambria" w:eastAsia="Cambria" w:hAnsi="Cambria"/>
               </w:rPr>
-              <w:t xml:space="preserve">50,843</w:t>
+              <w:t xml:space="preserve">50,844</w:t>
             </w:r>
           </w:p>
         </w:tc>
@@ -29608,7 +29608,7 @@
           <w:szCs w:val="22"/>
           <w:rFonts w:ascii="Cambria" w:cs="Cambria" w:eastAsia="Cambria" w:hAnsi="Cambria"/>
         </w:rPr>
-        <w:t xml:space="preserve">The CPL Initiative has moved from pilot to scale, demonstrating measurable impact in student access, credit attainment, and system engagement. With 50,843 students served, 12,952 statewide credit recommendations, and 102 actively participating colleges, the initiative has surpassed most 2025–26 benchmarks ahead of schedule.</w:t>
+        <w:t xml:space="preserve">The CPL Initiative has moved from pilot to scale, demonstrating measurable impact in student access, credit attainment, and system engagement. With 50,844 students served, 12,952 statewide credit recommendations, and 102 actively participating colleges, the initiative has surpassed most 2025–26 benchmarks ahead of schedule.</w:t>
       </w:r>
     </w:p>
     <w:p>

--- a/reports/CPL_Master_Report.docx
+++ b/reports/CPL_Master_Report.docx
@@ -141,7 +141,7 @@
           <w:szCs w:val="22"/>
           <w:rFonts w:ascii="Cambria" w:cs="Cambria" w:eastAsia="Cambria" w:hAnsi="Cambria"/>
         </w:rPr>
-        <w:t xml:space="preserve">As of August 28, 2026, the CPL initiative is ahead of schedule, with most 2025–2026 targets met or exceeded and core infrastructure nearing completion. The work has expanded student access, increased transcripted units, and established the foundation for a permanent, statewide CPL service under Vision 2030.</w:t>
+        <w:t xml:space="preserve">As of August 29, 2026, the CPL initiative is ahead of schedule, with most 2025–2026 targets met or exceeded and core infrastructure nearing completion. The work has expanded student access, increased transcripted units, and established the foundation for a permanent, statewide CPL service under Vision 2030.</w:t>
       </w:r>
     </w:p>
     <w:p>
@@ -167,7 +167,7 @@
           <w:szCs w:val="21"/>
           <w:rFonts w:ascii="Cambria" w:cs="Cambria" w:eastAsia="Cambria" w:hAnsi="Cambria"/>
         </w:rPr>
-        <w:t xml:space="preserve">50,844 cumulative students served with CPL awards, surpassing annual targets.</w:t>
+        <w:t xml:space="preserve">50,874 cumulative students served with CPL awards, surpassing annual targets.</w:t>
       </w:r>
     </w:p>
     <w:p>
@@ -221,7 +221,7 @@
           <w:szCs w:val="21"/>
           <w:rFonts w:ascii="Cambria" w:cs="Cambria" w:eastAsia="Cambria" w:hAnsi="Cambria"/>
         </w:rPr>
-        <w:t xml:space="preserve">12,952 statewide credit recommendations, driven by faculty discipline workgroups spanning high-demand fields.</w:t>
+        <w:t xml:space="preserve">13,145 statewide credit recommendations, driven by faculty discipline workgroups spanning high-demand fields.</w:t>
       </w:r>
     </w:p>
     <w:p>
@@ -424,7 +424,7 @@
                 <w:szCs w:val="20"/>
                 <w:rFonts w:ascii="Cambria" w:cs="Cambria" w:eastAsia="Cambria" w:hAnsi="Cambria"/>
               </w:rPr>
-              <w:t xml:space="preserve">50,844</w:t>
+              <w:t xml:space="preserve">50,874</w:t>
             </w:r>
           </w:p>
         </w:tc>
@@ -564,7 +564,7 @@
                 <w:szCs w:val="20"/>
                 <w:rFonts w:ascii="Cambria" w:cs="Cambria" w:eastAsia="Cambria" w:hAnsi="Cambria"/>
               </w:rPr>
-              <w:t xml:space="preserve">12,952</w:t>
+              <w:t xml:space="preserve">13,145</w:t>
             </w:r>
           </w:p>
         </w:tc>
@@ -29608,7 +29608,7 @@
           <w:szCs w:val="22"/>
           <w:rFonts w:ascii="Cambria" w:cs="Cambria" w:eastAsia="Cambria" w:hAnsi="Cambria"/>
         </w:rPr>
-        <w:t xml:space="preserve">The CPL Initiative has moved from pilot to scale, demonstrating measurable impact in student access, credit attainment, and system engagement. With 50,844 students served, 12,952 statewide credit recommendations, and 102 actively participating colleges, the initiative has surpassed most 2025–26 benchmarks ahead of schedule.</w:t>
+        <w:t xml:space="preserve">The CPL Initiative has moved from pilot to scale, demonstrating measurable impact in student access, credit attainment, and system engagement. With 50,874 students served, 13,145 statewide credit recommendations, and 102 actively participating colleges, the initiative has surpassed most 2025–26 benchmarks ahead of schedule.</w:t>
       </w:r>
     </w:p>
     <w:p>
@@ -29659,7 +29659,7 @@
           <w:szCs w:val="20"/>
           <w:rFonts w:ascii="Cambria" w:cs="Cambria" w:eastAsia="Cambria" w:hAnsi="Cambria"/>
         </w:rPr>
-        <w:t xml:space="preserve">August 28, 2026</w:t>
+        <w:t xml:space="preserve">August 29, 2026</w:t>
       </w:r>
     </w:p>
     <w:sectPr>
@@ -29696,7 +29696,7 @@
         <w:szCs w:val="14"/>
         <w:rFonts w:ascii="Cambria" w:cs="Cambria" w:eastAsia="Cambria" w:hAnsi="Cambria"/>
       </w:rPr>
-      <w:t xml:space="preserve">Generated August 28, 2026  |  California Community Colleges  |  CPL Initiative</w:t>
+      <w:t xml:space="preserve">Generated August 29, 2026  |  California Community Colleges  |  CPL Initiative</w:t>
     </w:r>
     <w:r>
       <w:rPr>

--- a/reports/CPL_Master_Report.docx
+++ b/reports/CPL_Master_Report.docx
@@ -141,7 +141,7 @@
           <w:szCs w:val="22"/>
           <w:rFonts w:ascii="Cambria" w:cs="Cambria" w:eastAsia="Cambria" w:hAnsi="Cambria"/>
         </w:rPr>
-        <w:t xml:space="preserve">As of August 29, 2026, the CPL initiative is ahead of schedule, with most 2025–2026 targets met or exceeded and core infrastructure nearing completion. The work has expanded student access, increased transcripted units, and established the foundation for a permanent, statewide CPL service under Vision 2030.</w:t>
+        <w:t xml:space="preserve">As of August 30, 2026, the CPL initiative is ahead of schedule, with most 2025–2026 targets met or exceeded and core infrastructure nearing completion. The work has expanded student access, increased transcripted units, and established the foundation for a permanent, statewide CPL service under Vision 2030.</w:t>
       </w:r>
     </w:p>
     <w:p>
@@ -29659,7 +29659,7 @@
           <w:szCs w:val="20"/>
           <w:rFonts w:ascii="Cambria" w:cs="Cambria" w:eastAsia="Cambria" w:hAnsi="Cambria"/>
         </w:rPr>
-        <w:t xml:space="preserve">August 29, 2026</w:t>
+        <w:t xml:space="preserve">August 30, 2026</w:t>
       </w:r>
     </w:p>
     <w:sectPr>
@@ -29696,7 +29696,7 @@
         <w:szCs w:val="14"/>
         <w:rFonts w:ascii="Cambria" w:cs="Cambria" w:eastAsia="Cambria" w:hAnsi="Cambria"/>
       </w:rPr>
-      <w:t xml:space="preserve">Generated August 29, 2026  |  California Community Colleges  |  CPL Initiative</w:t>
+      <w:t xml:space="preserve">Generated August 30, 2026  |  California Community Colleges  |  CPL Initiative</w:t>
     </w:r>
     <w:r>
       <w:rPr>

--- a/reports/CPL_Master_Report.docx
+++ b/reports/CPL_Master_Report.docx
@@ -141,7 +141,7 @@
           <w:szCs w:val="22"/>
           <w:rFonts w:ascii="Cambria" w:cs="Cambria" w:eastAsia="Cambria" w:hAnsi="Cambria"/>
         </w:rPr>
-        <w:t xml:space="preserve">As of August 30, 2026, the CPL initiative is ahead of schedule, with most 2025–2026 targets met or exceeded and core infrastructure nearing completion. The work has expanded student access, increased transcripted units, and established the foundation for a permanent, statewide CPL service under Vision 2030.</w:t>
+        <w:t xml:space="preserve">As of August 31, 2026, the CPL initiative is ahead of schedule, with most 2025–2026 targets met or exceeded and core infrastructure nearing completion. The work has expanded student access, increased transcripted units, and established the foundation for a permanent, statewide CPL service under Vision 2030.</w:t>
       </w:r>
     </w:p>
     <w:p>
@@ -167,7 +167,7 @@
           <w:szCs w:val="21"/>
           <w:rFonts w:ascii="Cambria" w:cs="Cambria" w:eastAsia="Cambria" w:hAnsi="Cambria"/>
         </w:rPr>
-        <w:t xml:space="preserve">50,874 cumulative students served with CPL awards, surpassing annual targets.</w:t>
+        <w:t xml:space="preserve">50,878 cumulative students served with CPL awards, surpassing annual targets.</w:t>
       </w:r>
     </w:p>
     <w:p>
@@ -424,7 +424,7 @@
                 <w:szCs w:val="20"/>
                 <w:rFonts w:ascii="Cambria" w:cs="Cambria" w:eastAsia="Cambria" w:hAnsi="Cambria"/>
               </w:rPr>
-              <w:t xml:space="preserve">50,874</w:t>
+              <w:t xml:space="preserve">50,878</w:t>
             </w:r>
           </w:p>
         </w:tc>
@@ -29608,7 +29608,7 @@
           <w:szCs w:val="22"/>
           <w:rFonts w:ascii="Cambria" w:cs="Cambria" w:eastAsia="Cambria" w:hAnsi="Cambria"/>
         </w:rPr>
-        <w:t xml:space="preserve">The CPL Initiative has moved from pilot to scale, demonstrating measurable impact in student access, credit attainment, and system engagement. With 50,874 students served, 13,145 statewide credit recommendations, and 102 actively participating colleges, the initiative has surpassed most 2025–26 benchmarks ahead of schedule.</w:t>
+        <w:t xml:space="preserve">The CPL Initiative has moved from pilot to scale, demonstrating measurable impact in student access, credit attainment, and system engagement. With 50,878 students served, 13,145 statewide credit recommendations, and 102 actively participating colleges, the initiative has surpassed most 2025–26 benchmarks ahead of schedule.</w:t>
       </w:r>
     </w:p>
     <w:p>
@@ -29659,7 +29659,7 @@
           <w:szCs w:val="20"/>
           <w:rFonts w:ascii="Cambria" w:cs="Cambria" w:eastAsia="Cambria" w:hAnsi="Cambria"/>
         </w:rPr>
-        <w:t xml:space="preserve">August 30, 2026</w:t>
+        <w:t xml:space="preserve">August 31, 2026</w:t>
       </w:r>
     </w:p>
     <w:sectPr>
@@ -29696,7 +29696,7 @@
         <w:szCs w:val="14"/>
         <w:rFonts w:ascii="Cambria" w:cs="Cambria" w:eastAsia="Cambria" w:hAnsi="Cambria"/>
       </w:rPr>
-      <w:t xml:space="preserve">Generated August 30, 2026  |  California Community Colleges  |  CPL Initiative</w:t>
+      <w:t xml:space="preserve">Generated August 31, 2026  |  California Community Colleges  |  CPL Initiative</w:t>
     </w:r>
     <w:r>
       <w:rPr>

--- a/reports/CPL_Master_Report.docx
+++ b/reports/CPL_Master_Report.docx
@@ -167,7 +167,7 @@
           <w:szCs w:val="21"/>
           <w:rFonts w:ascii="Cambria" w:cs="Cambria" w:eastAsia="Cambria" w:hAnsi="Cambria"/>
         </w:rPr>
-        <w:t xml:space="preserve">50,878 cumulative students served with CPL awards, surpassing annual targets.</w:t>
+        <w:t xml:space="preserve">50,884 cumulative students served with CPL awards, surpassing annual targets.</w:t>
       </w:r>
     </w:p>
     <w:p>
@@ -221,7 +221,7 @@
           <w:szCs w:val="21"/>
           <w:rFonts w:ascii="Cambria" w:cs="Cambria" w:eastAsia="Cambria" w:hAnsi="Cambria"/>
         </w:rPr>
-        <w:t xml:space="preserve">13,145 statewide credit recommendations, driven by faculty discipline workgroups spanning high-demand fields.</w:t>
+        <w:t xml:space="preserve">13,163 statewide credit recommendations, driven by faculty discipline workgroups spanning high-demand fields.</w:t>
       </w:r>
     </w:p>
     <w:p>
@@ -424,7 +424,7 @@
                 <w:szCs w:val="20"/>
                 <w:rFonts w:ascii="Cambria" w:cs="Cambria" w:eastAsia="Cambria" w:hAnsi="Cambria"/>
               </w:rPr>
-              <w:t xml:space="preserve">50,878</w:t>
+              <w:t xml:space="preserve">50,884</w:t>
             </w:r>
           </w:p>
         </w:tc>
@@ -564,7 +564,7 @@
                 <w:szCs w:val="20"/>
                 <w:rFonts w:ascii="Cambria" w:cs="Cambria" w:eastAsia="Cambria" w:hAnsi="Cambria"/>
               </w:rPr>
-              <w:t xml:space="preserve">13,145</w:t>
+              <w:t xml:space="preserve">13,163</w:t>
             </w:r>
           </w:p>
         </w:tc>
@@ -29608,7 +29608,7 @@
           <w:szCs w:val="22"/>
           <w:rFonts w:ascii="Cambria" w:cs="Cambria" w:eastAsia="Cambria" w:hAnsi="Cambria"/>
         </w:rPr>
-        <w:t xml:space="preserve">The CPL Initiative has moved from pilot to scale, demonstrating measurable impact in student access, credit attainment, and system engagement. With 50,878 students served, 13,145 statewide credit recommendations, and 102 actively participating colleges, the initiative has surpassed most 2025–26 benchmarks ahead of schedule.</w:t>
+        <w:t xml:space="preserve">The CPL Initiative has moved from pilot to scale, demonstrating measurable impact in student access, credit attainment, and system engagement. With 50,884 students served, 13,163 statewide credit recommendations, and 102 actively participating colleges, the initiative has surpassed most 2025–26 benchmarks ahead of schedule.</w:t>
       </w:r>
     </w:p>
     <w:p>

--- a/reports/CPL_Master_Report.docx
+++ b/reports/CPL_Master_Report.docx
@@ -167,7 +167,7 @@
           <w:szCs w:val="21"/>
           <w:rFonts w:ascii="Cambria" w:cs="Cambria" w:eastAsia="Cambria" w:hAnsi="Cambria"/>
         </w:rPr>
-        <w:t xml:space="preserve">50,884 cumulative students served with CPL awards, surpassing annual targets.</w:t>
+        <w:t xml:space="preserve">50,885 cumulative students served with CPL awards, surpassing annual targets.</w:t>
       </w:r>
     </w:p>
     <w:p>
@@ -221,7 +221,7 @@
           <w:szCs w:val="21"/>
           <w:rFonts w:ascii="Cambria" w:cs="Cambria" w:eastAsia="Cambria" w:hAnsi="Cambria"/>
         </w:rPr>
-        <w:t xml:space="preserve">13,163 statewide credit recommendations, driven by faculty discipline workgroups spanning high-demand fields.</w:t>
+        <w:t xml:space="preserve">13,177 statewide credit recommendations, driven by faculty discipline workgroups spanning high-demand fields.</w:t>
       </w:r>
     </w:p>
     <w:p>
@@ -424,7 +424,7 @@
                 <w:szCs w:val="20"/>
                 <w:rFonts w:ascii="Cambria" w:cs="Cambria" w:eastAsia="Cambria" w:hAnsi="Cambria"/>
               </w:rPr>
-              <w:t xml:space="preserve">50,884</w:t>
+              <w:t xml:space="preserve">50,885</w:t>
             </w:r>
           </w:p>
         </w:tc>
@@ -564,7 +564,7 @@
                 <w:szCs w:val="20"/>
                 <w:rFonts w:ascii="Cambria" w:cs="Cambria" w:eastAsia="Cambria" w:hAnsi="Cambria"/>
               </w:rPr>
-              <w:t xml:space="preserve">13,163</w:t>
+              <w:t xml:space="preserve">13,177</w:t>
             </w:r>
           </w:p>
         </w:tc>
@@ -29608,7 +29608,7 @@
           <w:szCs w:val="22"/>
           <w:rFonts w:ascii="Cambria" w:cs="Cambria" w:eastAsia="Cambria" w:hAnsi="Cambria"/>
         </w:rPr>
-        <w:t xml:space="preserve">The CPL Initiative has moved from pilot to scale, demonstrating measurable impact in student access, credit attainment, and system engagement. With 50,884 students served, 13,163 statewide credit recommendations, and 102 actively participating colleges, the initiative has surpassed most 2025–26 benchmarks ahead of schedule.</w:t>
+        <w:t xml:space="preserve">The CPL Initiative has moved from pilot to scale, demonstrating measurable impact in student access, credit attainment, and system engagement. With 50,885 students served, 13,177 statewide credit recommendations, and 102 actively participating colleges, the initiative has surpassed most 2025–26 benchmarks ahead of schedule.</w:t>
       </w:r>
     </w:p>
     <w:p>

--- a/reports/CPL_Master_Report.docx
+++ b/reports/CPL_Master_Report.docx
@@ -35,7 +35,7 @@
           <w:szCs w:val="36"/>
           <w:rFonts w:ascii="Cambria" w:cs="Cambria" w:eastAsia="Cambria" w:hAnsi="Cambria"/>
         </w:rPr>
-        <w:t xml:space="preserve">August 2026</w:t>
+        <w:t xml:space="preserve">September 2026</w:t>
       </w:r>
     </w:p>
     <w:p>
@@ -141,7 +141,7 @@
           <w:szCs w:val="22"/>
           <w:rFonts w:ascii="Cambria" w:cs="Cambria" w:eastAsia="Cambria" w:hAnsi="Cambria"/>
         </w:rPr>
-        <w:t xml:space="preserve">As of August 31, 2026, the CPL initiative is ahead of schedule, with most 2025–2026 targets met or exceeded and core infrastructure nearing completion. The work has expanded student access, increased transcripted units, and established the foundation for a permanent, statewide CPL service under Vision 2030.</w:t>
+        <w:t xml:space="preserve">As of September 1, 2026, the CPL initiative is ahead of schedule, with most 2025–2026 targets met or exceeded and core infrastructure nearing completion. The work has expanded student access, increased transcripted units, and established the foundation for a permanent, statewide CPL service under Vision 2030.</w:t>
       </w:r>
     </w:p>
     <w:p>
@@ -167,7 +167,7 @@
           <w:szCs w:val="21"/>
           <w:rFonts w:ascii="Cambria" w:cs="Cambria" w:eastAsia="Cambria" w:hAnsi="Cambria"/>
         </w:rPr>
-        <w:t xml:space="preserve">50,885 cumulative students served with CPL awards, surpassing annual targets.</w:t>
+        <w:t xml:space="preserve">50,890 cumulative students served with CPL awards, surpassing annual targets.</w:t>
       </w:r>
     </w:p>
     <w:p>
@@ -221,7 +221,7 @@
           <w:szCs w:val="21"/>
           <w:rFonts w:ascii="Cambria" w:cs="Cambria" w:eastAsia="Cambria" w:hAnsi="Cambria"/>
         </w:rPr>
-        <w:t xml:space="preserve">13,177 statewide credit recommendations, driven by faculty discipline workgroups spanning high-demand fields.</w:t>
+        <w:t xml:space="preserve">13,224 statewide credit recommendations, driven by faculty discipline workgroups spanning high-demand fields.</w:t>
       </w:r>
     </w:p>
     <w:p>
@@ -424,7 +424,7 @@
                 <w:szCs w:val="20"/>
                 <w:rFonts w:ascii="Cambria" w:cs="Cambria" w:eastAsia="Cambria" w:hAnsi="Cambria"/>
               </w:rPr>
-              <w:t xml:space="preserve">50,885</w:t>
+              <w:t xml:space="preserve">50,890</w:t>
             </w:r>
           </w:p>
         </w:tc>
@@ -564,7 +564,7 @@
                 <w:szCs w:val="20"/>
                 <w:rFonts w:ascii="Cambria" w:cs="Cambria" w:eastAsia="Cambria" w:hAnsi="Cambria"/>
               </w:rPr>
-              <w:t xml:space="preserve">13,177</w:t>
+              <w:t xml:space="preserve">13,224</w:t>
             </w:r>
           </w:p>
         </w:tc>
@@ -29608,7 +29608,7 @@
           <w:szCs w:val="22"/>
           <w:rFonts w:ascii="Cambria" w:cs="Cambria" w:eastAsia="Cambria" w:hAnsi="Cambria"/>
         </w:rPr>
-        <w:t xml:space="preserve">The CPL Initiative has moved from pilot to scale, demonstrating measurable impact in student access, credit attainment, and system engagement. With 50,885 students served, 13,177 statewide credit recommendations, and 102 actively participating colleges, the initiative has surpassed most 2025–26 benchmarks ahead of schedule.</w:t>
+        <w:t xml:space="preserve">The CPL Initiative has moved from pilot to scale, demonstrating measurable impact in student access, credit attainment, and system engagement. With 50,890 students served, 13,224 statewide credit recommendations, and 102 actively participating colleges, the initiative has surpassed most 2025–26 benchmarks ahead of schedule.</w:t>
       </w:r>
     </w:p>
     <w:p>
@@ -29659,7 +29659,7 @@
           <w:szCs w:val="20"/>
           <w:rFonts w:ascii="Cambria" w:cs="Cambria" w:eastAsia="Cambria" w:hAnsi="Cambria"/>
         </w:rPr>
-        <w:t xml:space="preserve">August 31, 2026</w:t>
+        <w:t xml:space="preserve">September 1, 2026</w:t>
       </w:r>
     </w:p>
     <w:sectPr>
@@ -29696,7 +29696,7 @@
         <w:szCs w:val="14"/>
         <w:rFonts w:ascii="Cambria" w:cs="Cambria" w:eastAsia="Cambria" w:hAnsi="Cambria"/>
       </w:rPr>
-      <w:t xml:space="preserve">Generated August 31, 2026  |  California Community Colleges  |  CPL Initiative</w:t>
+      <w:t xml:space="preserve">Generated September 1, 2026  |  California Community Colleges  |  CPL Initiative</w:t>
     </w:r>
     <w:r>
       <w:rPr>

--- a/reports/CPL_Master_Report.docx
+++ b/reports/CPL_Master_Report.docx
@@ -167,7 +167,7 @@
           <w:szCs w:val="21"/>
           <w:rFonts w:ascii="Cambria" w:cs="Cambria" w:eastAsia="Cambria" w:hAnsi="Cambria"/>
         </w:rPr>
-        <w:t xml:space="preserve">50,890 cumulative students served with CPL awards, surpassing annual targets.</w:t>
+        <w:t xml:space="preserve">50,896 cumulative students served with CPL awards, surpassing annual targets.</w:t>
       </w:r>
     </w:p>
     <w:p>
@@ -424,7 +424,7 @@
                 <w:szCs w:val="20"/>
                 <w:rFonts w:ascii="Cambria" w:cs="Cambria" w:eastAsia="Cambria" w:hAnsi="Cambria"/>
               </w:rPr>
-              <w:t xml:space="preserve">50,890</w:t>
+              <w:t xml:space="preserve">50,896</w:t>
             </w:r>
           </w:p>
         </w:tc>
@@ -29608,7 +29608,7 @@
           <w:szCs w:val="22"/>
           <w:rFonts w:ascii="Cambria" w:cs="Cambria" w:eastAsia="Cambria" w:hAnsi="Cambria"/>
         </w:rPr>
-        <w:t xml:space="preserve">The CPL Initiative has moved from pilot to scale, demonstrating measurable impact in student access, credit attainment, and system engagement. With 50,890 students served, 13,224 statewide credit recommendations, and 102 actively participating colleges, the initiative has surpassed most 2025–26 benchmarks ahead of schedule.</w:t>
+        <w:t xml:space="preserve">The CPL Initiative has moved from pilot to scale, demonstrating measurable impact in student access, credit attainment, and system engagement. With 50,896 students served, 13,224 statewide credit recommendations, and 102 actively participating colleges, the initiative has surpassed most 2025–26 benchmarks ahead of schedule.</w:t>
       </w:r>
     </w:p>
     <w:p>

--- a/reports/CPL_Master_Report.docx
+++ b/reports/CPL_Master_Report.docx
@@ -141,7 +141,7 @@
           <w:szCs w:val="22"/>
           <w:rFonts w:ascii="Cambria" w:cs="Cambria" w:eastAsia="Cambria" w:hAnsi="Cambria"/>
         </w:rPr>
-        <w:t xml:space="preserve">As of September 1, 2026, the CPL initiative is ahead of schedule, with most 2025–2026 targets met or exceeded and core infrastructure nearing completion. The work has expanded student access, increased transcripted units, and established the foundation for a permanent, statewide CPL service under Vision 2030.</w:t>
+        <w:t xml:space="preserve">As of September 2, 2026, the CPL initiative is ahead of schedule, with most 2025–2026 targets met or exceeded and core infrastructure nearing completion. The work has expanded student access, increased transcripted units, and established the foundation for a permanent, statewide CPL service under Vision 2030.</w:t>
       </w:r>
     </w:p>
     <w:p>
@@ -167,7 +167,7 @@
           <w:szCs w:val="21"/>
           <w:rFonts w:ascii="Cambria" w:cs="Cambria" w:eastAsia="Cambria" w:hAnsi="Cambria"/>
         </w:rPr>
-        <w:t xml:space="preserve">50,896 cumulative students served with CPL awards, surpassing annual targets.</w:t>
+        <w:t xml:space="preserve">50,939 cumulative students served with CPL awards, surpassing annual targets.</w:t>
       </w:r>
     </w:p>
     <w:p>
@@ -221,7 +221,7 @@
           <w:szCs w:val="21"/>
           <w:rFonts w:ascii="Cambria" w:cs="Cambria" w:eastAsia="Cambria" w:hAnsi="Cambria"/>
         </w:rPr>
-        <w:t xml:space="preserve">13,224 statewide credit recommendations, driven by faculty discipline workgroups spanning high-demand fields.</w:t>
+        <w:t xml:space="preserve">13,227 statewide credit recommendations, driven by faculty discipline workgroups spanning high-demand fields.</w:t>
       </w:r>
     </w:p>
     <w:p>
@@ -424,7 +424,7 @@
                 <w:szCs w:val="20"/>
                 <w:rFonts w:ascii="Cambria" w:cs="Cambria" w:eastAsia="Cambria" w:hAnsi="Cambria"/>
               </w:rPr>
-              <w:t xml:space="preserve">50,896</w:t>
+              <w:t xml:space="preserve">50,939</w:t>
             </w:r>
           </w:p>
         </w:tc>
@@ -564,7 +564,7 @@
                 <w:szCs w:val="20"/>
                 <w:rFonts w:ascii="Cambria" w:cs="Cambria" w:eastAsia="Cambria" w:hAnsi="Cambria"/>
               </w:rPr>
-              <w:t xml:space="preserve">13,224</w:t>
+              <w:t xml:space="preserve">13,227</w:t>
             </w:r>
           </w:p>
         </w:tc>
@@ -29608,7 +29608,7 @@
           <w:szCs w:val="22"/>
           <w:rFonts w:ascii="Cambria" w:cs="Cambria" w:eastAsia="Cambria" w:hAnsi="Cambria"/>
         </w:rPr>
-        <w:t xml:space="preserve">The CPL Initiative has moved from pilot to scale, demonstrating measurable impact in student access, credit attainment, and system engagement. With 50,896 students served, 13,224 statewide credit recommendations, and 102 actively participating colleges, the initiative has surpassed most 2025–26 benchmarks ahead of schedule.</w:t>
+        <w:t xml:space="preserve">The CPL Initiative has moved from pilot to scale, demonstrating measurable impact in student access, credit attainment, and system engagement. With 50,939 students served, 13,227 statewide credit recommendations, and 102 actively participating colleges, the initiative has surpassed most 2025–26 benchmarks ahead of schedule.</w:t>
       </w:r>
     </w:p>
     <w:p>
@@ -29659,7 +29659,7 @@
           <w:szCs w:val="20"/>
           <w:rFonts w:ascii="Cambria" w:cs="Cambria" w:eastAsia="Cambria" w:hAnsi="Cambria"/>
         </w:rPr>
-        <w:t xml:space="preserve">September 1, 2026</w:t>
+        <w:t xml:space="preserve">September 2, 2026</w:t>
       </w:r>
     </w:p>
     <w:sectPr>
@@ -29696,7 +29696,7 @@
         <w:szCs w:val="14"/>
         <w:rFonts w:ascii="Cambria" w:cs="Cambria" w:eastAsia="Cambria" w:hAnsi="Cambria"/>
       </w:rPr>
-      <w:t xml:space="preserve">Generated September 1, 2026  |  California Community Colleges  |  CPL Initiative</w:t>
+      <w:t xml:space="preserve">Generated September 2, 2026  |  California Community Colleges  |  CPL Initiative</w:t>
     </w:r>
     <w:r>
       <w:rPr>

--- a/reports/CPL_Master_Report.docx
+++ b/reports/CPL_Master_Report.docx
@@ -167,7 +167,7 @@
           <w:szCs w:val="21"/>
           <w:rFonts w:ascii="Cambria" w:cs="Cambria" w:eastAsia="Cambria" w:hAnsi="Cambria"/>
         </w:rPr>
-        <w:t xml:space="preserve">50,939 cumulative students served with CPL awards, surpassing annual targets.</w:t>
+        <w:t xml:space="preserve">50,940 cumulative students served with CPL awards, surpassing annual targets.</w:t>
       </w:r>
     </w:p>
     <w:p>
@@ -424,7 +424,7 @@
                 <w:szCs w:val="20"/>
                 <w:rFonts w:ascii="Cambria" w:cs="Cambria" w:eastAsia="Cambria" w:hAnsi="Cambria"/>
               </w:rPr>
-              <w:t xml:space="preserve">50,939</w:t>
+              <w:t xml:space="preserve">50,940</w:t>
             </w:r>
           </w:p>
         </w:tc>
@@ -29608,7 +29608,7 @@
           <w:szCs w:val="22"/>
           <w:rFonts w:ascii="Cambria" w:cs="Cambria" w:eastAsia="Cambria" w:hAnsi="Cambria"/>
         </w:rPr>
-        <w:t xml:space="preserve">The CPL Initiative has moved from pilot to scale, demonstrating measurable impact in student access, credit attainment, and system engagement. With 50,939 students served, 13,227 statewide credit recommendations, and 102 actively participating colleges, the initiative has surpassed most 2025–26 benchmarks ahead of schedule.</w:t>
+        <w:t xml:space="preserve">The CPL Initiative has moved from pilot to scale, demonstrating measurable impact in student access, credit attainment, and system engagement. With 50,940 students served, 13,227 statewide credit recommendations, and 102 actively participating colleges, the initiative has surpassed most 2025–26 benchmarks ahead of schedule.</w:t>
       </w:r>
     </w:p>
     <w:p>

--- a/reports/CPL_Master_Report.docx
+++ b/reports/CPL_Master_Report.docx
@@ -167,7 +167,7 @@
           <w:szCs w:val="21"/>
           <w:rFonts w:ascii="Cambria" w:cs="Cambria" w:eastAsia="Cambria" w:hAnsi="Cambria"/>
         </w:rPr>
-        <w:t xml:space="preserve">50,940 cumulative students served with CPL awards, surpassing annual targets.</w:t>
+        <w:t xml:space="preserve">50,947 cumulative students served with CPL awards, surpassing annual targets.</w:t>
       </w:r>
     </w:p>
     <w:p>
@@ -424,7 +424,7 @@
                 <w:szCs w:val="20"/>
                 <w:rFonts w:ascii="Cambria" w:cs="Cambria" w:eastAsia="Cambria" w:hAnsi="Cambria"/>
               </w:rPr>
-              <w:t xml:space="preserve">50,940</w:t>
+              <w:t xml:space="preserve">50,947</w:t>
             </w:r>
           </w:p>
         </w:tc>
@@ -29608,7 +29608,7 @@
           <w:szCs w:val="22"/>
           <w:rFonts w:ascii="Cambria" w:cs="Cambria" w:eastAsia="Cambria" w:hAnsi="Cambria"/>
         </w:rPr>
-        <w:t xml:space="preserve">The CPL Initiative has moved from pilot to scale, demonstrating measurable impact in student access, credit attainment, and system engagement. With 50,940 students served, 13,227 statewide credit recommendations, and 102 actively participating colleges, the initiative has surpassed most 2025–26 benchmarks ahead of schedule.</w:t>
+        <w:t xml:space="preserve">The CPL Initiative has moved from pilot to scale, demonstrating measurable impact in student access, credit attainment, and system engagement. With 50,947 students served, 13,227 statewide credit recommendations, and 102 actively participating colleges, the initiative has surpassed most 2025–26 benchmarks ahead of schedule.</w:t>
       </w:r>
     </w:p>
     <w:p>

--- a/reports/CPL_Master_Report.docx
+++ b/reports/CPL_Master_Report.docx
@@ -141,7 +141,7 @@
           <w:szCs w:val="22"/>
           <w:rFonts w:ascii="Cambria" w:cs="Cambria" w:eastAsia="Cambria" w:hAnsi="Cambria"/>
         </w:rPr>
-        <w:t xml:space="preserve">As of September 2, 2026, the CPL initiative is ahead of schedule, with most 2025–2026 targets met or exceeded and core infrastructure nearing completion. The work has expanded student access, increased transcripted units, and established the foundation for a permanent, statewide CPL service under Vision 2030.</w:t>
+        <w:t xml:space="preserve">As of September 3, 2026, the CPL initiative is ahead of schedule, with most 2025–2026 targets met or exceeded and core infrastructure nearing completion. The work has expanded student access, increased transcripted units, and established the foundation for a permanent, statewide CPL service under Vision 2030.</w:t>
       </w:r>
     </w:p>
     <w:p>
@@ -167,7 +167,7 @@
           <w:szCs w:val="21"/>
           <w:rFonts w:ascii="Cambria" w:cs="Cambria" w:eastAsia="Cambria" w:hAnsi="Cambria"/>
         </w:rPr>
-        <w:t xml:space="preserve">50,947 cumulative students served with CPL awards, surpassing annual targets.</w:t>
+        <w:t xml:space="preserve">50,968 cumulative students served with CPL awards, surpassing annual targets.</w:t>
       </w:r>
     </w:p>
     <w:p>
@@ -221,7 +221,7 @@
           <w:szCs w:val="21"/>
           <w:rFonts w:ascii="Cambria" w:cs="Cambria" w:eastAsia="Cambria" w:hAnsi="Cambria"/>
         </w:rPr>
-        <w:t xml:space="preserve">13,227 statewide credit recommendations, driven by faculty discipline workgroups spanning high-demand fields.</w:t>
+        <w:t xml:space="preserve">13,230 statewide credit recommendations, driven by faculty discipline workgroups spanning high-demand fields.</w:t>
       </w:r>
     </w:p>
     <w:p>
@@ -239,7 +239,7 @@
           <w:szCs w:val="21"/>
           <w:rFonts w:ascii="Cambria" w:cs="Cambria" w:eastAsia="Cambria" w:hAnsi="Cambria"/>
         </w:rPr>
-        <w:t xml:space="preserve">The Veteran Sprint has uploaded 57 JSTs to MAP, with estimated student savings of $324M and projected 20-year economic impact of $1.29B.</w:t>
+        <w:t xml:space="preserve">The Veteran Sprint has uploaded 57 JSTs to MAP, with estimated student savings of $325M and projected 20-year economic impact of $1.29B.</w:t>
       </w:r>
     </w:p>
     <w:p>
@@ -424,7 +424,7 @@
                 <w:szCs w:val="20"/>
                 <w:rFonts w:ascii="Cambria" w:cs="Cambria" w:eastAsia="Cambria" w:hAnsi="Cambria"/>
               </w:rPr>
-              <w:t xml:space="preserve">50,947</w:t>
+              <w:t xml:space="preserve">50,968</w:t>
             </w:r>
           </w:p>
         </w:tc>
@@ -564,7 +564,7 @@
                 <w:szCs w:val="20"/>
                 <w:rFonts w:ascii="Cambria" w:cs="Cambria" w:eastAsia="Cambria" w:hAnsi="Cambria"/>
               </w:rPr>
-              <w:t xml:space="preserve">13,227</w:t>
+              <w:t xml:space="preserve">13,230</w:t>
             </w:r>
           </w:p>
         </w:tc>
@@ -774,7 +774,7 @@
                 <w:szCs w:val="20"/>
                 <w:rFonts w:ascii="Cambria" w:cs="Cambria" w:eastAsia="Cambria" w:hAnsi="Cambria"/>
               </w:rPr>
-              <w:t xml:space="preserve">$324M</w:t>
+              <w:t xml:space="preserve">$325M</w:t>
             </w:r>
           </w:p>
         </w:tc>
@@ -29608,7 +29608,7 @@
           <w:szCs w:val="22"/>
           <w:rFonts w:ascii="Cambria" w:cs="Cambria" w:eastAsia="Cambria" w:hAnsi="Cambria"/>
         </w:rPr>
-        <w:t xml:space="preserve">The CPL Initiative has moved from pilot to scale, demonstrating measurable impact in student access, credit attainment, and system engagement. With 50,947 students served, 13,227 statewide credit recommendations, and 102 actively participating colleges, the initiative has surpassed most 2025–26 benchmarks ahead of schedule.</w:t>
+        <w:t xml:space="preserve">The CPL Initiative has moved from pilot to scale, demonstrating measurable impact in student access, credit attainment, and system engagement. With 50,968 students served, 13,230 statewide credit recommendations, and 102 actively participating colleges, the initiative has surpassed most 2025–26 benchmarks ahead of schedule.</w:t>
       </w:r>
     </w:p>
     <w:p>
@@ -29659,7 +29659,7 @@
           <w:szCs w:val="20"/>
           <w:rFonts w:ascii="Cambria" w:cs="Cambria" w:eastAsia="Cambria" w:hAnsi="Cambria"/>
         </w:rPr>
-        <w:t xml:space="preserve">September 2, 2026</w:t>
+        <w:t xml:space="preserve">September 3, 2026</w:t>
       </w:r>
     </w:p>
     <w:sectPr>
@@ -29696,7 +29696,7 @@
         <w:szCs w:val="14"/>
         <w:rFonts w:ascii="Cambria" w:cs="Cambria" w:eastAsia="Cambria" w:hAnsi="Cambria"/>
       </w:rPr>
-      <w:t xml:space="preserve">Generated September 2, 2026  |  California Community Colleges  |  CPL Initiative</w:t>
+      <w:t xml:space="preserve">Generated September 3, 2026  |  California Community Colleges  |  CPL Initiative</w:t>
     </w:r>
     <w:r>
       <w:rPr>

--- a/reports/CPL_Master_Report.docx
+++ b/reports/CPL_Master_Report.docx
@@ -221,7 +221,7 @@
           <w:szCs w:val="21"/>
           <w:rFonts w:ascii="Cambria" w:cs="Cambria" w:eastAsia="Cambria" w:hAnsi="Cambria"/>
         </w:rPr>
-        <w:t xml:space="preserve">13,230 statewide credit recommendations, driven by faculty discipline workgroups spanning high-demand fields.</w:t>
+        <w:t xml:space="preserve">13,232 statewide credit recommendations, driven by faculty discipline workgroups spanning high-demand fields.</w:t>
       </w:r>
     </w:p>
     <w:p>
@@ -564,7 +564,7 @@
                 <w:szCs w:val="20"/>
                 <w:rFonts w:ascii="Cambria" w:cs="Cambria" w:eastAsia="Cambria" w:hAnsi="Cambria"/>
               </w:rPr>
-              <w:t xml:space="preserve">13,230</w:t>
+              <w:t xml:space="preserve">13,232</w:t>
             </w:r>
           </w:p>
         </w:tc>
@@ -29608,7 +29608,7 @@
           <w:szCs w:val="22"/>
           <w:rFonts w:ascii="Cambria" w:cs="Cambria" w:eastAsia="Cambria" w:hAnsi="Cambria"/>
         </w:rPr>
-        <w:t xml:space="preserve">The CPL Initiative has moved from pilot to scale, demonstrating measurable impact in student access, credit attainment, and system engagement. With 50,968 students served, 13,230 statewide credit recommendations, and 102 actively participating colleges, the initiative has surpassed most 2025–26 benchmarks ahead of schedule.</w:t>
+        <w:t xml:space="preserve">The CPL Initiative has moved from pilot to scale, demonstrating measurable impact in student access, credit attainment, and system engagement. With 50,968 students served, 13,232 statewide credit recommendations, and 102 actively participating colleges, the initiative has surpassed most 2025–26 benchmarks ahead of schedule.</w:t>
       </w:r>
     </w:p>
     <w:p>

--- a/reports/CPL_Master_Report.docx
+++ b/reports/CPL_Master_Report.docx
@@ -167,7 +167,7 @@
           <w:szCs w:val="21"/>
           <w:rFonts w:ascii="Cambria" w:cs="Cambria" w:eastAsia="Cambria" w:hAnsi="Cambria"/>
         </w:rPr>
-        <w:t xml:space="preserve">50,968 cumulative students served with CPL awards, surpassing annual targets.</w:t>
+        <w:t xml:space="preserve">50,972 cumulative students served with CPL awards, surpassing annual targets.</w:t>
       </w:r>
     </w:p>
     <w:p>
@@ -424,7 +424,7 @@
                 <w:szCs w:val="20"/>
                 <w:rFonts w:ascii="Cambria" w:cs="Cambria" w:eastAsia="Cambria" w:hAnsi="Cambria"/>
               </w:rPr>
-              <w:t xml:space="preserve">50,968</w:t>
+              <w:t xml:space="preserve">50,972</w:t>
             </w:r>
           </w:p>
         </w:tc>
@@ -29608,7 +29608,7 @@
           <w:szCs w:val="22"/>
           <w:rFonts w:ascii="Cambria" w:cs="Cambria" w:eastAsia="Cambria" w:hAnsi="Cambria"/>
         </w:rPr>
-        <w:t xml:space="preserve">The CPL Initiative has moved from pilot to scale, demonstrating measurable impact in student access, credit attainment, and system engagement. With 50,968 students served, 13,232 statewide credit recommendations, and 102 actively participating colleges, the initiative has surpassed most 2025–26 benchmarks ahead of schedule.</w:t>
+        <w:t xml:space="preserve">The CPL Initiative has moved from pilot to scale, demonstrating measurable impact in student access, credit attainment, and system engagement. With 50,972 students served, 13,232 statewide credit recommendations, and 102 actively participating colleges, the initiative has surpassed most 2025–26 benchmarks ahead of schedule.</w:t>
       </w:r>
     </w:p>
     <w:p>

--- a/reports/CPL_Master_Report.docx
+++ b/reports/CPL_Master_Report.docx
@@ -167,7 +167,7 @@
           <w:szCs w:val="21"/>
           <w:rFonts w:ascii="Cambria" w:cs="Cambria" w:eastAsia="Cambria" w:hAnsi="Cambria"/>
         </w:rPr>
-        <w:t xml:space="preserve">50,972 cumulative students served with CPL awards, surpassing annual targets.</w:t>
+        <w:t xml:space="preserve">50,996 cumulative students served with CPL awards, surpassing annual targets.</w:t>
       </w:r>
     </w:p>
     <w:p>
@@ -221,7 +221,7 @@
           <w:szCs w:val="21"/>
           <w:rFonts w:ascii="Cambria" w:cs="Cambria" w:eastAsia="Cambria" w:hAnsi="Cambria"/>
         </w:rPr>
-        <w:t xml:space="preserve">13,232 statewide credit recommendations, driven by faculty discipline workgroups spanning high-demand fields.</w:t>
+        <w:t xml:space="preserve">13,233 statewide credit recommendations, driven by faculty discipline workgroups spanning high-demand fields.</w:t>
       </w:r>
     </w:p>
     <w:p>
@@ -424,7 +424,7 @@
                 <w:szCs w:val="20"/>
                 <w:rFonts w:ascii="Cambria" w:cs="Cambria" w:eastAsia="Cambria" w:hAnsi="Cambria"/>
               </w:rPr>
-              <w:t xml:space="preserve">50,972</w:t>
+              <w:t xml:space="preserve">50,996</w:t>
             </w:r>
           </w:p>
         </w:tc>
@@ -564,7 +564,7 @@
                 <w:szCs w:val="20"/>
                 <w:rFonts w:ascii="Cambria" w:cs="Cambria" w:eastAsia="Cambria" w:hAnsi="Cambria"/>
               </w:rPr>
-              <w:t xml:space="preserve">13,232</w:t>
+              <w:t xml:space="preserve">13,233</w:t>
             </w:r>
           </w:p>
         </w:tc>
@@ -29608,7 +29608,7 @@
           <w:szCs w:val="22"/>
           <w:rFonts w:ascii="Cambria" w:cs="Cambria" w:eastAsia="Cambria" w:hAnsi="Cambria"/>
         </w:rPr>
-        <w:t xml:space="preserve">The CPL Initiative has moved from pilot to scale, demonstrating measurable impact in student access, credit attainment, and system engagement. With 50,972 students served, 13,232 statewide credit recommendations, and 102 actively participating colleges, the initiative has surpassed most 2025–26 benchmarks ahead of schedule.</w:t>
+        <w:t xml:space="preserve">The CPL Initiative has moved from pilot to scale, demonstrating measurable impact in student access, credit attainment, and system engagement. With 50,996 students served, 13,233 statewide credit recommendations, and 102 actively participating colleges, the initiative has surpassed most 2025–26 benchmarks ahead of schedule.</w:t>
       </w:r>
     </w:p>
     <w:p>

--- a/reports/CPL_Master_Report.docx
+++ b/reports/CPL_Master_Report.docx
@@ -141,7 +141,7 @@
           <w:szCs w:val="22"/>
           <w:rFonts w:ascii="Cambria" w:cs="Cambria" w:eastAsia="Cambria" w:hAnsi="Cambria"/>
         </w:rPr>
-        <w:t xml:space="preserve">As of September 3, 2026, the CPL initiative is ahead of schedule, with most 2025–2026 targets met or exceeded and core infrastructure nearing completion. The work has expanded student access, increased transcripted units, and established the foundation for a permanent, statewide CPL service under Vision 2030.</w:t>
+        <w:t xml:space="preserve">As of September 4, 2026, the CPL initiative is ahead of schedule, with most 2025–2026 targets met or exceeded and core infrastructure nearing completion. The work has expanded student access, increased transcripted units, and established the foundation for a permanent, statewide CPL service under Vision 2030.</w:t>
       </w:r>
     </w:p>
     <w:p>
@@ -167,7 +167,7 @@
           <w:szCs w:val="21"/>
           <w:rFonts w:ascii="Cambria" w:cs="Cambria" w:eastAsia="Cambria" w:hAnsi="Cambria"/>
         </w:rPr>
-        <w:t xml:space="preserve">50,996 cumulative students served with CPL awards, surpassing annual targets.</w:t>
+        <w:t xml:space="preserve">50,995 cumulative students served with CPL awards, surpassing annual targets.</w:t>
       </w:r>
     </w:p>
     <w:p>
@@ -424,7 +424,7 @@
                 <w:szCs w:val="20"/>
                 <w:rFonts w:ascii="Cambria" w:cs="Cambria" w:eastAsia="Cambria" w:hAnsi="Cambria"/>
               </w:rPr>
-              <w:t xml:space="preserve">50,996</w:t>
+              <w:t xml:space="preserve">50,995</w:t>
             </w:r>
           </w:p>
         </w:tc>
@@ -29608,7 +29608,7 @@
           <w:szCs w:val="22"/>
           <w:rFonts w:ascii="Cambria" w:cs="Cambria" w:eastAsia="Cambria" w:hAnsi="Cambria"/>
         </w:rPr>
-        <w:t xml:space="preserve">The CPL Initiative has moved from pilot to scale, demonstrating measurable impact in student access, credit attainment, and system engagement. With 50,996 students served, 13,233 statewide credit recommendations, and 102 actively participating colleges, the initiative has surpassed most 2025–26 benchmarks ahead of schedule.</w:t>
+        <w:t xml:space="preserve">The CPL Initiative has moved from pilot to scale, demonstrating measurable impact in student access, credit attainment, and system engagement. With 50,995 students served, 13,233 statewide credit recommendations, and 102 actively participating colleges, the initiative has surpassed most 2025–26 benchmarks ahead of schedule.</w:t>
       </w:r>
     </w:p>
     <w:p>
@@ -29659,7 +29659,7 @@
           <w:szCs w:val="20"/>
           <w:rFonts w:ascii="Cambria" w:cs="Cambria" w:eastAsia="Cambria" w:hAnsi="Cambria"/>
         </w:rPr>
-        <w:t xml:space="preserve">September 3, 2026</w:t>
+        <w:t xml:space="preserve">September 4, 2026</w:t>
       </w:r>
     </w:p>
     <w:sectPr>
@@ -29696,7 +29696,7 @@
         <w:szCs w:val="14"/>
         <w:rFonts w:ascii="Cambria" w:cs="Cambria" w:eastAsia="Cambria" w:hAnsi="Cambria"/>
       </w:rPr>
-      <w:t xml:space="preserve">Generated September 3, 2026  |  California Community Colleges  |  CPL Initiative</w:t>
+      <w:t xml:space="preserve">Generated September 4, 2026  |  California Community Colleges  |  CPL Initiative</w:t>
     </w:r>
     <w:r>
       <w:rPr>

--- a/reports/CPL_Master_Report.docx
+++ b/reports/CPL_Master_Report.docx
@@ -167,7 +167,7 @@
           <w:szCs w:val="21"/>
           <w:rFonts w:ascii="Cambria" w:cs="Cambria" w:eastAsia="Cambria" w:hAnsi="Cambria"/>
         </w:rPr>
-        <w:t xml:space="preserve">50,995 cumulative students served with CPL awards, surpassing annual targets.</w:t>
+        <w:t xml:space="preserve">51,004 cumulative students served with CPL awards, surpassing annual targets.</w:t>
       </w:r>
     </w:p>
     <w:p>
@@ -424,7 +424,7 @@
                 <w:szCs w:val="20"/>
                 <w:rFonts w:ascii="Cambria" w:cs="Cambria" w:eastAsia="Cambria" w:hAnsi="Cambria"/>
               </w:rPr>
-              <w:t xml:space="preserve">50,995</w:t>
+              <w:t xml:space="preserve">51,004</w:t>
             </w:r>
           </w:p>
         </w:tc>
@@ -29608,7 +29608,7 @@
           <w:szCs w:val="22"/>
           <w:rFonts w:ascii="Cambria" w:cs="Cambria" w:eastAsia="Cambria" w:hAnsi="Cambria"/>
         </w:rPr>
-        <w:t xml:space="preserve">The CPL Initiative has moved from pilot to scale, demonstrating measurable impact in student access, credit attainment, and system engagement. With 50,995 students served, 13,233 statewide credit recommendations, and 102 actively participating colleges, the initiative has surpassed most 2025–26 benchmarks ahead of schedule.</w:t>
+        <w:t xml:space="preserve">The CPL Initiative has moved from pilot to scale, demonstrating measurable impact in student access, credit attainment, and system engagement. With 51,004 students served, 13,233 statewide credit recommendations, and 102 actively participating colleges, the initiative has surpassed most 2025–26 benchmarks ahead of schedule.</w:t>
       </w:r>
     </w:p>
     <w:p>

--- a/reports/CPL_Master_Report.docx
+++ b/reports/CPL_Master_Report.docx
@@ -141,7 +141,7 @@
           <w:szCs w:val="22"/>
           <w:rFonts w:ascii="Cambria" w:cs="Cambria" w:eastAsia="Cambria" w:hAnsi="Cambria"/>
         </w:rPr>
-        <w:t xml:space="preserve">As of September 4, 2026, the CPL initiative is ahead of schedule, with most 2025–2026 targets met or exceeded and core infrastructure nearing completion. The work has expanded student access, increased transcripted units, and established the foundation for a permanent, statewide CPL service under Vision 2030.</w:t>
+        <w:t xml:space="preserve">As of September 5, 2026, the CPL initiative is ahead of schedule, with most 2025–2026 targets met or exceeded and core infrastructure nearing completion. The work has expanded student access, increased transcripted units, and established the foundation for a permanent, statewide CPL service under Vision 2030.</w:t>
       </w:r>
     </w:p>
     <w:p>
@@ -167,7 +167,7 @@
           <w:szCs w:val="21"/>
           <w:rFonts w:ascii="Cambria" w:cs="Cambria" w:eastAsia="Cambria" w:hAnsi="Cambria"/>
         </w:rPr>
-        <w:t xml:space="preserve">51,004 cumulative students served with CPL awards, surpassing annual targets.</w:t>
+        <w:t xml:space="preserve">51,041 cumulative students served with CPL awards, surpassing annual targets.</w:t>
       </w:r>
     </w:p>
     <w:p>
@@ -221,7 +221,7 @@
           <w:szCs w:val="21"/>
           <w:rFonts w:ascii="Cambria" w:cs="Cambria" w:eastAsia="Cambria" w:hAnsi="Cambria"/>
         </w:rPr>
-        <w:t xml:space="preserve">13,233 statewide credit recommendations, driven by faculty discipline workgroups spanning high-demand fields.</w:t>
+        <w:t xml:space="preserve">13,269 statewide credit recommendations, driven by faculty discipline workgroups spanning high-demand fields.</w:t>
       </w:r>
     </w:p>
     <w:p>
@@ -424,7 +424,7 @@
                 <w:szCs w:val="20"/>
                 <w:rFonts w:ascii="Cambria" w:cs="Cambria" w:eastAsia="Cambria" w:hAnsi="Cambria"/>
               </w:rPr>
-              <w:t xml:space="preserve">51,004</w:t>
+              <w:t xml:space="preserve">51,041</w:t>
             </w:r>
           </w:p>
         </w:tc>
@@ -564,7 +564,7 @@
                 <w:szCs w:val="20"/>
                 <w:rFonts w:ascii="Cambria" w:cs="Cambria" w:eastAsia="Cambria" w:hAnsi="Cambria"/>
               </w:rPr>
-              <w:t xml:space="preserve">13,233</w:t>
+              <w:t xml:space="preserve">13,269</w:t>
             </w:r>
           </w:p>
         </w:tc>
@@ -29608,7 +29608,7 @@
           <w:szCs w:val="22"/>
           <w:rFonts w:ascii="Cambria" w:cs="Cambria" w:eastAsia="Cambria" w:hAnsi="Cambria"/>
         </w:rPr>
-        <w:t xml:space="preserve">The CPL Initiative has moved from pilot to scale, demonstrating measurable impact in student access, credit attainment, and system engagement. With 51,004 students served, 13,233 statewide credit recommendations, and 102 actively participating colleges, the initiative has surpassed most 2025–26 benchmarks ahead of schedule.</w:t>
+        <w:t xml:space="preserve">The CPL Initiative has moved from pilot to scale, demonstrating measurable impact in student access, credit attainment, and system engagement. With 51,041 students served, 13,269 statewide credit recommendations, and 102 actively participating colleges, the initiative has surpassed most 2025–26 benchmarks ahead of schedule.</w:t>
       </w:r>
     </w:p>
     <w:p>
@@ -29659,7 +29659,7 @@
           <w:szCs w:val="20"/>
           <w:rFonts w:ascii="Cambria" w:cs="Cambria" w:eastAsia="Cambria" w:hAnsi="Cambria"/>
         </w:rPr>
-        <w:t xml:space="preserve">September 4, 2026</w:t>
+        <w:t xml:space="preserve">September 5, 2026</w:t>
       </w:r>
     </w:p>
     <w:sectPr>
@@ -29696,7 +29696,7 @@
         <w:szCs w:val="14"/>
         <w:rFonts w:ascii="Cambria" w:cs="Cambria" w:eastAsia="Cambria" w:hAnsi="Cambria"/>
       </w:rPr>
-      <w:t xml:space="preserve">Generated September 4, 2026  |  California Community Colleges  |  CPL Initiative</w:t>
+      <w:t xml:space="preserve">Generated September 5, 2026  |  California Community Colleges  |  CPL Initiative</w:t>
     </w:r>
     <w:r>
       <w:rPr>

--- a/reports/CPL_Master_Report.docx
+++ b/reports/CPL_Master_Report.docx
@@ -141,7 +141,7 @@
           <w:szCs w:val="22"/>
           <w:rFonts w:ascii="Cambria" w:cs="Cambria" w:eastAsia="Cambria" w:hAnsi="Cambria"/>
         </w:rPr>
-        <w:t xml:space="preserve">As of September 5, 2026, the CPL initiative is ahead of schedule, with most 2025–2026 targets met or exceeded and core infrastructure nearing completion. The work has expanded student access, increased transcripted units, and established the foundation for a permanent, statewide CPL service under Vision 2030.</w:t>
+        <w:t xml:space="preserve">As of September 6, 2026, the CPL initiative is ahead of schedule, with most 2025–2026 targets met or exceeded and core infrastructure nearing completion. The work has expanded student access, increased transcripted units, and established the foundation for a permanent, statewide CPL service under Vision 2030.</w:t>
       </w:r>
     </w:p>
     <w:p>
@@ -29659,7 +29659,7 @@
           <w:szCs w:val="20"/>
           <w:rFonts w:ascii="Cambria" w:cs="Cambria" w:eastAsia="Cambria" w:hAnsi="Cambria"/>
         </w:rPr>
-        <w:t xml:space="preserve">September 5, 2026</w:t>
+        <w:t xml:space="preserve">September 6, 2026</w:t>
       </w:r>
     </w:p>
     <w:sectPr>
@@ -29696,7 +29696,7 @@
         <w:szCs w:val="14"/>
         <w:rFonts w:ascii="Cambria" w:cs="Cambria" w:eastAsia="Cambria" w:hAnsi="Cambria"/>
       </w:rPr>
-      <w:t xml:space="preserve">Generated September 5, 2026  |  California Community Colleges  |  CPL Initiative</w:t>
+      <w:t xml:space="preserve">Generated September 6, 2026  |  California Community Colleges  |  CPL Initiative</w:t>
     </w:r>
     <w:r>
       <w:rPr>

--- a/reports/CPL_Master_Report.docx
+++ b/reports/CPL_Master_Report.docx
@@ -141,7 +141,7 @@
           <w:szCs w:val="22"/>
           <w:rFonts w:ascii="Cambria" w:cs="Cambria" w:eastAsia="Cambria" w:hAnsi="Cambria"/>
         </w:rPr>
-        <w:t xml:space="preserve">As of September 6, 2026, the CPL initiative is ahead of schedule, with most 2025–2026 targets met or exceeded and core infrastructure nearing completion. The work has expanded student access, increased transcripted units, and established the foundation for a permanent, statewide CPL service under Vision 2030.</w:t>
+        <w:t xml:space="preserve">As of September 7, 2026, the CPL initiative is ahead of schedule, with most 2025–2026 targets met or exceeded and core infrastructure nearing completion. The work has expanded student access, increased transcripted units, and established the foundation for a permanent, statewide CPL service under Vision 2030.</w:t>
       </w:r>
     </w:p>
     <w:p>
@@ -29659,7 +29659,7 @@
           <w:szCs w:val="20"/>
           <w:rFonts w:ascii="Cambria" w:cs="Cambria" w:eastAsia="Cambria" w:hAnsi="Cambria"/>
         </w:rPr>
-        <w:t xml:space="preserve">September 6, 2026</w:t>
+        <w:t xml:space="preserve">September 7, 2026</w:t>
       </w:r>
     </w:p>
     <w:sectPr>
@@ -29696,7 +29696,7 @@
         <w:szCs w:val="14"/>
         <w:rFonts w:ascii="Cambria" w:cs="Cambria" w:eastAsia="Cambria" w:hAnsi="Cambria"/>
       </w:rPr>
-      <w:t xml:space="preserve">Generated September 6, 2026  |  California Community Colleges  |  CPL Initiative</w:t>
+      <w:t xml:space="preserve">Generated September 7, 2026  |  California Community Colleges  |  CPL Initiative</w:t>
     </w:r>
     <w:r>
       <w:rPr>

--- a/reports/CPL_Master_Report.docx
+++ b/reports/CPL_Master_Report.docx
@@ -167,7 +167,7 @@
           <w:szCs w:val="21"/>
           <w:rFonts w:ascii="Cambria" w:cs="Cambria" w:eastAsia="Cambria" w:hAnsi="Cambria"/>
         </w:rPr>
-        <w:t xml:space="preserve">51,041 cumulative students served with CPL awards, surpassing annual targets.</w:t>
+        <w:t xml:space="preserve">51,047 cumulative students served with CPL awards, surpassing annual targets.</w:t>
       </w:r>
     </w:p>
     <w:p>
@@ -424,7 +424,7 @@
                 <w:szCs w:val="20"/>
                 <w:rFonts w:ascii="Cambria" w:cs="Cambria" w:eastAsia="Cambria" w:hAnsi="Cambria"/>
               </w:rPr>
-              <w:t xml:space="preserve">51,041</w:t>
+              <w:t xml:space="preserve">51,047</w:t>
             </w:r>
           </w:p>
         </w:tc>
@@ -29608,7 +29608,7 @@
           <w:szCs w:val="22"/>
           <w:rFonts w:ascii="Cambria" w:cs="Cambria" w:eastAsia="Cambria" w:hAnsi="Cambria"/>
         </w:rPr>
-        <w:t xml:space="preserve">The CPL Initiative has moved from pilot to scale, demonstrating measurable impact in student access, credit attainment, and system engagement. With 51,041 students served, 13,269 statewide credit recommendations, and 102 actively participating colleges, the initiative has surpassed most 2025–26 benchmarks ahead of schedule.</w:t>
+        <w:t xml:space="preserve">The CPL Initiative has moved from pilot to scale, demonstrating measurable impact in student access, credit attainment, and system engagement. With 51,047 students served, 13,269 statewide credit recommendations, and 102 actively participating colleges, the initiative has surpassed most 2025–26 benchmarks ahead of schedule.</w:t>
       </w:r>
     </w:p>
     <w:p>

--- a/reports/CPL_Master_Report.docx
+++ b/reports/CPL_Master_Report.docx
@@ -167,7 +167,7 @@
           <w:szCs w:val="21"/>
           <w:rFonts w:ascii="Cambria" w:cs="Cambria" w:eastAsia="Cambria" w:hAnsi="Cambria"/>
         </w:rPr>
-        <w:t xml:space="preserve">51,047 cumulative students served with CPL awards, surpassing annual targets.</w:t>
+        <w:t xml:space="preserve">51,057 cumulative students served with CPL awards, surpassing annual targets.</w:t>
       </w:r>
     </w:p>
     <w:p>
@@ -185,7 +185,7 @@
           <w:szCs w:val="21"/>
           <w:rFonts w:ascii="Cambria" w:cs="Cambria" w:eastAsia="Cambria" w:hAnsi="Cambria"/>
         </w:rPr>
-        <w:t xml:space="preserve">217k CPL units transcripted across the system.</w:t>
+        <w:t xml:space="preserve">218k CPL units transcripted across the system.</w:t>
       </w:r>
     </w:p>
     <w:p>
@@ -424,7 +424,7 @@
                 <w:szCs w:val="20"/>
                 <w:rFonts w:ascii="Cambria" w:cs="Cambria" w:eastAsia="Cambria" w:hAnsi="Cambria"/>
               </w:rPr>
-              <w:t xml:space="preserve">51,047</w:t>
+              <w:t xml:space="preserve">51,057</w:t>
             </w:r>
           </w:p>
         </w:tc>
@@ -494,7 +494,7 @@
                 <w:szCs w:val="20"/>
                 <w:rFonts w:ascii="Cambria" w:cs="Cambria" w:eastAsia="Cambria" w:hAnsi="Cambria"/>
               </w:rPr>
-              <w:t xml:space="preserve">217k</w:t>
+              <w:t xml:space="preserve">218k</w:t>
             </w:r>
           </w:p>
         </w:tc>
@@ -29608,7 +29608,7 @@
           <w:szCs w:val="22"/>
           <w:rFonts w:ascii="Cambria" w:cs="Cambria" w:eastAsia="Cambria" w:hAnsi="Cambria"/>
         </w:rPr>
-        <w:t xml:space="preserve">The CPL Initiative has moved from pilot to scale, demonstrating measurable impact in student access, credit attainment, and system engagement. With 51,047 students served, 13,269 statewide credit recommendations, and 102 actively participating colleges, the initiative has surpassed most 2025–26 benchmarks ahead of schedule.</w:t>
+        <w:t xml:space="preserve">The CPL Initiative has moved from pilot to scale, demonstrating measurable impact in student access, credit attainment, and system engagement. With 51,057 students served, 13,269 statewide credit recommendations, and 102 actively participating colleges, the initiative has surpassed most 2025–26 benchmarks ahead of schedule.</w:t>
       </w:r>
     </w:p>
     <w:p>

--- a/reports/CPL_Master_Report.docx
+++ b/reports/CPL_Master_Report.docx
@@ -141,7 +141,7 @@
           <w:szCs w:val="22"/>
           <w:rFonts w:ascii="Cambria" w:cs="Cambria" w:eastAsia="Cambria" w:hAnsi="Cambria"/>
         </w:rPr>
-        <w:t xml:space="preserve">As of September 7, 2026, the CPL initiative is ahead of schedule, with most 2025–2026 targets met or exceeded and core infrastructure nearing completion. The work has expanded student access, increased transcripted units, and established the foundation for a permanent, statewide CPL service under Vision 2030.</w:t>
+        <w:t xml:space="preserve">As of September 8, 2026, the CPL initiative is ahead of schedule, with most 2025–2026 targets met or exceeded and core infrastructure nearing completion. The work has expanded student access, increased transcripted units, and established the foundation for a permanent, statewide CPL service under Vision 2030.</w:t>
       </w:r>
     </w:p>
     <w:p>
@@ -167,7 +167,7 @@
           <w:szCs w:val="21"/>
           <w:rFonts w:ascii="Cambria" w:cs="Cambria" w:eastAsia="Cambria" w:hAnsi="Cambria"/>
         </w:rPr>
-        <w:t xml:space="preserve">51,057 cumulative students served with CPL awards, surpassing annual targets.</w:t>
+        <w:t xml:space="preserve">51,059 cumulative students served with CPL awards, surpassing annual targets.</w:t>
       </w:r>
     </w:p>
     <w:p>
@@ -424,7 +424,7 @@
                 <w:szCs w:val="20"/>
                 <w:rFonts w:ascii="Cambria" w:cs="Cambria" w:eastAsia="Cambria" w:hAnsi="Cambria"/>
               </w:rPr>
-              <w:t xml:space="preserve">51,057</w:t>
+              <w:t xml:space="preserve">51,059</w:t>
             </w:r>
           </w:p>
         </w:tc>
@@ -29608,7 +29608,7 @@
           <w:szCs w:val="22"/>
           <w:rFonts w:ascii="Cambria" w:cs="Cambria" w:eastAsia="Cambria" w:hAnsi="Cambria"/>
         </w:rPr>
-        <w:t xml:space="preserve">The CPL Initiative has moved from pilot to scale, demonstrating measurable impact in student access, credit attainment, and system engagement. With 51,057 students served, 13,269 statewide credit recommendations, and 102 actively participating colleges, the initiative has surpassed most 2025–26 benchmarks ahead of schedule.</w:t>
+        <w:t xml:space="preserve">The CPL Initiative has moved from pilot to scale, demonstrating measurable impact in student access, credit attainment, and system engagement. With 51,059 students served, 13,269 statewide credit recommendations, and 102 actively participating colleges, the initiative has surpassed most 2025–26 benchmarks ahead of schedule.</w:t>
       </w:r>
     </w:p>
     <w:p>
@@ -29659,7 +29659,7 @@
           <w:szCs w:val="20"/>
           <w:rFonts w:ascii="Cambria" w:cs="Cambria" w:eastAsia="Cambria" w:hAnsi="Cambria"/>
         </w:rPr>
-        <w:t xml:space="preserve">September 7, 2026</w:t>
+        <w:t xml:space="preserve">September 8, 2026</w:t>
       </w:r>
     </w:p>
     <w:sectPr>
@@ -29696,7 +29696,7 @@
         <w:szCs w:val="14"/>
         <w:rFonts w:ascii="Cambria" w:cs="Cambria" w:eastAsia="Cambria" w:hAnsi="Cambria"/>
       </w:rPr>
-      <w:t xml:space="preserve">Generated September 7, 2026  |  California Community Colleges  |  CPL Initiative</w:t>
+      <w:t xml:space="preserve">Generated September 8, 2026  |  California Community Colleges  |  CPL Initiative</w:t>
     </w:r>
     <w:r>
       <w:rPr>

--- a/reports/CPL_Master_Report.docx
+++ b/reports/CPL_Master_Report.docx
@@ -141,7 +141,7 @@
           <w:szCs w:val="22"/>
           <w:rFonts w:ascii="Cambria" w:cs="Cambria" w:eastAsia="Cambria" w:hAnsi="Cambria"/>
         </w:rPr>
-        <w:t xml:space="preserve">As of September 8, 2026, the CPL initiative is ahead of schedule, with most 2025–2026 targets met or exceeded and core infrastructure nearing completion. The work has expanded student access, increased transcripted units, and established the foundation for a permanent, statewide CPL service under Vision 2030.</w:t>
+        <w:t xml:space="preserve">As of September 10, 2026, the CPL initiative is ahead of schedule, with most 2025–2026 targets met or exceeded and core infrastructure nearing completion. The work has expanded student access, increased transcripted units, and established the foundation for a permanent, statewide CPL service under Vision 2030.</w:t>
       </w:r>
     </w:p>
     <w:p>
@@ -167,7 +167,7 @@
           <w:szCs w:val="21"/>
           <w:rFonts w:ascii="Cambria" w:cs="Cambria" w:eastAsia="Cambria" w:hAnsi="Cambria"/>
         </w:rPr>
-        <w:t xml:space="preserve">51,059 cumulative students served with CPL awards, surpassing annual targets.</w:t>
+        <w:t xml:space="preserve">51,263 cumulative students served with CPL awards, surpassing annual targets.</w:t>
       </w:r>
     </w:p>
     <w:p>
@@ -185,7 +185,7 @@
           <w:szCs w:val="21"/>
           <w:rFonts w:ascii="Cambria" w:cs="Cambria" w:eastAsia="Cambria" w:hAnsi="Cambria"/>
         </w:rPr>
-        <w:t xml:space="preserve">218k CPL units transcripted across the system.</w:t>
+        <w:t xml:space="preserve">219k CPL units transcripted across the system.</w:t>
       </w:r>
     </w:p>
     <w:p>
@@ -221,7 +221,7 @@
           <w:szCs w:val="21"/>
           <w:rFonts w:ascii="Cambria" w:cs="Cambria" w:eastAsia="Cambria" w:hAnsi="Cambria"/>
         </w:rPr>
-        <w:t xml:space="preserve">13,269 statewide credit recommendations, driven by faculty discipline workgroups spanning high-demand fields.</w:t>
+        <w:t xml:space="preserve">13,277 statewide credit recommendations, driven by faculty discipline workgroups spanning high-demand fields.</w:t>
       </w:r>
     </w:p>
     <w:p>
@@ -239,7 +239,7 @@
           <w:szCs w:val="21"/>
           <w:rFonts w:ascii="Cambria" w:cs="Cambria" w:eastAsia="Cambria" w:hAnsi="Cambria"/>
         </w:rPr>
-        <w:t xml:space="preserve">The Veteran Sprint has uploaded 57 JSTs to MAP, with estimated student savings of $325M and projected 20-year economic impact of $1.29B.</w:t>
+        <w:t xml:space="preserve">The Veteran Sprint has uploaded 57 JSTs to MAP, with estimated student savings of $327M and projected 20-year economic impact of $1.3B.</w:t>
       </w:r>
     </w:p>
     <w:p>
@@ -424,7 +424,7 @@
                 <w:szCs w:val="20"/>
                 <w:rFonts w:ascii="Cambria" w:cs="Cambria" w:eastAsia="Cambria" w:hAnsi="Cambria"/>
               </w:rPr>
-              <w:t xml:space="preserve">51,059</w:t>
+              <w:t xml:space="preserve">51,263</w:t>
             </w:r>
           </w:p>
         </w:tc>
@@ -494,7 +494,7 @@
                 <w:szCs w:val="20"/>
                 <w:rFonts w:ascii="Cambria" w:cs="Cambria" w:eastAsia="Cambria" w:hAnsi="Cambria"/>
               </w:rPr>
-              <w:t xml:space="preserve">218k</w:t>
+              <w:t xml:space="preserve">219k</w:t>
             </w:r>
           </w:p>
         </w:tc>
@@ -564,7 +564,7 @@
                 <w:szCs w:val="20"/>
                 <w:rFonts w:ascii="Cambria" w:cs="Cambria" w:eastAsia="Cambria" w:hAnsi="Cambria"/>
               </w:rPr>
-              <w:t xml:space="preserve">13,269</w:t>
+              <w:t xml:space="preserve">13,277</w:t>
             </w:r>
           </w:p>
         </w:tc>
@@ -774,7 +774,7 @@
                 <w:szCs w:val="20"/>
                 <w:rFonts w:ascii="Cambria" w:cs="Cambria" w:eastAsia="Cambria" w:hAnsi="Cambria"/>
               </w:rPr>
-              <w:t xml:space="preserve">$325M</w:t>
+              <w:t xml:space="preserve">$327M</w:t>
             </w:r>
           </w:p>
         </w:tc>
@@ -844,7 +844,7 @@
                 <w:szCs w:val="20"/>
                 <w:rFonts w:ascii="Cambria" w:cs="Cambria" w:eastAsia="Cambria" w:hAnsi="Cambria"/>
               </w:rPr>
-              <w:t xml:space="preserve">$1.29B</w:t>
+              <w:t xml:space="preserve">$1.3B</w:t>
             </w:r>
           </w:p>
         </w:tc>
@@ -29608,7 +29608,7 @@
           <w:szCs w:val="22"/>
           <w:rFonts w:ascii="Cambria" w:cs="Cambria" w:eastAsia="Cambria" w:hAnsi="Cambria"/>
         </w:rPr>
-        <w:t xml:space="preserve">The CPL Initiative has moved from pilot to scale, demonstrating measurable impact in student access, credit attainment, and system engagement. With 51,059 students served, 13,269 statewide credit recommendations, and 102 actively participating colleges, the initiative has surpassed most 2025–26 benchmarks ahead of schedule.</w:t>
+        <w:t xml:space="preserve">The CPL Initiative has moved from pilot to scale, demonstrating measurable impact in student access, credit attainment, and system engagement. With 51,263 students served, 13,277 statewide credit recommendations, and 102 actively participating colleges, the initiative has surpassed most 2025–26 benchmarks ahead of schedule.</w:t>
       </w:r>
     </w:p>
     <w:p>
@@ -29659,7 +29659,7 @@
           <w:szCs w:val="20"/>
           <w:rFonts w:ascii="Cambria" w:cs="Cambria" w:eastAsia="Cambria" w:hAnsi="Cambria"/>
         </w:rPr>
-        <w:t xml:space="preserve">September 8, 2026</w:t>
+        <w:t xml:space="preserve">September 10, 2026</w:t>
       </w:r>
     </w:p>
     <w:sectPr>
@@ -29696,7 +29696,7 @@
         <w:szCs w:val="14"/>
         <w:rFonts w:ascii="Cambria" w:cs="Cambria" w:eastAsia="Cambria" w:hAnsi="Cambria"/>
       </w:rPr>
-      <w:t xml:space="preserve">Generated September 8, 2026  |  California Community Colleges  |  CPL Initiative</w:t>
+      <w:t xml:space="preserve">Generated September 10, 2026  |  California Community Colleges  |  CPL Initiative</w:t>
     </w:r>
     <w:r>
       <w:rPr>

--- a/reports/CPL_Master_Report.docx
+++ b/reports/CPL_Master_Report.docx
@@ -167,7 +167,7 @@
           <w:szCs w:val="21"/>
           <w:rFonts w:ascii="Cambria" w:cs="Cambria" w:eastAsia="Cambria" w:hAnsi="Cambria"/>
         </w:rPr>
-        <w:t xml:space="preserve">51,263 cumulative students served with CPL awards, surpassing annual targets.</w:t>
+        <w:t xml:space="preserve">51,265 cumulative students served with CPL awards, surpassing annual targets.</w:t>
       </w:r>
     </w:p>
     <w:p>
@@ -221,7 +221,7 @@
           <w:szCs w:val="21"/>
           <w:rFonts w:ascii="Cambria" w:cs="Cambria" w:eastAsia="Cambria" w:hAnsi="Cambria"/>
         </w:rPr>
-        <w:t xml:space="preserve">13,277 statewide credit recommendations, driven by faculty discipline workgroups spanning high-demand fields.</w:t>
+        <w:t xml:space="preserve">13,284 statewide credit recommendations, driven by faculty discipline workgroups spanning high-demand fields.</w:t>
       </w:r>
     </w:p>
     <w:p>
@@ -424,7 +424,7 @@
                 <w:szCs w:val="20"/>
                 <w:rFonts w:ascii="Cambria" w:cs="Cambria" w:eastAsia="Cambria" w:hAnsi="Cambria"/>
               </w:rPr>
-              <w:t xml:space="preserve">51,263</w:t>
+              <w:t xml:space="preserve">51,265</w:t>
             </w:r>
           </w:p>
         </w:tc>
@@ -564,7 +564,7 @@
                 <w:szCs w:val="20"/>
                 <w:rFonts w:ascii="Cambria" w:cs="Cambria" w:eastAsia="Cambria" w:hAnsi="Cambria"/>
               </w:rPr>
-              <w:t xml:space="preserve">13,277</w:t>
+              <w:t xml:space="preserve">13,284</w:t>
             </w:r>
           </w:p>
         </w:tc>
@@ -29608,7 +29608,7 @@
           <w:szCs w:val="22"/>
           <w:rFonts w:ascii="Cambria" w:cs="Cambria" w:eastAsia="Cambria" w:hAnsi="Cambria"/>
         </w:rPr>
-        <w:t xml:space="preserve">The CPL Initiative has moved from pilot to scale, demonstrating measurable impact in student access, credit attainment, and system engagement. With 51,263 students served, 13,277 statewide credit recommendations, and 102 actively participating colleges, the initiative has surpassed most 2025–26 benchmarks ahead of schedule.</w:t>
+        <w:t xml:space="preserve">The CPL Initiative has moved from pilot to scale, demonstrating measurable impact in student access, credit attainment, and system engagement. With 51,265 students served, 13,284 statewide credit recommendations, and 102 actively participating colleges, the initiative has surpassed most 2025–26 benchmarks ahead of schedule.</w:t>
       </w:r>
     </w:p>
     <w:p>

--- a/reports/CPL_Master_Report.docx
+++ b/reports/CPL_Master_Report.docx
@@ -221,7 +221,7 @@
           <w:szCs w:val="21"/>
           <w:rFonts w:ascii="Cambria" w:cs="Cambria" w:eastAsia="Cambria" w:hAnsi="Cambria"/>
         </w:rPr>
-        <w:t xml:space="preserve">13,284 statewide credit recommendations, driven by faculty discipline workgroups spanning high-demand fields.</w:t>
+        <w:t xml:space="preserve">13,293 statewide credit recommendations, driven by faculty discipline workgroups spanning high-demand fields.</w:t>
       </w:r>
     </w:p>
     <w:p>
@@ -564,7 +564,7 @@
                 <w:szCs w:val="20"/>
                 <w:rFonts w:ascii="Cambria" w:cs="Cambria" w:eastAsia="Cambria" w:hAnsi="Cambria"/>
               </w:rPr>
-              <w:t xml:space="preserve">13,284</w:t>
+              <w:t xml:space="preserve">13,293</w:t>
             </w:r>
           </w:p>
         </w:tc>
@@ -29608,7 +29608,7 @@
           <w:szCs w:val="22"/>
           <w:rFonts w:ascii="Cambria" w:cs="Cambria" w:eastAsia="Cambria" w:hAnsi="Cambria"/>
         </w:rPr>
-        <w:t xml:space="preserve">The CPL Initiative has moved from pilot to scale, demonstrating measurable impact in student access, credit attainment, and system engagement. With 51,265 students served, 13,284 statewide credit recommendations, and 102 actively participating colleges, the initiative has surpassed most 2025–26 benchmarks ahead of schedule.</w:t>
+        <w:t xml:space="preserve">The CPL Initiative has moved from pilot to scale, demonstrating measurable impact in student access, credit attainment, and system engagement. With 51,265 students served, 13,293 statewide credit recommendations, and 102 actively participating colleges, the initiative has surpassed most 2025–26 benchmarks ahead of schedule.</w:t>
       </w:r>
     </w:p>
     <w:p>

--- a/reports/CPL_Master_Report.docx
+++ b/reports/CPL_Master_Report.docx
@@ -141,7 +141,7 @@
           <w:szCs w:val="22"/>
           <w:rFonts w:ascii="Cambria" w:cs="Cambria" w:eastAsia="Cambria" w:hAnsi="Cambria"/>
         </w:rPr>
-        <w:t xml:space="preserve">As of September 10, 2026, the CPL initiative is ahead of schedule, with most 2025–2026 targets met or exceeded and core infrastructure nearing completion. The work has expanded student access, increased transcripted units, and established the foundation for a permanent, statewide CPL service under Vision 2030.</w:t>
+        <w:t xml:space="preserve">As of September 11, 2026, the CPL initiative is ahead of schedule, with most 2025–2026 targets met or exceeded and core infrastructure nearing completion. The work has expanded student access, increased transcripted units, and established the foundation for a permanent, statewide CPL service under Vision 2030.</w:t>
       </w:r>
     </w:p>
     <w:p>
@@ -167,7 +167,7 @@
           <w:szCs w:val="21"/>
           <w:rFonts w:ascii="Cambria" w:cs="Cambria" w:eastAsia="Cambria" w:hAnsi="Cambria"/>
         </w:rPr>
-        <w:t xml:space="preserve">51,265 cumulative students served with CPL awards, surpassing annual targets.</w:t>
+        <w:t xml:space="preserve">51,383 cumulative students served with CPL awards, surpassing annual targets.</w:t>
       </w:r>
     </w:p>
     <w:p>
@@ -221,7 +221,7 @@
           <w:szCs w:val="21"/>
           <w:rFonts w:ascii="Cambria" w:cs="Cambria" w:eastAsia="Cambria" w:hAnsi="Cambria"/>
         </w:rPr>
-        <w:t xml:space="preserve">13,293 statewide credit recommendations, driven by faculty discipline workgroups spanning high-demand fields.</w:t>
+        <w:t xml:space="preserve">13,298 statewide credit recommendations, driven by faculty discipline workgroups spanning high-demand fields.</w:t>
       </w:r>
     </w:p>
     <w:p>
@@ -239,7 +239,7 @@
           <w:szCs w:val="21"/>
           <w:rFonts w:ascii="Cambria" w:cs="Cambria" w:eastAsia="Cambria" w:hAnsi="Cambria"/>
         </w:rPr>
-        <w:t xml:space="preserve">The Veteran Sprint has uploaded 57 JSTs to MAP, with estimated student savings of $327M and projected 20-year economic impact of $1.3B.</w:t>
+        <w:t xml:space="preserve">The Veteran Sprint has uploaded 57 JSTs to MAP, with estimated student savings of $329M and projected 20-year economic impact of $1.3B.</w:t>
       </w:r>
     </w:p>
     <w:p>
@@ -424,7 +424,7 @@
                 <w:szCs w:val="20"/>
                 <w:rFonts w:ascii="Cambria" w:cs="Cambria" w:eastAsia="Cambria" w:hAnsi="Cambria"/>
               </w:rPr>
-              <w:t xml:space="preserve">51,265</w:t>
+              <w:t xml:space="preserve">51,383</w:t>
             </w:r>
           </w:p>
         </w:tc>
@@ -564,7 +564,7 @@
                 <w:szCs w:val="20"/>
                 <w:rFonts w:ascii="Cambria" w:cs="Cambria" w:eastAsia="Cambria" w:hAnsi="Cambria"/>
               </w:rPr>
-              <w:t xml:space="preserve">13,293</w:t>
+              <w:t xml:space="preserve">13,298</w:t>
             </w:r>
           </w:p>
         </w:tc>
@@ -774,7 +774,7 @@
                 <w:szCs w:val="20"/>
                 <w:rFonts w:ascii="Cambria" w:cs="Cambria" w:eastAsia="Cambria" w:hAnsi="Cambria"/>
               </w:rPr>
-              <w:t xml:space="preserve">$327M</w:t>
+              <w:t xml:space="preserve">$329M</w:t>
             </w:r>
           </w:p>
         </w:tc>
@@ -29608,7 +29608,7 @@
           <w:szCs w:val="22"/>
           <w:rFonts w:ascii="Cambria" w:cs="Cambria" w:eastAsia="Cambria" w:hAnsi="Cambria"/>
         </w:rPr>
-        <w:t xml:space="preserve">The CPL Initiative has moved from pilot to scale, demonstrating measurable impact in student access, credit attainment, and system engagement. With 51,265 students served, 13,293 statewide credit recommendations, and 102 actively participating colleges, the initiative has surpassed most 2025–26 benchmarks ahead of schedule.</w:t>
+        <w:t xml:space="preserve">The CPL Initiative has moved from pilot to scale, demonstrating measurable impact in student access, credit attainment, and system engagement. With 51,383 students served, 13,298 statewide credit recommendations, and 102 actively participating colleges, the initiative has surpassed most 2025–26 benchmarks ahead of schedule.</w:t>
       </w:r>
     </w:p>
     <w:p>
@@ -29659,7 +29659,7 @@
           <w:szCs w:val="20"/>
           <w:rFonts w:ascii="Cambria" w:cs="Cambria" w:eastAsia="Cambria" w:hAnsi="Cambria"/>
         </w:rPr>
-        <w:t xml:space="preserve">September 10, 2026</w:t>
+        <w:t xml:space="preserve">September 11, 2026</w:t>
       </w:r>
     </w:p>
     <w:sectPr>
@@ -29696,7 +29696,7 @@
         <w:szCs w:val="14"/>
         <w:rFonts w:ascii="Cambria" w:cs="Cambria" w:eastAsia="Cambria" w:hAnsi="Cambria"/>
       </w:rPr>
-      <w:t xml:space="preserve">Generated September 10, 2026  |  California Community Colleges  |  CPL Initiative</w:t>
+      <w:t xml:space="preserve">Generated September 11, 2026  |  California Community Colleges  |  CPL Initiative</w:t>
     </w:r>
     <w:r>
       <w:rPr>

--- a/reports/CPL_Master_Report.docx
+++ b/reports/CPL_Master_Report.docx
@@ -167,7 +167,7 @@
           <w:szCs w:val="21"/>
           <w:rFonts w:ascii="Cambria" w:cs="Cambria" w:eastAsia="Cambria" w:hAnsi="Cambria"/>
         </w:rPr>
-        <w:t xml:space="preserve">51,383 cumulative students served with CPL awards, surpassing annual targets.</w:t>
+        <w:t xml:space="preserve">51,387 cumulative students served with CPL awards, surpassing annual targets.</w:t>
       </w:r>
     </w:p>
     <w:p>
@@ -424,7 +424,7 @@
                 <w:szCs w:val="20"/>
                 <w:rFonts w:ascii="Cambria" w:cs="Cambria" w:eastAsia="Cambria" w:hAnsi="Cambria"/>
               </w:rPr>
-              <w:t xml:space="preserve">51,383</w:t>
+              <w:t xml:space="preserve">51,387</w:t>
             </w:r>
           </w:p>
         </w:tc>
@@ -29608,7 +29608,7 @@
           <w:szCs w:val="22"/>
           <w:rFonts w:ascii="Cambria" w:cs="Cambria" w:eastAsia="Cambria" w:hAnsi="Cambria"/>
         </w:rPr>
-        <w:t xml:space="preserve">The CPL Initiative has moved from pilot to scale, demonstrating measurable impact in student access, credit attainment, and system engagement. With 51,383 students served, 13,298 statewide credit recommendations, and 102 actively participating colleges, the initiative has surpassed most 2025–26 benchmarks ahead of schedule.</w:t>
+        <w:t xml:space="preserve">The CPL Initiative has moved from pilot to scale, demonstrating measurable impact in student access, credit attainment, and system engagement. With 51,387 students served, 13,298 statewide credit recommendations, and 102 actively participating colleges, the initiative has surpassed most 2025–26 benchmarks ahead of schedule.</w:t>
       </w:r>
     </w:p>
     <w:p>

--- a/reports/CPL_Master_Report.docx
+++ b/reports/CPL_Master_Report.docx
@@ -141,7 +141,7 @@
           <w:szCs w:val="22"/>
           <w:rFonts w:ascii="Cambria" w:cs="Cambria" w:eastAsia="Cambria" w:hAnsi="Cambria"/>
         </w:rPr>
-        <w:t xml:space="preserve">As of September 11, 2026, the CPL initiative is ahead of schedule, with most 2025–2026 targets met or exceeded and core infrastructure nearing completion. The work has expanded student access, increased transcripted units, and established the foundation for a permanent, statewide CPL service under Vision 2030.</w:t>
+        <w:t xml:space="preserve">As of September 12, 2026, the CPL initiative is ahead of schedule, with most 2025–2026 targets met or exceeded and core infrastructure nearing completion. The work has expanded student access, increased transcripted units, and established the foundation for a permanent, statewide CPL service under Vision 2030.</w:t>
       </w:r>
     </w:p>
     <w:p>
@@ -167,7 +167,7 @@
           <w:szCs w:val="21"/>
           <w:rFonts w:ascii="Cambria" w:cs="Cambria" w:eastAsia="Cambria" w:hAnsi="Cambria"/>
         </w:rPr>
-        <w:t xml:space="preserve">51,387 cumulative students served with CPL awards, surpassing annual targets.</w:t>
+        <w:t xml:space="preserve">51,472 cumulative students served with CPL awards, surpassing annual targets.</w:t>
       </w:r>
     </w:p>
     <w:p>
@@ -185,7 +185,7 @@
           <w:szCs w:val="21"/>
           <w:rFonts w:ascii="Cambria" w:cs="Cambria" w:eastAsia="Cambria" w:hAnsi="Cambria"/>
         </w:rPr>
-        <w:t xml:space="preserve">219k CPL units transcripted across the system.</w:t>
+        <w:t xml:space="preserve">220k CPL units transcripted across the system.</w:t>
       </w:r>
     </w:p>
     <w:p>
@@ -203,7 +203,7 @@
           <w:szCs w:val="21"/>
           <w:rFonts w:ascii="Cambria" w:cs="Cambria" w:eastAsia="Cambria" w:hAnsi="Cambria"/>
         </w:rPr>
-        <w:t xml:space="preserve">102 colleges meeting active participation thresholds, exceeding the goal of 50.</w:t>
+        <w:t xml:space="preserve">103 colleges meeting active participation thresholds, exceeding the goal of 50.</w:t>
       </w:r>
     </w:p>
     <w:p>
@@ -221,7 +221,7 @@
           <w:szCs w:val="21"/>
           <w:rFonts w:ascii="Cambria" w:cs="Cambria" w:eastAsia="Cambria" w:hAnsi="Cambria"/>
         </w:rPr>
-        <w:t xml:space="preserve">13,298 statewide credit recommendations, driven by faculty discipline workgroups spanning high-demand fields.</w:t>
+        <w:t xml:space="preserve">13,299 statewide credit recommendations, driven by faculty discipline workgroups spanning high-demand fields.</w:t>
       </w:r>
     </w:p>
     <w:p>
@@ -239,7 +239,7 @@
           <w:szCs w:val="21"/>
           <w:rFonts w:ascii="Cambria" w:cs="Cambria" w:eastAsia="Cambria" w:hAnsi="Cambria"/>
         </w:rPr>
-        <w:t xml:space="preserve">The Veteran Sprint has uploaded 57 JSTs to MAP, with estimated student savings of $329M and projected 20-year economic impact of $1.3B.</w:t>
+        <w:t xml:space="preserve">The Veteran Sprint has uploaded 57 JSTs to MAP, with estimated student savings of $329M and projected 20-year economic impact of $1.31B.</w:t>
       </w:r>
     </w:p>
     <w:p>
@@ -424,7 +424,7 @@
                 <w:szCs w:val="20"/>
                 <w:rFonts w:ascii="Cambria" w:cs="Cambria" w:eastAsia="Cambria" w:hAnsi="Cambria"/>
               </w:rPr>
-              <w:t xml:space="preserve">51,387</w:t>
+              <w:t xml:space="preserve">51,472</w:t>
             </w:r>
           </w:p>
         </w:tc>
@@ -494,7 +494,7 @@
                 <w:szCs w:val="20"/>
                 <w:rFonts w:ascii="Cambria" w:cs="Cambria" w:eastAsia="Cambria" w:hAnsi="Cambria"/>
               </w:rPr>
-              <w:t xml:space="preserve">219k</w:t>
+              <w:t xml:space="preserve">220k</w:t>
             </w:r>
           </w:p>
         </w:tc>
@@ -564,7 +564,7 @@
                 <w:szCs w:val="20"/>
                 <w:rFonts w:ascii="Cambria" w:cs="Cambria" w:eastAsia="Cambria" w:hAnsi="Cambria"/>
               </w:rPr>
-              <w:t xml:space="preserve">13,298</w:t>
+              <w:t xml:space="preserve">13,299</w:t>
             </w:r>
           </w:p>
         </w:tc>
@@ -634,7 +634,7 @@
                 <w:szCs w:val="20"/>
                 <w:rFonts w:ascii="Cambria" w:cs="Cambria" w:eastAsia="Cambria" w:hAnsi="Cambria"/>
               </w:rPr>
-              <w:t xml:space="preserve">102</w:t>
+              <w:t xml:space="preserve">103</w:t>
             </w:r>
           </w:p>
         </w:tc>
@@ -844,7 +844,7 @@
                 <w:szCs w:val="20"/>
                 <w:rFonts w:ascii="Cambria" w:cs="Cambria" w:eastAsia="Cambria" w:hAnsi="Cambria"/>
               </w:rPr>
-              <w:t xml:space="preserve">$1.3B</w:t>
+              <w:t xml:space="preserve">$1.31B</w:t>
             </w:r>
           </w:p>
         </w:tc>
@@ -29608,7 +29608,7 @@
           <w:szCs w:val="22"/>
           <w:rFonts w:ascii="Cambria" w:cs="Cambria" w:eastAsia="Cambria" w:hAnsi="Cambria"/>
         </w:rPr>
-        <w:t xml:space="preserve">The CPL Initiative has moved from pilot to scale, demonstrating measurable impact in student access, credit attainment, and system engagement. With 51,387 students served, 13,298 statewide credit recommendations, and 102 actively participating colleges, the initiative has surpassed most 2025–26 benchmarks ahead of schedule.</w:t>
+        <w:t xml:space="preserve">The CPL Initiative has moved from pilot to scale, demonstrating measurable impact in student access, credit attainment, and system engagement. With 51,472 students served, 13,299 statewide credit recommendations, and 103 actively participating colleges, the initiative has surpassed most 2025–26 benchmarks ahead of schedule.</w:t>
       </w:r>
     </w:p>
     <w:p>
@@ -29659,7 +29659,7 @@
           <w:szCs w:val="20"/>
           <w:rFonts w:ascii="Cambria" w:cs="Cambria" w:eastAsia="Cambria" w:hAnsi="Cambria"/>
         </w:rPr>
-        <w:t xml:space="preserve">September 11, 2026</w:t>
+        <w:t xml:space="preserve">September 12, 2026</w:t>
       </w:r>
     </w:p>
     <w:sectPr>
@@ -29696,7 +29696,7 @@
         <w:szCs w:val="14"/>
         <w:rFonts w:ascii="Cambria" w:cs="Cambria" w:eastAsia="Cambria" w:hAnsi="Cambria"/>
       </w:rPr>
-      <w:t xml:space="preserve">Generated September 11, 2026  |  California Community Colleges  |  CPL Initiative</w:t>
+      <w:t xml:space="preserve">Generated September 12, 2026  |  California Community Colleges  |  CPL Initiative</w:t>
     </w:r>
     <w:r>
       <w:rPr>
